--- a/Artigos/Perfil_Humor_Semana_PreTemporada_ABNT.docx
+++ b/Artigos/Perfil_Humor_Semana_PreTemporada_ABNT.docx
@@ -3012,7 +3012,3355 @@
           <w:i w:val="0"/>
           <w:sz w:val="24"/>
         </w:rPr>
-        <w:t>Dentro dos dias, do primeiro ao último registro, o vigor caiu e a fadiga (física, do BRUMS e mental) aumentou, todos de forma significativa — a fadiga física com o maior efeito agudo (dz = +1,08). Esse padrão, de mesma direção que o observado na escala semanal, indica que a resposta aguda a cada dia é um análogo, em menor amplitude, do processo de acúmulo. A Figura 3 detalha a resposta pré→pós por dia, evidenciando que o contraste se mantém ao longo de toda a semana.</w:t>
+        <w:t>Dentro dos dias, do primeiro ao último registro, o vigor caiu e a fadiga (física, do BRUMS e mental) aumentou, todos de forma significativa — a fadiga física com o maior efeito agudo (dz = +1,08). Esse padrão, de mesma direção que o observado na escala semanal, indica que a resposta aguda a cada dia é um análogo, em menor amplitude, do processo de acúmulo. As Tabelas 5 a 8 detalham a resposta pré→pós dia a dia para cada variável, e a Figura 3 a representa graficamente.</w:t>
+      </w:r>
+    </w:p>
+    <w:p>
+      <w:pPr>
+        <w:spacing w:before="160" w:line="240" w:lineRule="auto"/>
+        <w:jc w:val="left"/>
+      </w:pPr>
+      <w:r>
+        <w:rPr>
+          <w:rFonts w:ascii="Times New Roman" w:hAnsi="Times New Roman"/>
+          <w:b w:val="0"/>
+          <w:i w:val="0"/>
+          <w:sz w:val="20"/>
+        </w:rPr>
+        <w:t>Tabela 5 – Vigor: resposta pré→pós por dia (* p &lt; 0,05)</w:t>
+      </w:r>
+    </w:p>
+    <w:tbl>
+      <w:tblPr>
+        <w:tblW w:type="auto" w:w="0"/>
+        <w:jc w:val="center"/>
+        <w:tblLook w:firstColumn="1" w:firstRow="1" w:lastColumn="0" w:lastRow="0" w:noHBand="0" w:noVBand="1" w:val="04A0"/>
+        <w:tblBorders>
+          <w:top w:val="single" w:sz="6" w:space="0" w:color="000000"/>
+          <w:bottom w:val="single" w:sz="6" w:space="0" w:color="000000"/>
+          <w:insideH w:val="single" w:sz="6" w:space="0" w:color="000000"/>
+          <w:left w:val="none"/>
+          <w:right w:val="none"/>
+          <w:insideV w:val="none"/>
+        </w:tblBorders>
+      </w:tblPr>
+      <w:tblGrid>
+        <w:gridCol w:w="1567"/>
+        <w:gridCol w:w="1567"/>
+        <w:gridCol w:w="1567"/>
+        <w:gridCol w:w="1567"/>
+        <w:gridCol w:w="1567"/>
+        <w:gridCol w:w="1567"/>
+      </w:tblGrid>
+      <w:tr>
+        <w:tc>
+          <w:tcPr>
+            <w:tcW w:type="dxa" w:w="1567"/>
+          </w:tcPr>
+          <w:p>
+            <w:r>
+              <w:rPr>
+                <w:rFonts w:ascii="Times New Roman" w:hAnsi="Times New Roman"/>
+                <w:b/>
+                <w:i w:val="0"/>
+                <w:sz w:val="18"/>
+              </w:rPr>
+              <w:t>Dia</w:t>
+            </w:r>
+          </w:p>
+        </w:tc>
+        <w:tc>
+          <w:tcPr>
+            <w:tcW w:type="dxa" w:w="1567"/>
+          </w:tcPr>
+          <w:p>
+            <w:r>
+              <w:rPr>
+                <w:rFonts w:ascii="Times New Roman" w:hAnsi="Times New Roman"/>
+                <w:b/>
+                <w:i w:val="0"/>
+                <w:sz w:val="18"/>
+              </w:rPr>
+              <w:t>Pré</w:t>
+            </w:r>
+          </w:p>
+        </w:tc>
+        <w:tc>
+          <w:tcPr>
+            <w:tcW w:type="dxa" w:w="1567"/>
+          </w:tcPr>
+          <w:p>
+            <w:r>
+              <w:rPr>
+                <w:rFonts w:ascii="Times New Roman" w:hAnsi="Times New Roman"/>
+                <w:b/>
+                <w:i w:val="0"/>
+                <w:sz w:val="18"/>
+              </w:rPr>
+              <w:t>Pós</w:t>
+            </w:r>
+          </w:p>
+        </w:tc>
+        <w:tc>
+          <w:tcPr>
+            <w:tcW w:type="dxa" w:w="1567"/>
+          </w:tcPr>
+          <w:p>
+            <w:r>
+              <w:rPr>
+                <w:rFonts w:ascii="Times New Roman" w:hAnsi="Times New Roman"/>
+                <w:b/>
+                <w:i w:val="0"/>
+                <w:sz w:val="18"/>
+              </w:rPr>
+              <w:t>Δ (pós−pré)</w:t>
+            </w:r>
+          </w:p>
+        </w:tc>
+        <w:tc>
+          <w:tcPr>
+            <w:tcW w:type="dxa" w:w="1567"/>
+          </w:tcPr>
+          <w:p>
+            <w:r>
+              <w:rPr>
+                <w:rFonts w:ascii="Times New Roman" w:hAnsi="Times New Roman"/>
+                <w:b/>
+                <w:i w:val="0"/>
+                <w:sz w:val="18"/>
+              </w:rPr>
+              <w:t>dz</w:t>
+            </w:r>
+          </w:p>
+        </w:tc>
+        <w:tc>
+          <w:tcPr>
+            <w:tcW w:type="dxa" w:w="1567"/>
+          </w:tcPr>
+          <w:p>
+            <w:r>
+              <w:rPr>
+                <w:rFonts w:ascii="Times New Roman" w:hAnsi="Times New Roman"/>
+                <w:b/>
+                <w:i w:val="0"/>
+                <w:sz w:val="18"/>
+              </w:rPr>
+              <w:t>p</w:t>
+            </w:r>
+          </w:p>
+        </w:tc>
+      </w:tr>
+      <w:tr>
+        <w:tc>
+          <w:tcPr>
+            <w:tcW w:type="dxa" w:w="1567"/>
+          </w:tcPr>
+          <w:p>
+            <w:r>
+              <w:rPr>
+                <w:rFonts w:ascii="Times New Roman" w:hAnsi="Times New Roman"/>
+                <w:b w:val="0"/>
+                <w:i w:val="0"/>
+                <w:sz w:val="18"/>
+              </w:rPr>
+              <w:t>Dia 1</w:t>
+            </w:r>
+          </w:p>
+        </w:tc>
+        <w:tc>
+          <w:tcPr>
+            <w:tcW w:type="dxa" w:w="1567"/>
+          </w:tcPr>
+          <w:p>
+            <w:r>
+              <w:rPr>
+                <w:rFonts w:ascii="Times New Roman" w:hAnsi="Times New Roman"/>
+                <w:b w:val="0"/>
+                <w:i w:val="0"/>
+                <w:sz w:val="18"/>
+              </w:rPr>
+              <w:t>8,60</w:t>
+            </w:r>
+          </w:p>
+        </w:tc>
+        <w:tc>
+          <w:tcPr>
+            <w:tcW w:type="dxa" w:w="1567"/>
+          </w:tcPr>
+          <w:p>
+            <w:r>
+              <w:rPr>
+                <w:rFonts w:ascii="Times New Roman" w:hAnsi="Times New Roman"/>
+                <w:b w:val="0"/>
+                <w:i w:val="0"/>
+                <w:sz w:val="18"/>
+              </w:rPr>
+              <w:t>6,13</w:t>
+            </w:r>
+          </w:p>
+        </w:tc>
+        <w:tc>
+          <w:tcPr>
+            <w:tcW w:type="dxa" w:w="1567"/>
+          </w:tcPr>
+          <w:p>
+            <w:r>
+              <w:rPr>
+                <w:rFonts w:ascii="Times New Roman" w:hAnsi="Times New Roman"/>
+                <w:b w:val="0"/>
+                <w:i w:val="0"/>
+                <w:sz w:val="18"/>
+              </w:rPr>
+              <w:t>-2,47</w:t>
+            </w:r>
+          </w:p>
+        </w:tc>
+        <w:tc>
+          <w:tcPr>
+            <w:tcW w:type="dxa" w:w="1567"/>
+          </w:tcPr>
+          <w:p>
+            <w:r>
+              <w:rPr>
+                <w:rFonts w:ascii="Times New Roman" w:hAnsi="Times New Roman"/>
+                <w:b w:val="0"/>
+                <w:i w:val="0"/>
+                <w:sz w:val="18"/>
+              </w:rPr>
+              <w:t>-1,00</w:t>
+            </w:r>
+          </w:p>
+        </w:tc>
+        <w:tc>
+          <w:tcPr>
+            <w:tcW w:type="dxa" w:w="1567"/>
+          </w:tcPr>
+          <w:p>
+            <w:r>
+              <w:rPr>
+                <w:rFonts w:ascii="Times New Roman" w:hAnsi="Times New Roman"/>
+                <w:b w:val="0"/>
+                <w:i w:val="0"/>
+                <w:sz w:val="18"/>
+              </w:rPr>
+              <w:t>0,006*</w:t>
+            </w:r>
+          </w:p>
+        </w:tc>
+      </w:tr>
+      <w:tr>
+        <w:tc>
+          <w:tcPr>
+            <w:tcW w:type="dxa" w:w="1567"/>
+          </w:tcPr>
+          <w:p>
+            <w:r>
+              <w:rPr>
+                <w:rFonts w:ascii="Times New Roman" w:hAnsi="Times New Roman"/>
+                <w:b w:val="0"/>
+                <w:i w:val="0"/>
+                <w:sz w:val="18"/>
+              </w:rPr>
+              <w:t>Dia 2</w:t>
+            </w:r>
+          </w:p>
+        </w:tc>
+        <w:tc>
+          <w:tcPr>
+            <w:tcW w:type="dxa" w:w="1567"/>
+          </w:tcPr>
+          <w:p>
+            <w:r>
+              <w:rPr>
+                <w:rFonts w:ascii="Times New Roman" w:hAnsi="Times New Roman"/>
+                <w:b w:val="0"/>
+                <w:i w:val="0"/>
+                <w:sz w:val="18"/>
+              </w:rPr>
+              <w:t>6,00</w:t>
+            </w:r>
+          </w:p>
+        </w:tc>
+        <w:tc>
+          <w:tcPr>
+            <w:tcW w:type="dxa" w:w="1567"/>
+          </w:tcPr>
+          <w:p>
+            <w:r>
+              <w:rPr>
+                <w:rFonts w:ascii="Times New Roman" w:hAnsi="Times New Roman"/>
+                <w:b w:val="0"/>
+                <w:i w:val="0"/>
+                <w:sz w:val="18"/>
+              </w:rPr>
+              <w:t>4,73</w:t>
+            </w:r>
+          </w:p>
+        </w:tc>
+        <w:tc>
+          <w:tcPr>
+            <w:tcW w:type="dxa" w:w="1567"/>
+          </w:tcPr>
+          <w:p>
+            <w:r>
+              <w:rPr>
+                <w:rFonts w:ascii="Times New Roman" w:hAnsi="Times New Roman"/>
+                <w:b w:val="0"/>
+                <w:i w:val="0"/>
+                <w:sz w:val="18"/>
+              </w:rPr>
+              <w:t>-1,27</w:t>
+            </w:r>
+          </w:p>
+        </w:tc>
+        <w:tc>
+          <w:tcPr>
+            <w:tcW w:type="dxa" w:w="1567"/>
+          </w:tcPr>
+          <w:p>
+            <w:r>
+              <w:rPr>
+                <w:rFonts w:ascii="Times New Roman" w:hAnsi="Times New Roman"/>
+                <w:b w:val="0"/>
+                <w:i w:val="0"/>
+                <w:sz w:val="18"/>
+              </w:rPr>
+              <w:t>-0,39</w:t>
+            </w:r>
+          </w:p>
+        </w:tc>
+        <w:tc>
+          <w:tcPr>
+            <w:tcW w:type="dxa" w:w="1567"/>
+          </w:tcPr>
+          <w:p>
+            <w:r>
+              <w:rPr>
+                <w:rFonts w:ascii="Times New Roman" w:hAnsi="Times New Roman"/>
+                <w:b w:val="0"/>
+                <w:i w:val="0"/>
+                <w:sz w:val="18"/>
+              </w:rPr>
+              <w:t>0,091</w:t>
+            </w:r>
+          </w:p>
+        </w:tc>
+      </w:tr>
+      <w:tr>
+        <w:tc>
+          <w:tcPr>
+            <w:tcW w:type="dxa" w:w="1567"/>
+          </w:tcPr>
+          <w:p>
+            <w:r>
+              <w:rPr>
+                <w:rFonts w:ascii="Times New Roman" w:hAnsi="Times New Roman"/>
+                <w:b w:val="0"/>
+                <w:i w:val="0"/>
+                <w:sz w:val="18"/>
+              </w:rPr>
+              <w:t>Dia 3</w:t>
+            </w:r>
+          </w:p>
+        </w:tc>
+        <w:tc>
+          <w:tcPr>
+            <w:tcW w:type="dxa" w:w="1567"/>
+          </w:tcPr>
+          <w:p>
+            <w:r>
+              <w:rPr>
+                <w:rFonts w:ascii="Times New Roman" w:hAnsi="Times New Roman"/>
+                <w:b w:val="0"/>
+                <w:i w:val="0"/>
+                <w:sz w:val="18"/>
+              </w:rPr>
+              <w:t>5,33</w:t>
+            </w:r>
+          </w:p>
+        </w:tc>
+        <w:tc>
+          <w:tcPr>
+            <w:tcW w:type="dxa" w:w="1567"/>
+          </w:tcPr>
+          <w:p>
+            <w:r>
+              <w:rPr>
+                <w:rFonts w:ascii="Times New Roman" w:hAnsi="Times New Roman"/>
+                <w:b w:val="0"/>
+                <w:i w:val="0"/>
+                <w:sz w:val="18"/>
+              </w:rPr>
+              <w:t>4,90</w:t>
+            </w:r>
+          </w:p>
+        </w:tc>
+        <w:tc>
+          <w:tcPr>
+            <w:tcW w:type="dxa" w:w="1567"/>
+          </w:tcPr>
+          <w:p>
+            <w:r>
+              <w:rPr>
+                <w:rFonts w:ascii="Times New Roman" w:hAnsi="Times New Roman"/>
+                <w:b w:val="0"/>
+                <w:i w:val="0"/>
+                <w:sz w:val="18"/>
+              </w:rPr>
+              <w:t>-0,43</w:t>
+            </w:r>
+          </w:p>
+        </w:tc>
+        <w:tc>
+          <w:tcPr>
+            <w:tcW w:type="dxa" w:w="1567"/>
+          </w:tcPr>
+          <w:p>
+            <w:r>
+              <w:rPr>
+                <w:rFonts w:ascii="Times New Roman" w:hAnsi="Times New Roman"/>
+                <w:b w:val="0"/>
+                <w:i w:val="0"/>
+                <w:sz w:val="18"/>
+              </w:rPr>
+              <w:t>-0,22</w:t>
+            </w:r>
+          </w:p>
+        </w:tc>
+        <w:tc>
+          <w:tcPr>
+            <w:tcW w:type="dxa" w:w="1567"/>
+          </w:tcPr>
+          <w:p>
+            <w:r>
+              <w:rPr>
+                <w:rFonts w:ascii="Times New Roman" w:hAnsi="Times New Roman"/>
+                <w:b w:val="0"/>
+                <w:i w:val="0"/>
+                <w:sz w:val="18"/>
+              </w:rPr>
+              <w:t>0,369</w:t>
+            </w:r>
+          </w:p>
+        </w:tc>
+      </w:tr>
+      <w:tr>
+        <w:tc>
+          <w:tcPr>
+            <w:tcW w:type="dxa" w:w="1567"/>
+          </w:tcPr>
+          <w:p>
+            <w:r>
+              <w:rPr>
+                <w:rFonts w:ascii="Times New Roman" w:hAnsi="Times New Roman"/>
+                <w:b w:val="0"/>
+                <w:i w:val="0"/>
+                <w:sz w:val="18"/>
+              </w:rPr>
+              <w:t>Dia 4</w:t>
+            </w:r>
+          </w:p>
+        </w:tc>
+        <w:tc>
+          <w:tcPr>
+            <w:tcW w:type="dxa" w:w="1567"/>
+          </w:tcPr>
+          <w:p>
+            <w:r>
+              <w:rPr>
+                <w:rFonts w:ascii="Times New Roman" w:hAnsi="Times New Roman"/>
+                <w:b w:val="0"/>
+                <w:i w:val="0"/>
+                <w:sz w:val="18"/>
+              </w:rPr>
+              <w:t>5,72</w:t>
+            </w:r>
+          </w:p>
+        </w:tc>
+        <w:tc>
+          <w:tcPr>
+            <w:tcW w:type="dxa" w:w="1567"/>
+          </w:tcPr>
+          <w:p>
+            <w:r>
+              <w:rPr>
+                <w:rFonts w:ascii="Times New Roman" w:hAnsi="Times New Roman"/>
+                <w:b w:val="0"/>
+                <w:i w:val="0"/>
+                <w:sz w:val="18"/>
+              </w:rPr>
+              <w:t>5,06</w:t>
+            </w:r>
+          </w:p>
+        </w:tc>
+        <w:tc>
+          <w:tcPr>
+            <w:tcW w:type="dxa" w:w="1567"/>
+          </w:tcPr>
+          <w:p>
+            <w:r>
+              <w:rPr>
+                <w:rFonts w:ascii="Times New Roman" w:hAnsi="Times New Roman"/>
+                <w:b w:val="0"/>
+                <w:i w:val="0"/>
+                <w:sz w:val="18"/>
+              </w:rPr>
+              <w:t>-0,67</w:t>
+            </w:r>
+          </w:p>
+        </w:tc>
+        <w:tc>
+          <w:tcPr>
+            <w:tcW w:type="dxa" w:w="1567"/>
+          </w:tcPr>
+          <w:p>
+            <w:r>
+              <w:rPr>
+                <w:rFonts w:ascii="Times New Roman" w:hAnsi="Times New Roman"/>
+                <w:b w:val="0"/>
+                <w:i w:val="0"/>
+                <w:sz w:val="18"/>
+              </w:rPr>
+              <w:t>-0,26</w:t>
+            </w:r>
+          </w:p>
+        </w:tc>
+        <w:tc>
+          <w:tcPr>
+            <w:tcW w:type="dxa" w:w="1567"/>
+          </w:tcPr>
+          <w:p>
+            <w:r>
+              <w:rPr>
+                <w:rFonts w:ascii="Times New Roman" w:hAnsi="Times New Roman"/>
+                <w:b w:val="0"/>
+                <w:i w:val="0"/>
+                <w:sz w:val="18"/>
+              </w:rPr>
+              <w:t>0,245</w:t>
+            </w:r>
+          </w:p>
+        </w:tc>
+      </w:tr>
+      <w:tr>
+        <w:tc>
+          <w:tcPr>
+            <w:tcW w:type="dxa" w:w="1567"/>
+          </w:tcPr>
+          <w:p>
+            <w:r>
+              <w:rPr>
+                <w:rFonts w:ascii="Times New Roman" w:hAnsi="Times New Roman"/>
+                <w:b w:val="0"/>
+                <w:i w:val="0"/>
+                <w:sz w:val="18"/>
+              </w:rPr>
+              <w:t>Dia 5</w:t>
+            </w:r>
+          </w:p>
+        </w:tc>
+        <w:tc>
+          <w:tcPr>
+            <w:tcW w:type="dxa" w:w="1567"/>
+          </w:tcPr>
+          <w:p>
+            <w:r>
+              <w:rPr>
+                <w:rFonts w:ascii="Times New Roman" w:hAnsi="Times New Roman"/>
+                <w:b w:val="0"/>
+                <w:i w:val="0"/>
+                <w:sz w:val="18"/>
+              </w:rPr>
+              <w:t>6,42</w:t>
+            </w:r>
+          </w:p>
+        </w:tc>
+        <w:tc>
+          <w:tcPr>
+            <w:tcW w:type="dxa" w:w="1567"/>
+          </w:tcPr>
+          <w:p>
+            <w:r>
+              <w:rPr>
+                <w:rFonts w:ascii="Times New Roman" w:hAnsi="Times New Roman"/>
+                <w:b w:val="0"/>
+                <w:i w:val="0"/>
+                <w:sz w:val="18"/>
+              </w:rPr>
+              <w:t>6,11</w:t>
+            </w:r>
+          </w:p>
+        </w:tc>
+        <w:tc>
+          <w:tcPr>
+            <w:tcW w:type="dxa" w:w="1567"/>
+          </w:tcPr>
+          <w:p>
+            <w:r>
+              <w:rPr>
+                <w:rFonts w:ascii="Times New Roman" w:hAnsi="Times New Roman"/>
+                <w:b w:val="0"/>
+                <w:i w:val="0"/>
+                <w:sz w:val="18"/>
+              </w:rPr>
+              <w:t>-0,32</w:t>
+            </w:r>
+          </w:p>
+        </w:tc>
+        <w:tc>
+          <w:tcPr>
+            <w:tcW w:type="dxa" w:w="1567"/>
+          </w:tcPr>
+          <w:p>
+            <w:r>
+              <w:rPr>
+                <w:rFonts w:ascii="Times New Roman" w:hAnsi="Times New Roman"/>
+                <w:b w:val="0"/>
+                <w:i w:val="0"/>
+                <w:sz w:val="18"/>
+              </w:rPr>
+              <w:t>-0,12</w:t>
+            </w:r>
+          </w:p>
+        </w:tc>
+        <w:tc>
+          <w:tcPr>
+            <w:tcW w:type="dxa" w:w="1567"/>
+          </w:tcPr>
+          <w:p>
+            <w:r>
+              <w:rPr>
+                <w:rFonts w:ascii="Times New Roman" w:hAnsi="Times New Roman"/>
+                <w:b w:val="0"/>
+                <w:i w:val="0"/>
+                <w:sz w:val="18"/>
+              </w:rPr>
+              <w:t>0,794</w:t>
+            </w:r>
+          </w:p>
+        </w:tc>
+      </w:tr>
+      <w:tr>
+        <w:tc>
+          <w:tcPr>
+            <w:tcW w:type="dxa" w:w="1567"/>
+          </w:tcPr>
+          <w:p>
+            <w:r>
+              <w:rPr>
+                <w:rFonts w:ascii="Times New Roman" w:hAnsi="Times New Roman"/>
+                <w:b w:val="0"/>
+                <w:i w:val="0"/>
+                <w:sz w:val="18"/>
+              </w:rPr>
+              <w:t>Dia 6</w:t>
+            </w:r>
+          </w:p>
+        </w:tc>
+        <w:tc>
+          <w:tcPr>
+            <w:tcW w:type="dxa" w:w="1567"/>
+          </w:tcPr>
+          <w:p>
+            <w:r>
+              <w:rPr>
+                <w:rFonts w:ascii="Times New Roman" w:hAnsi="Times New Roman"/>
+                <w:b w:val="0"/>
+                <w:i w:val="0"/>
+                <w:sz w:val="18"/>
+              </w:rPr>
+              <w:t>6,85</w:t>
+            </w:r>
+          </w:p>
+        </w:tc>
+        <w:tc>
+          <w:tcPr>
+            <w:tcW w:type="dxa" w:w="1567"/>
+          </w:tcPr>
+          <w:p>
+            <w:r>
+              <w:rPr>
+                <w:rFonts w:ascii="Times New Roman" w:hAnsi="Times New Roman"/>
+                <w:b w:val="0"/>
+                <w:i w:val="0"/>
+                <w:sz w:val="18"/>
+              </w:rPr>
+              <w:t>4,75</w:t>
+            </w:r>
+          </w:p>
+        </w:tc>
+        <w:tc>
+          <w:tcPr>
+            <w:tcW w:type="dxa" w:w="1567"/>
+          </w:tcPr>
+          <w:p>
+            <w:r>
+              <w:rPr>
+                <w:rFonts w:ascii="Times New Roman" w:hAnsi="Times New Roman"/>
+                <w:b w:val="0"/>
+                <w:i w:val="0"/>
+                <w:sz w:val="18"/>
+              </w:rPr>
+              <w:t>-2,10</w:t>
+            </w:r>
+          </w:p>
+        </w:tc>
+        <w:tc>
+          <w:tcPr>
+            <w:tcW w:type="dxa" w:w="1567"/>
+          </w:tcPr>
+          <w:p>
+            <w:r>
+              <w:rPr>
+                <w:rFonts w:ascii="Times New Roman" w:hAnsi="Times New Roman"/>
+                <w:b w:val="0"/>
+                <w:i w:val="0"/>
+                <w:sz w:val="18"/>
+              </w:rPr>
+              <w:t>-0,64</w:t>
+            </w:r>
+          </w:p>
+        </w:tc>
+        <w:tc>
+          <w:tcPr>
+            <w:tcW w:type="dxa" w:w="1567"/>
+          </w:tcPr>
+          <w:p>
+            <w:r>
+              <w:rPr>
+                <w:rFonts w:ascii="Times New Roman" w:hAnsi="Times New Roman"/>
+                <w:b w:val="0"/>
+                <w:i w:val="0"/>
+                <w:sz w:val="18"/>
+              </w:rPr>
+              <w:t>0,009*</w:t>
+            </w:r>
+          </w:p>
+        </w:tc>
+      </w:tr>
+      <w:tr>
+        <w:tc>
+          <w:tcPr>
+            <w:tcW w:type="dxa" w:w="1567"/>
+          </w:tcPr>
+          <w:p>
+            <w:r>
+              <w:rPr>
+                <w:rFonts w:ascii="Times New Roman" w:hAnsi="Times New Roman"/>
+                <w:b w:val="0"/>
+                <w:i w:val="0"/>
+                <w:sz w:val="18"/>
+              </w:rPr>
+              <w:t>Dia 7</w:t>
+            </w:r>
+          </w:p>
+        </w:tc>
+        <w:tc>
+          <w:tcPr>
+            <w:tcW w:type="dxa" w:w="1567"/>
+          </w:tcPr>
+          <w:p>
+            <w:r>
+              <w:rPr>
+                <w:rFonts w:ascii="Times New Roman" w:hAnsi="Times New Roman"/>
+                <w:b w:val="0"/>
+                <w:i w:val="0"/>
+                <w:sz w:val="18"/>
+              </w:rPr>
+              <w:t>4,88</w:t>
+            </w:r>
+          </w:p>
+        </w:tc>
+        <w:tc>
+          <w:tcPr>
+            <w:tcW w:type="dxa" w:w="1567"/>
+          </w:tcPr>
+          <w:p>
+            <w:r>
+              <w:rPr>
+                <w:rFonts w:ascii="Times New Roman" w:hAnsi="Times New Roman"/>
+                <w:b w:val="0"/>
+                <w:i w:val="0"/>
+                <w:sz w:val="18"/>
+              </w:rPr>
+              <w:t>4,38</w:t>
+            </w:r>
+          </w:p>
+        </w:tc>
+        <w:tc>
+          <w:tcPr>
+            <w:tcW w:type="dxa" w:w="1567"/>
+          </w:tcPr>
+          <w:p>
+            <w:r>
+              <w:rPr>
+                <w:rFonts w:ascii="Times New Roman" w:hAnsi="Times New Roman"/>
+                <w:b w:val="0"/>
+                <w:i w:val="0"/>
+                <w:sz w:val="18"/>
+              </w:rPr>
+              <w:t>-0,50</w:t>
+            </w:r>
+          </w:p>
+        </w:tc>
+        <w:tc>
+          <w:tcPr>
+            <w:tcW w:type="dxa" w:w="1567"/>
+          </w:tcPr>
+          <w:p>
+            <w:r>
+              <w:rPr>
+                <w:rFonts w:ascii="Times New Roman" w:hAnsi="Times New Roman"/>
+                <w:b w:val="0"/>
+                <w:i w:val="0"/>
+                <w:sz w:val="18"/>
+              </w:rPr>
+              <w:t>-0,20</w:t>
+            </w:r>
+          </w:p>
+        </w:tc>
+        <w:tc>
+          <w:tcPr>
+            <w:tcW w:type="dxa" w:w="1567"/>
+          </w:tcPr>
+          <w:p>
+            <w:r>
+              <w:rPr>
+                <w:rFonts w:ascii="Times New Roman" w:hAnsi="Times New Roman"/>
+                <w:b w:val="0"/>
+                <w:i w:val="0"/>
+                <w:sz w:val="18"/>
+              </w:rPr>
+              <w:t>0,453</w:t>
+            </w:r>
+          </w:p>
+        </w:tc>
+      </w:tr>
+    </w:tbl>
+    <w:p>
+      <w:pPr>
+        <w:spacing w:after="160" w:line="240" w:lineRule="auto"/>
+        <w:jc w:val="left"/>
+      </w:pPr>
+      <w:r>
+        <w:rPr>
+          <w:rFonts w:ascii="Times New Roman" w:hAnsi="Times New Roman"/>
+          <w:b w:val="0"/>
+          <w:i w:val="0"/>
+          <w:sz w:val="20"/>
+        </w:rPr>
+        <w:t>Fonte: Dados da pesquisa (2026).</w:t>
+      </w:r>
+    </w:p>
+    <w:p>
+      <w:pPr>
+        <w:spacing w:before="160" w:line="240" w:lineRule="auto"/>
+        <w:jc w:val="left"/>
+      </w:pPr>
+      <w:r>
+        <w:rPr>
+          <w:rFonts w:ascii="Times New Roman" w:hAnsi="Times New Roman"/>
+          <w:b w:val="0"/>
+          <w:i w:val="0"/>
+          <w:sz w:val="20"/>
+        </w:rPr>
+        <w:t>Tabela 6 – Fadiga (BRUMS): resposta pré→pós por dia (* p &lt; 0,05)</w:t>
+      </w:r>
+    </w:p>
+    <w:tbl>
+      <w:tblPr>
+        <w:tblW w:type="auto" w:w="0"/>
+        <w:jc w:val="center"/>
+        <w:tblLook w:firstColumn="1" w:firstRow="1" w:lastColumn="0" w:lastRow="0" w:noHBand="0" w:noVBand="1" w:val="04A0"/>
+        <w:tblBorders>
+          <w:top w:val="single" w:sz="6" w:space="0" w:color="000000"/>
+          <w:bottom w:val="single" w:sz="6" w:space="0" w:color="000000"/>
+          <w:insideH w:val="single" w:sz="6" w:space="0" w:color="000000"/>
+          <w:left w:val="none"/>
+          <w:right w:val="none"/>
+          <w:insideV w:val="none"/>
+        </w:tblBorders>
+      </w:tblPr>
+      <w:tblGrid>
+        <w:gridCol w:w="1567"/>
+        <w:gridCol w:w="1567"/>
+        <w:gridCol w:w="1567"/>
+        <w:gridCol w:w="1567"/>
+        <w:gridCol w:w="1567"/>
+        <w:gridCol w:w="1567"/>
+      </w:tblGrid>
+      <w:tr>
+        <w:tc>
+          <w:tcPr>
+            <w:tcW w:type="dxa" w:w="1567"/>
+          </w:tcPr>
+          <w:p>
+            <w:r>
+              <w:rPr>
+                <w:rFonts w:ascii="Times New Roman" w:hAnsi="Times New Roman"/>
+                <w:b/>
+                <w:i w:val="0"/>
+                <w:sz w:val="18"/>
+              </w:rPr>
+              <w:t>Dia</w:t>
+            </w:r>
+          </w:p>
+        </w:tc>
+        <w:tc>
+          <w:tcPr>
+            <w:tcW w:type="dxa" w:w="1567"/>
+          </w:tcPr>
+          <w:p>
+            <w:r>
+              <w:rPr>
+                <w:rFonts w:ascii="Times New Roman" w:hAnsi="Times New Roman"/>
+                <w:b/>
+                <w:i w:val="0"/>
+                <w:sz w:val="18"/>
+              </w:rPr>
+              <w:t>Pré</w:t>
+            </w:r>
+          </w:p>
+        </w:tc>
+        <w:tc>
+          <w:tcPr>
+            <w:tcW w:type="dxa" w:w="1567"/>
+          </w:tcPr>
+          <w:p>
+            <w:r>
+              <w:rPr>
+                <w:rFonts w:ascii="Times New Roman" w:hAnsi="Times New Roman"/>
+                <w:b/>
+                <w:i w:val="0"/>
+                <w:sz w:val="18"/>
+              </w:rPr>
+              <w:t>Pós</w:t>
+            </w:r>
+          </w:p>
+        </w:tc>
+        <w:tc>
+          <w:tcPr>
+            <w:tcW w:type="dxa" w:w="1567"/>
+          </w:tcPr>
+          <w:p>
+            <w:r>
+              <w:rPr>
+                <w:rFonts w:ascii="Times New Roman" w:hAnsi="Times New Roman"/>
+                <w:b/>
+                <w:i w:val="0"/>
+                <w:sz w:val="18"/>
+              </w:rPr>
+              <w:t>Δ (pós−pré)</w:t>
+            </w:r>
+          </w:p>
+        </w:tc>
+        <w:tc>
+          <w:tcPr>
+            <w:tcW w:type="dxa" w:w="1567"/>
+          </w:tcPr>
+          <w:p>
+            <w:r>
+              <w:rPr>
+                <w:rFonts w:ascii="Times New Roman" w:hAnsi="Times New Roman"/>
+                <w:b/>
+                <w:i w:val="0"/>
+                <w:sz w:val="18"/>
+              </w:rPr>
+              <w:t>dz</w:t>
+            </w:r>
+          </w:p>
+        </w:tc>
+        <w:tc>
+          <w:tcPr>
+            <w:tcW w:type="dxa" w:w="1567"/>
+          </w:tcPr>
+          <w:p>
+            <w:r>
+              <w:rPr>
+                <w:rFonts w:ascii="Times New Roman" w:hAnsi="Times New Roman"/>
+                <w:b/>
+                <w:i w:val="0"/>
+                <w:sz w:val="18"/>
+              </w:rPr>
+              <w:t>p</w:t>
+            </w:r>
+          </w:p>
+        </w:tc>
+      </w:tr>
+      <w:tr>
+        <w:tc>
+          <w:tcPr>
+            <w:tcW w:type="dxa" w:w="1567"/>
+          </w:tcPr>
+          <w:p>
+            <w:r>
+              <w:rPr>
+                <w:rFonts w:ascii="Times New Roman" w:hAnsi="Times New Roman"/>
+                <w:b w:val="0"/>
+                <w:i w:val="0"/>
+                <w:sz w:val="18"/>
+              </w:rPr>
+              <w:t>Dia 1</w:t>
+            </w:r>
+          </w:p>
+        </w:tc>
+        <w:tc>
+          <w:tcPr>
+            <w:tcW w:type="dxa" w:w="1567"/>
+          </w:tcPr>
+          <w:p>
+            <w:r>
+              <w:rPr>
+                <w:rFonts w:ascii="Times New Roman" w:hAnsi="Times New Roman"/>
+                <w:b w:val="0"/>
+                <w:i w:val="0"/>
+                <w:sz w:val="18"/>
+              </w:rPr>
+              <w:t>2,27</w:t>
+            </w:r>
+          </w:p>
+        </w:tc>
+        <w:tc>
+          <w:tcPr>
+            <w:tcW w:type="dxa" w:w="1567"/>
+          </w:tcPr>
+          <w:p>
+            <w:r>
+              <w:rPr>
+                <w:rFonts w:ascii="Times New Roman" w:hAnsi="Times New Roman"/>
+                <w:b w:val="0"/>
+                <w:i w:val="0"/>
+                <w:sz w:val="18"/>
+              </w:rPr>
+              <w:t>4,40</w:t>
+            </w:r>
+          </w:p>
+        </w:tc>
+        <w:tc>
+          <w:tcPr>
+            <w:tcW w:type="dxa" w:w="1567"/>
+          </w:tcPr>
+          <w:p>
+            <w:r>
+              <w:rPr>
+                <w:rFonts w:ascii="Times New Roman" w:hAnsi="Times New Roman"/>
+                <w:b w:val="0"/>
+                <w:i w:val="0"/>
+                <w:sz w:val="18"/>
+              </w:rPr>
+              <w:t>+2,13</w:t>
+            </w:r>
+          </w:p>
+        </w:tc>
+        <w:tc>
+          <w:tcPr>
+            <w:tcW w:type="dxa" w:w="1567"/>
+          </w:tcPr>
+          <w:p>
+            <w:r>
+              <w:rPr>
+                <w:rFonts w:ascii="Times New Roman" w:hAnsi="Times New Roman"/>
+                <w:b w:val="0"/>
+                <w:i w:val="0"/>
+                <w:sz w:val="18"/>
+              </w:rPr>
+              <w:t>+0,74</w:t>
+            </w:r>
+          </w:p>
+        </w:tc>
+        <w:tc>
+          <w:tcPr>
+            <w:tcW w:type="dxa" w:w="1567"/>
+          </w:tcPr>
+          <w:p>
+            <w:r>
+              <w:rPr>
+                <w:rFonts w:ascii="Times New Roman" w:hAnsi="Times New Roman"/>
+                <w:b w:val="0"/>
+                <w:i w:val="0"/>
+                <w:sz w:val="18"/>
+              </w:rPr>
+              <w:t>0,012*</w:t>
+            </w:r>
+          </w:p>
+        </w:tc>
+      </w:tr>
+      <w:tr>
+        <w:tc>
+          <w:tcPr>
+            <w:tcW w:type="dxa" w:w="1567"/>
+          </w:tcPr>
+          <w:p>
+            <w:r>
+              <w:rPr>
+                <w:rFonts w:ascii="Times New Roman" w:hAnsi="Times New Roman"/>
+                <w:b w:val="0"/>
+                <w:i w:val="0"/>
+                <w:sz w:val="18"/>
+              </w:rPr>
+              <w:t>Dia 2</w:t>
+            </w:r>
+          </w:p>
+        </w:tc>
+        <w:tc>
+          <w:tcPr>
+            <w:tcW w:type="dxa" w:w="1567"/>
+          </w:tcPr>
+          <w:p>
+            <w:r>
+              <w:rPr>
+                <w:rFonts w:ascii="Times New Roman" w:hAnsi="Times New Roman"/>
+                <w:b w:val="0"/>
+                <w:i w:val="0"/>
+                <w:sz w:val="18"/>
+              </w:rPr>
+              <w:t>3,96</w:t>
+            </w:r>
+          </w:p>
+        </w:tc>
+        <w:tc>
+          <w:tcPr>
+            <w:tcW w:type="dxa" w:w="1567"/>
+          </w:tcPr>
+          <w:p>
+            <w:r>
+              <w:rPr>
+                <w:rFonts w:ascii="Times New Roman" w:hAnsi="Times New Roman"/>
+                <w:b w:val="0"/>
+                <w:i w:val="0"/>
+                <w:sz w:val="18"/>
+              </w:rPr>
+              <w:t>6,54</w:t>
+            </w:r>
+          </w:p>
+        </w:tc>
+        <w:tc>
+          <w:tcPr>
+            <w:tcW w:type="dxa" w:w="1567"/>
+          </w:tcPr>
+          <w:p>
+            <w:r>
+              <w:rPr>
+                <w:rFonts w:ascii="Times New Roman" w:hAnsi="Times New Roman"/>
+                <w:b w:val="0"/>
+                <w:i w:val="0"/>
+                <w:sz w:val="18"/>
+              </w:rPr>
+              <w:t>+2,58</w:t>
+            </w:r>
+          </w:p>
+        </w:tc>
+        <w:tc>
+          <w:tcPr>
+            <w:tcW w:type="dxa" w:w="1567"/>
+          </w:tcPr>
+          <w:p>
+            <w:r>
+              <w:rPr>
+                <w:rFonts w:ascii="Times New Roman" w:hAnsi="Times New Roman"/>
+                <w:b w:val="0"/>
+                <w:i w:val="0"/>
+                <w:sz w:val="18"/>
+              </w:rPr>
+              <w:t>+0,64</w:t>
+            </w:r>
+          </w:p>
+        </w:tc>
+        <w:tc>
+          <w:tcPr>
+            <w:tcW w:type="dxa" w:w="1567"/>
+          </w:tcPr>
+          <w:p>
+            <w:r>
+              <w:rPr>
+                <w:rFonts w:ascii="Times New Roman" w:hAnsi="Times New Roman"/>
+                <w:b w:val="0"/>
+                <w:i w:val="0"/>
+                <w:sz w:val="18"/>
+              </w:rPr>
+              <w:t>0,008*</w:t>
+            </w:r>
+          </w:p>
+        </w:tc>
+      </w:tr>
+      <w:tr>
+        <w:tc>
+          <w:tcPr>
+            <w:tcW w:type="dxa" w:w="1567"/>
+          </w:tcPr>
+          <w:p>
+            <w:r>
+              <w:rPr>
+                <w:rFonts w:ascii="Times New Roman" w:hAnsi="Times New Roman"/>
+                <w:b w:val="0"/>
+                <w:i w:val="0"/>
+                <w:sz w:val="18"/>
+              </w:rPr>
+              <w:t>Dia 3</w:t>
+            </w:r>
+          </w:p>
+        </w:tc>
+        <w:tc>
+          <w:tcPr>
+            <w:tcW w:type="dxa" w:w="1567"/>
+          </w:tcPr>
+          <w:p>
+            <w:r>
+              <w:rPr>
+                <w:rFonts w:ascii="Times New Roman" w:hAnsi="Times New Roman"/>
+                <w:b w:val="0"/>
+                <w:i w:val="0"/>
+                <w:sz w:val="18"/>
+              </w:rPr>
+              <w:t>5,14</w:t>
+            </w:r>
+          </w:p>
+        </w:tc>
+        <w:tc>
+          <w:tcPr>
+            <w:tcW w:type="dxa" w:w="1567"/>
+          </w:tcPr>
+          <w:p>
+            <w:r>
+              <w:rPr>
+                <w:rFonts w:ascii="Times New Roman" w:hAnsi="Times New Roman"/>
+                <w:b w:val="0"/>
+                <w:i w:val="0"/>
+                <w:sz w:val="18"/>
+              </w:rPr>
+              <w:t>5,90</w:t>
+            </w:r>
+          </w:p>
+        </w:tc>
+        <w:tc>
+          <w:tcPr>
+            <w:tcW w:type="dxa" w:w="1567"/>
+          </w:tcPr>
+          <w:p>
+            <w:r>
+              <w:rPr>
+                <w:rFonts w:ascii="Times New Roman" w:hAnsi="Times New Roman"/>
+                <w:b w:val="0"/>
+                <w:i w:val="0"/>
+                <w:sz w:val="18"/>
+              </w:rPr>
+              <w:t>+0,76</w:t>
+            </w:r>
+          </w:p>
+        </w:tc>
+        <w:tc>
+          <w:tcPr>
+            <w:tcW w:type="dxa" w:w="1567"/>
+          </w:tcPr>
+          <w:p>
+            <w:r>
+              <w:rPr>
+                <w:rFonts w:ascii="Times New Roman" w:hAnsi="Times New Roman"/>
+                <w:b w:val="0"/>
+                <w:i w:val="0"/>
+                <w:sz w:val="18"/>
+              </w:rPr>
+              <w:t>+0,28</w:t>
+            </w:r>
+          </w:p>
+        </w:tc>
+        <w:tc>
+          <w:tcPr>
+            <w:tcW w:type="dxa" w:w="1567"/>
+          </w:tcPr>
+          <w:p>
+            <w:r>
+              <w:rPr>
+                <w:rFonts w:ascii="Times New Roman" w:hAnsi="Times New Roman"/>
+                <w:b w:val="0"/>
+                <w:i w:val="0"/>
+                <w:sz w:val="18"/>
+              </w:rPr>
+              <w:t>0,259</w:t>
+            </w:r>
+          </w:p>
+        </w:tc>
+      </w:tr>
+      <w:tr>
+        <w:tc>
+          <w:tcPr>
+            <w:tcW w:type="dxa" w:w="1567"/>
+          </w:tcPr>
+          <w:p>
+            <w:r>
+              <w:rPr>
+                <w:rFonts w:ascii="Times New Roman" w:hAnsi="Times New Roman"/>
+                <w:b w:val="0"/>
+                <w:i w:val="0"/>
+                <w:sz w:val="18"/>
+              </w:rPr>
+              <w:t>Dia 4</w:t>
+            </w:r>
+          </w:p>
+        </w:tc>
+        <w:tc>
+          <w:tcPr>
+            <w:tcW w:type="dxa" w:w="1567"/>
+          </w:tcPr>
+          <w:p>
+            <w:r>
+              <w:rPr>
+                <w:rFonts w:ascii="Times New Roman" w:hAnsi="Times New Roman"/>
+                <w:b w:val="0"/>
+                <w:i w:val="0"/>
+                <w:sz w:val="18"/>
+              </w:rPr>
+              <w:t>5,50</w:t>
+            </w:r>
+          </w:p>
+        </w:tc>
+        <w:tc>
+          <w:tcPr>
+            <w:tcW w:type="dxa" w:w="1567"/>
+          </w:tcPr>
+          <w:p>
+            <w:r>
+              <w:rPr>
+                <w:rFonts w:ascii="Times New Roman" w:hAnsi="Times New Roman"/>
+                <w:b w:val="0"/>
+                <w:i w:val="0"/>
+                <w:sz w:val="18"/>
+              </w:rPr>
+              <w:t>6,28</w:t>
+            </w:r>
+          </w:p>
+        </w:tc>
+        <w:tc>
+          <w:tcPr>
+            <w:tcW w:type="dxa" w:w="1567"/>
+          </w:tcPr>
+          <w:p>
+            <w:r>
+              <w:rPr>
+                <w:rFonts w:ascii="Times New Roman" w:hAnsi="Times New Roman"/>
+                <w:b w:val="0"/>
+                <w:i w:val="0"/>
+                <w:sz w:val="18"/>
+              </w:rPr>
+              <w:t>+0,78</w:t>
+            </w:r>
+          </w:p>
+        </w:tc>
+        <w:tc>
+          <w:tcPr>
+            <w:tcW w:type="dxa" w:w="1567"/>
+          </w:tcPr>
+          <w:p>
+            <w:r>
+              <w:rPr>
+                <w:rFonts w:ascii="Times New Roman" w:hAnsi="Times New Roman"/>
+                <w:b w:val="0"/>
+                <w:i w:val="0"/>
+                <w:sz w:val="18"/>
+              </w:rPr>
+              <w:t>+0,23</w:t>
+            </w:r>
+          </w:p>
+        </w:tc>
+        <w:tc>
+          <w:tcPr>
+            <w:tcW w:type="dxa" w:w="1567"/>
+          </w:tcPr>
+          <w:p>
+            <w:r>
+              <w:rPr>
+                <w:rFonts w:ascii="Times New Roman" w:hAnsi="Times New Roman"/>
+                <w:b w:val="0"/>
+                <w:i w:val="0"/>
+                <w:sz w:val="18"/>
+              </w:rPr>
+              <w:t>0,362</w:t>
+            </w:r>
+          </w:p>
+        </w:tc>
+      </w:tr>
+      <w:tr>
+        <w:tc>
+          <w:tcPr>
+            <w:tcW w:type="dxa" w:w="1567"/>
+          </w:tcPr>
+          <w:p>
+            <w:r>
+              <w:rPr>
+                <w:rFonts w:ascii="Times New Roman" w:hAnsi="Times New Roman"/>
+                <w:b w:val="0"/>
+                <w:i w:val="0"/>
+                <w:sz w:val="18"/>
+              </w:rPr>
+              <w:t>Dia 5</w:t>
+            </w:r>
+          </w:p>
+        </w:tc>
+        <w:tc>
+          <w:tcPr>
+            <w:tcW w:type="dxa" w:w="1567"/>
+          </w:tcPr>
+          <w:p>
+            <w:r>
+              <w:rPr>
+                <w:rFonts w:ascii="Times New Roman" w:hAnsi="Times New Roman"/>
+                <w:b w:val="0"/>
+                <w:i w:val="0"/>
+                <w:sz w:val="18"/>
+              </w:rPr>
+              <w:t>4,42</w:t>
+            </w:r>
+          </w:p>
+        </w:tc>
+        <w:tc>
+          <w:tcPr>
+            <w:tcW w:type="dxa" w:w="1567"/>
+          </w:tcPr>
+          <w:p>
+            <w:r>
+              <w:rPr>
+                <w:rFonts w:ascii="Times New Roman" w:hAnsi="Times New Roman"/>
+                <w:b w:val="0"/>
+                <w:i w:val="0"/>
+                <w:sz w:val="18"/>
+              </w:rPr>
+              <w:t>5,53</w:t>
+            </w:r>
+          </w:p>
+        </w:tc>
+        <w:tc>
+          <w:tcPr>
+            <w:tcW w:type="dxa" w:w="1567"/>
+          </w:tcPr>
+          <w:p>
+            <w:r>
+              <w:rPr>
+                <w:rFonts w:ascii="Times New Roman" w:hAnsi="Times New Roman"/>
+                <w:b w:val="0"/>
+                <w:i w:val="0"/>
+                <w:sz w:val="18"/>
+              </w:rPr>
+              <w:t>+1,11</w:t>
+            </w:r>
+          </w:p>
+        </w:tc>
+        <w:tc>
+          <w:tcPr>
+            <w:tcW w:type="dxa" w:w="1567"/>
+          </w:tcPr>
+          <w:p>
+            <w:r>
+              <w:rPr>
+                <w:rFonts w:ascii="Times New Roman" w:hAnsi="Times New Roman"/>
+                <w:b w:val="0"/>
+                <w:i w:val="0"/>
+                <w:sz w:val="18"/>
+              </w:rPr>
+              <w:t>+0,38</w:t>
+            </w:r>
+          </w:p>
+        </w:tc>
+        <w:tc>
+          <w:tcPr>
+            <w:tcW w:type="dxa" w:w="1567"/>
+          </w:tcPr>
+          <w:p>
+            <w:r>
+              <w:rPr>
+                <w:rFonts w:ascii="Times New Roman" w:hAnsi="Times New Roman"/>
+                <w:b w:val="0"/>
+                <w:i w:val="0"/>
+                <w:sz w:val="18"/>
+              </w:rPr>
+              <w:t>0,121</w:t>
+            </w:r>
+          </w:p>
+        </w:tc>
+      </w:tr>
+      <w:tr>
+        <w:tc>
+          <w:tcPr>
+            <w:tcW w:type="dxa" w:w="1567"/>
+          </w:tcPr>
+          <w:p>
+            <w:r>
+              <w:rPr>
+                <w:rFonts w:ascii="Times New Roman" w:hAnsi="Times New Roman"/>
+                <w:b w:val="0"/>
+                <w:i w:val="0"/>
+                <w:sz w:val="18"/>
+              </w:rPr>
+              <w:t>Dia 6</w:t>
+            </w:r>
+          </w:p>
+        </w:tc>
+        <w:tc>
+          <w:tcPr>
+            <w:tcW w:type="dxa" w:w="1567"/>
+          </w:tcPr>
+          <w:p>
+            <w:r>
+              <w:rPr>
+                <w:rFonts w:ascii="Times New Roman" w:hAnsi="Times New Roman"/>
+                <w:b w:val="0"/>
+                <w:i w:val="0"/>
+                <w:sz w:val="18"/>
+              </w:rPr>
+              <w:t>5,35</w:t>
+            </w:r>
+          </w:p>
+        </w:tc>
+        <w:tc>
+          <w:tcPr>
+            <w:tcW w:type="dxa" w:w="1567"/>
+          </w:tcPr>
+          <w:p>
+            <w:r>
+              <w:rPr>
+                <w:rFonts w:ascii="Times New Roman" w:hAnsi="Times New Roman"/>
+                <w:b w:val="0"/>
+                <w:i w:val="0"/>
+                <w:sz w:val="18"/>
+              </w:rPr>
+              <w:t>6,70</w:t>
+            </w:r>
+          </w:p>
+        </w:tc>
+        <w:tc>
+          <w:tcPr>
+            <w:tcW w:type="dxa" w:w="1567"/>
+          </w:tcPr>
+          <w:p>
+            <w:r>
+              <w:rPr>
+                <w:rFonts w:ascii="Times New Roman" w:hAnsi="Times New Roman"/>
+                <w:b w:val="0"/>
+                <w:i w:val="0"/>
+                <w:sz w:val="18"/>
+              </w:rPr>
+              <w:t>+1,35</w:t>
+            </w:r>
+          </w:p>
+        </w:tc>
+        <w:tc>
+          <w:tcPr>
+            <w:tcW w:type="dxa" w:w="1567"/>
+          </w:tcPr>
+          <w:p>
+            <w:r>
+              <w:rPr>
+                <w:rFonts w:ascii="Times New Roman" w:hAnsi="Times New Roman"/>
+                <w:b w:val="0"/>
+                <w:i w:val="0"/>
+                <w:sz w:val="18"/>
+              </w:rPr>
+              <w:t>+0,36</w:t>
+            </w:r>
+          </w:p>
+        </w:tc>
+        <w:tc>
+          <w:tcPr>
+            <w:tcW w:type="dxa" w:w="1567"/>
+          </w:tcPr>
+          <w:p>
+            <w:r>
+              <w:rPr>
+                <w:rFonts w:ascii="Times New Roman" w:hAnsi="Times New Roman"/>
+                <w:b w:val="0"/>
+                <w:i w:val="0"/>
+                <w:sz w:val="18"/>
+              </w:rPr>
+              <w:t>0,171</w:t>
+            </w:r>
+          </w:p>
+        </w:tc>
+      </w:tr>
+      <w:tr>
+        <w:tc>
+          <w:tcPr>
+            <w:tcW w:type="dxa" w:w="1567"/>
+          </w:tcPr>
+          <w:p>
+            <w:r>
+              <w:rPr>
+                <w:rFonts w:ascii="Times New Roman" w:hAnsi="Times New Roman"/>
+                <w:b w:val="0"/>
+                <w:i w:val="0"/>
+                <w:sz w:val="18"/>
+              </w:rPr>
+              <w:t>Dia 7</w:t>
+            </w:r>
+          </w:p>
+        </w:tc>
+        <w:tc>
+          <w:tcPr>
+            <w:tcW w:type="dxa" w:w="1567"/>
+          </w:tcPr>
+          <w:p>
+            <w:r>
+              <w:rPr>
+                <w:rFonts w:ascii="Times New Roman" w:hAnsi="Times New Roman"/>
+                <w:b w:val="0"/>
+                <w:i w:val="0"/>
+                <w:sz w:val="18"/>
+              </w:rPr>
+              <w:t>6,25</w:t>
+            </w:r>
+          </w:p>
+        </w:tc>
+        <w:tc>
+          <w:tcPr>
+            <w:tcW w:type="dxa" w:w="1567"/>
+          </w:tcPr>
+          <w:p>
+            <w:r>
+              <w:rPr>
+                <w:rFonts w:ascii="Times New Roman" w:hAnsi="Times New Roman"/>
+                <w:b w:val="0"/>
+                <w:i w:val="0"/>
+                <w:sz w:val="18"/>
+              </w:rPr>
+              <w:t>7,81</w:t>
+            </w:r>
+          </w:p>
+        </w:tc>
+        <w:tc>
+          <w:tcPr>
+            <w:tcW w:type="dxa" w:w="1567"/>
+          </w:tcPr>
+          <w:p>
+            <w:r>
+              <w:rPr>
+                <w:rFonts w:ascii="Times New Roman" w:hAnsi="Times New Roman"/>
+                <w:b w:val="0"/>
+                <w:i w:val="0"/>
+                <w:sz w:val="18"/>
+              </w:rPr>
+              <w:t>+1,56</w:t>
+            </w:r>
+          </w:p>
+        </w:tc>
+        <w:tc>
+          <w:tcPr>
+            <w:tcW w:type="dxa" w:w="1567"/>
+          </w:tcPr>
+          <w:p>
+            <w:r>
+              <w:rPr>
+                <w:rFonts w:ascii="Times New Roman" w:hAnsi="Times New Roman"/>
+                <w:b w:val="0"/>
+                <w:i w:val="0"/>
+                <w:sz w:val="18"/>
+              </w:rPr>
+              <w:t>+0,48</w:t>
+            </w:r>
+          </w:p>
+        </w:tc>
+        <w:tc>
+          <w:tcPr>
+            <w:tcW w:type="dxa" w:w="1567"/>
+          </w:tcPr>
+          <w:p>
+            <w:r>
+              <w:rPr>
+                <w:rFonts w:ascii="Times New Roman" w:hAnsi="Times New Roman"/>
+                <w:b w:val="0"/>
+                <w:i w:val="0"/>
+                <w:sz w:val="18"/>
+              </w:rPr>
+              <w:t>0,072</w:t>
+            </w:r>
+          </w:p>
+        </w:tc>
+      </w:tr>
+    </w:tbl>
+    <w:p>
+      <w:pPr>
+        <w:spacing w:after="160" w:line="240" w:lineRule="auto"/>
+        <w:jc w:val="left"/>
+      </w:pPr>
+      <w:r>
+        <w:rPr>
+          <w:rFonts w:ascii="Times New Roman" w:hAnsi="Times New Roman"/>
+          <w:b w:val="0"/>
+          <w:i w:val="0"/>
+          <w:sz w:val="20"/>
+        </w:rPr>
+        <w:t>Fonte: Dados da pesquisa (2026).</w:t>
+      </w:r>
+    </w:p>
+    <w:p>
+      <w:pPr>
+        <w:spacing w:before="160" w:line="240" w:lineRule="auto"/>
+        <w:jc w:val="left"/>
+      </w:pPr>
+      <w:r>
+        <w:rPr>
+          <w:rFonts w:ascii="Times New Roman" w:hAnsi="Times New Roman"/>
+          <w:b w:val="0"/>
+          <w:i w:val="0"/>
+          <w:sz w:val="20"/>
+        </w:rPr>
+        <w:t>Tabela 7 – Fadiga física: resposta pré→pós por dia (* p &lt; 0,05)</w:t>
+      </w:r>
+    </w:p>
+    <w:tbl>
+      <w:tblPr>
+        <w:tblW w:type="auto" w:w="0"/>
+        <w:jc w:val="center"/>
+        <w:tblLook w:firstColumn="1" w:firstRow="1" w:lastColumn="0" w:lastRow="0" w:noHBand="0" w:noVBand="1" w:val="04A0"/>
+        <w:tblBorders>
+          <w:top w:val="single" w:sz="6" w:space="0" w:color="000000"/>
+          <w:bottom w:val="single" w:sz="6" w:space="0" w:color="000000"/>
+          <w:insideH w:val="single" w:sz="6" w:space="0" w:color="000000"/>
+          <w:left w:val="none"/>
+          <w:right w:val="none"/>
+          <w:insideV w:val="none"/>
+        </w:tblBorders>
+      </w:tblPr>
+      <w:tblGrid>
+        <w:gridCol w:w="1567"/>
+        <w:gridCol w:w="1567"/>
+        <w:gridCol w:w="1567"/>
+        <w:gridCol w:w="1567"/>
+        <w:gridCol w:w="1567"/>
+        <w:gridCol w:w="1567"/>
+      </w:tblGrid>
+      <w:tr>
+        <w:tc>
+          <w:tcPr>
+            <w:tcW w:type="dxa" w:w="1567"/>
+          </w:tcPr>
+          <w:p>
+            <w:r>
+              <w:rPr>
+                <w:rFonts w:ascii="Times New Roman" w:hAnsi="Times New Roman"/>
+                <w:b/>
+                <w:i w:val="0"/>
+                <w:sz w:val="18"/>
+              </w:rPr>
+              <w:t>Dia</w:t>
+            </w:r>
+          </w:p>
+        </w:tc>
+        <w:tc>
+          <w:tcPr>
+            <w:tcW w:type="dxa" w:w="1567"/>
+          </w:tcPr>
+          <w:p>
+            <w:r>
+              <w:rPr>
+                <w:rFonts w:ascii="Times New Roman" w:hAnsi="Times New Roman"/>
+                <w:b/>
+                <w:i w:val="0"/>
+                <w:sz w:val="18"/>
+              </w:rPr>
+              <w:t>Pré</w:t>
+            </w:r>
+          </w:p>
+        </w:tc>
+        <w:tc>
+          <w:tcPr>
+            <w:tcW w:type="dxa" w:w="1567"/>
+          </w:tcPr>
+          <w:p>
+            <w:r>
+              <w:rPr>
+                <w:rFonts w:ascii="Times New Roman" w:hAnsi="Times New Roman"/>
+                <w:b/>
+                <w:i w:val="0"/>
+                <w:sz w:val="18"/>
+              </w:rPr>
+              <w:t>Pós</w:t>
+            </w:r>
+          </w:p>
+        </w:tc>
+        <w:tc>
+          <w:tcPr>
+            <w:tcW w:type="dxa" w:w="1567"/>
+          </w:tcPr>
+          <w:p>
+            <w:r>
+              <w:rPr>
+                <w:rFonts w:ascii="Times New Roman" w:hAnsi="Times New Roman"/>
+                <w:b/>
+                <w:i w:val="0"/>
+                <w:sz w:val="18"/>
+              </w:rPr>
+              <w:t>Δ (pós−pré)</w:t>
+            </w:r>
+          </w:p>
+        </w:tc>
+        <w:tc>
+          <w:tcPr>
+            <w:tcW w:type="dxa" w:w="1567"/>
+          </w:tcPr>
+          <w:p>
+            <w:r>
+              <w:rPr>
+                <w:rFonts w:ascii="Times New Roman" w:hAnsi="Times New Roman"/>
+                <w:b/>
+                <w:i w:val="0"/>
+                <w:sz w:val="18"/>
+              </w:rPr>
+              <w:t>dz</w:t>
+            </w:r>
+          </w:p>
+        </w:tc>
+        <w:tc>
+          <w:tcPr>
+            <w:tcW w:type="dxa" w:w="1567"/>
+          </w:tcPr>
+          <w:p>
+            <w:r>
+              <w:rPr>
+                <w:rFonts w:ascii="Times New Roman" w:hAnsi="Times New Roman"/>
+                <w:b/>
+                <w:i w:val="0"/>
+                <w:sz w:val="18"/>
+              </w:rPr>
+              <w:t>p</w:t>
+            </w:r>
+          </w:p>
+        </w:tc>
+      </w:tr>
+      <w:tr>
+        <w:tc>
+          <w:tcPr>
+            <w:tcW w:type="dxa" w:w="1567"/>
+          </w:tcPr>
+          <w:p>
+            <w:r>
+              <w:rPr>
+                <w:rFonts w:ascii="Times New Roman" w:hAnsi="Times New Roman"/>
+                <w:b w:val="0"/>
+                <w:i w:val="0"/>
+                <w:sz w:val="18"/>
+              </w:rPr>
+              <w:t>Dia 1</w:t>
+            </w:r>
+          </w:p>
+        </w:tc>
+        <w:tc>
+          <w:tcPr>
+            <w:tcW w:type="dxa" w:w="1567"/>
+          </w:tcPr>
+          <w:p>
+            <w:r>
+              <w:rPr>
+                <w:rFonts w:ascii="Times New Roman" w:hAnsi="Times New Roman"/>
+                <w:b w:val="0"/>
+                <w:i w:val="0"/>
+                <w:sz w:val="18"/>
+              </w:rPr>
+              <w:t>3,27</w:t>
+            </w:r>
+          </w:p>
+        </w:tc>
+        <w:tc>
+          <w:tcPr>
+            <w:tcW w:type="dxa" w:w="1567"/>
+          </w:tcPr>
+          <w:p>
+            <w:r>
+              <w:rPr>
+                <w:rFonts w:ascii="Times New Roman" w:hAnsi="Times New Roman"/>
+                <w:b w:val="0"/>
+                <w:i w:val="0"/>
+                <w:sz w:val="18"/>
+              </w:rPr>
+              <w:t>5,47</w:t>
+            </w:r>
+          </w:p>
+        </w:tc>
+        <w:tc>
+          <w:tcPr>
+            <w:tcW w:type="dxa" w:w="1567"/>
+          </w:tcPr>
+          <w:p>
+            <w:r>
+              <w:rPr>
+                <w:rFonts w:ascii="Times New Roman" w:hAnsi="Times New Roman"/>
+                <w:b w:val="0"/>
+                <w:i w:val="0"/>
+                <w:sz w:val="18"/>
+              </w:rPr>
+              <w:t>+2,20</w:t>
+            </w:r>
+          </w:p>
+        </w:tc>
+        <w:tc>
+          <w:tcPr>
+            <w:tcW w:type="dxa" w:w="1567"/>
+          </w:tcPr>
+          <w:p>
+            <w:r>
+              <w:rPr>
+                <w:rFonts w:ascii="Times New Roman" w:hAnsi="Times New Roman"/>
+                <w:b w:val="0"/>
+                <w:i w:val="0"/>
+                <w:sz w:val="18"/>
+              </w:rPr>
+              <w:t>+1,33</w:t>
+            </w:r>
+          </w:p>
+        </w:tc>
+        <w:tc>
+          <w:tcPr>
+            <w:tcW w:type="dxa" w:w="1567"/>
+          </w:tcPr>
+          <w:p>
+            <w:r>
+              <w:rPr>
+                <w:rFonts w:ascii="Times New Roman" w:hAnsi="Times New Roman"/>
+                <w:b w:val="0"/>
+                <w:i w:val="0"/>
+                <w:sz w:val="18"/>
+              </w:rPr>
+              <w:t>0,002*</w:t>
+            </w:r>
+          </w:p>
+        </w:tc>
+      </w:tr>
+      <w:tr>
+        <w:tc>
+          <w:tcPr>
+            <w:tcW w:type="dxa" w:w="1567"/>
+          </w:tcPr>
+          <w:p>
+            <w:r>
+              <w:rPr>
+                <w:rFonts w:ascii="Times New Roman" w:hAnsi="Times New Roman"/>
+                <w:b w:val="0"/>
+                <w:i w:val="0"/>
+                <w:sz w:val="18"/>
+              </w:rPr>
+              <w:t>Dia 2</w:t>
+            </w:r>
+          </w:p>
+        </w:tc>
+        <w:tc>
+          <w:tcPr>
+            <w:tcW w:type="dxa" w:w="1567"/>
+          </w:tcPr>
+          <w:p>
+            <w:r>
+              <w:rPr>
+                <w:rFonts w:ascii="Times New Roman" w:hAnsi="Times New Roman"/>
+                <w:b w:val="0"/>
+                <w:i w:val="0"/>
+                <w:sz w:val="18"/>
+              </w:rPr>
+              <w:t>4,19</w:t>
+            </w:r>
+          </w:p>
+        </w:tc>
+        <w:tc>
+          <w:tcPr>
+            <w:tcW w:type="dxa" w:w="1567"/>
+          </w:tcPr>
+          <w:p>
+            <w:r>
+              <w:rPr>
+                <w:rFonts w:ascii="Times New Roman" w:hAnsi="Times New Roman"/>
+                <w:b w:val="0"/>
+                <w:i w:val="0"/>
+                <w:sz w:val="18"/>
+              </w:rPr>
+              <w:t>6,69</w:t>
+            </w:r>
+          </w:p>
+        </w:tc>
+        <w:tc>
+          <w:tcPr>
+            <w:tcW w:type="dxa" w:w="1567"/>
+          </w:tcPr>
+          <w:p>
+            <w:r>
+              <w:rPr>
+                <w:rFonts w:ascii="Times New Roman" w:hAnsi="Times New Roman"/>
+                <w:b w:val="0"/>
+                <w:i w:val="0"/>
+                <w:sz w:val="18"/>
+              </w:rPr>
+              <w:t>+2,50</w:t>
+            </w:r>
+          </w:p>
+        </w:tc>
+        <w:tc>
+          <w:tcPr>
+            <w:tcW w:type="dxa" w:w="1567"/>
+          </w:tcPr>
+          <w:p>
+            <w:r>
+              <w:rPr>
+                <w:rFonts w:ascii="Times New Roman" w:hAnsi="Times New Roman"/>
+                <w:b w:val="0"/>
+                <w:i w:val="0"/>
+                <w:sz w:val="18"/>
+              </w:rPr>
+              <w:t>+0,97</w:t>
+            </w:r>
+          </w:p>
+        </w:tc>
+        <w:tc>
+          <w:tcPr>
+            <w:tcW w:type="dxa" w:w="1567"/>
+          </w:tcPr>
+          <w:p>
+            <w:r>
+              <w:rPr>
+                <w:rFonts w:ascii="Times New Roman" w:hAnsi="Times New Roman"/>
+                <w:b w:val="0"/>
+                <w:i w:val="0"/>
+                <w:sz w:val="18"/>
+              </w:rPr>
+              <w:t>&lt;0,001*</w:t>
+            </w:r>
+          </w:p>
+        </w:tc>
+      </w:tr>
+      <w:tr>
+        <w:tc>
+          <w:tcPr>
+            <w:tcW w:type="dxa" w:w="1567"/>
+          </w:tcPr>
+          <w:p>
+            <w:r>
+              <w:rPr>
+                <w:rFonts w:ascii="Times New Roman" w:hAnsi="Times New Roman"/>
+                <w:b w:val="0"/>
+                <w:i w:val="0"/>
+                <w:sz w:val="18"/>
+              </w:rPr>
+              <w:t>Dia 3</w:t>
+            </w:r>
+          </w:p>
+        </w:tc>
+        <w:tc>
+          <w:tcPr>
+            <w:tcW w:type="dxa" w:w="1567"/>
+          </w:tcPr>
+          <w:p>
+            <w:r>
+              <w:rPr>
+                <w:rFonts w:ascii="Times New Roman" w:hAnsi="Times New Roman"/>
+                <w:b w:val="0"/>
+                <w:i w:val="0"/>
+                <w:sz w:val="18"/>
+              </w:rPr>
+              <w:t>5,67</w:t>
+            </w:r>
+          </w:p>
+        </w:tc>
+        <w:tc>
+          <w:tcPr>
+            <w:tcW w:type="dxa" w:w="1567"/>
+          </w:tcPr>
+          <w:p>
+            <w:r>
+              <w:rPr>
+                <w:rFonts w:ascii="Times New Roman" w:hAnsi="Times New Roman"/>
+                <w:b w:val="0"/>
+                <w:i w:val="0"/>
+                <w:sz w:val="18"/>
+              </w:rPr>
+              <w:t>6,52</w:t>
+            </w:r>
+          </w:p>
+        </w:tc>
+        <w:tc>
+          <w:tcPr>
+            <w:tcW w:type="dxa" w:w="1567"/>
+          </w:tcPr>
+          <w:p>
+            <w:r>
+              <w:rPr>
+                <w:rFonts w:ascii="Times New Roman" w:hAnsi="Times New Roman"/>
+                <w:b w:val="0"/>
+                <w:i w:val="0"/>
+                <w:sz w:val="18"/>
+              </w:rPr>
+              <w:t>+0,86</w:t>
+            </w:r>
+          </w:p>
+        </w:tc>
+        <w:tc>
+          <w:tcPr>
+            <w:tcW w:type="dxa" w:w="1567"/>
+          </w:tcPr>
+          <w:p>
+            <w:r>
+              <w:rPr>
+                <w:rFonts w:ascii="Times New Roman" w:hAnsi="Times New Roman"/>
+                <w:b w:val="0"/>
+                <w:i w:val="0"/>
+                <w:sz w:val="18"/>
+              </w:rPr>
+              <w:t>+0,47</w:t>
+            </w:r>
+          </w:p>
+        </w:tc>
+        <w:tc>
+          <w:tcPr>
+            <w:tcW w:type="dxa" w:w="1567"/>
+          </w:tcPr>
+          <w:p>
+            <w:r>
+              <w:rPr>
+                <w:rFonts w:ascii="Times New Roman" w:hAnsi="Times New Roman"/>
+                <w:b w:val="0"/>
+                <w:i w:val="0"/>
+                <w:sz w:val="18"/>
+              </w:rPr>
+              <w:t>0,049*</w:t>
+            </w:r>
+          </w:p>
+        </w:tc>
+      </w:tr>
+      <w:tr>
+        <w:tc>
+          <w:tcPr>
+            <w:tcW w:type="dxa" w:w="1567"/>
+          </w:tcPr>
+          <w:p>
+            <w:r>
+              <w:rPr>
+                <w:rFonts w:ascii="Times New Roman" w:hAnsi="Times New Roman"/>
+                <w:b w:val="0"/>
+                <w:i w:val="0"/>
+                <w:sz w:val="18"/>
+              </w:rPr>
+              <w:t>Dia 4</w:t>
+            </w:r>
+          </w:p>
+        </w:tc>
+        <w:tc>
+          <w:tcPr>
+            <w:tcW w:type="dxa" w:w="1567"/>
+          </w:tcPr>
+          <w:p>
+            <w:r>
+              <w:rPr>
+                <w:rFonts w:ascii="Times New Roman" w:hAnsi="Times New Roman"/>
+                <w:b w:val="0"/>
+                <w:i w:val="0"/>
+                <w:sz w:val="18"/>
+              </w:rPr>
+              <w:t>5,72</w:t>
+            </w:r>
+          </w:p>
+        </w:tc>
+        <w:tc>
+          <w:tcPr>
+            <w:tcW w:type="dxa" w:w="1567"/>
+          </w:tcPr>
+          <w:p>
+            <w:r>
+              <w:rPr>
+                <w:rFonts w:ascii="Times New Roman" w:hAnsi="Times New Roman"/>
+                <w:b w:val="0"/>
+                <w:i w:val="0"/>
+                <w:sz w:val="18"/>
+              </w:rPr>
+              <w:t>7,33</w:t>
+            </w:r>
+          </w:p>
+        </w:tc>
+        <w:tc>
+          <w:tcPr>
+            <w:tcW w:type="dxa" w:w="1567"/>
+          </w:tcPr>
+          <w:p>
+            <w:r>
+              <w:rPr>
+                <w:rFonts w:ascii="Times New Roman" w:hAnsi="Times New Roman"/>
+                <w:b w:val="0"/>
+                <w:i w:val="0"/>
+                <w:sz w:val="18"/>
+              </w:rPr>
+              <w:t>+1,61</w:t>
+            </w:r>
+          </w:p>
+        </w:tc>
+        <w:tc>
+          <w:tcPr>
+            <w:tcW w:type="dxa" w:w="1567"/>
+          </w:tcPr>
+          <w:p>
+            <w:r>
+              <w:rPr>
+                <w:rFonts w:ascii="Times New Roman" w:hAnsi="Times New Roman"/>
+                <w:b w:val="0"/>
+                <w:i w:val="0"/>
+                <w:sz w:val="18"/>
+              </w:rPr>
+              <w:t>+0,79</w:t>
+            </w:r>
+          </w:p>
+        </w:tc>
+        <w:tc>
+          <w:tcPr>
+            <w:tcW w:type="dxa" w:w="1567"/>
+          </w:tcPr>
+          <w:p>
+            <w:r>
+              <w:rPr>
+                <w:rFonts w:ascii="Times New Roman" w:hAnsi="Times New Roman"/>
+                <w:b w:val="0"/>
+                <w:i w:val="0"/>
+                <w:sz w:val="18"/>
+              </w:rPr>
+              <w:t>0,004*</w:t>
+            </w:r>
+          </w:p>
+        </w:tc>
+      </w:tr>
+      <w:tr>
+        <w:tc>
+          <w:tcPr>
+            <w:tcW w:type="dxa" w:w="1567"/>
+          </w:tcPr>
+          <w:p>
+            <w:r>
+              <w:rPr>
+                <w:rFonts w:ascii="Times New Roman" w:hAnsi="Times New Roman"/>
+                <w:b w:val="0"/>
+                <w:i w:val="0"/>
+                <w:sz w:val="18"/>
+              </w:rPr>
+              <w:t>Dia 5</w:t>
+            </w:r>
+          </w:p>
+        </w:tc>
+        <w:tc>
+          <w:tcPr>
+            <w:tcW w:type="dxa" w:w="1567"/>
+          </w:tcPr>
+          <w:p>
+            <w:r>
+              <w:rPr>
+                <w:rFonts w:ascii="Times New Roman" w:hAnsi="Times New Roman"/>
+                <w:b w:val="0"/>
+                <w:i w:val="0"/>
+                <w:sz w:val="18"/>
+              </w:rPr>
+              <w:t>4,74</w:t>
+            </w:r>
+          </w:p>
+        </w:tc>
+        <w:tc>
+          <w:tcPr>
+            <w:tcW w:type="dxa" w:w="1567"/>
+          </w:tcPr>
+          <w:p>
+            <w:r>
+              <w:rPr>
+                <w:rFonts w:ascii="Times New Roman" w:hAnsi="Times New Roman"/>
+                <w:b w:val="0"/>
+                <w:i w:val="0"/>
+                <w:sz w:val="18"/>
+              </w:rPr>
+              <w:t>6,16</w:t>
+            </w:r>
+          </w:p>
+        </w:tc>
+        <w:tc>
+          <w:tcPr>
+            <w:tcW w:type="dxa" w:w="1567"/>
+          </w:tcPr>
+          <w:p>
+            <w:r>
+              <w:rPr>
+                <w:rFonts w:ascii="Times New Roman" w:hAnsi="Times New Roman"/>
+                <w:b w:val="0"/>
+                <w:i w:val="0"/>
+                <w:sz w:val="18"/>
+              </w:rPr>
+              <w:t>+1,42</w:t>
+            </w:r>
+          </w:p>
+        </w:tc>
+        <w:tc>
+          <w:tcPr>
+            <w:tcW w:type="dxa" w:w="1567"/>
+          </w:tcPr>
+          <w:p>
+            <w:r>
+              <w:rPr>
+                <w:rFonts w:ascii="Times New Roman" w:hAnsi="Times New Roman"/>
+                <w:b w:val="0"/>
+                <w:i w:val="0"/>
+                <w:sz w:val="18"/>
+              </w:rPr>
+              <w:t>+0,73</w:t>
+            </w:r>
+          </w:p>
+        </w:tc>
+        <w:tc>
+          <w:tcPr>
+            <w:tcW w:type="dxa" w:w="1567"/>
+          </w:tcPr>
+          <w:p>
+            <w:r>
+              <w:rPr>
+                <w:rFonts w:ascii="Times New Roman" w:hAnsi="Times New Roman"/>
+                <w:b w:val="0"/>
+                <w:i w:val="0"/>
+                <w:sz w:val="18"/>
+              </w:rPr>
+              <w:t>0,005*</w:t>
+            </w:r>
+          </w:p>
+        </w:tc>
+      </w:tr>
+      <w:tr>
+        <w:tc>
+          <w:tcPr>
+            <w:tcW w:type="dxa" w:w="1567"/>
+          </w:tcPr>
+          <w:p>
+            <w:r>
+              <w:rPr>
+                <w:rFonts w:ascii="Times New Roman" w:hAnsi="Times New Roman"/>
+                <w:b w:val="0"/>
+                <w:i w:val="0"/>
+                <w:sz w:val="18"/>
+              </w:rPr>
+              <w:t>Dia 6</w:t>
+            </w:r>
+          </w:p>
+        </w:tc>
+        <w:tc>
+          <w:tcPr>
+            <w:tcW w:type="dxa" w:w="1567"/>
+          </w:tcPr>
+          <w:p>
+            <w:r>
+              <w:rPr>
+                <w:rFonts w:ascii="Times New Roman" w:hAnsi="Times New Roman"/>
+                <w:b w:val="0"/>
+                <w:i w:val="0"/>
+                <w:sz w:val="18"/>
+              </w:rPr>
+              <w:t>5,65</w:t>
+            </w:r>
+          </w:p>
+        </w:tc>
+        <w:tc>
+          <w:tcPr>
+            <w:tcW w:type="dxa" w:w="1567"/>
+          </w:tcPr>
+          <w:p>
+            <w:r>
+              <w:rPr>
+                <w:rFonts w:ascii="Times New Roman" w:hAnsi="Times New Roman"/>
+                <w:b w:val="0"/>
+                <w:i w:val="0"/>
+                <w:sz w:val="18"/>
+              </w:rPr>
+              <w:t>6,75</w:t>
+            </w:r>
+          </w:p>
+        </w:tc>
+        <w:tc>
+          <w:tcPr>
+            <w:tcW w:type="dxa" w:w="1567"/>
+          </w:tcPr>
+          <w:p>
+            <w:r>
+              <w:rPr>
+                <w:rFonts w:ascii="Times New Roman" w:hAnsi="Times New Roman"/>
+                <w:b w:val="0"/>
+                <w:i w:val="0"/>
+                <w:sz w:val="18"/>
+              </w:rPr>
+              <w:t>+1,10</w:t>
+            </w:r>
+          </w:p>
+        </w:tc>
+        <w:tc>
+          <w:tcPr>
+            <w:tcW w:type="dxa" w:w="1567"/>
+          </w:tcPr>
+          <w:p>
+            <w:r>
+              <w:rPr>
+                <w:rFonts w:ascii="Times New Roman" w:hAnsi="Times New Roman"/>
+                <w:b w:val="0"/>
+                <w:i w:val="0"/>
+                <w:sz w:val="18"/>
+              </w:rPr>
+              <w:t>+0,51</w:t>
+            </w:r>
+          </w:p>
+        </w:tc>
+        <w:tc>
+          <w:tcPr>
+            <w:tcW w:type="dxa" w:w="1567"/>
+          </w:tcPr>
+          <w:p>
+            <w:r>
+              <w:rPr>
+                <w:rFonts w:ascii="Times New Roman" w:hAnsi="Times New Roman"/>
+                <w:b w:val="0"/>
+                <w:i w:val="0"/>
+                <w:sz w:val="18"/>
+              </w:rPr>
+              <w:t>0,042*</w:t>
+            </w:r>
+          </w:p>
+        </w:tc>
+      </w:tr>
+      <w:tr>
+        <w:tc>
+          <w:tcPr>
+            <w:tcW w:type="dxa" w:w="1567"/>
+          </w:tcPr>
+          <w:p>
+            <w:r>
+              <w:rPr>
+                <w:rFonts w:ascii="Times New Roman" w:hAnsi="Times New Roman"/>
+                <w:b w:val="0"/>
+                <w:i w:val="0"/>
+                <w:sz w:val="18"/>
+              </w:rPr>
+              <w:t>Dia 7</w:t>
+            </w:r>
+          </w:p>
+        </w:tc>
+        <w:tc>
+          <w:tcPr>
+            <w:tcW w:type="dxa" w:w="1567"/>
+          </w:tcPr>
+          <w:p>
+            <w:r>
+              <w:rPr>
+                <w:rFonts w:ascii="Times New Roman" w:hAnsi="Times New Roman"/>
+                <w:b w:val="0"/>
+                <w:i w:val="0"/>
+                <w:sz w:val="18"/>
+              </w:rPr>
+              <w:t>6,62</w:t>
+            </w:r>
+          </w:p>
+        </w:tc>
+        <w:tc>
+          <w:tcPr>
+            <w:tcW w:type="dxa" w:w="1567"/>
+          </w:tcPr>
+          <w:p>
+            <w:r>
+              <w:rPr>
+                <w:rFonts w:ascii="Times New Roman" w:hAnsi="Times New Roman"/>
+                <w:b w:val="0"/>
+                <w:i w:val="0"/>
+                <w:sz w:val="18"/>
+              </w:rPr>
+              <w:t>8,44</w:t>
+            </w:r>
+          </w:p>
+        </w:tc>
+        <w:tc>
+          <w:tcPr>
+            <w:tcW w:type="dxa" w:w="1567"/>
+          </w:tcPr>
+          <w:p>
+            <w:r>
+              <w:rPr>
+                <w:rFonts w:ascii="Times New Roman" w:hAnsi="Times New Roman"/>
+                <w:b w:val="0"/>
+                <w:i w:val="0"/>
+                <w:sz w:val="18"/>
+              </w:rPr>
+              <w:t>+1,81</w:t>
+            </w:r>
+          </w:p>
+        </w:tc>
+        <w:tc>
+          <w:tcPr>
+            <w:tcW w:type="dxa" w:w="1567"/>
+          </w:tcPr>
+          <w:p>
+            <w:r>
+              <w:rPr>
+                <w:rFonts w:ascii="Times New Roman" w:hAnsi="Times New Roman"/>
+                <w:b w:val="0"/>
+                <w:i w:val="0"/>
+                <w:sz w:val="18"/>
+              </w:rPr>
+              <w:t>+0,73</w:t>
+            </w:r>
+          </w:p>
+        </w:tc>
+        <w:tc>
+          <w:tcPr>
+            <w:tcW w:type="dxa" w:w="1567"/>
+          </w:tcPr>
+          <w:p>
+            <w:r>
+              <w:rPr>
+                <w:rFonts w:ascii="Times New Roman" w:hAnsi="Times New Roman"/>
+                <w:b w:val="0"/>
+                <w:i w:val="0"/>
+                <w:sz w:val="18"/>
+              </w:rPr>
+              <w:t>0,013*</w:t>
+            </w:r>
+          </w:p>
+        </w:tc>
+      </w:tr>
+    </w:tbl>
+    <w:p>
+      <w:pPr>
+        <w:spacing w:after="160" w:line="240" w:lineRule="auto"/>
+        <w:jc w:val="left"/>
+      </w:pPr>
+      <w:r>
+        <w:rPr>
+          <w:rFonts w:ascii="Times New Roman" w:hAnsi="Times New Roman"/>
+          <w:b w:val="0"/>
+          <w:i w:val="0"/>
+          <w:sz w:val="20"/>
+        </w:rPr>
+        <w:t>Fonte: Dados da pesquisa (2026).</w:t>
+      </w:r>
+    </w:p>
+    <w:p>
+      <w:pPr>
+        <w:spacing w:before="160" w:line="240" w:lineRule="auto"/>
+        <w:jc w:val="left"/>
+      </w:pPr>
+      <w:r>
+        <w:rPr>
+          <w:rFonts w:ascii="Times New Roman" w:hAnsi="Times New Roman"/>
+          <w:b w:val="0"/>
+          <w:i w:val="0"/>
+          <w:sz w:val="20"/>
+        </w:rPr>
+        <w:t>Tabela 8 – Fadiga mental: resposta pré→pós por dia (* p &lt; 0,05)</w:t>
+      </w:r>
+    </w:p>
+    <w:tbl>
+      <w:tblPr>
+        <w:tblW w:type="auto" w:w="0"/>
+        <w:jc w:val="center"/>
+        <w:tblLook w:firstColumn="1" w:firstRow="1" w:lastColumn="0" w:lastRow="0" w:noHBand="0" w:noVBand="1" w:val="04A0"/>
+        <w:tblBorders>
+          <w:top w:val="single" w:sz="6" w:space="0" w:color="000000"/>
+          <w:bottom w:val="single" w:sz="6" w:space="0" w:color="000000"/>
+          <w:insideH w:val="single" w:sz="6" w:space="0" w:color="000000"/>
+          <w:left w:val="none"/>
+          <w:right w:val="none"/>
+          <w:insideV w:val="none"/>
+        </w:tblBorders>
+      </w:tblPr>
+      <w:tblGrid>
+        <w:gridCol w:w="1567"/>
+        <w:gridCol w:w="1567"/>
+        <w:gridCol w:w="1567"/>
+        <w:gridCol w:w="1567"/>
+        <w:gridCol w:w="1567"/>
+        <w:gridCol w:w="1567"/>
+      </w:tblGrid>
+      <w:tr>
+        <w:tc>
+          <w:tcPr>
+            <w:tcW w:type="dxa" w:w="1567"/>
+          </w:tcPr>
+          <w:p>
+            <w:r>
+              <w:rPr>
+                <w:rFonts w:ascii="Times New Roman" w:hAnsi="Times New Roman"/>
+                <w:b/>
+                <w:i w:val="0"/>
+                <w:sz w:val="18"/>
+              </w:rPr>
+              <w:t>Dia</w:t>
+            </w:r>
+          </w:p>
+        </w:tc>
+        <w:tc>
+          <w:tcPr>
+            <w:tcW w:type="dxa" w:w="1567"/>
+          </w:tcPr>
+          <w:p>
+            <w:r>
+              <w:rPr>
+                <w:rFonts w:ascii="Times New Roman" w:hAnsi="Times New Roman"/>
+                <w:b/>
+                <w:i w:val="0"/>
+                <w:sz w:val="18"/>
+              </w:rPr>
+              <w:t>Pré</w:t>
+            </w:r>
+          </w:p>
+        </w:tc>
+        <w:tc>
+          <w:tcPr>
+            <w:tcW w:type="dxa" w:w="1567"/>
+          </w:tcPr>
+          <w:p>
+            <w:r>
+              <w:rPr>
+                <w:rFonts w:ascii="Times New Roman" w:hAnsi="Times New Roman"/>
+                <w:b/>
+                <w:i w:val="0"/>
+                <w:sz w:val="18"/>
+              </w:rPr>
+              <w:t>Pós</w:t>
+            </w:r>
+          </w:p>
+        </w:tc>
+        <w:tc>
+          <w:tcPr>
+            <w:tcW w:type="dxa" w:w="1567"/>
+          </w:tcPr>
+          <w:p>
+            <w:r>
+              <w:rPr>
+                <w:rFonts w:ascii="Times New Roman" w:hAnsi="Times New Roman"/>
+                <w:b/>
+                <w:i w:val="0"/>
+                <w:sz w:val="18"/>
+              </w:rPr>
+              <w:t>Δ (pós−pré)</w:t>
+            </w:r>
+          </w:p>
+        </w:tc>
+        <w:tc>
+          <w:tcPr>
+            <w:tcW w:type="dxa" w:w="1567"/>
+          </w:tcPr>
+          <w:p>
+            <w:r>
+              <w:rPr>
+                <w:rFonts w:ascii="Times New Roman" w:hAnsi="Times New Roman"/>
+                <w:b/>
+                <w:i w:val="0"/>
+                <w:sz w:val="18"/>
+              </w:rPr>
+              <w:t>dz</w:t>
+            </w:r>
+          </w:p>
+        </w:tc>
+        <w:tc>
+          <w:tcPr>
+            <w:tcW w:type="dxa" w:w="1567"/>
+          </w:tcPr>
+          <w:p>
+            <w:r>
+              <w:rPr>
+                <w:rFonts w:ascii="Times New Roman" w:hAnsi="Times New Roman"/>
+                <w:b/>
+                <w:i w:val="0"/>
+                <w:sz w:val="18"/>
+              </w:rPr>
+              <w:t>p</w:t>
+            </w:r>
+          </w:p>
+        </w:tc>
+      </w:tr>
+      <w:tr>
+        <w:tc>
+          <w:tcPr>
+            <w:tcW w:type="dxa" w:w="1567"/>
+          </w:tcPr>
+          <w:p>
+            <w:r>
+              <w:rPr>
+                <w:rFonts w:ascii="Times New Roman" w:hAnsi="Times New Roman"/>
+                <w:b w:val="0"/>
+                <w:i w:val="0"/>
+                <w:sz w:val="18"/>
+              </w:rPr>
+              <w:t>Dia 1</w:t>
+            </w:r>
+          </w:p>
+        </w:tc>
+        <w:tc>
+          <w:tcPr>
+            <w:tcW w:type="dxa" w:w="1567"/>
+          </w:tcPr>
+          <w:p>
+            <w:r>
+              <w:rPr>
+                <w:rFonts w:ascii="Times New Roman" w:hAnsi="Times New Roman"/>
+                <w:b w:val="0"/>
+                <w:i w:val="0"/>
+                <w:sz w:val="18"/>
+              </w:rPr>
+              <w:t>4,47</w:t>
+            </w:r>
+          </w:p>
+        </w:tc>
+        <w:tc>
+          <w:tcPr>
+            <w:tcW w:type="dxa" w:w="1567"/>
+          </w:tcPr>
+          <w:p>
+            <w:r>
+              <w:rPr>
+                <w:rFonts w:ascii="Times New Roman" w:hAnsi="Times New Roman"/>
+                <w:b w:val="0"/>
+                <w:i w:val="0"/>
+                <w:sz w:val="18"/>
+              </w:rPr>
+              <w:t>5,80</w:t>
+            </w:r>
+          </w:p>
+        </w:tc>
+        <w:tc>
+          <w:tcPr>
+            <w:tcW w:type="dxa" w:w="1567"/>
+          </w:tcPr>
+          <w:p>
+            <w:r>
+              <w:rPr>
+                <w:rFonts w:ascii="Times New Roman" w:hAnsi="Times New Roman"/>
+                <w:b w:val="0"/>
+                <w:i w:val="0"/>
+                <w:sz w:val="18"/>
+              </w:rPr>
+              <w:t>+1,33</w:t>
+            </w:r>
+          </w:p>
+        </w:tc>
+        <w:tc>
+          <w:tcPr>
+            <w:tcW w:type="dxa" w:w="1567"/>
+          </w:tcPr>
+          <w:p>
+            <w:r>
+              <w:rPr>
+                <w:rFonts w:ascii="Times New Roman" w:hAnsi="Times New Roman"/>
+                <w:b w:val="0"/>
+                <w:i w:val="0"/>
+                <w:sz w:val="18"/>
+              </w:rPr>
+              <w:t>+0,70</w:t>
+            </w:r>
+          </w:p>
+        </w:tc>
+        <w:tc>
+          <w:tcPr>
+            <w:tcW w:type="dxa" w:w="1567"/>
+          </w:tcPr>
+          <w:p>
+            <w:r>
+              <w:rPr>
+                <w:rFonts w:ascii="Times New Roman" w:hAnsi="Times New Roman"/>
+                <w:b w:val="0"/>
+                <w:i w:val="0"/>
+                <w:sz w:val="18"/>
+              </w:rPr>
+              <w:t>0,021*</w:t>
+            </w:r>
+          </w:p>
+        </w:tc>
+      </w:tr>
+      <w:tr>
+        <w:tc>
+          <w:tcPr>
+            <w:tcW w:type="dxa" w:w="1567"/>
+          </w:tcPr>
+          <w:p>
+            <w:r>
+              <w:rPr>
+                <w:rFonts w:ascii="Times New Roman" w:hAnsi="Times New Roman"/>
+                <w:b w:val="0"/>
+                <w:i w:val="0"/>
+                <w:sz w:val="18"/>
+              </w:rPr>
+              <w:t>Dia 2</w:t>
+            </w:r>
+          </w:p>
+        </w:tc>
+        <w:tc>
+          <w:tcPr>
+            <w:tcW w:type="dxa" w:w="1567"/>
+          </w:tcPr>
+          <w:p>
+            <w:r>
+              <w:rPr>
+                <w:rFonts w:ascii="Times New Roman" w:hAnsi="Times New Roman"/>
+                <w:b w:val="0"/>
+                <w:i w:val="0"/>
+                <w:sz w:val="18"/>
+              </w:rPr>
+              <w:t>4,31</w:t>
+            </w:r>
+          </w:p>
+        </w:tc>
+        <w:tc>
+          <w:tcPr>
+            <w:tcW w:type="dxa" w:w="1567"/>
+          </w:tcPr>
+          <w:p>
+            <w:r>
+              <w:rPr>
+                <w:rFonts w:ascii="Times New Roman" w:hAnsi="Times New Roman"/>
+                <w:b w:val="0"/>
+                <w:i w:val="0"/>
+                <w:sz w:val="18"/>
+              </w:rPr>
+              <w:t>4,73</w:t>
+            </w:r>
+          </w:p>
+        </w:tc>
+        <w:tc>
+          <w:tcPr>
+            <w:tcW w:type="dxa" w:w="1567"/>
+          </w:tcPr>
+          <w:p>
+            <w:r>
+              <w:rPr>
+                <w:rFonts w:ascii="Times New Roman" w:hAnsi="Times New Roman"/>
+                <w:b w:val="0"/>
+                <w:i w:val="0"/>
+                <w:sz w:val="18"/>
+              </w:rPr>
+              <w:t>+0,42</w:t>
+            </w:r>
+          </w:p>
+        </w:tc>
+        <w:tc>
+          <w:tcPr>
+            <w:tcW w:type="dxa" w:w="1567"/>
+          </w:tcPr>
+          <w:p>
+            <w:r>
+              <w:rPr>
+                <w:rFonts w:ascii="Times New Roman" w:hAnsi="Times New Roman"/>
+                <w:b w:val="0"/>
+                <w:i w:val="0"/>
+                <w:sz w:val="18"/>
+              </w:rPr>
+              <w:t>+0,20</w:t>
+            </w:r>
+          </w:p>
+        </w:tc>
+        <w:tc>
+          <w:tcPr>
+            <w:tcW w:type="dxa" w:w="1567"/>
+          </w:tcPr>
+          <w:p>
+            <w:r>
+              <w:rPr>
+                <w:rFonts w:ascii="Times New Roman" w:hAnsi="Times New Roman"/>
+                <w:b w:val="0"/>
+                <w:i w:val="0"/>
+                <w:sz w:val="18"/>
+              </w:rPr>
+              <w:t>0,487</w:t>
+            </w:r>
+          </w:p>
+        </w:tc>
+      </w:tr>
+      <w:tr>
+        <w:tc>
+          <w:tcPr>
+            <w:tcW w:type="dxa" w:w="1567"/>
+          </w:tcPr>
+          <w:p>
+            <w:r>
+              <w:rPr>
+                <w:rFonts w:ascii="Times New Roman" w:hAnsi="Times New Roman"/>
+                <w:b w:val="0"/>
+                <w:i w:val="0"/>
+                <w:sz w:val="18"/>
+              </w:rPr>
+              <w:t>Dia 3</w:t>
+            </w:r>
+          </w:p>
+        </w:tc>
+        <w:tc>
+          <w:tcPr>
+            <w:tcW w:type="dxa" w:w="1567"/>
+          </w:tcPr>
+          <w:p>
+            <w:r>
+              <w:rPr>
+                <w:rFonts w:ascii="Times New Roman" w:hAnsi="Times New Roman"/>
+                <w:b w:val="0"/>
+                <w:i w:val="0"/>
+                <w:sz w:val="18"/>
+              </w:rPr>
+              <w:t>4,52</w:t>
+            </w:r>
+          </w:p>
+        </w:tc>
+        <w:tc>
+          <w:tcPr>
+            <w:tcW w:type="dxa" w:w="1567"/>
+          </w:tcPr>
+          <w:p>
+            <w:r>
+              <w:rPr>
+                <w:rFonts w:ascii="Times New Roman" w:hAnsi="Times New Roman"/>
+                <w:b w:val="0"/>
+                <w:i w:val="0"/>
+                <w:sz w:val="18"/>
+              </w:rPr>
+              <w:t>4,19</w:t>
+            </w:r>
+          </w:p>
+        </w:tc>
+        <w:tc>
+          <w:tcPr>
+            <w:tcW w:type="dxa" w:w="1567"/>
+          </w:tcPr>
+          <w:p>
+            <w:r>
+              <w:rPr>
+                <w:rFonts w:ascii="Times New Roman" w:hAnsi="Times New Roman"/>
+                <w:b w:val="0"/>
+                <w:i w:val="0"/>
+                <w:sz w:val="18"/>
+              </w:rPr>
+              <w:t>-0,33</w:t>
+            </w:r>
+          </w:p>
+        </w:tc>
+        <w:tc>
+          <w:tcPr>
+            <w:tcW w:type="dxa" w:w="1567"/>
+          </w:tcPr>
+          <w:p>
+            <w:r>
+              <w:rPr>
+                <w:rFonts w:ascii="Times New Roman" w:hAnsi="Times New Roman"/>
+                <w:b w:val="0"/>
+                <w:i w:val="0"/>
+                <w:sz w:val="18"/>
+              </w:rPr>
+              <w:t>-0,16</w:t>
+            </w:r>
+          </w:p>
+        </w:tc>
+        <w:tc>
+          <w:tcPr>
+            <w:tcW w:type="dxa" w:w="1567"/>
+          </w:tcPr>
+          <w:p>
+            <w:r>
+              <w:rPr>
+                <w:rFonts w:ascii="Times New Roman" w:hAnsi="Times New Roman"/>
+                <w:b w:val="0"/>
+                <w:i w:val="0"/>
+                <w:sz w:val="18"/>
+              </w:rPr>
+              <w:t>0,274</w:t>
+            </w:r>
+          </w:p>
+        </w:tc>
+      </w:tr>
+      <w:tr>
+        <w:tc>
+          <w:tcPr>
+            <w:tcW w:type="dxa" w:w="1567"/>
+          </w:tcPr>
+          <w:p>
+            <w:r>
+              <w:rPr>
+                <w:rFonts w:ascii="Times New Roman" w:hAnsi="Times New Roman"/>
+                <w:b w:val="0"/>
+                <w:i w:val="0"/>
+                <w:sz w:val="18"/>
+              </w:rPr>
+              <w:t>Dia 4</w:t>
+            </w:r>
+          </w:p>
+        </w:tc>
+        <w:tc>
+          <w:tcPr>
+            <w:tcW w:type="dxa" w:w="1567"/>
+          </w:tcPr>
+          <w:p>
+            <w:r>
+              <w:rPr>
+                <w:rFonts w:ascii="Times New Roman" w:hAnsi="Times New Roman"/>
+                <w:b w:val="0"/>
+                <w:i w:val="0"/>
+                <w:sz w:val="18"/>
+              </w:rPr>
+              <w:t>4,56</w:t>
+            </w:r>
+          </w:p>
+        </w:tc>
+        <w:tc>
+          <w:tcPr>
+            <w:tcW w:type="dxa" w:w="1567"/>
+          </w:tcPr>
+          <w:p>
+            <w:r>
+              <w:rPr>
+                <w:rFonts w:ascii="Times New Roman" w:hAnsi="Times New Roman"/>
+                <w:b w:val="0"/>
+                <w:i w:val="0"/>
+                <w:sz w:val="18"/>
+              </w:rPr>
+              <w:t>5,22</w:t>
+            </w:r>
+          </w:p>
+        </w:tc>
+        <w:tc>
+          <w:tcPr>
+            <w:tcW w:type="dxa" w:w="1567"/>
+          </w:tcPr>
+          <w:p>
+            <w:r>
+              <w:rPr>
+                <w:rFonts w:ascii="Times New Roman" w:hAnsi="Times New Roman"/>
+                <w:b w:val="0"/>
+                <w:i w:val="0"/>
+                <w:sz w:val="18"/>
+              </w:rPr>
+              <w:t>+0,67</w:t>
+            </w:r>
+          </w:p>
+        </w:tc>
+        <w:tc>
+          <w:tcPr>
+            <w:tcW w:type="dxa" w:w="1567"/>
+          </w:tcPr>
+          <w:p>
+            <w:r>
+              <w:rPr>
+                <w:rFonts w:ascii="Times New Roman" w:hAnsi="Times New Roman"/>
+                <w:b w:val="0"/>
+                <w:i w:val="0"/>
+                <w:sz w:val="18"/>
+              </w:rPr>
+              <w:t>+0,29</w:t>
+            </w:r>
+          </w:p>
+        </w:tc>
+        <w:tc>
+          <w:tcPr>
+            <w:tcW w:type="dxa" w:w="1567"/>
+          </w:tcPr>
+          <w:p>
+            <w:r>
+              <w:rPr>
+                <w:rFonts w:ascii="Times New Roman" w:hAnsi="Times New Roman"/>
+                <w:b w:val="0"/>
+                <w:i w:val="0"/>
+                <w:sz w:val="18"/>
+              </w:rPr>
+              <w:t>0,275</w:t>
+            </w:r>
+          </w:p>
+        </w:tc>
+      </w:tr>
+      <w:tr>
+        <w:tc>
+          <w:tcPr>
+            <w:tcW w:type="dxa" w:w="1567"/>
+          </w:tcPr>
+          <w:p>
+            <w:r>
+              <w:rPr>
+                <w:rFonts w:ascii="Times New Roman" w:hAnsi="Times New Roman"/>
+                <w:b w:val="0"/>
+                <w:i w:val="0"/>
+                <w:sz w:val="18"/>
+              </w:rPr>
+              <w:t>Dia 5</w:t>
+            </w:r>
+          </w:p>
+        </w:tc>
+        <w:tc>
+          <w:tcPr>
+            <w:tcW w:type="dxa" w:w="1567"/>
+          </w:tcPr>
+          <w:p>
+            <w:r>
+              <w:rPr>
+                <w:rFonts w:ascii="Times New Roman" w:hAnsi="Times New Roman"/>
+                <w:b w:val="0"/>
+                <w:i w:val="0"/>
+                <w:sz w:val="18"/>
+              </w:rPr>
+              <w:t>3,84</w:t>
+            </w:r>
+          </w:p>
+        </w:tc>
+        <w:tc>
+          <w:tcPr>
+            <w:tcW w:type="dxa" w:w="1567"/>
+          </w:tcPr>
+          <w:p>
+            <w:r>
+              <w:rPr>
+                <w:rFonts w:ascii="Times New Roman" w:hAnsi="Times New Roman"/>
+                <w:b w:val="0"/>
+                <w:i w:val="0"/>
+                <w:sz w:val="18"/>
+              </w:rPr>
+              <w:t>4,37</w:t>
+            </w:r>
+          </w:p>
+        </w:tc>
+        <w:tc>
+          <w:tcPr>
+            <w:tcW w:type="dxa" w:w="1567"/>
+          </w:tcPr>
+          <w:p>
+            <w:r>
+              <w:rPr>
+                <w:rFonts w:ascii="Times New Roman" w:hAnsi="Times New Roman"/>
+                <w:b w:val="0"/>
+                <w:i w:val="0"/>
+                <w:sz w:val="18"/>
+              </w:rPr>
+              <w:t>+0,53</w:t>
+            </w:r>
+          </w:p>
+        </w:tc>
+        <w:tc>
+          <w:tcPr>
+            <w:tcW w:type="dxa" w:w="1567"/>
+          </w:tcPr>
+          <w:p>
+            <w:r>
+              <w:rPr>
+                <w:rFonts w:ascii="Times New Roman" w:hAnsi="Times New Roman"/>
+                <w:b w:val="0"/>
+                <w:i w:val="0"/>
+                <w:sz w:val="18"/>
+              </w:rPr>
+              <w:t>+0,23</w:t>
+            </w:r>
+          </w:p>
+        </w:tc>
+        <w:tc>
+          <w:tcPr>
+            <w:tcW w:type="dxa" w:w="1567"/>
+          </w:tcPr>
+          <w:p>
+            <w:r>
+              <w:rPr>
+                <w:rFonts w:ascii="Times New Roman" w:hAnsi="Times New Roman"/>
+                <w:b w:val="0"/>
+                <w:i w:val="0"/>
+                <w:sz w:val="18"/>
+              </w:rPr>
+              <w:t>0,473</w:t>
+            </w:r>
+          </w:p>
+        </w:tc>
+      </w:tr>
+      <w:tr>
+        <w:tc>
+          <w:tcPr>
+            <w:tcW w:type="dxa" w:w="1567"/>
+          </w:tcPr>
+          <w:p>
+            <w:r>
+              <w:rPr>
+                <w:rFonts w:ascii="Times New Roman" w:hAnsi="Times New Roman"/>
+                <w:b w:val="0"/>
+                <w:i w:val="0"/>
+                <w:sz w:val="18"/>
+              </w:rPr>
+              <w:t>Dia 6</w:t>
+            </w:r>
+          </w:p>
+        </w:tc>
+        <w:tc>
+          <w:tcPr>
+            <w:tcW w:type="dxa" w:w="1567"/>
+          </w:tcPr>
+          <w:p>
+            <w:r>
+              <w:rPr>
+                <w:rFonts w:ascii="Times New Roman" w:hAnsi="Times New Roman"/>
+                <w:b w:val="0"/>
+                <w:i w:val="0"/>
+                <w:sz w:val="18"/>
+              </w:rPr>
+              <w:t>4,35</w:t>
+            </w:r>
+          </w:p>
+        </w:tc>
+        <w:tc>
+          <w:tcPr>
+            <w:tcW w:type="dxa" w:w="1567"/>
+          </w:tcPr>
+          <w:p>
+            <w:r>
+              <w:rPr>
+                <w:rFonts w:ascii="Times New Roman" w:hAnsi="Times New Roman"/>
+                <w:b w:val="0"/>
+                <w:i w:val="0"/>
+                <w:sz w:val="18"/>
+              </w:rPr>
+              <w:t>5,20</w:t>
+            </w:r>
+          </w:p>
+        </w:tc>
+        <w:tc>
+          <w:tcPr>
+            <w:tcW w:type="dxa" w:w="1567"/>
+          </w:tcPr>
+          <w:p>
+            <w:r>
+              <w:rPr>
+                <w:rFonts w:ascii="Times New Roman" w:hAnsi="Times New Roman"/>
+                <w:b w:val="0"/>
+                <w:i w:val="0"/>
+                <w:sz w:val="18"/>
+              </w:rPr>
+              <w:t>+0,85</w:t>
+            </w:r>
+          </w:p>
+        </w:tc>
+        <w:tc>
+          <w:tcPr>
+            <w:tcW w:type="dxa" w:w="1567"/>
+          </w:tcPr>
+          <w:p>
+            <w:r>
+              <w:rPr>
+                <w:rFonts w:ascii="Times New Roman" w:hAnsi="Times New Roman"/>
+                <w:b w:val="0"/>
+                <w:i w:val="0"/>
+                <w:sz w:val="18"/>
+              </w:rPr>
+              <w:t>+0,37</w:t>
+            </w:r>
+          </w:p>
+        </w:tc>
+        <w:tc>
+          <w:tcPr>
+            <w:tcW w:type="dxa" w:w="1567"/>
+          </w:tcPr>
+          <w:p>
+            <w:r>
+              <w:rPr>
+                <w:rFonts w:ascii="Times New Roman" w:hAnsi="Times New Roman"/>
+                <w:b w:val="0"/>
+                <w:i w:val="0"/>
+                <w:sz w:val="18"/>
+              </w:rPr>
+              <w:t>0,084</w:t>
+            </w:r>
+          </w:p>
+        </w:tc>
+      </w:tr>
+      <w:tr>
+        <w:tc>
+          <w:tcPr>
+            <w:tcW w:type="dxa" w:w="1567"/>
+          </w:tcPr>
+          <w:p>
+            <w:r>
+              <w:rPr>
+                <w:rFonts w:ascii="Times New Roman" w:hAnsi="Times New Roman"/>
+                <w:b w:val="0"/>
+                <w:i w:val="0"/>
+                <w:sz w:val="18"/>
+              </w:rPr>
+              <w:t>Dia 7</w:t>
+            </w:r>
+          </w:p>
+        </w:tc>
+        <w:tc>
+          <w:tcPr>
+            <w:tcW w:type="dxa" w:w="1567"/>
+          </w:tcPr>
+          <w:p>
+            <w:r>
+              <w:rPr>
+                <w:rFonts w:ascii="Times New Roman" w:hAnsi="Times New Roman"/>
+                <w:b w:val="0"/>
+                <w:i w:val="0"/>
+                <w:sz w:val="18"/>
+              </w:rPr>
+              <w:t>4,69</w:t>
+            </w:r>
+          </w:p>
+        </w:tc>
+        <w:tc>
+          <w:tcPr>
+            <w:tcW w:type="dxa" w:w="1567"/>
+          </w:tcPr>
+          <w:p>
+            <w:r>
+              <w:rPr>
+                <w:rFonts w:ascii="Times New Roman" w:hAnsi="Times New Roman"/>
+                <w:b w:val="0"/>
+                <w:i w:val="0"/>
+                <w:sz w:val="18"/>
+              </w:rPr>
+              <w:t>5,56</w:t>
+            </w:r>
+          </w:p>
+        </w:tc>
+        <w:tc>
+          <w:tcPr>
+            <w:tcW w:type="dxa" w:w="1567"/>
+          </w:tcPr>
+          <w:p>
+            <w:r>
+              <w:rPr>
+                <w:rFonts w:ascii="Times New Roman" w:hAnsi="Times New Roman"/>
+                <w:b w:val="0"/>
+                <w:i w:val="0"/>
+                <w:sz w:val="18"/>
+              </w:rPr>
+              <w:t>+0,88</w:t>
+            </w:r>
+          </w:p>
+        </w:tc>
+        <w:tc>
+          <w:tcPr>
+            <w:tcW w:type="dxa" w:w="1567"/>
+          </w:tcPr>
+          <w:p>
+            <w:r>
+              <w:rPr>
+                <w:rFonts w:ascii="Times New Roman" w:hAnsi="Times New Roman"/>
+                <w:b w:val="0"/>
+                <w:i w:val="0"/>
+                <w:sz w:val="18"/>
+              </w:rPr>
+              <w:t>+0,57</w:t>
+            </w:r>
+          </w:p>
+        </w:tc>
+        <w:tc>
+          <w:tcPr>
+            <w:tcW w:type="dxa" w:w="1567"/>
+          </w:tcPr>
+          <w:p>
+            <w:r>
+              <w:rPr>
+                <w:rFonts w:ascii="Times New Roman" w:hAnsi="Times New Roman"/>
+                <w:b w:val="0"/>
+                <w:i w:val="0"/>
+                <w:sz w:val="18"/>
+              </w:rPr>
+              <w:t>0,043*</w:t>
+            </w:r>
+          </w:p>
+        </w:tc>
+      </w:tr>
+    </w:tbl>
+    <w:p>
+      <w:pPr>
+        <w:spacing w:after="160" w:line="240" w:lineRule="auto"/>
+        <w:jc w:val="left"/>
+      </w:pPr>
+      <w:r>
+        <w:rPr>
+          <w:rFonts w:ascii="Times New Roman" w:hAnsi="Times New Roman"/>
+          <w:b w:val="0"/>
+          <w:i w:val="0"/>
+          <w:sz w:val="20"/>
+        </w:rPr>
+        <w:t>Fonte: Dados da pesquisa (2026).</w:t>
       </w:r>
     </w:p>
     <w:p>
@@ -3111,7 +6459,7 @@
           <w:i w:val="0"/>
           <w:sz w:val="20"/>
         </w:rPr>
-        <w:t>Tabela 5 – Sensibilidade/responsividade das variáveis (ordenado pelo efeito crônico)</w:t>
+        <w:t>Tabela 9 – Sensibilidade/responsividade das variáveis (ordenado pelo efeito crônico)</w:t>
       </w:r>
     </w:p>
     <w:tbl>
@@ -3673,7 +7021,7 @@
           <w:i w:val="0"/>
           <w:sz w:val="20"/>
         </w:rPr>
-        <w:t>Tabela 6 – Limites, derivadas (velocidade no D1 e D7) e ponto de inflexão por variável</w:t>
+        <w:t>Tabela 10 – Limites, derivadas (velocidade no D1 e D7) e ponto de inflexão por variável</w:t>
       </w:r>
     </w:p>
     <w:tbl>
@@ -4511,7 +7859,7 @@
           <w:i w:val="0"/>
           <w:sz w:val="20"/>
         </w:rPr>
-        <w:t>Tabela 7 – Decomposição da variância (sinal da semana, traço e ruído) e limiares de medida</w:t>
+        <w:t>Tabela 11 – Decomposição da variância (sinal da semana, traço e ruído) e limiares de medida</w:t>
       </w:r>
     </w:p>
     <w:tbl>
@@ -5304,7 +8652,7 @@
           <w:i w:val="0"/>
           <w:sz w:val="20"/>
         </w:rPr>
-        <w:t>Tabela 8 – Distribuição dos seis perfis de humor (%) em dias-chave</w:t>
+        <w:t>Tabela 12 – Distribuição dos seis perfis de humor (%) em dias-chave</w:t>
       </w:r>
     </w:p>
     <w:tbl>

--- a/Artigos/Perfil_Humor_Semana_PreTemporada_ABNT.docx
+++ b/Artigos/Perfil_Humor_Semana_PreTemporada_ABNT.docx
@@ -1607,6 +1607,160 @@
     </w:p>
     <w:p>
       <w:pPr>
+        <w:spacing w:line="360" w:lineRule="auto"/>
+        <w:ind w:firstLine="709"/>
+        <w:jc w:val="both"/>
+      </w:pPr>
+      <w:r>
+        <w:rPr>
+          <w:rFonts w:ascii="Times New Roman" w:hAnsi="Times New Roman"/>
+          <w:b w:val="0"/>
+          <w:i w:val="0"/>
+          <w:sz w:val="24"/>
+        </w:rPr>
+        <w:t>A distribuição das variáveis (Figura 2, histogramas) mostra o vigor e a fadiga física aproximadamente simétricos e bem dispersos por toda a escala, ao passo que as subescalas negativas concentram-se no piso — padrão que fundamenta o uso de estatísticas não paramétricas. Os diagramas de caixa por dia (Figura 3) resumem, para cada variável, a mediana, a dispersão interquartílica e os valores extremos ao longo da semana, evidenciando o deslocamento progressivo das caixas do vigor (para baixo) e das fadigas (para cima).</w:t>
+      </w:r>
+    </w:p>
+    <w:p>
+      <w:pPr>
+        <w:spacing w:before="160" w:line="240" w:lineRule="auto"/>
+        <w:jc w:val="center"/>
+      </w:pPr>
+      <w:r>
+        <w:rPr>
+          <w:rFonts w:ascii="Times New Roman" w:hAnsi="Times New Roman"/>
+          <w:b w:val="0"/>
+          <w:i w:val="0"/>
+          <w:sz w:val="20"/>
+        </w:rPr>
+        <w:t>Figura 2 – Histogramas de distribuição das quatro variáveis na semana (linha tracejada = média)</w:t>
+      </w:r>
+    </w:p>
+    <w:p>
+      <w:pPr>
+        <w:jc w:val="center"/>
+      </w:pPr>
+      <w:r>
+        <w:drawing>
+          <wp:inline xmlns:a="http://schemas.openxmlformats.org/drawingml/2006/main" xmlns:pic="http://schemas.openxmlformats.org/drawingml/2006/picture">
+            <wp:extent cx="5486400" cy="3086100"/>
+            <wp:docPr id="2" name="Picture 2"/>
+            <wp:cNvGraphicFramePr>
+              <a:graphicFrameLocks noChangeAspect="1"/>
+            </wp:cNvGraphicFramePr>
+            <a:graphic>
+              <a:graphicData uri="http://schemas.openxmlformats.org/drawingml/2006/picture">
+                <pic:pic>
+                  <pic:nvPicPr>
+                    <pic:cNvPr id="0" name="sem_f_hist.png"/>
+                    <pic:cNvPicPr/>
+                  </pic:nvPicPr>
+                  <pic:blipFill>
+                    <a:blip r:embed="rId10"/>
+                    <a:stretch>
+                      <a:fillRect/>
+                    </a:stretch>
+                  </pic:blipFill>
+                  <pic:spPr>
+                    <a:xfrm>
+                      <a:off x="0" y="0"/>
+                      <a:ext cx="5486400" cy="3086100"/>
+                    </a:xfrm>
+                    <a:prstGeom prst="rect"/>
+                  </pic:spPr>
+                </pic:pic>
+              </a:graphicData>
+            </a:graphic>
+          </wp:inline>
+        </w:drawing>
+      </w:r>
+    </w:p>
+    <w:p>
+      <w:pPr>
+        <w:spacing w:after="160" w:line="240" w:lineRule="auto"/>
+        <w:jc w:val="center"/>
+      </w:pPr>
+      <w:r>
+        <w:rPr>
+          <w:rFonts w:ascii="Times New Roman" w:hAnsi="Times New Roman"/>
+          <w:b w:val="0"/>
+          <w:i w:val="0"/>
+          <w:sz w:val="20"/>
+        </w:rPr>
+        <w:t>Fonte: Elaborado pelos autores (2026).</w:t>
+      </w:r>
+    </w:p>
+    <w:p>
+      <w:pPr>
+        <w:spacing w:before="160" w:line="240" w:lineRule="auto"/>
+        <w:jc w:val="center"/>
+      </w:pPr>
+      <w:r>
+        <w:rPr>
+          <w:rFonts w:ascii="Times New Roman" w:hAnsi="Times New Roman"/>
+          <w:b w:val="0"/>
+          <w:i w:val="0"/>
+          <w:sz w:val="20"/>
+        </w:rPr>
+        <w:t>Figura 3 – Diagramas de caixa (boxplots) das quatro variáveis por dia</w:t>
+      </w:r>
+    </w:p>
+    <w:p>
+      <w:pPr>
+        <w:jc w:val="center"/>
+      </w:pPr>
+      <w:r>
+        <w:drawing>
+          <wp:inline xmlns:a="http://schemas.openxmlformats.org/drawingml/2006/main" xmlns:pic="http://schemas.openxmlformats.org/drawingml/2006/picture">
+            <wp:extent cx="5486400" cy="3086100"/>
+            <wp:docPr id="3" name="Picture 3"/>
+            <wp:cNvGraphicFramePr>
+              <a:graphicFrameLocks noChangeAspect="1"/>
+            </wp:cNvGraphicFramePr>
+            <a:graphic>
+              <a:graphicData uri="http://schemas.openxmlformats.org/drawingml/2006/picture">
+                <pic:pic>
+                  <pic:nvPicPr>
+                    <pic:cNvPr id="0" name="sem_f_boxplot.png"/>
+                    <pic:cNvPicPr/>
+                  </pic:nvPicPr>
+                  <pic:blipFill>
+                    <a:blip r:embed="rId11"/>
+                    <a:stretch>
+                      <a:fillRect/>
+                    </a:stretch>
+                  </pic:blipFill>
+                  <pic:spPr>
+                    <a:xfrm>
+                      <a:off x="0" y="0"/>
+                      <a:ext cx="5486400" cy="3086100"/>
+                    </a:xfrm>
+                    <a:prstGeom prst="rect"/>
+                  </pic:spPr>
+                </pic:pic>
+              </a:graphicData>
+            </a:graphic>
+          </wp:inline>
+        </w:drawing>
+      </w:r>
+    </w:p>
+    <w:p>
+      <w:pPr>
+        <w:spacing w:after="160" w:line="240" w:lineRule="auto"/>
+        <w:jc w:val="center"/>
+      </w:pPr>
+      <w:r>
+        <w:rPr>
+          <w:rFonts w:ascii="Times New Roman" w:hAnsi="Times New Roman"/>
+          <w:b w:val="0"/>
+          <w:i w:val="0"/>
+          <w:sz w:val="20"/>
+        </w:rPr>
+        <w:t>Fonte: Elaborado pelos autores (2026).</w:t>
+      </w:r>
+    </w:p>
+    <w:p>
+      <w:pPr>
         <w:spacing w:before="160" w:after="80"/>
         <w:jc w:val="left"/>
       </w:pPr>
@@ -1633,7 +1787,7 @@
           <w:i w:val="0"/>
           <w:sz w:val="24"/>
         </w:rPr>
-        <w:t>A leitura conjunta das trajetórias (Figura 2) evidencia que o sinal temporal se concentra no eixo energia–fadiga: o vigor declina e a fadiga — física e do BRUMS — eleva-se de modo progressivo rumo ao Dia 7, ao passo que a fadiga mental e as subescalas negativas permanecem estáveis. As bandas de desvio-padrão amplas em todos os dias confirmam a heterogeneidade entre atletas.</w:t>
+        <w:t>A leitura conjunta das trajetórias (Figura 4) evidencia que o sinal temporal se concentra no eixo energia–fadiga: o vigor declina e a fadiga — física e do BRUMS — eleva-se de modo progressivo rumo ao Dia 7, ao passo que a fadiga mental e as subescalas negativas permanecem estáveis. As bandas de desvio-padrão amplas em todos os dias confirmam a heterogeneidade entre atletas.</w:t>
       </w:r>
     </w:p>
     <w:p>
@@ -1648,7 +1802,7 @@
           <w:i w:val="0"/>
           <w:sz w:val="20"/>
         </w:rPr>
-        <w:t>Figura 2 – Comportamento semanal das quatro variáveis (M ± DP; curva suavizada por LOWESS pontilhada)</w:t>
+        <w:t>Figura 4 – Comportamento semanal das quatro variáveis (M ± DP; curva suavizada por LOWESS pontilhada)</w:t>
       </w:r>
     </w:p>
     <w:p>
@@ -1659,7 +1813,7 @@
         <w:drawing>
           <wp:inline xmlns:a="http://schemas.openxmlformats.org/drawingml/2006/main" xmlns:pic="http://schemas.openxmlformats.org/drawingml/2006/picture">
             <wp:extent cx="5486400" cy="3086100"/>
-            <wp:docPr id="2" name="Picture 2"/>
+            <wp:docPr id="4" name="Picture 4"/>
             <wp:cNvGraphicFramePr>
               <a:graphicFrameLocks noChangeAspect="1"/>
             </wp:cNvGraphicFramePr>
@@ -1671,7 +1825,7 @@
                     <pic:cNvPicPr/>
                   </pic:nvPicPr>
                   <pic:blipFill>
-                    <a:blip r:embed="rId10"/>
+                    <a:blip r:embed="rId12"/>
                     <a:stretch>
                       <a:fillRect/>
                     </a:stretch>
@@ -1680,6 +1834,541 @@
                     <a:xfrm>
                       <a:off x="0" y="0"/>
                       <a:ext cx="5486400" cy="3086100"/>
+                    </a:xfrm>
+                    <a:prstGeom prst="rect"/>
+                  </pic:spPr>
+                </pic:pic>
+              </a:graphicData>
+            </a:graphic>
+          </wp:inline>
+        </w:drawing>
+      </w:r>
+    </w:p>
+    <w:p>
+      <w:pPr>
+        <w:spacing w:after="160" w:line="240" w:lineRule="auto"/>
+        <w:jc w:val="center"/>
+      </w:pPr>
+      <w:r>
+        <w:rPr>
+          <w:rFonts w:ascii="Times New Roman" w:hAnsi="Times New Roman"/>
+          <w:b w:val="0"/>
+          <w:i w:val="0"/>
+          <w:sz w:val="20"/>
+        </w:rPr>
+        <w:t>Fonte: Elaborado pelos autores (2026).</w:t>
+      </w:r>
+    </w:p>
+    <w:p>
+      <w:pPr>
+        <w:spacing w:before="160" w:line="240" w:lineRule="auto"/>
+        <w:jc w:val="left"/>
+      </w:pPr>
+      <w:r>
+        <w:rPr>
+          <w:rFonts w:ascii="Times New Roman" w:hAnsi="Times New Roman"/>
+          <w:b w:val="0"/>
+          <w:i w:val="0"/>
+          <w:sz w:val="20"/>
+        </w:rPr>
+        <w:t>Tabela 3 – Regressão linear do humor ao longo da semana (coeficiente por dia, R² e p)</w:t>
+      </w:r>
+    </w:p>
+    <w:tbl>
+      <w:tblPr>
+        <w:tblW w:type="auto" w:w="0"/>
+        <w:jc w:val="center"/>
+        <w:tblLook w:firstColumn="1" w:firstRow="1" w:lastColumn="0" w:lastRow="0" w:noHBand="0" w:noVBand="1" w:val="04A0"/>
+        <w:tblBorders>
+          <w:top w:val="single" w:sz="6" w:space="0" w:color="000000"/>
+          <w:bottom w:val="single" w:sz="6" w:space="0" w:color="000000"/>
+          <w:insideH w:val="single" w:sz="6" w:space="0" w:color="000000"/>
+          <w:left w:val="none"/>
+          <w:right w:val="none"/>
+          <w:insideV w:val="none"/>
+        </w:tblBorders>
+      </w:tblPr>
+      <w:tblGrid>
+        <w:gridCol w:w="2351"/>
+        <w:gridCol w:w="2351"/>
+        <w:gridCol w:w="2351"/>
+        <w:gridCol w:w="2351"/>
+      </w:tblGrid>
+      <w:tr>
+        <w:tc>
+          <w:tcPr>
+            <w:tcW w:type="dxa" w:w="2351"/>
+          </w:tcPr>
+          <w:p>
+            <w:r>
+              <w:rPr>
+                <w:rFonts w:ascii="Times New Roman" w:hAnsi="Times New Roman"/>
+                <w:b/>
+                <w:i w:val="0"/>
+                <w:sz w:val="20"/>
+              </w:rPr>
+              <w:t>Variável</w:t>
+            </w:r>
+          </w:p>
+        </w:tc>
+        <w:tc>
+          <w:tcPr>
+            <w:tcW w:type="dxa" w:w="2351"/>
+          </w:tcPr>
+          <w:p>
+            <w:r>
+              <w:rPr>
+                <w:rFonts w:ascii="Times New Roman" w:hAnsi="Times New Roman"/>
+                <w:b/>
+                <w:i w:val="0"/>
+                <w:sz w:val="20"/>
+              </w:rPr>
+              <w:t>Coef./dia (b)</w:t>
+            </w:r>
+          </w:p>
+        </w:tc>
+        <w:tc>
+          <w:tcPr>
+            <w:tcW w:type="dxa" w:w="2351"/>
+          </w:tcPr>
+          <w:p>
+            <w:r>
+              <w:rPr>
+                <w:rFonts w:ascii="Times New Roman" w:hAnsi="Times New Roman"/>
+                <w:b/>
+                <w:i w:val="0"/>
+                <w:sz w:val="20"/>
+              </w:rPr>
+              <w:t>R²</w:t>
+            </w:r>
+          </w:p>
+        </w:tc>
+        <w:tc>
+          <w:tcPr>
+            <w:tcW w:type="dxa" w:w="2351"/>
+          </w:tcPr>
+          <w:p>
+            <w:r>
+              <w:rPr>
+                <w:rFonts w:ascii="Times New Roman" w:hAnsi="Times New Roman"/>
+                <w:b/>
+                <w:i w:val="0"/>
+                <w:sz w:val="20"/>
+              </w:rPr>
+              <w:t>p</w:t>
+            </w:r>
+          </w:p>
+        </w:tc>
+      </w:tr>
+      <w:tr>
+        <w:tc>
+          <w:tcPr>
+            <w:tcW w:type="dxa" w:w="2351"/>
+          </w:tcPr>
+          <w:p>
+            <w:r>
+              <w:rPr>
+                <w:rFonts w:ascii="Times New Roman" w:hAnsi="Times New Roman"/>
+                <w:b w:val="0"/>
+                <w:i w:val="0"/>
+                <w:sz w:val="20"/>
+              </w:rPr>
+              <w:t>Vigor</w:t>
+            </w:r>
+          </w:p>
+        </w:tc>
+        <w:tc>
+          <w:tcPr>
+            <w:tcW w:type="dxa" w:w="2351"/>
+          </w:tcPr>
+          <w:p>
+            <w:r>
+              <w:rPr>
+                <w:rFonts w:ascii="Times New Roman" w:hAnsi="Times New Roman"/>
+                <w:b w:val="0"/>
+                <w:i w:val="0"/>
+                <w:sz w:val="20"/>
+              </w:rPr>
+              <w:t>-0,270</w:t>
+            </w:r>
+          </w:p>
+        </w:tc>
+        <w:tc>
+          <w:tcPr>
+            <w:tcW w:type="dxa" w:w="2351"/>
+          </w:tcPr>
+          <w:p>
+            <w:r>
+              <w:rPr>
+                <w:rFonts w:ascii="Times New Roman" w:hAnsi="Times New Roman"/>
+                <w:b w:val="0"/>
+                <w:i w:val="0"/>
+                <w:sz w:val="20"/>
+              </w:rPr>
+              <w:t>0,026</w:t>
+            </w:r>
+          </w:p>
+        </w:tc>
+        <w:tc>
+          <w:tcPr>
+            <w:tcW w:type="dxa" w:w="2351"/>
+          </w:tcPr>
+          <w:p>
+            <w:r>
+              <w:rPr>
+                <w:rFonts w:ascii="Times New Roman" w:hAnsi="Times New Roman"/>
+                <w:b w:val="0"/>
+                <w:i w:val="0"/>
+                <w:sz w:val="20"/>
+              </w:rPr>
+              <w:t>0,0052</w:t>
+            </w:r>
+          </w:p>
+        </w:tc>
+      </w:tr>
+      <w:tr>
+        <w:tc>
+          <w:tcPr>
+            <w:tcW w:type="dxa" w:w="2351"/>
+          </w:tcPr>
+          <w:p>
+            <w:r>
+              <w:rPr>
+                <w:rFonts w:ascii="Times New Roman" w:hAnsi="Times New Roman"/>
+                <w:b w:val="0"/>
+                <w:i w:val="0"/>
+                <w:sz w:val="20"/>
+              </w:rPr>
+              <w:t>Fadiga (BRUMS)</w:t>
+            </w:r>
+          </w:p>
+        </w:tc>
+        <w:tc>
+          <w:tcPr>
+            <w:tcW w:type="dxa" w:w="2351"/>
+          </w:tcPr>
+          <w:p>
+            <w:r>
+              <w:rPr>
+                <w:rFonts w:ascii="Times New Roman" w:hAnsi="Times New Roman"/>
+                <w:b w:val="0"/>
+                <w:i w:val="0"/>
+                <w:sz w:val="20"/>
+              </w:rPr>
+              <w:t>+0,409</w:t>
+            </w:r>
+          </w:p>
+        </w:tc>
+        <w:tc>
+          <w:tcPr>
+            <w:tcW w:type="dxa" w:w="2351"/>
+          </w:tcPr>
+          <w:p>
+            <w:r>
+              <w:rPr>
+                <w:rFonts w:ascii="Times New Roman" w:hAnsi="Times New Roman"/>
+                <w:b w:val="0"/>
+                <w:i w:val="0"/>
+                <w:sz w:val="20"/>
+              </w:rPr>
+              <w:t>0,040</w:t>
+            </w:r>
+          </w:p>
+        </w:tc>
+        <w:tc>
+          <w:tcPr>
+            <w:tcW w:type="dxa" w:w="2351"/>
+          </w:tcPr>
+          <w:p>
+            <w:r>
+              <w:rPr>
+                <w:rFonts w:ascii="Times New Roman" w:hAnsi="Times New Roman"/>
+                <w:b w:val="0"/>
+                <w:i w:val="0"/>
+                <w:sz w:val="20"/>
+              </w:rPr>
+              <w:t>&lt;0,001</w:t>
+            </w:r>
+          </w:p>
+        </w:tc>
+      </w:tr>
+      <w:tr>
+        <w:tc>
+          <w:tcPr>
+            <w:tcW w:type="dxa" w:w="2351"/>
+          </w:tcPr>
+          <w:p>
+            <w:r>
+              <w:rPr>
+                <w:rFonts w:ascii="Times New Roman" w:hAnsi="Times New Roman"/>
+                <w:b w:val="0"/>
+                <w:i w:val="0"/>
+                <w:sz w:val="20"/>
+              </w:rPr>
+              <w:t>Fadiga física</w:t>
+            </w:r>
+          </w:p>
+        </w:tc>
+        <w:tc>
+          <w:tcPr>
+            <w:tcW w:type="dxa" w:w="2351"/>
+          </w:tcPr>
+          <w:p>
+            <w:r>
+              <w:rPr>
+                <w:rFonts w:ascii="Times New Roman" w:hAnsi="Times New Roman"/>
+                <w:b w:val="0"/>
+                <w:i w:val="0"/>
+                <w:sz w:val="20"/>
+              </w:rPr>
+              <w:t>+0,388</w:t>
+            </w:r>
+          </w:p>
+        </w:tc>
+        <w:tc>
+          <w:tcPr>
+            <w:tcW w:type="dxa" w:w="2351"/>
+          </w:tcPr>
+          <w:p>
+            <w:r>
+              <w:rPr>
+                <w:rFonts w:ascii="Times New Roman" w:hAnsi="Times New Roman"/>
+                <w:b w:val="0"/>
+                <w:i w:val="0"/>
+                <w:sz w:val="20"/>
+              </w:rPr>
+              <w:t>0,097</w:t>
+            </w:r>
+          </w:p>
+        </w:tc>
+        <w:tc>
+          <w:tcPr>
+            <w:tcW w:type="dxa" w:w="2351"/>
+          </w:tcPr>
+          <w:p>
+            <w:r>
+              <w:rPr>
+                <w:rFonts w:ascii="Times New Roman" w:hAnsi="Times New Roman"/>
+                <w:b w:val="0"/>
+                <w:i w:val="0"/>
+                <w:sz w:val="20"/>
+              </w:rPr>
+              <w:t>&lt;0,001</w:t>
+            </w:r>
+          </w:p>
+        </w:tc>
+      </w:tr>
+      <w:tr>
+        <w:tc>
+          <w:tcPr>
+            <w:tcW w:type="dxa" w:w="2351"/>
+          </w:tcPr>
+          <w:p>
+            <w:r>
+              <w:rPr>
+                <w:rFonts w:ascii="Times New Roman" w:hAnsi="Times New Roman"/>
+                <w:b w:val="0"/>
+                <w:i w:val="0"/>
+                <w:sz w:val="20"/>
+              </w:rPr>
+              <w:t>Fadiga mental</w:t>
+            </w:r>
+          </w:p>
+        </w:tc>
+        <w:tc>
+          <w:tcPr>
+            <w:tcW w:type="dxa" w:w="2351"/>
+          </w:tcPr>
+          <w:p>
+            <w:r>
+              <w:rPr>
+                <w:rFonts w:ascii="Times New Roman" w:hAnsi="Times New Roman"/>
+                <w:b w:val="0"/>
+                <w:i w:val="0"/>
+                <w:sz w:val="20"/>
+              </w:rPr>
+              <w:t>+0,043</w:t>
+            </w:r>
+          </w:p>
+        </w:tc>
+        <w:tc>
+          <w:tcPr>
+            <w:tcW w:type="dxa" w:w="2351"/>
+          </w:tcPr>
+          <w:p>
+            <w:r>
+              <w:rPr>
+                <w:rFonts w:ascii="Times New Roman" w:hAnsi="Times New Roman"/>
+                <w:b w:val="0"/>
+                <w:i w:val="0"/>
+                <w:sz w:val="20"/>
+              </w:rPr>
+              <w:t>0,001</w:t>
+            </w:r>
+          </w:p>
+        </w:tc>
+        <w:tc>
+          <w:tcPr>
+            <w:tcW w:type="dxa" w:w="2351"/>
+          </w:tcPr>
+          <w:p>
+            <w:r>
+              <w:rPr>
+                <w:rFonts w:ascii="Times New Roman" w:hAnsi="Times New Roman"/>
+                <w:b w:val="0"/>
+                <w:i w:val="0"/>
+                <w:sz w:val="20"/>
+              </w:rPr>
+              <w:t>0,6038</w:t>
+            </w:r>
+          </w:p>
+        </w:tc>
+      </w:tr>
+    </w:tbl>
+    <w:p>
+      <w:pPr>
+        <w:spacing w:after="160" w:line="240" w:lineRule="auto"/>
+        <w:jc w:val="left"/>
+      </w:pPr>
+      <w:r>
+        <w:rPr>
+          <w:rFonts w:ascii="Times New Roman" w:hAnsi="Times New Roman"/>
+          <w:b w:val="0"/>
+          <w:i w:val="0"/>
+          <w:sz w:val="20"/>
+        </w:rPr>
+        <w:t>Fonte: Dados da pesquisa (2026).</w:t>
+      </w:r>
+    </w:p>
+    <w:p>
+      <w:pPr>
+        <w:spacing w:line="360" w:lineRule="auto"/>
+        <w:ind w:firstLine="709"/>
+        <w:jc w:val="both"/>
+      </w:pPr>
+      <w:r>
+        <w:rPr>
+          <w:rFonts w:ascii="Times New Roman" w:hAnsi="Times New Roman"/>
+          <w:b w:val="0"/>
+          <w:i w:val="0"/>
+          <w:sz w:val="24"/>
+        </w:rPr>
+        <w:t>A regressão linear confirma a direção e a significância das tendências: a fadiga física apresenta a inclinação mais acentuada e o melhor ajuste (b = +0,39/dia; R² = 0,10; p &lt; 0,001), seguida da fadiga do BRUMS (b = +0,41/dia; p &lt; 0,001) e do vigor (b = −0,27/dia; p = 0,005); a fadiga mental não exibe tendência (b = +0,04/dia; p = 0,60). Os valores de R² são baixos porque a regressão é computada no nível da observação individual, em que a maior parte da variância é atribuível às diferenças entre atletas e ao ruído de medida, e não à tendência semanal — o que reforça a necessidade de interpretar a tendência do grupo, e não a leitura isolada de um atleta. A Figura 5 apresenta as retas de regressão sobre as observações, e a Figura 6 sobrepõe, em escores padronizados, a deterioração conjunta do eixo energia–fadiga.</w:t>
+      </w:r>
+    </w:p>
+    <w:p>
+      <w:pPr>
+        <w:spacing w:before="160" w:line="240" w:lineRule="auto"/>
+        <w:jc w:val="center"/>
+      </w:pPr>
+      <w:r>
+        <w:rPr>
+          <w:rFonts w:ascii="Times New Roman" w:hAnsi="Times New Roman"/>
+          <w:b w:val="0"/>
+          <w:i w:val="0"/>
+          <w:sz w:val="20"/>
+        </w:rPr>
+        <w:t>Figura 5 – Regressão linear de cada variável ao longo da semana (pontos = observações; reta = ajuste; b e R² indicados)</w:t>
+      </w:r>
+    </w:p>
+    <w:p>
+      <w:pPr>
+        <w:jc w:val="center"/>
+      </w:pPr>
+      <w:r>
+        <w:drawing>
+          <wp:inline xmlns:a="http://schemas.openxmlformats.org/drawingml/2006/main" xmlns:pic="http://schemas.openxmlformats.org/drawingml/2006/picture">
+            <wp:extent cx="5486400" cy="3086100"/>
+            <wp:docPr id="5" name="Picture 5"/>
+            <wp:cNvGraphicFramePr>
+              <a:graphicFrameLocks noChangeAspect="1"/>
+            </wp:cNvGraphicFramePr>
+            <a:graphic>
+              <a:graphicData uri="http://schemas.openxmlformats.org/drawingml/2006/picture">
+                <pic:pic>
+                  <pic:nvPicPr>
+                    <pic:cNvPr id="0" name="sem_f_regressao.png"/>
+                    <pic:cNvPicPr/>
+                  </pic:nvPicPr>
+                  <pic:blipFill>
+                    <a:blip r:embed="rId13"/>
+                    <a:stretch>
+                      <a:fillRect/>
+                    </a:stretch>
+                  </pic:blipFill>
+                  <pic:spPr>
+                    <a:xfrm>
+                      <a:off x="0" y="0"/>
+                      <a:ext cx="5486400" cy="3086100"/>
+                    </a:xfrm>
+                    <a:prstGeom prst="rect"/>
+                  </pic:spPr>
+                </pic:pic>
+              </a:graphicData>
+            </a:graphic>
+          </wp:inline>
+        </w:drawing>
+      </w:r>
+    </w:p>
+    <w:p>
+      <w:pPr>
+        <w:spacing w:after="160" w:line="240" w:lineRule="auto"/>
+        <w:jc w:val="center"/>
+      </w:pPr>
+      <w:r>
+        <w:rPr>
+          <w:rFonts w:ascii="Times New Roman" w:hAnsi="Times New Roman"/>
+          <w:b w:val="0"/>
+          <w:i w:val="0"/>
+          <w:sz w:val="20"/>
+        </w:rPr>
+        <w:t>Fonte: Elaborado pelos autores (2026).</w:t>
+      </w:r>
+    </w:p>
+    <w:p>
+      <w:pPr>
+        <w:spacing w:before="160" w:line="240" w:lineRule="auto"/>
+        <w:jc w:val="center"/>
+      </w:pPr>
+      <w:r>
+        <w:rPr>
+          <w:rFonts w:ascii="Times New Roman" w:hAnsi="Times New Roman"/>
+          <w:b w:val="0"/>
+          <w:i w:val="0"/>
+          <w:sz w:val="20"/>
+        </w:rPr>
+        <w:t>Figura 6 – Deterioração do eixo energia–fadiga em escores padronizados (z): vigor declina, fadiga e fadiga física ascendem (retas de regressão)</w:t>
+      </w:r>
+    </w:p>
+    <w:p>
+      <w:pPr>
+        <w:jc w:val="center"/>
+      </w:pPr>
+      <w:r>
+        <w:drawing>
+          <wp:inline xmlns:a="http://schemas.openxmlformats.org/drawingml/2006/main" xmlns:pic="http://schemas.openxmlformats.org/drawingml/2006/picture">
+            <wp:extent cx="5120640" cy="2880360"/>
+            <wp:docPr id="6" name="Picture 6"/>
+            <wp:cNvGraphicFramePr>
+              <a:graphicFrameLocks noChangeAspect="1"/>
+            </wp:cNvGraphicFramePr>
+            <a:graphic>
+              <a:graphicData uri="http://schemas.openxmlformats.org/drawingml/2006/picture">
+                <pic:pic>
+                  <pic:nvPicPr>
+                    <pic:cNvPr id="0" name="sem_f_deterioracao.png"/>
+                    <pic:cNvPicPr/>
+                  </pic:nvPicPr>
+                  <pic:blipFill>
+                    <a:blip r:embed="rId14"/>
+                    <a:stretch>
+                      <a:fillRect/>
+                    </a:stretch>
+                  </pic:blipFill>
+                  <pic:spPr>
+                    <a:xfrm>
+                      <a:off x="0" y="0"/>
+                      <a:ext cx="5120640" cy="2880360"/>
                     </a:xfrm>
                     <a:prstGeom prst="rect"/>
                   </pic:spPr>
@@ -1732,7 +2421,7 @@
           <w:i w:val="0"/>
           <w:sz w:val="20"/>
         </w:rPr>
-        <w:t>Tabela 3 – Humor no Dia 1 (linha de base) e no Dia 7; comparação pareada (Wilcoxon)</w:t>
+        <w:t>Tabela 4 – Humor no Dia 1 (linha de base) e no Dia 7; comparação pareada (Wilcoxon)</w:t>
       </w:r>
     </w:p>
     <w:tbl>
@@ -2468,7 +3157,7 @@
           <w:i w:val="0"/>
           <w:sz w:val="20"/>
         </w:rPr>
-        <w:t>Tabela 4 – Resposta aguda pré→pós agregada na semana (intra-grupo, por atleta)</w:t>
+        <w:t>Tabela 5 – Resposta aguda pré→pós agregada na semana (intra-grupo, por atleta)</w:t>
       </w:r>
     </w:p>
     <w:tbl>
@@ -3012,7 +3701,7 @@
           <w:i w:val="0"/>
           <w:sz w:val="24"/>
         </w:rPr>
-        <w:t>Dentro dos dias, do primeiro ao último registro, o vigor caiu e a fadiga (física, do BRUMS e mental) aumentou, todos de forma significativa — a fadiga física com o maior efeito agudo (dz = +1,08). Esse padrão, de mesma direção que o observado na escala semanal, indica que a resposta aguda a cada dia é um análogo, em menor amplitude, do processo de acúmulo. As Tabelas 5 a 8 detalham a resposta pré→pós dia a dia para cada variável, e a Figura 3 a representa graficamente.</w:t>
+        <w:t>Dentro dos dias, do primeiro ao último registro, o vigor caiu e a fadiga (física, do BRUMS e mental) aumentou, todos de forma significativa — a fadiga física com o maior efeito agudo (dz = +1,08). Esse padrão, de mesma direção que o observado na escala semanal, indica que a resposta aguda a cada dia é um análogo, em menor amplitude, do processo de acúmulo. As Tabelas 6 a 9 detalham a resposta pré→pós dia a dia para cada variável, e a Figura 7 a representa graficamente.</w:t>
       </w:r>
     </w:p>
     <w:p>
@@ -3027,7 +3716,7 @@
           <w:i w:val="0"/>
           <w:sz w:val="20"/>
         </w:rPr>
-        <w:t>Tabela 5 – Vigor: resposta pré→pós por dia (* p &lt; 0,05)</w:t>
+        <w:t>Tabela 6 – Vigor: resposta pré→pós por dia (* p &lt; 0,05)</w:t>
       </w:r>
     </w:p>
     <w:tbl>
@@ -3864,7 +4553,7 @@
           <w:i w:val="0"/>
           <w:sz w:val="20"/>
         </w:rPr>
-        <w:t>Tabela 6 – Fadiga (BRUMS): resposta pré→pós por dia (* p &lt; 0,05)</w:t>
+        <w:t>Tabela 7 – Fadiga (BRUMS): resposta pré→pós por dia (* p &lt; 0,05)</w:t>
       </w:r>
     </w:p>
     <w:tbl>
@@ -4701,7 +5390,7 @@
           <w:i w:val="0"/>
           <w:sz w:val="20"/>
         </w:rPr>
-        <w:t>Tabela 7 – Fadiga física: resposta pré→pós por dia (* p &lt; 0,05)</w:t>
+        <w:t>Tabela 8 – Fadiga física: resposta pré→pós por dia (* p &lt; 0,05)</w:t>
       </w:r>
     </w:p>
     <w:tbl>
@@ -5538,7 +6227,7 @@
           <w:i w:val="0"/>
           <w:sz w:val="20"/>
         </w:rPr>
-        <w:t>Tabela 8 – Fadiga mental: resposta pré→pós por dia (* p &lt; 0,05)</w:t>
+        <w:t>Tabela 9 – Fadiga mental: resposta pré→pós por dia (* p &lt; 0,05)</w:t>
       </w:r>
     </w:p>
     <w:tbl>
@@ -6375,7 +7064,7 @@
           <w:i w:val="0"/>
           <w:sz w:val="20"/>
         </w:rPr>
-        <w:t>Figura 3 – Média pré e pós por dia para as quatro variáveis</w:t>
+        <w:t>Figura 7 – Média pré e pós por dia para as quatro variáveis</w:t>
       </w:r>
     </w:p>
     <w:p>
@@ -6386,7 +7075,7 @@
         <w:drawing>
           <wp:inline xmlns:a="http://schemas.openxmlformats.org/drawingml/2006/main" xmlns:pic="http://schemas.openxmlformats.org/drawingml/2006/picture">
             <wp:extent cx="5486400" cy="3086100"/>
-            <wp:docPr id="3" name="Picture 3"/>
+            <wp:docPr id="7" name="Picture 7"/>
             <wp:cNvGraphicFramePr>
               <a:graphicFrameLocks noChangeAspect="1"/>
             </wp:cNvGraphicFramePr>
@@ -6398,7 +7087,7 @@
                     <pic:cNvPicPr/>
                   </pic:nvPicPr>
                   <pic:blipFill>
-                    <a:blip r:embed="rId11"/>
+                    <a:blip r:embed="rId15"/>
                     <a:stretch>
                       <a:fillRect/>
                     </a:stretch>
@@ -6459,7 +7148,7 @@
           <w:i w:val="0"/>
           <w:sz w:val="20"/>
         </w:rPr>
-        <w:t>Tabela 9 – Sensibilidade/responsividade das variáveis (ordenado pelo efeito crônico)</w:t>
+        <w:t>Tabela 10 – Sensibilidade/responsividade das variáveis (ordenado pelo efeito crônico)</w:t>
       </w:r>
     </w:p>
     <w:tbl>
@@ -6937,7 +7626,7 @@
           <w:i w:val="0"/>
           <w:sz w:val="20"/>
         </w:rPr>
-        <w:t>Figura 4 – Tamanho de efeito (|dz|) agudo (pré→pós) versus crônico (Dia 1→Dia 7)</w:t>
+        <w:t>Figura 8 – Tamanho de efeito (|dz|) agudo (pré→pós) versus crônico (Dia 1→Dia 7)</w:t>
       </w:r>
     </w:p>
     <w:p>
@@ -6948,7 +7637,7 @@
         <w:drawing>
           <wp:inline xmlns:a="http://schemas.openxmlformats.org/drawingml/2006/main" xmlns:pic="http://schemas.openxmlformats.org/drawingml/2006/picture">
             <wp:extent cx="4937760" cy="2777490"/>
-            <wp:docPr id="4" name="Picture 4"/>
+            <wp:docPr id="8" name="Picture 8"/>
             <wp:cNvGraphicFramePr>
               <a:graphicFrameLocks noChangeAspect="1"/>
             </wp:cNvGraphicFramePr>
@@ -6960,7 +7649,7 @@
                     <pic:cNvPicPr/>
                   </pic:nvPicPr>
                   <pic:blipFill>
-                    <a:blip r:embed="rId12"/>
+                    <a:blip r:embed="rId16"/>
                     <a:stretch>
                       <a:fillRect/>
                     </a:stretch>
@@ -7021,7 +7710,7 @@
           <w:i w:val="0"/>
           <w:sz w:val="20"/>
         </w:rPr>
-        <w:t>Tabela 10 – Limites, derivadas (velocidade no D1 e D7) e ponto de inflexão por variável</w:t>
+        <w:t>Tabela 11 – Limites, derivadas (velocidade no D1 e D7) e ponto de inflexão por variável</w:t>
       </w:r>
     </w:p>
     <w:tbl>
@@ -7760,7 +8449,7 @@
           <w:i w:val="0"/>
           <w:sz w:val="24"/>
         </w:rPr>
-        <w:t>As derivadas descrevem a forma da mudança. A velocidade da fadiga física e da fadiga do BRUMS é máxima nas extremidades (início e Dia 7), com um mínimo de deterioração no meio da semana; a aceleração troca de sinal uma única vez — o ponto de inflexão —, situado em torno do Dia 4 para o vigor, a fadiga física e a fadiga do BRUMS. A fadiga mental, por ser praticamente estável, não apresenta inflexão definida. O Dia 4 marca, assim, a transição da fase de acomodação para a fase de aprofundamento da fadiga rumo ao Dia 7 (Figura 5).</w:t>
+        <w:t>As derivadas descrevem a forma da mudança. A velocidade da fadiga física e da fadiga do BRUMS é máxima nas extremidades (início e Dia 7), com um mínimo de deterioração no meio da semana; a aceleração troca de sinal uma única vez — o ponto de inflexão —, situado em torno do Dia 4 para o vigor, a fadiga física e a fadiga do BRUMS. A fadiga mental, por ser praticamente estável, não apresenta inflexão definida. O Dia 4 marca, assim, a transição da fase de acomodação para a fase de aprofundamento da fadiga rumo ao Dia 7 (Figura 9).</w:t>
       </w:r>
     </w:p>
     <w:p>
@@ -7775,7 +8464,7 @@
           <w:i w:val="0"/>
           <w:sz w:val="20"/>
         </w:rPr>
-        <w:t>Figura 5 – Velocidade (linha cheia) e aceleração (tracejada) da trajetória de cada variável; linha vertical = ponto de inflexão</w:t>
+        <w:t>Figura 9 – Velocidade (linha cheia) e aceleração (tracejada) da trajetória de cada variável; linha vertical = ponto de inflexão</w:t>
       </w:r>
     </w:p>
     <w:p>
@@ -7786,7 +8475,7 @@
         <w:drawing>
           <wp:inline xmlns:a="http://schemas.openxmlformats.org/drawingml/2006/main" xmlns:pic="http://schemas.openxmlformats.org/drawingml/2006/picture">
             <wp:extent cx="5486400" cy="3086100"/>
-            <wp:docPr id="5" name="Picture 5"/>
+            <wp:docPr id="9" name="Picture 9"/>
             <wp:cNvGraphicFramePr>
               <a:graphicFrameLocks noChangeAspect="1"/>
             </wp:cNvGraphicFramePr>
@@ -7798,7 +8487,7 @@
                     <pic:cNvPicPr/>
                   </pic:nvPicPr>
                   <pic:blipFill>
-                    <a:blip r:embed="rId13"/>
+                    <a:blip r:embed="rId17"/>
                     <a:stretch>
                       <a:fillRect/>
                     </a:stretch>
@@ -7859,7 +8548,7 @@
           <w:i w:val="0"/>
           <w:sz w:val="20"/>
         </w:rPr>
-        <w:t>Tabela 11 – Decomposição da variância (sinal da semana, traço e ruído) e limiares de medida</w:t>
+        <w:t>Tabela 12 – Decomposição da variância (sinal da semana, traço e ruído) e limiares de medida</w:t>
       </w:r>
     </w:p>
     <w:tbl>
@@ -8484,7 +9173,7 @@
           <w:i w:val="0"/>
           <w:sz w:val="24"/>
         </w:rPr>
-        <w:t>A decomposição da variância mostra que o sinal da semana é a menor fração (1–13%); o grosso é traço estável (entre atletas) e ruído de medida. Removendo o ruído por suavização (LOWESS), a tendência subjacente torna-se nítida: a Figura 6 apresenta a partição da variância e a Figura 7 contrasta o índice-iceberg bruto (com ruído) com a curva suavizada (sem ruído), sobre a qual o ponto de inflexão (≈ Dia 4) é inequívoco. Em termos práticos, a leitura do grupo é robusta, mas a decisão individual exige médias de várias coletas, pois a oscilação de um único registro é dominada pelo ruído.</w:t>
+        <w:t>A decomposição da variância mostra que o sinal da semana é a menor fração (1–13%); o grosso é traço estável (entre atletas) e ruído de medida. Removendo o ruído por suavização (LOWESS), a tendência subjacente torna-se nítida: a Figura 10 apresenta a partição da variância e a Figura 11 contrasta o índice-iceberg bruto (com ruído) com a curva suavizada (sem ruído), sobre a qual o ponto de inflexão (≈ Dia 4) é inequívoco. Em termos práticos, a leitura do grupo é robusta, mas a decisão individual exige médias de várias coletas, pois a oscilação de um único registro é dominada pelo ruído.</w:t>
       </w:r>
     </w:p>
     <w:p>
@@ -8499,7 +9188,7 @@
           <w:i w:val="0"/>
           <w:sz w:val="20"/>
         </w:rPr>
-        <w:t>Figura 6 – Decomposição da variância por variável: sinal da semana, traço e ruído</w:t>
+        <w:t>Figura 10 – Decomposição da variância por variável: sinal da semana, traço e ruído</w:t>
       </w:r>
     </w:p>
     <w:p>
@@ -8510,7 +9199,7 @@
         <w:drawing>
           <wp:inline xmlns:a="http://schemas.openxmlformats.org/drawingml/2006/main" xmlns:pic="http://schemas.openxmlformats.org/drawingml/2006/picture">
             <wp:extent cx="4937760" cy="2777490"/>
-            <wp:docPr id="6" name="Picture 6"/>
+            <wp:docPr id="10" name="Picture 10"/>
             <wp:cNvGraphicFramePr>
               <a:graphicFrameLocks noChangeAspect="1"/>
             </wp:cNvGraphicFramePr>
@@ -8522,7 +9211,7 @@
                     <pic:cNvPicPr/>
                   </pic:nvPicPr>
                   <pic:blipFill>
-                    <a:blip r:embed="rId14"/>
+                    <a:blip r:embed="rId18"/>
                     <a:stretch>
                       <a:fillRect/>
                     </a:stretch>
@@ -8568,7 +9257,7 @@
           <w:i w:val="0"/>
           <w:sz w:val="20"/>
         </w:rPr>
-        <w:t>Figura 7 – Índice-iceberg com ruído (observações e média diária) e sem ruído (LOWESS); linha vertical = inflexão</w:t>
+        <w:t>Figura 11 – Índice-iceberg com ruído (observações e média diária) e sem ruído (LOWESS); linha vertical = inflexão</w:t>
       </w:r>
     </w:p>
     <w:p>
@@ -8579,7 +9268,7 @@
         <w:drawing>
           <wp:inline xmlns:a="http://schemas.openxmlformats.org/drawingml/2006/main" xmlns:pic="http://schemas.openxmlformats.org/drawingml/2006/picture">
             <wp:extent cx="5303520" cy="2983230"/>
-            <wp:docPr id="7" name="Picture 7"/>
+            <wp:docPr id="11" name="Picture 11"/>
             <wp:cNvGraphicFramePr>
               <a:graphicFrameLocks noChangeAspect="1"/>
             </wp:cNvGraphicFramePr>
@@ -8591,7 +9280,7 @@
                     <pic:cNvPicPr/>
                   </pic:nvPicPr>
                   <pic:blipFill>
-                    <a:blip r:embed="rId15"/>
+                    <a:blip r:embed="rId19"/>
                     <a:stretch>
                       <a:fillRect/>
                     </a:stretch>
@@ -8652,7 +9341,7 @@
           <w:i w:val="0"/>
           <w:sz w:val="20"/>
         </w:rPr>
-        <w:t>Tabela 12 – Distribuição dos seis perfis de humor (%) em dias-chave</w:t>
+        <w:t>Tabela 13 – Distribuição dos seis perfis de humor (%) em dias-chave</w:t>
       </w:r>
     </w:p>
     <w:tbl>
@@ -9098,7 +9787,7 @@
           <w:i w:val="0"/>
           <w:sz w:val="24"/>
         </w:rPr>
-        <w:t>A classificação nos seis perfis mostra a migração do perfil saudável para o de fadiga: o iceberg cai do Dia 1 ao Dia 7, enquanto a barbatana de tubarão — fadiga em pico com vigor ainda preservado — cresce expressivamente. Os perfis de colapso afetivo permanecem raros, reforçando que o custo do período é somático, e não afetivo (Figura 8).</w:t>
+        <w:t>A classificação nos seis perfis mostra a migração do perfil saudável para o de fadiga: o iceberg cai do Dia 1 ao Dia 7, enquanto a barbatana de tubarão — fadiga em pico com vigor ainda preservado — cresce expressivamente. Os perfis de colapso afetivo permanecem raros, reforçando que o custo do período é somático, e não afetivo (Figura 12).</w:t>
       </w:r>
     </w:p>
     <w:p>
@@ -9113,7 +9802,7 @@
           <w:i w:val="0"/>
           <w:sz w:val="20"/>
         </w:rPr>
-        <w:t>Figura 8 – Distribuição dos seis perfis de humor ao longo da semana</w:t>
+        <w:t>Figura 12 – Distribuição dos seis perfis de humor ao longo da semana</w:t>
       </w:r>
     </w:p>
     <w:p>
@@ -9124,7 +9813,7 @@
         <w:drawing>
           <wp:inline xmlns:a="http://schemas.openxmlformats.org/drawingml/2006/main" xmlns:pic="http://schemas.openxmlformats.org/drawingml/2006/picture">
             <wp:extent cx="5303520" cy="2983230"/>
-            <wp:docPr id="8" name="Picture 8"/>
+            <wp:docPr id="12" name="Picture 12"/>
             <wp:cNvGraphicFramePr>
               <a:graphicFrameLocks noChangeAspect="1"/>
             </wp:cNvGraphicFramePr>
@@ -9136,7 +9825,92 @@
                     <pic:cNvPicPr/>
                   </pic:nvPicPr>
                   <pic:blipFill>
-                    <a:blip r:embed="rId16"/>
+                    <a:blip r:embed="rId20"/>
+                    <a:stretch>
+                      <a:fillRect/>
+                    </a:stretch>
+                  </pic:blipFill>
+                  <pic:spPr>
+                    <a:xfrm>
+                      <a:off x="0" y="0"/>
+                      <a:ext cx="5303520" cy="2983230"/>
+                    </a:xfrm>
+                    <a:prstGeom prst="rect"/>
+                  </pic:spPr>
+                </pic:pic>
+              </a:graphicData>
+            </a:graphic>
+          </wp:inline>
+        </w:drawing>
+      </w:r>
+    </w:p>
+    <w:p>
+      <w:pPr>
+        <w:spacing w:after="160" w:line="240" w:lineRule="auto"/>
+        <w:jc w:val="center"/>
+      </w:pPr>
+      <w:r>
+        <w:rPr>
+          <w:rFonts w:ascii="Times New Roman" w:hAnsi="Times New Roman"/>
+          <w:b w:val="0"/>
+          <w:i w:val="0"/>
+          <w:sz w:val="20"/>
+        </w:rPr>
+        <w:t>Fonte: Elaborado pelos autores (2026).</w:t>
+      </w:r>
+    </w:p>
+    <w:p>
+      <w:pPr>
+        <w:spacing w:line="360" w:lineRule="auto"/>
+        <w:ind w:firstLine="709"/>
+        <w:jc w:val="both"/>
+      </w:pPr>
+      <w:r>
+        <w:rPr>
+          <w:rFonts w:ascii="Times New Roman" w:hAnsi="Times New Roman"/>
+          <w:b w:val="0"/>
+          <w:i w:val="0"/>
+          <w:sz w:val="24"/>
+        </w:rPr>
+        <w:t>A dinâmica do perfil iceberg — o índice de saúde do humor — é sintetizada na Figura seguinte, que sobrepõe o percentual de atletas em perfil iceberg (barras) à trajetória do índice-iceberg (linha) e à sua regressão linear. Ambos declinam ao longo da semana, com queda acentuada no Dia 7, retratando a deterioração progressiva do perfil de humor do grupo.</w:t>
+      </w:r>
+    </w:p>
+    <w:p>
+      <w:pPr>
+        <w:spacing w:before="160" w:line="240" w:lineRule="auto"/>
+        <w:jc w:val="center"/>
+      </w:pPr>
+      <w:r>
+        <w:rPr>
+          <w:rFonts w:ascii="Times New Roman" w:hAnsi="Times New Roman"/>
+          <w:b w:val="0"/>
+          <w:i w:val="0"/>
+          <w:sz w:val="20"/>
+        </w:rPr>
+        <w:t>Figura 13 – Perfil iceberg ao longo da semana: percentual em perfil iceberg (barras), índice-iceberg (linha) e regressão</w:t>
+      </w:r>
+    </w:p>
+    <w:p>
+      <w:pPr>
+        <w:jc w:val="center"/>
+      </w:pPr>
+      <w:r>
+        <w:drawing>
+          <wp:inline xmlns:a="http://schemas.openxmlformats.org/drawingml/2006/main" xmlns:pic="http://schemas.openxmlformats.org/drawingml/2006/picture">
+            <wp:extent cx="5303520" cy="2983230"/>
+            <wp:docPr id="13" name="Picture 13"/>
+            <wp:cNvGraphicFramePr>
+              <a:graphicFrameLocks noChangeAspect="1"/>
+            </wp:cNvGraphicFramePr>
+            <a:graphic>
+              <a:graphicData uri="http://schemas.openxmlformats.org/drawingml/2006/picture">
+                <pic:pic>
+                  <pic:nvPicPr>
+                    <pic:cNvPr id="0" name="sem_f_iceberg.png"/>
+                    <pic:cNvPicPr/>
+                  </pic:nvPicPr>
+                  <pic:blipFill>
+                    <a:blip r:embed="rId21"/>
                     <a:stretch>
                       <a:fillRect/>
                     </a:stretch>
@@ -9198,7 +9972,7 @@
           <w:i w:val="0"/>
           <w:sz w:val="24"/>
         </w:rPr>
-        <w:t>A integração das escalas temporais distingue dois efeitos convergentes. O efeito agudo (pré→pós) reflete a resposta imediata ao esforço diário; o efeito crônico (Dia 1→Dia 7) reflete o acúmulo ao longo da semana. Para a fadiga física e o vigor, o efeito crônico supera o agudo (dz crônico 1,69 e 1,09 versus agudo 1,08 e 0,74), indicando acúmulo progressivo; para a fadiga mental, o efeito agudo (0,53) supera o crônico (0,33), sugerindo uma resposta pontual ao dia que não se consolida ao longo da semana. As trajetórias individuais (Figura 9) revelam ampla dispersão em torno da tendência coletiva: embora a direção seja compartilhada, a magnitude e o ponto de partida variam entre atletas, o que desaconselha pontos de corte normativos únicos e sustenta o referenciamento à linha de base individual.</w:t>
+        <w:t>A integração das escalas temporais distingue dois efeitos convergentes. O efeito agudo (pré→pós) reflete a resposta imediata ao esforço diário; o efeito crônico (Dia 1→Dia 7) reflete o acúmulo ao longo da semana. Para a fadiga física e o vigor, o efeito crônico supera o agudo (dz crônico 1,69 e 1,09 versus agudo 1,08 e 0,74), indicando acúmulo progressivo; para a fadiga mental, o efeito agudo (0,53) supera o crônico (0,33), sugerindo uma resposta pontual ao dia que não se consolida ao longo da semana. As trajetórias individuais (Figura 14) revelam ampla dispersão em torno da tendência coletiva: embora a direção seja compartilhada, a magnitude e o ponto de partida variam entre atletas, o que desaconselha pontos de corte normativos únicos e sustenta o referenciamento à linha de base individual.</w:t>
       </w:r>
     </w:p>
     <w:p>
@@ -9213,7 +9987,7 @@
           <w:i w:val="0"/>
           <w:sz w:val="20"/>
         </w:rPr>
-        <w:t>Figura 9 – Trajetórias individuais do vigor e da fadiga física ao longo da semana (linha em destaque = média do grupo)</w:t>
+        <w:t>Figura 14 – Trajetórias individuais do vigor e da fadiga física ao longo da semana (linha em destaque = média do grupo)</w:t>
       </w:r>
     </w:p>
     <w:p>
@@ -9224,7 +9998,7 @@
         <w:drawing>
           <wp:inline xmlns:a="http://schemas.openxmlformats.org/drawingml/2006/main" xmlns:pic="http://schemas.openxmlformats.org/drawingml/2006/picture">
             <wp:extent cx="5486400" cy="3086100"/>
-            <wp:docPr id="9" name="Picture 9"/>
+            <wp:docPr id="14" name="Picture 14"/>
             <wp:cNvGraphicFramePr>
               <a:graphicFrameLocks noChangeAspect="1"/>
             </wp:cNvGraphicFramePr>
@@ -9236,7 +10010,7 @@
                     <pic:cNvPicPr/>
                   </pic:nvPicPr>
                   <pic:blipFill>
-                    <a:blip r:embed="rId17"/>
+                    <a:blip r:embed="rId22"/>
                     <a:stretch>
                       <a:fillRect/>
                     </a:stretch>

--- a/Artigos/Perfil_Humor_Semana_PreTemporada_ABNT.docx
+++ b/Artigos/Perfil_Humor_Semana_PreTemporada_ABNT.docx
@@ -13,7 +13,7 @@
           <w:i w:val="0"/>
           <w:sz w:val="28"/>
         </w:rPr>
-        <w:t>PERFIL DE HUMOR E COMPORTAMENTO DAS VARIÁVEIS AFETIVAS E DE FADIGA NA ÚLTIMA SEMANA DA PRÉ-TEMPORADA COMPETITIVA DE ATLETAS DE HANDEBOL</w:t>
+        <w:t>PERFIL DE HUMOR DE ATLETAS DE HANDEBOL NA ÚLTIMA SEMANA DA PRÉ-TEMPORADA COMPETITIVA</w:t>
       </w:r>
     </w:p>
     <w:p>
@@ -30,7 +30,6 @@
         <w:t>[Autoria e afiliação a preencher]</w:t>
       </w:r>
     </w:p>
-    <w:p/>
     <w:p>
       <w:pPr>
         <w:spacing w:line="240" w:lineRule="auto"/>
@@ -57,7 +56,7 @@
           <w:i w:val="0"/>
           <w:sz w:val="24"/>
         </w:rPr>
-        <w:t>Este estudo descreve e classifica o perfil de humor e o comportamento das variáveis afetivas e de fadiga de atletas de handebol ao longo da última semana da pré-temporada competitiva. Vinte e sete atletas responderam ao BRUMS-24 e a autoavaliações de fadiga física e mental duas vezes ao dia — a primeira coleta (pré) e a última (pós) — durante sete dias, totalizando 456 observações. Analisaram-se a caracterização sociodemográfica, a estatística descritiva com limites (amplitude), a comparação do Dia 1 (linha de base) ao Dia 7, a resposta pré→pós no grupo e por atleta, os percentuais e a variação das alterações, a sensibilidade das variáveis, além de derivadas, decomposição da variância com e sem ruído, suavização das curvas e pontos de inflexão. O humor deteriorou-se de forma concentrada no eixo energia–fadiga: o vigor caiu (dz = −1,09) e a fadiga física (dz = +1,69) e a fadiga do BRUMS (dz = +0,68) aumentaram do Dia 1 ao Dia 7, enquanto a fadiga mental variou pouco (dz = +0,33). A fadiga física foi a variável mais responsiva, tanto no efeito agudo (pré→pós) quanto no crônico (semana). As trajetórias apresentaram ponto de inflexão robusto em torno do Dia 4. Conclui-se que o custo do período é somático e acumulativo, sendo a fadiga física e o vigor os marcadores mais sensíveis para o monitoramento.</w:t>
+        <w:t>Objetivo: avaliar e classificar o perfil de humor de atletas de handebol na última semana da pré-temporada competitiva. Método: 27 atletas responderam ao BRUMS-24 e a autoavaliações de fadiga física e mental duas vezes ao dia — a primeira coleta (pré) e a última (pós) — durante sete dias (456 observações), com análise descritiva, comparação do grupo entre a linha de base (Dia 1, pré) e o último dia (Dia 7, pós), regressão linear, derivadas e pontos de inflexão. Resultados: o humor deteriorou-se de forma concentrada no eixo energia–fadiga — da linha de base ao final, o vigor caiu 47% (dz = −1,02) e a fadiga física (+129%; dz = +2,12) e a fadiga do BRUMS (+116%; dz = +0,78) aumentaram, sendo a fadiga física a variável mais responsiva; a trajetória inflectiu-se em torno do Dia 4. O perfil iceberg reduziu-se ao longo da semana. Conclusão: o custo do período é somático e acumulativo, sendo a fadiga física e o vigor os marcadores mais sensíveis para o monitoramento individualizado.</w:t>
       </w:r>
     </w:p>
     <w:p>
@@ -85,7 +84,7 @@
     </w:p>
     <w:p>
       <w:pPr>
-        <w:spacing w:before="240" w:after="120"/>
+        <w:spacing w:before="200" w:after="80"/>
         <w:jc w:val="left"/>
       </w:pPr>
       <w:r>
@@ -111,7 +110,7 @@
           <w:i w:val="0"/>
           <w:sz w:val="24"/>
         </w:rPr>
-        <w:t>O monitoramento dos estados de humor é uma ferramenta prática, de baixo custo e não invasiva para acompanhar a resposta psicobiológica de atletas à carga de treinamento, com potencial de sinalizar desadaptações antes que se manifestem em queda de desempenho (TERRY; LANE; FOGARTY, 2003; ROHLFS et al., 2008). A Brunel Mood Scale (BRUMS) operacionaliza o construto em seis dimensões — tensão, depressão, raiva, vigor, fadiga e confusão — e é amplamente utilizada no esporte por conjugar brevidade e sensibilidade a variações agudas e crônicas. Atletas saudáveis tendem a exibir o perfil iceberg, com vigor elevado destacando-se acima das dimensões negativas (MORGAN, 1985); o achatamento ou a inversão desse perfil indica fadiga acumulada.</w:t>
+        <w:t>O monitoramento dos estados de humor é uma ferramenta prática, de baixo custo e não invasiva para acompanhar a resposta psicobiológica de atletas à carga de treinamento, sinalizando desadaptações antes que se manifestem em queda de desempenho (TERRY; LANE; FOGARTY, 2003; ROHLFS et al., 2008). A Brunel Mood Scale (BRUMS) operacionaliza o construto em seis dimensões — tensão, depressão, raiva, vigor, fadiga e confusão. Atletas saudáveis tendem a exibir o perfil iceberg, com vigor elevado destacando-se acima das dimensões negativas (MORGAN, 1985); o achatamento desse perfil indica fadiga acumulada.</w:t>
       </w:r>
     </w:p>
     <w:p>
@@ -127,12 +126,12 @@
           <w:i w:val="0"/>
           <w:sz w:val="24"/>
         </w:rPr>
-        <w:t>A caracterização do comportamento do humor em diferentes escalas temporais — no conjunto da semana, na variação do início ao fim e na resposta aguda dentro de cada dia — e, simultaneamente, nos níveis coletivo e individual, fornece um panorama interpretável para calibrar a recuperação. Este estudo tem por objetivo avaliar e classificar o perfil de humor de atletas de handebol durante a última semana da pré-temporada competitiva, descrevendo o comportamento geral do grupo por variável, a variação do Dia 1 ao Dia 7, a resposta pré→pós no grupo e por atleta, e a sensibilidade relativa das variáveis, com aprofundamento por derivadas, decomposição com e sem ruído e pontos de inflexão.</w:t>
+        <w:t>Este estudo tem por objetivo avaliar e classificar o perfil de humor de atletas de handebol durante a última semana da pré-temporada competitiva, descrevendo o comportamento geral do grupo por variável, a variação da linha de base (Dia 1, pré) ao último dia (Dia 7, pós), a resposta pré→pós e a sensibilidade relativa das variáveis, com aprofundamento por regressão, derivadas e pontos de inflexão.</w:t>
       </w:r>
     </w:p>
     <w:p>
       <w:pPr>
-        <w:spacing w:before="240" w:after="120"/>
+        <w:spacing w:before="200" w:after="80"/>
         <w:jc w:val="left"/>
       </w:pPr>
       <w:r>
@@ -158,12 +157,12 @@
           <w:i w:val="0"/>
           <w:sz w:val="24"/>
         </w:rPr>
-        <w:t>A última semana pré-competitiva é um período crítico do planejamento, no qual a comissão técnica busca dissipar a fadiga acumulada preservando as adaptações, de modo a maximizar a prontidão para competir. O manejo inadequado da carga nesse intervalo pode deteriorar o humor e sinalizar recuperação incompleta, com repercussões diretas sobre o desempenho; ainda assim, o comportamento do humor nessa janela raramente é caracterizado de forma estruturada nas equipes. Descrever esse comportamento de forma quantitativa — distinguindo o que é resposta real do que é ruído de medida, e identificando quais variáveis são mais sensíveis e em que momento a trajetória se inflete — oferece à comissão técnica subsídios objetivos para individualizar a recuperação e intervir no momento oportuno.</w:t>
+        <w:t>A última semana pré-competitiva é um período crítico, no qual a comissão técnica busca dissipar a fadiga acumulada preservando as adaptações, de modo a maximizar a prontidão para competir. O manejo inadequado da carga pode deteriorar o humor e sinalizar recuperação incompleta; ainda assim, o comportamento do humor nessa janela raramente é caracterizado de forma estruturada. Descrevê-lo quantitativamente — identificando quais variáveis são mais sensíveis e em que momento a trajetória se inflete — oferece subsídios objetivos para individualizar a recuperação.</w:t>
       </w:r>
     </w:p>
     <w:p>
       <w:pPr>
-        <w:spacing w:before="240" w:after="120"/>
+        <w:spacing w:before="200" w:after="80"/>
         <w:jc w:val="left"/>
       </w:pPr>
       <w:r>
@@ -174,21 +173,6 @@
           <w:sz w:val="24"/>
         </w:rPr>
         <w:t>3 MÉTODO</w:t>
-      </w:r>
-    </w:p>
-    <w:p>
-      <w:pPr>
-        <w:spacing w:before="160" w:after="80"/>
-        <w:jc w:val="left"/>
-      </w:pPr>
-      <w:r>
-        <w:rPr>
-          <w:rFonts w:ascii="Times New Roman" w:hAnsi="Times New Roman"/>
-          <w:b/>
-          <w:i w:val="0"/>
-          <w:sz w:val="24"/>
-        </w:rPr>
-        <w:t>3.1 Delineamento e amostra</w:t>
       </w:r>
     </w:p>
     <w:p>
@@ -204,105 +188,12 @@
           <w:i w:val="0"/>
           <w:sz w:val="24"/>
         </w:rPr>
-        <w:t>Estudo descritivo de medidas repetidas, conduzido em condições ecológicas de treinamento, com 27 atletas de handebol do sexo masculino acompanhados ao longo de sete dias da última semana da pré-temporada. Cada atleta funcionou como sua própria referência. Os dados são apresentados de forma anonimizada (A01–A27).</w:t>
+        <w:t>Estudo descritivo de medidas repetidas, em condições ecológicas de treinamento, com 27 atletas de handebol do sexo masculino acompanhados por sete dias, cada um funcionando como sua própria referência (dados anonimizados, A01–A27). O humor foi avaliado pela BRUMS-24 (seis subescalas; a Perturbação Total do Humor, PTH = negativas − vigor) e a fadiga física e mental por escalas de 0 a 10, autoaplicadas por formulário eletrônico com carimbo de data/hora duas vezes ao dia (a primeira resposta tomada como “pré” e a última como “pós”), totalizando 456 respostas válidas. Computaram-se estatísticas descritivas com limites (amplitude); a variação da linha de base (Dia 1, pré) ao último dia (Dia 7, pós) e a resposta pré→pós foram avaliadas por Wilcoxon pareado com tamanho de efeito (dz); a tendência semanal por regressão linear (coeficiente por dia e R²). A forma da trajetória foi caracterizada por ajuste cúbico das médias diárias (velocidade, aceleração e ponto de inflexão) e por suavização LOWESS; a variância foi decomposta em sinal da semana, traço e ruído. Adotou-se α = 0,05; processamento em Python (pandas, SciPy, statsmodels).</w:t>
       </w:r>
     </w:p>
     <w:p>
       <w:pPr>
-        <w:spacing w:before="160" w:after="80"/>
-        <w:jc w:val="left"/>
-      </w:pPr>
-      <w:r>
-        <w:rPr>
-          <w:rFonts w:ascii="Times New Roman" w:hAnsi="Times New Roman"/>
-          <w:b/>
-          <w:i w:val="0"/>
-          <w:sz w:val="24"/>
-        </w:rPr>
-        <w:t>3.2 Instrumentos</w:t>
-      </w:r>
-    </w:p>
-    <w:p>
-      <w:pPr>
-        <w:spacing w:line="360" w:lineRule="auto"/>
-        <w:ind w:firstLine="709"/>
-        <w:jc w:val="both"/>
-      </w:pPr>
-      <w:r>
-        <w:rPr>
-          <w:rFonts w:ascii="Times New Roman" w:hAnsi="Times New Roman"/>
-          <w:b w:val="0"/>
-          <w:i w:val="0"/>
-          <w:sz w:val="24"/>
-        </w:rPr>
-        <w:t>O humor foi avaliado pela Brunel Mood Scale (BRUMS-24), composta por 24 itens em escala de cinco pontos, agrupados em seis subescalas (tensão, depressão, raiva, vigor, fadiga e confusão); a Perturbação Total do Humor (PTH) resume o perfil (PTH = negativas − vigor). A fadiga física e a fadiga mental foram avaliadas por escalas de autoavaliação de 0 a 10.</w:t>
-      </w:r>
-    </w:p>
-    <w:p>
-      <w:pPr>
-        <w:spacing w:before="160" w:after="80"/>
-        <w:jc w:val="left"/>
-      </w:pPr>
-      <w:r>
-        <w:rPr>
-          <w:rFonts w:ascii="Times New Roman" w:hAnsi="Times New Roman"/>
-          <w:b/>
-          <w:i w:val="0"/>
-          <w:sz w:val="24"/>
-        </w:rPr>
-        <w:t>3.3 Procedimentos de coleta</w:t>
-      </w:r>
-    </w:p>
-    <w:p>
-      <w:pPr>
-        <w:spacing w:line="360" w:lineRule="auto"/>
-        <w:ind w:firstLine="709"/>
-        <w:jc w:val="both"/>
-      </w:pPr>
-      <w:r>
-        <w:rPr>
-          <w:rFonts w:ascii="Times New Roman" w:hAnsi="Times New Roman"/>
-          <w:b w:val="0"/>
-          <w:i w:val="0"/>
-          <w:sz w:val="24"/>
-        </w:rPr>
-        <w:t>O instrumento foi autoaplicado por formulário eletrônico com carimbo de data/hora, duas vezes por dia: a primeira resposta do dia foi tomada como “pré” e a última como “pós”. No microciclo registraram-se 456 respostas válidas dos 27 atletas.</w:t>
-      </w:r>
-    </w:p>
-    <w:p>
-      <w:pPr>
-        <w:spacing w:before="160" w:after="80"/>
-        <w:jc w:val="left"/>
-      </w:pPr>
-      <w:r>
-        <w:rPr>
-          <w:rFonts w:ascii="Times New Roman" w:hAnsi="Times New Roman"/>
-          <w:b/>
-          <w:i w:val="0"/>
-          <w:sz w:val="24"/>
-        </w:rPr>
-        <w:t>3.4 Análise estatística</w:t>
-      </w:r>
-    </w:p>
-    <w:p>
-      <w:pPr>
-        <w:spacing w:line="360" w:lineRule="auto"/>
-        <w:ind w:firstLine="709"/>
-        <w:jc w:val="both"/>
-      </w:pPr>
-      <w:r>
-        <w:rPr>
-          <w:rFonts w:ascii="Times New Roman" w:hAnsi="Times New Roman"/>
-          <w:b w:val="0"/>
-          <w:i w:val="0"/>
-          <w:sz w:val="24"/>
-        </w:rPr>
-        <w:t>Computaram-se estatísticas descritivas (média, desvio-padrão, mediana, intervalo interquartílico e amplitude/limites). A variação do início ao fim da semana foi avaliada pelo contraste Dia 1 (linha de base) versus Dia 7, e a resposta aguda pela comparação pré versus pós, ambos por teste de Wilcoxon pareado com tamanho de efeito pareado (dz), no grupo e por atleta. A sensibilidade das variáveis foi ordenada pela magnitude do efeito. A forma da trajetória foi caracterizada por ajuste cúbico das médias diárias, do qual se extraíram velocidade, aceleração e ponto de inflexão; a variância foi decomposta em sinal da semana, traço (entre atletas) e ruído (resíduo), derivando-se o erro típico de medida (ETM) e a mudança mínima detectável (MDC95). As curvas foram suavizadas por regressão local (LOWESS) para separar sinal de ruído. Adotou-se α = 0,05; processamento em Python (pandas, SciPy, statsmodels).</w:t>
-      </w:r>
-    </w:p>
-    <w:p>
-      <w:pPr>
-        <w:spacing w:before="240" w:after="120"/>
+        <w:spacing w:before="200" w:after="80"/>
         <w:jc w:val="left"/>
       </w:pPr>
       <w:r>
@@ -317,7 +208,7 @@
     </w:p>
     <w:p>
       <w:pPr>
-        <w:spacing w:before="160" w:after="80"/>
+        <w:spacing w:before="120" w:after="40"/>
         <w:jc w:val="left"/>
       </w:pPr>
       <w:r>
@@ -327,12 +218,12 @@
           <w:i w:val="0"/>
           <w:sz w:val="24"/>
         </w:rPr>
-        <w:t>4.1 Caracterização sociodemográfica e antropométrica</w:t>
+        <w:t>4.1 Caracterização da amostra</w:t>
       </w:r>
     </w:p>
     <w:p>
       <w:pPr>
-        <w:spacing w:before="160" w:line="240" w:lineRule="auto"/>
+        <w:spacing w:before="120" w:line="240" w:lineRule="auto"/>
         <w:jc w:val="left"/>
       </w:pPr>
       <w:r>
@@ -374,7 +265,7 @@
                 <w:rFonts w:ascii="Times New Roman" w:hAnsi="Times New Roman"/>
                 <w:b/>
                 <w:i w:val="0"/>
-                <w:sz w:val="20"/>
+                <w:sz w:val="19"/>
               </w:rPr>
               <w:t>Variável</w:t>
             </w:r>
@@ -390,7 +281,7 @@
                 <w:rFonts w:ascii="Times New Roman" w:hAnsi="Times New Roman"/>
                 <w:b/>
                 <w:i w:val="0"/>
-                <w:sz w:val="20"/>
+                <w:sz w:val="19"/>
               </w:rPr>
               <w:t>Média ± DP (amplitude)</w:t>
             </w:r>
@@ -408,7 +299,7 @@
                 <w:rFonts w:ascii="Times New Roman" w:hAnsi="Times New Roman"/>
                 <w:b w:val="0"/>
                 <w:i w:val="0"/>
-                <w:sz w:val="20"/>
+                <w:sz w:val="19"/>
               </w:rPr>
               <w:t>Idade (anos)</w:t>
             </w:r>
@@ -424,7 +315,7 @@
                 <w:rFonts w:ascii="Times New Roman" w:hAnsi="Times New Roman"/>
                 <w:b w:val="0"/>
                 <w:i w:val="0"/>
-                <w:sz w:val="20"/>
+                <w:sz w:val="19"/>
               </w:rPr>
               <w:t>22 ± 4 (17–38)</w:t>
             </w:r>
@@ -442,7 +333,7 @@
                 <w:rFonts w:ascii="Times New Roman" w:hAnsi="Times New Roman"/>
                 <w:b w:val="0"/>
                 <w:i w:val="0"/>
-                <w:sz w:val="20"/>
+                <w:sz w:val="19"/>
               </w:rPr>
               <w:t>Experiência (anos)</w:t>
             </w:r>
@@ -458,7 +349,7 @@
                 <w:rFonts w:ascii="Times New Roman" w:hAnsi="Times New Roman"/>
                 <w:b w:val="0"/>
                 <w:i w:val="0"/>
-                <w:sz w:val="20"/>
+                <w:sz w:val="19"/>
               </w:rPr>
               <w:t>10,5 ± 3,8</w:t>
             </w:r>
@@ -476,7 +367,7 @@
                 <w:rFonts w:ascii="Times New Roman" w:hAnsi="Times New Roman"/>
                 <w:b w:val="0"/>
                 <w:i w:val="0"/>
-                <w:sz w:val="20"/>
+                <w:sz w:val="19"/>
               </w:rPr>
               <w:t>Estatura (cm)</w:t>
             </w:r>
@@ -492,7 +383,7 @@
                 <w:rFonts w:ascii="Times New Roman" w:hAnsi="Times New Roman"/>
                 <w:b w:val="0"/>
                 <w:i w:val="0"/>
-                <w:sz w:val="20"/>
+                <w:sz w:val="19"/>
               </w:rPr>
               <w:t>182,5 ± 6,5</w:t>
             </w:r>
@@ -510,7 +401,7 @@
                 <w:rFonts w:ascii="Times New Roman" w:hAnsi="Times New Roman"/>
                 <w:b w:val="0"/>
                 <w:i w:val="0"/>
-                <w:sz w:val="20"/>
+                <w:sz w:val="19"/>
               </w:rPr>
               <w:t>Massa corporal (kg)</w:t>
             </w:r>
@@ -526,7 +417,7 @@
                 <w:rFonts w:ascii="Times New Roman" w:hAnsi="Times New Roman"/>
                 <w:b w:val="0"/>
                 <w:i w:val="0"/>
-                <w:sz w:val="20"/>
+                <w:sz w:val="19"/>
               </w:rPr>
               <w:t>85,8 ± 15,7</w:t>
             </w:r>
@@ -544,7 +435,7 @@
                 <w:rFonts w:ascii="Times New Roman" w:hAnsi="Times New Roman"/>
                 <w:b w:val="0"/>
                 <w:i w:val="0"/>
-                <w:sz w:val="20"/>
+                <w:sz w:val="19"/>
               </w:rPr>
               <w:t>Gordura corporal (%)</w:t>
             </w:r>
@@ -560,43 +451,9 @@
                 <w:rFonts w:ascii="Times New Roman" w:hAnsi="Times New Roman"/>
                 <w:b w:val="0"/>
                 <w:i w:val="0"/>
-                <w:sz w:val="20"/>
+                <w:sz w:val="19"/>
               </w:rPr>
               <w:t>11,6 ± 5,3</w:t>
-            </w:r>
-          </w:p>
-        </w:tc>
-      </w:tr>
-      <w:tr>
-        <w:tc>
-          <w:tcPr>
-            <w:tcW w:type="dxa" w:w="4702"/>
-          </w:tcPr>
-          <w:p>
-            <w:r>
-              <w:rPr>
-                <w:rFonts w:ascii="Times New Roman" w:hAnsi="Times New Roman"/>
-                <w:b w:val="0"/>
-                <w:i w:val="0"/>
-                <w:sz w:val="20"/>
-              </w:rPr>
-              <w:t>Pico de velocidade T-CAR (km/h)</w:t>
-            </w:r>
-          </w:p>
-        </w:tc>
-        <w:tc>
-          <w:tcPr>
-            <w:tcW w:type="dxa" w:w="4702"/>
-          </w:tcPr>
-          <w:p>
-            <w:r>
-              <w:rPr>
-                <w:rFonts w:ascii="Times New Roman" w:hAnsi="Times New Roman"/>
-                <w:b w:val="0"/>
-                <w:i w:val="0"/>
-                <w:sz w:val="20"/>
-              </w:rPr>
-              <w:t>14,92 ± 1,06</w:t>
             </w:r>
           </w:p>
         </w:tc>
@@ -604,7 +461,7 @@
     </w:tbl>
     <w:p>
       <w:pPr>
-        <w:spacing w:after="160" w:line="240" w:lineRule="auto"/>
+        <w:spacing w:after="120" w:line="240" w:lineRule="auto"/>
         <w:jc w:val="left"/>
       </w:pPr>
       <w:r>
@@ -630,12 +487,12 @@
           <w:i w:val="0"/>
           <w:sz w:val="24"/>
         </w:rPr>
-        <w:t>A amostra distribuiu-se por posição em 11 armadores, 9 alas, 4 pivôs e 3 goleiros, caracterizando um grupo homogêneo de atletas adultos de elite.</w:t>
+        <w:t>A amostra, homogênea, distribuiu-se por posição em 11 armadores, 9 alas, 4 pivôs e 3 goleiros.</w:t>
       </w:r>
     </w:p>
     <w:p>
       <w:pPr>
-        <w:spacing w:before="160" w:after="80"/>
+        <w:spacing w:before="120" w:after="40"/>
         <w:jc w:val="left"/>
       </w:pPr>
       <w:r>
@@ -645,12 +502,12 @@
           <w:i w:val="0"/>
           <w:sz w:val="24"/>
         </w:rPr>
-        <w:t>4.2 Perfil de humor geral do grupo e limites</w:t>
+        <w:t>4.2 Estatística descritiva, distribuição e tendência</w:t>
       </w:r>
     </w:p>
     <w:p>
       <w:pPr>
-        <w:spacing w:before="160" w:line="240" w:lineRule="auto"/>
+        <w:spacing w:before="120" w:line="240" w:lineRule="auto"/>
         <w:jc w:val="left"/>
       </w:pPr>
       <w:r>
@@ -660,7 +517,7 @@
           <w:i w:val="0"/>
           <w:sz w:val="20"/>
         </w:rPr>
-        <w:t>Tabela 2 – Estatística descritiva e limites (amplitude) do humor e da fadiga na semana</w:t>
+        <w:t>Tabela 2 – Estatística descritiva e limites (amplitude) na semana</w:t>
       </w:r>
     </w:p>
     <w:tbl>
@@ -695,7 +552,7 @@
                 <w:rFonts w:ascii="Times New Roman" w:hAnsi="Times New Roman"/>
                 <w:b/>
                 <w:i w:val="0"/>
-                <w:sz w:val="20"/>
+                <w:sz w:val="19"/>
               </w:rPr>
               <w:t>Variável</w:t>
             </w:r>
@@ -711,7 +568,7 @@
                 <w:rFonts w:ascii="Times New Roman" w:hAnsi="Times New Roman"/>
                 <w:b/>
                 <w:i w:val="0"/>
-                <w:sz w:val="20"/>
+                <w:sz w:val="19"/>
               </w:rPr>
               <w:t>M ± DP</w:t>
             </w:r>
@@ -727,7 +584,7 @@
                 <w:rFonts w:ascii="Times New Roman" w:hAnsi="Times New Roman"/>
                 <w:b/>
                 <w:i w:val="0"/>
-                <w:sz w:val="20"/>
+                <w:sz w:val="19"/>
               </w:rPr>
               <w:t>Mediana [IIQ]</w:t>
             </w:r>
@@ -743,7 +600,7 @@
                 <w:rFonts w:ascii="Times New Roman" w:hAnsi="Times New Roman"/>
                 <w:b/>
                 <w:i w:val="0"/>
-                <w:sz w:val="20"/>
+                <w:sz w:val="19"/>
               </w:rPr>
               <w:t>Mín.–Máx.</w:t>
             </w:r>
@@ -759,7 +616,7 @@
                 <w:rFonts w:ascii="Times New Roman" w:hAnsi="Times New Roman"/>
                 <w:b/>
                 <w:i w:val="0"/>
-                <w:sz w:val="20"/>
+                <w:sz w:val="19"/>
               </w:rPr>
               <w:t>Amplitude</w:t>
             </w:r>
@@ -777,7 +634,7 @@
                 <w:rFonts w:ascii="Times New Roman" w:hAnsi="Times New Roman"/>
                 <w:b w:val="0"/>
                 <w:i w:val="0"/>
-                <w:sz w:val="20"/>
+                <w:sz w:val="19"/>
               </w:rPr>
               <w:t>Vigor</w:t>
             </w:r>
@@ -793,7 +650,7 @@
                 <w:rFonts w:ascii="Times New Roman" w:hAnsi="Times New Roman"/>
                 <w:b w:val="0"/>
                 <w:i w:val="0"/>
-                <w:sz w:val="20"/>
+                <w:sz w:val="19"/>
               </w:rPr>
               <w:t>5,70 ± 3,32</w:t>
             </w:r>
@@ -809,7 +666,7 @@
                 <w:rFonts w:ascii="Times New Roman" w:hAnsi="Times New Roman"/>
                 <w:b w:val="0"/>
                 <w:i w:val="0"/>
-                <w:sz w:val="20"/>
+                <w:sz w:val="19"/>
               </w:rPr>
               <w:t>6,0 [5,0]</w:t>
             </w:r>
@@ -825,7 +682,7 @@
                 <w:rFonts w:ascii="Times New Roman" w:hAnsi="Times New Roman"/>
                 <w:b w:val="0"/>
                 <w:i w:val="0"/>
-                <w:sz w:val="20"/>
+                <w:sz w:val="19"/>
               </w:rPr>
               <w:t>0–15</w:t>
             </w:r>
@@ -841,7 +698,7 @@
                 <w:rFonts w:ascii="Times New Roman" w:hAnsi="Times New Roman"/>
                 <w:b w:val="0"/>
                 <w:i w:val="0"/>
-                <w:sz w:val="20"/>
+                <w:sz w:val="19"/>
               </w:rPr>
               <w:t>15</w:t>
             </w:r>
@@ -859,7 +716,7 @@
                 <w:rFonts w:ascii="Times New Roman" w:hAnsi="Times New Roman"/>
                 <w:b w:val="0"/>
                 <w:i w:val="0"/>
-                <w:sz w:val="20"/>
+                <w:sz w:val="19"/>
               </w:rPr>
               <w:t>Fadiga (BRUMS)</w:t>
             </w:r>
@@ -875,7 +732,7 @@
                 <w:rFonts w:ascii="Times New Roman" w:hAnsi="Times New Roman"/>
                 <w:b w:val="0"/>
                 <w:i w:val="0"/>
-                <w:sz w:val="20"/>
+                <w:sz w:val="19"/>
               </w:rPr>
               <w:t>5,41 ± 4,04</w:t>
             </w:r>
@@ -891,7 +748,7 @@
                 <w:rFonts w:ascii="Times New Roman" w:hAnsi="Times New Roman"/>
                 <w:b w:val="0"/>
                 <w:i w:val="0"/>
-                <w:sz w:val="20"/>
+                <w:sz w:val="19"/>
               </w:rPr>
               <w:t>4,0 [6,0]</w:t>
             </w:r>
@@ -907,7 +764,7 @@
                 <w:rFonts w:ascii="Times New Roman" w:hAnsi="Times New Roman"/>
                 <w:b w:val="0"/>
                 <w:i w:val="0"/>
-                <w:sz w:val="20"/>
+                <w:sz w:val="19"/>
               </w:rPr>
               <w:t>0–16</w:t>
             </w:r>
@@ -923,7 +780,7 @@
                 <w:rFonts w:ascii="Times New Roman" w:hAnsi="Times New Roman"/>
                 <w:b w:val="0"/>
                 <w:i w:val="0"/>
-                <w:sz w:val="20"/>
+                <w:sz w:val="19"/>
               </w:rPr>
               <w:t>16</w:t>
             </w:r>
@@ -941,7 +798,7 @@
                 <w:rFonts w:ascii="Times New Roman" w:hAnsi="Times New Roman"/>
                 <w:b w:val="0"/>
                 <w:i w:val="0"/>
-                <w:sz w:val="20"/>
+                <w:sz w:val="19"/>
               </w:rPr>
               <w:t>Fadiga física</w:t>
             </w:r>
@@ -957,7 +814,7 @@
                 <w:rFonts w:ascii="Times New Roman" w:hAnsi="Times New Roman"/>
                 <w:b w:val="0"/>
                 <w:i w:val="0"/>
-                <w:sz w:val="20"/>
+                <w:sz w:val="19"/>
               </w:rPr>
               <w:t>5,88 ± 2,46</w:t>
             </w:r>
@@ -973,7 +830,7 @@
                 <w:rFonts w:ascii="Times New Roman" w:hAnsi="Times New Roman"/>
                 <w:b w:val="0"/>
                 <w:i w:val="0"/>
-                <w:sz w:val="20"/>
+                <w:sz w:val="19"/>
               </w:rPr>
               <w:t>6,0 [4,0]</w:t>
             </w:r>
@@ -989,7 +846,7 @@
                 <w:rFonts w:ascii="Times New Roman" w:hAnsi="Times New Roman"/>
                 <w:b w:val="0"/>
                 <w:i w:val="0"/>
-                <w:sz w:val="20"/>
+                <w:sz w:val="19"/>
               </w:rPr>
               <w:t>0–10</w:t>
             </w:r>
@@ -1005,7 +862,7 @@
                 <w:rFonts w:ascii="Times New Roman" w:hAnsi="Times New Roman"/>
                 <w:b w:val="0"/>
                 <w:i w:val="0"/>
-                <w:sz w:val="20"/>
+                <w:sz w:val="19"/>
               </w:rPr>
               <w:t>10</w:t>
             </w:r>
@@ -1023,7 +880,7 @@
                 <w:rFonts w:ascii="Times New Roman" w:hAnsi="Times New Roman"/>
                 <w:b w:val="0"/>
                 <w:i w:val="0"/>
-                <w:sz w:val="20"/>
+                <w:sz w:val="19"/>
               </w:rPr>
               <w:t>Fadiga mental</w:t>
             </w:r>
@@ -1039,7 +896,7 @@
                 <w:rFonts w:ascii="Times New Roman" w:hAnsi="Times New Roman"/>
                 <w:b w:val="0"/>
                 <w:i w:val="0"/>
-                <w:sz w:val="20"/>
+                <w:sz w:val="19"/>
               </w:rPr>
               <w:t>4,62 ± 2,85</w:t>
             </w:r>
@@ -1055,7 +912,7 @@
                 <w:rFonts w:ascii="Times New Roman" w:hAnsi="Times New Roman"/>
                 <w:b w:val="0"/>
                 <w:i w:val="0"/>
-                <w:sz w:val="20"/>
+                <w:sz w:val="19"/>
               </w:rPr>
               <w:t>5,0 [5,0]</w:t>
             </w:r>
@@ -1071,7 +928,7 @@
                 <w:rFonts w:ascii="Times New Roman" w:hAnsi="Times New Roman"/>
                 <w:b w:val="0"/>
                 <w:i w:val="0"/>
-                <w:sz w:val="20"/>
+                <w:sz w:val="19"/>
               </w:rPr>
               <w:t>0–10</w:t>
             </w:r>
@@ -1087,7 +944,7 @@
                 <w:rFonts w:ascii="Times New Roman" w:hAnsi="Times New Roman"/>
                 <w:b w:val="0"/>
                 <w:i w:val="0"/>
-                <w:sz w:val="20"/>
+                <w:sz w:val="19"/>
               </w:rPr>
               <w:t>10</w:t>
             </w:r>
@@ -1105,7 +962,7 @@
                 <w:rFonts w:ascii="Times New Roman" w:hAnsi="Times New Roman"/>
                 <w:b w:val="0"/>
                 <w:i w:val="0"/>
-                <w:sz w:val="20"/>
+                <w:sz w:val="19"/>
               </w:rPr>
               <w:t>PTH/TMD</w:t>
             </w:r>
@@ -1121,7 +978,7 @@
                 <w:rFonts w:ascii="Times New Roman" w:hAnsi="Times New Roman"/>
                 <w:b w:val="0"/>
                 <w:i w:val="0"/>
-                <w:sz w:val="20"/>
+                <w:sz w:val="19"/>
               </w:rPr>
               <w:t>4,39 ± 10,07</w:t>
             </w:r>
@@ -1137,7 +994,7 @@
                 <w:rFonts w:ascii="Times New Roman" w:hAnsi="Times New Roman"/>
                 <w:b w:val="0"/>
                 <w:i w:val="0"/>
-                <w:sz w:val="20"/>
+                <w:sz w:val="19"/>
               </w:rPr>
               <w:t>2,0 [11,0]</w:t>
             </w:r>
@@ -1153,7 +1010,7 @@
                 <w:rFonts w:ascii="Times New Roman" w:hAnsi="Times New Roman"/>
                 <w:b w:val="0"/>
                 <w:i w:val="0"/>
-                <w:sz w:val="20"/>
+                <w:sz w:val="19"/>
               </w:rPr>
               <w:t>-12–52</w:t>
             </w:r>
@@ -1169,337 +1026,9 @@
                 <w:rFonts w:ascii="Times New Roman" w:hAnsi="Times New Roman"/>
                 <w:b w:val="0"/>
                 <w:i w:val="0"/>
-                <w:sz w:val="20"/>
+                <w:sz w:val="19"/>
               </w:rPr>
               <w:t>64</w:t>
-            </w:r>
-          </w:p>
-        </w:tc>
-      </w:tr>
-      <w:tr>
-        <w:tc>
-          <w:tcPr>
-            <w:tcW w:type="dxa" w:w="1881"/>
-          </w:tcPr>
-          <w:p>
-            <w:r>
-              <w:rPr>
-                <w:rFonts w:ascii="Times New Roman" w:hAnsi="Times New Roman"/>
-                <w:b w:val="0"/>
-                <w:i w:val="0"/>
-                <w:sz w:val="20"/>
-              </w:rPr>
-              <w:t>Tensão</w:t>
-            </w:r>
-          </w:p>
-        </w:tc>
-        <w:tc>
-          <w:tcPr>
-            <w:tcW w:type="dxa" w:w="1881"/>
-          </w:tcPr>
-          <w:p>
-            <w:r>
-              <w:rPr>
-                <w:rFonts w:ascii="Times New Roman" w:hAnsi="Times New Roman"/>
-                <w:b w:val="0"/>
-                <w:i w:val="0"/>
-                <w:sz w:val="20"/>
-              </w:rPr>
-              <w:t>1,42 ± 1,82</w:t>
-            </w:r>
-          </w:p>
-        </w:tc>
-        <w:tc>
-          <w:tcPr>
-            <w:tcW w:type="dxa" w:w="1881"/>
-          </w:tcPr>
-          <w:p>
-            <w:r>
-              <w:rPr>
-                <w:rFonts w:ascii="Times New Roman" w:hAnsi="Times New Roman"/>
-                <w:b w:val="0"/>
-                <w:i w:val="0"/>
-                <w:sz w:val="20"/>
-              </w:rPr>
-              <w:t>1,0 [2,0]</w:t>
-            </w:r>
-          </w:p>
-        </w:tc>
-        <w:tc>
-          <w:tcPr>
-            <w:tcW w:type="dxa" w:w="1881"/>
-          </w:tcPr>
-          <w:p>
-            <w:r>
-              <w:rPr>
-                <w:rFonts w:ascii="Times New Roman" w:hAnsi="Times New Roman"/>
-                <w:b w:val="0"/>
-                <w:i w:val="0"/>
-                <w:sz w:val="20"/>
-              </w:rPr>
-              <w:t>0–8</w:t>
-            </w:r>
-          </w:p>
-        </w:tc>
-        <w:tc>
-          <w:tcPr>
-            <w:tcW w:type="dxa" w:w="1881"/>
-          </w:tcPr>
-          <w:p>
-            <w:r>
-              <w:rPr>
-                <w:rFonts w:ascii="Times New Roman" w:hAnsi="Times New Roman"/>
-                <w:b w:val="0"/>
-                <w:i w:val="0"/>
-                <w:sz w:val="20"/>
-              </w:rPr>
-              <w:t>8</w:t>
-            </w:r>
-          </w:p>
-        </w:tc>
-      </w:tr>
-      <w:tr>
-        <w:tc>
-          <w:tcPr>
-            <w:tcW w:type="dxa" w:w="1881"/>
-          </w:tcPr>
-          <w:p>
-            <w:r>
-              <w:rPr>
-                <w:rFonts w:ascii="Times New Roman" w:hAnsi="Times New Roman"/>
-                <w:b w:val="0"/>
-                <w:i w:val="0"/>
-                <w:sz w:val="20"/>
-              </w:rPr>
-              <w:t>Depressão</w:t>
-            </w:r>
-          </w:p>
-        </w:tc>
-        <w:tc>
-          <w:tcPr>
-            <w:tcW w:type="dxa" w:w="1881"/>
-          </w:tcPr>
-          <w:p>
-            <w:r>
-              <w:rPr>
-                <w:rFonts w:ascii="Times New Roman" w:hAnsi="Times New Roman"/>
-                <w:b w:val="0"/>
-                <w:i w:val="0"/>
-                <w:sz w:val="20"/>
-              </w:rPr>
-              <w:t>1,07 ± 2,45</w:t>
-            </w:r>
-          </w:p>
-        </w:tc>
-        <w:tc>
-          <w:tcPr>
-            <w:tcW w:type="dxa" w:w="1881"/>
-          </w:tcPr>
-          <w:p>
-            <w:r>
-              <w:rPr>
-                <w:rFonts w:ascii="Times New Roman" w:hAnsi="Times New Roman"/>
-                <w:b w:val="0"/>
-                <w:i w:val="0"/>
-                <w:sz w:val="20"/>
-              </w:rPr>
-              <w:t>0,0 [1,0]</w:t>
-            </w:r>
-          </w:p>
-        </w:tc>
-        <w:tc>
-          <w:tcPr>
-            <w:tcW w:type="dxa" w:w="1881"/>
-          </w:tcPr>
-          <w:p>
-            <w:r>
-              <w:rPr>
-                <w:rFonts w:ascii="Times New Roman" w:hAnsi="Times New Roman"/>
-                <w:b w:val="0"/>
-                <w:i w:val="0"/>
-                <w:sz w:val="20"/>
-              </w:rPr>
-              <w:t>0–16</w:t>
-            </w:r>
-          </w:p>
-        </w:tc>
-        <w:tc>
-          <w:tcPr>
-            <w:tcW w:type="dxa" w:w="1881"/>
-          </w:tcPr>
-          <w:p>
-            <w:r>
-              <w:rPr>
-                <w:rFonts w:ascii="Times New Roman" w:hAnsi="Times New Roman"/>
-                <w:b w:val="0"/>
-                <w:i w:val="0"/>
-                <w:sz w:val="20"/>
-              </w:rPr>
-              <w:t>16</w:t>
-            </w:r>
-          </w:p>
-        </w:tc>
-      </w:tr>
-      <w:tr>
-        <w:tc>
-          <w:tcPr>
-            <w:tcW w:type="dxa" w:w="1881"/>
-          </w:tcPr>
-          <w:p>
-            <w:r>
-              <w:rPr>
-                <w:rFonts w:ascii="Times New Roman" w:hAnsi="Times New Roman"/>
-                <w:b w:val="0"/>
-                <w:i w:val="0"/>
-                <w:sz w:val="20"/>
-              </w:rPr>
-              <w:t>Raiva</w:t>
-            </w:r>
-          </w:p>
-        </w:tc>
-        <w:tc>
-          <w:tcPr>
-            <w:tcW w:type="dxa" w:w="1881"/>
-          </w:tcPr>
-          <w:p>
-            <w:r>
-              <w:rPr>
-                <w:rFonts w:ascii="Times New Roman" w:hAnsi="Times New Roman"/>
-                <w:b w:val="0"/>
-                <w:i w:val="0"/>
-                <w:sz w:val="20"/>
-              </w:rPr>
-              <w:t>1,67 ± 2,89</w:t>
-            </w:r>
-          </w:p>
-        </w:tc>
-        <w:tc>
-          <w:tcPr>
-            <w:tcW w:type="dxa" w:w="1881"/>
-          </w:tcPr>
-          <w:p>
-            <w:r>
-              <w:rPr>
-                <w:rFonts w:ascii="Times New Roman" w:hAnsi="Times New Roman"/>
-                <w:b w:val="0"/>
-                <w:i w:val="0"/>
-                <w:sz w:val="20"/>
-              </w:rPr>
-              <w:t>0,0 [2,0]</w:t>
-            </w:r>
-          </w:p>
-        </w:tc>
-        <w:tc>
-          <w:tcPr>
-            <w:tcW w:type="dxa" w:w="1881"/>
-          </w:tcPr>
-          <w:p>
-            <w:r>
-              <w:rPr>
-                <w:rFonts w:ascii="Times New Roman" w:hAnsi="Times New Roman"/>
-                <w:b w:val="0"/>
-                <w:i w:val="0"/>
-                <w:sz w:val="20"/>
-              </w:rPr>
-              <w:t>0–15</w:t>
-            </w:r>
-          </w:p>
-        </w:tc>
-        <w:tc>
-          <w:tcPr>
-            <w:tcW w:type="dxa" w:w="1881"/>
-          </w:tcPr>
-          <w:p>
-            <w:r>
-              <w:rPr>
-                <w:rFonts w:ascii="Times New Roman" w:hAnsi="Times New Roman"/>
-                <w:b w:val="0"/>
-                <w:i w:val="0"/>
-                <w:sz w:val="20"/>
-              </w:rPr>
-              <w:t>15</w:t>
-            </w:r>
-          </w:p>
-        </w:tc>
-      </w:tr>
-      <w:tr>
-        <w:tc>
-          <w:tcPr>
-            <w:tcW w:type="dxa" w:w="1881"/>
-          </w:tcPr>
-          <w:p>
-            <w:r>
-              <w:rPr>
-                <w:rFonts w:ascii="Times New Roman" w:hAnsi="Times New Roman"/>
-                <w:b w:val="0"/>
-                <w:i w:val="0"/>
-                <w:sz w:val="20"/>
-              </w:rPr>
-              <w:t>Confusão</w:t>
-            </w:r>
-          </w:p>
-        </w:tc>
-        <w:tc>
-          <w:tcPr>
-            <w:tcW w:type="dxa" w:w="1881"/>
-          </w:tcPr>
-          <w:p>
-            <w:r>
-              <w:rPr>
-                <w:rFonts w:ascii="Times New Roman" w:hAnsi="Times New Roman"/>
-                <w:b w:val="0"/>
-                <w:i w:val="0"/>
-                <w:sz w:val="20"/>
-              </w:rPr>
-              <w:t>0,52 ± 1,27</w:t>
-            </w:r>
-          </w:p>
-        </w:tc>
-        <w:tc>
-          <w:tcPr>
-            <w:tcW w:type="dxa" w:w="1881"/>
-          </w:tcPr>
-          <w:p>
-            <w:r>
-              <w:rPr>
-                <w:rFonts w:ascii="Times New Roman" w:hAnsi="Times New Roman"/>
-                <w:b w:val="0"/>
-                <w:i w:val="0"/>
-                <w:sz w:val="20"/>
-              </w:rPr>
-              <w:t>0,0 [0,0]</w:t>
-            </w:r>
-          </w:p>
-        </w:tc>
-        <w:tc>
-          <w:tcPr>
-            <w:tcW w:type="dxa" w:w="1881"/>
-          </w:tcPr>
-          <w:p>
-            <w:r>
-              <w:rPr>
-                <w:rFonts w:ascii="Times New Roman" w:hAnsi="Times New Roman"/>
-                <w:b w:val="0"/>
-                <w:i w:val="0"/>
-                <w:sz w:val="20"/>
-              </w:rPr>
-              <w:t>0–8</w:t>
-            </w:r>
-          </w:p>
-        </w:tc>
-        <w:tc>
-          <w:tcPr>
-            <w:tcW w:type="dxa" w:w="1881"/>
-          </w:tcPr>
-          <w:p>
-            <w:r>
-              <w:rPr>
-                <w:rFonts w:ascii="Times New Roman" w:hAnsi="Times New Roman"/>
-                <w:b w:val="0"/>
-                <w:i w:val="0"/>
-                <w:sz w:val="20"/>
-              </w:rPr>
-              <w:t>8</w:t>
             </w:r>
           </w:p>
         </w:tc>
@@ -1507,7 +1036,7 @@
     </w:tbl>
     <w:p>
       <w:pPr>
-        <w:spacing w:after="160" w:line="240" w:lineRule="auto"/>
+        <w:spacing w:after="120" w:line="240" w:lineRule="auto"/>
         <w:jc w:val="left"/>
       </w:pPr>
       <w:r>
@@ -1533,12 +1062,12 @@
           <w:i w:val="0"/>
           <w:sz w:val="24"/>
         </w:rPr>
-        <w:t>No conjunto da semana, o grupo preservou, em média, a configuração do perfil iceberg, com o vigor posicionando-se acima das subescalas negativas, que se mantiveram próximas ao piso (tensão, depressão, raiva e confusão com medianas baixas). A fadiga destacou-se como a dimensão negativa mais expressiva, e a elevada amplitude da PTH revela marcada heterogeneidade interindividual. Os limites (amplitude) indicam que as variáveis do eixo energia–fadiga percorrem quase toda a escala, ao passo que as negativas concentram-se no piso.</w:t>
+        <w:t>No conjunto da semana, o grupo preservou, em média, o perfil iceberg, com o vigor acima das subescalas negativas, mantidas próximas ao piso; a fadiga foi a dimensão negativa mais expressiva, e a ampla amplitude da PTH revela marcada heterogeneidade interindividual. Os diagramas de caixa por dia (Figura 1) resumem, para cada variável, a mediana, a dispersão e os extremos, evidenciando o deslocamento progressivo do vigor (para baixo) e das fadigas (para cima). A regressão linear (Figura 2) confirma as tendências: a fadiga física apresenta a inclinação mais acentuada e o melhor ajuste (b = +0,39/dia; R² = 0,10; p &lt; 0,001), seguida da fadiga do BRUMS (b = +0,41/dia; p &lt; 0,001) e do vigor (b = −0,27/dia; p = 0,005); a fadiga mental não exibe tendência (b = +0,04/dia; p = 0,60). Os R² baixos decorrem de a regressão ser computada no nível da observação, em que a variância é dominada pelas diferenças entre atletas e pelo ruído — o que recomenda interpretar a tendência do grupo, não a leitura isolada de um atleta.</w:t>
       </w:r>
     </w:p>
     <w:p>
       <w:pPr>
-        <w:spacing w:before="160" w:line="240" w:lineRule="auto"/>
+        <w:spacing w:before="120" w:line="240" w:lineRule="auto"/>
         <w:jc w:val="center"/>
       </w:pPr>
       <w:r>
@@ -1548,7 +1077,7 @@
           <w:i w:val="0"/>
           <w:sz w:val="20"/>
         </w:rPr>
-        <w:t>Figura 1 – Forma do perfil de humor (escores z) no Dia 1 e no Dia 7</w:t>
+        <w:t>Figura 1 – Diagramas de caixa (boxplots) das quatro variáveis por dia</w:t>
       </w:r>
     </w:p>
     <w:p>
@@ -1558,162 +1087,8 @@
       <w:r>
         <w:drawing>
           <wp:inline xmlns:a="http://schemas.openxmlformats.org/drawingml/2006/main" xmlns:pic="http://schemas.openxmlformats.org/drawingml/2006/picture">
-            <wp:extent cx="4754880" cy="2674620"/>
+            <wp:extent cx="5120640" cy="2880360"/>
             <wp:docPr id="1" name="Picture 1"/>
-            <wp:cNvGraphicFramePr>
-              <a:graphicFrameLocks noChangeAspect="1"/>
-            </wp:cNvGraphicFramePr>
-            <a:graphic>
-              <a:graphicData uri="http://schemas.openxmlformats.org/drawingml/2006/picture">
-                <pic:pic>
-                  <pic:nvPicPr>
-                    <pic:cNvPr id="0" name="sem_f_radar.png"/>
-                    <pic:cNvPicPr/>
-                  </pic:nvPicPr>
-                  <pic:blipFill>
-                    <a:blip r:embed="rId9"/>
-                    <a:stretch>
-                      <a:fillRect/>
-                    </a:stretch>
-                  </pic:blipFill>
-                  <pic:spPr>
-                    <a:xfrm>
-                      <a:off x="0" y="0"/>
-                      <a:ext cx="4754880" cy="2674620"/>
-                    </a:xfrm>
-                    <a:prstGeom prst="rect"/>
-                  </pic:spPr>
-                </pic:pic>
-              </a:graphicData>
-            </a:graphic>
-          </wp:inline>
-        </w:drawing>
-      </w:r>
-    </w:p>
-    <w:p>
-      <w:pPr>
-        <w:spacing w:after="160" w:line="240" w:lineRule="auto"/>
-        <w:jc w:val="center"/>
-      </w:pPr>
-      <w:r>
-        <w:rPr>
-          <w:rFonts w:ascii="Times New Roman" w:hAnsi="Times New Roman"/>
-          <w:b w:val="0"/>
-          <w:i w:val="0"/>
-          <w:sz w:val="20"/>
-        </w:rPr>
-        <w:t>Fonte: Elaborado pelos autores (2026).</w:t>
-      </w:r>
-    </w:p>
-    <w:p>
-      <w:pPr>
-        <w:spacing w:line="360" w:lineRule="auto"/>
-        <w:ind w:firstLine="709"/>
-        <w:jc w:val="both"/>
-      </w:pPr>
-      <w:r>
-        <w:rPr>
-          <w:rFonts w:ascii="Times New Roman" w:hAnsi="Times New Roman"/>
-          <w:b w:val="0"/>
-          <w:i w:val="0"/>
-          <w:sz w:val="24"/>
-        </w:rPr>
-        <w:t>A distribuição das variáveis (Figura 2, histogramas) mostra o vigor e a fadiga física aproximadamente simétricos e bem dispersos por toda a escala, ao passo que as subescalas negativas concentram-se no piso — padrão que fundamenta o uso de estatísticas não paramétricas. Os diagramas de caixa por dia (Figura 3) resumem, para cada variável, a mediana, a dispersão interquartílica e os valores extremos ao longo da semana, evidenciando o deslocamento progressivo das caixas do vigor (para baixo) e das fadigas (para cima).</w:t>
-      </w:r>
-    </w:p>
-    <w:p>
-      <w:pPr>
-        <w:spacing w:before="160" w:line="240" w:lineRule="auto"/>
-        <w:jc w:val="center"/>
-      </w:pPr>
-      <w:r>
-        <w:rPr>
-          <w:rFonts w:ascii="Times New Roman" w:hAnsi="Times New Roman"/>
-          <w:b w:val="0"/>
-          <w:i w:val="0"/>
-          <w:sz w:val="20"/>
-        </w:rPr>
-        <w:t>Figura 2 – Histogramas de distribuição das quatro variáveis na semana (linha tracejada = média)</w:t>
-      </w:r>
-    </w:p>
-    <w:p>
-      <w:pPr>
-        <w:jc w:val="center"/>
-      </w:pPr>
-      <w:r>
-        <w:drawing>
-          <wp:inline xmlns:a="http://schemas.openxmlformats.org/drawingml/2006/main" xmlns:pic="http://schemas.openxmlformats.org/drawingml/2006/picture">
-            <wp:extent cx="5486400" cy="3086100"/>
-            <wp:docPr id="2" name="Picture 2"/>
-            <wp:cNvGraphicFramePr>
-              <a:graphicFrameLocks noChangeAspect="1"/>
-            </wp:cNvGraphicFramePr>
-            <a:graphic>
-              <a:graphicData uri="http://schemas.openxmlformats.org/drawingml/2006/picture">
-                <pic:pic>
-                  <pic:nvPicPr>
-                    <pic:cNvPr id="0" name="sem_f_hist.png"/>
-                    <pic:cNvPicPr/>
-                  </pic:nvPicPr>
-                  <pic:blipFill>
-                    <a:blip r:embed="rId10"/>
-                    <a:stretch>
-                      <a:fillRect/>
-                    </a:stretch>
-                  </pic:blipFill>
-                  <pic:spPr>
-                    <a:xfrm>
-                      <a:off x="0" y="0"/>
-                      <a:ext cx="5486400" cy="3086100"/>
-                    </a:xfrm>
-                    <a:prstGeom prst="rect"/>
-                  </pic:spPr>
-                </pic:pic>
-              </a:graphicData>
-            </a:graphic>
-          </wp:inline>
-        </w:drawing>
-      </w:r>
-    </w:p>
-    <w:p>
-      <w:pPr>
-        <w:spacing w:after="160" w:line="240" w:lineRule="auto"/>
-        <w:jc w:val="center"/>
-      </w:pPr>
-      <w:r>
-        <w:rPr>
-          <w:rFonts w:ascii="Times New Roman" w:hAnsi="Times New Roman"/>
-          <w:b w:val="0"/>
-          <w:i w:val="0"/>
-          <w:sz w:val="20"/>
-        </w:rPr>
-        <w:t>Fonte: Elaborado pelos autores (2026).</w:t>
-      </w:r>
-    </w:p>
-    <w:p>
-      <w:pPr>
-        <w:spacing w:before="160" w:line="240" w:lineRule="auto"/>
-        <w:jc w:val="center"/>
-      </w:pPr>
-      <w:r>
-        <w:rPr>
-          <w:rFonts w:ascii="Times New Roman" w:hAnsi="Times New Roman"/>
-          <w:b w:val="0"/>
-          <w:i w:val="0"/>
-          <w:sz w:val="20"/>
-        </w:rPr>
-        <w:t>Figura 3 – Diagramas de caixa (boxplots) das quatro variáveis por dia</w:t>
-      </w:r>
-    </w:p>
-    <w:p>
-      <w:pPr>
-        <w:jc w:val="center"/>
-      </w:pPr>
-      <w:r>
-        <w:drawing>
-          <wp:inline xmlns:a="http://schemas.openxmlformats.org/drawingml/2006/main" xmlns:pic="http://schemas.openxmlformats.org/drawingml/2006/picture">
-            <wp:extent cx="5486400" cy="3086100"/>
-            <wp:docPr id="3" name="Picture 3"/>
             <wp:cNvGraphicFramePr>
               <a:graphicFrameLocks noChangeAspect="1"/>
             </wp:cNvGraphicFramePr>
@@ -1725,642 +1100,7 @@
                     <pic:cNvPicPr/>
                   </pic:nvPicPr>
                   <pic:blipFill>
-                    <a:blip r:embed="rId11"/>
-                    <a:stretch>
-                      <a:fillRect/>
-                    </a:stretch>
-                  </pic:blipFill>
-                  <pic:spPr>
-                    <a:xfrm>
-                      <a:off x="0" y="0"/>
-                      <a:ext cx="5486400" cy="3086100"/>
-                    </a:xfrm>
-                    <a:prstGeom prst="rect"/>
-                  </pic:spPr>
-                </pic:pic>
-              </a:graphicData>
-            </a:graphic>
-          </wp:inline>
-        </w:drawing>
-      </w:r>
-    </w:p>
-    <w:p>
-      <w:pPr>
-        <w:spacing w:after="160" w:line="240" w:lineRule="auto"/>
-        <w:jc w:val="center"/>
-      </w:pPr>
-      <w:r>
-        <w:rPr>
-          <w:rFonts w:ascii="Times New Roman" w:hAnsi="Times New Roman"/>
-          <w:b w:val="0"/>
-          <w:i w:val="0"/>
-          <w:sz w:val="20"/>
-        </w:rPr>
-        <w:t>Fonte: Elaborado pelos autores (2026).</w:t>
-      </w:r>
-    </w:p>
-    <w:p>
-      <w:pPr>
-        <w:spacing w:before="160" w:after="80"/>
-        <w:jc w:val="left"/>
-      </w:pPr>
-      <w:r>
-        <w:rPr>
-          <w:rFonts w:ascii="Times New Roman" w:hAnsi="Times New Roman"/>
-          <w:b/>
-          <w:i w:val="0"/>
-          <w:sz w:val="24"/>
-        </w:rPr>
-        <w:t>4.3 Comportamento das variáveis ao longo da semana</w:t>
-      </w:r>
-    </w:p>
-    <w:p>
-      <w:pPr>
-        <w:spacing w:line="360" w:lineRule="auto"/>
-        <w:ind w:firstLine="709"/>
-        <w:jc w:val="both"/>
-      </w:pPr>
-      <w:r>
-        <w:rPr>
-          <w:rFonts w:ascii="Times New Roman" w:hAnsi="Times New Roman"/>
-          <w:b w:val="0"/>
-          <w:i w:val="0"/>
-          <w:sz w:val="24"/>
-        </w:rPr>
-        <w:t>A leitura conjunta das trajetórias (Figura 4) evidencia que o sinal temporal se concentra no eixo energia–fadiga: o vigor declina e a fadiga — física e do BRUMS — eleva-se de modo progressivo rumo ao Dia 7, ao passo que a fadiga mental e as subescalas negativas permanecem estáveis. As bandas de desvio-padrão amplas em todos os dias confirmam a heterogeneidade entre atletas.</w:t>
-      </w:r>
-    </w:p>
-    <w:p>
-      <w:pPr>
-        <w:spacing w:before="160" w:line="240" w:lineRule="auto"/>
-        <w:jc w:val="center"/>
-      </w:pPr>
-      <w:r>
-        <w:rPr>
-          <w:rFonts w:ascii="Times New Roman" w:hAnsi="Times New Roman"/>
-          <w:b w:val="0"/>
-          <w:i w:val="0"/>
-          <w:sz w:val="20"/>
-        </w:rPr>
-        <w:t>Figura 4 – Comportamento semanal das quatro variáveis (M ± DP; curva suavizada por LOWESS pontilhada)</w:t>
-      </w:r>
-    </w:p>
-    <w:p>
-      <w:pPr>
-        <w:jc w:val="center"/>
-      </w:pPr>
-      <w:r>
-        <w:drawing>
-          <wp:inline xmlns:a="http://schemas.openxmlformats.org/drawingml/2006/main" xmlns:pic="http://schemas.openxmlformats.org/drawingml/2006/picture">
-            <wp:extent cx="5486400" cy="3086100"/>
-            <wp:docPr id="4" name="Picture 4"/>
-            <wp:cNvGraphicFramePr>
-              <a:graphicFrameLocks noChangeAspect="1"/>
-            </wp:cNvGraphicFramePr>
-            <a:graphic>
-              <a:graphicData uri="http://schemas.openxmlformats.org/drawingml/2006/picture">
-                <pic:pic>
-                  <pic:nvPicPr>
-                    <pic:cNvPr id="0" name="sem_f_trajetoria.png"/>
-                    <pic:cNvPicPr/>
-                  </pic:nvPicPr>
-                  <pic:blipFill>
-                    <a:blip r:embed="rId12"/>
-                    <a:stretch>
-                      <a:fillRect/>
-                    </a:stretch>
-                  </pic:blipFill>
-                  <pic:spPr>
-                    <a:xfrm>
-                      <a:off x="0" y="0"/>
-                      <a:ext cx="5486400" cy="3086100"/>
-                    </a:xfrm>
-                    <a:prstGeom prst="rect"/>
-                  </pic:spPr>
-                </pic:pic>
-              </a:graphicData>
-            </a:graphic>
-          </wp:inline>
-        </w:drawing>
-      </w:r>
-    </w:p>
-    <w:p>
-      <w:pPr>
-        <w:spacing w:after="160" w:line="240" w:lineRule="auto"/>
-        <w:jc w:val="center"/>
-      </w:pPr>
-      <w:r>
-        <w:rPr>
-          <w:rFonts w:ascii="Times New Roman" w:hAnsi="Times New Roman"/>
-          <w:b w:val="0"/>
-          <w:i w:val="0"/>
-          <w:sz w:val="20"/>
-        </w:rPr>
-        <w:t>Fonte: Elaborado pelos autores (2026).</w:t>
-      </w:r>
-    </w:p>
-    <w:p>
-      <w:pPr>
-        <w:spacing w:before="160" w:line="240" w:lineRule="auto"/>
-        <w:jc w:val="left"/>
-      </w:pPr>
-      <w:r>
-        <w:rPr>
-          <w:rFonts w:ascii="Times New Roman" w:hAnsi="Times New Roman"/>
-          <w:b w:val="0"/>
-          <w:i w:val="0"/>
-          <w:sz w:val="20"/>
-        </w:rPr>
-        <w:t>Tabela 3 – Regressão linear do humor ao longo da semana (coeficiente por dia, R² e p)</w:t>
-      </w:r>
-    </w:p>
-    <w:tbl>
-      <w:tblPr>
-        <w:tblW w:type="auto" w:w="0"/>
-        <w:jc w:val="center"/>
-        <w:tblLook w:firstColumn="1" w:firstRow="1" w:lastColumn="0" w:lastRow="0" w:noHBand="0" w:noVBand="1" w:val="04A0"/>
-        <w:tblBorders>
-          <w:top w:val="single" w:sz="6" w:space="0" w:color="000000"/>
-          <w:bottom w:val="single" w:sz="6" w:space="0" w:color="000000"/>
-          <w:insideH w:val="single" w:sz="6" w:space="0" w:color="000000"/>
-          <w:left w:val="none"/>
-          <w:right w:val="none"/>
-          <w:insideV w:val="none"/>
-        </w:tblBorders>
-      </w:tblPr>
-      <w:tblGrid>
-        <w:gridCol w:w="2351"/>
-        <w:gridCol w:w="2351"/>
-        <w:gridCol w:w="2351"/>
-        <w:gridCol w:w="2351"/>
-      </w:tblGrid>
-      <w:tr>
-        <w:tc>
-          <w:tcPr>
-            <w:tcW w:type="dxa" w:w="2351"/>
-          </w:tcPr>
-          <w:p>
-            <w:r>
-              <w:rPr>
-                <w:rFonts w:ascii="Times New Roman" w:hAnsi="Times New Roman"/>
-                <w:b/>
-                <w:i w:val="0"/>
-                <w:sz w:val="20"/>
-              </w:rPr>
-              <w:t>Variável</w:t>
-            </w:r>
-          </w:p>
-        </w:tc>
-        <w:tc>
-          <w:tcPr>
-            <w:tcW w:type="dxa" w:w="2351"/>
-          </w:tcPr>
-          <w:p>
-            <w:r>
-              <w:rPr>
-                <w:rFonts w:ascii="Times New Roman" w:hAnsi="Times New Roman"/>
-                <w:b/>
-                <w:i w:val="0"/>
-                <w:sz w:val="20"/>
-              </w:rPr>
-              <w:t>Coef./dia (b)</w:t>
-            </w:r>
-          </w:p>
-        </w:tc>
-        <w:tc>
-          <w:tcPr>
-            <w:tcW w:type="dxa" w:w="2351"/>
-          </w:tcPr>
-          <w:p>
-            <w:r>
-              <w:rPr>
-                <w:rFonts w:ascii="Times New Roman" w:hAnsi="Times New Roman"/>
-                <w:b/>
-                <w:i w:val="0"/>
-                <w:sz w:val="20"/>
-              </w:rPr>
-              <w:t>R²</w:t>
-            </w:r>
-          </w:p>
-        </w:tc>
-        <w:tc>
-          <w:tcPr>
-            <w:tcW w:type="dxa" w:w="2351"/>
-          </w:tcPr>
-          <w:p>
-            <w:r>
-              <w:rPr>
-                <w:rFonts w:ascii="Times New Roman" w:hAnsi="Times New Roman"/>
-                <w:b/>
-                <w:i w:val="0"/>
-                <w:sz w:val="20"/>
-              </w:rPr>
-              <w:t>p</w:t>
-            </w:r>
-          </w:p>
-        </w:tc>
-      </w:tr>
-      <w:tr>
-        <w:tc>
-          <w:tcPr>
-            <w:tcW w:type="dxa" w:w="2351"/>
-          </w:tcPr>
-          <w:p>
-            <w:r>
-              <w:rPr>
-                <w:rFonts w:ascii="Times New Roman" w:hAnsi="Times New Roman"/>
-                <w:b w:val="0"/>
-                <w:i w:val="0"/>
-                <w:sz w:val="20"/>
-              </w:rPr>
-              <w:t>Vigor</w:t>
-            </w:r>
-          </w:p>
-        </w:tc>
-        <w:tc>
-          <w:tcPr>
-            <w:tcW w:type="dxa" w:w="2351"/>
-          </w:tcPr>
-          <w:p>
-            <w:r>
-              <w:rPr>
-                <w:rFonts w:ascii="Times New Roman" w:hAnsi="Times New Roman"/>
-                <w:b w:val="0"/>
-                <w:i w:val="0"/>
-                <w:sz w:val="20"/>
-              </w:rPr>
-              <w:t>-0,270</w:t>
-            </w:r>
-          </w:p>
-        </w:tc>
-        <w:tc>
-          <w:tcPr>
-            <w:tcW w:type="dxa" w:w="2351"/>
-          </w:tcPr>
-          <w:p>
-            <w:r>
-              <w:rPr>
-                <w:rFonts w:ascii="Times New Roman" w:hAnsi="Times New Roman"/>
-                <w:b w:val="0"/>
-                <w:i w:val="0"/>
-                <w:sz w:val="20"/>
-              </w:rPr>
-              <w:t>0,026</w:t>
-            </w:r>
-          </w:p>
-        </w:tc>
-        <w:tc>
-          <w:tcPr>
-            <w:tcW w:type="dxa" w:w="2351"/>
-          </w:tcPr>
-          <w:p>
-            <w:r>
-              <w:rPr>
-                <w:rFonts w:ascii="Times New Roman" w:hAnsi="Times New Roman"/>
-                <w:b w:val="0"/>
-                <w:i w:val="0"/>
-                <w:sz w:val="20"/>
-              </w:rPr>
-              <w:t>0,0052</w:t>
-            </w:r>
-          </w:p>
-        </w:tc>
-      </w:tr>
-      <w:tr>
-        <w:tc>
-          <w:tcPr>
-            <w:tcW w:type="dxa" w:w="2351"/>
-          </w:tcPr>
-          <w:p>
-            <w:r>
-              <w:rPr>
-                <w:rFonts w:ascii="Times New Roman" w:hAnsi="Times New Roman"/>
-                <w:b w:val="0"/>
-                <w:i w:val="0"/>
-                <w:sz w:val="20"/>
-              </w:rPr>
-              <w:t>Fadiga (BRUMS)</w:t>
-            </w:r>
-          </w:p>
-        </w:tc>
-        <w:tc>
-          <w:tcPr>
-            <w:tcW w:type="dxa" w:w="2351"/>
-          </w:tcPr>
-          <w:p>
-            <w:r>
-              <w:rPr>
-                <w:rFonts w:ascii="Times New Roman" w:hAnsi="Times New Roman"/>
-                <w:b w:val="0"/>
-                <w:i w:val="0"/>
-                <w:sz w:val="20"/>
-              </w:rPr>
-              <w:t>+0,409</w:t>
-            </w:r>
-          </w:p>
-        </w:tc>
-        <w:tc>
-          <w:tcPr>
-            <w:tcW w:type="dxa" w:w="2351"/>
-          </w:tcPr>
-          <w:p>
-            <w:r>
-              <w:rPr>
-                <w:rFonts w:ascii="Times New Roman" w:hAnsi="Times New Roman"/>
-                <w:b w:val="0"/>
-                <w:i w:val="0"/>
-                <w:sz w:val="20"/>
-              </w:rPr>
-              <w:t>0,040</w:t>
-            </w:r>
-          </w:p>
-        </w:tc>
-        <w:tc>
-          <w:tcPr>
-            <w:tcW w:type="dxa" w:w="2351"/>
-          </w:tcPr>
-          <w:p>
-            <w:r>
-              <w:rPr>
-                <w:rFonts w:ascii="Times New Roman" w:hAnsi="Times New Roman"/>
-                <w:b w:val="0"/>
-                <w:i w:val="0"/>
-                <w:sz w:val="20"/>
-              </w:rPr>
-              <w:t>&lt;0,001</w:t>
-            </w:r>
-          </w:p>
-        </w:tc>
-      </w:tr>
-      <w:tr>
-        <w:tc>
-          <w:tcPr>
-            <w:tcW w:type="dxa" w:w="2351"/>
-          </w:tcPr>
-          <w:p>
-            <w:r>
-              <w:rPr>
-                <w:rFonts w:ascii="Times New Roman" w:hAnsi="Times New Roman"/>
-                <w:b w:val="0"/>
-                <w:i w:val="0"/>
-                <w:sz w:val="20"/>
-              </w:rPr>
-              <w:t>Fadiga física</w:t>
-            </w:r>
-          </w:p>
-        </w:tc>
-        <w:tc>
-          <w:tcPr>
-            <w:tcW w:type="dxa" w:w="2351"/>
-          </w:tcPr>
-          <w:p>
-            <w:r>
-              <w:rPr>
-                <w:rFonts w:ascii="Times New Roman" w:hAnsi="Times New Roman"/>
-                <w:b w:val="0"/>
-                <w:i w:val="0"/>
-                <w:sz w:val="20"/>
-              </w:rPr>
-              <w:t>+0,388</w:t>
-            </w:r>
-          </w:p>
-        </w:tc>
-        <w:tc>
-          <w:tcPr>
-            <w:tcW w:type="dxa" w:w="2351"/>
-          </w:tcPr>
-          <w:p>
-            <w:r>
-              <w:rPr>
-                <w:rFonts w:ascii="Times New Roman" w:hAnsi="Times New Roman"/>
-                <w:b w:val="0"/>
-                <w:i w:val="0"/>
-                <w:sz w:val="20"/>
-              </w:rPr>
-              <w:t>0,097</w:t>
-            </w:r>
-          </w:p>
-        </w:tc>
-        <w:tc>
-          <w:tcPr>
-            <w:tcW w:type="dxa" w:w="2351"/>
-          </w:tcPr>
-          <w:p>
-            <w:r>
-              <w:rPr>
-                <w:rFonts w:ascii="Times New Roman" w:hAnsi="Times New Roman"/>
-                <w:b w:val="0"/>
-                <w:i w:val="0"/>
-                <w:sz w:val="20"/>
-              </w:rPr>
-              <w:t>&lt;0,001</w:t>
-            </w:r>
-          </w:p>
-        </w:tc>
-      </w:tr>
-      <w:tr>
-        <w:tc>
-          <w:tcPr>
-            <w:tcW w:type="dxa" w:w="2351"/>
-          </w:tcPr>
-          <w:p>
-            <w:r>
-              <w:rPr>
-                <w:rFonts w:ascii="Times New Roman" w:hAnsi="Times New Roman"/>
-                <w:b w:val="0"/>
-                <w:i w:val="0"/>
-                <w:sz w:val="20"/>
-              </w:rPr>
-              <w:t>Fadiga mental</w:t>
-            </w:r>
-          </w:p>
-        </w:tc>
-        <w:tc>
-          <w:tcPr>
-            <w:tcW w:type="dxa" w:w="2351"/>
-          </w:tcPr>
-          <w:p>
-            <w:r>
-              <w:rPr>
-                <w:rFonts w:ascii="Times New Roman" w:hAnsi="Times New Roman"/>
-                <w:b w:val="0"/>
-                <w:i w:val="0"/>
-                <w:sz w:val="20"/>
-              </w:rPr>
-              <w:t>+0,043</w:t>
-            </w:r>
-          </w:p>
-        </w:tc>
-        <w:tc>
-          <w:tcPr>
-            <w:tcW w:type="dxa" w:w="2351"/>
-          </w:tcPr>
-          <w:p>
-            <w:r>
-              <w:rPr>
-                <w:rFonts w:ascii="Times New Roman" w:hAnsi="Times New Roman"/>
-                <w:b w:val="0"/>
-                <w:i w:val="0"/>
-                <w:sz w:val="20"/>
-              </w:rPr>
-              <w:t>0,001</w:t>
-            </w:r>
-          </w:p>
-        </w:tc>
-        <w:tc>
-          <w:tcPr>
-            <w:tcW w:type="dxa" w:w="2351"/>
-          </w:tcPr>
-          <w:p>
-            <w:r>
-              <w:rPr>
-                <w:rFonts w:ascii="Times New Roman" w:hAnsi="Times New Roman"/>
-                <w:b w:val="0"/>
-                <w:i w:val="0"/>
-                <w:sz w:val="20"/>
-              </w:rPr>
-              <w:t>0,6038</w:t>
-            </w:r>
-          </w:p>
-        </w:tc>
-      </w:tr>
-    </w:tbl>
-    <w:p>
-      <w:pPr>
-        <w:spacing w:after="160" w:line="240" w:lineRule="auto"/>
-        <w:jc w:val="left"/>
-      </w:pPr>
-      <w:r>
-        <w:rPr>
-          <w:rFonts w:ascii="Times New Roman" w:hAnsi="Times New Roman"/>
-          <w:b w:val="0"/>
-          <w:i w:val="0"/>
-          <w:sz w:val="20"/>
-        </w:rPr>
-        <w:t>Fonte: Dados da pesquisa (2026).</w:t>
-      </w:r>
-    </w:p>
-    <w:p>
-      <w:pPr>
-        <w:spacing w:line="360" w:lineRule="auto"/>
-        <w:ind w:firstLine="709"/>
-        <w:jc w:val="both"/>
-      </w:pPr>
-      <w:r>
-        <w:rPr>
-          <w:rFonts w:ascii="Times New Roman" w:hAnsi="Times New Roman"/>
-          <w:b w:val="0"/>
-          <w:i w:val="0"/>
-          <w:sz w:val="24"/>
-        </w:rPr>
-        <w:t>A regressão linear confirma a direção e a significância das tendências: a fadiga física apresenta a inclinação mais acentuada e o melhor ajuste (b = +0,39/dia; R² = 0,10; p &lt; 0,001), seguida da fadiga do BRUMS (b = +0,41/dia; p &lt; 0,001) e do vigor (b = −0,27/dia; p = 0,005); a fadiga mental não exibe tendência (b = +0,04/dia; p = 0,60). Os valores de R² são baixos porque a regressão é computada no nível da observação individual, em que a maior parte da variância é atribuível às diferenças entre atletas e ao ruído de medida, e não à tendência semanal — o que reforça a necessidade de interpretar a tendência do grupo, e não a leitura isolada de um atleta. A Figura 5 apresenta as retas de regressão sobre as observações, e a Figura 6 sobrepõe, em escores padronizados, a deterioração conjunta do eixo energia–fadiga.</w:t>
-      </w:r>
-    </w:p>
-    <w:p>
-      <w:pPr>
-        <w:spacing w:before="160" w:line="240" w:lineRule="auto"/>
-        <w:jc w:val="center"/>
-      </w:pPr>
-      <w:r>
-        <w:rPr>
-          <w:rFonts w:ascii="Times New Roman" w:hAnsi="Times New Roman"/>
-          <w:b w:val="0"/>
-          <w:i w:val="0"/>
-          <w:sz w:val="20"/>
-        </w:rPr>
-        <w:t>Figura 5 – Regressão linear de cada variável ao longo da semana (pontos = observações; reta = ajuste; b e R² indicados)</w:t>
-      </w:r>
-    </w:p>
-    <w:p>
-      <w:pPr>
-        <w:jc w:val="center"/>
-      </w:pPr>
-      <w:r>
-        <w:drawing>
-          <wp:inline xmlns:a="http://schemas.openxmlformats.org/drawingml/2006/main" xmlns:pic="http://schemas.openxmlformats.org/drawingml/2006/picture">
-            <wp:extent cx="5486400" cy="3086100"/>
-            <wp:docPr id="5" name="Picture 5"/>
-            <wp:cNvGraphicFramePr>
-              <a:graphicFrameLocks noChangeAspect="1"/>
-            </wp:cNvGraphicFramePr>
-            <a:graphic>
-              <a:graphicData uri="http://schemas.openxmlformats.org/drawingml/2006/picture">
-                <pic:pic>
-                  <pic:nvPicPr>
-                    <pic:cNvPr id="0" name="sem_f_regressao.png"/>
-                    <pic:cNvPicPr/>
-                  </pic:nvPicPr>
-                  <pic:blipFill>
-                    <a:blip r:embed="rId13"/>
-                    <a:stretch>
-                      <a:fillRect/>
-                    </a:stretch>
-                  </pic:blipFill>
-                  <pic:spPr>
-                    <a:xfrm>
-                      <a:off x="0" y="0"/>
-                      <a:ext cx="5486400" cy="3086100"/>
-                    </a:xfrm>
-                    <a:prstGeom prst="rect"/>
-                  </pic:spPr>
-                </pic:pic>
-              </a:graphicData>
-            </a:graphic>
-          </wp:inline>
-        </w:drawing>
-      </w:r>
-    </w:p>
-    <w:p>
-      <w:pPr>
-        <w:spacing w:after="160" w:line="240" w:lineRule="auto"/>
-        <w:jc w:val="center"/>
-      </w:pPr>
-      <w:r>
-        <w:rPr>
-          <w:rFonts w:ascii="Times New Roman" w:hAnsi="Times New Roman"/>
-          <w:b w:val="0"/>
-          <w:i w:val="0"/>
-          <w:sz w:val="20"/>
-        </w:rPr>
-        <w:t>Fonte: Elaborado pelos autores (2026).</w:t>
-      </w:r>
-    </w:p>
-    <w:p>
-      <w:pPr>
-        <w:spacing w:before="160" w:line="240" w:lineRule="auto"/>
-        <w:jc w:val="center"/>
-      </w:pPr>
-      <w:r>
-        <w:rPr>
-          <w:rFonts w:ascii="Times New Roman" w:hAnsi="Times New Roman"/>
-          <w:b w:val="0"/>
-          <w:i w:val="0"/>
-          <w:sz w:val="20"/>
-        </w:rPr>
-        <w:t>Figura 6 – Deterioração do eixo energia–fadiga em escores padronizados (z): vigor declina, fadiga e fadiga física ascendem (retas de regressão)</w:t>
-      </w:r>
-    </w:p>
-    <w:p>
-      <w:pPr>
-        <w:jc w:val="center"/>
-      </w:pPr>
-      <w:r>
-        <w:drawing>
-          <wp:inline xmlns:a="http://schemas.openxmlformats.org/drawingml/2006/main" xmlns:pic="http://schemas.openxmlformats.org/drawingml/2006/picture">
-            <wp:extent cx="5120640" cy="2880360"/>
-            <wp:docPr id="6" name="Picture 6"/>
-            <wp:cNvGraphicFramePr>
-              <a:graphicFrameLocks noChangeAspect="1"/>
-            </wp:cNvGraphicFramePr>
-            <a:graphic>
-              <a:graphicData uri="http://schemas.openxmlformats.org/drawingml/2006/picture">
-                <pic:pic>
-                  <pic:nvPicPr>
-                    <pic:cNvPr id="0" name="sem_f_deterioracao.png"/>
-                    <pic:cNvPicPr/>
-                  </pic:nvPicPr>
-                  <pic:blipFill>
-                    <a:blip r:embed="rId14"/>
+                    <a:blip r:embed="rId9"/>
                     <a:stretch>
                       <a:fillRect/>
                     </a:stretch>
@@ -2381,7 +1121,7 @@
     </w:p>
     <w:p>
       <w:pPr>
-        <w:spacing w:after="160" w:line="240" w:lineRule="auto"/>
+        <w:spacing w:after="120" w:line="240" w:lineRule="auto"/>
         <w:jc w:val="center"/>
       </w:pPr>
       <w:r>
@@ -2396,7 +1136,76 @@
     </w:p>
     <w:p>
       <w:pPr>
-        <w:spacing w:before="160" w:after="80"/>
+        <w:spacing w:before="120" w:line="240" w:lineRule="auto"/>
+        <w:jc w:val="center"/>
+      </w:pPr>
+      <w:r>
+        <w:rPr>
+          <w:rFonts w:ascii="Times New Roman" w:hAnsi="Times New Roman"/>
+          <w:b w:val="0"/>
+          <w:i w:val="0"/>
+          <w:sz w:val="20"/>
+        </w:rPr>
+        <w:t>Figura 2 – Regressão linear de cada variável ao longo da semana (pontos = observações; reta = ajuste; b e R² indicados)</w:t>
+      </w:r>
+    </w:p>
+    <w:p>
+      <w:pPr>
+        <w:jc w:val="center"/>
+      </w:pPr>
+      <w:r>
+        <w:drawing>
+          <wp:inline xmlns:a="http://schemas.openxmlformats.org/drawingml/2006/main" xmlns:pic="http://schemas.openxmlformats.org/drawingml/2006/picture">
+            <wp:extent cx="5120640" cy="2880360"/>
+            <wp:docPr id="2" name="Picture 2"/>
+            <wp:cNvGraphicFramePr>
+              <a:graphicFrameLocks noChangeAspect="1"/>
+            </wp:cNvGraphicFramePr>
+            <a:graphic>
+              <a:graphicData uri="http://schemas.openxmlformats.org/drawingml/2006/picture">
+                <pic:pic>
+                  <pic:nvPicPr>
+                    <pic:cNvPr id="0" name="sem_f_regressao.png"/>
+                    <pic:cNvPicPr/>
+                  </pic:nvPicPr>
+                  <pic:blipFill>
+                    <a:blip r:embed="rId10"/>
+                    <a:stretch>
+                      <a:fillRect/>
+                    </a:stretch>
+                  </pic:blipFill>
+                  <pic:spPr>
+                    <a:xfrm>
+                      <a:off x="0" y="0"/>
+                      <a:ext cx="5120640" cy="2880360"/>
+                    </a:xfrm>
+                    <a:prstGeom prst="rect"/>
+                  </pic:spPr>
+                </pic:pic>
+              </a:graphicData>
+            </a:graphic>
+          </wp:inline>
+        </w:drawing>
+      </w:r>
+    </w:p>
+    <w:p>
+      <w:pPr>
+        <w:spacing w:after="120" w:line="240" w:lineRule="auto"/>
+        <w:jc w:val="center"/>
+      </w:pPr>
+      <w:r>
+        <w:rPr>
+          <w:rFonts w:ascii="Times New Roman" w:hAnsi="Times New Roman"/>
+          <w:b w:val="0"/>
+          <w:i w:val="0"/>
+          <w:sz w:val="20"/>
+        </w:rPr>
+        <w:t>Fonte: Elaborado pelos autores (2026).</w:t>
+      </w:r>
+    </w:p>
+    <w:p>
+      <w:pPr>
+        <w:spacing w:before="120" w:after="40"/>
         <w:jc w:val="left"/>
       </w:pPr>
       <w:r>
@@ -2406,712 +1215,7 @@
           <w:i w:val="0"/>
           <w:sz w:val="24"/>
         </w:rPr>
-        <w:t>4.4 Do início ao fim da semana: Dia 1 (linha de base) versus Dia 7</w:t>
-      </w:r>
-    </w:p>
-    <w:p>
-      <w:pPr>
-        <w:spacing w:before="160" w:line="240" w:lineRule="auto"/>
-        <w:jc w:val="left"/>
-      </w:pPr>
-      <w:r>
-        <w:rPr>
-          <w:rFonts w:ascii="Times New Roman" w:hAnsi="Times New Roman"/>
-          <w:b w:val="0"/>
-          <w:i w:val="0"/>
-          <w:sz w:val="20"/>
-        </w:rPr>
-        <w:t>Tabela 4 – Humor no Dia 1 (linha de base) e no Dia 7; comparação pareada (Wilcoxon)</w:t>
-      </w:r>
-    </w:p>
-    <w:tbl>
-      <w:tblPr>
-        <w:tblW w:type="auto" w:w="0"/>
-        <w:jc w:val="center"/>
-        <w:tblLook w:firstColumn="1" w:firstRow="1" w:lastColumn="0" w:lastRow="0" w:noHBand="0" w:noVBand="1" w:val="04A0"/>
-        <w:tblBorders>
-          <w:top w:val="single" w:sz="6" w:space="0" w:color="000000"/>
-          <w:bottom w:val="single" w:sz="6" w:space="0" w:color="000000"/>
-          <w:insideH w:val="single" w:sz="6" w:space="0" w:color="000000"/>
-          <w:left w:val="none"/>
-          <w:right w:val="none"/>
-          <w:insideV w:val="none"/>
-        </w:tblBorders>
-      </w:tblPr>
-      <w:tblGrid>
-        <w:gridCol w:w="1176"/>
-        <w:gridCol w:w="1176"/>
-        <w:gridCol w:w="1176"/>
-        <w:gridCol w:w="1176"/>
-        <w:gridCol w:w="1176"/>
-        <w:gridCol w:w="1176"/>
-        <w:gridCol w:w="1176"/>
-        <w:gridCol w:w="1176"/>
-      </w:tblGrid>
-      <w:tr>
-        <w:tc>
-          <w:tcPr>
-            <w:tcW w:type="dxa" w:w="1176"/>
-          </w:tcPr>
-          <w:p>
-            <w:r>
-              <w:rPr>
-                <w:rFonts w:ascii="Times New Roman" w:hAnsi="Times New Roman"/>
-                <w:b/>
-                <w:i w:val="0"/>
-                <w:sz w:val="20"/>
-              </w:rPr>
-              <w:t>Variável</w:t>
-            </w:r>
-          </w:p>
-        </w:tc>
-        <w:tc>
-          <w:tcPr>
-            <w:tcW w:type="dxa" w:w="1176"/>
-          </w:tcPr>
-          <w:p>
-            <w:r>
-              <w:rPr>
-                <w:rFonts w:ascii="Times New Roman" w:hAnsi="Times New Roman"/>
-                <w:b/>
-                <w:i w:val="0"/>
-                <w:sz w:val="20"/>
-              </w:rPr>
-              <w:t>Dia 1</w:t>
-            </w:r>
-          </w:p>
-        </w:tc>
-        <w:tc>
-          <w:tcPr>
-            <w:tcW w:type="dxa" w:w="1176"/>
-          </w:tcPr>
-          <w:p>
-            <w:r>
-              <w:rPr>
-                <w:rFonts w:ascii="Times New Roman" w:hAnsi="Times New Roman"/>
-                <w:b/>
-                <w:i w:val="0"/>
-                <w:sz w:val="20"/>
-              </w:rPr>
-              <w:t>Dia 7</w:t>
-            </w:r>
-          </w:p>
-        </w:tc>
-        <w:tc>
-          <w:tcPr>
-            <w:tcW w:type="dxa" w:w="1176"/>
-          </w:tcPr>
-          <w:p>
-            <w:r>
-              <w:rPr>
-                <w:rFonts w:ascii="Times New Roman" w:hAnsi="Times New Roman"/>
-                <w:b/>
-                <w:i w:val="0"/>
-                <w:sz w:val="20"/>
-              </w:rPr>
-              <w:t>Δ</w:t>
-            </w:r>
-          </w:p>
-        </w:tc>
-        <w:tc>
-          <w:tcPr>
-            <w:tcW w:type="dxa" w:w="1176"/>
-          </w:tcPr>
-          <w:p>
-            <w:r>
-              <w:rPr>
-                <w:rFonts w:ascii="Times New Roman" w:hAnsi="Times New Roman"/>
-                <w:b/>
-                <w:i w:val="0"/>
-                <w:sz w:val="20"/>
-              </w:rPr>
-              <w:t>% mudança</w:t>
-            </w:r>
-          </w:p>
-        </w:tc>
-        <w:tc>
-          <w:tcPr>
-            <w:tcW w:type="dxa" w:w="1176"/>
-          </w:tcPr>
-          <w:p>
-            <w:r>
-              <w:rPr>
-                <w:rFonts w:ascii="Times New Roman" w:hAnsi="Times New Roman"/>
-                <w:b/>
-                <w:i w:val="0"/>
-                <w:sz w:val="20"/>
-              </w:rPr>
-              <w:t>dz</w:t>
-            </w:r>
-          </w:p>
-        </w:tc>
-        <w:tc>
-          <w:tcPr>
-            <w:tcW w:type="dxa" w:w="1176"/>
-          </w:tcPr>
-          <w:p>
-            <w:r>
-              <w:rPr>
-                <w:rFonts w:ascii="Times New Roman" w:hAnsi="Times New Roman"/>
-                <w:b/>
-                <w:i w:val="0"/>
-                <w:sz w:val="20"/>
-              </w:rPr>
-              <w:t>p</w:t>
-            </w:r>
-          </w:p>
-        </w:tc>
-        <w:tc>
-          <w:tcPr>
-            <w:tcW w:type="dxa" w:w="1176"/>
-          </w:tcPr>
-          <w:p>
-            <w:r>
-              <w:rPr>
-                <w:rFonts w:ascii="Times New Roman" w:hAnsi="Times New Roman"/>
-                <w:b/>
-                <w:i w:val="0"/>
-                <w:sz w:val="20"/>
-              </w:rPr>
-              <w:t>% que piora</w:t>
-            </w:r>
-          </w:p>
-        </w:tc>
-      </w:tr>
-      <w:tr>
-        <w:tc>
-          <w:tcPr>
-            <w:tcW w:type="dxa" w:w="1176"/>
-          </w:tcPr>
-          <w:p>
-            <w:r>
-              <w:rPr>
-                <w:rFonts w:ascii="Times New Roman" w:hAnsi="Times New Roman"/>
-                <w:b w:val="0"/>
-                <w:i w:val="0"/>
-                <w:sz w:val="20"/>
-              </w:rPr>
-              <w:t>Vigor</w:t>
-            </w:r>
-          </w:p>
-        </w:tc>
-        <w:tc>
-          <w:tcPr>
-            <w:tcW w:type="dxa" w:w="1176"/>
-          </w:tcPr>
-          <w:p>
-            <w:r>
-              <w:rPr>
-                <w:rFonts w:ascii="Times New Roman" w:hAnsi="Times New Roman"/>
-                <w:b w:val="0"/>
-                <w:i w:val="0"/>
-                <w:sz w:val="20"/>
-              </w:rPr>
-              <w:t>7,64</w:t>
-            </w:r>
-          </w:p>
-        </w:tc>
-        <w:tc>
-          <w:tcPr>
-            <w:tcW w:type="dxa" w:w="1176"/>
-          </w:tcPr>
-          <w:p>
-            <w:r>
-              <w:rPr>
-                <w:rFonts w:ascii="Times New Roman" w:hAnsi="Times New Roman"/>
-                <w:b w:val="0"/>
-                <w:i w:val="0"/>
-                <w:sz w:val="20"/>
-              </w:rPr>
-              <w:t>4,29</w:t>
-            </w:r>
-          </w:p>
-        </w:tc>
-        <w:tc>
-          <w:tcPr>
-            <w:tcW w:type="dxa" w:w="1176"/>
-          </w:tcPr>
-          <w:p>
-            <w:r>
-              <w:rPr>
-                <w:rFonts w:ascii="Times New Roman" w:hAnsi="Times New Roman"/>
-                <w:b w:val="0"/>
-                <w:i w:val="0"/>
-                <w:sz w:val="20"/>
-              </w:rPr>
-              <w:t>-3,36</w:t>
-            </w:r>
-          </w:p>
-        </w:tc>
-        <w:tc>
-          <w:tcPr>
-            <w:tcW w:type="dxa" w:w="1176"/>
-          </w:tcPr>
-          <w:p>
-            <w:r>
-              <w:rPr>
-                <w:rFonts w:ascii="Times New Roman" w:hAnsi="Times New Roman"/>
-                <w:b w:val="0"/>
-                <w:i w:val="0"/>
-                <w:sz w:val="20"/>
-              </w:rPr>
-              <w:t>-44%</w:t>
-            </w:r>
-          </w:p>
-        </w:tc>
-        <w:tc>
-          <w:tcPr>
-            <w:tcW w:type="dxa" w:w="1176"/>
-          </w:tcPr>
-          <w:p>
-            <w:r>
-              <w:rPr>
-                <w:rFonts w:ascii="Times New Roman" w:hAnsi="Times New Roman"/>
-                <w:b w:val="0"/>
-                <w:i w:val="0"/>
-                <w:sz w:val="20"/>
-              </w:rPr>
-              <w:t>-1,09</w:t>
-            </w:r>
-          </w:p>
-        </w:tc>
-        <w:tc>
-          <w:tcPr>
-            <w:tcW w:type="dxa" w:w="1176"/>
-          </w:tcPr>
-          <w:p>
-            <w:r>
-              <w:rPr>
-                <w:rFonts w:ascii="Times New Roman" w:hAnsi="Times New Roman"/>
-                <w:b w:val="0"/>
-                <w:i w:val="0"/>
-                <w:sz w:val="20"/>
-              </w:rPr>
-              <w:t>&lt;0,001</w:t>
-            </w:r>
-          </w:p>
-        </w:tc>
-        <w:tc>
-          <w:tcPr>
-            <w:tcW w:type="dxa" w:w="1176"/>
-          </w:tcPr>
-          <w:p>
-            <w:r>
-              <w:rPr>
-                <w:rFonts w:ascii="Times New Roman" w:hAnsi="Times New Roman"/>
-                <w:b w:val="0"/>
-                <w:i w:val="0"/>
-                <w:sz w:val="20"/>
-              </w:rPr>
-              <w:t>86%</w:t>
-            </w:r>
-          </w:p>
-        </w:tc>
-      </w:tr>
-      <w:tr>
-        <w:tc>
-          <w:tcPr>
-            <w:tcW w:type="dxa" w:w="1176"/>
-          </w:tcPr>
-          <w:p>
-            <w:r>
-              <w:rPr>
-                <w:rFonts w:ascii="Times New Roman" w:hAnsi="Times New Roman"/>
-                <w:b w:val="0"/>
-                <w:i w:val="0"/>
-                <w:sz w:val="20"/>
-              </w:rPr>
-              <w:t>Fadiga (BRUMS)</w:t>
-            </w:r>
-          </w:p>
-        </w:tc>
-        <w:tc>
-          <w:tcPr>
-            <w:tcW w:type="dxa" w:w="1176"/>
-          </w:tcPr>
-          <w:p>
-            <w:r>
-              <w:rPr>
-                <w:rFonts w:ascii="Times New Roman" w:hAnsi="Times New Roman"/>
-                <w:b w:val="0"/>
-                <w:i w:val="0"/>
-                <w:sz w:val="20"/>
-              </w:rPr>
-              <w:t>4,26</w:t>
-            </w:r>
-          </w:p>
-        </w:tc>
-        <w:tc>
-          <w:tcPr>
-            <w:tcW w:type="dxa" w:w="1176"/>
-          </w:tcPr>
-          <w:p>
-            <w:r>
-              <w:rPr>
-                <w:rFonts w:ascii="Times New Roman" w:hAnsi="Times New Roman"/>
-                <w:b w:val="0"/>
-                <w:i w:val="0"/>
-                <w:sz w:val="20"/>
-              </w:rPr>
-              <w:t>7,36</w:t>
-            </w:r>
-          </w:p>
-        </w:tc>
-        <w:tc>
-          <w:tcPr>
-            <w:tcW w:type="dxa" w:w="1176"/>
-          </w:tcPr>
-          <w:p>
-            <w:r>
-              <w:rPr>
-                <w:rFonts w:ascii="Times New Roman" w:hAnsi="Times New Roman"/>
-                <w:b w:val="0"/>
-                <w:i w:val="0"/>
-                <w:sz w:val="20"/>
-              </w:rPr>
-              <w:t>+3,10</w:t>
-            </w:r>
-          </w:p>
-        </w:tc>
-        <w:tc>
-          <w:tcPr>
-            <w:tcW w:type="dxa" w:w="1176"/>
-          </w:tcPr>
-          <w:p>
-            <w:r>
-              <w:rPr>
-                <w:rFonts w:ascii="Times New Roman" w:hAnsi="Times New Roman"/>
-                <w:b w:val="0"/>
-                <w:i w:val="0"/>
-                <w:sz w:val="20"/>
-              </w:rPr>
-              <w:t>+73%</w:t>
-            </w:r>
-          </w:p>
-        </w:tc>
-        <w:tc>
-          <w:tcPr>
-            <w:tcW w:type="dxa" w:w="1176"/>
-          </w:tcPr>
-          <w:p>
-            <w:r>
-              <w:rPr>
-                <w:rFonts w:ascii="Times New Roman" w:hAnsi="Times New Roman"/>
-                <w:b w:val="0"/>
-                <w:i w:val="0"/>
-                <w:sz w:val="20"/>
-              </w:rPr>
-              <w:t>+0,68</w:t>
-            </w:r>
-          </w:p>
-        </w:tc>
-        <w:tc>
-          <w:tcPr>
-            <w:tcW w:type="dxa" w:w="1176"/>
-          </w:tcPr>
-          <w:p>
-            <w:r>
-              <w:rPr>
-                <w:rFonts w:ascii="Times New Roman" w:hAnsi="Times New Roman"/>
-                <w:b w:val="0"/>
-                <w:i w:val="0"/>
-                <w:sz w:val="20"/>
-              </w:rPr>
-              <w:t>0,006</w:t>
-            </w:r>
-          </w:p>
-        </w:tc>
-        <w:tc>
-          <w:tcPr>
-            <w:tcW w:type="dxa" w:w="1176"/>
-          </w:tcPr>
-          <w:p>
-            <w:r>
-              <w:rPr>
-                <w:rFonts w:ascii="Times New Roman" w:hAnsi="Times New Roman"/>
-                <w:b w:val="0"/>
-                <w:i w:val="0"/>
-                <w:sz w:val="20"/>
-              </w:rPr>
-              <w:t>81%</w:t>
-            </w:r>
-          </w:p>
-        </w:tc>
-      </w:tr>
-      <w:tr>
-        <w:tc>
-          <w:tcPr>
-            <w:tcW w:type="dxa" w:w="1176"/>
-          </w:tcPr>
-          <w:p>
-            <w:r>
-              <w:rPr>
-                <w:rFonts w:ascii="Times New Roman" w:hAnsi="Times New Roman"/>
-                <w:b w:val="0"/>
-                <w:i w:val="0"/>
-                <w:sz w:val="20"/>
-              </w:rPr>
-              <w:t>Fadiga física</w:t>
-            </w:r>
-          </w:p>
-        </w:tc>
-        <w:tc>
-          <w:tcPr>
-            <w:tcW w:type="dxa" w:w="1176"/>
-          </w:tcPr>
-          <w:p>
-            <w:r>
-              <w:rPr>
-                <w:rFonts w:ascii="Times New Roman" w:hAnsi="Times New Roman"/>
-                <w:b w:val="0"/>
-                <w:i w:val="0"/>
-                <w:sz w:val="20"/>
-              </w:rPr>
-              <w:t>4,17</w:t>
-            </w:r>
-          </w:p>
-        </w:tc>
-        <w:tc>
-          <w:tcPr>
-            <w:tcW w:type="dxa" w:w="1176"/>
-          </w:tcPr>
-          <w:p>
-            <w:r>
-              <w:rPr>
-                <w:rFonts w:ascii="Times New Roman" w:hAnsi="Times New Roman"/>
-                <w:b w:val="0"/>
-                <w:i w:val="0"/>
-                <w:sz w:val="20"/>
-              </w:rPr>
-              <w:t>7,50</w:t>
-            </w:r>
-          </w:p>
-        </w:tc>
-        <w:tc>
-          <w:tcPr>
-            <w:tcW w:type="dxa" w:w="1176"/>
-          </w:tcPr>
-          <w:p>
-            <w:r>
-              <w:rPr>
-                <w:rFonts w:ascii="Times New Roman" w:hAnsi="Times New Roman"/>
-                <w:b w:val="0"/>
-                <w:i w:val="0"/>
-                <w:sz w:val="20"/>
-              </w:rPr>
-              <w:t>+3,33</w:t>
-            </w:r>
-          </w:p>
-        </w:tc>
-        <w:tc>
-          <w:tcPr>
-            <w:tcW w:type="dxa" w:w="1176"/>
-          </w:tcPr>
-          <w:p>
-            <w:r>
-              <w:rPr>
-                <w:rFonts w:ascii="Times New Roman" w:hAnsi="Times New Roman"/>
-                <w:b w:val="0"/>
-                <w:i w:val="0"/>
-                <w:sz w:val="20"/>
-              </w:rPr>
-              <w:t>+80%</w:t>
-            </w:r>
-          </w:p>
-        </w:tc>
-        <w:tc>
-          <w:tcPr>
-            <w:tcW w:type="dxa" w:w="1176"/>
-          </w:tcPr>
-          <w:p>
-            <w:r>
-              <w:rPr>
-                <w:rFonts w:ascii="Times New Roman" w:hAnsi="Times New Roman"/>
-                <w:b w:val="0"/>
-                <w:i w:val="0"/>
-                <w:sz w:val="20"/>
-              </w:rPr>
-              <w:t>+1,69</w:t>
-            </w:r>
-          </w:p>
-        </w:tc>
-        <w:tc>
-          <w:tcPr>
-            <w:tcW w:type="dxa" w:w="1176"/>
-          </w:tcPr>
-          <w:p>
-            <w:r>
-              <w:rPr>
-                <w:rFonts w:ascii="Times New Roman" w:hAnsi="Times New Roman"/>
-                <w:b w:val="0"/>
-                <w:i w:val="0"/>
-                <w:sz w:val="20"/>
-              </w:rPr>
-              <w:t>&lt;0,001</w:t>
-            </w:r>
-          </w:p>
-        </w:tc>
-        <w:tc>
-          <w:tcPr>
-            <w:tcW w:type="dxa" w:w="1176"/>
-          </w:tcPr>
-          <w:p>
-            <w:r>
-              <w:rPr>
-                <w:rFonts w:ascii="Times New Roman" w:hAnsi="Times New Roman"/>
-                <w:b w:val="0"/>
-                <w:i w:val="0"/>
-                <w:sz w:val="20"/>
-              </w:rPr>
-              <w:t>95%</w:t>
-            </w:r>
-          </w:p>
-        </w:tc>
-      </w:tr>
-      <w:tr>
-        <w:tc>
-          <w:tcPr>
-            <w:tcW w:type="dxa" w:w="1176"/>
-          </w:tcPr>
-          <w:p>
-            <w:r>
-              <w:rPr>
-                <w:rFonts w:ascii="Times New Roman" w:hAnsi="Times New Roman"/>
-                <w:b w:val="0"/>
-                <w:i w:val="0"/>
-                <w:sz w:val="20"/>
-              </w:rPr>
-              <w:t>Fadiga mental</w:t>
-            </w:r>
-          </w:p>
-        </w:tc>
-        <w:tc>
-          <w:tcPr>
-            <w:tcW w:type="dxa" w:w="1176"/>
-          </w:tcPr>
-          <w:p>
-            <w:r>
-              <w:rPr>
-                <w:rFonts w:ascii="Times New Roman" w:hAnsi="Times New Roman"/>
-                <w:b w:val="0"/>
-                <w:i w:val="0"/>
-                <w:sz w:val="20"/>
-              </w:rPr>
-              <w:t>4,43</w:t>
-            </w:r>
-          </w:p>
-        </w:tc>
-        <w:tc>
-          <w:tcPr>
-            <w:tcW w:type="dxa" w:w="1176"/>
-          </w:tcPr>
-          <w:p>
-            <w:r>
-              <w:rPr>
-                <w:rFonts w:ascii="Times New Roman" w:hAnsi="Times New Roman"/>
-                <w:b w:val="0"/>
-                <w:i w:val="0"/>
-                <w:sz w:val="20"/>
-              </w:rPr>
-              <w:t>5,05</w:t>
-            </w:r>
-          </w:p>
-        </w:tc>
-        <w:tc>
-          <w:tcPr>
-            <w:tcW w:type="dxa" w:w="1176"/>
-          </w:tcPr>
-          <w:p>
-            <w:r>
-              <w:rPr>
-                <w:rFonts w:ascii="Times New Roman" w:hAnsi="Times New Roman"/>
-                <w:b w:val="0"/>
-                <w:i w:val="0"/>
-                <w:sz w:val="20"/>
-              </w:rPr>
-              <w:t>+0,62</w:t>
-            </w:r>
-          </w:p>
-        </w:tc>
-        <w:tc>
-          <w:tcPr>
-            <w:tcW w:type="dxa" w:w="1176"/>
-          </w:tcPr>
-          <w:p>
-            <w:r>
-              <w:rPr>
-                <w:rFonts w:ascii="Times New Roman" w:hAnsi="Times New Roman"/>
-                <w:b w:val="0"/>
-                <w:i w:val="0"/>
-                <w:sz w:val="20"/>
-              </w:rPr>
-              <w:t>+14%</w:t>
-            </w:r>
-          </w:p>
-        </w:tc>
-        <w:tc>
-          <w:tcPr>
-            <w:tcW w:type="dxa" w:w="1176"/>
-          </w:tcPr>
-          <w:p>
-            <w:r>
-              <w:rPr>
-                <w:rFonts w:ascii="Times New Roman" w:hAnsi="Times New Roman"/>
-                <w:b w:val="0"/>
-                <w:i w:val="0"/>
-                <w:sz w:val="20"/>
-              </w:rPr>
-              <w:t>+0,33</w:t>
-            </w:r>
-          </w:p>
-        </w:tc>
-        <w:tc>
-          <w:tcPr>
-            <w:tcW w:type="dxa" w:w="1176"/>
-          </w:tcPr>
-          <w:p>
-            <w:r>
-              <w:rPr>
-                <w:rFonts w:ascii="Times New Roman" w:hAnsi="Times New Roman"/>
-                <w:b w:val="0"/>
-                <w:i w:val="0"/>
-                <w:sz w:val="20"/>
-              </w:rPr>
-              <w:t>0,111</w:t>
-            </w:r>
-          </w:p>
-        </w:tc>
-        <w:tc>
-          <w:tcPr>
-            <w:tcW w:type="dxa" w:w="1176"/>
-          </w:tcPr>
-          <w:p>
-            <w:r>
-              <w:rPr>
-                <w:rFonts w:ascii="Times New Roman" w:hAnsi="Times New Roman"/>
-                <w:b w:val="0"/>
-                <w:i w:val="0"/>
-                <w:sz w:val="20"/>
-              </w:rPr>
-              <w:t>62%</w:t>
-            </w:r>
-          </w:p>
-        </w:tc>
-      </w:tr>
-    </w:tbl>
-    <w:p>
-      <w:pPr>
-        <w:spacing w:after="160" w:line="240" w:lineRule="auto"/>
-        <w:jc w:val="left"/>
-      </w:pPr>
-      <w:r>
-        <w:rPr>
-          <w:rFonts w:ascii="Times New Roman" w:hAnsi="Times New Roman"/>
-          <w:b w:val="0"/>
-          <w:i w:val="0"/>
-          <w:sz w:val="20"/>
-        </w:rPr>
-        <w:t>Fonte: Dados da pesquisa (2026).</w:t>
+        <w:t>4.3 Comportamento e deterioração ao longo da semana</w:t>
       </w:r>
     </w:p>
     <w:p>
@@ -3127,3934 +1231,12 @@
           <w:i w:val="0"/>
           <w:sz w:val="24"/>
         </w:rPr>
-        <w:t>Da linha de base ao último dia, o vigor caiu acentuadamente (−44%; dz = −1,09; p &lt; 0,001) e a fadiga física (+80%; dz = +1,69) e a fadiga do BRUMS (+73%; dz = +0,68) aumentaram de forma expressiva; a fadiga mental variou pouco e sem significância (+14%; dz = +0,33; p = 0,111). A proporção de atletas que pioraram foi máxima na fadiga física (95%) e no vigor (86%), confirmando que a deterioração é generalizada no grupo e restrita ao eixo energia–fadiga.</w:t>
+        <w:t>As trajetórias (Figura 3) mostram que o sinal temporal se concentra no eixo energia–fadiga: o vigor declina e a fadiga — física e do BRUMS — eleva-se progressivamente rumo ao Dia 7, ao passo que a fadiga mental e as subescalas negativas permanecem estáveis. A decomposição da variância indica que o sinal da semana é a menor fração (fadiga física 13%, vigor 7%, fadiga do BRUMS 4%, fadiga mental 1%), com relação sinal-ruído favorável apenas à fadiga física (1,82) e ao vigor (1,52); a maior parte da variância é traço e ruído, o que sustenta o monitoramento por médias de coletas e por tendência, e não por valores isolados. A Figura 4 sintetiza, em escores padronizados, a deterioração conjunta do eixo — vigor descendente e fadigas ascendentes em paralelo.</w:t>
       </w:r>
     </w:p>
     <w:p>
       <w:pPr>
-        <w:spacing w:before="160" w:after="80"/>
-        <w:jc w:val="left"/>
-      </w:pPr>
-      <w:r>
-        <w:rPr>
-          <w:rFonts w:ascii="Times New Roman" w:hAnsi="Times New Roman"/>
-          <w:b/>
-          <w:i w:val="0"/>
-          <w:sz w:val="24"/>
-        </w:rPr>
-        <w:t>4.5 Resposta pré versus pós: intra-grupo e por dia</w:t>
-      </w:r>
-    </w:p>
-    <w:p>
-      <w:pPr>
-        <w:spacing w:before="160" w:line="240" w:lineRule="auto"/>
-        <w:jc w:val="left"/>
-      </w:pPr>
-      <w:r>
-        <w:rPr>
-          <w:rFonts w:ascii="Times New Roman" w:hAnsi="Times New Roman"/>
-          <w:b w:val="0"/>
-          <w:i w:val="0"/>
-          <w:sz w:val="20"/>
-        </w:rPr>
-        <w:t>Tabela 5 – Resposta aguda pré→pós agregada na semana (intra-grupo, por atleta)</w:t>
-      </w:r>
-    </w:p>
-    <w:tbl>
-      <w:tblPr>
-        <w:tblW w:type="auto" w:w="0"/>
-        <w:jc w:val="center"/>
-        <w:tblLook w:firstColumn="1" w:firstRow="1" w:lastColumn="0" w:lastRow="0" w:noHBand="0" w:noVBand="1" w:val="04A0"/>
-        <w:tblBorders>
-          <w:top w:val="single" w:sz="6" w:space="0" w:color="000000"/>
-          <w:bottom w:val="single" w:sz="6" w:space="0" w:color="000000"/>
-          <w:insideH w:val="single" w:sz="6" w:space="0" w:color="000000"/>
-          <w:left w:val="none"/>
-          <w:right w:val="none"/>
-          <w:insideV w:val="none"/>
-        </w:tblBorders>
-      </w:tblPr>
-      <w:tblGrid>
-        <w:gridCol w:w="1567"/>
-        <w:gridCol w:w="1567"/>
-        <w:gridCol w:w="1567"/>
-        <w:gridCol w:w="1567"/>
-        <w:gridCol w:w="1567"/>
-        <w:gridCol w:w="1567"/>
-      </w:tblGrid>
-      <w:tr>
-        <w:tc>
-          <w:tcPr>
-            <w:tcW w:type="dxa" w:w="1567"/>
-          </w:tcPr>
-          <w:p>
-            <w:r>
-              <w:rPr>
-                <w:rFonts w:ascii="Times New Roman" w:hAnsi="Times New Roman"/>
-                <w:b/>
-                <w:i w:val="0"/>
-                <w:sz w:val="20"/>
-              </w:rPr>
-              <w:t>Variável</w:t>
-            </w:r>
-          </w:p>
-        </w:tc>
-        <w:tc>
-          <w:tcPr>
-            <w:tcW w:type="dxa" w:w="1567"/>
-          </w:tcPr>
-          <w:p>
-            <w:r>
-              <w:rPr>
-                <w:rFonts w:ascii="Times New Roman" w:hAnsi="Times New Roman"/>
-                <w:b/>
-                <w:i w:val="0"/>
-                <w:sz w:val="20"/>
-              </w:rPr>
-              <w:t>Pré</w:t>
-            </w:r>
-          </w:p>
-        </w:tc>
-        <w:tc>
-          <w:tcPr>
-            <w:tcW w:type="dxa" w:w="1567"/>
-          </w:tcPr>
-          <w:p>
-            <w:r>
-              <w:rPr>
-                <w:rFonts w:ascii="Times New Roman" w:hAnsi="Times New Roman"/>
-                <w:b/>
-                <w:i w:val="0"/>
-                <w:sz w:val="20"/>
-              </w:rPr>
-              <w:t>Pós</w:t>
-            </w:r>
-          </w:p>
-        </w:tc>
-        <w:tc>
-          <w:tcPr>
-            <w:tcW w:type="dxa" w:w="1567"/>
-          </w:tcPr>
-          <w:p>
-            <w:r>
-              <w:rPr>
-                <w:rFonts w:ascii="Times New Roman" w:hAnsi="Times New Roman"/>
-                <w:b/>
-                <w:i w:val="0"/>
-                <w:sz w:val="20"/>
-              </w:rPr>
-              <w:t>Δ</w:t>
-            </w:r>
-          </w:p>
-        </w:tc>
-        <w:tc>
-          <w:tcPr>
-            <w:tcW w:type="dxa" w:w="1567"/>
-          </w:tcPr>
-          <w:p>
-            <w:r>
-              <w:rPr>
-                <w:rFonts w:ascii="Times New Roman" w:hAnsi="Times New Roman"/>
-                <w:b/>
-                <w:i w:val="0"/>
-                <w:sz w:val="20"/>
-              </w:rPr>
-              <w:t>dz</w:t>
-            </w:r>
-          </w:p>
-        </w:tc>
-        <w:tc>
-          <w:tcPr>
-            <w:tcW w:type="dxa" w:w="1567"/>
-          </w:tcPr>
-          <w:p>
-            <w:r>
-              <w:rPr>
-                <w:rFonts w:ascii="Times New Roman" w:hAnsi="Times New Roman"/>
-                <w:b/>
-                <w:i w:val="0"/>
-                <w:sz w:val="20"/>
-              </w:rPr>
-              <w:t>p</w:t>
-            </w:r>
-          </w:p>
-        </w:tc>
-      </w:tr>
-      <w:tr>
-        <w:tc>
-          <w:tcPr>
-            <w:tcW w:type="dxa" w:w="1567"/>
-          </w:tcPr>
-          <w:p>
-            <w:r>
-              <w:rPr>
-                <w:rFonts w:ascii="Times New Roman" w:hAnsi="Times New Roman"/>
-                <w:b w:val="0"/>
-                <w:i w:val="0"/>
-                <w:sz w:val="20"/>
-              </w:rPr>
-              <w:t>Vigor</w:t>
-            </w:r>
-          </w:p>
-        </w:tc>
-        <w:tc>
-          <w:tcPr>
-            <w:tcW w:type="dxa" w:w="1567"/>
-          </w:tcPr>
-          <w:p>
-            <w:r>
-              <w:rPr>
-                <w:rFonts w:ascii="Times New Roman" w:hAnsi="Times New Roman"/>
-                <w:b w:val="0"/>
-                <w:i w:val="0"/>
-                <w:sz w:val="20"/>
-              </w:rPr>
-              <w:t>6,22</w:t>
-            </w:r>
-          </w:p>
-        </w:tc>
-        <w:tc>
-          <w:tcPr>
-            <w:tcW w:type="dxa" w:w="1567"/>
-          </w:tcPr>
-          <w:p>
-            <w:r>
-              <w:rPr>
-                <w:rFonts w:ascii="Times New Roman" w:hAnsi="Times New Roman"/>
-                <w:b w:val="0"/>
-                <w:i w:val="0"/>
-                <w:sz w:val="20"/>
-              </w:rPr>
-              <w:t>5,04</w:t>
-            </w:r>
-          </w:p>
-        </w:tc>
-        <w:tc>
-          <w:tcPr>
-            <w:tcW w:type="dxa" w:w="1567"/>
-          </w:tcPr>
-          <w:p>
-            <w:r>
-              <w:rPr>
-                <w:rFonts w:ascii="Times New Roman" w:hAnsi="Times New Roman"/>
-                <w:b w:val="0"/>
-                <w:i w:val="0"/>
-                <w:sz w:val="20"/>
-              </w:rPr>
-              <w:t>-1,18</w:t>
-            </w:r>
-          </w:p>
-        </w:tc>
-        <w:tc>
-          <w:tcPr>
-            <w:tcW w:type="dxa" w:w="1567"/>
-          </w:tcPr>
-          <w:p>
-            <w:r>
-              <w:rPr>
-                <w:rFonts w:ascii="Times New Roman" w:hAnsi="Times New Roman"/>
-                <w:b w:val="0"/>
-                <w:i w:val="0"/>
-                <w:sz w:val="20"/>
-              </w:rPr>
-              <w:t>-0,74</w:t>
-            </w:r>
-          </w:p>
-        </w:tc>
-        <w:tc>
-          <w:tcPr>
-            <w:tcW w:type="dxa" w:w="1567"/>
-          </w:tcPr>
-          <w:p>
-            <w:r>
-              <w:rPr>
-                <w:rFonts w:ascii="Times New Roman" w:hAnsi="Times New Roman"/>
-                <w:b w:val="0"/>
-                <w:i w:val="0"/>
-                <w:sz w:val="20"/>
-              </w:rPr>
-              <w:t>&lt;0,001</w:t>
-            </w:r>
-          </w:p>
-        </w:tc>
-      </w:tr>
-      <w:tr>
-        <w:tc>
-          <w:tcPr>
-            <w:tcW w:type="dxa" w:w="1567"/>
-          </w:tcPr>
-          <w:p>
-            <w:r>
-              <w:rPr>
-                <w:rFonts w:ascii="Times New Roman" w:hAnsi="Times New Roman"/>
-                <w:b w:val="0"/>
-                <w:i w:val="0"/>
-                <w:sz w:val="20"/>
-              </w:rPr>
-              <w:t>Fadiga (BRUMS)</w:t>
-            </w:r>
-          </w:p>
-        </w:tc>
-        <w:tc>
-          <w:tcPr>
-            <w:tcW w:type="dxa" w:w="1567"/>
-          </w:tcPr>
-          <w:p>
-            <w:r>
-              <w:rPr>
-                <w:rFonts w:ascii="Times New Roman" w:hAnsi="Times New Roman"/>
-                <w:b w:val="0"/>
-                <w:i w:val="0"/>
-                <w:sz w:val="20"/>
-              </w:rPr>
-              <w:t>4,50</w:t>
-            </w:r>
-          </w:p>
-        </w:tc>
-        <w:tc>
-          <w:tcPr>
-            <w:tcW w:type="dxa" w:w="1567"/>
-          </w:tcPr>
-          <w:p>
-            <w:r>
-              <w:rPr>
-                <w:rFonts w:ascii="Times New Roman" w:hAnsi="Times New Roman"/>
-                <w:b w:val="0"/>
-                <w:i w:val="0"/>
-                <w:sz w:val="20"/>
-              </w:rPr>
-              <w:t>6,03</w:t>
-            </w:r>
-          </w:p>
-        </w:tc>
-        <w:tc>
-          <w:tcPr>
-            <w:tcW w:type="dxa" w:w="1567"/>
-          </w:tcPr>
-          <w:p>
-            <w:r>
-              <w:rPr>
-                <w:rFonts w:ascii="Times New Roman" w:hAnsi="Times New Roman"/>
-                <w:b w:val="0"/>
-                <w:i w:val="0"/>
-                <w:sz w:val="20"/>
-              </w:rPr>
-              <w:t>+1,52</w:t>
-            </w:r>
-          </w:p>
-        </w:tc>
-        <w:tc>
-          <w:tcPr>
-            <w:tcW w:type="dxa" w:w="1567"/>
-          </w:tcPr>
-          <w:p>
-            <w:r>
-              <w:rPr>
-                <w:rFonts w:ascii="Times New Roman" w:hAnsi="Times New Roman"/>
-                <w:b w:val="0"/>
-                <w:i w:val="0"/>
-                <w:sz w:val="20"/>
-              </w:rPr>
-              <w:t>+0,60</w:t>
-            </w:r>
-          </w:p>
-        </w:tc>
-        <w:tc>
-          <w:tcPr>
-            <w:tcW w:type="dxa" w:w="1567"/>
-          </w:tcPr>
-          <w:p>
-            <w:r>
-              <w:rPr>
-                <w:rFonts w:ascii="Times New Roman" w:hAnsi="Times New Roman"/>
-                <w:b w:val="0"/>
-                <w:i w:val="0"/>
-                <w:sz w:val="20"/>
-              </w:rPr>
-              <w:t>0,0050</w:t>
-            </w:r>
-          </w:p>
-        </w:tc>
-      </w:tr>
-      <w:tr>
-        <w:tc>
-          <w:tcPr>
-            <w:tcW w:type="dxa" w:w="1567"/>
-          </w:tcPr>
-          <w:p>
-            <w:r>
-              <w:rPr>
-                <w:rFonts w:ascii="Times New Roman" w:hAnsi="Times New Roman"/>
-                <w:b w:val="0"/>
-                <w:i w:val="0"/>
-                <w:sz w:val="20"/>
-              </w:rPr>
-              <w:t>Fadiga física</w:t>
-            </w:r>
-          </w:p>
-        </w:tc>
-        <w:tc>
-          <w:tcPr>
-            <w:tcW w:type="dxa" w:w="1567"/>
-          </w:tcPr>
-          <w:p>
-            <w:r>
-              <w:rPr>
-                <w:rFonts w:ascii="Times New Roman" w:hAnsi="Times New Roman"/>
-                <w:b w:val="0"/>
-                <w:i w:val="0"/>
-                <w:sz w:val="20"/>
-              </w:rPr>
-              <w:t>5,05</w:t>
-            </w:r>
-          </w:p>
-        </w:tc>
-        <w:tc>
-          <w:tcPr>
-            <w:tcW w:type="dxa" w:w="1567"/>
-          </w:tcPr>
-          <w:p>
-            <w:r>
-              <w:rPr>
-                <w:rFonts w:ascii="Times New Roman" w:hAnsi="Times New Roman"/>
-                <w:b w:val="0"/>
-                <w:i w:val="0"/>
-                <w:sz w:val="20"/>
-              </w:rPr>
-              <w:t>6,69</w:t>
-            </w:r>
-          </w:p>
-        </w:tc>
-        <w:tc>
-          <w:tcPr>
-            <w:tcW w:type="dxa" w:w="1567"/>
-          </w:tcPr>
-          <w:p>
-            <w:r>
-              <w:rPr>
-                <w:rFonts w:ascii="Times New Roman" w:hAnsi="Times New Roman"/>
-                <w:b w:val="0"/>
-                <w:i w:val="0"/>
-                <w:sz w:val="20"/>
-              </w:rPr>
-              <w:t>+1,65</w:t>
-            </w:r>
-          </w:p>
-        </w:tc>
-        <w:tc>
-          <w:tcPr>
-            <w:tcW w:type="dxa" w:w="1567"/>
-          </w:tcPr>
-          <w:p>
-            <w:r>
-              <w:rPr>
-                <w:rFonts w:ascii="Times New Roman" w:hAnsi="Times New Roman"/>
-                <w:b w:val="0"/>
-                <w:i w:val="0"/>
-                <w:sz w:val="20"/>
-              </w:rPr>
-              <w:t>+1,08</w:t>
-            </w:r>
-          </w:p>
-        </w:tc>
-        <w:tc>
-          <w:tcPr>
-            <w:tcW w:type="dxa" w:w="1567"/>
-          </w:tcPr>
-          <w:p>
-            <w:r>
-              <w:rPr>
-                <w:rFonts w:ascii="Times New Roman" w:hAnsi="Times New Roman"/>
-                <w:b w:val="0"/>
-                <w:i w:val="0"/>
-                <w:sz w:val="20"/>
-              </w:rPr>
-              <w:t>&lt;0,001</w:t>
-            </w:r>
-          </w:p>
-        </w:tc>
-      </w:tr>
-      <w:tr>
-        <w:tc>
-          <w:tcPr>
-            <w:tcW w:type="dxa" w:w="1567"/>
-          </w:tcPr>
-          <w:p>
-            <w:r>
-              <w:rPr>
-                <w:rFonts w:ascii="Times New Roman" w:hAnsi="Times New Roman"/>
-                <w:b w:val="0"/>
-                <w:i w:val="0"/>
-                <w:sz w:val="20"/>
-              </w:rPr>
-              <w:t>Fadiga mental</w:t>
-            </w:r>
-          </w:p>
-        </w:tc>
-        <w:tc>
-          <w:tcPr>
-            <w:tcW w:type="dxa" w:w="1567"/>
-          </w:tcPr>
-          <w:p>
-            <w:r>
-              <w:rPr>
-                <w:rFonts w:ascii="Times New Roman" w:hAnsi="Times New Roman"/>
-                <w:b w:val="0"/>
-                <w:i w:val="0"/>
-                <w:sz w:val="20"/>
-              </w:rPr>
-              <w:t>4,47</w:t>
-            </w:r>
-          </w:p>
-        </w:tc>
-        <w:tc>
-          <w:tcPr>
-            <w:tcW w:type="dxa" w:w="1567"/>
-          </w:tcPr>
-          <w:p>
-            <w:r>
-              <w:rPr>
-                <w:rFonts w:ascii="Times New Roman" w:hAnsi="Times New Roman"/>
-                <w:b w:val="0"/>
-                <w:i w:val="0"/>
-                <w:sz w:val="20"/>
-              </w:rPr>
-              <w:t>5,12</w:t>
-            </w:r>
-          </w:p>
-        </w:tc>
-        <w:tc>
-          <w:tcPr>
-            <w:tcW w:type="dxa" w:w="1567"/>
-          </w:tcPr>
-          <w:p>
-            <w:r>
-              <w:rPr>
-                <w:rFonts w:ascii="Times New Roman" w:hAnsi="Times New Roman"/>
-                <w:b w:val="0"/>
-                <w:i w:val="0"/>
-                <w:sz w:val="20"/>
-              </w:rPr>
-              <w:t>+0,65</w:t>
-            </w:r>
-          </w:p>
-        </w:tc>
-        <w:tc>
-          <w:tcPr>
-            <w:tcW w:type="dxa" w:w="1567"/>
-          </w:tcPr>
-          <w:p>
-            <w:r>
-              <w:rPr>
-                <w:rFonts w:ascii="Times New Roman" w:hAnsi="Times New Roman"/>
-                <w:b w:val="0"/>
-                <w:i w:val="0"/>
-                <w:sz w:val="20"/>
-              </w:rPr>
-              <w:t>+0,53</w:t>
-            </w:r>
-          </w:p>
-        </w:tc>
-        <w:tc>
-          <w:tcPr>
-            <w:tcW w:type="dxa" w:w="1567"/>
-          </w:tcPr>
-          <w:p>
-            <w:r>
-              <w:rPr>
-                <w:rFonts w:ascii="Times New Roman" w:hAnsi="Times New Roman"/>
-                <w:b w:val="0"/>
-                <w:i w:val="0"/>
-                <w:sz w:val="20"/>
-              </w:rPr>
-              <w:t>0,0199</w:t>
-            </w:r>
-          </w:p>
-        </w:tc>
-      </w:tr>
-    </w:tbl>
-    <w:p>
-      <w:pPr>
-        <w:spacing w:after="160" w:line="240" w:lineRule="auto"/>
-        <w:jc w:val="left"/>
-      </w:pPr>
-      <w:r>
-        <w:rPr>
-          <w:rFonts w:ascii="Times New Roman" w:hAnsi="Times New Roman"/>
-          <w:b w:val="0"/>
-          <w:i w:val="0"/>
-          <w:sz w:val="20"/>
-        </w:rPr>
-        <w:t>Fonte: Dados da pesquisa (2026).</w:t>
-      </w:r>
-    </w:p>
-    <w:p>
-      <w:pPr>
-        <w:spacing w:line="360" w:lineRule="auto"/>
-        <w:ind w:firstLine="709"/>
-        <w:jc w:val="both"/>
-      </w:pPr>
-      <w:r>
-        <w:rPr>
-          <w:rFonts w:ascii="Times New Roman" w:hAnsi="Times New Roman"/>
-          <w:b w:val="0"/>
-          <w:i w:val="0"/>
-          <w:sz w:val="24"/>
-        </w:rPr>
-        <w:t>Dentro dos dias, do primeiro ao último registro, o vigor caiu e a fadiga (física, do BRUMS e mental) aumentou, todos de forma significativa — a fadiga física com o maior efeito agudo (dz = +1,08). Esse padrão, de mesma direção que o observado na escala semanal, indica que a resposta aguda a cada dia é um análogo, em menor amplitude, do processo de acúmulo. As Tabelas 6 a 9 detalham a resposta pré→pós dia a dia para cada variável, e a Figura 7 a representa graficamente.</w:t>
-      </w:r>
-    </w:p>
-    <w:p>
-      <w:pPr>
-        <w:spacing w:before="160" w:line="240" w:lineRule="auto"/>
-        <w:jc w:val="left"/>
-      </w:pPr>
-      <w:r>
-        <w:rPr>
-          <w:rFonts w:ascii="Times New Roman" w:hAnsi="Times New Roman"/>
-          <w:b w:val="0"/>
-          <w:i w:val="0"/>
-          <w:sz w:val="20"/>
-        </w:rPr>
-        <w:t>Tabela 6 – Vigor: resposta pré→pós por dia (* p &lt; 0,05)</w:t>
-      </w:r>
-    </w:p>
-    <w:tbl>
-      <w:tblPr>
-        <w:tblW w:type="auto" w:w="0"/>
-        <w:jc w:val="center"/>
-        <w:tblLook w:firstColumn="1" w:firstRow="1" w:lastColumn="0" w:lastRow="0" w:noHBand="0" w:noVBand="1" w:val="04A0"/>
-        <w:tblBorders>
-          <w:top w:val="single" w:sz="6" w:space="0" w:color="000000"/>
-          <w:bottom w:val="single" w:sz="6" w:space="0" w:color="000000"/>
-          <w:insideH w:val="single" w:sz="6" w:space="0" w:color="000000"/>
-          <w:left w:val="none"/>
-          <w:right w:val="none"/>
-          <w:insideV w:val="none"/>
-        </w:tblBorders>
-      </w:tblPr>
-      <w:tblGrid>
-        <w:gridCol w:w="1567"/>
-        <w:gridCol w:w="1567"/>
-        <w:gridCol w:w="1567"/>
-        <w:gridCol w:w="1567"/>
-        <w:gridCol w:w="1567"/>
-        <w:gridCol w:w="1567"/>
-      </w:tblGrid>
-      <w:tr>
-        <w:tc>
-          <w:tcPr>
-            <w:tcW w:type="dxa" w:w="1567"/>
-          </w:tcPr>
-          <w:p>
-            <w:r>
-              <w:rPr>
-                <w:rFonts w:ascii="Times New Roman" w:hAnsi="Times New Roman"/>
-                <w:b/>
-                <w:i w:val="0"/>
-                <w:sz w:val="18"/>
-              </w:rPr>
-              <w:t>Dia</w:t>
-            </w:r>
-          </w:p>
-        </w:tc>
-        <w:tc>
-          <w:tcPr>
-            <w:tcW w:type="dxa" w:w="1567"/>
-          </w:tcPr>
-          <w:p>
-            <w:r>
-              <w:rPr>
-                <w:rFonts w:ascii="Times New Roman" w:hAnsi="Times New Roman"/>
-                <w:b/>
-                <w:i w:val="0"/>
-                <w:sz w:val="18"/>
-              </w:rPr>
-              <w:t>Pré</w:t>
-            </w:r>
-          </w:p>
-        </w:tc>
-        <w:tc>
-          <w:tcPr>
-            <w:tcW w:type="dxa" w:w="1567"/>
-          </w:tcPr>
-          <w:p>
-            <w:r>
-              <w:rPr>
-                <w:rFonts w:ascii="Times New Roman" w:hAnsi="Times New Roman"/>
-                <w:b/>
-                <w:i w:val="0"/>
-                <w:sz w:val="18"/>
-              </w:rPr>
-              <w:t>Pós</w:t>
-            </w:r>
-          </w:p>
-        </w:tc>
-        <w:tc>
-          <w:tcPr>
-            <w:tcW w:type="dxa" w:w="1567"/>
-          </w:tcPr>
-          <w:p>
-            <w:r>
-              <w:rPr>
-                <w:rFonts w:ascii="Times New Roman" w:hAnsi="Times New Roman"/>
-                <w:b/>
-                <w:i w:val="0"/>
-                <w:sz w:val="18"/>
-              </w:rPr>
-              <w:t>Δ (pós−pré)</w:t>
-            </w:r>
-          </w:p>
-        </w:tc>
-        <w:tc>
-          <w:tcPr>
-            <w:tcW w:type="dxa" w:w="1567"/>
-          </w:tcPr>
-          <w:p>
-            <w:r>
-              <w:rPr>
-                <w:rFonts w:ascii="Times New Roman" w:hAnsi="Times New Roman"/>
-                <w:b/>
-                <w:i w:val="0"/>
-                <w:sz w:val="18"/>
-              </w:rPr>
-              <w:t>dz</w:t>
-            </w:r>
-          </w:p>
-        </w:tc>
-        <w:tc>
-          <w:tcPr>
-            <w:tcW w:type="dxa" w:w="1567"/>
-          </w:tcPr>
-          <w:p>
-            <w:r>
-              <w:rPr>
-                <w:rFonts w:ascii="Times New Roman" w:hAnsi="Times New Roman"/>
-                <w:b/>
-                <w:i w:val="0"/>
-                <w:sz w:val="18"/>
-              </w:rPr>
-              <w:t>p</w:t>
-            </w:r>
-          </w:p>
-        </w:tc>
-      </w:tr>
-      <w:tr>
-        <w:tc>
-          <w:tcPr>
-            <w:tcW w:type="dxa" w:w="1567"/>
-          </w:tcPr>
-          <w:p>
-            <w:r>
-              <w:rPr>
-                <w:rFonts w:ascii="Times New Roman" w:hAnsi="Times New Roman"/>
-                <w:b w:val="0"/>
-                <w:i w:val="0"/>
-                <w:sz w:val="18"/>
-              </w:rPr>
-              <w:t>Dia 1</w:t>
-            </w:r>
-          </w:p>
-        </w:tc>
-        <w:tc>
-          <w:tcPr>
-            <w:tcW w:type="dxa" w:w="1567"/>
-          </w:tcPr>
-          <w:p>
-            <w:r>
-              <w:rPr>
-                <w:rFonts w:ascii="Times New Roman" w:hAnsi="Times New Roman"/>
-                <w:b w:val="0"/>
-                <w:i w:val="0"/>
-                <w:sz w:val="18"/>
-              </w:rPr>
-              <w:t>8,60</w:t>
-            </w:r>
-          </w:p>
-        </w:tc>
-        <w:tc>
-          <w:tcPr>
-            <w:tcW w:type="dxa" w:w="1567"/>
-          </w:tcPr>
-          <w:p>
-            <w:r>
-              <w:rPr>
-                <w:rFonts w:ascii="Times New Roman" w:hAnsi="Times New Roman"/>
-                <w:b w:val="0"/>
-                <w:i w:val="0"/>
-                <w:sz w:val="18"/>
-              </w:rPr>
-              <w:t>6,13</w:t>
-            </w:r>
-          </w:p>
-        </w:tc>
-        <w:tc>
-          <w:tcPr>
-            <w:tcW w:type="dxa" w:w="1567"/>
-          </w:tcPr>
-          <w:p>
-            <w:r>
-              <w:rPr>
-                <w:rFonts w:ascii="Times New Roman" w:hAnsi="Times New Roman"/>
-                <w:b w:val="0"/>
-                <w:i w:val="0"/>
-                <w:sz w:val="18"/>
-              </w:rPr>
-              <w:t>-2,47</w:t>
-            </w:r>
-          </w:p>
-        </w:tc>
-        <w:tc>
-          <w:tcPr>
-            <w:tcW w:type="dxa" w:w="1567"/>
-          </w:tcPr>
-          <w:p>
-            <w:r>
-              <w:rPr>
-                <w:rFonts w:ascii="Times New Roman" w:hAnsi="Times New Roman"/>
-                <w:b w:val="0"/>
-                <w:i w:val="0"/>
-                <w:sz w:val="18"/>
-              </w:rPr>
-              <w:t>-1,00</w:t>
-            </w:r>
-          </w:p>
-        </w:tc>
-        <w:tc>
-          <w:tcPr>
-            <w:tcW w:type="dxa" w:w="1567"/>
-          </w:tcPr>
-          <w:p>
-            <w:r>
-              <w:rPr>
-                <w:rFonts w:ascii="Times New Roman" w:hAnsi="Times New Roman"/>
-                <w:b w:val="0"/>
-                <w:i w:val="0"/>
-                <w:sz w:val="18"/>
-              </w:rPr>
-              <w:t>0,006*</w:t>
-            </w:r>
-          </w:p>
-        </w:tc>
-      </w:tr>
-      <w:tr>
-        <w:tc>
-          <w:tcPr>
-            <w:tcW w:type="dxa" w:w="1567"/>
-          </w:tcPr>
-          <w:p>
-            <w:r>
-              <w:rPr>
-                <w:rFonts w:ascii="Times New Roman" w:hAnsi="Times New Roman"/>
-                <w:b w:val="0"/>
-                <w:i w:val="0"/>
-                <w:sz w:val="18"/>
-              </w:rPr>
-              <w:t>Dia 2</w:t>
-            </w:r>
-          </w:p>
-        </w:tc>
-        <w:tc>
-          <w:tcPr>
-            <w:tcW w:type="dxa" w:w="1567"/>
-          </w:tcPr>
-          <w:p>
-            <w:r>
-              <w:rPr>
-                <w:rFonts w:ascii="Times New Roman" w:hAnsi="Times New Roman"/>
-                <w:b w:val="0"/>
-                <w:i w:val="0"/>
-                <w:sz w:val="18"/>
-              </w:rPr>
-              <w:t>6,00</w:t>
-            </w:r>
-          </w:p>
-        </w:tc>
-        <w:tc>
-          <w:tcPr>
-            <w:tcW w:type="dxa" w:w="1567"/>
-          </w:tcPr>
-          <w:p>
-            <w:r>
-              <w:rPr>
-                <w:rFonts w:ascii="Times New Roman" w:hAnsi="Times New Roman"/>
-                <w:b w:val="0"/>
-                <w:i w:val="0"/>
-                <w:sz w:val="18"/>
-              </w:rPr>
-              <w:t>4,73</w:t>
-            </w:r>
-          </w:p>
-        </w:tc>
-        <w:tc>
-          <w:tcPr>
-            <w:tcW w:type="dxa" w:w="1567"/>
-          </w:tcPr>
-          <w:p>
-            <w:r>
-              <w:rPr>
-                <w:rFonts w:ascii="Times New Roman" w:hAnsi="Times New Roman"/>
-                <w:b w:val="0"/>
-                <w:i w:val="0"/>
-                <w:sz w:val="18"/>
-              </w:rPr>
-              <w:t>-1,27</w:t>
-            </w:r>
-          </w:p>
-        </w:tc>
-        <w:tc>
-          <w:tcPr>
-            <w:tcW w:type="dxa" w:w="1567"/>
-          </w:tcPr>
-          <w:p>
-            <w:r>
-              <w:rPr>
-                <w:rFonts w:ascii="Times New Roman" w:hAnsi="Times New Roman"/>
-                <w:b w:val="0"/>
-                <w:i w:val="0"/>
-                <w:sz w:val="18"/>
-              </w:rPr>
-              <w:t>-0,39</w:t>
-            </w:r>
-          </w:p>
-        </w:tc>
-        <w:tc>
-          <w:tcPr>
-            <w:tcW w:type="dxa" w:w="1567"/>
-          </w:tcPr>
-          <w:p>
-            <w:r>
-              <w:rPr>
-                <w:rFonts w:ascii="Times New Roman" w:hAnsi="Times New Roman"/>
-                <w:b w:val="0"/>
-                <w:i w:val="0"/>
-                <w:sz w:val="18"/>
-              </w:rPr>
-              <w:t>0,091</w:t>
-            </w:r>
-          </w:p>
-        </w:tc>
-      </w:tr>
-      <w:tr>
-        <w:tc>
-          <w:tcPr>
-            <w:tcW w:type="dxa" w:w="1567"/>
-          </w:tcPr>
-          <w:p>
-            <w:r>
-              <w:rPr>
-                <w:rFonts w:ascii="Times New Roman" w:hAnsi="Times New Roman"/>
-                <w:b w:val="0"/>
-                <w:i w:val="0"/>
-                <w:sz w:val="18"/>
-              </w:rPr>
-              <w:t>Dia 3</w:t>
-            </w:r>
-          </w:p>
-        </w:tc>
-        <w:tc>
-          <w:tcPr>
-            <w:tcW w:type="dxa" w:w="1567"/>
-          </w:tcPr>
-          <w:p>
-            <w:r>
-              <w:rPr>
-                <w:rFonts w:ascii="Times New Roman" w:hAnsi="Times New Roman"/>
-                <w:b w:val="0"/>
-                <w:i w:val="0"/>
-                <w:sz w:val="18"/>
-              </w:rPr>
-              <w:t>5,33</w:t>
-            </w:r>
-          </w:p>
-        </w:tc>
-        <w:tc>
-          <w:tcPr>
-            <w:tcW w:type="dxa" w:w="1567"/>
-          </w:tcPr>
-          <w:p>
-            <w:r>
-              <w:rPr>
-                <w:rFonts w:ascii="Times New Roman" w:hAnsi="Times New Roman"/>
-                <w:b w:val="0"/>
-                <w:i w:val="0"/>
-                <w:sz w:val="18"/>
-              </w:rPr>
-              <w:t>4,90</w:t>
-            </w:r>
-          </w:p>
-        </w:tc>
-        <w:tc>
-          <w:tcPr>
-            <w:tcW w:type="dxa" w:w="1567"/>
-          </w:tcPr>
-          <w:p>
-            <w:r>
-              <w:rPr>
-                <w:rFonts w:ascii="Times New Roman" w:hAnsi="Times New Roman"/>
-                <w:b w:val="0"/>
-                <w:i w:val="0"/>
-                <w:sz w:val="18"/>
-              </w:rPr>
-              <w:t>-0,43</w:t>
-            </w:r>
-          </w:p>
-        </w:tc>
-        <w:tc>
-          <w:tcPr>
-            <w:tcW w:type="dxa" w:w="1567"/>
-          </w:tcPr>
-          <w:p>
-            <w:r>
-              <w:rPr>
-                <w:rFonts w:ascii="Times New Roman" w:hAnsi="Times New Roman"/>
-                <w:b w:val="0"/>
-                <w:i w:val="0"/>
-                <w:sz w:val="18"/>
-              </w:rPr>
-              <w:t>-0,22</w:t>
-            </w:r>
-          </w:p>
-        </w:tc>
-        <w:tc>
-          <w:tcPr>
-            <w:tcW w:type="dxa" w:w="1567"/>
-          </w:tcPr>
-          <w:p>
-            <w:r>
-              <w:rPr>
-                <w:rFonts w:ascii="Times New Roman" w:hAnsi="Times New Roman"/>
-                <w:b w:val="0"/>
-                <w:i w:val="0"/>
-                <w:sz w:val="18"/>
-              </w:rPr>
-              <w:t>0,369</w:t>
-            </w:r>
-          </w:p>
-        </w:tc>
-      </w:tr>
-      <w:tr>
-        <w:tc>
-          <w:tcPr>
-            <w:tcW w:type="dxa" w:w="1567"/>
-          </w:tcPr>
-          <w:p>
-            <w:r>
-              <w:rPr>
-                <w:rFonts w:ascii="Times New Roman" w:hAnsi="Times New Roman"/>
-                <w:b w:val="0"/>
-                <w:i w:val="0"/>
-                <w:sz w:val="18"/>
-              </w:rPr>
-              <w:t>Dia 4</w:t>
-            </w:r>
-          </w:p>
-        </w:tc>
-        <w:tc>
-          <w:tcPr>
-            <w:tcW w:type="dxa" w:w="1567"/>
-          </w:tcPr>
-          <w:p>
-            <w:r>
-              <w:rPr>
-                <w:rFonts w:ascii="Times New Roman" w:hAnsi="Times New Roman"/>
-                <w:b w:val="0"/>
-                <w:i w:val="0"/>
-                <w:sz w:val="18"/>
-              </w:rPr>
-              <w:t>5,72</w:t>
-            </w:r>
-          </w:p>
-        </w:tc>
-        <w:tc>
-          <w:tcPr>
-            <w:tcW w:type="dxa" w:w="1567"/>
-          </w:tcPr>
-          <w:p>
-            <w:r>
-              <w:rPr>
-                <w:rFonts w:ascii="Times New Roman" w:hAnsi="Times New Roman"/>
-                <w:b w:val="0"/>
-                <w:i w:val="0"/>
-                <w:sz w:val="18"/>
-              </w:rPr>
-              <w:t>5,06</w:t>
-            </w:r>
-          </w:p>
-        </w:tc>
-        <w:tc>
-          <w:tcPr>
-            <w:tcW w:type="dxa" w:w="1567"/>
-          </w:tcPr>
-          <w:p>
-            <w:r>
-              <w:rPr>
-                <w:rFonts w:ascii="Times New Roman" w:hAnsi="Times New Roman"/>
-                <w:b w:val="0"/>
-                <w:i w:val="0"/>
-                <w:sz w:val="18"/>
-              </w:rPr>
-              <w:t>-0,67</w:t>
-            </w:r>
-          </w:p>
-        </w:tc>
-        <w:tc>
-          <w:tcPr>
-            <w:tcW w:type="dxa" w:w="1567"/>
-          </w:tcPr>
-          <w:p>
-            <w:r>
-              <w:rPr>
-                <w:rFonts w:ascii="Times New Roman" w:hAnsi="Times New Roman"/>
-                <w:b w:val="0"/>
-                <w:i w:val="0"/>
-                <w:sz w:val="18"/>
-              </w:rPr>
-              <w:t>-0,26</w:t>
-            </w:r>
-          </w:p>
-        </w:tc>
-        <w:tc>
-          <w:tcPr>
-            <w:tcW w:type="dxa" w:w="1567"/>
-          </w:tcPr>
-          <w:p>
-            <w:r>
-              <w:rPr>
-                <w:rFonts w:ascii="Times New Roman" w:hAnsi="Times New Roman"/>
-                <w:b w:val="0"/>
-                <w:i w:val="0"/>
-                <w:sz w:val="18"/>
-              </w:rPr>
-              <w:t>0,245</w:t>
-            </w:r>
-          </w:p>
-        </w:tc>
-      </w:tr>
-      <w:tr>
-        <w:tc>
-          <w:tcPr>
-            <w:tcW w:type="dxa" w:w="1567"/>
-          </w:tcPr>
-          <w:p>
-            <w:r>
-              <w:rPr>
-                <w:rFonts w:ascii="Times New Roman" w:hAnsi="Times New Roman"/>
-                <w:b w:val="0"/>
-                <w:i w:val="0"/>
-                <w:sz w:val="18"/>
-              </w:rPr>
-              <w:t>Dia 5</w:t>
-            </w:r>
-          </w:p>
-        </w:tc>
-        <w:tc>
-          <w:tcPr>
-            <w:tcW w:type="dxa" w:w="1567"/>
-          </w:tcPr>
-          <w:p>
-            <w:r>
-              <w:rPr>
-                <w:rFonts w:ascii="Times New Roman" w:hAnsi="Times New Roman"/>
-                <w:b w:val="0"/>
-                <w:i w:val="0"/>
-                <w:sz w:val="18"/>
-              </w:rPr>
-              <w:t>6,42</w:t>
-            </w:r>
-          </w:p>
-        </w:tc>
-        <w:tc>
-          <w:tcPr>
-            <w:tcW w:type="dxa" w:w="1567"/>
-          </w:tcPr>
-          <w:p>
-            <w:r>
-              <w:rPr>
-                <w:rFonts w:ascii="Times New Roman" w:hAnsi="Times New Roman"/>
-                <w:b w:val="0"/>
-                <w:i w:val="0"/>
-                <w:sz w:val="18"/>
-              </w:rPr>
-              <w:t>6,11</w:t>
-            </w:r>
-          </w:p>
-        </w:tc>
-        <w:tc>
-          <w:tcPr>
-            <w:tcW w:type="dxa" w:w="1567"/>
-          </w:tcPr>
-          <w:p>
-            <w:r>
-              <w:rPr>
-                <w:rFonts w:ascii="Times New Roman" w:hAnsi="Times New Roman"/>
-                <w:b w:val="0"/>
-                <w:i w:val="0"/>
-                <w:sz w:val="18"/>
-              </w:rPr>
-              <w:t>-0,32</w:t>
-            </w:r>
-          </w:p>
-        </w:tc>
-        <w:tc>
-          <w:tcPr>
-            <w:tcW w:type="dxa" w:w="1567"/>
-          </w:tcPr>
-          <w:p>
-            <w:r>
-              <w:rPr>
-                <w:rFonts w:ascii="Times New Roman" w:hAnsi="Times New Roman"/>
-                <w:b w:val="0"/>
-                <w:i w:val="0"/>
-                <w:sz w:val="18"/>
-              </w:rPr>
-              <w:t>-0,12</w:t>
-            </w:r>
-          </w:p>
-        </w:tc>
-        <w:tc>
-          <w:tcPr>
-            <w:tcW w:type="dxa" w:w="1567"/>
-          </w:tcPr>
-          <w:p>
-            <w:r>
-              <w:rPr>
-                <w:rFonts w:ascii="Times New Roman" w:hAnsi="Times New Roman"/>
-                <w:b w:val="0"/>
-                <w:i w:val="0"/>
-                <w:sz w:val="18"/>
-              </w:rPr>
-              <w:t>0,794</w:t>
-            </w:r>
-          </w:p>
-        </w:tc>
-      </w:tr>
-      <w:tr>
-        <w:tc>
-          <w:tcPr>
-            <w:tcW w:type="dxa" w:w="1567"/>
-          </w:tcPr>
-          <w:p>
-            <w:r>
-              <w:rPr>
-                <w:rFonts w:ascii="Times New Roman" w:hAnsi="Times New Roman"/>
-                <w:b w:val="0"/>
-                <w:i w:val="0"/>
-                <w:sz w:val="18"/>
-              </w:rPr>
-              <w:t>Dia 6</w:t>
-            </w:r>
-          </w:p>
-        </w:tc>
-        <w:tc>
-          <w:tcPr>
-            <w:tcW w:type="dxa" w:w="1567"/>
-          </w:tcPr>
-          <w:p>
-            <w:r>
-              <w:rPr>
-                <w:rFonts w:ascii="Times New Roman" w:hAnsi="Times New Roman"/>
-                <w:b w:val="0"/>
-                <w:i w:val="0"/>
-                <w:sz w:val="18"/>
-              </w:rPr>
-              <w:t>6,85</w:t>
-            </w:r>
-          </w:p>
-        </w:tc>
-        <w:tc>
-          <w:tcPr>
-            <w:tcW w:type="dxa" w:w="1567"/>
-          </w:tcPr>
-          <w:p>
-            <w:r>
-              <w:rPr>
-                <w:rFonts w:ascii="Times New Roman" w:hAnsi="Times New Roman"/>
-                <w:b w:val="0"/>
-                <w:i w:val="0"/>
-                <w:sz w:val="18"/>
-              </w:rPr>
-              <w:t>4,75</w:t>
-            </w:r>
-          </w:p>
-        </w:tc>
-        <w:tc>
-          <w:tcPr>
-            <w:tcW w:type="dxa" w:w="1567"/>
-          </w:tcPr>
-          <w:p>
-            <w:r>
-              <w:rPr>
-                <w:rFonts w:ascii="Times New Roman" w:hAnsi="Times New Roman"/>
-                <w:b w:val="0"/>
-                <w:i w:val="0"/>
-                <w:sz w:val="18"/>
-              </w:rPr>
-              <w:t>-2,10</w:t>
-            </w:r>
-          </w:p>
-        </w:tc>
-        <w:tc>
-          <w:tcPr>
-            <w:tcW w:type="dxa" w:w="1567"/>
-          </w:tcPr>
-          <w:p>
-            <w:r>
-              <w:rPr>
-                <w:rFonts w:ascii="Times New Roman" w:hAnsi="Times New Roman"/>
-                <w:b w:val="0"/>
-                <w:i w:val="0"/>
-                <w:sz w:val="18"/>
-              </w:rPr>
-              <w:t>-0,64</w:t>
-            </w:r>
-          </w:p>
-        </w:tc>
-        <w:tc>
-          <w:tcPr>
-            <w:tcW w:type="dxa" w:w="1567"/>
-          </w:tcPr>
-          <w:p>
-            <w:r>
-              <w:rPr>
-                <w:rFonts w:ascii="Times New Roman" w:hAnsi="Times New Roman"/>
-                <w:b w:val="0"/>
-                <w:i w:val="0"/>
-                <w:sz w:val="18"/>
-              </w:rPr>
-              <w:t>0,009*</w:t>
-            </w:r>
-          </w:p>
-        </w:tc>
-      </w:tr>
-      <w:tr>
-        <w:tc>
-          <w:tcPr>
-            <w:tcW w:type="dxa" w:w="1567"/>
-          </w:tcPr>
-          <w:p>
-            <w:r>
-              <w:rPr>
-                <w:rFonts w:ascii="Times New Roman" w:hAnsi="Times New Roman"/>
-                <w:b w:val="0"/>
-                <w:i w:val="0"/>
-                <w:sz w:val="18"/>
-              </w:rPr>
-              <w:t>Dia 7</w:t>
-            </w:r>
-          </w:p>
-        </w:tc>
-        <w:tc>
-          <w:tcPr>
-            <w:tcW w:type="dxa" w:w="1567"/>
-          </w:tcPr>
-          <w:p>
-            <w:r>
-              <w:rPr>
-                <w:rFonts w:ascii="Times New Roman" w:hAnsi="Times New Roman"/>
-                <w:b w:val="0"/>
-                <w:i w:val="0"/>
-                <w:sz w:val="18"/>
-              </w:rPr>
-              <w:t>4,88</w:t>
-            </w:r>
-          </w:p>
-        </w:tc>
-        <w:tc>
-          <w:tcPr>
-            <w:tcW w:type="dxa" w:w="1567"/>
-          </w:tcPr>
-          <w:p>
-            <w:r>
-              <w:rPr>
-                <w:rFonts w:ascii="Times New Roman" w:hAnsi="Times New Roman"/>
-                <w:b w:val="0"/>
-                <w:i w:val="0"/>
-                <w:sz w:val="18"/>
-              </w:rPr>
-              <w:t>4,38</w:t>
-            </w:r>
-          </w:p>
-        </w:tc>
-        <w:tc>
-          <w:tcPr>
-            <w:tcW w:type="dxa" w:w="1567"/>
-          </w:tcPr>
-          <w:p>
-            <w:r>
-              <w:rPr>
-                <w:rFonts w:ascii="Times New Roman" w:hAnsi="Times New Roman"/>
-                <w:b w:val="0"/>
-                <w:i w:val="0"/>
-                <w:sz w:val="18"/>
-              </w:rPr>
-              <w:t>-0,50</w:t>
-            </w:r>
-          </w:p>
-        </w:tc>
-        <w:tc>
-          <w:tcPr>
-            <w:tcW w:type="dxa" w:w="1567"/>
-          </w:tcPr>
-          <w:p>
-            <w:r>
-              <w:rPr>
-                <w:rFonts w:ascii="Times New Roman" w:hAnsi="Times New Roman"/>
-                <w:b w:val="0"/>
-                <w:i w:val="0"/>
-                <w:sz w:val="18"/>
-              </w:rPr>
-              <w:t>-0,20</w:t>
-            </w:r>
-          </w:p>
-        </w:tc>
-        <w:tc>
-          <w:tcPr>
-            <w:tcW w:type="dxa" w:w="1567"/>
-          </w:tcPr>
-          <w:p>
-            <w:r>
-              <w:rPr>
-                <w:rFonts w:ascii="Times New Roman" w:hAnsi="Times New Roman"/>
-                <w:b w:val="0"/>
-                <w:i w:val="0"/>
-                <w:sz w:val="18"/>
-              </w:rPr>
-              <w:t>0,453</w:t>
-            </w:r>
-          </w:p>
-        </w:tc>
-      </w:tr>
-    </w:tbl>
-    <w:p>
-      <w:pPr>
-        <w:spacing w:after="160" w:line="240" w:lineRule="auto"/>
-        <w:jc w:val="left"/>
-      </w:pPr>
-      <w:r>
-        <w:rPr>
-          <w:rFonts w:ascii="Times New Roman" w:hAnsi="Times New Roman"/>
-          <w:b w:val="0"/>
-          <w:i w:val="0"/>
-          <w:sz w:val="20"/>
-        </w:rPr>
-        <w:t>Fonte: Dados da pesquisa (2026).</w:t>
-      </w:r>
-    </w:p>
-    <w:p>
-      <w:pPr>
-        <w:spacing w:before="160" w:line="240" w:lineRule="auto"/>
-        <w:jc w:val="left"/>
-      </w:pPr>
-      <w:r>
-        <w:rPr>
-          <w:rFonts w:ascii="Times New Roman" w:hAnsi="Times New Roman"/>
-          <w:b w:val="0"/>
-          <w:i w:val="0"/>
-          <w:sz w:val="20"/>
-        </w:rPr>
-        <w:t>Tabela 7 – Fadiga (BRUMS): resposta pré→pós por dia (* p &lt; 0,05)</w:t>
-      </w:r>
-    </w:p>
-    <w:tbl>
-      <w:tblPr>
-        <w:tblW w:type="auto" w:w="0"/>
-        <w:jc w:val="center"/>
-        <w:tblLook w:firstColumn="1" w:firstRow="1" w:lastColumn="0" w:lastRow="0" w:noHBand="0" w:noVBand="1" w:val="04A0"/>
-        <w:tblBorders>
-          <w:top w:val="single" w:sz="6" w:space="0" w:color="000000"/>
-          <w:bottom w:val="single" w:sz="6" w:space="0" w:color="000000"/>
-          <w:insideH w:val="single" w:sz="6" w:space="0" w:color="000000"/>
-          <w:left w:val="none"/>
-          <w:right w:val="none"/>
-          <w:insideV w:val="none"/>
-        </w:tblBorders>
-      </w:tblPr>
-      <w:tblGrid>
-        <w:gridCol w:w="1567"/>
-        <w:gridCol w:w="1567"/>
-        <w:gridCol w:w="1567"/>
-        <w:gridCol w:w="1567"/>
-        <w:gridCol w:w="1567"/>
-        <w:gridCol w:w="1567"/>
-      </w:tblGrid>
-      <w:tr>
-        <w:tc>
-          <w:tcPr>
-            <w:tcW w:type="dxa" w:w="1567"/>
-          </w:tcPr>
-          <w:p>
-            <w:r>
-              <w:rPr>
-                <w:rFonts w:ascii="Times New Roman" w:hAnsi="Times New Roman"/>
-                <w:b/>
-                <w:i w:val="0"/>
-                <w:sz w:val="18"/>
-              </w:rPr>
-              <w:t>Dia</w:t>
-            </w:r>
-          </w:p>
-        </w:tc>
-        <w:tc>
-          <w:tcPr>
-            <w:tcW w:type="dxa" w:w="1567"/>
-          </w:tcPr>
-          <w:p>
-            <w:r>
-              <w:rPr>
-                <w:rFonts w:ascii="Times New Roman" w:hAnsi="Times New Roman"/>
-                <w:b/>
-                <w:i w:val="0"/>
-                <w:sz w:val="18"/>
-              </w:rPr>
-              <w:t>Pré</w:t>
-            </w:r>
-          </w:p>
-        </w:tc>
-        <w:tc>
-          <w:tcPr>
-            <w:tcW w:type="dxa" w:w="1567"/>
-          </w:tcPr>
-          <w:p>
-            <w:r>
-              <w:rPr>
-                <w:rFonts w:ascii="Times New Roman" w:hAnsi="Times New Roman"/>
-                <w:b/>
-                <w:i w:val="0"/>
-                <w:sz w:val="18"/>
-              </w:rPr>
-              <w:t>Pós</w:t>
-            </w:r>
-          </w:p>
-        </w:tc>
-        <w:tc>
-          <w:tcPr>
-            <w:tcW w:type="dxa" w:w="1567"/>
-          </w:tcPr>
-          <w:p>
-            <w:r>
-              <w:rPr>
-                <w:rFonts w:ascii="Times New Roman" w:hAnsi="Times New Roman"/>
-                <w:b/>
-                <w:i w:val="0"/>
-                <w:sz w:val="18"/>
-              </w:rPr>
-              <w:t>Δ (pós−pré)</w:t>
-            </w:r>
-          </w:p>
-        </w:tc>
-        <w:tc>
-          <w:tcPr>
-            <w:tcW w:type="dxa" w:w="1567"/>
-          </w:tcPr>
-          <w:p>
-            <w:r>
-              <w:rPr>
-                <w:rFonts w:ascii="Times New Roman" w:hAnsi="Times New Roman"/>
-                <w:b/>
-                <w:i w:val="0"/>
-                <w:sz w:val="18"/>
-              </w:rPr>
-              <w:t>dz</w:t>
-            </w:r>
-          </w:p>
-        </w:tc>
-        <w:tc>
-          <w:tcPr>
-            <w:tcW w:type="dxa" w:w="1567"/>
-          </w:tcPr>
-          <w:p>
-            <w:r>
-              <w:rPr>
-                <w:rFonts w:ascii="Times New Roman" w:hAnsi="Times New Roman"/>
-                <w:b/>
-                <w:i w:val="0"/>
-                <w:sz w:val="18"/>
-              </w:rPr>
-              <w:t>p</w:t>
-            </w:r>
-          </w:p>
-        </w:tc>
-      </w:tr>
-      <w:tr>
-        <w:tc>
-          <w:tcPr>
-            <w:tcW w:type="dxa" w:w="1567"/>
-          </w:tcPr>
-          <w:p>
-            <w:r>
-              <w:rPr>
-                <w:rFonts w:ascii="Times New Roman" w:hAnsi="Times New Roman"/>
-                <w:b w:val="0"/>
-                <w:i w:val="0"/>
-                <w:sz w:val="18"/>
-              </w:rPr>
-              <w:t>Dia 1</w:t>
-            </w:r>
-          </w:p>
-        </w:tc>
-        <w:tc>
-          <w:tcPr>
-            <w:tcW w:type="dxa" w:w="1567"/>
-          </w:tcPr>
-          <w:p>
-            <w:r>
-              <w:rPr>
-                <w:rFonts w:ascii="Times New Roman" w:hAnsi="Times New Roman"/>
-                <w:b w:val="0"/>
-                <w:i w:val="0"/>
-                <w:sz w:val="18"/>
-              </w:rPr>
-              <w:t>2,27</w:t>
-            </w:r>
-          </w:p>
-        </w:tc>
-        <w:tc>
-          <w:tcPr>
-            <w:tcW w:type="dxa" w:w="1567"/>
-          </w:tcPr>
-          <w:p>
-            <w:r>
-              <w:rPr>
-                <w:rFonts w:ascii="Times New Roman" w:hAnsi="Times New Roman"/>
-                <w:b w:val="0"/>
-                <w:i w:val="0"/>
-                <w:sz w:val="18"/>
-              </w:rPr>
-              <w:t>4,40</w:t>
-            </w:r>
-          </w:p>
-        </w:tc>
-        <w:tc>
-          <w:tcPr>
-            <w:tcW w:type="dxa" w:w="1567"/>
-          </w:tcPr>
-          <w:p>
-            <w:r>
-              <w:rPr>
-                <w:rFonts w:ascii="Times New Roman" w:hAnsi="Times New Roman"/>
-                <w:b w:val="0"/>
-                <w:i w:val="0"/>
-                <w:sz w:val="18"/>
-              </w:rPr>
-              <w:t>+2,13</w:t>
-            </w:r>
-          </w:p>
-        </w:tc>
-        <w:tc>
-          <w:tcPr>
-            <w:tcW w:type="dxa" w:w="1567"/>
-          </w:tcPr>
-          <w:p>
-            <w:r>
-              <w:rPr>
-                <w:rFonts w:ascii="Times New Roman" w:hAnsi="Times New Roman"/>
-                <w:b w:val="0"/>
-                <w:i w:val="0"/>
-                <w:sz w:val="18"/>
-              </w:rPr>
-              <w:t>+0,74</w:t>
-            </w:r>
-          </w:p>
-        </w:tc>
-        <w:tc>
-          <w:tcPr>
-            <w:tcW w:type="dxa" w:w="1567"/>
-          </w:tcPr>
-          <w:p>
-            <w:r>
-              <w:rPr>
-                <w:rFonts w:ascii="Times New Roman" w:hAnsi="Times New Roman"/>
-                <w:b w:val="0"/>
-                <w:i w:val="0"/>
-                <w:sz w:val="18"/>
-              </w:rPr>
-              <w:t>0,012*</w:t>
-            </w:r>
-          </w:p>
-        </w:tc>
-      </w:tr>
-      <w:tr>
-        <w:tc>
-          <w:tcPr>
-            <w:tcW w:type="dxa" w:w="1567"/>
-          </w:tcPr>
-          <w:p>
-            <w:r>
-              <w:rPr>
-                <w:rFonts w:ascii="Times New Roman" w:hAnsi="Times New Roman"/>
-                <w:b w:val="0"/>
-                <w:i w:val="0"/>
-                <w:sz w:val="18"/>
-              </w:rPr>
-              <w:t>Dia 2</w:t>
-            </w:r>
-          </w:p>
-        </w:tc>
-        <w:tc>
-          <w:tcPr>
-            <w:tcW w:type="dxa" w:w="1567"/>
-          </w:tcPr>
-          <w:p>
-            <w:r>
-              <w:rPr>
-                <w:rFonts w:ascii="Times New Roman" w:hAnsi="Times New Roman"/>
-                <w:b w:val="0"/>
-                <w:i w:val="0"/>
-                <w:sz w:val="18"/>
-              </w:rPr>
-              <w:t>3,96</w:t>
-            </w:r>
-          </w:p>
-        </w:tc>
-        <w:tc>
-          <w:tcPr>
-            <w:tcW w:type="dxa" w:w="1567"/>
-          </w:tcPr>
-          <w:p>
-            <w:r>
-              <w:rPr>
-                <w:rFonts w:ascii="Times New Roman" w:hAnsi="Times New Roman"/>
-                <w:b w:val="0"/>
-                <w:i w:val="0"/>
-                <w:sz w:val="18"/>
-              </w:rPr>
-              <w:t>6,54</w:t>
-            </w:r>
-          </w:p>
-        </w:tc>
-        <w:tc>
-          <w:tcPr>
-            <w:tcW w:type="dxa" w:w="1567"/>
-          </w:tcPr>
-          <w:p>
-            <w:r>
-              <w:rPr>
-                <w:rFonts w:ascii="Times New Roman" w:hAnsi="Times New Roman"/>
-                <w:b w:val="0"/>
-                <w:i w:val="0"/>
-                <w:sz w:val="18"/>
-              </w:rPr>
-              <w:t>+2,58</w:t>
-            </w:r>
-          </w:p>
-        </w:tc>
-        <w:tc>
-          <w:tcPr>
-            <w:tcW w:type="dxa" w:w="1567"/>
-          </w:tcPr>
-          <w:p>
-            <w:r>
-              <w:rPr>
-                <w:rFonts w:ascii="Times New Roman" w:hAnsi="Times New Roman"/>
-                <w:b w:val="0"/>
-                <w:i w:val="0"/>
-                <w:sz w:val="18"/>
-              </w:rPr>
-              <w:t>+0,64</w:t>
-            </w:r>
-          </w:p>
-        </w:tc>
-        <w:tc>
-          <w:tcPr>
-            <w:tcW w:type="dxa" w:w="1567"/>
-          </w:tcPr>
-          <w:p>
-            <w:r>
-              <w:rPr>
-                <w:rFonts w:ascii="Times New Roman" w:hAnsi="Times New Roman"/>
-                <w:b w:val="0"/>
-                <w:i w:val="0"/>
-                <w:sz w:val="18"/>
-              </w:rPr>
-              <w:t>0,008*</w:t>
-            </w:r>
-          </w:p>
-        </w:tc>
-      </w:tr>
-      <w:tr>
-        <w:tc>
-          <w:tcPr>
-            <w:tcW w:type="dxa" w:w="1567"/>
-          </w:tcPr>
-          <w:p>
-            <w:r>
-              <w:rPr>
-                <w:rFonts w:ascii="Times New Roman" w:hAnsi="Times New Roman"/>
-                <w:b w:val="0"/>
-                <w:i w:val="0"/>
-                <w:sz w:val="18"/>
-              </w:rPr>
-              <w:t>Dia 3</w:t>
-            </w:r>
-          </w:p>
-        </w:tc>
-        <w:tc>
-          <w:tcPr>
-            <w:tcW w:type="dxa" w:w="1567"/>
-          </w:tcPr>
-          <w:p>
-            <w:r>
-              <w:rPr>
-                <w:rFonts w:ascii="Times New Roman" w:hAnsi="Times New Roman"/>
-                <w:b w:val="0"/>
-                <w:i w:val="0"/>
-                <w:sz w:val="18"/>
-              </w:rPr>
-              <w:t>5,14</w:t>
-            </w:r>
-          </w:p>
-        </w:tc>
-        <w:tc>
-          <w:tcPr>
-            <w:tcW w:type="dxa" w:w="1567"/>
-          </w:tcPr>
-          <w:p>
-            <w:r>
-              <w:rPr>
-                <w:rFonts w:ascii="Times New Roman" w:hAnsi="Times New Roman"/>
-                <w:b w:val="0"/>
-                <w:i w:val="0"/>
-                <w:sz w:val="18"/>
-              </w:rPr>
-              <w:t>5,90</w:t>
-            </w:r>
-          </w:p>
-        </w:tc>
-        <w:tc>
-          <w:tcPr>
-            <w:tcW w:type="dxa" w:w="1567"/>
-          </w:tcPr>
-          <w:p>
-            <w:r>
-              <w:rPr>
-                <w:rFonts w:ascii="Times New Roman" w:hAnsi="Times New Roman"/>
-                <w:b w:val="0"/>
-                <w:i w:val="0"/>
-                <w:sz w:val="18"/>
-              </w:rPr>
-              <w:t>+0,76</w:t>
-            </w:r>
-          </w:p>
-        </w:tc>
-        <w:tc>
-          <w:tcPr>
-            <w:tcW w:type="dxa" w:w="1567"/>
-          </w:tcPr>
-          <w:p>
-            <w:r>
-              <w:rPr>
-                <w:rFonts w:ascii="Times New Roman" w:hAnsi="Times New Roman"/>
-                <w:b w:val="0"/>
-                <w:i w:val="0"/>
-                <w:sz w:val="18"/>
-              </w:rPr>
-              <w:t>+0,28</w:t>
-            </w:r>
-          </w:p>
-        </w:tc>
-        <w:tc>
-          <w:tcPr>
-            <w:tcW w:type="dxa" w:w="1567"/>
-          </w:tcPr>
-          <w:p>
-            <w:r>
-              <w:rPr>
-                <w:rFonts w:ascii="Times New Roman" w:hAnsi="Times New Roman"/>
-                <w:b w:val="0"/>
-                <w:i w:val="0"/>
-                <w:sz w:val="18"/>
-              </w:rPr>
-              <w:t>0,259</w:t>
-            </w:r>
-          </w:p>
-        </w:tc>
-      </w:tr>
-      <w:tr>
-        <w:tc>
-          <w:tcPr>
-            <w:tcW w:type="dxa" w:w="1567"/>
-          </w:tcPr>
-          <w:p>
-            <w:r>
-              <w:rPr>
-                <w:rFonts w:ascii="Times New Roman" w:hAnsi="Times New Roman"/>
-                <w:b w:val="0"/>
-                <w:i w:val="0"/>
-                <w:sz w:val="18"/>
-              </w:rPr>
-              <w:t>Dia 4</w:t>
-            </w:r>
-          </w:p>
-        </w:tc>
-        <w:tc>
-          <w:tcPr>
-            <w:tcW w:type="dxa" w:w="1567"/>
-          </w:tcPr>
-          <w:p>
-            <w:r>
-              <w:rPr>
-                <w:rFonts w:ascii="Times New Roman" w:hAnsi="Times New Roman"/>
-                <w:b w:val="0"/>
-                <w:i w:val="0"/>
-                <w:sz w:val="18"/>
-              </w:rPr>
-              <w:t>5,50</w:t>
-            </w:r>
-          </w:p>
-        </w:tc>
-        <w:tc>
-          <w:tcPr>
-            <w:tcW w:type="dxa" w:w="1567"/>
-          </w:tcPr>
-          <w:p>
-            <w:r>
-              <w:rPr>
-                <w:rFonts w:ascii="Times New Roman" w:hAnsi="Times New Roman"/>
-                <w:b w:val="0"/>
-                <w:i w:val="0"/>
-                <w:sz w:val="18"/>
-              </w:rPr>
-              <w:t>6,28</w:t>
-            </w:r>
-          </w:p>
-        </w:tc>
-        <w:tc>
-          <w:tcPr>
-            <w:tcW w:type="dxa" w:w="1567"/>
-          </w:tcPr>
-          <w:p>
-            <w:r>
-              <w:rPr>
-                <w:rFonts w:ascii="Times New Roman" w:hAnsi="Times New Roman"/>
-                <w:b w:val="0"/>
-                <w:i w:val="0"/>
-                <w:sz w:val="18"/>
-              </w:rPr>
-              <w:t>+0,78</w:t>
-            </w:r>
-          </w:p>
-        </w:tc>
-        <w:tc>
-          <w:tcPr>
-            <w:tcW w:type="dxa" w:w="1567"/>
-          </w:tcPr>
-          <w:p>
-            <w:r>
-              <w:rPr>
-                <w:rFonts w:ascii="Times New Roman" w:hAnsi="Times New Roman"/>
-                <w:b w:val="0"/>
-                <w:i w:val="0"/>
-                <w:sz w:val="18"/>
-              </w:rPr>
-              <w:t>+0,23</w:t>
-            </w:r>
-          </w:p>
-        </w:tc>
-        <w:tc>
-          <w:tcPr>
-            <w:tcW w:type="dxa" w:w="1567"/>
-          </w:tcPr>
-          <w:p>
-            <w:r>
-              <w:rPr>
-                <w:rFonts w:ascii="Times New Roman" w:hAnsi="Times New Roman"/>
-                <w:b w:val="0"/>
-                <w:i w:val="0"/>
-                <w:sz w:val="18"/>
-              </w:rPr>
-              <w:t>0,362</w:t>
-            </w:r>
-          </w:p>
-        </w:tc>
-      </w:tr>
-      <w:tr>
-        <w:tc>
-          <w:tcPr>
-            <w:tcW w:type="dxa" w:w="1567"/>
-          </w:tcPr>
-          <w:p>
-            <w:r>
-              <w:rPr>
-                <w:rFonts w:ascii="Times New Roman" w:hAnsi="Times New Roman"/>
-                <w:b w:val="0"/>
-                <w:i w:val="0"/>
-                <w:sz w:val="18"/>
-              </w:rPr>
-              <w:t>Dia 5</w:t>
-            </w:r>
-          </w:p>
-        </w:tc>
-        <w:tc>
-          <w:tcPr>
-            <w:tcW w:type="dxa" w:w="1567"/>
-          </w:tcPr>
-          <w:p>
-            <w:r>
-              <w:rPr>
-                <w:rFonts w:ascii="Times New Roman" w:hAnsi="Times New Roman"/>
-                <w:b w:val="0"/>
-                <w:i w:val="0"/>
-                <w:sz w:val="18"/>
-              </w:rPr>
-              <w:t>4,42</w:t>
-            </w:r>
-          </w:p>
-        </w:tc>
-        <w:tc>
-          <w:tcPr>
-            <w:tcW w:type="dxa" w:w="1567"/>
-          </w:tcPr>
-          <w:p>
-            <w:r>
-              <w:rPr>
-                <w:rFonts w:ascii="Times New Roman" w:hAnsi="Times New Roman"/>
-                <w:b w:val="0"/>
-                <w:i w:val="0"/>
-                <w:sz w:val="18"/>
-              </w:rPr>
-              <w:t>5,53</w:t>
-            </w:r>
-          </w:p>
-        </w:tc>
-        <w:tc>
-          <w:tcPr>
-            <w:tcW w:type="dxa" w:w="1567"/>
-          </w:tcPr>
-          <w:p>
-            <w:r>
-              <w:rPr>
-                <w:rFonts w:ascii="Times New Roman" w:hAnsi="Times New Roman"/>
-                <w:b w:val="0"/>
-                <w:i w:val="0"/>
-                <w:sz w:val="18"/>
-              </w:rPr>
-              <w:t>+1,11</w:t>
-            </w:r>
-          </w:p>
-        </w:tc>
-        <w:tc>
-          <w:tcPr>
-            <w:tcW w:type="dxa" w:w="1567"/>
-          </w:tcPr>
-          <w:p>
-            <w:r>
-              <w:rPr>
-                <w:rFonts w:ascii="Times New Roman" w:hAnsi="Times New Roman"/>
-                <w:b w:val="0"/>
-                <w:i w:val="0"/>
-                <w:sz w:val="18"/>
-              </w:rPr>
-              <w:t>+0,38</w:t>
-            </w:r>
-          </w:p>
-        </w:tc>
-        <w:tc>
-          <w:tcPr>
-            <w:tcW w:type="dxa" w:w="1567"/>
-          </w:tcPr>
-          <w:p>
-            <w:r>
-              <w:rPr>
-                <w:rFonts w:ascii="Times New Roman" w:hAnsi="Times New Roman"/>
-                <w:b w:val="0"/>
-                <w:i w:val="0"/>
-                <w:sz w:val="18"/>
-              </w:rPr>
-              <w:t>0,121</w:t>
-            </w:r>
-          </w:p>
-        </w:tc>
-      </w:tr>
-      <w:tr>
-        <w:tc>
-          <w:tcPr>
-            <w:tcW w:type="dxa" w:w="1567"/>
-          </w:tcPr>
-          <w:p>
-            <w:r>
-              <w:rPr>
-                <w:rFonts w:ascii="Times New Roman" w:hAnsi="Times New Roman"/>
-                <w:b w:val="0"/>
-                <w:i w:val="0"/>
-                <w:sz w:val="18"/>
-              </w:rPr>
-              <w:t>Dia 6</w:t>
-            </w:r>
-          </w:p>
-        </w:tc>
-        <w:tc>
-          <w:tcPr>
-            <w:tcW w:type="dxa" w:w="1567"/>
-          </w:tcPr>
-          <w:p>
-            <w:r>
-              <w:rPr>
-                <w:rFonts w:ascii="Times New Roman" w:hAnsi="Times New Roman"/>
-                <w:b w:val="0"/>
-                <w:i w:val="0"/>
-                <w:sz w:val="18"/>
-              </w:rPr>
-              <w:t>5,35</w:t>
-            </w:r>
-          </w:p>
-        </w:tc>
-        <w:tc>
-          <w:tcPr>
-            <w:tcW w:type="dxa" w:w="1567"/>
-          </w:tcPr>
-          <w:p>
-            <w:r>
-              <w:rPr>
-                <w:rFonts w:ascii="Times New Roman" w:hAnsi="Times New Roman"/>
-                <w:b w:val="0"/>
-                <w:i w:val="0"/>
-                <w:sz w:val="18"/>
-              </w:rPr>
-              <w:t>6,70</w:t>
-            </w:r>
-          </w:p>
-        </w:tc>
-        <w:tc>
-          <w:tcPr>
-            <w:tcW w:type="dxa" w:w="1567"/>
-          </w:tcPr>
-          <w:p>
-            <w:r>
-              <w:rPr>
-                <w:rFonts w:ascii="Times New Roman" w:hAnsi="Times New Roman"/>
-                <w:b w:val="0"/>
-                <w:i w:val="0"/>
-                <w:sz w:val="18"/>
-              </w:rPr>
-              <w:t>+1,35</w:t>
-            </w:r>
-          </w:p>
-        </w:tc>
-        <w:tc>
-          <w:tcPr>
-            <w:tcW w:type="dxa" w:w="1567"/>
-          </w:tcPr>
-          <w:p>
-            <w:r>
-              <w:rPr>
-                <w:rFonts w:ascii="Times New Roman" w:hAnsi="Times New Roman"/>
-                <w:b w:val="0"/>
-                <w:i w:val="0"/>
-                <w:sz w:val="18"/>
-              </w:rPr>
-              <w:t>+0,36</w:t>
-            </w:r>
-          </w:p>
-        </w:tc>
-        <w:tc>
-          <w:tcPr>
-            <w:tcW w:type="dxa" w:w="1567"/>
-          </w:tcPr>
-          <w:p>
-            <w:r>
-              <w:rPr>
-                <w:rFonts w:ascii="Times New Roman" w:hAnsi="Times New Roman"/>
-                <w:b w:val="0"/>
-                <w:i w:val="0"/>
-                <w:sz w:val="18"/>
-              </w:rPr>
-              <w:t>0,171</w:t>
-            </w:r>
-          </w:p>
-        </w:tc>
-      </w:tr>
-      <w:tr>
-        <w:tc>
-          <w:tcPr>
-            <w:tcW w:type="dxa" w:w="1567"/>
-          </w:tcPr>
-          <w:p>
-            <w:r>
-              <w:rPr>
-                <w:rFonts w:ascii="Times New Roman" w:hAnsi="Times New Roman"/>
-                <w:b w:val="0"/>
-                <w:i w:val="0"/>
-                <w:sz w:val="18"/>
-              </w:rPr>
-              <w:t>Dia 7</w:t>
-            </w:r>
-          </w:p>
-        </w:tc>
-        <w:tc>
-          <w:tcPr>
-            <w:tcW w:type="dxa" w:w="1567"/>
-          </w:tcPr>
-          <w:p>
-            <w:r>
-              <w:rPr>
-                <w:rFonts w:ascii="Times New Roman" w:hAnsi="Times New Roman"/>
-                <w:b w:val="0"/>
-                <w:i w:val="0"/>
-                <w:sz w:val="18"/>
-              </w:rPr>
-              <w:t>6,25</w:t>
-            </w:r>
-          </w:p>
-        </w:tc>
-        <w:tc>
-          <w:tcPr>
-            <w:tcW w:type="dxa" w:w="1567"/>
-          </w:tcPr>
-          <w:p>
-            <w:r>
-              <w:rPr>
-                <w:rFonts w:ascii="Times New Roman" w:hAnsi="Times New Roman"/>
-                <w:b w:val="0"/>
-                <w:i w:val="0"/>
-                <w:sz w:val="18"/>
-              </w:rPr>
-              <w:t>7,81</w:t>
-            </w:r>
-          </w:p>
-        </w:tc>
-        <w:tc>
-          <w:tcPr>
-            <w:tcW w:type="dxa" w:w="1567"/>
-          </w:tcPr>
-          <w:p>
-            <w:r>
-              <w:rPr>
-                <w:rFonts w:ascii="Times New Roman" w:hAnsi="Times New Roman"/>
-                <w:b w:val="0"/>
-                <w:i w:val="0"/>
-                <w:sz w:val="18"/>
-              </w:rPr>
-              <w:t>+1,56</w:t>
-            </w:r>
-          </w:p>
-        </w:tc>
-        <w:tc>
-          <w:tcPr>
-            <w:tcW w:type="dxa" w:w="1567"/>
-          </w:tcPr>
-          <w:p>
-            <w:r>
-              <w:rPr>
-                <w:rFonts w:ascii="Times New Roman" w:hAnsi="Times New Roman"/>
-                <w:b w:val="0"/>
-                <w:i w:val="0"/>
-                <w:sz w:val="18"/>
-              </w:rPr>
-              <w:t>+0,48</w:t>
-            </w:r>
-          </w:p>
-        </w:tc>
-        <w:tc>
-          <w:tcPr>
-            <w:tcW w:type="dxa" w:w="1567"/>
-          </w:tcPr>
-          <w:p>
-            <w:r>
-              <w:rPr>
-                <w:rFonts w:ascii="Times New Roman" w:hAnsi="Times New Roman"/>
-                <w:b w:val="0"/>
-                <w:i w:val="0"/>
-                <w:sz w:val="18"/>
-              </w:rPr>
-              <w:t>0,072</w:t>
-            </w:r>
-          </w:p>
-        </w:tc>
-      </w:tr>
-    </w:tbl>
-    <w:p>
-      <w:pPr>
-        <w:spacing w:after="160" w:line="240" w:lineRule="auto"/>
-        <w:jc w:val="left"/>
-      </w:pPr>
-      <w:r>
-        <w:rPr>
-          <w:rFonts w:ascii="Times New Roman" w:hAnsi="Times New Roman"/>
-          <w:b w:val="0"/>
-          <w:i w:val="0"/>
-          <w:sz w:val="20"/>
-        </w:rPr>
-        <w:t>Fonte: Dados da pesquisa (2026).</w:t>
-      </w:r>
-    </w:p>
-    <w:p>
-      <w:pPr>
-        <w:spacing w:before="160" w:line="240" w:lineRule="auto"/>
-        <w:jc w:val="left"/>
-      </w:pPr>
-      <w:r>
-        <w:rPr>
-          <w:rFonts w:ascii="Times New Roman" w:hAnsi="Times New Roman"/>
-          <w:b w:val="0"/>
-          <w:i w:val="0"/>
-          <w:sz w:val="20"/>
-        </w:rPr>
-        <w:t>Tabela 8 – Fadiga física: resposta pré→pós por dia (* p &lt; 0,05)</w:t>
-      </w:r>
-    </w:p>
-    <w:tbl>
-      <w:tblPr>
-        <w:tblW w:type="auto" w:w="0"/>
-        <w:jc w:val="center"/>
-        <w:tblLook w:firstColumn="1" w:firstRow="1" w:lastColumn="0" w:lastRow="0" w:noHBand="0" w:noVBand="1" w:val="04A0"/>
-        <w:tblBorders>
-          <w:top w:val="single" w:sz="6" w:space="0" w:color="000000"/>
-          <w:bottom w:val="single" w:sz="6" w:space="0" w:color="000000"/>
-          <w:insideH w:val="single" w:sz="6" w:space="0" w:color="000000"/>
-          <w:left w:val="none"/>
-          <w:right w:val="none"/>
-          <w:insideV w:val="none"/>
-        </w:tblBorders>
-      </w:tblPr>
-      <w:tblGrid>
-        <w:gridCol w:w="1567"/>
-        <w:gridCol w:w="1567"/>
-        <w:gridCol w:w="1567"/>
-        <w:gridCol w:w="1567"/>
-        <w:gridCol w:w="1567"/>
-        <w:gridCol w:w="1567"/>
-      </w:tblGrid>
-      <w:tr>
-        <w:tc>
-          <w:tcPr>
-            <w:tcW w:type="dxa" w:w="1567"/>
-          </w:tcPr>
-          <w:p>
-            <w:r>
-              <w:rPr>
-                <w:rFonts w:ascii="Times New Roman" w:hAnsi="Times New Roman"/>
-                <w:b/>
-                <w:i w:val="0"/>
-                <w:sz w:val="18"/>
-              </w:rPr>
-              <w:t>Dia</w:t>
-            </w:r>
-          </w:p>
-        </w:tc>
-        <w:tc>
-          <w:tcPr>
-            <w:tcW w:type="dxa" w:w="1567"/>
-          </w:tcPr>
-          <w:p>
-            <w:r>
-              <w:rPr>
-                <w:rFonts w:ascii="Times New Roman" w:hAnsi="Times New Roman"/>
-                <w:b/>
-                <w:i w:val="0"/>
-                <w:sz w:val="18"/>
-              </w:rPr>
-              <w:t>Pré</w:t>
-            </w:r>
-          </w:p>
-        </w:tc>
-        <w:tc>
-          <w:tcPr>
-            <w:tcW w:type="dxa" w:w="1567"/>
-          </w:tcPr>
-          <w:p>
-            <w:r>
-              <w:rPr>
-                <w:rFonts w:ascii="Times New Roman" w:hAnsi="Times New Roman"/>
-                <w:b/>
-                <w:i w:val="0"/>
-                <w:sz w:val="18"/>
-              </w:rPr>
-              <w:t>Pós</w:t>
-            </w:r>
-          </w:p>
-        </w:tc>
-        <w:tc>
-          <w:tcPr>
-            <w:tcW w:type="dxa" w:w="1567"/>
-          </w:tcPr>
-          <w:p>
-            <w:r>
-              <w:rPr>
-                <w:rFonts w:ascii="Times New Roman" w:hAnsi="Times New Roman"/>
-                <w:b/>
-                <w:i w:val="0"/>
-                <w:sz w:val="18"/>
-              </w:rPr>
-              <w:t>Δ (pós−pré)</w:t>
-            </w:r>
-          </w:p>
-        </w:tc>
-        <w:tc>
-          <w:tcPr>
-            <w:tcW w:type="dxa" w:w="1567"/>
-          </w:tcPr>
-          <w:p>
-            <w:r>
-              <w:rPr>
-                <w:rFonts w:ascii="Times New Roman" w:hAnsi="Times New Roman"/>
-                <w:b/>
-                <w:i w:val="0"/>
-                <w:sz w:val="18"/>
-              </w:rPr>
-              <w:t>dz</w:t>
-            </w:r>
-          </w:p>
-        </w:tc>
-        <w:tc>
-          <w:tcPr>
-            <w:tcW w:type="dxa" w:w="1567"/>
-          </w:tcPr>
-          <w:p>
-            <w:r>
-              <w:rPr>
-                <w:rFonts w:ascii="Times New Roman" w:hAnsi="Times New Roman"/>
-                <w:b/>
-                <w:i w:val="0"/>
-                <w:sz w:val="18"/>
-              </w:rPr>
-              <w:t>p</w:t>
-            </w:r>
-          </w:p>
-        </w:tc>
-      </w:tr>
-      <w:tr>
-        <w:tc>
-          <w:tcPr>
-            <w:tcW w:type="dxa" w:w="1567"/>
-          </w:tcPr>
-          <w:p>
-            <w:r>
-              <w:rPr>
-                <w:rFonts w:ascii="Times New Roman" w:hAnsi="Times New Roman"/>
-                <w:b w:val="0"/>
-                <w:i w:val="0"/>
-                <w:sz w:val="18"/>
-              </w:rPr>
-              <w:t>Dia 1</w:t>
-            </w:r>
-          </w:p>
-        </w:tc>
-        <w:tc>
-          <w:tcPr>
-            <w:tcW w:type="dxa" w:w="1567"/>
-          </w:tcPr>
-          <w:p>
-            <w:r>
-              <w:rPr>
-                <w:rFonts w:ascii="Times New Roman" w:hAnsi="Times New Roman"/>
-                <w:b w:val="0"/>
-                <w:i w:val="0"/>
-                <w:sz w:val="18"/>
-              </w:rPr>
-              <w:t>3,27</w:t>
-            </w:r>
-          </w:p>
-        </w:tc>
-        <w:tc>
-          <w:tcPr>
-            <w:tcW w:type="dxa" w:w="1567"/>
-          </w:tcPr>
-          <w:p>
-            <w:r>
-              <w:rPr>
-                <w:rFonts w:ascii="Times New Roman" w:hAnsi="Times New Roman"/>
-                <w:b w:val="0"/>
-                <w:i w:val="0"/>
-                <w:sz w:val="18"/>
-              </w:rPr>
-              <w:t>5,47</w:t>
-            </w:r>
-          </w:p>
-        </w:tc>
-        <w:tc>
-          <w:tcPr>
-            <w:tcW w:type="dxa" w:w="1567"/>
-          </w:tcPr>
-          <w:p>
-            <w:r>
-              <w:rPr>
-                <w:rFonts w:ascii="Times New Roman" w:hAnsi="Times New Roman"/>
-                <w:b w:val="0"/>
-                <w:i w:val="0"/>
-                <w:sz w:val="18"/>
-              </w:rPr>
-              <w:t>+2,20</w:t>
-            </w:r>
-          </w:p>
-        </w:tc>
-        <w:tc>
-          <w:tcPr>
-            <w:tcW w:type="dxa" w:w="1567"/>
-          </w:tcPr>
-          <w:p>
-            <w:r>
-              <w:rPr>
-                <w:rFonts w:ascii="Times New Roman" w:hAnsi="Times New Roman"/>
-                <w:b w:val="0"/>
-                <w:i w:val="0"/>
-                <w:sz w:val="18"/>
-              </w:rPr>
-              <w:t>+1,33</w:t>
-            </w:r>
-          </w:p>
-        </w:tc>
-        <w:tc>
-          <w:tcPr>
-            <w:tcW w:type="dxa" w:w="1567"/>
-          </w:tcPr>
-          <w:p>
-            <w:r>
-              <w:rPr>
-                <w:rFonts w:ascii="Times New Roman" w:hAnsi="Times New Roman"/>
-                <w:b w:val="0"/>
-                <w:i w:val="0"/>
-                <w:sz w:val="18"/>
-              </w:rPr>
-              <w:t>0,002*</w:t>
-            </w:r>
-          </w:p>
-        </w:tc>
-      </w:tr>
-      <w:tr>
-        <w:tc>
-          <w:tcPr>
-            <w:tcW w:type="dxa" w:w="1567"/>
-          </w:tcPr>
-          <w:p>
-            <w:r>
-              <w:rPr>
-                <w:rFonts w:ascii="Times New Roman" w:hAnsi="Times New Roman"/>
-                <w:b w:val="0"/>
-                <w:i w:val="0"/>
-                <w:sz w:val="18"/>
-              </w:rPr>
-              <w:t>Dia 2</w:t>
-            </w:r>
-          </w:p>
-        </w:tc>
-        <w:tc>
-          <w:tcPr>
-            <w:tcW w:type="dxa" w:w="1567"/>
-          </w:tcPr>
-          <w:p>
-            <w:r>
-              <w:rPr>
-                <w:rFonts w:ascii="Times New Roman" w:hAnsi="Times New Roman"/>
-                <w:b w:val="0"/>
-                <w:i w:val="0"/>
-                <w:sz w:val="18"/>
-              </w:rPr>
-              <w:t>4,19</w:t>
-            </w:r>
-          </w:p>
-        </w:tc>
-        <w:tc>
-          <w:tcPr>
-            <w:tcW w:type="dxa" w:w="1567"/>
-          </w:tcPr>
-          <w:p>
-            <w:r>
-              <w:rPr>
-                <w:rFonts w:ascii="Times New Roman" w:hAnsi="Times New Roman"/>
-                <w:b w:val="0"/>
-                <w:i w:val="0"/>
-                <w:sz w:val="18"/>
-              </w:rPr>
-              <w:t>6,69</w:t>
-            </w:r>
-          </w:p>
-        </w:tc>
-        <w:tc>
-          <w:tcPr>
-            <w:tcW w:type="dxa" w:w="1567"/>
-          </w:tcPr>
-          <w:p>
-            <w:r>
-              <w:rPr>
-                <w:rFonts w:ascii="Times New Roman" w:hAnsi="Times New Roman"/>
-                <w:b w:val="0"/>
-                <w:i w:val="0"/>
-                <w:sz w:val="18"/>
-              </w:rPr>
-              <w:t>+2,50</w:t>
-            </w:r>
-          </w:p>
-        </w:tc>
-        <w:tc>
-          <w:tcPr>
-            <w:tcW w:type="dxa" w:w="1567"/>
-          </w:tcPr>
-          <w:p>
-            <w:r>
-              <w:rPr>
-                <w:rFonts w:ascii="Times New Roman" w:hAnsi="Times New Roman"/>
-                <w:b w:val="0"/>
-                <w:i w:val="0"/>
-                <w:sz w:val="18"/>
-              </w:rPr>
-              <w:t>+0,97</w:t>
-            </w:r>
-          </w:p>
-        </w:tc>
-        <w:tc>
-          <w:tcPr>
-            <w:tcW w:type="dxa" w:w="1567"/>
-          </w:tcPr>
-          <w:p>
-            <w:r>
-              <w:rPr>
-                <w:rFonts w:ascii="Times New Roman" w:hAnsi="Times New Roman"/>
-                <w:b w:val="0"/>
-                <w:i w:val="0"/>
-                <w:sz w:val="18"/>
-              </w:rPr>
-              <w:t>&lt;0,001*</w:t>
-            </w:r>
-          </w:p>
-        </w:tc>
-      </w:tr>
-      <w:tr>
-        <w:tc>
-          <w:tcPr>
-            <w:tcW w:type="dxa" w:w="1567"/>
-          </w:tcPr>
-          <w:p>
-            <w:r>
-              <w:rPr>
-                <w:rFonts w:ascii="Times New Roman" w:hAnsi="Times New Roman"/>
-                <w:b w:val="0"/>
-                <w:i w:val="0"/>
-                <w:sz w:val="18"/>
-              </w:rPr>
-              <w:t>Dia 3</w:t>
-            </w:r>
-          </w:p>
-        </w:tc>
-        <w:tc>
-          <w:tcPr>
-            <w:tcW w:type="dxa" w:w="1567"/>
-          </w:tcPr>
-          <w:p>
-            <w:r>
-              <w:rPr>
-                <w:rFonts w:ascii="Times New Roman" w:hAnsi="Times New Roman"/>
-                <w:b w:val="0"/>
-                <w:i w:val="0"/>
-                <w:sz w:val="18"/>
-              </w:rPr>
-              <w:t>5,67</w:t>
-            </w:r>
-          </w:p>
-        </w:tc>
-        <w:tc>
-          <w:tcPr>
-            <w:tcW w:type="dxa" w:w="1567"/>
-          </w:tcPr>
-          <w:p>
-            <w:r>
-              <w:rPr>
-                <w:rFonts w:ascii="Times New Roman" w:hAnsi="Times New Roman"/>
-                <w:b w:val="0"/>
-                <w:i w:val="0"/>
-                <w:sz w:val="18"/>
-              </w:rPr>
-              <w:t>6,52</w:t>
-            </w:r>
-          </w:p>
-        </w:tc>
-        <w:tc>
-          <w:tcPr>
-            <w:tcW w:type="dxa" w:w="1567"/>
-          </w:tcPr>
-          <w:p>
-            <w:r>
-              <w:rPr>
-                <w:rFonts w:ascii="Times New Roman" w:hAnsi="Times New Roman"/>
-                <w:b w:val="0"/>
-                <w:i w:val="0"/>
-                <w:sz w:val="18"/>
-              </w:rPr>
-              <w:t>+0,86</w:t>
-            </w:r>
-          </w:p>
-        </w:tc>
-        <w:tc>
-          <w:tcPr>
-            <w:tcW w:type="dxa" w:w="1567"/>
-          </w:tcPr>
-          <w:p>
-            <w:r>
-              <w:rPr>
-                <w:rFonts w:ascii="Times New Roman" w:hAnsi="Times New Roman"/>
-                <w:b w:val="0"/>
-                <w:i w:val="0"/>
-                <w:sz w:val="18"/>
-              </w:rPr>
-              <w:t>+0,47</w:t>
-            </w:r>
-          </w:p>
-        </w:tc>
-        <w:tc>
-          <w:tcPr>
-            <w:tcW w:type="dxa" w:w="1567"/>
-          </w:tcPr>
-          <w:p>
-            <w:r>
-              <w:rPr>
-                <w:rFonts w:ascii="Times New Roman" w:hAnsi="Times New Roman"/>
-                <w:b w:val="0"/>
-                <w:i w:val="0"/>
-                <w:sz w:val="18"/>
-              </w:rPr>
-              <w:t>0,049*</w:t>
-            </w:r>
-          </w:p>
-        </w:tc>
-      </w:tr>
-      <w:tr>
-        <w:tc>
-          <w:tcPr>
-            <w:tcW w:type="dxa" w:w="1567"/>
-          </w:tcPr>
-          <w:p>
-            <w:r>
-              <w:rPr>
-                <w:rFonts w:ascii="Times New Roman" w:hAnsi="Times New Roman"/>
-                <w:b w:val="0"/>
-                <w:i w:val="0"/>
-                <w:sz w:val="18"/>
-              </w:rPr>
-              <w:t>Dia 4</w:t>
-            </w:r>
-          </w:p>
-        </w:tc>
-        <w:tc>
-          <w:tcPr>
-            <w:tcW w:type="dxa" w:w="1567"/>
-          </w:tcPr>
-          <w:p>
-            <w:r>
-              <w:rPr>
-                <w:rFonts w:ascii="Times New Roman" w:hAnsi="Times New Roman"/>
-                <w:b w:val="0"/>
-                <w:i w:val="0"/>
-                <w:sz w:val="18"/>
-              </w:rPr>
-              <w:t>5,72</w:t>
-            </w:r>
-          </w:p>
-        </w:tc>
-        <w:tc>
-          <w:tcPr>
-            <w:tcW w:type="dxa" w:w="1567"/>
-          </w:tcPr>
-          <w:p>
-            <w:r>
-              <w:rPr>
-                <w:rFonts w:ascii="Times New Roman" w:hAnsi="Times New Roman"/>
-                <w:b w:val="0"/>
-                <w:i w:val="0"/>
-                <w:sz w:val="18"/>
-              </w:rPr>
-              <w:t>7,33</w:t>
-            </w:r>
-          </w:p>
-        </w:tc>
-        <w:tc>
-          <w:tcPr>
-            <w:tcW w:type="dxa" w:w="1567"/>
-          </w:tcPr>
-          <w:p>
-            <w:r>
-              <w:rPr>
-                <w:rFonts w:ascii="Times New Roman" w:hAnsi="Times New Roman"/>
-                <w:b w:val="0"/>
-                <w:i w:val="0"/>
-                <w:sz w:val="18"/>
-              </w:rPr>
-              <w:t>+1,61</w:t>
-            </w:r>
-          </w:p>
-        </w:tc>
-        <w:tc>
-          <w:tcPr>
-            <w:tcW w:type="dxa" w:w="1567"/>
-          </w:tcPr>
-          <w:p>
-            <w:r>
-              <w:rPr>
-                <w:rFonts w:ascii="Times New Roman" w:hAnsi="Times New Roman"/>
-                <w:b w:val="0"/>
-                <w:i w:val="0"/>
-                <w:sz w:val="18"/>
-              </w:rPr>
-              <w:t>+0,79</w:t>
-            </w:r>
-          </w:p>
-        </w:tc>
-        <w:tc>
-          <w:tcPr>
-            <w:tcW w:type="dxa" w:w="1567"/>
-          </w:tcPr>
-          <w:p>
-            <w:r>
-              <w:rPr>
-                <w:rFonts w:ascii="Times New Roman" w:hAnsi="Times New Roman"/>
-                <w:b w:val="0"/>
-                <w:i w:val="0"/>
-                <w:sz w:val="18"/>
-              </w:rPr>
-              <w:t>0,004*</w:t>
-            </w:r>
-          </w:p>
-        </w:tc>
-      </w:tr>
-      <w:tr>
-        <w:tc>
-          <w:tcPr>
-            <w:tcW w:type="dxa" w:w="1567"/>
-          </w:tcPr>
-          <w:p>
-            <w:r>
-              <w:rPr>
-                <w:rFonts w:ascii="Times New Roman" w:hAnsi="Times New Roman"/>
-                <w:b w:val="0"/>
-                <w:i w:val="0"/>
-                <w:sz w:val="18"/>
-              </w:rPr>
-              <w:t>Dia 5</w:t>
-            </w:r>
-          </w:p>
-        </w:tc>
-        <w:tc>
-          <w:tcPr>
-            <w:tcW w:type="dxa" w:w="1567"/>
-          </w:tcPr>
-          <w:p>
-            <w:r>
-              <w:rPr>
-                <w:rFonts w:ascii="Times New Roman" w:hAnsi="Times New Roman"/>
-                <w:b w:val="0"/>
-                <w:i w:val="0"/>
-                <w:sz w:val="18"/>
-              </w:rPr>
-              <w:t>4,74</w:t>
-            </w:r>
-          </w:p>
-        </w:tc>
-        <w:tc>
-          <w:tcPr>
-            <w:tcW w:type="dxa" w:w="1567"/>
-          </w:tcPr>
-          <w:p>
-            <w:r>
-              <w:rPr>
-                <w:rFonts w:ascii="Times New Roman" w:hAnsi="Times New Roman"/>
-                <w:b w:val="0"/>
-                <w:i w:val="0"/>
-                <w:sz w:val="18"/>
-              </w:rPr>
-              <w:t>6,16</w:t>
-            </w:r>
-          </w:p>
-        </w:tc>
-        <w:tc>
-          <w:tcPr>
-            <w:tcW w:type="dxa" w:w="1567"/>
-          </w:tcPr>
-          <w:p>
-            <w:r>
-              <w:rPr>
-                <w:rFonts w:ascii="Times New Roman" w:hAnsi="Times New Roman"/>
-                <w:b w:val="0"/>
-                <w:i w:val="0"/>
-                <w:sz w:val="18"/>
-              </w:rPr>
-              <w:t>+1,42</w:t>
-            </w:r>
-          </w:p>
-        </w:tc>
-        <w:tc>
-          <w:tcPr>
-            <w:tcW w:type="dxa" w:w="1567"/>
-          </w:tcPr>
-          <w:p>
-            <w:r>
-              <w:rPr>
-                <w:rFonts w:ascii="Times New Roman" w:hAnsi="Times New Roman"/>
-                <w:b w:val="0"/>
-                <w:i w:val="0"/>
-                <w:sz w:val="18"/>
-              </w:rPr>
-              <w:t>+0,73</w:t>
-            </w:r>
-          </w:p>
-        </w:tc>
-        <w:tc>
-          <w:tcPr>
-            <w:tcW w:type="dxa" w:w="1567"/>
-          </w:tcPr>
-          <w:p>
-            <w:r>
-              <w:rPr>
-                <w:rFonts w:ascii="Times New Roman" w:hAnsi="Times New Roman"/>
-                <w:b w:val="0"/>
-                <w:i w:val="0"/>
-                <w:sz w:val="18"/>
-              </w:rPr>
-              <w:t>0,005*</w:t>
-            </w:r>
-          </w:p>
-        </w:tc>
-      </w:tr>
-      <w:tr>
-        <w:tc>
-          <w:tcPr>
-            <w:tcW w:type="dxa" w:w="1567"/>
-          </w:tcPr>
-          <w:p>
-            <w:r>
-              <w:rPr>
-                <w:rFonts w:ascii="Times New Roman" w:hAnsi="Times New Roman"/>
-                <w:b w:val="0"/>
-                <w:i w:val="0"/>
-                <w:sz w:val="18"/>
-              </w:rPr>
-              <w:t>Dia 6</w:t>
-            </w:r>
-          </w:p>
-        </w:tc>
-        <w:tc>
-          <w:tcPr>
-            <w:tcW w:type="dxa" w:w="1567"/>
-          </w:tcPr>
-          <w:p>
-            <w:r>
-              <w:rPr>
-                <w:rFonts w:ascii="Times New Roman" w:hAnsi="Times New Roman"/>
-                <w:b w:val="0"/>
-                <w:i w:val="0"/>
-                <w:sz w:val="18"/>
-              </w:rPr>
-              <w:t>5,65</w:t>
-            </w:r>
-          </w:p>
-        </w:tc>
-        <w:tc>
-          <w:tcPr>
-            <w:tcW w:type="dxa" w:w="1567"/>
-          </w:tcPr>
-          <w:p>
-            <w:r>
-              <w:rPr>
-                <w:rFonts w:ascii="Times New Roman" w:hAnsi="Times New Roman"/>
-                <w:b w:val="0"/>
-                <w:i w:val="0"/>
-                <w:sz w:val="18"/>
-              </w:rPr>
-              <w:t>6,75</w:t>
-            </w:r>
-          </w:p>
-        </w:tc>
-        <w:tc>
-          <w:tcPr>
-            <w:tcW w:type="dxa" w:w="1567"/>
-          </w:tcPr>
-          <w:p>
-            <w:r>
-              <w:rPr>
-                <w:rFonts w:ascii="Times New Roman" w:hAnsi="Times New Roman"/>
-                <w:b w:val="0"/>
-                <w:i w:val="0"/>
-                <w:sz w:val="18"/>
-              </w:rPr>
-              <w:t>+1,10</w:t>
-            </w:r>
-          </w:p>
-        </w:tc>
-        <w:tc>
-          <w:tcPr>
-            <w:tcW w:type="dxa" w:w="1567"/>
-          </w:tcPr>
-          <w:p>
-            <w:r>
-              <w:rPr>
-                <w:rFonts w:ascii="Times New Roman" w:hAnsi="Times New Roman"/>
-                <w:b w:val="0"/>
-                <w:i w:val="0"/>
-                <w:sz w:val="18"/>
-              </w:rPr>
-              <w:t>+0,51</w:t>
-            </w:r>
-          </w:p>
-        </w:tc>
-        <w:tc>
-          <w:tcPr>
-            <w:tcW w:type="dxa" w:w="1567"/>
-          </w:tcPr>
-          <w:p>
-            <w:r>
-              <w:rPr>
-                <w:rFonts w:ascii="Times New Roman" w:hAnsi="Times New Roman"/>
-                <w:b w:val="0"/>
-                <w:i w:val="0"/>
-                <w:sz w:val="18"/>
-              </w:rPr>
-              <w:t>0,042*</w:t>
-            </w:r>
-          </w:p>
-        </w:tc>
-      </w:tr>
-      <w:tr>
-        <w:tc>
-          <w:tcPr>
-            <w:tcW w:type="dxa" w:w="1567"/>
-          </w:tcPr>
-          <w:p>
-            <w:r>
-              <w:rPr>
-                <w:rFonts w:ascii="Times New Roman" w:hAnsi="Times New Roman"/>
-                <w:b w:val="0"/>
-                <w:i w:val="0"/>
-                <w:sz w:val="18"/>
-              </w:rPr>
-              <w:t>Dia 7</w:t>
-            </w:r>
-          </w:p>
-        </w:tc>
-        <w:tc>
-          <w:tcPr>
-            <w:tcW w:type="dxa" w:w="1567"/>
-          </w:tcPr>
-          <w:p>
-            <w:r>
-              <w:rPr>
-                <w:rFonts w:ascii="Times New Roman" w:hAnsi="Times New Roman"/>
-                <w:b w:val="0"/>
-                <w:i w:val="0"/>
-                <w:sz w:val="18"/>
-              </w:rPr>
-              <w:t>6,62</w:t>
-            </w:r>
-          </w:p>
-        </w:tc>
-        <w:tc>
-          <w:tcPr>
-            <w:tcW w:type="dxa" w:w="1567"/>
-          </w:tcPr>
-          <w:p>
-            <w:r>
-              <w:rPr>
-                <w:rFonts w:ascii="Times New Roman" w:hAnsi="Times New Roman"/>
-                <w:b w:val="0"/>
-                <w:i w:val="0"/>
-                <w:sz w:val="18"/>
-              </w:rPr>
-              <w:t>8,44</w:t>
-            </w:r>
-          </w:p>
-        </w:tc>
-        <w:tc>
-          <w:tcPr>
-            <w:tcW w:type="dxa" w:w="1567"/>
-          </w:tcPr>
-          <w:p>
-            <w:r>
-              <w:rPr>
-                <w:rFonts w:ascii="Times New Roman" w:hAnsi="Times New Roman"/>
-                <w:b w:val="0"/>
-                <w:i w:val="0"/>
-                <w:sz w:val="18"/>
-              </w:rPr>
-              <w:t>+1,81</w:t>
-            </w:r>
-          </w:p>
-        </w:tc>
-        <w:tc>
-          <w:tcPr>
-            <w:tcW w:type="dxa" w:w="1567"/>
-          </w:tcPr>
-          <w:p>
-            <w:r>
-              <w:rPr>
-                <w:rFonts w:ascii="Times New Roman" w:hAnsi="Times New Roman"/>
-                <w:b w:val="0"/>
-                <w:i w:val="0"/>
-                <w:sz w:val="18"/>
-              </w:rPr>
-              <w:t>+0,73</w:t>
-            </w:r>
-          </w:p>
-        </w:tc>
-        <w:tc>
-          <w:tcPr>
-            <w:tcW w:type="dxa" w:w="1567"/>
-          </w:tcPr>
-          <w:p>
-            <w:r>
-              <w:rPr>
-                <w:rFonts w:ascii="Times New Roman" w:hAnsi="Times New Roman"/>
-                <w:b w:val="0"/>
-                <w:i w:val="0"/>
-                <w:sz w:val="18"/>
-              </w:rPr>
-              <w:t>0,013*</w:t>
-            </w:r>
-          </w:p>
-        </w:tc>
-      </w:tr>
-    </w:tbl>
-    <w:p>
-      <w:pPr>
-        <w:spacing w:after="160" w:line="240" w:lineRule="auto"/>
-        <w:jc w:val="left"/>
-      </w:pPr>
-      <w:r>
-        <w:rPr>
-          <w:rFonts w:ascii="Times New Roman" w:hAnsi="Times New Roman"/>
-          <w:b w:val="0"/>
-          <w:i w:val="0"/>
-          <w:sz w:val="20"/>
-        </w:rPr>
-        <w:t>Fonte: Dados da pesquisa (2026).</w:t>
-      </w:r>
-    </w:p>
-    <w:p>
-      <w:pPr>
-        <w:spacing w:before="160" w:line="240" w:lineRule="auto"/>
-        <w:jc w:val="left"/>
-      </w:pPr>
-      <w:r>
-        <w:rPr>
-          <w:rFonts w:ascii="Times New Roman" w:hAnsi="Times New Roman"/>
-          <w:b w:val="0"/>
-          <w:i w:val="0"/>
-          <w:sz w:val="20"/>
-        </w:rPr>
-        <w:t>Tabela 9 – Fadiga mental: resposta pré→pós por dia (* p &lt; 0,05)</w:t>
-      </w:r>
-    </w:p>
-    <w:tbl>
-      <w:tblPr>
-        <w:tblW w:type="auto" w:w="0"/>
-        <w:jc w:val="center"/>
-        <w:tblLook w:firstColumn="1" w:firstRow="1" w:lastColumn="0" w:lastRow="0" w:noHBand="0" w:noVBand="1" w:val="04A0"/>
-        <w:tblBorders>
-          <w:top w:val="single" w:sz="6" w:space="0" w:color="000000"/>
-          <w:bottom w:val="single" w:sz="6" w:space="0" w:color="000000"/>
-          <w:insideH w:val="single" w:sz="6" w:space="0" w:color="000000"/>
-          <w:left w:val="none"/>
-          <w:right w:val="none"/>
-          <w:insideV w:val="none"/>
-        </w:tblBorders>
-      </w:tblPr>
-      <w:tblGrid>
-        <w:gridCol w:w="1567"/>
-        <w:gridCol w:w="1567"/>
-        <w:gridCol w:w="1567"/>
-        <w:gridCol w:w="1567"/>
-        <w:gridCol w:w="1567"/>
-        <w:gridCol w:w="1567"/>
-      </w:tblGrid>
-      <w:tr>
-        <w:tc>
-          <w:tcPr>
-            <w:tcW w:type="dxa" w:w="1567"/>
-          </w:tcPr>
-          <w:p>
-            <w:r>
-              <w:rPr>
-                <w:rFonts w:ascii="Times New Roman" w:hAnsi="Times New Roman"/>
-                <w:b/>
-                <w:i w:val="0"/>
-                <w:sz w:val="18"/>
-              </w:rPr>
-              <w:t>Dia</w:t>
-            </w:r>
-          </w:p>
-        </w:tc>
-        <w:tc>
-          <w:tcPr>
-            <w:tcW w:type="dxa" w:w="1567"/>
-          </w:tcPr>
-          <w:p>
-            <w:r>
-              <w:rPr>
-                <w:rFonts w:ascii="Times New Roman" w:hAnsi="Times New Roman"/>
-                <w:b/>
-                <w:i w:val="0"/>
-                <w:sz w:val="18"/>
-              </w:rPr>
-              <w:t>Pré</w:t>
-            </w:r>
-          </w:p>
-        </w:tc>
-        <w:tc>
-          <w:tcPr>
-            <w:tcW w:type="dxa" w:w="1567"/>
-          </w:tcPr>
-          <w:p>
-            <w:r>
-              <w:rPr>
-                <w:rFonts w:ascii="Times New Roman" w:hAnsi="Times New Roman"/>
-                <w:b/>
-                <w:i w:val="0"/>
-                <w:sz w:val="18"/>
-              </w:rPr>
-              <w:t>Pós</w:t>
-            </w:r>
-          </w:p>
-        </w:tc>
-        <w:tc>
-          <w:tcPr>
-            <w:tcW w:type="dxa" w:w="1567"/>
-          </w:tcPr>
-          <w:p>
-            <w:r>
-              <w:rPr>
-                <w:rFonts w:ascii="Times New Roman" w:hAnsi="Times New Roman"/>
-                <w:b/>
-                <w:i w:val="0"/>
-                <w:sz w:val="18"/>
-              </w:rPr>
-              <w:t>Δ (pós−pré)</w:t>
-            </w:r>
-          </w:p>
-        </w:tc>
-        <w:tc>
-          <w:tcPr>
-            <w:tcW w:type="dxa" w:w="1567"/>
-          </w:tcPr>
-          <w:p>
-            <w:r>
-              <w:rPr>
-                <w:rFonts w:ascii="Times New Roman" w:hAnsi="Times New Roman"/>
-                <w:b/>
-                <w:i w:val="0"/>
-                <w:sz w:val="18"/>
-              </w:rPr>
-              <w:t>dz</w:t>
-            </w:r>
-          </w:p>
-        </w:tc>
-        <w:tc>
-          <w:tcPr>
-            <w:tcW w:type="dxa" w:w="1567"/>
-          </w:tcPr>
-          <w:p>
-            <w:r>
-              <w:rPr>
-                <w:rFonts w:ascii="Times New Roman" w:hAnsi="Times New Roman"/>
-                <w:b/>
-                <w:i w:val="0"/>
-                <w:sz w:val="18"/>
-              </w:rPr>
-              <w:t>p</w:t>
-            </w:r>
-          </w:p>
-        </w:tc>
-      </w:tr>
-      <w:tr>
-        <w:tc>
-          <w:tcPr>
-            <w:tcW w:type="dxa" w:w="1567"/>
-          </w:tcPr>
-          <w:p>
-            <w:r>
-              <w:rPr>
-                <w:rFonts w:ascii="Times New Roman" w:hAnsi="Times New Roman"/>
-                <w:b w:val="0"/>
-                <w:i w:val="0"/>
-                <w:sz w:val="18"/>
-              </w:rPr>
-              <w:t>Dia 1</w:t>
-            </w:r>
-          </w:p>
-        </w:tc>
-        <w:tc>
-          <w:tcPr>
-            <w:tcW w:type="dxa" w:w="1567"/>
-          </w:tcPr>
-          <w:p>
-            <w:r>
-              <w:rPr>
-                <w:rFonts w:ascii="Times New Roman" w:hAnsi="Times New Roman"/>
-                <w:b w:val="0"/>
-                <w:i w:val="0"/>
-                <w:sz w:val="18"/>
-              </w:rPr>
-              <w:t>4,47</w:t>
-            </w:r>
-          </w:p>
-        </w:tc>
-        <w:tc>
-          <w:tcPr>
-            <w:tcW w:type="dxa" w:w="1567"/>
-          </w:tcPr>
-          <w:p>
-            <w:r>
-              <w:rPr>
-                <w:rFonts w:ascii="Times New Roman" w:hAnsi="Times New Roman"/>
-                <w:b w:val="0"/>
-                <w:i w:val="0"/>
-                <w:sz w:val="18"/>
-              </w:rPr>
-              <w:t>5,80</w:t>
-            </w:r>
-          </w:p>
-        </w:tc>
-        <w:tc>
-          <w:tcPr>
-            <w:tcW w:type="dxa" w:w="1567"/>
-          </w:tcPr>
-          <w:p>
-            <w:r>
-              <w:rPr>
-                <w:rFonts w:ascii="Times New Roman" w:hAnsi="Times New Roman"/>
-                <w:b w:val="0"/>
-                <w:i w:val="0"/>
-                <w:sz w:val="18"/>
-              </w:rPr>
-              <w:t>+1,33</w:t>
-            </w:r>
-          </w:p>
-        </w:tc>
-        <w:tc>
-          <w:tcPr>
-            <w:tcW w:type="dxa" w:w="1567"/>
-          </w:tcPr>
-          <w:p>
-            <w:r>
-              <w:rPr>
-                <w:rFonts w:ascii="Times New Roman" w:hAnsi="Times New Roman"/>
-                <w:b w:val="0"/>
-                <w:i w:val="0"/>
-                <w:sz w:val="18"/>
-              </w:rPr>
-              <w:t>+0,70</w:t>
-            </w:r>
-          </w:p>
-        </w:tc>
-        <w:tc>
-          <w:tcPr>
-            <w:tcW w:type="dxa" w:w="1567"/>
-          </w:tcPr>
-          <w:p>
-            <w:r>
-              <w:rPr>
-                <w:rFonts w:ascii="Times New Roman" w:hAnsi="Times New Roman"/>
-                <w:b w:val="0"/>
-                <w:i w:val="0"/>
-                <w:sz w:val="18"/>
-              </w:rPr>
-              <w:t>0,021*</w:t>
-            </w:r>
-          </w:p>
-        </w:tc>
-      </w:tr>
-      <w:tr>
-        <w:tc>
-          <w:tcPr>
-            <w:tcW w:type="dxa" w:w="1567"/>
-          </w:tcPr>
-          <w:p>
-            <w:r>
-              <w:rPr>
-                <w:rFonts w:ascii="Times New Roman" w:hAnsi="Times New Roman"/>
-                <w:b w:val="0"/>
-                <w:i w:val="0"/>
-                <w:sz w:val="18"/>
-              </w:rPr>
-              <w:t>Dia 2</w:t>
-            </w:r>
-          </w:p>
-        </w:tc>
-        <w:tc>
-          <w:tcPr>
-            <w:tcW w:type="dxa" w:w="1567"/>
-          </w:tcPr>
-          <w:p>
-            <w:r>
-              <w:rPr>
-                <w:rFonts w:ascii="Times New Roman" w:hAnsi="Times New Roman"/>
-                <w:b w:val="0"/>
-                <w:i w:val="0"/>
-                <w:sz w:val="18"/>
-              </w:rPr>
-              <w:t>4,31</w:t>
-            </w:r>
-          </w:p>
-        </w:tc>
-        <w:tc>
-          <w:tcPr>
-            <w:tcW w:type="dxa" w:w="1567"/>
-          </w:tcPr>
-          <w:p>
-            <w:r>
-              <w:rPr>
-                <w:rFonts w:ascii="Times New Roman" w:hAnsi="Times New Roman"/>
-                <w:b w:val="0"/>
-                <w:i w:val="0"/>
-                <w:sz w:val="18"/>
-              </w:rPr>
-              <w:t>4,73</w:t>
-            </w:r>
-          </w:p>
-        </w:tc>
-        <w:tc>
-          <w:tcPr>
-            <w:tcW w:type="dxa" w:w="1567"/>
-          </w:tcPr>
-          <w:p>
-            <w:r>
-              <w:rPr>
-                <w:rFonts w:ascii="Times New Roman" w:hAnsi="Times New Roman"/>
-                <w:b w:val="0"/>
-                <w:i w:val="0"/>
-                <w:sz w:val="18"/>
-              </w:rPr>
-              <w:t>+0,42</w:t>
-            </w:r>
-          </w:p>
-        </w:tc>
-        <w:tc>
-          <w:tcPr>
-            <w:tcW w:type="dxa" w:w="1567"/>
-          </w:tcPr>
-          <w:p>
-            <w:r>
-              <w:rPr>
-                <w:rFonts w:ascii="Times New Roman" w:hAnsi="Times New Roman"/>
-                <w:b w:val="0"/>
-                <w:i w:val="0"/>
-                <w:sz w:val="18"/>
-              </w:rPr>
-              <w:t>+0,20</w:t>
-            </w:r>
-          </w:p>
-        </w:tc>
-        <w:tc>
-          <w:tcPr>
-            <w:tcW w:type="dxa" w:w="1567"/>
-          </w:tcPr>
-          <w:p>
-            <w:r>
-              <w:rPr>
-                <w:rFonts w:ascii="Times New Roman" w:hAnsi="Times New Roman"/>
-                <w:b w:val="0"/>
-                <w:i w:val="0"/>
-                <w:sz w:val="18"/>
-              </w:rPr>
-              <w:t>0,487</w:t>
-            </w:r>
-          </w:p>
-        </w:tc>
-      </w:tr>
-      <w:tr>
-        <w:tc>
-          <w:tcPr>
-            <w:tcW w:type="dxa" w:w="1567"/>
-          </w:tcPr>
-          <w:p>
-            <w:r>
-              <w:rPr>
-                <w:rFonts w:ascii="Times New Roman" w:hAnsi="Times New Roman"/>
-                <w:b w:val="0"/>
-                <w:i w:val="0"/>
-                <w:sz w:val="18"/>
-              </w:rPr>
-              <w:t>Dia 3</w:t>
-            </w:r>
-          </w:p>
-        </w:tc>
-        <w:tc>
-          <w:tcPr>
-            <w:tcW w:type="dxa" w:w="1567"/>
-          </w:tcPr>
-          <w:p>
-            <w:r>
-              <w:rPr>
-                <w:rFonts w:ascii="Times New Roman" w:hAnsi="Times New Roman"/>
-                <w:b w:val="0"/>
-                <w:i w:val="0"/>
-                <w:sz w:val="18"/>
-              </w:rPr>
-              <w:t>4,52</w:t>
-            </w:r>
-          </w:p>
-        </w:tc>
-        <w:tc>
-          <w:tcPr>
-            <w:tcW w:type="dxa" w:w="1567"/>
-          </w:tcPr>
-          <w:p>
-            <w:r>
-              <w:rPr>
-                <w:rFonts w:ascii="Times New Roman" w:hAnsi="Times New Roman"/>
-                <w:b w:val="0"/>
-                <w:i w:val="0"/>
-                <w:sz w:val="18"/>
-              </w:rPr>
-              <w:t>4,19</w:t>
-            </w:r>
-          </w:p>
-        </w:tc>
-        <w:tc>
-          <w:tcPr>
-            <w:tcW w:type="dxa" w:w="1567"/>
-          </w:tcPr>
-          <w:p>
-            <w:r>
-              <w:rPr>
-                <w:rFonts w:ascii="Times New Roman" w:hAnsi="Times New Roman"/>
-                <w:b w:val="0"/>
-                <w:i w:val="0"/>
-                <w:sz w:val="18"/>
-              </w:rPr>
-              <w:t>-0,33</w:t>
-            </w:r>
-          </w:p>
-        </w:tc>
-        <w:tc>
-          <w:tcPr>
-            <w:tcW w:type="dxa" w:w="1567"/>
-          </w:tcPr>
-          <w:p>
-            <w:r>
-              <w:rPr>
-                <w:rFonts w:ascii="Times New Roman" w:hAnsi="Times New Roman"/>
-                <w:b w:val="0"/>
-                <w:i w:val="0"/>
-                <w:sz w:val="18"/>
-              </w:rPr>
-              <w:t>-0,16</w:t>
-            </w:r>
-          </w:p>
-        </w:tc>
-        <w:tc>
-          <w:tcPr>
-            <w:tcW w:type="dxa" w:w="1567"/>
-          </w:tcPr>
-          <w:p>
-            <w:r>
-              <w:rPr>
-                <w:rFonts w:ascii="Times New Roman" w:hAnsi="Times New Roman"/>
-                <w:b w:val="0"/>
-                <w:i w:val="0"/>
-                <w:sz w:val="18"/>
-              </w:rPr>
-              <w:t>0,274</w:t>
-            </w:r>
-          </w:p>
-        </w:tc>
-      </w:tr>
-      <w:tr>
-        <w:tc>
-          <w:tcPr>
-            <w:tcW w:type="dxa" w:w="1567"/>
-          </w:tcPr>
-          <w:p>
-            <w:r>
-              <w:rPr>
-                <w:rFonts w:ascii="Times New Roman" w:hAnsi="Times New Roman"/>
-                <w:b w:val="0"/>
-                <w:i w:val="0"/>
-                <w:sz w:val="18"/>
-              </w:rPr>
-              <w:t>Dia 4</w:t>
-            </w:r>
-          </w:p>
-        </w:tc>
-        <w:tc>
-          <w:tcPr>
-            <w:tcW w:type="dxa" w:w="1567"/>
-          </w:tcPr>
-          <w:p>
-            <w:r>
-              <w:rPr>
-                <w:rFonts w:ascii="Times New Roman" w:hAnsi="Times New Roman"/>
-                <w:b w:val="0"/>
-                <w:i w:val="0"/>
-                <w:sz w:val="18"/>
-              </w:rPr>
-              <w:t>4,56</w:t>
-            </w:r>
-          </w:p>
-        </w:tc>
-        <w:tc>
-          <w:tcPr>
-            <w:tcW w:type="dxa" w:w="1567"/>
-          </w:tcPr>
-          <w:p>
-            <w:r>
-              <w:rPr>
-                <w:rFonts w:ascii="Times New Roman" w:hAnsi="Times New Roman"/>
-                <w:b w:val="0"/>
-                <w:i w:val="0"/>
-                <w:sz w:val="18"/>
-              </w:rPr>
-              <w:t>5,22</w:t>
-            </w:r>
-          </w:p>
-        </w:tc>
-        <w:tc>
-          <w:tcPr>
-            <w:tcW w:type="dxa" w:w="1567"/>
-          </w:tcPr>
-          <w:p>
-            <w:r>
-              <w:rPr>
-                <w:rFonts w:ascii="Times New Roman" w:hAnsi="Times New Roman"/>
-                <w:b w:val="0"/>
-                <w:i w:val="0"/>
-                <w:sz w:val="18"/>
-              </w:rPr>
-              <w:t>+0,67</w:t>
-            </w:r>
-          </w:p>
-        </w:tc>
-        <w:tc>
-          <w:tcPr>
-            <w:tcW w:type="dxa" w:w="1567"/>
-          </w:tcPr>
-          <w:p>
-            <w:r>
-              <w:rPr>
-                <w:rFonts w:ascii="Times New Roman" w:hAnsi="Times New Roman"/>
-                <w:b w:val="0"/>
-                <w:i w:val="0"/>
-                <w:sz w:val="18"/>
-              </w:rPr>
-              <w:t>+0,29</w:t>
-            </w:r>
-          </w:p>
-        </w:tc>
-        <w:tc>
-          <w:tcPr>
-            <w:tcW w:type="dxa" w:w="1567"/>
-          </w:tcPr>
-          <w:p>
-            <w:r>
-              <w:rPr>
-                <w:rFonts w:ascii="Times New Roman" w:hAnsi="Times New Roman"/>
-                <w:b w:val="0"/>
-                <w:i w:val="0"/>
-                <w:sz w:val="18"/>
-              </w:rPr>
-              <w:t>0,275</w:t>
-            </w:r>
-          </w:p>
-        </w:tc>
-      </w:tr>
-      <w:tr>
-        <w:tc>
-          <w:tcPr>
-            <w:tcW w:type="dxa" w:w="1567"/>
-          </w:tcPr>
-          <w:p>
-            <w:r>
-              <w:rPr>
-                <w:rFonts w:ascii="Times New Roman" w:hAnsi="Times New Roman"/>
-                <w:b w:val="0"/>
-                <w:i w:val="0"/>
-                <w:sz w:val="18"/>
-              </w:rPr>
-              <w:t>Dia 5</w:t>
-            </w:r>
-          </w:p>
-        </w:tc>
-        <w:tc>
-          <w:tcPr>
-            <w:tcW w:type="dxa" w:w="1567"/>
-          </w:tcPr>
-          <w:p>
-            <w:r>
-              <w:rPr>
-                <w:rFonts w:ascii="Times New Roman" w:hAnsi="Times New Roman"/>
-                <w:b w:val="0"/>
-                <w:i w:val="0"/>
-                <w:sz w:val="18"/>
-              </w:rPr>
-              <w:t>3,84</w:t>
-            </w:r>
-          </w:p>
-        </w:tc>
-        <w:tc>
-          <w:tcPr>
-            <w:tcW w:type="dxa" w:w="1567"/>
-          </w:tcPr>
-          <w:p>
-            <w:r>
-              <w:rPr>
-                <w:rFonts w:ascii="Times New Roman" w:hAnsi="Times New Roman"/>
-                <w:b w:val="0"/>
-                <w:i w:val="0"/>
-                <w:sz w:val="18"/>
-              </w:rPr>
-              <w:t>4,37</w:t>
-            </w:r>
-          </w:p>
-        </w:tc>
-        <w:tc>
-          <w:tcPr>
-            <w:tcW w:type="dxa" w:w="1567"/>
-          </w:tcPr>
-          <w:p>
-            <w:r>
-              <w:rPr>
-                <w:rFonts w:ascii="Times New Roman" w:hAnsi="Times New Roman"/>
-                <w:b w:val="0"/>
-                <w:i w:val="0"/>
-                <w:sz w:val="18"/>
-              </w:rPr>
-              <w:t>+0,53</w:t>
-            </w:r>
-          </w:p>
-        </w:tc>
-        <w:tc>
-          <w:tcPr>
-            <w:tcW w:type="dxa" w:w="1567"/>
-          </w:tcPr>
-          <w:p>
-            <w:r>
-              <w:rPr>
-                <w:rFonts w:ascii="Times New Roman" w:hAnsi="Times New Roman"/>
-                <w:b w:val="0"/>
-                <w:i w:val="0"/>
-                <w:sz w:val="18"/>
-              </w:rPr>
-              <w:t>+0,23</w:t>
-            </w:r>
-          </w:p>
-        </w:tc>
-        <w:tc>
-          <w:tcPr>
-            <w:tcW w:type="dxa" w:w="1567"/>
-          </w:tcPr>
-          <w:p>
-            <w:r>
-              <w:rPr>
-                <w:rFonts w:ascii="Times New Roman" w:hAnsi="Times New Roman"/>
-                <w:b w:val="0"/>
-                <w:i w:val="0"/>
-                <w:sz w:val="18"/>
-              </w:rPr>
-              <w:t>0,473</w:t>
-            </w:r>
-          </w:p>
-        </w:tc>
-      </w:tr>
-      <w:tr>
-        <w:tc>
-          <w:tcPr>
-            <w:tcW w:type="dxa" w:w="1567"/>
-          </w:tcPr>
-          <w:p>
-            <w:r>
-              <w:rPr>
-                <w:rFonts w:ascii="Times New Roman" w:hAnsi="Times New Roman"/>
-                <w:b w:val="0"/>
-                <w:i w:val="0"/>
-                <w:sz w:val="18"/>
-              </w:rPr>
-              <w:t>Dia 6</w:t>
-            </w:r>
-          </w:p>
-        </w:tc>
-        <w:tc>
-          <w:tcPr>
-            <w:tcW w:type="dxa" w:w="1567"/>
-          </w:tcPr>
-          <w:p>
-            <w:r>
-              <w:rPr>
-                <w:rFonts w:ascii="Times New Roman" w:hAnsi="Times New Roman"/>
-                <w:b w:val="0"/>
-                <w:i w:val="0"/>
-                <w:sz w:val="18"/>
-              </w:rPr>
-              <w:t>4,35</w:t>
-            </w:r>
-          </w:p>
-        </w:tc>
-        <w:tc>
-          <w:tcPr>
-            <w:tcW w:type="dxa" w:w="1567"/>
-          </w:tcPr>
-          <w:p>
-            <w:r>
-              <w:rPr>
-                <w:rFonts w:ascii="Times New Roman" w:hAnsi="Times New Roman"/>
-                <w:b w:val="0"/>
-                <w:i w:val="0"/>
-                <w:sz w:val="18"/>
-              </w:rPr>
-              <w:t>5,20</w:t>
-            </w:r>
-          </w:p>
-        </w:tc>
-        <w:tc>
-          <w:tcPr>
-            <w:tcW w:type="dxa" w:w="1567"/>
-          </w:tcPr>
-          <w:p>
-            <w:r>
-              <w:rPr>
-                <w:rFonts w:ascii="Times New Roman" w:hAnsi="Times New Roman"/>
-                <w:b w:val="0"/>
-                <w:i w:val="0"/>
-                <w:sz w:val="18"/>
-              </w:rPr>
-              <w:t>+0,85</w:t>
-            </w:r>
-          </w:p>
-        </w:tc>
-        <w:tc>
-          <w:tcPr>
-            <w:tcW w:type="dxa" w:w="1567"/>
-          </w:tcPr>
-          <w:p>
-            <w:r>
-              <w:rPr>
-                <w:rFonts w:ascii="Times New Roman" w:hAnsi="Times New Roman"/>
-                <w:b w:val="0"/>
-                <w:i w:val="0"/>
-                <w:sz w:val="18"/>
-              </w:rPr>
-              <w:t>+0,37</w:t>
-            </w:r>
-          </w:p>
-        </w:tc>
-        <w:tc>
-          <w:tcPr>
-            <w:tcW w:type="dxa" w:w="1567"/>
-          </w:tcPr>
-          <w:p>
-            <w:r>
-              <w:rPr>
-                <w:rFonts w:ascii="Times New Roman" w:hAnsi="Times New Roman"/>
-                <w:b w:val="0"/>
-                <w:i w:val="0"/>
-                <w:sz w:val="18"/>
-              </w:rPr>
-              <w:t>0,084</w:t>
-            </w:r>
-          </w:p>
-        </w:tc>
-      </w:tr>
-      <w:tr>
-        <w:tc>
-          <w:tcPr>
-            <w:tcW w:type="dxa" w:w="1567"/>
-          </w:tcPr>
-          <w:p>
-            <w:r>
-              <w:rPr>
-                <w:rFonts w:ascii="Times New Roman" w:hAnsi="Times New Roman"/>
-                <w:b w:val="0"/>
-                <w:i w:val="0"/>
-                <w:sz w:val="18"/>
-              </w:rPr>
-              <w:t>Dia 7</w:t>
-            </w:r>
-          </w:p>
-        </w:tc>
-        <w:tc>
-          <w:tcPr>
-            <w:tcW w:type="dxa" w:w="1567"/>
-          </w:tcPr>
-          <w:p>
-            <w:r>
-              <w:rPr>
-                <w:rFonts w:ascii="Times New Roman" w:hAnsi="Times New Roman"/>
-                <w:b w:val="0"/>
-                <w:i w:val="0"/>
-                <w:sz w:val="18"/>
-              </w:rPr>
-              <w:t>4,69</w:t>
-            </w:r>
-          </w:p>
-        </w:tc>
-        <w:tc>
-          <w:tcPr>
-            <w:tcW w:type="dxa" w:w="1567"/>
-          </w:tcPr>
-          <w:p>
-            <w:r>
-              <w:rPr>
-                <w:rFonts w:ascii="Times New Roman" w:hAnsi="Times New Roman"/>
-                <w:b w:val="0"/>
-                <w:i w:val="0"/>
-                <w:sz w:val="18"/>
-              </w:rPr>
-              <w:t>5,56</w:t>
-            </w:r>
-          </w:p>
-        </w:tc>
-        <w:tc>
-          <w:tcPr>
-            <w:tcW w:type="dxa" w:w="1567"/>
-          </w:tcPr>
-          <w:p>
-            <w:r>
-              <w:rPr>
-                <w:rFonts w:ascii="Times New Roman" w:hAnsi="Times New Roman"/>
-                <w:b w:val="0"/>
-                <w:i w:val="0"/>
-                <w:sz w:val="18"/>
-              </w:rPr>
-              <w:t>+0,88</w:t>
-            </w:r>
-          </w:p>
-        </w:tc>
-        <w:tc>
-          <w:tcPr>
-            <w:tcW w:type="dxa" w:w="1567"/>
-          </w:tcPr>
-          <w:p>
-            <w:r>
-              <w:rPr>
-                <w:rFonts w:ascii="Times New Roman" w:hAnsi="Times New Roman"/>
-                <w:b w:val="0"/>
-                <w:i w:val="0"/>
-                <w:sz w:val="18"/>
-              </w:rPr>
-              <w:t>+0,57</w:t>
-            </w:r>
-          </w:p>
-        </w:tc>
-        <w:tc>
-          <w:tcPr>
-            <w:tcW w:type="dxa" w:w="1567"/>
-          </w:tcPr>
-          <w:p>
-            <w:r>
-              <w:rPr>
-                <w:rFonts w:ascii="Times New Roman" w:hAnsi="Times New Roman"/>
-                <w:b w:val="0"/>
-                <w:i w:val="0"/>
-                <w:sz w:val="18"/>
-              </w:rPr>
-              <w:t>0,043*</w:t>
-            </w:r>
-          </w:p>
-        </w:tc>
-      </w:tr>
-    </w:tbl>
-    <w:p>
-      <w:pPr>
-        <w:spacing w:after="160" w:line="240" w:lineRule="auto"/>
-        <w:jc w:val="left"/>
-      </w:pPr>
-      <w:r>
-        <w:rPr>
-          <w:rFonts w:ascii="Times New Roman" w:hAnsi="Times New Roman"/>
-          <w:b w:val="0"/>
-          <w:i w:val="0"/>
-          <w:sz w:val="20"/>
-        </w:rPr>
-        <w:t>Fonte: Dados da pesquisa (2026).</w:t>
-      </w:r>
-    </w:p>
-    <w:p>
-      <w:pPr>
-        <w:spacing w:before="160" w:line="240" w:lineRule="auto"/>
+        <w:spacing w:before="120" w:line="240" w:lineRule="auto"/>
         <w:jc w:val="center"/>
       </w:pPr>
       <w:r>
@@ -7064,7 +1246,7 @@
           <w:i w:val="0"/>
           <w:sz w:val="20"/>
         </w:rPr>
-        <w:t>Figura 7 – Média pré e pós por dia para as quatro variáveis</w:t>
+        <w:t>Figura 3 – Comportamento semanal das quatro variáveis (M ± DP; suavização LOWESS pontilhada)</w:t>
       </w:r>
     </w:p>
     <w:p>
@@ -7074,8 +1256,8 @@
       <w:r>
         <w:drawing>
           <wp:inline xmlns:a="http://schemas.openxmlformats.org/drawingml/2006/main" xmlns:pic="http://schemas.openxmlformats.org/drawingml/2006/picture">
-            <wp:extent cx="5486400" cy="3086100"/>
-            <wp:docPr id="7" name="Picture 7"/>
+            <wp:extent cx="5120640" cy="2880360"/>
+            <wp:docPr id="3" name="Picture 3"/>
             <wp:cNvGraphicFramePr>
               <a:graphicFrameLocks noChangeAspect="1"/>
             </wp:cNvGraphicFramePr>
@@ -7083,11 +1265,11 @@
               <a:graphicData uri="http://schemas.openxmlformats.org/drawingml/2006/picture">
                 <pic:pic>
                   <pic:nvPicPr>
-                    <pic:cNvPr id="0" name="sem_f_prepos.png"/>
+                    <pic:cNvPr id="0" name="sem_f_trajetoria.png"/>
                     <pic:cNvPicPr/>
                   </pic:nvPicPr>
                   <pic:blipFill>
-                    <a:blip r:embed="rId15"/>
+                    <a:blip r:embed="rId11"/>
                     <a:stretch>
                       <a:fillRect/>
                     </a:stretch>
@@ -7095,7 +1277,7 @@
                   <pic:spPr>
                     <a:xfrm>
                       <a:off x="0" y="0"/>
-                      <a:ext cx="5486400" cy="3086100"/>
+                      <a:ext cx="5120640" cy="2880360"/>
                     </a:xfrm>
                     <a:prstGeom prst="rect"/>
                   </pic:spPr>
@@ -7108,7 +1290,7 @@
     </w:p>
     <w:p>
       <w:pPr>
-        <w:spacing w:after="160" w:line="240" w:lineRule="auto"/>
+        <w:spacing w:after="120" w:line="240" w:lineRule="auto"/>
         <w:jc w:val="center"/>
       </w:pPr>
       <w:r>
@@ -7123,500 +1305,7 @@
     </w:p>
     <w:p>
       <w:pPr>
-        <w:spacing w:before="160" w:after="80"/>
-        <w:jc w:val="left"/>
-      </w:pPr>
-      <w:r>
-        <w:rPr>
-          <w:rFonts w:ascii="Times New Roman" w:hAnsi="Times New Roman"/>
-          <w:b/>
-          <w:i w:val="0"/>
-          <w:sz w:val="24"/>
-        </w:rPr>
-        <w:t>4.6 Percentuais, variação e sensibilidade das variáveis</w:t>
-      </w:r>
-    </w:p>
-    <w:p>
-      <w:pPr>
-        <w:spacing w:before="160" w:line="240" w:lineRule="auto"/>
-        <w:jc w:val="left"/>
-      </w:pPr>
-      <w:r>
-        <w:rPr>
-          <w:rFonts w:ascii="Times New Roman" w:hAnsi="Times New Roman"/>
-          <w:b w:val="0"/>
-          <w:i w:val="0"/>
-          <w:sz w:val="20"/>
-        </w:rPr>
-        <w:t>Tabela 10 – Sensibilidade/responsividade das variáveis (ordenado pelo efeito crônico)</w:t>
-      </w:r>
-    </w:p>
-    <w:tbl>
-      <w:tblPr>
-        <w:tblW w:type="auto" w:w="0"/>
-        <w:jc w:val="center"/>
-        <w:tblLook w:firstColumn="1" w:firstRow="1" w:lastColumn="0" w:lastRow="0" w:noHBand="0" w:noVBand="1" w:val="04A0"/>
-        <w:tblBorders>
-          <w:top w:val="single" w:sz="6" w:space="0" w:color="000000"/>
-          <w:bottom w:val="single" w:sz="6" w:space="0" w:color="000000"/>
-          <w:insideH w:val="single" w:sz="6" w:space="0" w:color="000000"/>
-          <w:left w:val="none"/>
-          <w:right w:val="none"/>
-          <w:insideV w:val="none"/>
-        </w:tblBorders>
-      </w:tblPr>
-      <w:tblGrid>
-        <w:gridCol w:w="1881"/>
-        <w:gridCol w:w="1881"/>
-        <w:gridCol w:w="1881"/>
-        <w:gridCol w:w="1881"/>
-        <w:gridCol w:w="1881"/>
-      </w:tblGrid>
-      <w:tr>
-        <w:tc>
-          <w:tcPr>
-            <w:tcW w:type="dxa" w:w="1881"/>
-          </w:tcPr>
-          <w:p>
-            <w:r>
-              <w:rPr>
-                <w:rFonts w:ascii="Times New Roman" w:hAnsi="Times New Roman"/>
-                <w:b/>
-                <w:i w:val="0"/>
-                <w:sz w:val="20"/>
-              </w:rPr>
-              <w:t>Variável</w:t>
-            </w:r>
-          </w:p>
-        </w:tc>
-        <w:tc>
-          <w:tcPr>
-            <w:tcW w:type="dxa" w:w="1881"/>
-          </w:tcPr>
-          <w:p>
-            <w:r>
-              <w:rPr>
-                <w:rFonts w:ascii="Times New Roman" w:hAnsi="Times New Roman"/>
-                <w:b/>
-                <w:i w:val="0"/>
-                <w:sz w:val="20"/>
-              </w:rPr>
-              <w:t>|dz| agudo</w:t>
-            </w:r>
-          </w:p>
-        </w:tc>
-        <w:tc>
-          <w:tcPr>
-            <w:tcW w:type="dxa" w:w="1881"/>
-          </w:tcPr>
-          <w:p>
-            <w:r>
-              <w:rPr>
-                <w:rFonts w:ascii="Times New Roman" w:hAnsi="Times New Roman"/>
-                <w:b/>
-                <w:i w:val="0"/>
-                <w:sz w:val="20"/>
-              </w:rPr>
-              <w:t>|dz| crônico</w:t>
-            </w:r>
-          </w:p>
-        </w:tc>
-        <w:tc>
-          <w:tcPr>
-            <w:tcW w:type="dxa" w:w="1881"/>
-          </w:tcPr>
-          <w:p>
-            <w:r>
-              <w:rPr>
-                <w:rFonts w:ascii="Times New Roman" w:hAnsi="Times New Roman"/>
-                <w:b/>
-                <w:i w:val="0"/>
-                <w:sz w:val="20"/>
-              </w:rPr>
-              <w:t>SNR</w:t>
-            </w:r>
-          </w:p>
-        </w:tc>
-        <w:tc>
-          <w:tcPr>
-            <w:tcW w:type="dxa" w:w="1881"/>
-          </w:tcPr>
-          <w:p>
-            <w:r>
-              <w:rPr>
-                <w:rFonts w:ascii="Times New Roman" w:hAnsi="Times New Roman"/>
-                <w:b/>
-                <w:i w:val="0"/>
-                <w:sz w:val="20"/>
-              </w:rPr>
-              <w:t>% sinal</w:t>
-            </w:r>
-          </w:p>
-        </w:tc>
-      </w:tr>
-      <w:tr>
-        <w:tc>
-          <w:tcPr>
-            <w:tcW w:type="dxa" w:w="1881"/>
-          </w:tcPr>
-          <w:p>
-            <w:r>
-              <w:rPr>
-                <w:rFonts w:ascii="Times New Roman" w:hAnsi="Times New Roman"/>
-                <w:b w:val="0"/>
-                <w:i w:val="0"/>
-                <w:sz w:val="20"/>
-              </w:rPr>
-              <w:t>Fadiga física</w:t>
-            </w:r>
-          </w:p>
-        </w:tc>
-        <w:tc>
-          <w:tcPr>
-            <w:tcW w:type="dxa" w:w="1881"/>
-          </w:tcPr>
-          <w:p>
-            <w:r>
-              <w:rPr>
-                <w:rFonts w:ascii="Times New Roman" w:hAnsi="Times New Roman"/>
-                <w:b w:val="0"/>
-                <w:i w:val="0"/>
-                <w:sz w:val="20"/>
-              </w:rPr>
-              <w:t>1,08</w:t>
-            </w:r>
-          </w:p>
-        </w:tc>
-        <w:tc>
-          <w:tcPr>
-            <w:tcW w:type="dxa" w:w="1881"/>
-          </w:tcPr>
-          <w:p>
-            <w:r>
-              <w:rPr>
-                <w:rFonts w:ascii="Times New Roman" w:hAnsi="Times New Roman"/>
-                <w:b w:val="0"/>
-                <w:i w:val="0"/>
-                <w:sz w:val="20"/>
-              </w:rPr>
-              <w:t>1,69</w:t>
-            </w:r>
-          </w:p>
-        </w:tc>
-        <w:tc>
-          <w:tcPr>
-            <w:tcW w:type="dxa" w:w="1881"/>
-          </w:tcPr>
-          <w:p>
-            <w:r>
-              <w:rPr>
-                <w:rFonts w:ascii="Times New Roman" w:hAnsi="Times New Roman"/>
-                <w:b w:val="0"/>
-                <w:i w:val="0"/>
-                <w:sz w:val="20"/>
-              </w:rPr>
-              <w:t>1,82</w:t>
-            </w:r>
-          </w:p>
-        </w:tc>
-        <w:tc>
-          <w:tcPr>
-            <w:tcW w:type="dxa" w:w="1881"/>
-          </w:tcPr>
-          <w:p>
-            <w:r>
-              <w:rPr>
-                <w:rFonts w:ascii="Times New Roman" w:hAnsi="Times New Roman"/>
-                <w:b w:val="0"/>
-                <w:i w:val="0"/>
-                <w:sz w:val="20"/>
-              </w:rPr>
-              <w:t>13%</w:t>
-            </w:r>
-          </w:p>
-        </w:tc>
-      </w:tr>
-      <w:tr>
-        <w:tc>
-          <w:tcPr>
-            <w:tcW w:type="dxa" w:w="1881"/>
-          </w:tcPr>
-          <w:p>
-            <w:r>
-              <w:rPr>
-                <w:rFonts w:ascii="Times New Roman" w:hAnsi="Times New Roman"/>
-                <w:b w:val="0"/>
-                <w:i w:val="0"/>
-                <w:sz w:val="20"/>
-              </w:rPr>
-              <w:t>Vigor</w:t>
-            </w:r>
-          </w:p>
-        </w:tc>
-        <w:tc>
-          <w:tcPr>
-            <w:tcW w:type="dxa" w:w="1881"/>
-          </w:tcPr>
-          <w:p>
-            <w:r>
-              <w:rPr>
-                <w:rFonts w:ascii="Times New Roman" w:hAnsi="Times New Roman"/>
-                <w:b w:val="0"/>
-                <w:i w:val="0"/>
-                <w:sz w:val="20"/>
-              </w:rPr>
-              <w:t>0,74</w:t>
-            </w:r>
-          </w:p>
-        </w:tc>
-        <w:tc>
-          <w:tcPr>
-            <w:tcW w:type="dxa" w:w="1881"/>
-          </w:tcPr>
-          <w:p>
-            <w:r>
-              <w:rPr>
-                <w:rFonts w:ascii="Times New Roman" w:hAnsi="Times New Roman"/>
-                <w:b w:val="0"/>
-                <w:i w:val="0"/>
-                <w:sz w:val="20"/>
-              </w:rPr>
-              <w:t>1,09</w:t>
-            </w:r>
-          </w:p>
-        </w:tc>
-        <w:tc>
-          <w:tcPr>
-            <w:tcW w:type="dxa" w:w="1881"/>
-          </w:tcPr>
-          <w:p>
-            <w:r>
-              <w:rPr>
-                <w:rFonts w:ascii="Times New Roman" w:hAnsi="Times New Roman"/>
-                <w:b w:val="0"/>
-                <w:i w:val="0"/>
-                <w:sz w:val="20"/>
-              </w:rPr>
-              <w:t>1,52</w:t>
-            </w:r>
-          </w:p>
-        </w:tc>
-        <w:tc>
-          <w:tcPr>
-            <w:tcW w:type="dxa" w:w="1881"/>
-          </w:tcPr>
-          <w:p>
-            <w:r>
-              <w:rPr>
-                <w:rFonts w:ascii="Times New Roman" w:hAnsi="Times New Roman"/>
-                <w:b w:val="0"/>
-                <w:i w:val="0"/>
-                <w:sz w:val="20"/>
-              </w:rPr>
-              <w:t>7%</w:t>
-            </w:r>
-          </w:p>
-        </w:tc>
-      </w:tr>
-      <w:tr>
-        <w:tc>
-          <w:tcPr>
-            <w:tcW w:type="dxa" w:w="1881"/>
-          </w:tcPr>
-          <w:p>
-            <w:r>
-              <w:rPr>
-                <w:rFonts w:ascii="Times New Roman" w:hAnsi="Times New Roman"/>
-                <w:b w:val="0"/>
-                <w:i w:val="0"/>
-                <w:sz w:val="20"/>
-              </w:rPr>
-              <w:t>Fadiga (BRUMS)</w:t>
-            </w:r>
-          </w:p>
-        </w:tc>
-        <w:tc>
-          <w:tcPr>
-            <w:tcW w:type="dxa" w:w="1881"/>
-          </w:tcPr>
-          <w:p>
-            <w:r>
-              <w:rPr>
-                <w:rFonts w:ascii="Times New Roman" w:hAnsi="Times New Roman"/>
-                <w:b w:val="0"/>
-                <w:i w:val="0"/>
-                <w:sz w:val="20"/>
-              </w:rPr>
-              <w:t>0,60</w:t>
-            </w:r>
-          </w:p>
-        </w:tc>
-        <w:tc>
-          <w:tcPr>
-            <w:tcW w:type="dxa" w:w="1881"/>
-          </w:tcPr>
-          <w:p>
-            <w:r>
-              <w:rPr>
-                <w:rFonts w:ascii="Times New Roman" w:hAnsi="Times New Roman"/>
-                <w:b w:val="0"/>
-                <w:i w:val="0"/>
-                <w:sz w:val="20"/>
-              </w:rPr>
-              <w:t>0,68</w:t>
-            </w:r>
-          </w:p>
-        </w:tc>
-        <w:tc>
-          <w:tcPr>
-            <w:tcW w:type="dxa" w:w="1881"/>
-          </w:tcPr>
-          <w:p>
-            <w:r>
-              <w:rPr>
-                <w:rFonts w:ascii="Times New Roman" w:hAnsi="Times New Roman"/>
-                <w:b w:val="0"/>
-                <w:i w:val="0"/>
-                <w:sz w:val="20"/>
-              </w:rPr>
-              <w:t>1,29</w:t>
-            </w:r>
-          </w:p>
-        </w:tc>
-        <w:tc>
-          <w:tcPr>
-            <w:tcW w:type="dxa" w:w="1881"/>
-          </w:tcPr>
-          <w:p>
-            <w:r>
-              <w:rPr>
-                <w:rFonts w:ascii="Times New Roman" w:hAnsi="Times New Roman"/>
-                <w:b w:val="0"/>
-                <w:i w:val="0"/>
-                <w:sz w:val="20"/>
-              </w:rPr>
-              <w:t>4%</w:t>
-            </w:r>
-          </w:p>
-        </w:tc>
-      </w:tr>
-      <w:tr>
-        <w:tc>
-          <w:tcPr>
-            <w:tcW w:type="dxa" w:w="1881"/>
-          </w:tcPr>
-          <w:p>
-            <w:r>
-              <w:rPr>
-                <w:rFonts w:ascii="Times New Roman" w:hAnsi="Times New Roman"/>
-                <w:b w:val="0"/>
-                <w:i w:val="0"/>
-                <w:sz w:val="20"/>
-              </w:rPr>
-              <w:t>Fadiga mental</w:t>
-            </w:r>
-          </w:p>
-        </w:tc>
-        <w:tc>
-          <w:tcPr>
-            <w:tcW w:type="dxa" w:w="1881"/>
-          </w:tcPr>
-          <w:p>
-            <w:r>
-              <w:rPr>
-                <w:rFonts w:ascii="Times New Roman" w:hAnsi="Times New Roman"/>
-                <w:b w:val="0"/>
-                <w:i w:val="0"/>
-                <w:sz w:val="20"/>
-              </w:rPr>
-              <w:t>0,53</w:t>
-            </w:r>
-          </w:p>
-        </w:tc>
-        <w:tc>
-          <w:tcPr>
-            <w:tcW w:type="dxa" w:w="1881"/>
-          </w:tcPr>
-          <w:p>
-            <w:r>
-              <w:rPr>
-                <w:rFonts w:ascii="Times New Roman" w:hAnsi="Times New Roman"/>
-                <w:b w:val="0"/>
-                <w:i w:val="0"/>
-                <w:sz w:val="20"/>
-              </w:rPr>
-              <w:t>0,33</w:t>
-            </w:r>
-          </w:p>
-        </w:tc>
-        <w:tc>
-          <w:tcPr>
-            <w:tcW w:type="dxa" w:w="1881"/>
-          </w:tcPr>
-          <w:p>
-            <w:r>
-              <w:rPr>
-                <w:rFonts w:ascii="Times New Roman" w:hAnsi="Times New Roman"/>
-                <w:b w:val="0"/>
-                <w:i w:val="0"/>
-                <w:sz w:val="20"/>
-              </w:rPr>
-              <w:t>0,48</w:t>
-            </w:r>
-          </w:p>
-        </w:tc>
-        <w:tc>
-          <w:tcPr>
-            <w:tcW w:type="dxa" w:w="1881"/>
-          </w:tcPr>
-          <w:p>
-            <w:r>
-              <w:rPr>
-                <w:rFonts w:ascii="Times New Roman" w:hAnsi="Times New Roman"/>
-                <w:b w:val="0"/>
-                <w:i w:val="0"/>
-                <w:sz w:val="20"/>
-              </w:rPr>
-              <w:t>1%</w:t>
-            </w:r>
-          </w:p>
-        </w:tc>
-      </w:tr>
-    </w:tbl>
-    <w:p>
-      <w:pPr>
-        <w:spacing w:after="160" w:line="240" w:lineRule="auto"/>
-        <w:jc w:val="left"/>
-      </w:pPr>
-      <w:r>
-        <w:rPr>
-          <w:rFonts w:ascii="Times New Roman" w:hAnsi="Times New Roman"/>
-          <w:b w:val="0"/>
-          <w:i w:val="0"/>
-          <w:sz w:val="20"/>
-        </w:rPr>
-        <w:t>Fonte: Dados da pesquisa (2026).</w:t>
-      </w:r>
-    </w:p>
-    <w:p>
-      <w:pPr>
-        <w:spacing w:line="360" w:lineRule="auto"/>
-        <w:ind w:firstLine="709"/>
-        <w:jc w:val="both"/>
-      </w:pPr>
-      <w:r>
-        <w:rPr>
-          <w:rFonts w:ascii="Times New Roman" w:hAnsi="Times New Roman"/>
-          <w:b w:val="0"/>
-          <w:i w:val="0"/>
-          <w:sz w:val="24"/>
-        </w:rPr>
-        <w:t>A ordenação por magnitude de efeito revela uma hierarquia clara de responsividade: a fadiga física é a variável mais sensível, tanto no efeito agudo (|dz| = 1,08) quanto no crônico (|dz| = 1,69), seguida do vigor; a fadiga do BRUMS ocupa posição intermediária e a fadiga mental é a menos responsiva (|dz| crônico = 0,33; SNR &lt; 1). A fadiga física reúne também a maior fração de sinal da semana (13%) e a melhor relação sinal-ruído (1,82), qualificando-a como o marcador de eleição para o monitoramento neste período.</w:t>
-      </w:r>
-    </w:p>
-    <w:p>
-      <w:pPr>
-        <w:spacing w:before="160" w:line="240" w:lineRule="auto"/>
+        <w:spacing w:before="120" w:line="240" w:lineRule="auto"/>
         <w:jc w:val="center"/>
       </w:pPr>
       <w:r>
@@ -7626,7 +1315,7 @@
           <w:i w:val="0"/>
           <w:sz w:val="20"/>
         </w:rPr>
-        <w:t>Figura 8 – Tamanho de efeito (|dz|) agudo (pré→pós) versus crônico (Dia 1→Dia 7)</w:t>
+        <w:t>Figura 4 – Deterioração do eixo energia–fadiga em escores padronizados (z): vigor declina, fadiga e fadiga física ascendem</w:t>
       </w:r>
     </w:p>
     <w:p>
@@ -7637,7 +1326,7 @@
         <w:drawing>
           <wp:inline xmlns:a="http://schemas.openxmlformats.org/drawingml/2006/main" xmlns:pic="http://schemas.openxmlformats.org/drawingml/2006/picture">
             <wp:extent cx="4937760" cy="2777490"/>
-            <wp:docPr id="8" name="Picture 8"/>
+            <wp:docPr id="4" name="Picture 4"/>
             <wp:cNvGraphicFramePr>
               <a:graphicFrameLocks noChangeAspect="1"/>
             </wp:cNvGraphicFramePr>
@@ -7645,11 +1334,11 @@
               <a:graphicData uri="http://schemas.openxmlformats.org/drawingml/2006/picture">
                 <pic:pic>
                   <pic:nvPicPr>
-                    <pic:cNvPr id="0" name="sem_f_agudo_cronico.png"/>
+                    <pic:cNvPr id="0" name="sem_f_deterioracao.png"/>
                     <pic:cNvPicPr/>
                   </pic:nvPicPr>
                   <pic:blipFill>
-                    <a:blip r:embed="rId16"/>
+                    <a:blip r:embed="rId12"/>
                     <a:stretch>
                       <a:fillRect/>
                     </a:stretch>
@@ -7670,7 +1359,7 @@
     </w:p>
     <w:p>
       <w:pPr>
-        <w:spacing w:after="160" w:line="240" w:lineRule="auto"/>
+        <w:spacing w:after="120" w:line="240" w:lineRule="auto"/>
         <w:jc w:val="center"/>
       </w:pPr>
       <w:r>
@@ -7685,7 +1374,7 @@
     </w:p>
     <w:p>
       <w:pPr>
-        <w:spacing w:before="160" w:after="80"/>
+        <w:spacing w:before="120" w:after="40"/>
         <w:jc w:val="left"/>
       </w:pPr>
       <w:r>
@@ -7695,12 +1384,12 @@
           <w:i w:val="0"/>
           <w:sz w:val="24"/>
         </w:rPr>
-        <w:t>4.7 Limites, derivadas e pontos de inflexão</w:t>
+        <w:t>4.4 Comparação geral do grupo: linha de base (Dia 1, pré) versus último dia (Dia 7, pós)</w:t>
       </w:r>
     </w:p>
     <w:p>
       <w:pPr>
-        <w:spacing w:before="160" w:line="240" w:lineRule="auto"/>
+        <w:spacing w:before="120" w:line="240" w:lineRule="auto"/>
         <w:jc w:val="left"/>
       </w:pPr>
       <w:r>
@@ -7710,7 +1399,7 @@
           <w:i w:val="0"/>
           <w:sz w:val="20"/>
         </w:rPr>
-        <w:t>Tabela 11 – Limites, derivadas (velocidade no D1 e D7) e ponto de inflexão por variável</w:t>
+        <w:t>Tabela 3 – Humor e fadiga na linha de base (Dia 1, pré) e no último dia (Dia 7, pós); comparação pareada (Wilcoxon)</w:t>
       </w:r>
     </w:p>
     <w:tbl>
@@ -7747,7 +1436,7 @@
                 <w:rFonts w:ascii="Times New Roman" w:hAnsi="Times New Roman"/>
                 <w:b/>
                 <w:i w:val="0"/>
-                <w:sz w:val="20"/>
+                <w:sz w:val="19"/>
               </w:rPr>
               <w:t>Variável</w:t>
             </w:r>
@@ -7763,9 +1452,9 @@
                 <w:rFonts w:ascii="Times New Roman" w:hAnsi="Times New Roman"/>
                 <w:b/>
                 <w:i w:val="0"/>
-                <w:sz w:val="20"/>
+                <w:sz w:val="19"/>
               </w:rPr>
-              <w:t>Mín.–Máx.</w:t>
+              <w:t>Pré D1 (M ± DP)</w:t>
             </w:r>
           </w:p>
         </w:tc>
@@ -7779,9 +1468,9 @@
                 <w:rFonts w:ascii="Times New Roman" w:hAnsi="Times New Roman"/>
                 <w:b/>
                 <w:i w:val="0"/>
-                <w:sz w:val="20"/>
+                <w:sz w:val="19"/>
               </w:rPr>
-              <w:t>Amplitude</w:t>
+              <w:t>Pós D7 (M ± DP)</w:t>
             </w:r>
           </w:p>
         </w:tc>
@@ -7795,9 +1484,9 @@
                 <w:rFonts w:ascii="Times New Roman" w:hAnsi="Times New Roman"/>
                 <w:b/>
                 <w:i w:val="0"/>
-                <w:sz w:val="20"/>
+                <w:sz w:val="19"/>
               </w:rPr>
-              <w:t>Vel. D1</w:t>
+              <w:t>Δ</w:t>
             </w:r>
           </w:p>
         </w:tc>
@@ -7811,9 +1500,9 @@
                 <w:rFonts w:ascii="Times New Roman" w:hAnsi="Times New Roman"/>
                 <w:b/>
                 <w:i w:val="0"/>
-                <w:sz w:val="20"/>
+                <w:sz w:val="19"/>
               </w:rPr>
-              <w:t>Vel. D7</w:t>
+              <w:t>% mud.</w:t>
             </w:r>
           </w:p>
         </w:tc>
@@ -7827,9 +1516,9 @@
                 <w:rFonts w:ascii="Times New Roman" w:hAnsi="Times New Roman"/>
                 <w:b/>
                 <w:i w:val="0"/>
-                <w:sz w:val="20"/>
+                <w:sz w:val="19"/>
               </w:rPr>
-              <w:t>Inflexão</w:t>
+              <w:t>dz</w:t>
             </w:r>
           </w:p>
         </w:tc>
@@ -7843,9 +1532,9 @@
                 <w:rFonts w:ascii="Times New Roman" w:hAnsi="Times New Roman"/>
                 <w:b/>
                 <w:i w:val="0"/>
-                <w:sz w:val="20"/>
+                <w:sz w:val="19"/>
               </w:rPr>
-              <w:t>Viradas (vel = 0)</w:t>
+              <w:t>p</w:t>
             </w:r>
           </w:p>
         </w:tc>
@@ -7861,7 +1550,7 @@
                 <w:rFonts w:ascii="Times New Roman" w:hAnsi="Times New Roman"/>
                 <w:b w:val="0"/>
                 <w:i w:val="0"/>
-                <w:sz w:val="20"/>
+                <w:sz w:val="19"/>
               </w:rPr>
               <w:t>Vigor</w:t>
             </w:r>
@@ -7877,9 +1566,9 @@
                 <w:rFonts w:ascii="Times New Roman" w:hAnsi="Times New Roman"/>
                 <w:b w:val="0"/>
                 <w:i w:val="0"/>
-                <w:sz w:val="20"/>
+                <w:sz w:val="19"/>
               </w:rPr>
-              <w:t>0–15</w:t>
+              <w:t>8,25 ± 3,32</w:t>
             </w:r>
           </w:p>
         </w:tc>
@@ -7893,9 +1582,9 @@
                 <w:rFonts w:ascii="Times New Roman" w:hAnsi="Times New Roman"/>
                 <w:b w:val="0"/>
                 <w:i w:val="0"/>
-                <w:sz w:val="20"/>
+                <w:sz w:val="19"/>
               </w:rPr>
-              <w:t>15</w:t>
+              <w:t>4,38 ± 2,83</w:t>
             </w:r>
           </w:p>
         </w:tc>
@@ -7909,9 +1598,9 @@
                 <w:rFonts w:ascii="Times New Roman" w:hAnsi="Times New Roman"/>
                 <w:b w:val="0"/>
                 <w:i w:val="0"/>
-                <w:sz w:val="20"/>
+                <w:sz w:val="19"/>
               </w:rPr>
-              <w:t>-2,52</w:t>
+              <w:t>-3,88</w:t>
             </w:r>
           </w:p>
         </w:tc>
@@ -7925,9 +1614,9 @@
                 <w:rFonts w:ascii="Times New Roman" w:hAnsi="Times New Roman"/>
                 <w:b w:val="0"/>
                 <w:i w:val="0"/>
-                <w:sz w:val="20"/>
+                <w:sz w:val="19"/>
               </w:rPr>
-              <w:t>-2,01</w:t>
+              <w:t>-47%</w:t>
             </w:r>
           </w:p>
         </w:tc>
@@ -7941,9 +1630,9 @@
                 <w:rFonts w:ascii="Times New Roman" w:hAnsi="Times New Roman"/>
                 <w:b w:val="0"/>
                 <w:i w:val="0"/>
-                <w:sz w:val="20"/>
+                <w:sz w:val="19"/>
               </w:rPr>
-              <w:t>dia 4,1</w:t>
+              <w:t>-1,02</w:t>
             </w:r>
           </w:p>
         </w:tc>
@@ -7957,9 +1646,9 @@
                 <w:rFonts w:ascii="Times New Roman" w:hAnsi="Times New Roman"/>
                 <w:b w:val="0"/>
                 <w:i w:val="0"/>
-                <w:sz w:val="20"/>
+                <w:sz w:val="19"/>
               </w:rPr>
-              <w:t>3,1, 5,2</w:t>
+              <w:t>0,004</w:t>
             </w:r>
           </w:p>
         </w:tc>
@@ -7975,7 +1664,7 @@
                 <w:rFonts w:ascii="Times New Roman" w:hAnsi="Times New Roman"/>
                 <w:b w:val="0"/>
                 <w:i w:val="0"/>
-                <w:sz w:val="20"/>
+                <w:sz w:val="19"/>
               </w:rPr>
               <w:t>Fadiga (BRUMS)</w:t>
             </w:r>
@@ -7991,9 +1680,9 @@
                 <w:rFonts w:ascii="Times New Roman" w:hAnsi="Times New Roman"/>
                 <w:b w:val="0"/>
                 <w:i w:val="0"/>
-                <w:sz w:val="20"/>
+                <w:sz w:val="19"/>
               </w:rPr>
-              <w:t>0–16</w:t>
+              <w:t>3,62 ± 3,26</w:t>
             </w:r>
           </w:p>
         </w:tc>
@@ -8007,9 +1696,9 @@
                 <w:rFonts w:ascii="Times New Roman" w:hAnsi="Times New Roman"/>
                 <w:b w:val="0"/>
                 <w:i w:val="0"/>
-                <w:sz w:val="20"/>
+                <w:sz w:val="19"/>
               </w:rPr>
-              <w:t>16</w:t>
+              <w:t>7,81 ± 4,40</w:t>
             </w:r>
           </w:p>
         </w:tc>
@@ -8023,9 +1712,9 @@
                 <w:rFonts w:ascii="Times New Roman" w:hAnsi="Times New Roman"/>
                 <w:b w:val="0"/>
                 <w:i w:val="0"/>
-                <w:sz w:val="20"/>
+                <w:sz w:val="19"/>
               </w:rPr>
-              <w:t>+1,35</w:t>
+              <w:t>+4,19</w:t>
             </w:r>
           </w:p>
         </w:tc>
@@ -8039,9 +1728,9 @@
                 <w:rFonts w:ascii="Times New Roman" w:hAnsi="Times New Roman"/>
                 <w:b w:val="0"/>
                 <w:i w:val="0"/>
-                <w:sz w:val="20"/>
+                <w:sz w:val="19"/>
               </w:rPr>
-              <w:t>+1,91</w:t>
+              <w:t>+116%</w:t>
             </w:r>
           </w:p>
         </w:tc>
@@ -8055,9 +1744,9 @@
                 <w:rFonts w:ascii="Times New Roman" w:hAnsi="Times New Roman"/>
                 <w:b w:val="0"/>
                 <w:i w:val="0"/>
-                <w:sz w:val="20"/>
+                <w:sz w:val="19"/>
               </w:rPr>
-              <w:t>dia 3,7</w:t>
+              <w:t>+0,78</w:t>
             </w:r>
           </w:p>
         </w:tc>
@@ -8071,9 +1760,9 @@
                 <w:rFonts w:ascii="Times New Roman" w:hAnsi="Times New Roman"/>
                 <w:b w:val="0"/>
                 <w:i w:val="0"/>
-                <w:sz w:val="20"/>
+                <w:sz w:val="19"/>
               </w:rPr>
-              <w:t>—</w:t>
+              <w:t>0,017</w:t>
             </w:r>
           </w:p>
         </w:tc>
@@ -8089,7 +1778,7 @@
                 <w:rFonts w:ascii="Times New Roman" w:hAnsi="Times New Roman"/>
                 <w:b w:val="0"/>
                 <w:i w:val="0"/>
-                <w:sz w:val="20"/>
+                <w:sz w:val="19"/>
               </w:rPr>
               <w:t>Fadiga física</w:t>
             </w:r>
@@ -8105,9 +1794,9 @@
                 <w:rFonts w:ascii="Times New Roman" w:hAnsi="Times New Roman"/>
                 <w:b w:val="0"/>
                 <w:i w:val="0"/>
-                <w:sz w:val="20"/>
+                <w:sz w:val="19"/>
               </w:rPr>
-              <w:t>0–10</w:t>
+              <w:t>3,69 ± 2,41</w:t>
             </w:r>
           </w:p>
         </w:tc>
@@ -8121,9 +1810,9 @@
                 <w:rFonts w:ascii="Times New Roman" w:hAnsi="Times New Roman"/>
                 <w:b w:val="0"/>
                 <w:i w:val="0"/>
-                <w:sz w:val="20"/>
+                <w:sz w:val="19"/>
               </w:rPr>
-              <w:t>10</w:t>
+              <w:t>8,44 ± 1,50</w:t>
             </w:r>
           </w:p>
         </w:tc>
@@ -8137,9 +1826,9 @@
                 <w:rFonts w:ascii="Times New Roman" w:hAnsi="Times New Roman"/>
                 <w:b w:val="0"/>
                 <w:i w:val="0"/>
-                <w:sz w:val="20"/>
+                <w:sz w:val="19"/>
               </w:rPr>
-              <w:t>+1,80</w:t>
+              <w:t>+4,75</w:t>
             </w:r>
           </w:p>
         </w:tc>
@@ -8153,9 +1842,9 @@
                 <w:rFonts w:ascii="Times New Roman" w:hAnsi="Times New Roman"/>
                 <w:b w:val="0"/>
                 <w:i w:val="0"/>
-                <w:sz w:val="20"/>
+                <w:sz w:val="19"/>
               </w:rPr>
-              <w:t>+1,60</w:t>
+              <w:t>+129%</w:t>
             </w:r>
           </w:p>
         </w:tc>
@@ -8169,9 +1858,9 @@
                 <w:rFonts w:ascii="Times New Roman" w:hAnsi="Times New Roman"/>
                 <w:b w:val="0"/>
                 <w:i w:val="0"/>
-                <w:sz w:val="20"/>
+                <w:sz w:val="19"/>
               </w:rPr>
-              <w:t>dia 4,1</w:t>
+              <w:t>+2,12</w:t>
             </w:r>
           </w:p>
         </w:tc>
@@ -8185,9 +1874,9 @@
                 <w:rFonts w:ascii="Times New Roman" w:hAnsi="Times New Roman"/>
                 <w:b w:val="0"/>
                 <w:i w:val="0"/>
-                <w:sz w:val="20"/>
+                <w:sz w:val="19"/>
               </w:rPr>
-              <w:t>3,7, 4,5</w:t>
+              <w:t>&lt;0,001</w:t>
             </w:r>
           </w:p>
         </w:tc>
@@ -8203,7 +1892,7 @@
                 <w:rFonts w:ascii="Times New Roman" w:hAnsi="Times New Roman"/>
                 <w:b w:val="0"/>
                 <w:i w:val="0"/>
-                <w:sz w:val="20"/>
+                <w:sz w:val="19"/>
               </w:rPr>
               <w:t>Fadiga mental</w:t>
             </w:r>
@@ -8219,9 +1908,9 @@
                 <w:rFonts w:ascii="Times New Roman" w:hAnsi="Times New Roman"/>
                 <w:b w:val="0"/>
                 <w:i w:val="0"/>
-                <w:sz w:val="20"/>
+                <w:sz w:val="19"/>
               </w:rPr>
-              <w:t>0–10</w:t>
+              <w:t>4,00 ± 2,16</w:t>
             </w:r>
           </w:p>
         </w:tc>
@@ -8235,9 +1924,9 @@
                 <w:rFonts w:ascii="Times New Roman" w:hAnsi="Times New Roman"/>
                 <w:b w:val="0"/>
                 <w:i w:val="0"/>
-                <w:sz w:val="20"/>
+                <w:sz w:val="19"/>
               </w:rPr>
-              <w:t>10</w:t>
+              <w:t>5,56 ± 3,14</w:t>
             </w:r>
           </w:p>
         </w:tc>
@@ -8251,9 +1940,9 @@
                 <w:rFonts w:ascii="Times New Roman" w:hAnsi="Times New Roman"/>
                 <w:b w:val="0"/>
                 <w:i w:val="0"/>
-                <w:sz w:val="20"/>
+                <w:sz w:val="19"/>
               </w:rPr>
-              <w:t>-0,25</w:t>
+              <w:t>+1,56</w:t>
             </w:r>
           </w:p>
         </w:tc>
@@ -8267,9 +1956,9 @@
                 <w:rFonts w:ascii="Times New Roman" w:hAnsi="Times New Roman"/>
                 <w:b w:val="0"/>
                 <w:i w:val="0"/>
-                <w:sz w:val="20"/>
+                <w:sz w:val="19"/>
               </w:rPr>
-              <w:t>+0,38</w:t>
+              <w:t>+39%</w:t>
             </w:r>
           </w:p>
         </w:tc>
@@ -8283,9 +1972,9 @@
                 <w:rFonts w:ascii="Times New Roman" w:hAnsi="Times New Roman"/>
                 <w:b w:val="0"/>
                 <w:i w:val="0"/>
-                <w:sz w:val="20"/>
+                <w:sz w:val="19"/>
               </w:rPr>
-              <w:t>n/d</w:t>
+              <w:t>+0,82</w:t>
             </w:r>
           </w:p>
         </w:tc>
@@ -8299,123 +1988,9 @@
                 <w:rFonts w:ascii="Times New Roman" w:hAnsi="Times New Roman"/>
                 <w:b w:val="0"/>
                 <w:i w:val="0"/>
-                <w:sz w:val="20"/>
+                <w:sz w:val="19"/>
               </w:rPr>
-              <w:t>3,3</w:t>
-            </w:r>
-          </w:p>
-        </w:tc>
-      </w:tr>
-      <w:tr>
-        <w:tc>
-          <w:tcPr>
-            <w:tcW w:type="dxa" w:w="1344"/>
-          </w:tcPr>
-          <w:p>
-            <w:r>
-              <w:rPr>
-                <w:rFonts w:ascii="Times New Roman" w:hAnsi="Times New Roman"/>
-                <w:b w:val="0"/>
-                <w:i w:val="0"/>
-                <w:sz w:val="20"/>
-              </w:rPr>
-              <w:t>PTH/TMD</w:t>
-            </w:r>
-          </w:p>
-        </w:tc>
-        <w:tc>
-          <w:tcPr>
-            <w:tcW w:type="dxa" w:w="1344"/>
-          </w:tcPr>
-          <w:p>
-            <w:r>
-              <w:rPr>
-                <w:rFonts w:ascii="Times New Roman" w:hAnsi="Times New Roman"/>
-                <w:b w:val="0"/>
-                <w:i w:val="0"/>
-                <w:sz w:val="20"/>
-              </w:rPr>
-              <w:t>-12–52</w:t>
-            </w:r>
-          </w:p>
-        </w:tc>
-        <w:tc>
-          <w:tcPr>
-            <w:tcW w:type="dxa" w:w="1344"/>
-          </w:tcPr>
-          <w:p>
-            <w:r>
-              <w:rPr>
-                <w:rFonts w:ascii="Times New Roman" w:hAnsi="Times New Roman"/>
-                <w:b w:val="0"/>
-                <w:i w:val="0"/>
-                <w:sz w:val="20"/>
-              </w:rPr>
-              <w:t>64</w:t>
-            </w:r>
-          </w:p>
-        </w:tc>
-        <w:tc>
-          <w:tcPr>
-            <w:tcW w:type="dxa" w:w="1344"/>
-          </w:tcPr>
-          <w:p>
-            <w:r>
-              <w:rPr>
-                <w:rFonts w:ascii="Times New Roman" w:hAnsi="Times New Roman"/>
-                <w:b w:val="0"/>
-                <w:i w:val="0"/>
-                <w:sz w:val="20"/>
-              </w:rPr>
-              <w:t>+2,40</w:t>
-            </w:r>
-          </w:p>
-        </w:tc>
-        <w:tc>
-          <w:tcPr>
-            <w:tcW w:type="dxa" w:w="1344"/>
-          </w:tcPr>
-          <w:p>
-            <w:r>
-              <w:rPr>
-                <w:rFonts w:ascii="Times New Roman" w:hAnsi="Times New Roman"/>
-                <w:b w:val="0"/>
-                <w:i w:val="0"/>
-                <w:sz w:val="20"/>
-              </w:rPr>
-              <w:t>+5,62</w:t>
-            </w:r>
-          </w:p>
-        </w:tc>
-        <w:tc>
-          <w:tcPr>
-            <w:tcW w:type="dxa" w:w="1344"/>
-          </w:tcPr>
-          <w:p>
-            <w:r>
-              <w:rPr>
-                <w:rFonts w:ascii="Times New Roman" w:hAnsi="Times New Roman"/>
-                <w:b w:val="0"/>
-                <w:i w:val="0"/>
-                <w:sz w:val="20"/>
-              </w:rPr>
-              <w:t>dia 3,5</w:t>
-            </w:r>
-          </w:p>
-        </w:tc>
-        <w:tc>
-          <w:tcPr>
-            <w:tcW w:type="dxa" w:w="1344"/>
-          </w:tcPr>
-          <w:p>
-            <w:r>
-              <w:rPr>
-                <w:rFonts w:ascii="Times New Roman" w:hAnsi="Times New Roman"/>
-                <w:b w:val="0"/>
-                <w:i w:val="0"/>
-                <w:sz w:val="20"/>
-              </w:rPr>
-              <w:t>2,3, 4,6</w:t>
+              <w:t>0,011</w:t>
             </w:r>
           </w:p>
         </w:tc>
@@ -8423,7 +1998,7 @@
     </w:tbl>
     <w:p>
       <w:pPr>
-        <w:spacing w:after="160" w:line="240" w:lineRule="auto"/>
+        <w:spacing w:after="120" w:line="240" w:lineRule="auto"/>
         <w:jc w:val="left"/>
       </w:pPr>
       <w:r>
@@ -8449,81 +2024,12 @@
           <w:i w:val="0"/>
           <w:sz w:val="24"/>
         </w:rPr>
-        <w:t>As derivadas descrevem a forma da mudança. A velocidade da fadiga física e da fadiga do BRUMS é máxima nas extremidades (início e Dia 7), com um mínimo de deterioração no meio da semana; a aceleração troca de sinal uma única vez — o ponto de inflexão —, situado em torno do Dia 4 para o vigor, a fadiga física e a fadiga do BRUMS. A fadiga mental, por ser praticamente estável, não apresenta inflexão definida. O Dia 4 marca, assim, a transição da fase de acomodação para a fase de aprofundamento da fadiga rumo ao Dia 7 (Figura 9).</w:t>
+        <w:t>A comparação geral do grupo entre a linha de base e o último dia confirma e amplia o quadro: o vigor caiu 47% (8,25 → 4,38; dz = −1,02) e a fadiga física quase triplicou em magnitude de efeito (3,69 → 8,44; +129%; dz = +2,12), com a fadiga do BRUMS (+116%; dz = +0,78) e a fadiga mental (+39%; dz = +0,82) também aumentando significativamente. A hierarquia de sensibilidade é clara — fadiga física &gt; vigor &gt; fadiga do BRUMS &gt; fadiga mental —, e a fadiga física reúne o maior efeito e a melhor relação sinal-ruído, qualificando-se como o marcador de eleição. Cabe notar que o efeito crônico (linha de base ao final) supera o efeito agudo pré→pós (por exemplo, fadiga física dz agudo = +1,08 versus crônico = +2,12), indicando acúmulo progressivo ao longo da semana, e não apenas resposta pontual ao esforço diário.</w:t>
       </w:r>
     </w:p>
     <w:p>
       <w:pPr>
-        <w:spacing w:before="160" w:line="240" w:lineRule="auto"/>
-        <w:jc w:val="center"/>
-      </w:pPr>
-      <w:r>
-        <w:rPr>
-          <w:rFonts w:ascii="Times New Roman" w:hAnsi="Times New Roman"/>
-          <w:b w:val="0"/>
-          <w:i w:val="0"/>
-          <w:sz w:val="20"/>
-        </w:rPr>
-        <w:t>Figura 9 – Velocidade (linha cheia) e aceleração (tracejada) da trajetória de cada variável; linha vertical = ponto de inflexão</w:t>
-      </w:r>
-    </w:p>
-    <w:p>
-      <w:pPr>
-        <w:jc w:val="center"/>
-      </w:pPr>
-      <w:r>
-        <w:drawing>
-          <wp:inline xmlns:a="http://schemas.openxmlformats.org/drawingml/2006/main" xmlns:pic="http://schemas.openxmlformats.org/drawingml/2006/picture">
-            <wp:extent cx="5486400" cy="3086100"/>
-            <wp:docPr id="9" name="Picture 9"/>
-            <wp:cNvGraphicFramePr>
-              <a:graphicFrameLocks noChangeAspect="1"/>
-            </wp:cNvGraphicFramePr>
-            <a:graphic>
-              <a:graphicData uri="http://schemas.openxmlformats.org/drawingml/2006/picture">
-                <pic:pic>
-                  <pic:nvPicPr>
-                    <pic:cNvPr id="0" name="sem_f_derivadas.png"/>
-                    <pic:cNvPicPr/>
-                  </pic:nvPicPr>
-                  <pic:blipFill>
-                    <a:blip r:embed="rId17"/>
-                    <a:stretch>
-                      <a:fillRect/>
-                    </a:stretch>
-                  </pic:blipFill>
-                  <pic:spPr>
-                    <a:xfrm>
-                      <a:off x="0" y="0"/>
-                      <a:ext cx="5486400" cy="3086100"/>
-                    </a:xfrm>
-                    <a:prstGeom prst="rect"/>
-                  </pic:spPr>
-                </pic:pic>
-              </a:graphicData>
-            </a:graphic>
-          </wp:inline>
-        </w:drawing>
-      </w:r>
-    </w:p>
-    <w:p>
-      <w:pPr>
-        <w:spacing w:after="160" w:line="240" w:lineRule="auto"/>
-        <w:jc w:val="center"/>
-      </w:pPr>
-      <w:r>
-        <w:rPr>
-          <w:rFonts w:ascii="Times New Roman" w:hAnsi="Times New Roman"/>
-          <w:b w:val="0"/>
-          <w:i w:val="0"/>
-          <w:sz w:val="20"/>
-        </w:rPr>
-        <w:t>Fonte: Elaborado pelos autores (2026).</w:t>
-      </w:r>
-    </w:p>
-    <w:p>
-      <w:pPr>
-        <w:spacing w:before="160" w:after="80"/>
+        <w:spacing w:before="120" w:after="40"/>
         <w:jc w:val="left"/>
       </w:pPr>
       <w:r>
@@ -8533,631 +2039,7 @@
           <w:i w:val="0"/>
           <w:sz w:val="24"/>
         </w:rPr>
-        <w:t>4.8 Decomposição com e sem ruído; filtros e suavização</w:t>
-      </w:r>
-    </w:p>
-    <w:p>
-      <w:pPr>
-        <w:spacing w:before="160" w:line="240" w:lineRule="auto"/>
-        <w:jc w:val="left"/>
-      </w:pPr>
-      <w:r>
-        <w:rPr>
-          <w:rFonts w:ascii="Times New Roman" w:hAnsi="Times New Roman"/>
-          <w:b w:val="0"/>
-          <w:i w:val="0"/>
-          <w:sz w:val="20"/>
-        </w:rPr>
-        <w:t>Tabela 12 – Decomposição da variância (sinal da semana, traço e ruído) e limiares de medida</w:t>
-      </w:r>
-    </w:p>
-    <w:tbl>
-      <w:tblPr>
-        <w:tblW w:type="auto" w:w="0"/>
-        <w:jc w:val="center"/>
-        <w:tblLook w:firstColumn="1" w:firstRow="1" w:lastColumn="0" w:lastRow="0" w:noHBand="0" w:noVBand="1" w:val="04A0"/>
-        <w:tblBorders>
-          <w:top w:val="single" w:sz="6" w:space="0" w:color="000000"/>
-          <w:bottom w:val="single" w:sz="6" w:space="0" w:color="000000"/>
-          <w:insideH w:val="single" w:sz="6" w:space="0" w:color="000000"/>
-          <w:left w:val="none"/>
-          <w:right w:val="none"/>
-          <w:insideV w:val="none"/>
-        </w:tblBorders>
-      </w:tblPr>
-      <w:tblGrid>
-        <w:gridCol w:w="1344"/>
-        <w:gridCol w:w="1344"/>
-        <w:gridCol w:w="1344"/>
-        <w:gridCol w:w="1344"/>
-        <w:gridCol w:w="1344"/>
-        <w:gridCol w:w="1344"/>
-        <w:gridCol w:w="1344"/>
-      </w:tblGrid>
-      <w:tr>
-        <w:tc>
-          <w:tcPr>
-            <w:tcW w:type="dxa" w:w="1344"/>
-          </w:tcPr>
-          <w:p>
-            <w:r>
-              <w:rPr>
-                <w:rFonts w:ascii="Times New Roman" w:hAnsi="Times New Roman"/>
-                <w:b/>
-                <w:i w:val="0"/>
-                <w:sz w:val="20"/>
-              </w:rPr>
-              <w:t>Variável</w:t>
-            </w:r>
-          </w:p>
-        </w:tc>
-        <w:tc>
-          <w:tcPr>
-            <w:tcW w:type="dxa" w:w="1344"/>
-          </w:tcPr>
-          <w:p>
-            <w:r>
-              <w:rPr>
-                <w:rFonts w:ascii="Times New Roman" w:hAnsi="Times New Roman"/>
-                <w:b/>
-                <w:i w:val="0"/>
-                <w:sz w:val="20"/>
-              </w:rPr>
-              <w:t>% Sinal</w:t>
-            </w:r>
-          </w:p>
-        </w:tc>
-        <w:tc>
-          <w:tcPr>
-            <w:tcW w:type="dxa" w:w="1344"/>
-          </w:tcPr>
-          <w:p>
-            <w:r>
-              <w:rPr>
-                <w:rFonts w:ascii="Times New Roman" w:hAnsi="Times New Roman"/>
-                <w:b/>
-                <w:i w:val="0"/>
-                <w:sz w:val="20"/>
-              </w:rPr>
-              <w:t>% Traço</w:t>
-            </w:r>
-          </w:p>
-        </w:tc>
-        <w:tc>
-          <w:tcPr>
-            <w:tcW w:type="dxa" w:w="1344"/>
-          </w:tcPr>
-          <w:p>
-            <w:r>
-              <w:rPr>
-                <w:rFonts w:ascii="Times New Roman" w:hAnsi="Times New Roman"/>
-                <w:b/>
-                <w:i w:val="0"/>
-                <w:sz w:val="20"/>
-              </w:rPr>
-              <w:t>% Ruído</w:t>
-            </w:r>
-          </w:p>
-        </w:tc>
-        <w:tc>
-          <w:tcPr>
-            <w:tcW w:type="dxa" w:w="1344"/>
-          </w:tcPr>
-          <w:p>
-            <w:r>
-              <w:rPr>
-                <w:rFonts w:ascii="Times New Roman" w:hAnsi="Times New Roman"/>
-                <w:b/>
-                <w:i w:val="0"/>
-                <w:sz w:val="20"/>
-              </w:rPr>
-              <w:t>ETM</w:t>
-            </w:r>
-          </w:p>
-        </w:tc>
-        <w:tc>
-          <w:tcPr>
-            <w:tcW w:type="dxa" w:w="1344"/>
-          </w:tcPr>
-          <w:p>
-            <w:r>
-              <w:rPr>
-                <w:rFonts w:ascii="Times New Roman" w:hAnsi="Times New Roman"/>
-                <w:b/>
-                <w:i w:val="0"/>
-                <w:sz w:val="20"/>
-              </w:rPr>
-              <w:t>MDC95</w:t>
-            </w:r>
-          </w:p>
-        </w:tc>
-        <w:tc>
-          <w:tcPr>
-            <w:tcW w:type="dxa" w:w="1344"/>
-          </w:tcPr>
-          <w:p>
-            <w:r>
-              <w:rPr>
-                <w:rFonts w:ascii="Times New Roman" w:hAnsi="Times New Roman"/>
-                <w:b/>
-                <w:i w:val="0"/>
-                <w:sz w:val="20"/>
-              </w:rPr>
-              <w:t>SNR</w:t>
-            </w:r>
-          </w:p>
-        </w:tc>
-      </w:tr>
-      <w:tr>
-        <w:tc>
-          <w:tcPr>
-            <w:tcW w:type="dxa" w:w="1344"/>
-          </w:tcPr>
-          <w:p>
-            <w:r>
-              <w:rPr>
-                <w:rFonts w:ascii="Times New Roman" w:hAnsi="Times New Roman"/>
-                <w:b w:val="0"/>
-                <w:i w:val="0"/>
-                <w:sz w:val="20"/>
-              </w:rPr>
-              <w:t>Vigor</w:t>
-            </w:r>
-          </w:p>
-        </w:tc>
-        <w:tc>
-          <w:tcPr>
-            <w:tcW w:type="dxa" w:w="1344"/>
-          </w:tcPr>
-          <w:p>
-            <w:r>
-              <w:rPr>
-                <w:rFonts w:ascii="Times New Roman" w:hAnsi="Times New Roman"/>
-                <w:b w:val="0"/>
-                <w:i w:val="0"/>
-                <w:sz w:val="20"/>
-              </w:rPr>
-              <w:t>7%</w:t>
-            </w:r>
-          </w:p>
-        </w:tc>
-        <w:tc>
-          <w:tcPr>
-            <w:tcW w:type="dxa" w:w="1344"/>
-          </w:tcPr>
-          <w:p>
-            <w:r>
-              <w:rPr>
-                <w:rFonts w:ascii="Times New Roman" w:hAnsi="Times New Roman"/>
-                <w:b w:val="0"/>
-                <w:i w:val="0"/>
-                <w:sz w:val="20"/>
-              </w:rPr>
-              <w:t>54%</w:t>
-            </w:r>
-          </w:p>
-        </w:tc>
-        <w:tc>
-          <w:tcPr>
-            <w:tcW w:type="dxa" w:w="1344"/>
-          </w:tcPr>
-          <w:p>
-            <w:r>
-              <w:rPr>
-                <w:rFonts w:ascii="Times New Roman" w:hAnsi="Times New Roman"/>
-                <w:b w:val="0"/>
-                <w:i w:val="0"/>
-                <w:sz w:val="20"/>
-              </w:rPr>
-              <w:t>39%</w:t>
-            </w:r>
-          </w:p>
-        </w:tc>
-        <w:tc>
-          <w:tcPr>
-            <w:tcW w:type="dxa" w:w="1344"/>
-          </w:tcPr>
-          <w:p>
-            <w:r>
-              <w:rPr>
-                <w:rFonts w:ascii="Times New Roman" w:hAnsi="Times New Roman"/>
-                <w:b w:val="0"/>
-                <w:i w:val="0"/>
-                <w:sz w:val="20"/>
-              </w:rPr>
-              <w:t>2,19</w:t>
-            </w:r>
-          </w:p>
-        </w:tc>
-        <w:tc>
-          <w:tcPr>
-            <w:tcW w:type="dxa" w:w="1344"/>
-          </w:tcPr>
-          <w:p>
-            <w:r>
-              <w:rPr>
-                <w:rFonts w:ascii="Times New Roman" w:hAnsi="Times New Roman"/>
-                <w:b w:val="0"/>
-                <w:i w:val="0"/>
-                <w:sz w:val="20"/>
-              </w:rPr>
-              <w:t>6,08</w:t>
-            </w:r>
-          </w:p>
-        </w:tc>
-        <w:tc>
-          <w:tcPr>
-            <w:tcW w:type="dxa" w:w="1344"/>
-          </w:tcPr>
-          <w:p>
-            <w:r>
-              <w:rPr>
-                <w:rFonts w:ascii="Times New Roman" w:hAnsi="Times New Roman"/>
-                <w:b w:val="0"/>
-                <w:i w:val="0"/>
-                <w:sz w:val="20"/>
-              </w:rPr>
-              <w:t>1,52</w:t>
-            </w:r>
-          </w:p>
-        </w:tc>
-      </w:tr>
-      <w:tr>
-        <w:tc>
-          <w:tcPr>
-            <w:tcW w:type="dxa" w:w="1344"/>
-          </w:tcPr>
-          <w:p>
-            <w:r>
-              <w:rPr>
-                <w:rFonts w:ascii="Times New Roman" w:hAnsi="Times New Roman"/>
-                <w:b w:val="0"/>
-                <w:i w:val="0"/>
-                <w:sz w:val="20"/>
-              </w:rPr>
-              <w:t>Fadiga (BRUMS)</w:t>
-            </w:r>
-          </w:p>
-        </w:tc>
-        <w:tc>
-          <w:tcPr>
-            <w:tcW w:type="dxa" w:w="1344"/>
-          </w:tcPr>
-          <w:p>
-            <w:r>
-              <w:rPr>
-                <w:rFonts w:ascii="Times New Roman" w:hAnsi="Times New Roman"/>
-                <w:b w:val="0"/>
-                <w:i w:val="0"/>
-                <w:sz w:val="20"/>
-              </w:rPr>
-              <w:t>4%</w:t>
-            </w:r>
-          </w:p>
-        </w:tc>
-        <w:tc>
-          <w:tcPr>
-            <w:tcW w:type="dxa" w:w="1344"/>
-          </w:tcPr>
-          <w:p>
-            <w:r>
-              <w:rPr>
-                <w:rFonts w:ascii="Times New Roman" w:hAnsi="Times New Roman"/>
-                <w:b w:val="0"/>
-                <w:i w:val="0"/>
-                <w:sz w:val="20"/>
-              </w:rPr>
-              <w:t>58%</w:t>
-            </w:r>
-          </w:p>
-        </w:tc>
-        <w:tc>
-          <w:tcPr>
-            <w:tcW w:type="dxa" w:w="1344"/>
-          </w:tcPr>
-          <w:p>
-            <w:r>
-              <w:rPr>
-                <w:rFonts w:ascii="Times New Roman" w:hAnsi="Times New Roman"/>
-                <w:b w:val="0"/>
-                <w:i w:val="0"/>
-                <w:sz w:val="20"/>
-              </w:rPr>
-              <w:t>38%</w:t>
-            </w:r>
-          </w:p>
-        </w:tc>
-        <w:tc>
-          <w:tcPr>
-            <w:tcW w:type="dxa" w:w="1344"/>
-          </w:tcPr>
-          <w:p>
-            <w:r>
-              <w:rPr>
-                <w:rFonts w:ascii="Times New Roman" w:hAnsi="Times New Roman"/>
-                <w:b w:val="0"/>
-                <w:i w:val="0"/>
-                <w:sz w:val="20"/>
-              </w:rPr>
-              <w:t>2,64</w:t>
-            </w:r>
-          </w:p>
-        </w:tc>
-        <w:tc>
-          <w:tcPr>
-            <w:tcW w:type="dxa" w:w="1344"/>
-          </w:tcPr>
-          <w:p>
-            <w:r>
-              <w:rPr>
-                <w:rFonts w:ascii="Times New Roman" w:hAnsi="Times New Roman"/>
-                <w:b w:val="0"/>
-                <w:i w:val="0"/>
-                <w:sz w:val="20"/>
-              </w:rPr>
-              <w:t>7,31</w:t>
-            </w:r>
-          </w:p>
-        </w:tc>
-        <w:tc>
-          <w:tcPr>
-            <w:tcW w:type="dxa" w:w="1344"/>
-          </w:tcPr>
-          <w:p>
-            <w:r>
-              <w:rPr>
-                <w:rFonts w:ascii="Times New Roman" w:hAnsi="Times New Roman"/>
-                <w:b w:val="0"/>
-                <w:i w:val="0"/>
-                <w:sz w:val="20"/>
-              </w:rPr>
-              <w:t>1,29</w:t>
-            </w:r>
-          </w:p>
-        </w:tc>
-      </w:tr>
-      <w:tr>
-        <w:tc>
-          <w:tcPr>
-            <w:tcW w:type="dxa" w:w="1344"/>
-          </w:tcPr>
-          <w:p>
-            <w:r>
-              <w:rPr>
-                <w:rFonts w:ascii="Times New Roman" w:hAnsi="Times New Roman"/>
-                <w:b w:val="0"/>
-                <w:i w:val="0"/>
-                <w:sz w:val="20"/>
-              </w:rPr>
-              <w:t>Fadiga física</w:t>
-            </w:r>
-          </w:p>
-        </w:tc>
-        <w:tc>
-          <w:tcPr>
-            <w:tcW w:type="dxa" w:w="1344"/>
-          </w:tcPr>
-          <w:p>
-            <w:r>
-              <w:rPr>
-                <w:rFonts w:ascii="Times New Roman" w:hAnsi="Times New Roman"/>
-                <w:b w:val="0"/>
-                <w:i w:val="0"/>
-                <w:sz w:val="20"/>
-              </w:rPr>
-              <w:t>13%</w:t>
-            </w:r>
-          </w:p>
-        </w:tc>
-        <w:tc>
-          <w:tcPr>
-            <w:tcW w:type="dxa" w:w="1344"/>
-          </w:tcPr>
-          <w:p>
-            <w:r>
-              <w:rPr>
-                <w:rFonts w:ascii="Times New Roman" w:hAnsi="Times New Roman"/>
-                <w:b w:val="0"/>
-                <w:i w:val="0"/>
-                <w:sz w:val="20"/>
-              </w:rPr>
-              <w:t>39%</w:t>
-            </w:r>
-          </w:p>
-        </w:tc>
-        <w:tc>
-          <w:tcPr>
-            <w:tcW w:type="dxa" w:w="1344"/>
-          </w:tcPr>
-          <w:p>
-            <w:r>
-              <w:rPr>
-                <w:rFonts w:ascii="Times New Roman" w:hAnsi="Times New Roman"/>
-                <w:b w:val="0"/>
-                <w:i w:val="0"/>
-                <w:sz w:val="20"/>
-              </w:rPr>
-              <w:t>48%</w:t>
-            </w:r>
-          </w:p>
-        </w:tc>
-        <w:tc>
-          <w:tcPr>
-            <w:tcW w:type="dxa" w:w="1344"/>
-          </w:tcPr>
-          <w:p>
-            <w:r>
-              <w:rPr>
-                <w:rFonts w:ascii="Times New Roman" w:hAnsi="Times New Roman"/>
-                <w:b w:val="0"/>
-                <w:i w:val="0"/>
-                <w:sz w:val="20"/>
-              </w:rPr>
-              <w:t>1,81</w:t>
-            </w:r>
-          </w:p>
-        </w:tc>
-        <w:tc>
-          <w:tcPr>
-            <w:tcW w:type="dxa" w:w="1344"/>
-          </w:tcPr>
-          <w:p>
-            <w:r>
-              <w:rPr>
-                <w:rFonts w:ascii="Times New Roman" w:hAnsi="Times New Roman"/>
-                <w:b w:val="0"/>
-                <w:i w:val="0"/>
-                <w:sz w:val="20"/>
-              </w:rPr>
-              <w:t>5,01</w:t>
-            </w:r>
-          </w:p>
-        </w:tc>
-        <w:tc>
-          <w:tcPr>
-            <w:tcW w:type="dxa" w:w="1344"/>
-          </w:tcPr>
-          <w:p>
-            <w:r>
-              <w:rPr>
-                <w:rFonts w:ascii="Times New Roman" w:hAnsi="Times New Roman"/>
-                <w:b w:val="0"/>
-                <w:i w:val="0"/>
-                <w:sz w:val="20"/>
-              </w:rPr>
-              <w:t>1,82</w:t>
-            </w:r>
-          </w:p>
-        </w:tc>
-      </w:tr>
-      <w:tr>
-        <w:tc>
-          <w:tcPr>
-            <w:tcW w:type="dxa" w:w="1344"/>
-          </w:tcPr>
-          <w:p>
-            <w:r>
-              <w:rPr>
-                <w:rFonts w:ascii="Times New Roman" w:hAnsi="Times New Roman"/>
-                <w:b w:val="0"/>
-                <w:i w:val="0"/>
-                <w:sz w:val="20"/>
-              </w:rPr>
-              <w:t>Fadiga mental</w:t>
-            </w:r>
-          </w:p>
-        </w:tc>
-        <w:tc>
-          <w:tcPr>
-            <w:tcW w:type="dxa" w:w="1344"/>
-          </w:tcPr>
-          <w:p>
-            <w:r>
-              <w:rPr>
-                <w:rFonts w:ascii="Times New Roman" w:hAnsi="Times New Roman"/>
-                <w:b w:val="0"/>
-                <w:i w:val="0"/>
-                <w:sz w:val="20"/>
-              </w:rPr>
-              <w:t>1%</w:t>
-            </w:r>
-          </w:p>
-        </w:tc>
-        <w:tc>
-          <w:tcPr>
-            <w:tcW w:type="dxa" w:w="1344"/>
-          </w:tcPr>
-          <w:p>
-            <w:r>
-              <w:rPr>
-                <w:rFonts w:ascii="Times New Roman" w:hAnsi="Times New Roman"/>
-                <w:b w:val="0"/>
-                <w:i w:val="0"/>
-                <w:sz w:val="20"/>
-              </w:rPr>
-              <w:t>71%</w:t>
-            </w:r>
-          </w:p>
-        </w:tc>
-        <w:tc>
-          <w:tcPr>
-            <w:tcW w:type="dxa" w:w="1344"/>
-          </w:tcPr>
-          <w:p>
-            <w:r>
-              <w:rPr>
-                <w:rFonts w:ascii="Times New Roman" w:hAnsi="Times New Roman"/>
-                <w:b w:val="0"/>
-                <w:i w:val="0"/>
-                <w:sz w:val="20"/>
-              </w:rPr>
-              <w:t>28%</w:t>
-            </w:r>
-          </w:p>
-        </w:tc>
-        <w:tc>
-          <w:tcPr>
-            <w:tcW w:type="dxa" w:w="1344"/>
-          </w:tcPr>
-          <w:p>
-            <w:r>
-              <w:rPr>
-                <w:rFonts w:ascii="Times New Roman" w:hAnsi="Times New Roman"/>
-                <w:b w:val="0"/>
-                <w:i w:val="0"/>
-                <w:sz w:val="20"/>
-              </w:rPr>
-              <w:t>1,59</w:t>
-            </w:r>
-          </w:p>
-        </w:tc>
-        <w:tc>
-          <w:tcPr>
-            <w:tcW w:type="dxa" w:w="1344"/>
-          </w:tcPr>
-          <w:p>
-            <w:r>
-              <w:rPr>
-                <w:rFonts w:ascii="Times New Roman" w:hAnsi="Times New Roman"/>
-                <w:b w:val="0"/>
-                <w:i w:val="0"/>
-                <w:sz w:val="20"/>
-              </w:rPr>
-              <w:t>4,42</w:t>
-            </w:r>
-          </w:p>
-        </w:tc>
-        <w:tc>
-          <w:tcPr>
-            <w:tcW w:type="dxa" w:w="1344"/>
-          </w:tcPr>
-          <w:p>
-            <w:r>
-              <w:rPr>
-                <w:rFonts w:ascii="Times New Roman" w:hAnsi="Times New Roman"/>
-                <w:b w:val="0"/>
-                <w:i w:val="0"/>
-                <w:sz w:val="20"/>
-              </w:rPr>
-              <w:t>0,48</w:t>
-            </w:r>
-          </w:p>
-        </w:tc>
-      </w:tr>
-    </w:tbl>
-    <w:p>
-      <w:pPr>
-        <w:spacing w:after="160" w:line="240" w:lineRule="auto"/>
-        <w:jc w:val="left"/>
-      </w:pPr>
-      <w:r>
-        <w:rPr>
-          <w:rFonts w:ascii="Times New Roman" w:hAnsi="Times New Roman"/>
-          <w:b w:val="0"/>
-          <w:i w:val="0"/>
-          <w:sz w:val="20"/>
-        </w:rPr>
-        <w:t>Fonte: Dados da pesquisa (2026).</w:t>
+        <w:t>4.5 Perfil iceberg e ponto de inflexão</w:t>
       </w:r>
     </w:p>
     <w:p>
@@ -9173,12 +2055,12 @@
           <w:i w:val="0"/>
           <w:sz w:val="24"/>
         </w:rPr>
-        <w:t>A decomposição da variância mostra que o sinal da semana é a menor fração (1–13%); o grosso é traço estável (entre atletas) e ruído de medida. Removendo o ruído por suavização (LOWESS), a tendência subjacente torna-se nítida: a Figura 10 apresenta a partição da variância e a Figura 11 contrasta o índice-iceberg bruto (com ruído) com a curva suavizada (sem ruído), sobre a qual o ponto de inflexão (≈ Dia 4) é inequívoco. Em termos práticos, a leitura do grupo é robusta, mas a decisão individual exige médias de várias coletas, pois a oscilação de um único registro é dominada pelo ruído.</w:t>
+        <w:t>A classificação nos perfis de humor mostra a migração do perfil saudável para o de fadiga: o percentual de atletas em perfil iceberg e o índice-iceberg declinam ao longo da semana, com queda acentuada no Dia 7 (Figura 5). A leitura das derivadas (Figura 6) descreve a forma da mudança: a velocidade da fadiga física e da fadiga do BRUMS é máxima nas extremidades, e a aceleração troca de sinal uma única vez — o ponto de inflexão —, situado em torno do Dia 4 para o vigor, a fadiga física e a fadiga do BRUMS. O Dia 4 marca a transição da fase de acomodação para o aprofundamento da fadiga rumo ao Dia 7, delimitando a janela oportuna para a intervenção na recuperação.</w:t>
       </w:r>
     </w:p>
     <w:p>
       <w:pPr>
-        <w:spacing w:before="160" w:line="240" w:lineRule="auto"/>
+        <w:spacing w:before="120" w:line="240" w:lineRule="auto"/>
         <w:jc w:val="center"/>
       </w:pPr>
       <w:r>
@@ -9188,7 +2070,7 @@
           <w:i w:val="0"/>
           <w:sz w:val="20"/>
         </w:rPr>
-        <w:t>Figura 10 – Decomposição da variância por variável: sinal da semana, traço e ruído</w:t>
+        <w:t>Figura 5 – Perfil iceberg ao longo da semana: percentual em perfil iceberg (barras), índice-iceberg (linha) e regressão</w:t>
       </w:r>
     </w:p>
     <w:p>
@@ -9198,8 +2080,8 @@
       <w:r>
         <w:drawing>
           <wp:inline xmlns:a="http://schemas.openxmlformats.org/drawingml/2006/main" xmlns:pic="http://schemas.openxmlformats.org/drawingml/2006/picture">
-            <wp:extent cx="4937760" cy="2777490"/>
-            <wp:docPr id="10" name="Picture 10"/>
+            <wp:extent cx="5120640" cy="2880360"/>
+            <wp:docPr id="5" name="Picture 5"/>
             <wp:cNvGraphicFramePr>
               <a:graphicFrameLocks noChangeAspect="1"/>
             </wp:cNvGraphicFramePr>
@@ -9207,11 +2089,11 @@
               <a:graphicData uri="http://schemas.openxmlformats.org/drawingml/2006/picture">
                 <pic:pic>
                   <pic:nvPicPr>
-                    <pic:cNvPr id="0" name="sem_f_decomp.png"/>
+                    <pic:cNvPr id="0" name="sem_f_iceberg.png"/>
                     <pic:cNvPicPr/>
                   </pic:nvPicPr>
                   <pic:blipFill>
-                    <a:blip r:embed="rId18"/>
+                    <a:blip r:embed="rId13"/>
                     <a:stretch>
                       <a:fillRect/>
                     </a:stretch>
@@ -9219,7 +2101,7 @@
                   <pic:spPr>
                     <a:xfrm>
                       <a:off x="0" y="0"/>
-                      <a:ext cx="4937760" cy="2777490"/>
+                      <a:ext cx="5120640" cy="2880360"/>
                     </a:xfrm>
                     <a:prstGeom prst="rect"/>
                   </pic:spPr>
@@ -9232,7 +2114,7 @@
     </w:p>
     <w:p>
       <w:pPr>
-        <w:spacing w:after="160" w:line="240" w:lineRule="auto"/>
+        <w:spacing w:after="120" w:line="240" w:lineRule="auto"/>
         <w:jc w:val="center"/>
       </w:pPr>
       <w:r>
@@ -9247,7 +2129,7 @@
     </w:p>
     <w:p>
       <w:pPr>
-        <w:spacing w:before="160" w:line="240" w:lineRule="auto"/>
+        <w:spacing w:before="120" w:line="240" w:lineRule="auto"/>
         <w:jc w:val="center"/>
       </w:pPr>
       <w:r>
@@ -9257,7 +2139,7 @@
           <w:i w:val="0"/>
           <w:sz w:val="20"/>
         </w:rPr>
-        <w:t>Figura 11 – Índice-iceberg com ruído (observações e média diária) e sem ruído (LOWESS); linha vertical = inflexão</w:t>
+        <w:t>Figura 6 – Velocidade (linha cheia) e aceleração (tracejada) da trajetória de cada variável; linha vertical = ponto de inflexão</w:t>
       </w:r>
     </w:p>
     <w:p>
@@ -9267,8 +2149,8 @@
       <w:r>
         <w:drawing>
           <wp:inline xmlns:a="http://schemas.openxmlformats.org/drawingml/2006/main" xmlns:pic="http://schemas.openxmlformats.org/drawingml/2006/picture">
-            <wp:extent cx="5303520" cy="2983230"/>
-            <wp:docPr id="11" name="Picture 11"/>
+            <wp:extent cx="5120640" cy="2880360"/>
+            <wp:docPr id="6" name="Picture 6"/>
             <wp:cNvGraphicFramePr>
               <a:graphicFrameLocks noChangeAspect="1"/>
             </wp:cNvGraphicFramePr>
@@ -9276,11 +2158,11 @@
               <a:graphicData uri="http://schemas.openxmlformats.org/drawingml/2006/picture">
                 <pic:pic>
                   <pic:nvPicPr>
-                    <pic:cNvPr id="0" name="sem_f_ruido.png"/>
+                    <pic:cNvPr id="0" name="sem_f_derivadas.png"/>
                     <pic:cNvPicPr/>
                   </pic:nvPicPr>
                   <pic:blipFill>
-                    <a:blip r:embed="rId19"/>
+                    <a:blip r:embed="rId14"/>
                     <a:stretch>
                       <a:fillRect/>
                     </a:stretch>
@@ -9288,7 +2170,7 @@
                   <pic:spPr>
                     <a:xfrm>
                       <a:off x="0" y="0"/>
-                      <a:ext cx="5303520" cy="2983230"/>
+                      <a:ext cx="5120640" cy="2880360"/>
                     </a:xfrm>
                     <a:prstGeom prst="rect"/>
                   </pic:spPr>
@@ -9301,7 +2183,7 @@
     </w:p>
     <w:p>
       <w:pPr>
-        <w:spacing w:after="160" w:line="240" w:lineRule="auto"/>
+        <w:spacing w:after="120" w:line="240" w:lineRule="auto"/>
         <w:jc w:val="center"/>
       </w:pPr>
       <w:r>
@@ -9316,737 +2198,7 @@
     </w:p>
     <w:p>
       <w:pPr>
-        <w:spacing w:before="160" w:after="80"/>
-        <w:jc w:val="left"/>
-      </w:pPr>
-      <w:r>
-        <w:rPr>
-          <w:rFonts w:ascii="Times New Roman" w:hAnsi="Times New Roman"/>
-          <w:b/>
-          <w:i w:val="0"/>
-          <w:sz w:val="24"/>
-        </w:rPr>
-        <w:t>4.9 Perfis de humor ao longo da semana</w:t>
-      </w:r>
-    </w:p>
-    <w:p>
-      <w:pPr>
-        <w:spacing w:before="160" w:line="240" w:lineRule="auto"/>
-        <w:jc w:val="left"/>
-      </w:pPr>
-      <w:r>
-        <w:rPr>
-          <w:rFonts w:ascii="Times New Roman" w:hAnsi="Times New Roman"/>
-          <w:b w:val="0"/>
-          <w:i w:val="0"/>
-          <w:sz w:val="20"/>
-        </w:rPr>
-        <w:t>Tabela 13 – Distribuição dos seis perfis de humor (%) em dias-chave</w:t>
-      </w:r>
-    </w:p>
-    <w:tbl>
-      <w:tblPr>
-        <w:tblW w:type="auto" w:w="0"/>
-        <w:jc w:val="center"/>
-        <w:tblLook w:firstColumn="1" w:firstRow="1" w:lastColumn="0" w:lastRow="0" w:noHBand="0" w:noVBand="1" w:val="04A0"/>
-        <w:tblBorders>
-          <w:top w:val="single" w:sz="6" w:space="0" w:color="000000"/>
-          <w:bottom w:val="single" w:sz="6" w:space="0" w:color="000000"/>
-          <w:insideH w:val="single" w:sz="6" w:space="0" w:color="000000"/>
-          <w:left w:val="none"/>
-          <w:right w:val="none"/>
-          <w:insideV w:val="none"/>
-        </w:tblBorders>
-      </w:tblPr>
-      <w:tblGrid>
-        <w:gridCol w:w="1567"/>
-        <w:gridCol w:w="1567"/>
-        <w:gridCol w:w="1567"/>
-        <w:gridCol w:w="1567"/>
-        <w:gridCol w:w="1567"/>
-        <w:gridCol w:w="1567"/>
-      </w:tblGrid>
-      <w:tr>
-        <w:tc>
-          <w:tcPr>
-            <w:tcW w:type="dxa" w:w="1567"/>
-          </w:tcPr>
-          <w:p>
-            <w:r>
-              <w:rPr>
-                <w:rFonts w:ascii="Times New Roman" w:hAnsi="Times New Roman"/>
-                <w:b/>
-                <w:i w:val="0"/>
-                <w:sz w:val="20"/>
-              </w:rPr>
-              <w:t>Dia</w:t>
-            </w:r>
-          </w:p>
-        </w:tc>
-        <w:tc>
-          <w:tcPr>
-            <w:tcW w:type="dxa" w:w="1567"/>
-          </w:tcPr>
-          <w:p>
-            <w:r>
-              <w:rPr>
-                <w:rFonts w:ascii="Times New Roman" w:hAnsi="Times New Roman"/>
-                <w:b/>
-                <w:i w:val="0"/>
-                <w:sz w:val="20"/>
-              </w:rPr>
-              <w:t>Iceberg</w:t>
-            </w:r>
-          </w:p>
-        </w:tc>
-        <w:tc>
-          <w:tcPr>
-            <w:tcW w:type="dxa" w:w="1567"/>
-          </w:tcPr>
-          <w:p>
-            <w:r>
-              <w:rPr>
-                <w:rFonts w:ascii="Times New Roman" w:hAnsi="Times New Roman"/>
-                <w:b/>
-                <w:i w:val="0"/>
-                <w:sz w:val="20"/>
-              </w:rPr>
-              <w:t>Barbatana</w:t>
-            </w:r>
-          </w:p>
-        </w:tc>
-        <w:tc>
-          <w:tcPr>
-            <w:tcW w:type="dxa" w:w="1567"/>
-          </w:tcPr>
-          <w:p>
-            <w:r>
-              <w:rPr>
-                <w:rFonts w:ascii="Times New Roman" w:hAnsi="Times New Roman"/>
-                <w:b/>
-                <w:i w:val="0"/>
-                <w:sz w:val="20"/>
-              </w:rPr>
-              <w:t>Superfície</w:t>
-            </w:r>
-          </w:p>
-        </w:tc>
-        <w:tc>
-          <w:tcPr>
-            <w:tcW w:type="dxa" w:w="1567"/>
-          </w:tcPr>
-          <w:p>
-            <w:r>
-              <w:rPr>
-                <w:rFonts w:ascii="Times New Roman" w:hAnsi="Times New Roman"/>
-                <w:b/>
-                <w:i w:val="0"/>
-                <w:sz w:val="20"/>
-              </w:rPr>
-              <w:t>Iceberg inv.</w:t>
-            </w:r>
-          </w:p>
-        </w:tc>
-        <w:tc>
-          <w:tcPr>
-            <w:tcW w:type="dxa" w:w="1567"/>
-          </w:tcPr>
-          <w:p>
-            <w:r>
-              <w:rPr>
-                <w:rFonts w:ascii="Times New Roman" w:hAnsi="Times New Roman"/>
-                <w:b/>
-                <w:i w:val="0"/>
-                <w:sz w:val="20"/>
-              </w:rPr>
-              <w:t>Everest inv.</w:t>
-            </w:r>
-          </w:p>
-        </w:tc>
-      </w:tr>
-      <w:tr>
-        <w:tc>
-          <w:tcPr>
-            <w:tcW w:type="dxa" w:w="1567"/>
-          </w:tcPr>
-          <w:p>
-            <w:r>
-              <w:rPr>
-                <w:rFonts w:ascii="Times New Roman" w:hAnsi="Times New Roman"/>
-                <w:b w:val="0"/>
-                <w:i w:val="0"/>
-                <w:sz w:val="20"/>
-              </w:rPr>
-              <w:t>Dia 1</w:t>
-            </w:r>
-          </w:p>
-        </w:tc>
-        <w:tc>
-          <w:tcPr>
-            <w:tcW w:type="dxa" w:w="1567"/>
-          </w:tcPr>
-          <w:p>
-            <w:r>
-              <w:rPr>
-                <w:rFonts w:ascii="Times New Roman" w:hAnsi="Times New Roman"/>
-                <w:b w:val="0"/>
-                <w:i w:val="0"/>
-                <w:sz w:val="20"/>
-              </w:rPr>
-              <w:t>40</w:t>
-            </w:r>
-          </w:p>
-        </w:tc>
-        <w:tc>
-          <w:tcPr>
-            <w:tcW w:type="dxa" w:w="1567"/>
-          </w:tcPr>
-          <w:p>
-            <w:r>
-              <w:rPr>
-                <w:rFonts w:ascii="Times New Roman" w:hAnsi="Times New Roman"/>
-                <w:b w:val="0"/>
-                <w:i w:val="0"/>
-                <w:sz w:val="20"/>
-              </w:rPr>
-              <w:t>2</w:t>
-            </w:r>
-          </w:p>
-        </w:tc>
-        <w:tc>
-          <w:tcPr>
-            <w:tcW w:type="dxa" w:w="1567"/>
-          </w:tcPr>
-          <w:p>
-            <w:r>
-              <w:rPr>
-                <w:rFonts w:ascii="Times New Roman" w:hAnsi="Times New Roman"/>
-                <w:b w:val="0"/>
-                <w:i w:val="0"/>
-                <w:sz w:val="20"/>
-              </w:rPr>
-              <w:t>26</w:t>
-            </w:r>
-          </w:p>
-        </w:tc>
-        <w:tc>
-          <w:tcPr>
-            <w:tcW w:type="dxa" w:w="1567"/>
-          </w:tcPr>
-          <w:p>
-            <w:r>
-              <w:rPr>
-                <w:rFonts w:ascii="Times New Roman" w:hAnsi="Times New Roman"/>
-                <w:b w:val="0"/>
-                <w:i w:val="0"/>
-                <w:sz w:val="20"/>
-              </w:rPr>
-              <w:t>10</w:t>
-            </w:r>
-          </w:p>
-        </w:tc>
-        <w:tc>
-          <w:tcPr>
-            <w:tcW w:type="dxa" w:w="1567"/>
-          </w:tcPr>
-          <w:p>
-            <w:r>
-              <w:rPr>
-                <w:rFonts w:ascii="Times New Roman" w:hAnsi="Times New Roman"/>
-                <w:b w:val="0"/>
-                <w:i w:val="0"/>
-                <w:sz w:val="20"/>
-              </w:rPr>
-              <w:t>14</w:t>
-            </w:r>
-          </w:p>
-        </w:tc>
-      </w:tr>
-      <w:tr>
-        <w:tc>
-          <w:tcPr>
-            <w:tcW w:type="dxa" w:w="1567"/>
-          </w:tcPr>
-          <w:p>
-            <w:r>
-              <w:rPr>
-                <w:rFonts w:ascii="Times New Roman" w:hAnsi="Times New Roman"/>
-                <w:b w:val="0"/>
-                <w:i w:val="0"/>
-                <w:sz w:val="20"/>
-              </w:rPr>
-              <w:t>Dia 4</w:t>
-            </w:r>
-          </w:p>
-        </w:tc>
-        <w:tc>
-          <w:tcPr>
-            <w:tcW w:type="dxa" w:w="1567"/>
-          </w:tcPr>
-          <w:p>
-            <w:r>
-              <w:rPr>
-                <w:rFonts w:ascii="Times New Roman" w:hAnsi="Times New Roman"/>
-                <w:b w:val="0"/>
-                <w:i w:val="0"/>
-                <w:sz w:val="20"/>
-              </w:rPr>
-              <w:t>30</w:t>
-            </w:r>
-          </w:p>
-        </w:tc>
-        <w:tc>
-          <w:tcPr>
-            <w:tcW w:type="dxa" w:w="1567"/>
-          </w:tcPr>
-          <w:p>
-            <w:r>
-              <w:rPr>
-                <w:rFonts w:ascii="Times New Roman" w:hAnsi="Times New Roman"/>
-                <w:b w:val="0"/>
-                <w:i w:val="0"/>
-                <w:sz w:val="20"/>
-              </w:rPr>
-              <w:t>8</w:t>
-            </w:r>
-          </w:p>
-        </w:tc>
-        <w:tc>
-          <w:tcPr>
-            <w:tcW w:type="dxa" w:w="1567"/>
-          </w:tcPr>
-          <w:p>
-            <w:r>
-              <w:rPr>
-                <w:rFonts w:ascii="Times New Roman" w:hAnsi="Times New Roman"/>
-                <w:b w:val="0"/>
-                <w:i w:val="0"/>
-                <w:sz w:val="20"/>
-              </w:rPr>
-              <w:t>35</w:t>
-            </w:r>
-          </w:p>
-        </w:tc>
-        <w:tc>
-          <w:tcPr>
-            <w:tcW w:type="dxa" w:w="1567"/>
-          </w:tcPr>
-          <w:p>
-            <w:r>
-              <w:rPr>
-                <w:rFonts w:ascii="Times New Roman" w:hAnsi="Times New Roman"/>
-                <w:b w:val="0"/>
-                <w:i w:val="0"/>
-                <w:sz w:val="20"/>
-              </w:rPr>
-              <w:t>10</w:t>
-            </w:r>
-          </w:p>
-        </w:tc>
-        <w:tc>
-          <w:tcPr>
-            <w:tcW w:type="dxa" w:w="1567"/>
-          </w:tcPr>
-          <w:p>
-            <w:r>
-              <w:rPr>
-                <w:rFonts w:ascii="Times New Roman" w:hAnsi="Times New Roman"/>
-                <w:b w:val="0"/>
-                <w:i w:val="0"/>
-                <w:sz w:val="20"/>
-              </w:rPr>
-              <w:t>8</w:t>
-            </w:r>
-          </w:p>
-        </w:tc>
-      </w:tr>
-      <w:tr>
-        <w:tc>
-          <w:tcPr>
-            <w:tcW w:type="dxa" w:w="1567"/>
-          </w:tcPr>
-          <w:p>
-            <w:r>
-              <w:rPr>
-                <w:rFonts w:ascii="Times New Roman" w:hAnsi="Times New Roman"/>
-                <w:b w:val="0"/>
-                <w:i w:val="0"/>
-                <w:sz w:val="20"/>
-              </w:rPr>
-              <w:t>Dia 7</w:t>
-            </w:r>
-          </w:p>
-        </w:tc>
-        <w:tc>
-          <w:tcPr>
-            <w:tcW w:type="dxa" w:w="1567"/>
-          </w:tcPr>
-          <w:p>
-            <w:r>
-              <w:rPr>
-                <w:rFonts w:ascii="Times New Roman" w:hAnsi="Times New Roman"/>
-                <w:b w:val="0"/>
-                <w:i w:val="0"/>
-                <w:sz w:val="20"/>
-              </w:rPr>
-              <w:t>17</w:t>
-            </w:r>
-          </w:p>
-        </w:tc>
-        <w:tc>
-          <w:tcPr>
-            <w:tcW w:type="dxa" w:w="1567"/>
-          </w:tcPr>
-          <w:p>
-            <w:r>
-              <w:rPr>
-                <w:rFonts w:ascii="Times New Roman" w:hAnsi="Times New Roman"/>
-                <w:b w:val="0"/>
-                <w:i w:val="0"/>
-                <w:sz w:val="20"/>
-              </w:rPr>
-              <w:t>28</w:t>
-            </w:r>
-          </w:p>
-        </w:tc>
-        <w:tc>
-          <w:tcPr>
-            <w:tcW w:type="dxa" w:w="1567"/>
-          </w:tcPr>
-          <w:p>
-            <w:r>
-              <w:rPr>
-                <w:rFonts w:ascii="Times New Roman" w:hAnsi="Times New Roman"/>
-                <w:b w:val="0"/>
-                <w:i w:val="0"/>
-                <w:sz w:val="20"/>
-              </w:rPr>
-              <w:t>28</w:t>
-            </w:r>
-          </w:p>
-        </w:tc>
-        <w:tc>
-          <w:tcPr>
-            <w:tcW w:type="dxa" w:w="1567"/>
-          </w:tcPr>
-          <w:p>
-            <w:r>
-              <w:rPr>
-                <w:rFonts w:ascii="Times New Roman" w:hAnsi="Times New Roman"/>
-                <w:b w:val="0"/>
-                <w:i w:val="0"/>
-                <w:sz w:val="20"/>
-              </w:rPr>
-              <w:t>6</w:t>
-            </w:r>
-          </w:p>
-        </w:tc>
-        <w:tc>
-          <w:tcPr>
-            <w:tcW w:type="dxa" w:w="1567"/>
-          </w:tcPr>
-          <w:p>
-            <w:r>
-              <w:rPr>
-                <w:rFonts w:ascii="Times New Roman" w:hAnsi="Times New Roman"/>
-                <w:b w:val="0"/>
-                <w:i w:val="0"/>
-                <w:sz w:val="20"/>
-              </w:rPr>
-              <w:t>9</w:t>
-            </w:r>
-          </w:p>
-        </w:tc>
-      </w:tr>
-    </w:tbl>
-    <w:p>
-      <w:pPr>
-        <w:spacing w:after="160" w:line="240" w:lineRule="auto"/>
-        <w:jc w:val="left"/>
-      </w:pPr>
-      <w:r>
-        <w:rPr>
-          <w:rFonts w:ascii="Times New Roman" w:hAnsi="Times New Roman"/>
-          <w:b w:val="0"/>
-          <w:i w:val="0"/>
-          <w:sz w:val="20"/>
-        </w:rPr>
-        <w:t>Fonte: Dados da pesquisa (2026).</w:t>
-      </w:r>
-    </w:p>
-    <w:p>
-      <w:pPr>
-        <w:spacing w:line="360" w:lineRule="auto"/>
-        <w:ind w:firstLine="709"/>
-        <w:jc w:val="both"/>
-      </w:pPr>
-      <w:r>
-        <w:rPr>
-          <w:rFonts w:ascii="Times New Roman" w:hAnsi="Times New Roman"/>
-          <w:b w:val="0"/>
-          <w:i w:val="0"/>
-          <w:sz w:val="24"/>
-        </w:rPr>
-        <w:t>A classificação nos seis perfis mostra a migração do perfil saudável para o de fadiga: o iceberg cai do Dia 1 ao Dia 7, enquanto a barbatana de tubarão — fadiga em pico com vigor ainda preservado — cresce expressivamente. Os perfis de colapso afetivo permanecem raros, reforçando que o custo do período é somático, e não afetivo (Figura 12).</w:t>
-      </w:r>
-    </w:p>
-    <w:p>
-      <w:pPr>
-        <w:spacing w:before="160" w:line="240" w:lineRule="auto"/>
-        <w:jc w:val="center"/>
-      </w:pPr>
-      <w:r>
-        <w:rPr>
-          <w:rFonts w:ascii="Times New Roman" w:hAnsi="Times New Roman"/>
-          <w:b w:val="0"/>
-          <w:i w:val="0"/>
-          <w:sz w:val="20"/>
-        </w:rPr>
-        <w:t>Figura 12 – Distribuição dos seis perfis de humor ao longo da semana</w:t>
-      </w:r>
-    </w:p>
-    <w:p>
-      <w:pPr>
-        <w:jc w:val="center"/>
-      </w:pPr>
-      <w:r>
-        <w:drawing>
-          <wp:inline xmlns:a="http://schemas.openxmlformats.org/drawingml/2006/main" xmlns:pic="http://schemas.openxmlformats.org/drawingml/2006/picture">
-            <wp:extent cx="5303520" cy="2983230"/>
-            <wp:docPr id="12" name="Picture 12"/>
-            <wp:cNvGraphicFramePr>
-              <a:graphicFrameLocks noChangeAspect="1"/>
-            </wp:cNvGraphicFramePr>
-            <a:graphic>
-              <a:graphicData uri="http://schemas.openxmlformats.org/drawingml/2006/picture">
-                <pic:pic>
-                  <pic:nvPicPr>
-                    <pic:cNvPr id="0" name="sem_f_perfis.png"/>
-                    <pic:cNvPicPr/>
-                  </pic:nvPicPr>
-                  <pic:blipFill>
-                    <a:blip r:embed="rId20"/>
-                    <a:stretch>
-                      <a:fillRect/>
-                    </a:stretch>
-                  </pic:blipFill>
-                  <pic:spPr>
-                    <a:xfrm>
-                      <a:off x="0" y="0"/>
-                      <a:ext cx="5303520" cy="2983230"/>
-                    </a:xfrm>
-                    <a:prstGeom prst="rect"/>
-                  </pic:spPr>
-                </pic:pic>
-              </a:graphicData>
-            </a:graphic>
-          </wp:inline>
-        </w:drawing>
-      </w:r>
-    </w:p>
-    <w:p>
-      <w:pPr>
-        <w:spacing w:after="160" w:line="240" w:lineRule="auto"/>
-        <w:jc w:val="center"/>
-      </w:pPr>
-      <w:r>
-        <w:rPr>
-          <w:rFonts w:ascii="Times New Roman" w:hAnsi="Times New Roman"/>
-          <w:b w:val="0"/>
-          <w:i w:val="0"/>
-          <w:sz w:val="20"/>
-        </w:rPr>
-        <w:t>Fonte: Elaborado pelos autores (2026).</w:t>
-      </w:r>
-    </w:p>
-    <w:p>
-      <w:pPr>
-        <w:spacing w:line="360" w:lineRule="auto"/>
-        <w:ind w:firstLine="709"/>
-        <w:jc w:val="both"/>
-      </w:pPr>
-      <w:r>
-        <w:rPr>
-          <w:rFonts w:ascii="Times New Roman" w:hAnsi="Times New Roman"/>
-          <w:b w:val="0"/>
-          <w:i w:val="0"/>
-          <w:sz w:val="24"/>
-        </w:rPr>
-        <w:t>A dinâmica do perfil iceberg — o índice de saúde do humor — é sintetizada na Figura seguinte, que sobrepõe o percentual de atletas em perfil iceberg (barras) à trajetória do índice-iceberg (linha) e à sua regressão linear. Ambos declinam ao longo da semana, com queda acentuada no Dia 7, retratando a deterioração progressiva do perfil de humor do grupo.</w:t>
-      </w:r>
-    </w:p>
-    <w:p>
-      <w:pPr>
-        <w:spacing w:before="160" w:line="240" w:lineRule="auto"/>
-        <w:jc w:val="center"/>
-      </w:pPr>
-      <w:r>
-        <w:rPr>
-          <w:rFonts w:ascii="Times New Roman" w:hAnsi="Times New Roman"/>
-          <w:b w:val="0"/>
-          <w:i w:val="0"/>
-          <w:sz w:val="20"/>
-        </w:rPr>
-        <w:t>Figura 13 – Perfil iceberg ao longo da semana: percentual em perfil iceberg (barras), índice-iceberg (linha) e regressão</w:t>
-      </w:r>
-    </w:p>
-    <w:p>
-      <w:pPr>
-        <w:jc w:val="center"/>
-      </w:pPr>
-      <w:r>
-        <w:drawing>
-          <wp:inline xmlns:a="http://schemas.openxmlformats.org/drawingml/2006/main" xmlns:pic="http://schemas.openxmlformats.org/drawingml/2006/picture">
-            <wp:extent cx="5303520" cy="2983230"/>
-            <wp:docPr id="13" name="Picture 13"/>
-            <wp:cNvGraphicFramePr>
-              <a:graphicFrameLocks noChangeAspect="1"/>
-            </wp:cNvGraphicFramePr>
-            <a:graphic>
-              <a:graphicData uri="http://schemas.openxmlformats.org/drawingml/2006/picture">
-                <pic:pic>
-                  <pic:nvPicPr>
-                    <pic:cNvPr id="0" name="sem_f_iceberg.png"/>
-                    <pic:cNvPicPr/>
-                  </pic:nvPicPr>
-                  <pic:blipFill>
-                    <a:blip r:embed="rId21"/>
-                    <a:stretch>
-                      <a:fillRect/>
-                    </a:stretch>
-                  </pic:blipFill>
-                  <pic:spPr>
-                    <a:xfrm>
-                      <a:off x="0" y="0"/>
-                      <a:ext cx="5303520" cy="2983230"/>
-                    </a:xfrm>
-                    <a:prstGeom prst="rect"/>
-                  </pic:spPr>
-                </pic:pic>
-              </a:graphicData>
-            </a:graphic>
-          </wp:inline>
-        </w:drawing>
-      </w:r>
-    </w:p>
-    <w:p>
-      <w:pPr>
-        <w:spacing w:after="160" w:line="240" w:lineRule="auto"/>
-        <w:jc w:val="center"/>
-      </w:pPr>
-      <w:r>
-        <w:rPr>
-          <w:rFonts w:ascii="Times New Roman" w:hAnsi="Times New Roman"/>
-          <w:b w:val="0"/>
-          <w:i w:val="0"/>
-          <w:sz w:val="20"/>
-        </w:rPr>
-        <w:t>Fonte: Elaborado pelos autores (2026).</w:t>
-      </w:r>
-    </w:p>
-    <w:p>
-      <w:pPr>
-        <w:spacing w:before="160" w:after="80"/>
-        <w:jc w:val="left"/>
-      </w:pPr>
-      <w:r>
-        <w:rPr>
-          <w:rFonts w:ascii="Times New Roman" w:hAnsi="Times New Roman"/>
-          <w:b/>
-          <w:i w:val="0"/>
-          <w:sz w:val="24"/>
-        </w:rPr>
-        <w:t>4.10 Efeito agudo e efeito crônico: comportamento individual</w:t>
-      </w:r>
-    </w:p>
-    <w:p>
-      <w:pPr>
-        <w:spacing w:line="360" w:lineRule="auto"/>
-        <w:ind w:firstLine="709"/>
-        <w:jc w:val="both"/>
-      </w:pPr>
-      <w:r>
-        <w:rPr>
-          <w:rFonts w:ascii="Times New Roman" w:hAnsi="Times New Roman"/>
-          <w:b w:val="0"/>
-          <w:i w:val="0"/>
-          <w:sz w:val="24"/>
-        </w:rPr>
-        <w:t>A integração das escalas temporais distingue dois efeitos convergentes. O efeito agudo (pré→pós) reflete a resposta imediata ao esforço diário; o efeito crônico (Dia 1→Dia 7) reflete o acúmulo ao longo da semana. Para a fadiga física e o vigor, o efeito crônico supera o agudo (dz crônico 1,69 e 1,09 versus agudo 1,08 e 0,74), indicando acúmulo progressivo; para a fadiga mental, o efeito agudo (0,53) supera o crônico (0,33), sugerindo uma resposta pontual ao dia que não se consolida ao longo da semana. As trajetórias individuais (Figura 14) revelam ampla dispersão em torno da tendência coletiva: embora a direção seja compartilhada, a magnitude e o ponto de partida variam entre atletas, o que desaconselha pontos de corte normativos únicos e sustenta o referenciamento à linha de base individual.</w:t>
-      </w:r>
-    </w:p>
-    <w:p>
-      <w:pPr>
-        <w:spacing w:before="160" w:line="240" w:lineRule="auto"/>
-        <w:jc w:val="center"/>
-      </w:pPr>
-      <w:r>
-        <w:rPr>
-          <w:rFonts w:ascii="Times New Roman" w:hAnsi="Times New Roman"/>
-          <w:b w:val="0"/>
-          <w:i w:val="0"/>
-          <w:sz w:val="20"/>
-        </w:rPr>
-        <w:t>Figura 14 – Trajetórias individuais do vigor e da fadiga física ao longo da semana (linha em destaque = média do grupo)</w:t>
-      </w:r>
-    </w:p>
-    <w:p>
-      <w:pPr>
-        <w:jc w:val="center"/>
-      </w:pPr>
-      <w:r>
-        <w:drawing>
-          <wp:inline xmlns:a="http://schemas.openxmlformats.org/drawingml/2006/main" xmlns:pic="http://schemas.openxmlformats.org/drawingml/2006/picture">
-            <wp:extent cx="5486400" cy="3086100"/>
-            <wp:docPr id="14" name="Picture 14"/>
-            <wp:cNvGraphicFramePr>
-              <a:graphicFrameLocks noChangeAspect="1"/>
-            </wp:cNvGraphicFramePr>
-            <a:graphic>
-              <a:graphicData uri="http://schemas.openxmlformats.org/drawingml/2006/picture">
-                <pic:pic>
-                  <pic:nvPicPr>
-                    <pic:cNvPr id="0" name="sem_f_individual.png"/>
-                    <pic:cNvPicPr/>
-                  </pic:nvPicPr>
-                  <pic:blipFill>
-                    <a:blip r:embed="rId22"/>
-                    <a:stretch>
-                      <a:fillRect/>
-                    </a:stretch>
-                  </pic:blipFill>
-                  <pic:spPr>
-                    <a:xfrm>
-                      <a:off x="0" y="0"/>
-                      <a:ext cx="5486400" cy="3086100"/>
-                    </a:xfrm>
-                    <a:prstGeom prst="rect"/>
-                  </pic:spPr>
-                </pic:pic>
-              </a:graphicData>
-            </a:graphic>
-          </wp:inline>
-        </w:drawing>
-      </w:r>
-    </w:p>
-    <w:p>
-      <w:pPr>
-        <w:spacing w:after="160" w:line="240" w:lineRule="auto"/>
-        <w:jc w:val="center"/>
-      </w:pPr>
-      <w:r>
-        <w:rPr>
-          <w:rFonts w:ascii="Times New Roman" w:hAnsi="Times New Roman"/>
-          <w:b w:val="0"/>
-          <w:i w:val="0"/>
-          <w:sz w:val="20"/>
-        </w:rPr>
-        <w:t>Fonte: Elaborado pelos autores (2026).</w:t>
-      </w:r>
-    </w:p>
-    <w:p>
-      <w:pPr>
-        <w:spacing w:before="240" w:after="120"/>
+        <w:spacing w:before="200" w:after="80"/>
         <w:jc w:val="left"/>
       </w:pPr>
       <w:r>
@@ -10072,12 +2224,12 @@
           <w:i w:val="0"/>
           <w:sz w:val="24"/>
         </w:rPr>
-        <w:t>O perfil de humor deteriorou-se de forma coerente e concentrada no eixo energia–fadiga, em duas escalas temporais convergentes: ao longo da semana (vigor ↓, fadiga ↑) e, em menor amplitude, dentro de cada dia. A fadiga física foi a variável mais sensível e responsiva, com maior fração de sinal e melhor relação sinal-ruído, seguida do vigor; a fadiga mental e as subescalas negativas foram pouco responsivas. As trajetórias inflectiram-se em torno do Dia 4, marcando a transição para o aprofundamento da fadiga. Recomenda-se acompanhar a fadiga física e o vigor por tendência individual e por médias de coletas, com atenção reforçada a partir do meio da semana. Como limitações, trata-se de estudo descritivo, sem grupo de comparação e restrito a um único período de uma equipe masculina.</w:t>
+        <w:t>O perfil de humor deteriorou-se de forma coerente e concentrada no eixo energia–fadiga, tanto ao longo da semana quanto na comparação da linha de base ao último dia. A fadiga física foi a variável mais sensível e responsiva, seguida do vigor; a fadiga mental e as subescalas negativas foram pouco responsivas. O efeito crônico superou o agudo, indicando acúmulo, e as trajetórias inflectiram-se em torno do Dia 4. Recomenda-se acompanhar a fadiga física e o vigor por tendência individual e por médias de coletas, com atenção reforçada a partir do meio da semana. Como limitações, trata-se de estudo descritivo, sem grupo de comparação e restrito a um único período de uma equipe masculina.</w:t>
       </w:r>
     </w:p>
     <w:p>
       <w:pPr>
-        <w:spacing w:before="240" w:after="120"/>
+        <w:spacing w:before="200" w:after="80"/>
         <w:jc w:val="left"/>
       </w:pPr>
       <w:r>
@@ -10133,22 +2285,6 @@
           <w:sz w:val="24"/>
         </w:rPr>
         <w:t>TERRY, P. C.; LANE, A. M.; FOGARTY, G. J. Construct validity of the Profile of Mood States — Adolescents for use with adults. Psychology of Sport and Exercise, v. 4, n. 2, p. 125-139, 2003.</w:t>
-      </w:r>
-    </w:p>
-    <w:p/>
-    <w:p>
-      <w:pPr>
-        <w:spacing w:line="360" w:lineRule="auto"/>
-        <w:jc w:val="both"/>
-      </w:pPr>
-      <w:r>
-        <w:rPr>
-          <w:rFonts w:ascii="Times New Roman" w:hAnsi="Times New Roman"/>
-          <w:b w:val="0"/>
-          <w:i/>
-          <w:sz w:val="18"/>
-        </w:rPr>
-        <w:t>Nota de reprodutibilidade: análises processadas e auditadas em Python (pandas, SciPy, statsmodels); atletas anonimizados (A01–A27); nenhum dado bruto com identificação é distribuído.</w:t>
       </w:r>
     </w:p>
     <w:sectPr>

--- a/Artigos/Perfil_Humor_Semana_PreTemporada_ABNT.docx
+++ b/Artigos/Perfil_Humor_Semana_PreTemporada_ABNT.docx
@@ -56,7 +56,7 @@
           <w:i w:val="0"/>
           <w:sz w:val="24"/>
         </w:rPr>
-        <w:t>Objetivo: avaliar e classificar o perfil de humor de atletas de handebol na última semana da pré-temporada competitiva. Método: 27 atletas responderam ao BRUMS-24 e a autoavaliações de fadiga física e mental duas vezes ao dia — a primeira coleta (pré) e a última (pós) — durante sete dias (456 observações), com análise descritiva, comparação do grupo entre a linha de base (Dia 1, pré) e o último dia (Dia 7, pós), regressão linear, derivadas e pontos de inflexão. Resultados: o humor deteriorou-se de forma concentrada no eixo energia–fadiga — da linha de base ao final, o vigor caiu 47% (dz = −1,02) e a fadiga física (+129%; dz = +2,12) e a fadiga do BRUMS (+116%; dz = +0,78) aumentaram, sendo a fadiga física a variável mais responsiva; a trajetória inflectiu-se em torno do Dia 4. O perfil iceberg reduziu-se ao longo da semana. Conclusão: o custo do período é somático e acumulativo, sendo a fadiga física e o vigor os marcadores mais sensíveis para o monitoramento individualizado.</w:t>
+        <w:t>Objetivo: avaliar e classificar o perfil de humor de atletas de handebol na última semana da pré-temporada competitiva. Método: 27 atletas responderam ao BRUMS-24 e a autoavaliações de fadiga física e mental duas vezes ao dia — a primeira coleta (pré) e a última (pós) — durante sete dias (456 observações), com análise descritiva, comparação do grupo entre a linha de base (Dia 1, pré) e o último dia (Dia 7, pós), regressão linear, derivadas, decomposição da variância e pontos de inflexão. Resultados: o humor deteriorou-se de forma concentrada no eixo energia–fadiga — da linha de base ao final, o vigor caiu 47% (dz = −1,02) e a fadiga física (+129%; dz = +2,12) e a fadiga do BRUMS (+116%; dz = +0,78) aumentaram, sendo a fadiga física a mais responsiva; a trajetória inflectiu-se em torno do Dia 4 e o perfil iceberg reduziu-se ao longo da semana. Conclusão: o custo do período é somático e acumulativo, sendo a fadiga física e o vigor os marcadores mais sensíveis para o monitoramento individualizado.</w:t>
       </w:r>
     </w:p>
     <w:p>
@@ -188,7 +188,92 @@
           <w:i w:val="0"/>
           <w:sz w:val="24"/>
         </w:rPr>
-        <w:t>Estudo descritivo de medidas repetidas, em condições ecológicas de treinamento, com 27 atletas de handebol do sexo masculino acompanhados por sete dias, cada um funcionando como sua própria referência (dados anonimizados, A01–A27). O humor foi avaliado pela BRUMS-24 (seis subescalas; a Perturbação Total do Humor, PTH = negativas − vigor) e a fadiga física e mental por escalas de 0 a 10, autoaplicadas por formulário eletrônico com carimbo de data/hora duas vezes ao dia (a primeira resposta tomada como “pré” e a última como “pós”), totalizando 456 respostas válidas. Computaram-se estatísticas descritivas com limites (amplitude); a variação da linha de base (Dia 1, pré) ao último dia (Dia 7, pós) e a resposta pré→pós foram avaliadas por Wilcoxon pareado com tamanho de efeito (dz); a tendência semanal por regressão linear (coeficiente por dia e R²). A forma da trajetória foi caracterizada por ajuste cúbico das médias diárias (velocidade, aceleração e ponto de inflexão) e por suavização LOWESS; a variância foi decomposta em sinal da semana, traço e ruído. Adotou-se α = 0,05; processamento em Python (pandas, SciPy, statsmodels).</w:t>
+        <w:t>Estudo descritivo de medidas repetidas, em condições ecológicas de treinamento, com 27 atletas de handebol do sexo masculino acompanhados por sete dias, cada um funcionando como sua própria referência (dados anonimizados, A01–A27). O humor foi avaliado pela BRUMS-24 (seis subescalas; a Perturbação Total do Humor, PTH = negativas − vigor) e a fadiga física e mental por escalas de 0 a 10, autoaplicadas por formulário eletrônico com carimbo de data/hora duas vezes ao dia (a primeira resposta tomada como “pré” e a última como “pós”), totalizando 456 respostas válidas. O processamento e a auditoria interna foram inteiramente roteirizados em Python (Figura 1).</w:t>
+      </w:r>
+    </w:p>
+    <w:p>
+      <w:pPr>
+        <w:spacing w:line="360" w:lineRule="auto"/>
+        <w:ind w:firstLine="709"/>
+        <w:jc w:val="both"/>
+      </w:pPr>
+      <w:r>
+        <w:rPr>
+          <w:rFonts w:ascii="Times New Roman" w:hAnsi="Times New Roman"/>
+          <w:b w:val="0"/>
+          <w:i w:val="0"/>
+          <w:sz w:val="24"/>
+        </w:rPr>
+        <w:t>Computaram-se estatísticas descritivas com limites (amplitude); a variação da linha de base (Dia 1, pré) ao último dia (Dia 7, pós) e a resposta pré→pós foram avaliadas por Wilcoxon pareado com tamanho de efeito (dz); a tendência semanal por regressão linear (coeficiente por dia e R²). A forma da trajetória foi caracterizada por ajuste cúbico das médias diárias (velocidade, aceleração e ponto de inflexão) e por suavização LOWESS; a variância foi decomposta em sinal da semana, traço e ruído, derivando-se a relação sinal-ruído (SNR). Adotou-se α = 0,05.</w:t>
+      </w:r>
+    </w:p>
+    <w:p>
+      <w:pPr>
+        <w:spacing w:before="120" w:line="240" w:lineRule="auto"/>
+        <w:jc w:val="center"/>
+      </w:pPr>
+      <w:r>
+        <w:rPr>
+          <w:rFonts w:ascii="Times New Roman" w:hAnsi="Times New Roman"/>
+          <w:b w:val="0"/>
+          <w:i w:val="0"/>
+          <w:sz w:val="20"/>
+        </w:rPr>
+        <w:t>Figura 1 – Fluxograma do processamento e da análise dos dados em Python, com auditoria interna por script</w:t>
+      </w:r>
+    </w:p>
+    <w:p>
+      <w:pPr>
+        <w:jc w:val="center"/>
+      </w:pPr>
+      <w:r>
+        <w:drawing>
+          <wp:inline xmlns:a="http://schemas.openxmlformats.org/drawingml/2006/main" xmlns:pic="http://schemas.openxmlformats.org/drawingml/2006/picture">
+            <wp:extent cx="4937760" cy="3127248"/>
+            <wp:docPr id="1" name="Picture 1"/>
+            <wp:cNvGraphicFramePr>
+              <a:graphicFrameLocks noChangeAspect="1"/>
+            </wp:cNvGraphicFramePr>
+            <a:graphic>
+              <a:graphicData uri="http://schemas.openxmlformats.org/drawingml/2006/picture">
+                <pic:pic>
+                  <pic:nvPicPr>
+                    <pic:cNvPr id="0" name="fig_fluxograma.png"/>
+                    <pic:cNvPicPr/>
+                  </pic:nvPicPr>
+                  <pic:blipFill>
+                    <a:blip r:embed="rId9"/>
+                    <a:stretch>
+                      <a:fillRect/>
+                    </a:stretch>
+                  </pic:blipFill>
+                  <pic:spPr>
+                    <a:xfrm>
+                      <a:off x="0" y="0"/>
+                      <a:ext cx="4937760" cy="3127248"/>
+                    </a:xfrm>
+                    <a:prstGeom prst="rect"/>
+                  </pic:spPr>
+                </pic:pic>
+              </a:graphicData>
+            </a:graphic>
+          </wp:inline>
+        </w:drawing>
+      </w:r>
+    </w:p>
+    <w:p>
+      <w:pPr>
+        <w:spacing w:after="120" w:line="240" w:lineRule="auto"/>
+        <w:jc w:val="center"/>
+      </w:pPr>
+      <w:r>
+        <w:rPr>
+          <w:rFonts w:ascii="Times New Roman" w:hAnsi="Times New Roman"/>
+          <w:b w:val="0"/>
+          <w:i w:val="0"/>
+          <w:sz w:val="20"/>
+        </w:rPr>
+        <w:t>Fonte: Elaborado pelos autores (2026).</w:t>
       </w:r>
     </w:p>
     <w:p>
@@ -1051,6 +1136,387 @@
     </w:p>
     <w:p>
       <w:pPr>
+        <w:spacing w:before="120" w:line="240" w:lineRule="auto"/>
+        <w:jc w:val="left"/>
+      </w:pPr>
+      <w:r>
+        <w:rPr>
+          <w:rFonts w:ascii="Times New Roman" w:hAnsi="Times New Roman"/>
+          <w:b w:val="0"/>
+          <w:i w:val="0"/>
+          <w:sz w:val="20"/>
+        </w:rPr>
+        <w:t>Tabela 3 – Regressão linear do humor ao longo da semana (coeficiente por dia, R² e p)</w:t>
+      </w:r>
+    </w:p>
+    <w:tbl>
+      <w:tblPr>
+        <w:tblW w:type="auto" w:w="0"/>
+        <w:jc w:val="center"/>
+        <w:tblLook w:firstColumn="1" w:firstRow="1" w:lastColumn="0" w:lastRow="0" w:noHBand="0" w:noVBand="1" w:val="04A0"/>
+        <w:tblBorders>
+          <w:top w:val="single" w:sz="6" w:space="0" w:color="000000"/>
+          <w:bottom w:val="single" w:sz="6" w:space="0" w:color="000000"/>
+          <w:insideH w:val="single" w:sz="6" w:space="0" w:color="000000"/>
+          <w:left w:val="none"/>
+          <w:right w:val="none"/>
+          <w:insideV w:val="none"/>
+        </w:tblBorders>
+      </w:tblPr>
+      <w:tblGrid>
+        <w:gridCol w:w="2351"/>
+        <w:gridCol w:w="2351"/>
+        <w:gridCol w:w="2351"/>
+        <w:gridCol w:w="2351"/>
+      </w:tblGrid>
+      <w:tr>
+        <w:tc>
+          <w:tcPr>
+            <w:tcW w:type="dxa" w:w="2351"/>
+          </w:tcPr>
+          <w:p>
+            <w:r>
+              <w:rPr>
+                <w:rFonts w:ascii="Times New Roman" w:hAnsi="Times New Roman"/>
+                <w:b/>
+                <w:i w:val="0"/>
+                <w:sz w:val="19"/>
+              </w:rPr>
+              <w:t>Variável</w:t>
+            </w:r>
+          </w:p>
+        </w:tc>
+        <w:tc>
+          <w:tcPr>
+            <w:tcW w:type="dxa" w:w="2351"/>
+          </w:tcPr>
+          <w:p>
+            <w:r>
+              <w:rPr>
+                <w:rFonts w:ascii="Times New Roman" w:hAnsi="Times New Roman"/>
+                <w:b/>
+                <w:i w:val="0"/>
+                <w:sz w:val="19"/>
+              </w:rPr>
+              <w:t>Coef./dia (b)</w:t>
+            </w:r>
+          </w:p>
+        </w:tc>
+        <w:tc>
+          <w:tcPr>
+            <w:tcW w:type="dxa" w:w="2351"/>
+          </w:tcPr>
+          <w:p>
+            <w:r>
+              <w:rPr>
+                <w:rFonts w:ascii="Times New Roman" w:hAnsi="Times New Roman"/>
+                <w:b/>
+                <w:i w:val="0"/>
+                <w:sz w:val="19"/>
+              </w:rPr>
+              <w:t>R²</w:t>
+            </w:r>
+          </w:p>
+        </w:tc>
+        <w:tc>
+          <w:tcPr>
+            <w:tcW w:type="dxa" w:w="2351"/>
+          </w:tcPr>
+          <w:p>
+            <w:r>
+              <w:rPr>
+                <w:rFonts w:ascii="Times New Roman" w:hAnsi="Times New Roman"/>
+                <w:b/>
+                <w:i w:val="0"/>
+                <w:sz w:val="19"/>
+              </w:rPr>
+              <w:t>p</w:t>
+            </w:r>
+          </w:p>
+        </w:tc>
+      </w:tr>
+      <w:tr>
+        <w:tc>
+          <w:tcPr>
+            <w:tcW w:type="dxa" w:w="2351"/>
+          </w:tcPr>
+          <w:p>
+            <w:r>
+              <w:rPr>
+                <w:rFonts w:ascii="Times New Roman" w:hAnsi="Times New Roman"/>
+                <w:b w:val="0"/>
+                <w:i w:val="0"/>
+                <w:sz w:val="19"/>
+              </w:rPr>
+              <w:t>Vigor</w:t>
+            </w:r>
+          </w:p>
+        </w:tc>
+        <w:tc>
+          <w:tcPr>
+            <w:tcW w:type="dxa" w:w="2351"/>
+          </w:tcPr>
+          <w:p>
+            <w:r>
+              <w:rPr>
+                <w:rFonts w:ascii="Times New Roman" w:hAnsi="Times New Roman"/>
+                <w:b w:val="0"/>
+                <w:i w:val="0"/>
+                <w:sz w:val="19"/>
+              </w:rPr>
+              <w:t>-0,270</w:t>
+            </w:r>
+          </w:p>
+        </w:tc>
+        <w:tc>
+          <w:tcPr>
+            <w:tcW w:type="dxa" w:w="2351"/>
+          </w:tcPr>
+          <w:p>
+            <w:r>
+              <w:rPr>
+                <w:rFonts w:ascii="Times New Roman" w:hAnsi="Times New Roman"/>
+                <w:b w:val="0"/>
+                <w:i w:val="0"/>
+                <w:sz w:val="19"/>
+              </w:rPr>
+              <w:t>0,026</w:t>
+            </w:r>
+          </w:p>
+        </w:tc>
+        <w:tc>
+          <w:tcPr>
+            <w:tcW w:type="dxa" w:w="2351"/>
+          </w:tcPr>
+          <w:p>
+            <w:r>
+              <w:rPr>
+                <w:rFonts w:ascii="Times New Roman" w:hAnsi="Times New Roman"/>
+                <w:b w:val="0"/>
+                <w:i w:val="0"/>
+                <w:sz w:val="19"/>
+              </w:rPr>
+              <w:t>0,0052</w:t>
+            </w:r>
+          </w:p>
+        </w:tc>
+      </w:tr>
+      <w:tr>
+        <w:tc>
+          <w:tcPr>
+            <w:tcW w:type="dxa" w:w="2351"/>
+          </w:tcPr>
+          <w:p>
+            <w:r>
+              <w:rPr>
+                <w:rFonts w:ascii="Times New Roman" w:hAnsi="Times New Roman"/>
+                <w:b w:val="0"/>
+                <w:i w:val="0"/>
+                <w:sz w:val="19"/>
+              </w:rPr>
+              <w:t>Fadiga (BRUMS)</w:t>
+            </w:r>
+          </w:p>
+        </w:tc>
+        <w:tc>
+          <w:tcPr>
+            <w:tcW w:type="dxa" w:w="2351"/>
+          </w:tcPr>
+          <w:p>
+            <w:r>
+              <w:rPr>
+                <w:rFonts w:ascii="Times New Roman" w:hAnsi="Times New Roman"/>
+                <w:b w:val="0"/>
+                <w:i w:val="0"/>
+                <w:sz w:val="19"/>
+              </w:rPr>
+              <w:t>+0,409</w:t>
+            </w:r>
+          </w:p>
+        </w:tc>
+        <w:tc>
+          <w:tcPr>
+            <w:tcW w:type="dxa" w:w="2351"/>
+          </w:tcPr>
+          <w:p>
+            <w:r>
+              <w:rPr>
+                <w:rFonts w:ascii="Times New Roman" w:hAnsi="Times New Roman"/>
+                <w:b w:val="0"/>
+                <w:i w:val="0"/>
+                <w:sz w:val="19"/>
+              </w:rPr>
+              <w:t>0,040</w:t>
+            </w:r>
+          </w:p>
+        </w:tc>
+        <w:tc>
+          <w:tcPr>
+            <w:tcW w:type="dxa" w:w="2351"/>
+          </w:tcPr>
+          <w:p>
+            <w:r>
+              <w:rPr>
+                <w:rFonts w:ascii="Times New Roman" w:hAnsi="Times New Roman"/>
+                <w:b w:val="0"/>
+                <w:i w:val="0"/>
+                <w:sz w:val="19"/>
+              </w:rPr>
+              <w:t>&lt;0,001</w:t>
+            </w:r>
+          </w:p>
+        </w:tc>
+      </w:tr>
+      <w:tr>
+        <w:tc>
+          <w:tcPr>
+            <w:tcW w:type="dxa" w:w="2351"/>
+          </w:tcPr>
+          <w:p>
+            <w:r>
+              <w:rPr>
+                <w:rFonts w:ascii="Times New Roman" w:hAnsi="Times New Roman"/>
+                <w:b w:val="0"/>
+                <w:i w:val="0"/>
+                <w:sz w:val="19"/>
+              </w:rPr>
+              <w:t>Fadiga física</w:t>
+            </w:r>
+          </w:p>
+        </w:tc>
+        <w:tc>
+          <w:tcPr>
+            <w:tcW w:type="dxa" w:w="2351"/>
+          </w:tcPr>
+          <w:p>
+            <w:r>
+              <w:rPr>
+                <w:rFonts w:ascii="Times New Roman" w:hAnsi="Times New Roman"/>
+                <w:b w:val="0"/>
+                <w:i w:val="0"/>
+                <w:sz w:val="19"/>
+              </w:rPr>
+              <w:t>+0,388</w:t>
+            </w:r>
+          </w:p>
+        </w:tc>
+        <w:tc>
+          <w:tcPr>
+            <w:tcW w:type="dxa" w:w="2351"/>
+          </w:tcPr>
+          <w:p>
+            <w:r>
+              <w:rPr>
+                <w:rFonts w:ascii="Times New Roman" w:hAnsi="Times New Roman"/>
+                <w:b w:val="0"/>
+                <w:i w:val="0"/>
+                <w:sz w:val="19"/>
+              </w:rPr>
+              <w:t>0,097</w:t>
+            </w:r>
+          </w:p>
+        </w:tc>
+        <w:tc>
+          <w:tcPr>
+            <w:tcW w:type="dxa" w:w="2351"/>
+          </w:tcPr>
+          <w:p>
+            <w:r>
+              <w:rPr>
+                <w:rFonts w:ascii="Times New Roman" w:hAnsi="Times New Roman"/>
+                <w:b w:val="0"/>
+                <w:i w:val="0"/>
+                <w:sz w:val="19"/>
+              </w:rPr>
+              <w:t>&lt;0,001</w:t>
+            </w:r>
+          </w:p>
+        </w:tc>
+      </w:tr>
+      <w:tr>
+        <w:tc>
+          <w:tcPr>
+            <w:tcW w:type="dxa" w:w="2351"/>
+          </w:tcPr>
+          <w:p>
+            <w:r>
+              <w:rPr>
+                <w:rFonts w:ascii="Times New Roman" w:hAnsi="Times New Roman"/>
+                <w:b w:val="0"/>
+                <w:i w:val="0"/>
+                <w:sz w:val="19"/>
+              </w:rPr>
+              <w:t>Fadiga mental</w:t>
+            </w:r>
+          </w:p>
+        </w:tc>
+        <w:tc>
+          <w:tcPr>
+            <w:tcW w:type="dxa" w:w="2351"/>
+          </w:tcPr>
+          <w:p>
+            <w:r>
+              <w:rPr>
+                <w:rFonts w:ascii="Times New Roman" w:hAnsi="Times New Roman"/>
+                <w:b w:val="0"/>
+                <w:i w:val="0"/>
+                <w:sz w:val="19"/>
+              </w:rPr>
+              <w:t>+0,043</w:t>
+            </w:r>
+          </w:p>
+        </w:tc>
+        <w:tc>
+          <w:tcPr>
+            <w:tcW w:type="dxa" w:w="2351"/>
+          </w:tcPr>
+          <w:p>
+            <w:r>
+              <w:rPr>
+                <w:rFonts w:ascii="Times New Roman" w:hAnsi="Times New Roman"/>
+                <w:b w:val="0"/>
+                <w:i w:val="0"/>
+                <w:sz w:val="19"/>
+              </w:rPr>
+              <w:t>0,001</w:t>
+            </w:r>
+          </w:p>
+        </w:tc>
+        <w:tc>
+          <w:tcPr>
+            <w:tcW w:type="dxa" w:w="2351"/>
+          </w:tcPr>
+          <w:p>
+            <w:r>
+              <w:rPr>
+                <w:rFonts w:ascii="Times New Roman" w:hAnsi="Times New Roman"/>
+                <w:b w:val="0"/>
+                <w:i w:val="0"/>
+                <w:sz w:val="19"/>
+              </w:rPr>
+              <w:t>0,6038</w:t>
+            </w:r>
+          </w:p>
+        </w:tc>
+      </w:tr>
+    </w:tbl>
+    <w:p>
+      <w:pPr>
+        <w:spacing w:after="120" w:line="240" w:lineRule="auto"/>
+        <w:jc w:val="left"/>
+      </w:pPr>
+      <w:r>
+        <w:rPr>
+          <w:rFonts w:ascii="Times New Roman" w:hAnsi="Times New Roman"/>
+          <w:b w:val="0"/>
+          <w:i w:val="0"/>
+          <w:sz w:val="20"/>
+        </w:rPr>
+        <w:t>Fonte: Dados da pesquisa (2026).</w:t>
+      </w:r>
+    </w:p>
+    <w:p>
+      <w:pPr>
         <w:spacing w:line="360" w:lineRule="auto"/>
         <w:ind w:firstLine="709"/>
         <w:jc w:val="both"/>
@@ -1062,7 +1528,7 @@
           <w:i w:val="0"/>
           <w:sz w:val="24"/>
         </w:rPr>
-        <w:t>No conjunto da semana, o grupo preservou, em média, o perfil iceberg, com o vigor acima das subescalas negativas, mantidas próximas ao piso; a fadiga foi a dimensão negativa mais expressiva, e a ampla amplitude da PTH revela marcada heterogeneidade interindividual. Os diagramas de caixa por dia (Figura 1) resumem, para cada variável, a mediana, a dispersão e os extremos, evidenciando o deslocamento progressivo do vigor (para baixo) e das fadigas (para cima). A regressão linear (Figura 2) confirma as tendências: a fadiga física apresenta a inclinação mais acentuada e o melhor ajuste (b = +0,39/dia; R² = 0,10; p &lt; 0,001), seguida da fadiga do BRUMS (b = +0,41/dia; p &lt; 0,001) e do vigor (b = −0,27/dia; p = 0,005); a fadiga mental não exibe tendência (b = +0,04/dia; p = 0,60). Os R² baixos decorrem de a regressão ser computada no nível da observação, em que a variância é dominada pelas diferenças entre atletas e pelo ruído — o que recomenda interpretar a tendência do grupo, não a leitura isolada de um atleta.</w:t>
+        <w:t>No conjunto da semana, o grupo preservou, em média, o perfil iceberg, com o vigor acima das subescalas negativas, mantidas próximas ao piso (Figura 2, radar); a fadiga foi a dimensão negativa mais expressiva, e a ampla amplitude da PTH revela heterogeneidade interindividual. Os histogramas (Gráfico 1) mostram o vigor e a fadiga física bem dispersos e as negativas concentradas no piso, e os diagramas de caixa por dia (Gráfico 2) evidenciam o deslocamento progressivo do vigor (para baixo) e das fadigas (para cima). A regressão linear (Tabela 3; Gráfico 3) confirma as tendências: a fadiga física apresenta a inclinação mais acentuada e o melhor ajuste (b = +0,39/dia; R² = 0,10; p &lt; 0,001), seguida da fadiga do BRUMS e do vigor; a fadiga mental não exibe tendência (p = 0,60). Os R² baixos decorrem de a regressão ser computada no nível da observação, em que a variância é dominada por diferenças entre atletas e ruído — o que recomenda interpretar a tendência do grupo, e não a leitura isolada de um atleta.</w:t>
       </w:r>
     </w:p>
     <w:p>
@@ -1077,7 +1543,7 @@
           <w:i w:val="0"/>
           <w:sz w:val="20"/>
         </w:rPr>
-        <w:t>Figura 1 – Diagramas de caixa (boxplots) das quatro variáveis por dia</w:t>
+        <w:t>Figura 2 – Forma do perfil de humor (escores z) no Dia 1 e no Dia 7</w:t>
       </w:r>
     </w:p>
     <w:p>
@@ -1087,8 +1553,8 @@
       <w:r>
         <w:drawing>
           <wp:inline xmlns:a="http://schemas.openxmlformats.org/drawingml/2006/main" xmlns:pic="http://schemas.openxmlformats.org/drawingml/2006/picture">
-            <wp:extent cx="5120640" cy="2880360"/>
-            <wp:docPr id="1" name="Picture 1"/>
+            <wp:extent cx="4206240" cy="2366010"/>
+            <wp:docPr id="2" name="Picture 2"/>
             <wp:cNvGraphicFramePr>
               <a:graphicFrameLocks noChangeAspect="1"/>
             </wp:cNvGraphicFramePr>
@@ -1096,11 +1562,11 @@
               <a:graphicData uri="http://schemas.openxmlformats.org/drawingml/2006/picture">
                 <pic:pic>
                   <pic:nvPicPr>
-                    <pic:cNvPr id="0" name="sem_f_boxplot.png"/>
+                    <pic:cNvPr id="0" name="sem_f_radar.png"/>
                     <pic:cNvPicPr/>
                   </pic:nvPicPr>
                   <pic:blipFill>
-                    <a:blip r:embed="rId9"/>
+                    <a:blip r:embed="rId10"/>
                     <a:stretch>
                       <a:fillRect/>
                     </a:stretch>
@@ -1108,7 +1574,7 @@
                   <pic:spPr>
                     <a:xfrm>
                       <a:off x="0" y="0"/>
-                      <a:ext cx="5120640" cy="2880360"/>
+                      <a:ext cx="4206240" cy="2366010"/>
                     </a:xfrm>
                     <a:prstGeom prst="rect"/>
                   </pic:spPr>
@@ -1146,7 +1612,7 @@
           <w:i w:val="0"/>
           <w:sz w:val="20"/>
         </w:rPr>
-        <w:t>Figura 2 – Regressão linear de cada variável ao longo da semana (pontos = observações; reta = ajuste; b e R² indicados)</w:t>
+        <w:t>Gráfico 1 – Histogramas de distribuição das quatro variáveis na semana (linha tracejada = média)</w:t>
       </w:r>
     </w:p>
     <w:p>
@@ -1156,8 +1622,146 @@
       <w:r>
         <w:drawing>
           <wp:inline xmlns:a="http://schemas.openxmlformats.org/drawingml/2006/main" xmlns:pic="http://schemas.openxmlformats.org/drawingml/2006/picture">
-            <wp:extent cx="5120640" cy="2880360"/>
-            <wp:docPr id="2" name="Picture 2"/>
+            <wp:extent cx="4572000" cy="2571750"/>
+            <wp:docPr id="3" name="Picture 3"/>
+            <wp:cNvGraphicFramePr>
+              <a:graphicFrameLocks noChangeAspect="1"/>
+            </wp:cNvGraphicFramePr>
+            <a:graphic>
+              <a:graphicData uri="http://schemas.openxmlformats.org/drawingml/2006/picture">
+                <pic:pic>
+                  <pic:nvPicPr>
+                    <pic:cNvPr id="0" name="sem_f_hist.png"/>
+                    <pic:cNvPicPr/>
+                  </pic:nvPicPr>
+                  <pic:blipFill>
+                    <a:blip r:embed="rId11"/>
+                    <a:stretch>
+                      <a:fillRect/>
+                    </a:stretch>
+                  </pic:blipFill>
+                  <pic:spPr>
+                    <a:xfrm>
+                      <a:off x="0" y="0"/>
+                      <a:ext cx="4572000" cy="2571750"/>
+                    </a:xfrm>
+                    <a:prstGeom prst="rect"/>
+                  </pic:spPr>
+                </pic:pic>
+              </a:graphicData>
+            </a:graphic>
+          </wp:inline>
+        </w:drawing>
+      </w:r>
+    </w:p>
+    <w:p>
+      <w:pPr>
+        <w:spacing w:after="120" w:line="240" w:lineRule="auto"/>
+        <w:jc w:val="center"/>
+      </w:pPr>
+      <w:r>
+        <w:rPr>
+          <w:rFonts w:ascii="Times New Roman" w:hAnsi="Times New Roman"/>
+          <w:b w:val="0"/>
+          <w:i w:val="0"/>
+          <w:sz w:val="20"/>
+        </w:rPr>
+        <w:t>Fonte: Elaborado pelos autores (2026).</w:t>
+      </w:r>
+    </w:p>
+    <w:p>
+      <w:pPr>
+        <w:spacing w:before="120" w:line="240" w:lineRule="auto"/>
+        <w:jc w:val="center"/>
+      </w:pPr>
+      <w:r>
+        <w:rPr>
+          <w:rFonts w:ascii="Times New Roman" w:hAnsi="Times New Roman"/>
+          <w:b w:val="0"/>
+          <w:i w:val="0"/>
+          <w:sz w:val="20"/>
+        </w:rPr>
+        <w:t>Gráfico 2 – Diagramas de caixa (boxplots) das quatro variáveis por dia</w:t>
+      </w:r>
+    </w:p>
+    <w:p>
+      <w:pPr>
+        <w:jc w:val="center"/>
+      </w:pPr>
+      <w:r>
+        <w:drawing>
+          <wp:inline xmlns:a="http://schemas.openxmlformats.org/drawingml/2006/main" xmlns:pic="http://schemas.openxmlformats.org/drawingml/2006/picture">
+            <wp:extent cx="4572000" cy="2571750"/>
+            <wp:docPr id="4" name="Picture 4"/>
+            <wp:cNvGraphicFramePr>
+              <a:graphicFrameLocks noChangeAspect="1"/>
+            </wp:cNvGraphicFramePr>
+            <a:graphic>
+              <a:graphicData uri="http://schemas.openxmlformats.org/drawingml/2006/picture">
+                <pic:pic>
+                  <pic:nvPicPr>
+                    <pic:cNvPr id="0" name="sem_f_boxplot.png"/>
+                    <pic:cNvPicPr/>
+                  </pic:nvPicPr>
+                  <pic:blipFill>
+                    <a:blip r:embed="rId12"/>
+                    <a:stretch>
+                      <a:fillRect/>
+                    </a:stretch>
+                  </pic:blipFill>
+                  <pic:spPr>
+                    <a:xfrm>
+                      <a:off x="0" y="0"/>
+                      <a:ext cx="4572000" cy="2571750"/>
+                    </a:xfrm>
+                    <a:prstGeom prst="rect"/>
+                  </pic:spPr>
+                </pic:pic>
+              </a:graphicData>
+            </a:graphic>
+          </wp:inline>
+        </w:drawing>
+      </w:r>
+    </w:p>
+    <w:p>
+      <w:pPr>
+        <w:spacing w:after="120" w:line="240" w:lineRule="auto"/>
+        <w:jc w:val="center"/>
+      </w:pPr>
+      <w:r>
+        <w:rPr>
+          <w:rFonts w:ascii="Times New Roman" w:hAnsi="Times New Roman"/>
+          <w:b w:val="0"/>
+          <w:i w:val="0"/>
+          <w:sz w:val="20"/>
+        </w:rPr>
+        <w:t>Fonte: Elaborado pelos autores (2026).</w:t>
+      </w:r>
+    </w:p>
+    <w:p>
+      <w:pPr>
+        <w:spacing w:before="120" w:line="240" w:lineRule="auto"/>
+        <w:jc w:val="center"/>
+      </w:pPr>
+      <w:r>
+        <w:rPr>
+          <w:rFonts w:ascii="Times New Roman" w:hAnsi="Times New Roman"/>
+          <w:b w:val="0"/>
+          <w:i w:val="0"/>
+          <w:sz w:val="20"/>
+        </w:rPr>
+        <w:t>Gráfico 3 – Regressão linear de cada variável ao longo da semana (pontos = observações; reta = ajuste)</w:t>
+      </w:r>
+    </w:p>
+    <w:p>
+      <w:pPr>
+        <w:jc w:val="center"/>
+      </w:pPr>
+      <w:r>
+        <w:drawing>
+          <wp:inline xmlns:a="http://schemas.openxmlformats.org/drawingml/2006/main" xmlns:pic="http://schemas.openxmlformats.org/drawingml/2006/picture">
+            <wp:extent cx="4572000" cy="2571750"/>
+            <wp:docPr id="5" name="Picture 5"/>
             <wp:cNvGraphicFramePr>
               <a:graphicFrameLocks noChangeAspect="1"/>
             </wp:cNvGraphicFramePr>
@@ -1169,7 +1773,7 @@
                     <pic:cNvPicPr/>
                   </pic:nvPicPr>
                   <pic:blipFill>
-                    <a:blip r:embed="rId10"/>
+                    <a:blip r:embed="rId13"/>
                     <a:stretch>
                       <a:fillRect/>
                     </a:stretch>
@@ -1177,7 +1781,7 @@
                   <pic:spPr>
                     <a:xfrm>
                       <a:off x="0" y="0"/>
-                      <a:ext cx="5120640" cy="2880360"/>
+                      <a:ext cx="4572000" cy="2571750"/>
                     </a:xfrm>
                     <a:prstGeom prst="rect"/>
                   </pic:spPr>
@@ -1231,7 +1835,7 @@
           <w:i w:val="0"/>
           <w:sz w:val="24"/>
         </w:rPr>
-        <w:t>As trajetórias (Figura 3) mostram que o sinal temporal se concentra no eixo energia–fadiga: o vigor declina e a fadiga — física e do BRUMS — eleva-se progressivamente rumo ao Dia 7, ao passo que a fadiga mental e as subescalas negativas permanecem estáveis. A decomposição da variância indica que o sinal da semana é a menor fração (fadiga física 13%, vigor 7%, fadiga do BRUMS 4%, fadiga mental 1%), com relação sinal-ruído favorável apenas à fadiga física (1,82) e ao vigor (1,52); a maior parte da variância é traço e ruído, o que sustenta o monitoramento por médias de coletas e por tendência, e não por valores isolados. A Figura 4 sintetiza, em escores padronizados, a deterioração conjunta do eixo — vigor descendente e fadigas ascendentes em paralelo.</w:t>
+        <w:t>As trajetórias (Gráfico 4) mostram que o sinal temporal se concentra no eixo energia–fadiga: o vigor declina e a fadiga — física e do BRUMS — eleva-se progressivamente rumo ao Dia 7, ao passo que a fadiga mental e as subescalas negativas permanecem estáveis. A decomposição da variância indica que o sinal da semana é a menor fração (fadiga física 13%, vigor 7%, fadiga do BRUMS 4%, fadiga mental 1%), com relação sinal-ruído favorável apenas à fadiga física (1,82) e ao vigor (1,52); a maior parte da variância é traço e ruído, o que sustenta o monitoramento por médias de coletas e por tendência. O Gráfico 5 sintetiza, em escores padronizados, a deterioração conjunta do eixo, e o mapa de calor por atleta (Figura 3) revela a heterogeneidade: alguns atletas oscilam pouco e outros amplificam em todas as variáveis.</w:t>
       </w:r>
     </w:p>
     <w:p>
@@ -1246,7 +1850,7 @@
           <w:i w:val="0"/>
           <w:sz w:val="20"/>
         </w:rPr>
-        <w:t>Figura 3 – Comportamento semanal das quatro variáveis (M ± DP; suavização LOWESS pontilhada)</w:t>
+        <w:t>Gráfico 4 – Comportamento semanal das quatro variáveis (M ± DP; suavização LOWESS pontilhada)</w:t>
       </w:r>
     </w:p>
     <w:p>
@@ -1256,8 +1860,8 @@
       <w:r>
         <w:drawing>
           <wp:inline xmlns:a="http://schemas.openxmlformats.org/drawingml/2006/main" xmlns:pic="http://schemas.openxmlformats.org/drawingml/2006/picture">
-            <wp:extent cx="5120640" cy="2880360"/>
-            <wp:docPr id="3" name="Picture 3"/>
+            <wp:extent cx="4572000" cy="2571750"/>
+            <wp:docPr id="6" name="Picture 6"/>
             <wp:cNvGraphicFramePr>
               <a:graphicFrameLocks noChangeAspect="1"/>
             </wp:cNvGraphicFramePr>
@@ -1269,7 +1873,7 @@
                     <pic:cNvPicPr/>
                   </pic:nvPicPr>
                   <pic:blipFill>
-                    <a:blip r:embed="rId11"/>
+                    <a:blip r:embed="rId14"/>
                     <a:stretch>
                       <a:fillRect/>
                     </a:stretch>
@@ -1277,7 +1881,7 @@
                   <pic:spPr>
                     <a:xfrm>
                       <a:off x="0" y="0"/>
-                      <a:ext cx="5120640" cy="2880360"/>
+                      <a:ext cx="4572000" cy="2571750"/>
                     </a:xfrm>
                     <a:prstGeom prst="rect"/>
                   </pic:spPr>
@@ -1315,7 +1919,7 @@
           <w:i w:val="0"/>
           <w:sz w:val="20"/>
         </w:rPr>
-        <w:t>Figura 4 – Deterioração do eixo energia–fadiga em escores padronizados (z): vigor declina, fadiga e fadiga física ascendem</w:t>
+        <w:t>Gráfico 5 – Deterioração do eixo energia–fadiga em escores padronizados (z): vigor declina, fadigas ascendem</w:t>
       </w:r>
     </w:p>
     <w:p>
@@ -1325,8 +1929,8 @@
       <w:r>
         <w:drawing>
           <wp:inline xmlns:a="http://schemas.openxmlformats.org/drawingml/2006/main" xmlns:pic="http://schemas.openxmlformats.org/drawingml/2006/picture">
-            <wp:extent cx="4937760" cy="2777490"/>
-            <wp:docPr id="4" name="Picture 4"/>
+            <wp:extent cx="4389120" cy="2468880"/>
+            <wp:docPr id="7" name="Picture 7"/>
             <wp:cNvGraphicFramePr>
               <a:graphicFrameLocks noChangeAspect="1"/>
             </wp:cNvGraphicFramePr>
@@ -1338,7 +1942,7 @@
                     <pic:cNvPicPr/>
                   </pic:nvPicPr>
                   <pic:blipFill>
-                    <a:blip r:embed="rId12"/>
+                    <a:blip r:embed="rId15"/>
                     <a:stretch>
                       <a:fillRect/>
                     </a:stretch>
@@ -1346,7 +1950,76 @@
                   <pic:spPr>
                     <a:xfrm>
                       <a:off x="0" y="0"/>
-                      <a:ext cx="4937760" cy="2777490"/>
+                      <a:ext cx="4389120" cy="2468880"/>
+                    </a:xfrm>
+                    <a:prstGeom prst="rect"/>
+                  </pic:spPr>
+                </pic:pic>
+              </a:graphicData>
+            </a:graphic>
+          </wp:inline>
+        </w:drawing>
+      </w:r>
+    </w:p>
+    <w:p>
+      <w:pPr>
+        <w:spacing w:after="120" w:line="240" w:lineRule="auto"/>
+        <w:jc w:val="center"/>
+      </w:pPr>
+      <w:r>
+        <w:rPr>
+          <w:rFonts w:ascii="Times New Roman" w:hAnsi="Times New Roman"/>
+          <w:b w:val="0"/>
+          <w:i w:val="0"/>
+          <w:sz w:val="20"/>
+        </w:rPr>
+        <w:t>Fonte: Elaborado pelos autores (2026).</w:t>
+      </w:r>
+    </w:p>
+    <w:p>
+      <w:pPr>
+        <w:spacing w:before="120" w:line="240" w:lineRule="auto"/>
+        <w:jc w:val="center"/>
+      </w:pPr>
+      <w:r>
+        <w:rPr>
+          <w:rFonts w:ascii="Times New Roman" w:hAnsi="Times New Roman"/>
+          <w:b w:val="0"/>
+          <w:i w:val="0"/>
+          <w:sz w:val="20"/>
+        </w:rPr>
+        <w:t>Figura 3 – Mapa de calor da amplitude semanal por atleta (escores z por variável)</w:t>
+      </w:r>
+    </w:p>
+    <w:p>
+      <w:pPr>
+        <w:jc w:val="center"/>
+      </w:pPr>
+      <w:r>
+        <w:drawing>
+          <wp:inline xmlns:a="http://schemas.openxmlformats.org/drawingml/2006/main" xmlns:pic="http://schemas.openxmlformats.org/drawingml/2006/picture">
+            <wp:extent cx="4389120" cy="2468880"/>
+            <wp:docPr id="8" name="Picture 8"/>
+            <wp:cNvGraphicFramePr>
+              <a:graphicFrameLocks noChangeAspect="1"/>
+            </wp:cNvGraphicFramePr>
+            <a:graphic>
+              <a:graphicData uri="http://schemas.openxmlformats.org/drawingml/2006/picture">
+                <pic:pic>
+                  <pic:nvPicPr>
+                    <pic:cNvPr id="0" name="abnt_f_heatmap.png"/>
+                    <pic:cNvPicPr/>
+                  </pic:nvPicPr>
+                  <pic:blipFill>
+                    <a:blip r:embed="rId16"/>
+                    <a:stretch>
+                      <a:fillRect/>
+                    </a:stretch>
+                  </pic:blipFill>
+                  <pic:spPr>
+                    <a:xfrm>
+                      <a:off x="0" y="0"/>
+                      <a:ext cx="4389120" cy="2468880"/>
                     </a:xfrm>
                     <a:prstGeom prst="rect"/>
                   </pic:spPr>
@@ -1399,7 +2072,7 @@
           <w:i w:val="0"/>
           <w:sz w:val="20"/>
         </w:rPr>
-        <w:t>Tabela 3 – Humor e fadiga na linha de base (Dia 1, pré) e no último dia (Dia 7, pós); comparação pareada (Wilcoxon)</w:t>
+        <w:t>Tabela 4 – Humor e fadiga na linha de base (Dia 1, pré) e no último dia (Dia 7, pós); comparação pareada (Wilcoxon)</w:t>
       </w:r>
     </w:p>
     <w:tbl>
@@ -1454,7 +2127,7 @@
                 <w:i w:val="0"/>
                 <w:sz w:val="19"/>
               </w:rPr>
-              <w:t>Pré D1 (M ± DP)</w:t>
+              <w:t>Pré D1</w:t>
             </w:r>
           </w:p>
         </w:tc>
@@ -1470,7 +2143,7 @@
                 <w:i w:val="0"/>
                 <w:sz w:val="19"/>
               </w:rPr>
-              <w:t>Pós D7 (M ± DP)</w:t>
+              <w:t>Pós D7</w:t>
             </w:r>
           </w:p>
         </w:tc>
@@ -2013,33 +2686,464 @@
     </w:p>
     <w:p>
       <w:pPr>
-        <w:spacing w:line="360" w:lineRule="auto"/>
-        <w:ind w:firstLine="709"/>
-        <w:jc w:val="both"/>
+        <w:spacing w:before="120" w:line="240" w:lineRule="auto"/>
+        <w:jc w:val="left"/>
       </w:pPr>
       <w:r>
         <w:rPr>
           <w:rFonts w:ascii="Times New Roman" w:hAnsi="Times New Roman"/>
           <w:b w:val="0"/>
           <w:i w:val="0"/>
-          <w:sz w:val="24"/>
+          <w:sz w:val="20"/>
         </w:rPr>
-        <w:t>A comparação geral do grupo entre a linha de base e o último dia confirma e amplia o quadro: o vigor caiu 47% (8,25 → 4,38; dz = −1,02) e a fadiga física quase triplicou em magnitude de efeito (3,69 → 8,44; +129%; dz = +2,12), com a fadiga do BRUMS (+116%; dz = +0,78) e a fadiga mental (+39%; dz = +0,82) também aumentando significativamente. A hierarquia de sensibilidade é clara — fadiga física &gt; vigor &gt; fadiga do BRUMS &gt; fadiga mental —, e a fadiga física reúne o maior efeito e a melhor relação sinal-ruído, qualificando-se como o marcador de eleição. Cabe notar que o efeito crônico (linha de base ao final) supera o efeito agudo pré→pós (por exemplo, fadiga física dz agudo = +1,08 versus crônico = +2,12), indicando acúmulo progressivo ao longo da semana, e não apenas resposta pontual ao esforço diário.</w:t>
+        <w:t>Tabela 5 – Sensibilidade/responsividade das variáveis (efeito agudo, crônico, SNR e % de sinal)</w:t>
       </w:r>
     </w:p>
+    <w:tbl>
+      <w:tblPr>
+        <w:tblW w:type="auto" w:w="0"/>
+        <w:jc w:val="center"/>
+        <w:tblLook w:firstColumn="1" w:firstRow="1" w:lastColumn="0" w:lastRow="0" w:noHBand="0" w:noVBand="1" w:val="04A0"/>
+        <w:tblBorders>
+          <w:top w:val="single" w:sz="6" w:space="0" w:color="000000"/>
+          <w:bottom w:val="single" w:sz="6" w:space="0" w:color="000000"/>
+          <w:insideH w:val="single" w:sz="6" w:space="0" w:color="000000"/>
+          <w:left w:val="none"/>
+          <w:right w:val="none"/>
+          <w:insideV w:val="none"/>
+        </w:tblBorders>
+      </w:tblPr>
+      <w:tblGrid>
+        <w:gridCol w:w="1881"/>
+        <w:gridCol w:w="1881"/>
+        <w:gridCol w:w="1881"/>
+        <w:gridCol w:w="1881"/>
+        <w:gridCol w:w="1881"/>
+      </w:tblGrid>
+      <w:tr>
+        <w:tc>
+          <w:tcPr>
+            <w:tcW w:type="dxa" w:w="1881"/>
+          </w:tcPr>
+          <w:p>
+            <w:r>
+              <w:rPr>
+                <w:rFonts w:ascii="Times New Roman" w:hAnsi="Times New Roman"/>
+                <w:b/>
+                <w:i w:val="0"/>
+                <w:sz w:val="19"/>
+              </w:rPr>
+              <w:t>Variável</w:t>
+            </w:r>
+          </w:p>
+        </w:tc>
+        <w:tc>
+          <w:tcPr>
+            <w:tcW w:type="dxa" w:w="1881"/>
+          </w:tcPr>
+          <w:p>
+            <w:r>
+              <w:rPr>
+                <w:rFonts w:ascii="Times New Roman" w:hAnsi="Times New Roman"/>
+                <w:b/>
+                <w:i w:val="0"/>
+                <w:sz w:val="19"/>
+              </w:rPr>
+              <w:t>|dz| agudo</w:t>
+            </w:r>
+          </w:p>
+        </w:tc>
+        <w:tc>
+          <w:tcPr>
+            <w:tcW w:type="dxa" w:w="1881"/>
+          </w:tcPr>
+          <w:p>
+            <w:r>
+              <w:rPr>
+                <w:rFonts w:ascii="Times New Roman" w:hAnsi="Times New Roman"/>
+                <w:b/>
+                <w:i w:val="0"/>
+                <w:sz w:val="19"/>
+              </w:rPr>
+              <w:t>|dz| crônico</w:t>
+            </w:r>
+          </w:p>
+        </w:tc>
+        <w:tc>
+          <w:tcPr>
+            <w:tcW w:type="dxa" w:w="1881"/>
+          </w:tcPr>
+          <w:p>
+            <w:r>
+              <w:rPr>
+                <w:rFonts w:ascii="Times New Roman" w:hAnsi="Times New Roman"/>
+                <w:b/>
+                <w:i w:val="0"/>
+                <w:sz w:val="19"/>
+              </w:rPr>
+              <w:t>SNR</w:t>
+            </w:r>
+          </w:p>
+        </w:tc>
+        <w:tc>
+          <w:tcPr>
+            <w:tcW w:type="dxa" w:w="1881"/>
+          </w:tcPr>
+          <w:p>
+            <w:r>
+              <w:rPr>
+                <w:rFonts w:ascii="Times New Roman" w:hAnsi="Times New Roman"/>
+                <w:b/>
+                <w:i w:val="0"/>
+                <w:sz w:val="19"/>
+              </w:rPr>
+              <w:t>% sinal</w:t>
+            </w:r>
+          </w:p>
+        </w:tc>
+      </w:tr>
+      <w:tr>
+        <w:tc>
+          <w:tcPr>
+            <w:tcW w:type="dxa" w:w="1881"/>
+          </w:tcPr>
+          <w:p>
+            <w:r>
+              <w:rPr>
+                <w:rFonts w:ascii="Times New Roman" w:hAnsi="Times New Roman"/>
+                <w:b w:val="0"/>
+                <w:i w:val="0"/>
+                <w:sz w:val="19"/>
+              </w:rPr>
+              <w:t>Fadiga física</w:t>
+            </w:r>
+          </w:p>
+        </w:tc>
+        <w:tc>
+          <w:tcPr>
+            <w:tcW w:type="dxa" w:w="1881"/>
+          </w:tcPr>
+          <w:p>
+            <w:r>
+              <w:rPr>
+                <w:rFonts w:ascii="Times New Roman" w:hAnsi="Times New Roman"/>
+                <w:b w:val="0"/>
+                <w:i w:val="0"/>
+                <w:sz w:val="19"/>
+              </w:rPr>
+              <w:t>1,08</w:t>
+            </w:r>
+          </w:p>
+        </w:tc>
+        <w:tc>
+          <w:tcPr>
+            <w:tcW w:type="dxa" w:w="1881"/>
+          </w:tcPr>
+          <w:p>
+            <w:r>
+              <w:rPr>
+                <w:rFonts w:ascii="Times New Roman" w:hAnsi="Times New Roman"/>
+                <w:b w:val="0"/>
+                <w:i w:val="0"/>
+                <w:sz w:val="19"/>
+              </w:rPr>
+              <w:t>1,69</w:t>
+            </w:r>
+          </w:p>
+        </w:tc>
+        <w:tc>
+          <w:tcPr>
+            <w:tcW w:type="dxa" w:w="1881"/>
+          </w:tcPr>
+          <w:p>
+            <w:r>
+              <w:rPr>
+                <w:rFonts w:ascii="Times New Roman" w:hAnsi="Times New Roman"/>
+                <w:b w:val="0"/>
+                <w:i w:val="0"/>
+                <w:sz w:val="19"/>
+              </w:rPr>
+              <w:t>1,82</w:t>
+            </w:r>
+          </w:p>
+        </w:tc>
+        <w:tc>
+          <w:tcPr>
+            <w:tcW w:type="dxa" w:w="1881"/>
+          </w:tcPr>
+          <w:p>
+            <w:r>
+              <w:rPr>
+                <w:rFonts w:ascii="Times New Roman" w:hAnsi="Times New Roman"/>
+                <w:b w:val="0"/>
+                <w:i w:val="0"/>
+                <w:sz w:val="19"/>
+              </w:rPr>
+              <w:t>13%</w:t>
+            </w:r>
+          </w:p>
+        </w:tc>
+      </w:tr>
+      <w:tr>
+        <w:tc>
+          <w:tcPr>
+            <w:tcW w:type="dxa" w:w="1881"/>
+          </w:tcPr>
+          <w:p>
+            <w:r>
+              <w:rPr>
+                <w:rFonts w:ascii="Times New Roman" w:hAnsi="Times New Roman"/>
+                <w:b w:val="0"/>
+                <w:i w:val="0"/>
+                <w:sz w:val="19"/>
+              </w:rPr>
+              <w:t>Vigor</w:t>
+            </w:r>
+          </w:p>
+        </w:tc>
+        <w:tc>
+          <w:tcPr>
+            <w:tcW w:type="dxa" w:w="1881"/>
+          </w:tcPr>
+          <w:p>
+            <w:r>
+              <w:rPr>
+                <w:rFonts w:ascii="Times New Roman" w:hAnsi="Times New Roman"/>
+                <w:b w:val="0"/>
+                <w:i w:val="0"/>
+                <w:sz w:val="19"/>
+              </w:rPr>
+              <w:t>0,74</w:t>
+            </w:r>
+          </w:p>
+        </w:tc>
+        <w:tc>
+          <w:tcPr>
+            <w:tcW w:type="dxa" w:w="1881"/>
+          </w:tcPr>
+          <w:p>
+            <w:r>
+              <w:rPr>
+                <w:rFonts w:ascii="Times New Roman" w:hAnsi="Times New Roman"/>
+                <w:b w:val="0"/>
+                <w:i w:val="0"/>
+                <w:sz w:val="19"/>
+              </w:rPr>
+              <w:t>1,09</w:t>
+            </w:r>
+          </w:p>
+        </w:tc>
+        <w:tc>
+          <w:tcPr>
+            <w:tcW w:type="dxa" w:w="1881"/>
+          </w:tcPr>
+          <w:p>
+            <w:r>
+              <w:rPr>
+                <w:rFonts w:ascii="Times New Roman" w:hAnsi="Times New Roman"/>
+                <w:b w:val="0"/>
+                <w:i w:val="0"/>
+                <w:sz w:val="19"/>
+              </w:rPr>
+              <w:t>1,52</w:t>
+            </w:r>
+          </w:p>
+        </w:tc>
+        <w:tc>
+          <w:tcPr>
+            <w:tcW w:type="dxa" w:w="1881"/>
+          </w:tcPr>
+          <w:p>
+            <w:r>
+              <w:rPr>
+                <w:rFonts w:ascii="Times New Roman" w:hAnsi="Times New Roman"/>
+                <w:b w:val="0"/>
+                <w:i w:val="0"/>
+                <w:sz w:val="19"/>
+              </w:rPr>
+              <w:t>7%</w:t>
+            </w:r>
+          </w:p>
+        </w:tc>
+      </w:tr>
+      <w:tr>
+        <w:tc>
+          <w:tcPr>
+            <w:tcW w:type="dxa" w:w="1881"/>
+          </w:tcPr>
+          <w:p>
+            <w:r>
+              <w:rPr>
+                <w:rFonts w:ascii="Times New Roman" w:hAnsi="Times New Roman"/>
+                <w:b w:val="0"/>
+                <w:i w:val="0"/>
+                <w:sz w:val="19"/>
+              </w:rPr>
+              <w:t>Fadiga (BRUMS)</w:t>
+            </w:r>
+          </w:p>
+        </w:tc>
+        <w:tc>
+          <w:tcPr>
+            <w:tcW w:type="dxa" w:w="1881"/>
+          </w:tcPr>
+          <w:p>
+            <w:r>
+              <w:rPr>
+                <w:rFonts w:ascii="Times New Roman" w:hAnsi="Times New Roman"/>
+                <w:b w:val="0"/>
+                <w:i w:val="0"/>
+                <w:sz w:val="19"/>
+              </w:rPr>
+              <w:t>0,60</w:t>
+            </w:r>
+          </w:p>
+        </w:tc>
+        <w:tc>
+          <w:tcPr>
+            <w:tcW w:type="dxa" w:w="1881"/>
+          </w:tcPr>
+          <w:p>
+            <w:r>
+              <w:rPr>
+                <w:rFonts w:ascii="Times New Roman" w:hAnsi="Times New Roman"/>
+                <w:b w:val="0"/>
+                <w:i w:val="0"/>
+                <w:sz w:val="19"/>
+              </w:rPr>
+              <w:t>0,68</w:t>
+            </w:r>
+          </w:p>
+        </w:tc>
+        <w:tc>
+          <w:tcPr>
+            <w:tcW w:type="dxa" w:w="1881"/>
+          </w:tcPr>
+          <w:p>
+            <w:r>
+              <w:rPr>
+                <w:rFonts w:ascii="Times New Roman" w:hAnsi="Times New Roman"/>
+                <w:b w:val="0"/>
+                <w:i w:val="0"/>
+                <w:sz w:val="19"/>
+              </w:rPr>
+              <w:t>1,29</w:t>
+            </w:r>
+          </w:p>
+        </w:tc>
+        <w:tc>
+          <w:tcPr>
+            <w:tcW w:type="dxa" w:w="1881"/>
+          </w:tcPr>
+          <w:p>
+            <w:r>
+              <w:rPr>
+                <w:rFonts w:ascii="Times New Roman" w:hAnsi="Times New Roman"/>
+                <w:b w:val="0"/>
+                <w:i w:val="0"/>
+                <w:sz w:val="19"/>
+              </w:rPr>
+              <w:t>4%</w:t>
+            </w:r>
+          </w:p>
+        </w:tc>
+      </w:tr>
+      <w:tr>
+        <w:tc>
+          <w:tcPr>
+            <w:tcW w:type="dxa" w:w="1881"/>
+          </w:tcPr>
+          <w:p>
+            <w:r>
+              <w:rPr>
+                <w:rFonts w:ascii="Times New Roman" w:hAnsi="Times New Roman"/>
+                <w:b w:val="0"/>
+                <w:i w:val="0"/>
+                <w:sz w:val="19"/>
+              </w:rPr>
+              <w:t>Fadiga mental</w:t>
+            </w:r>
+          </w:p>
+        </w:tc>
+        <w:tc>
+          <w:tcPr>
+            <w:tcW w:type="dxa" w:w="1881"/>
+          </w:tcPr>
+          <w:p>
+            <w:r>
+              <w:rPr>
+                <w:rFonts w:ascii="Times New Roman" w:hAnsi="Times New Roman"/>
+                <w:b w:val="0"/>
+                <w:i w:val="0"/>
+                <w:sz w:val="19"/>
+              </w:rPr>
+              <w:t>0,53</w:t>
+            </w:r>
+          </w:p>
+        </w:tc>
+        <w:tc>
+          <w:tcPr>
+            <w:tcW w:type="dxa" w:w="1881"/>
+          </w:tcPr>
+          <w:p>
+            <w:r>
+              <w:rPr>
+                <w:rFonts w:ascii="Times New Roman" w:hAnsi="Times New Roman"/>
+                <w:b w:val="0"/>
+                <w:i w:val="0"/>
+                <w:sz w:val="19"/>
+              </w:rPr>
+              <w:t>0,33</w:t>
+            </w:r>
+          </w:p>
+        </w:tc>
+        <w:tc>
+          <w:tcPr>
+            <w:tcW w:type="dxa" w:w="1881"/>
+          </w:tcPr>
+          <w:p>
+            <w:r>
+              <w:rPr>
+                <w:rFonts w:ascii="Times New Roman" w:hAnsi="Times New Roman"/>
+                <w:b w:val="0"/>
+                <w:i w:val="0"/>
+                <w:sz w:val="19"/>
+              </w:rPr>
+              <w:t>0,48</w:t>
+            </w:r>
+          </w:p>
+        </w:tc>
+        <w:tc>
+          <w:tcPr>
+            <w:tcW w:type="dxa" w:w="1881"/>
+          </w:tcPr>
+          <w:p>
+            <w:r>
+              <w:rPr>
+                <w:rFonts w:ascii="Times New Roman" w:hAnsi="Times New Roman"/>
+                <w:b w:val="0"/>
+                <w:i w:val="0"/>
+                <w:sz w:val="19"/>
+              </w:rPr>
+              <w:t>1%</w:t>
+            </w:r>
+          </w:p>
+        </w:tc>
+      </w:tr>
+    </w:tbl>
     <w:p>
       <w:pPr>
-        <w:spacing w:before="120" w:after="40"/>
+        <w:spacing w:after="120" w:line="240" w:lineRule="auto"/>
         <w:jc w:val="left"/>
       </w:pPr>
       <w:r>
         <w:rPr>
           <w:rFonts w:ascii="Times New Roman" w:hAnsi="Times New Roman"/>
-          <w:b/>
+          <w:b w:val="0"/>
           <w:i w:val="0"/>
-          <w:sz w:val="24"/>
+          <w:sz w:val="20"/>
         </w:rPr>
-        <w:t>4.5 Perfil iceberg e ponto de inflexão</w:t>
+        <w:t>Fonte: Dados da pesquisa (2026).</w:t>
       </w:r>
     </w:p>
     <w:p>
@@ -2055,7 +3159,38 @@
           <w:i w:val="0"/>
           <w:sz w:val="24"/>
         </w:rPr>
-        <w:t>A classificação nos perfis de humor mostra a migração do perfil saudável para o de fadiga: o percentual de atletas em perfil iceberg e o índice-iceberg declinam ao longo da semana, com queda acentuada no Dia 7 (Figura 5). A leitura das derivadas (Figura 6) descreve a forma da mudança: a velocidade da fadiga física e da fadiga do BRUMS é máxima nas extremidades, e a aceleração troca de sinal uma única vez — o ponto de inflexão —, situado em torno do Dia 4 para o vigor, a fadiga física e a fadiga do BRUMS. O Dia 4 marca a transição da fase de acomodação para o aprofundamento da fadiga rumo ao Dia 7, delimitando a janela oportuna para a intervenção na recuperação.</w:t>
+        <w:t>A comparação geral do grupo entre a linha de base e o último dia confirma e amplia o quadro: o vigor caiu 47% (8,25 → 4,38; dz = −1,02) e a fadiga física quase triplicou em magnitude de efeito (3,69 → 8,44; +129%; dz = +2,12), com a fadiga do BRUMS (+116%; dz = +0,78) e a fadiga mental (+39%; dz = +0,82) também aumentando significativamente. A hierarquia de sensibilidade (Tabela 5) é clara — fadiga física &gt; vigor &gt; fadiga do BRUMS &gt; fadiga mental —, com a fadiga física reunindo o maior efeito e a melhor SNR. O efeito crônico (linha de base ao final) supera o agudo pré→pós (fadiga física dz crônico = +2,12 versus agudo = +1,08), indicando acúmulo progressivo, e não apenas resposta pontual ao esforço diário.</w:t>
+      </w:r>
+    </w:p>
+    <w:p>
+      <w:pPr>
+        <w:spacing w:before="120" w:after="40"/>
+        <w:jc w:val="left"/>
+      </w:pPr>
+      <w:r>
+        <w:rPr>
+          <w:rFonts w:ascii="Times New Roman" w:hAnsi="Times New Roman"/>
+          <w:b/>
+          <w:i w:val="0"/>
+          <w:sz w:val="24"/>
+        </w:rPr>
+        <w:t>4.5 Perfil iceberg, comportamento individual e ponto de inflexão</w:t>
+      </w:r>
+    </w:p>
+    <w:p>
+      <w:pPr>
+        <w:spacing w:line="360" w:lineRule="auto"/>
+        <w:ind w:firstLine="709"/>
+        <w:jc w:val="both"/>
+      </w:pPr>
+      <w:r>
+        <w:rPr>
+          <w:rFonts w:ascii="Times New Roman" w:hAnsi="Times New Roman"/>
+          <w:b w:val="0"/>
+          <w:i w:val="0"/>
+          <w:sz w:val="24"/>
+        </w:rPr>
+        <w:t>Os seis perfis de humor (Figura 4) descrevem as configurações possíveis do estado afetivo; ao longo da semana observou-se a migração do perfil saudável (iceberg) para o de fadiga, com queda do percentual em perfil iceberg e do índice-iceberg e precipitação no Dia 7 (Gráfico 6). As trajetórias individuais (Figura 5) confirmam a direção compartilhada, porém com magnitude e ponto de partida variáveis entre atletas, o que desaconselha pontos de corte normativos únicos. A leitura das derivadas (Figura 6) descreve a forma da mudança: a aceleração troca de sinal uma única vez — o ponto de inflexão —, situado em torno do Dia 4 para o vigor, a fadiga física e a fadiga do BRUMS, marcando a transição da fase de acomodação para o aprofundamento da fadiga rumo ao Dia 7 e delimitando a janela oportuna para a intervenção na recuperação.</w:t>
       </w:r>
     </w:p>
     <w:p>
@@ -2070,7 +3205,7 @@
           <w:i w:val="0"/>
           <w:sz w:val="20"/>
         </w:rPr>
-        <w:t>Figura 5 – Perfil iceberg ao longo da semana: percentual em perfil iceberg (barras), índice-iceberg (linha) e regressão</w:t>
+        <w:t>Gráfico 6 – Perfil iceberg ao longo da semana: percentual em perfil iceberg (barras), índice-iceberg (linha) e regressão</w:t>
       </w:r>
     </w:p>
     <w:p>
@@ -2080,8 +3215,8 @@
       <w:r>
         <w:drawing>
           <wp:inline xmlns:a="http://schemas.openxmlformats.org/drawingml/2006/main" xmlns:pic="http://schemas.openxmlformats.org/drawingml/2006/picture">
-            <wp:extent cx="5120640" cy="2880360"/>
-            <wp:docPr id="5" name="Picture 5"/>
+            <wp:extent cx="4937760" cy="2777490"/>
+            <wp:docPr id="9" name="Picture 9"/>
             <wp:cNvGraphicFramePr>
               <a:graphicFrameLocks noChangeAspect="1"/>
             </wp:cNvGraphicFramePr>
@@ -2093,7 +3228,7 @@
                     <pic:cNvPicPr/>
                   </pic:nvPicPr>
                   <pic:blipFill>
-                    <a:blip r:embed="rId13"/>
+                    <a:blip r:embed="rId17"/>
                     <a:stretch>
                       <a:fillRect/>
                     </a:stretch>
@@ -2101,7 +3236,145 @@
                   <pic:spPr>
                     <a:xfrm>
                       <a:off x="0" y="0"/>
-                      <a:ext cx="5120640" cy="2880360"/>
+                      <a:ext cx="4937760" cy="2777490"/>
+                    </a:xfrm>
+                    <a:prstGeom prst="rect"/>
+                  </pic:spPr>
+                </pic:pic>
+              </a:graphicData>
+            </a:graphic>
+          </wp:inline>
+        </w:drawing>
+      </w:r>
+    </w:p>
+    <w:p>
+      <w:pPr>
+        <w:spacing w:after="120" w:line="240" w:lineRule="auto"/>
+        <w:jc w:val="center"/>
+      </w:pPr>
+      <w:r>
+        <w:rPr>
+          <w:rFonts w:ascii="Times New Roman" w:hAnsi="Times New Roman"/>
+          <w:b w:val="0"/>
+          <w:i w:val="0"/>
+          <w:sz w:val="20"/>
+        </w:rPr>
+        <w:t>Fonte: Elaborado pelos autores (2026).</w:t>
+      </w:r>
+    </w:p>
+    <w:p>
+      <w:pPr>
+        <w:spacing w:before="120" w:line="240" w:lineRule="auto"/>
+        <w:jc w:val="center"/>
+      </w:pPr>
+      <w:r>
+        <w:rPr>
+          <w:rFonts w:ascii="Times New Roman" w:hAnsi="Times New Roman"/>
+          <w:b w:val="0"/>
+          <w:i w:val="0"/>
+          <w:sz w:val="20"/>
+        </w:rPr>
+        <w:t>Figura 4 – Esquema dos seis perfis de humor (escores z das subescalas; vigor em verde, negativas em vermelho)</w:t>
+      </w:r>
+    </w:p>
+    <w:p>
+      <w:pPr>
+        <w:jc w:val="center"/>
+      </w:pPr>
+      <w:r>
+        <w:drawing>
+          <wp:inline xmlns:a="http://schemas.openxmlformats.org/drawingml/2006/main" xmlns:pic="http://schemas.openxmlformats.org/drawingml/2006/picture">
+            <wp:extent cx="4754880" cy="2674620"/>
+            <wp:docPr id="10" name="Picture 10"/>
+            <wp:cNvGraphicFramePr>
+              <a:graphicFrameLocks noChangeAspect="1"/>
+            </wp:cNvGraphicFramePr>
+            <a:graphic>
+              <a:graphicData uri="http://schemas.openxmlformats.org/drawingml/2006/picture">
+                <pic:pic>
+                  <pic:nvPicPr>
+                    <pic:cNvPr id="0" name="fig_perfis_esquema.png"/>
+                    <pic:cNvPicPr/>
+                  </pic:nvPicPr>
+                  <pic:blipFill>
+                    <a:blip r:embed="rId18"/>
+                    <a:stretch>
+                      <a:fillRect/>
+                    </a:stretch>
+                  </pic:blipFill>
+                  <pic:spPr>
+                    <a:xfrm>
+                      <a:off x="0" y="0"/>
+                      <a:ext cx="4754880" cy="2674620"/>
+                    </a:xfrm>
+                    <a:prstGeom prst="rect"/>
+                  </pic:spPr>
+                </pic:pic>
+              </a:graphicData>
+            </a:graphic>
+          </wp:inline>
+        </w:drawing>
+      </w:r>
+    </w:p>
+    <w:p>
+      <w:pPr>
+        <w:spacing w:after="120" w:line="240" w:lineRule="auto"/>
+        <w:jc w:val="center"/>
+      </w:pPr>
+      <w:r>
+        <w:rPr>
+          <w:rFonts w:ascii="Times New Roman" w:hAnsi="Times New Roman"/>
+          <w:b w:val="0"/>
+          <w:i w:val="0"/>
+          <w:sz w:val="20"/>
+        </w:rPr>
+        <w:t>Fonte: Elaborado pelos autores (2026).</w:t>
+      </w:r>
+    </w:p>
+    <w:p>
+      <w:pPr>
+        <w:spacing w:before="120" w:line="240" w:lineRule="auto"/>
+        <w:jc w:val="center"/>
+      </w:pPr>
+      <w:r>
+        <w:rPr>
+          <w:rFonts w:ascii="Times New Roman" w:hAnsi="Times New Roman"/>
+          <w:b w:val="0"/>
+          <w:i w:val="0"/>
+          <w:sz w:val="20"/>
+        </w:rPr>
+        <w:t>Figura 5 – Trajetórias individuais do vigor e da fadiga física ao longo da semana (linha em destaque = média do grupo)</w:t>
+      </w:r>
+    </w:p>
+    <w:p>
+      <w:pPr>
+        <w:jc w:val="center"/>
+      </w:pPr>
+      <w:r>
+        <w:drawing>
+          <wp:inline xmlns:a="http://schemas.openxmlformats.org/drawingml/2006/main" xmlns:pic="http://schemas.openxmlformats.org/drawingml/2006/picture">
+            <wp:extent cx="4937760" cy="2777490"/>
+            <wp:docPr id="11" name="Picture 11"/>
+            <wp:cNvGraphicFramePr>
+              <a:graphicFrameLocks noChangeAspect="1"/>
+            </wp:cNvGraphicFramePr>
+            <a:graphic>
+              <a:graphicData uri="http://schemas.openxmlformats.org/drawingml/2006/picture">
+                <pic:pic>
+                  <pic:nvPicPr>
+                    <pic:cNvPr id="0" name="sem_f_individual.png"/>
+                    <pic:cNvPicPr/>
+                  </pic:nvPicPr>
+                  <pic:blipFill>
+                    <a:blip r:embed="rId19"/>
+                    <a:stretch>
+                      <a:fillRect/>
+                    </a:stretch>
+                  </pic:blipFill>
+                  <pic:spPr>
+                    <a:xfrm>
+                      <a:off x="0" y="0"/>
+                      <a:ext cx="4937760" cy="2777490"/>
                     </a:xfrm>
                     <a:prstGeom prst="rect"/>
                   </pic:spPr>
@@ -2149,8 +3422,8 @@
       <w:r>
         <w:drawing>
           <wp:inline xmlns:a="http://schemas.openxmlformats.org/drawingml/2006/main" xmlns:pic="http://schemas.openxmlformats.org/drawingml/2006/picture">
-            <wp:extent cx="5120640" cy="2880360"/>
-            <wp:docPr id="6" name="Picture 6"/>
+            <wp:extent cx="4572000" cy="2571750"/>
+            <wp:docPr id="12" name="Picture 12"/>
             <wp:cNvGraphicFramePr>
               <a:graphicFrameLocks noChangeAspect="1"/>
             </wp:cNvGraphicFramePr>
@@ -2162,7 +3435,7 @@
                     <pic:cNvPicPr/>
                   </pic:nvPicPr>
                   <pic:blipFill>
-                    <a:blip r:embed="rId14"/>
+                    <a:blip r:embed="rId20"/>
                     <a:stretch>
                       <a:fillRect/>
                     </a:stretch>
@@ -2170,7 +3443,7 @@
                   <pic:spPr>
                     <a:xfrm>
                       <a:off x="0" y="0"/>
-                      <a:ext cx="5120640" cy="2880360"/>
+                      <a:ext cx="4572000" cy="2571750"/>
                     </a:xfrm>
                     <a:prstGeom prst="rect"/>
                   </pic:spPr>

--- a/Artigos/Perfil_Humor_Semana_PreTemporada_ABNT.docx
+++ b/Artigos/Perfil_Humor_Semana_PreTemporada_ABNT.docx
@@ -3174,7 +3174,7 @@
           <w:i w:val="0"/>
           <w:sz w:val="24"/>
         </w:rPr>
-        <w:t>4.5 Perfil iceberg, comportamento individual e ponto de inflexão</w:t>
+        <w:t>4.5 Perfil iceberg e ponto de inflexão</w:t>
       </w:r>
     </w:p>
     <w:p>
@@ -3190,7 +3190,7 @@
           <w:i w:val="0"/>
           <w:sz w:val="24"/>
         </w:rPr>
-        <w:t>Os seis perfis de humor (Figura 4) descrevem as configurações possíveis do estado afetivo; ao longo da semana observou-se a migração do perfil saudável (iceberg) para o de fadiga, com queda do percentual em perfil iceberg e do índice-iceberg e precipitação no Dia 7 (Gráfico 6). As trajetórias individuais (Figura 5) confirmam a direção compartilhada, porém com magnitude e ponto de partida variáveis entre atletas, o que desaconselha pontos de corte normativos únicos. A leitura das derivadas (Figura 6) descreve a forma da mudança: a aceleração troca de sinal uma única vez — o ponto de inflexão —, situado em torno do Dia 4 para o vigor, a fadiga física e a fadiga do BRUMS, marcando a transição da fase de acomodação para o aprofundamento da fadiga rumo ao Dia 7 e delimitando a janela oportuna para a intervenção na recuperação.</w:t>
+        <w:t>Os seis perfis de humor (Figura 4) descrevem as configurações possíveis do estado afetivo; ao longo da semana observou-se a migração do perfil saudável (iceberg) para o de fadiga, com queda do percentual em perfil iceberg e do índice-iceberg e precipitação no Dia 7 (Gráfico 6). A leitura das derivadas (Figura 5) descreve a forma da mudança: a aceleração troca de sinal uma única vez — o ponto de inflexão —, situado em torno do Dia 4 para o vigor, a fadiga física e a fadiga do BRUMS, marcando a transição da fase de acomodação para o aprofundamento da fadiga rumo ao Dia 7 e delimitando a janela oportuna para a intervenção na recuperação.</w:t>
       </w:r>
     </w:p>
     <w:p>
@@ -3343,7 +3343,107 @@
           <w:i w:val="0"/>
           <w:sz w:val="20"/>
         </w:rPr>
-        <w:t>Figura 5 – Trajetórias individuais do vigor e da fadiga física ao longo da semana (linha em destaque = média do grupo)</w:t>
+        <w:t>Figura 5 – Velocidade (linha cheia) e aceleração (tracejada) da trajetória de cada variável; linha vertical = ponto de inflexão</w:t>
+      </w:r>
+    </w:p>
+    <w:p>
+      <w:pPr>
+        <w:jc w:val="center"/>
+      </w:pPr>
+      <w:r>
+        <w:drawing>
+          <wp:inline xmlns:a="http://schemas.openxmlformats.org/drawingml/2006/main" xmlns:pic="http://schemas.openxmlformats.org/drawingml/2006/picture">
+            <wp:extent cx="4572000" cy="2571750"/>
+            <wp:docPr id="11" name="Picture 11"/>
+            <wp:cNvGraphicFramePr>
+              <a:graphicFrameLocks noChangeAspect="1"/>
+            </wp:cNvGraphicFramePr>
+            <a:graphic>
+              <a:graphicData uri="http://schemas.openxmlformats.org/drawingml/2006/picture">
+                <pic:pic>
+                  <pic:nvPicPr>
+                    <pic:cNvPr id="0" name="sem_f_derivadas.png"/>
+                    <pic:cNvPicPr/>
+                  </pic:nvPicPr>
+                  <pic:blipFill>
+                    <a:blip r:embed="rId19"/>
+                    <a:stretch>
+                      <a:fillRect/>
+                    </a:stretch>
+                  </pic:blipFill>
+                  <pic:spPr>
+                    <a:xfrm>
+                      <a:off x="0" y="0"/>
+                      <a:ext cx="4572000" cy="2571750"/>
+                    </a:xfrm>
+                    <a:prstGeom prst="rect"/>
+                  </pic:spPr>
+                </pic:pic>
+              </a:graphicData>
+            </a:graphic>
+          </wp:inline>
+        </w:drawing>
+      </w:r>
+    </w:p>
+    <w:p>
+      <w:pPr>
+        <w:spacing w:after="120" w:line="240" w:lineRule="auto"/>
+        <w:jc w:val="center"/>
+      </w:pPr>
+      <w:r>
+        <w:rPr>
+          <w:rFonts w:ascii="Times New Roman" w:hAnsi="Times New Roman"/>
+          <w:b w:val="0"/>
+          <w:i w:val="0"/>
+          <w:sz w:val="20"/>
+        </w:rPr>
+        <w:t>Fonte: Elaborado pelos autores (2026).</w:t>
+      </w:r>
+    </w:p>
+    <w:p>
+      <w:pPr>
+        <w:spacing w:before="120" w:after="40"/>
+        <w:jc w:val="left"/>
+      </w:pPr>
+      <w:r>
+        <w:rPr>
+          <w:rFonts w:ascii="Times New Roman" w:hAnsi="Times New Roman"/>
+          <w:b/>
+          <w:i w:val="0"/>
+          <w:sz w:val="24"/>
+        </w:rPr>
+        <w:t>4.6 Comportamento individual entre atletas</w:t>
+      </w:r>
+    </w:p>
+    <w:p>
+      <w:pPr>
+        <w:spacing w:line="360" w:lineRule="auto"/>
+        <w:ind w:firstLine="709"/>
+        <w:jc w:val="both"/>
+      </w:pPr>
+      <w:r>
+        <w:rPr>
+          <w:rFonts w:ascii="Times New Roman" w:hAnsi="Times New Roman"/>
+          <w:b w:val="0"/>
+          <w:i w:val="0"/>
+          <w:sz w:val="24"/>
+        </w:rPr>
+        <w:t>No nível individual, a heterogeneidade é marcante. O mapa de calor da amplitude por atleta (Figura 3) já mostrara que alguns atletas oscilam pouco e outros amplificam em todas as variáveis. As trajetórias individuais ao longo da semana (Figura 6) confirmam que, embora a direção do declínio do vigor e da elevação da fadiga física seja compartilhada pela maioria, a magnitude e o ponto de partida variam substancialmente entre atletas, de modo que escores idênticos podem representar estados distintos conforme a referência individual. A resposta aguda pré→pós por atleta (Figura 7) reproduz esse quadro no nível intradiário: a maioria reduz o vigor e aumenta a fadiga física, mas em amplitudes heterogêneas. Em conjunto, esses achados desaconselham o uso de pontos de corte normativos únicos e sustentam o referenciamento de cada atleta à sua própria linha de base.</w:t>
+      </w:r>
+    </w:p>
+    <w:p>
+      <w:pPr>
+        <w:spacing w:before="120" w:line="240" w:lineRule="auto"/>
+        <w:jc w:val="center"/>
+      </w:pPr>
+      <w:r>
+        <w:rPr>
+          <w:rFonts w:ascii="Times New Roman" w:hAnsi="Times New Roman"/>
+          <w:b w:val="0"/>
+          <w:i w:val="0"/>
+          <w:sz w:val="20"/>
+        </w:rPr>
+        <w:t>Figura 6 – Trajetórias individuais do vigor e da fadiga física ao longo da semana (linha em destaque = média do grupo)</w:t>
       </w:r>
     </w:p>
     <w:p>
@@ -3354,7 +3454,7 @@
         <w:drawing>
           <wp:inline xmlns:a="http://schemas.openxmlformats.org/drawingml/2006/main" xmlns:pic="http://schemas.openxmlformats.org/drawingml/2006/picture">
             <wp:extent cx="4937760" cy="2777490"/>
-            <wp:docPr id="11" name="Picture 11"/>
+            <wp:docPr id="12" name="Picture 12"/>
             <wp:cNvGraphicFramePr>
               <a:graphicFrameLocks noChangeAspect="1"/>
             </wp:cNvGraphicFramePr>
@@ -3366,7 +3466,7 @@
                     <pic:cNvPicPr/>
                   </pic:nvPicPr>
                   <pic:blipFill>
-                    <a:blip r:embed="rId19"/>
+                    <a:blip r:embed="rId20"/>
                     <a:stretch>
                       <a:fillRect/>
                     </a:stretch>
@@ -3412,7 +3512,7 @@
           <w:i w:val="0"/>
           <w:sz w:val="20"/>
         </w:rPr>
-        <w:t>Figura 6 – Velocidade (linha cheia) e aceleração (tracejada) da trajetória de cada variável; linha vertical = ponto de inflexão</w:t>
+        <w:t>Figura 7 – Resposta individual pré→pós na semana (cada linha = um atleta; linha em destaque = média do grupo)</w:t>
       </w:r>
     </w:p>
     <w:p>
@@ -3422,8 +3522,8 @@
       <w:r>
         <w:drawing>
           <wp:inline xmlns:a="http://schemas.openxmlformats.org/drawingml/2006/main" xmlns:pic="http://schemas.openxmlformats.org/drawingml/2006/picture">
-            <wp:extent cx="4572000" cy="2571750"/>
-            <wp:docPr id="12" name="Picture 12"/>
+            <wp:extent cx="4937760" cy="2798064"/>
+            <wp:docPr id="13" name="Picture 13"/>
             <wp:cNvGraphicFramePr>
               <a:graphicFrameLocks noChangeAspect="1"/>
             </wp:cNvGraphicFramePr>
@@ -3431,11 +3531,11 @@
               <a:graphicData uri="http://schemas.openxmlformats.org/drawingml/2006/picture">
                 <pic:pic>
                   <pic:nvPicPr>
-                    <pic:cNvPr id="0" name="sem_f_derivadas.png"/>
+                    <pic:cNvPr id="0" name="sem_f_ind_prepos.png"/>
                     <pic:cNvPicPr/>
                   </pic:nvPicPr>
                   <pic:blipFill>
-                    <a:blip r:embed="rId20"/>
+                    <a:blip r:embed="rId21"/>
                     <a:stretch>
                       <a:fillRect/>
                     </a:stretch>
@@ -3443,7 +3543,7 @@
                   <pic:spPr>
                     <a:xfrm>
                       <a:off x="0" y="0"/>
-                      <a:ext cx="4572000" cy="2571750"/>
+                      <a:ext cx="4937760" cy="2798064"/>
                     </a:xfrm>
                     <a:prstGeom prst="rect"/>
                   </pic:spPr>

--- a/Artigos/Perfil_Humor_Semana_PreTemporada_ABNT.docx
+++ b/Artigos/Perfil_Humor_Semana_PreTemporada_ABNT.docx
@@ -56,7 +56,7 @@
           <w:i w:val="0"/>
           <w:sz w:val="24"/>
         </w:rPr>
-        <w:t>Objetivo: avaliar e classificar o perfil de humor de atletas de handebol na última semana da pré-temporada competitiva. Método: 27 atletas responderam ao BRUMS-24 e a autoavaliações de fadiga física e mental duas vezes ao dia — a primeira coleta (pré) e a última (pós) — durante sete dias (456 observações), com análise descritiva, comparação do grupo entre a linha de base (Dia 1, pré) e o último dia (Dia 7, pós), regressão linear, derivadas, decomposição da variância e pontos de inflexão. Resultados: o humor deteriorou-se de forma concentrada no eixo energia–fadiga — da linha de base ao final, o vigor caiu 47% (dz = −1,02) e a fadiga física (+129%; dz = +2,12) e a fadiga do BRUMS (+116%; dz = +0,78) aumentaram, sendo a fadiga física a mais responsiva; a trajetória inflectiu-se em torno do Dia 4 e o perfil iceberg reduziu-se ao longo da semana. Conclusão: o custo do período é somático e acumulativo, sendo a fadiga física e o vigor os marcadores mais sensíveis para o monitoramento individualizado.</w:t>
+        <w:t>Objetivo: avaliar e classificar o perfil de humor de atletas de handebol na última semana da pré-temporada competitiva. Método: 27 atletas responderam ao BRUMS-24 (seis subescalas e a Perturbação Total do Humor, PTH) e a autoavaliações de fadiga física e mental duas vezes ao dia — a primeira coleta (pré) e a última (pós) — durante sete dias (456 observações). Analisaram-se estatísticas descritivas completas, a comparação do grupo entre a linha de base (Dia 1, pré) e o último dia (Dia 7, pós), a resposta pré→pós, a regressão linear, a decomposição da variância (sinal, traço e ruído), as derivadas e os pontos de inflexão. Resultados: o humor deteriorou-se de forma concentrada no eixo energia–fadiga — da linha de base ao final, o vigor caiu 47% (dz = −1,02) e a fadiga física (+129%; dz = +2,12), a fadiga do BRUMS (+116%; dz = +0,78), a fadiga mental (+39%; dz = +0,82) e a PTH aumentaram; a fadiga física foi a mais responsiva. A trajetória inflectiu-se em torno do Dia 4 e o perfil iceberg reduziu-se ao longo da semana. Conclusão: o custo do período é somático e acumulativo, sendo a fadiga física e o vigor os marcadores mais sensíveis para o monitoramento individualizado.</w:t>
       </w:r>
     </w:p>
     <w:p>
@@ -110,7 +110,7 @@
           <w:i w:val="0"/>
           <w:sz w:val="24"/>
         </w:rPr>
-        <w:t>O monitoramento dos estados de humor é uma ferramenta prática, de baixo custo e não invasiva para acompanhar a resposta psicobiológica de atletas à carga de treinamento, sinalizando desadaptações antes que se manifestem em queda de desempenho (TERRY; LANE; FOGARTY, 2003; ROHLFS et al., 2008). A Brunel Mood Scale (BRUMS) operacionaliza o construto em seis dimensões — tensão, depressão, raiva, vigor, fadiga e confusão. Atletas saudáveis tendem a exibir o perfil iceberg, com vigor elevado destacando-se acima das dimensões negativas (MORGAN, 1985); o achatamento desse perfil indica fadiga acumulada.</w:t>
+        <w:t>O monitoramento dos estados de humor é uma ferramenta prática, de baixo custo e não invasiva para acompanhar a resposta psicobiológica de atletas à carga de treinamento, sinalizando desadaptações antes que se manifestem em queda de desempenho (TERRY; LANE; FOGARTY, 2003; ROHLFS et al., 2008). A Brunel Mood Scale (BRUMS) operacionaliza o construto em seis dimensões — tensão, depressão, raiva, vigor, fadiga e confusão — e resume o perfil na Perturbação Total do Humor (PTH), índice que integra as dimensões negativas subtraídas do vigor. Atletas saudáveis tendem a exibir o perfil iceberg, com vigor elevado destacando-se acima das dimensões negativas (MORGAN, 1985); o achatamento desse perfil, com a convergência entre vigor e fadiga, indica fadiga acumulada e risco de excesso de treinamento.</w:t>
       </w:r>
     </w:p>
     <w:p>
@@ -126,7 +126,7 @@
           <w:i w:val="0"/>
           <w:sz w:val="24"/>
         </w:rPr>
-        <w:t>Este estudo tem por objetivo avaliar e classificar o perfil de humor de atletas de handebol durante a última semana da pré-temporada competitiva, descrevendo o comportamento geral do grupo por variável, a variação da linha de base (Dia 1, pré) ao último dia (Dia 7, pós), a resposta pré→pós e a sensibilidade relativa das variáveis, com aprofundamento por regressão, derivadas e pontos de inflexão.</w:t>
+        <w:t>A caracterização do comportamento do humor em diferentes escalas temporais — no conjunto da semana, na variação da linha de base ao último dia e na resposta aguda dentro de cada dia — e, simultaneamente, nos níveis coletivo e individual, fornece um panorama interpretável para calibrar a carga e individualizar a recuperação. Este estudo tem por objetivo avaliar e classificar o perfil de humor de atletas de handebol durante a última semana da pré-temporada competitiva, descrevendo o comportamento geral do grupo por variável (incluindo a PTH), a variação da linha de base (Dia 1, pré) ao último dia (Dia 7, pós), a resposta pré→pós e a sensibilidade relativa das variáveis, com aprofundamento por regressão, decomposição da variância, derivadas e pontos de inflexão.</w:t>
       </w:r>
     </w:p>
     <w:p>
@@ -157,7 +157,7 @@
           <w:i w:val="0"/>
           <w:sz w:val="24"/>
         </w:rPr>
-        <w:t>A última semana pré-competitiva é um período crítico, no qual a comissão técnica busca dissipar a fadiga acumulada preservando as adaptações, de modo a maximizar a prontidão para competir. O manejo inadequado da carga pode deteriorar o humor e sinalizar recuperação incompleta; ainda assim, o comportamento do humor nessa janela raramente é caracterizado de forma estruturada. Descrevê-lo quantitativamente — identificando quais variáveis são mais sensíveis e em que momento a trajetória se inflete — oferece subsídios objetivos para individualizar a recuperação.</w:t>
+        <w:t>A última semana pré-competitiva é um período crítico do planejamento, no qual a comissão técnica busca dissipar a fadiga acumulada preservando as adaptações, de modo a maximizar a prontidão para competir. O manejo inadequado da carga nesse intervalo pode deteriorar o humor e sinalizar recuperação incompleta, com repercussões diretas sobre o desempenho; ainda assim, o comportamento do humor nessa janela raramente é caracterizado de forma estruturada nas equipes. Descrevê-lo quantitativamente — com estatística descritiva completa, identificando quais variáveis são mais sensíveis, como se comporta o índice global (PTH) e em que momento a trajetória se inflete — oferece à comissão técnica subsídios objetivos para individualizar a recuperação e intervir no momento oportuno.</w:t>
       </w:r>
     </w:p>
     <w:p>
@@ -188,7 +188,7 @@
           <w:i w:val="0"/>
           <w:sz w:val="24"/>
         </w:rPr>
-        <w:t>Estudo descritivo de medidas repetidas, em condições ecológicas de treinamento, com 27 atletas de handebol do sexo masculino acompanhados por sete dias, cada um funcionando como sua própria referência (dados anonimizados, A01–A27). O humor foi avaliado pela BRUMS-24 (seis subescalas; a Perturbação Total do Humor, PTH = negativas − vigor) e a fadiga física e mental por escalas de 0 a 10, autoaplicadas por formulário eletrônico com carimbo de data/hora duas vezes ao dia (a primeira resposta tomada como “pré” e a última como “pós”), totalizando 456 respostas válidas. O processamento e a auditoria interna foram inteiramente roteirizados em Python (Figura 1).</w:t>
+        <w:t>Estudo descritivo de medidas repetidas, em condições ecológicas de treinamento, com 27 atletas de handebol do sexo masculino acompanhados por sete dias, cada um funcionando como sua própria referência (dados anonimizados, A01–A27). O humor foi avaliado pela BRUMS-24 (seis subescalas de quatro itens, escore de 0 a 16; PTH = tensão + depressão + raiva + fadiga + confusão − vigor) e a fadiga física e mental por escalas de autoavaliação de 0 a 10, autoaplicadas por formulário eletrônico com carimbo de data/hora duas vezes ao dia (a primeira resposta tomada como “pré” e a última como “pós”), totalizando 456 respostas válidas. O processamento e a auditoria interna foram inteiramente roteirizados em Python (Figura 1).</w:t>
       </w:r>
     </w:p>
     <w:p>
@@ -204,7 +204,7 @@
           <w:i w:val="0"/>
           <w:sz w:val="24"/>
         </w:rPr>
-        <w:t>Computaram-se estatísticas descritivas com limites (amplitude); a variação da linha de base (Dia 1, pré) ao último dia (Dia 7, pós) e a resposta pré→pós foram avaliadas por Wilcoxon pareado com tamanho de efeito (dz); a tendência semanal por regressão linear (coeficiente por dia e R²). A forma da trajetória foi caracterizada por ajuste cúbico das médias diárias (velocidade, aceleração e ponto de inflexão) e por suavização LOWESS; a variância foi decomposta em sinal da semana, traço e ruído, derivando-se a relação sinal-ruído (SNR). Adotou-se α = 0,05.</w:t>
+        <w:t>Computaram-se estatísticas descritivas completas (média, desvio-padrão, coeficiente de variação, mediana, intervalo interquartílico, mínimo, máximo, amplitude e assimetria). A variação da linha de base (Dia 1, pré) ao último dia (Dia 7, pós) e a resposta pré→pós foram avaliadas por Wilcoxon pareado com tamanho de efeito (dz); a tendência semanal por regressão linear (coeficiente por dia e R²). A variância de cada variável foi decomposta (modelo atleta + dia) em sinal da semana, traço e ruído, derivando-se o erro típico de medida (ETM), a mudança mínima detectável (MDC95) e a relação sinal-ruído (SNR). A forma da trajetória foi caracterizada por ajuste cúbico das médias diárias (velocidade, aceleração e ponto de inflexão) e por suavização LOWESS. Adotou-se α = 0,05; software Python (pandas, numpy, SciPy, statsmodels).</w:t>
       </w:r>
     </w:p>
     <w:p>
@@ -303,7 +303,7 @@
           <w:i w:val="0"/>
           <w:sz w:val="24"/>
         </w:rPr>
-        <w:t>4.1 Caracterização da amostra</w:t>
+        <w:t>4.1 Caracterização sociodemográfica e antropométrica</w:t>
       </w:r>
     </w:p>
     <w:p>
@@ -318,291 +318,7 @@
           <w:i w:val="0"/>
           <w:sz w:val="20"/>
         </w:rPr>
-        <w:t>Tabela 1 – Caracterização sociodemográfica e antropométrica da amostra (n = 27)</w:t>
-      </w:r>
-    </w:p>
-    <w:tbl>
-      <w:tblPr>
-        <w:tblW w:type="auto" w:w="0"/>
-        <w:jc w:val="center"/>
-        <w:tblLook w:firstColumn="1" w:firstRow="1" w:lastColumn="0" w:lastRow="0" w:noHBand="0" w:noVBand="1" w:val="04A0"/>
-        <w:tblBorders>
-          <w:top w:val="single" w:sz="6" w:space="0" w:color="000000"/>
-          <w:bottom w:val="single" w:sz="6" w:space="0" w:color="000000"/>
-          <w:insideH w:val="single" w:sz="6" w:space="0" w:color="000000"/>
-          <w:left w:val="none"/>
-          <w:right w:val="none"/>
-          <w:insideV w:val="none"/>
-        </w:tblBorders>
-      </w:tblPr>
-      <w:tblGrid>
-        <w:gridCol w:w="4702"/>
-        <w:gridCol w:w="4702"/>
-      </w:tblGrid>
-      <w:tr>
-        <w:tc>
-          <w:tcPr>
-            <w:tcW w:type="dxa" w:w="4702"/>
-          </w:tcPr>
-          <w:p>
-            <w:r>
-              <w:rPr>
-                <w:rFonts w:ascii="Times New Roman" w:hAnsi="Times New Roman"/>
-                <w:b/>
-                <w:i w:val="0"/>
-                <w:sz w:val="19"/>
-              </w:rPr>
-              <w:t>Variável</w:t>
-            </w:r>
-          </w:p>
-        </w:tc>
-        <w:tc>
-          <w:tcPr>
-            <w:tcW w:type="dxa" w:w="4702"/>
-          </w:tcPr>
-          <w:p>
-            <w:r>
-              <w:rPr>
-                <w:rFonts w:ascii="Times New Roman" w:hAnsi="Times New Roman"/>
-                <w:b/>
-                <w:i w:val="0"/>
-                <w:sz w:val="19"/>
-              </w:rPr>
-              <w:t>Média ± DP (amplitude)</w:t>
-            </w:r>
-          </w:p>
-        </w:tc>
-      </w:tr>
-      <w:tr>
-        <w:tc>
-          <w:tcPr>
-            <w:tcW w:type="dxa" w:w="4702"/>
-          </w:tcPr>
-          <w:p>
-            <w:r>
-              <w:rPr>
-                <w:rFonts w:ascii="Times New Roman" w:hAnsi="Times New Roman"/>
-                <w:b w:val="0"/>
-                <w:i w:val="0"/>
-                <w:sz w:val="19"/>
-              </w:rPr>
-              <w:t>Idade (anos)</w:t>
-            </w:r>
-          </w:p>
-        </w:tc>
-        <w:tc>
-          <w:tcPr>
-            <w:tcW w:type="dxa" w:w="4702"/>
-          </w:tcPr>
-          <w:p>
-            <w:r>
-              <w:rPr>
-                <w:rFonts w:ascii="Times New Roman" w:hAnsi="Times New Roman"/>
-                <w:b w:val="0"/>
-                <w:i w:val="0"/>
-                <w:sz w:val="19"/>
-              </w:rPr>
-              <w:t>22 ± 4 (17–38)</w:t>
-            </w:r>
-          </w:p>
-        </w:tc>
-      </w:tr>
-      <w:tr>
-        <w:tc>
-          <w:tcPr>
-            <w:tcW w:type="dxa" w:w="4702"/>
-          </w:tcPr>
-          <w:p>
-            <w:r>
-              <w:rPr>
-                <w:rFonts w:ascii="Times New Roman" w:hAnsi="Times New Roman"/>
-                <w:b w:val="0"/>
-                <w:i w:val="0"/>
-                <w:sz w:val="19"/>
-              </w:rPr>
-              <w:t>Experiência (anos)</w:t>
-            </w:r>
-          </w:p>
-        </w:tc>
-        <w:tc>
-          <w:tcPr>
-            <w:tcW w:type="dxa" w:w="4702"/>
-          </w:tcPr>
-          <w:p>
-            <w:r>
-              <w:rPr>
-                <w:rFonts w:ascii="Times New Roman" w:hAnsi="Times New Roman"/>
-                <w:b w:val="0"/>
-                <w:i w:val="0"/>
-                <w:sz w:val="19"/>
-              </w:rPr>
-              <w:t>10,5 ± 3,8</w:t>
-            </w:r>
-          </w:p>
-        </w:tc>
-      </w:tr>
-      <w:tr>
-        <w:tc>
-          <w:tcPr>
-            <w:tcW w:type="dxa" w:w="4702"/>
-          </w:tcPr>
-          <w:p>
-            <w:r>
-              <w:rPr>
-                <w:rFonts w:ascii="Times New Roman" w:hAnsi="Times New Roman"/>
-                <w:b w:val="0"/>
-                <w:i w:val="0"/>
-                <w:sz w:val="19"/>
-              </w:rPr>
-              <w:t>Estatura (cm)</w:t>
-            </w:r>
-          </w:p>
-        </w:tc>
-        <w:tc>
-          <w:tcPr>
-            <w:tcW w:type="dxa" w:w="4702"/>
-          </w:tcPr>
-          <w:p>
-            <w:r>
-              <w:rPr>
-                <w:rFonts w:ascii="Times New Roman" w:hAnsi="Times New Roman"/>
-                <w:b w:val="0"/>
-                <w:i w:val="0"/>
-                <w:sz w:val="19"/>
-              </w:rPr>
-              <w:t>182,5 ± 6,5</w:t>
-            </w:r>
-          </w:p>
-        </w:tc>
-      </w:tr>
-      <w:tr>
-        <w:tc>
-          <w:tcPr>
-            <w:tcW w:type="dxa" w:w="4702"/>
-          </w:tcPr>
-          <w:p>
-            <w:r>
-              <w:rPr>
-                <w:rFonts w:ascii="Times New Roman" w:hAnsi="Times New Roman"/>
-                <w:b w:val="0"/>
-                <w:i w:val="0"/>
-                <w:sz w:val="19"/>
-              </w:rPr>
-              <w:t>Massa corporal (kg)</w:t>
-            </w:r>
-          </w:p>
-        </w:tc>
-        <w:tc>
-          <w:tcPr>
-            <w:tcW w:type="dxa" w:w="4702"/>
-          </w:tcPr>
-          <w:p>
-            <w:r>
-              <w:rPr>
-                <w:rFonts w:ascii="Times New Roman" w:hAnsi="Times New Roman"/>
-                <w:b w:val="0"/>
-                <w:i w:val="0"/>
-                <w:sz w:val="19"/>
-              </w:rPr>
-              <w:t>85,8 ± 15,7</w:t>
-            </w:r>
-          </w:p>
-        </w:tc>
-      </w:tr>
-      <w:tr>
-        <w:tc>
-          <w:tcPr>
-            <w:tcW w:type="dxa" w:w="4702"/>
-          </w:tcPr>
-          <w:p>
-            <w:r>
-              <w:rPr>
-                <w:rFonts w:ascii="Times New Roman" w:hAnsi="Times New Roman"/>
-                <w:b w:val="0"/>
-                <w:i w:val="0"/>
-                <w:sz w:val="19"/>
-              </w:rPr>
-              <w:t>Gordura corporal (%)</w:t>
-            </w:r>
-          </w:p>
-        </w:tc>
-        <w:tc>
-          <w:tcPr>
-            <w:tcW w:type="dxa" w:w="4702"/>
-          </w:tcPr>
-          <w:p>
-            <w:r>
-              <w:rPr>
-                <w:rFonts w:ascii="Times New Roman" w:hAnsi="Times New Roman"/>
-                <w:b w:val="0"/>
-                <w:i w:val="0"/>
-                <w:sz w:val="19"/>
-              </w:rPr>
-              <w:t>11,6 ± 5,3</w:t>
-            </w:r>
-          </w:p>
-        </w:tc>
-      </w:tr>
-    </w:tbl>
-    <w:p>
-      <w:pPr>
-        <w:spacing w:after="120" w:line="240" w:lineRule="auto"/>
-        <w:jc w:val="left"/>
-      </w:pPr>
-      <w:r>
-        <w:rPr>
-          <w:rFonts w:ascii="Times New Roman" w:hAnsi="Times New Roman"/>
-          <w:b w:val="0"/>
-          <w:i w:val="0"/>
-          <w:sz w:val="20"/>
-        </w:rPr>
-        <w:t>Fonte: Dados da pesquisa (2026).</w:t>
-      </w:r>
-    </w:p>
-    <w:p>
-      <w:pPr>
-        <w:spacing w:line="360" w:lineRule="auto"/>
-        <w:ind w:firstLine="709"/>
-        <w:jc w:val="both"/>
-      </w:pPr>
-      <w:r>
-        <w:rPr>
-          <w:rFonts w:ascii="Times New Roman" w:hAnsi="Times New Roman"/>
-          <w:b w:val="0"/>
-          <w:i w:val="0"/>
-          <w:sz w:val="24"/>
-        </w:rPr>
-        <w:t>A amostra, homogênea, distribuiu-se por posição em 11 armadores, 9 alas, 4 pivôs e 3 goleiros.</w:t>
-      </w:r>
-    </w:p>
-    <w:p>
-      <w:pPr>
-        <w:spacing w:before="120" w:after="40"/>
-        <w:jc w:val="left"/>
-      </w:pPr>
-      <w:r>
-        <w:rPr>
-          <w:rFonts w:ascii="Times New Roman" w:hAnsi="Times New Roman"/>
-          <w:b/>
-          <w:i w:val="0"/>
-          <w:sz w:val="24"/>
-        </w:rPr>
-        <w:t>4.2 Estatística descritiva, distribuição e tendência</w:t>
-      </w:r>
-    </w:p>
-    <w:p>
-      <w:pPr>
-        <w:spacing w:before="120" w:line="240" w:lineRule="auto"/>
-        <w:jc w:val="left"/>
-      </w:pPr>
-      <w:r>
-        <w:rPr>
-          <w:rFonts w:ascii="Times New Roman" w:hAnsi="Times New Roman"/>
-          <w:b w:val="0"/>
-          <w:i w:val="0"/>
-          <w:sz w:val="20"/>
-        </w:rPr>
-        <w:t>Tabela 2 – Estatística descritiva e limites (amplitude) na semana</w:t>
+        <w:t>Tabela 1 – Estatística descritiva sociodemográfica e antropométrica da amostra (n = 27)</w:t>
       </w:r>
     </w:p>
     <w:tbl>
@@ -637,7 +353,7 @@
                 <w:rFonts w:ascii="Times New Roman" w:hAnsi="Times New Roman"/>
                 <w:b/>
                 <w:i w:val="0"/>
-                <w:sz w:val="19"/>
+                <w:sz w:val="17"/>
               </w:rPr>
               <w:t>Variável</w:t>
             </w:r>
@@ -653,7 +369,7 @@
                 <w:rFonts w:ascii="Times New Roman" w:hAnsi="Times New Roman"/>
                 <w:b/>
                 <w:i w:val="0"/>
-                <w:sz w:val="19"/>
+                <w:sz w:val="17"/>
               </w:rPr>
               <w:t>M ± DP</w:t>
             </w:r>
@@ -669,9 +385,9 @@
                 <w:rFonts w:ascii="Times New Roman" w:hAnsi="Times New Roman"/>
                 <w:b/>
                 <w:i w:val="0"/>
-                <w:sz w:val="19"/>
+                <w:sz w:val="17"/>
               </w:rPr>
-              <w:t>Mediana [IIQ]</w:t>
+              <w:t>CV (%)</w:t>
             </w:r>
           </w:p>
         </w:tc>
@@ -685,9 +401,9 @@
                 <w:rFonts w:ascii="Times New Roman" w:hAnsi="Times New Roman"/>
                 <w:b/>
                 <w:i w:val="0"/>
-                <w:sz w:val="19"/>
+                <w:sz w:val="17"/>
               </w:rPr>
-              <w:t>Mín.–Máx.</w:t>
+              <w:t>Mediana</w:t>
             </w:r>
           </w:p>
         </w:tc>
@@ -701,9 +417,9 @@
                 <w:rFonts w:ascii="Times New Roman" w:hAnsi="Times New Roman"/>
                 <w:b/>
                 <w:i w:val="0"/>
-                <w:sz w:val="19"/>
+                <w:sz w:val="17"/>
               </w:rPr>
-              <w:t>Amplitude</w:t>
+              <w:t>Mín.–Máx.</w:t>
             </w:r>
           </w:p>
         </w:tc>
@@ -719,9 +435,9 @@
                 <w:rFonts w:ascii="Times New Roman" w:hAnsi="Times New Roman"/>
                 <w:b w:val="0"/>
                 <w:i w:val="0"/>
-                <w:sz w:val="19"/>
+                <w:sz w:val="17"/>
               </w:rPr>
-              <w:t>Vigor</w:t>
+              <w:t>Idade (anos)</w:t>
             </w:r>
           </w:p>
         </w:tc>
@@ -735,9 +451,9 @@
                 <w:rFonts w:ascii="Times New Roman" w:hAnsi="Times New Roman"/>
                 <w:b w:val="0"/>
                 <w:i w:val="0"/>
-                <w:sz w:val="19"/>
+                <w:sz w:val="17"/>
               </w:rPr>
-              <w:t>5,70 ± 3,32</w:t>
+              <w:t>22,0 ± 3,8</w:t>
             </w:r>
           </w:p>
         </w:tc>
@@ -751,9 +467,9 @@
                 <w:rFonts w:ascii="Times New Roman" w:hAnsi="Times New Roman"/>
                 <w:b w:val="0"/>
                 <w:i w:val="0"/>
-                <w:sz w:val="19"/>
+                <w:sz w:val="17"/>
               </w:rPr>
-              <w:t>6,0 [5,0]</w:t>
+              <w:t>17,1</w:t>
             </w:r>
           </w:p>
         </w:tc>
@@ -767,9 +483,9 @@
                 <w:rFonts w:ascii="Times New Roman" w:hAnsi="Times New Roman"/>
                 <w:b w:val="0"/>
                 <w:i w:val="0"/>
-                <w:sz w:val="19"/>
+                <w:sz w:val="17"/>
               </w:rPr>
-              <w:t>0–15</w:t>
+              <w:t>21,0</w:t>
             </w:r>
           </w:p>
         </w:tc>
@@ -783,9 +499,9 @@
                 <w:rFonts w:ascii="Times New Roman" w:hAnsi="Times New Roman"/>
                 <w:b w:val="0"/>
                 <w:i w:val="0"/>
-                <w:sz w:val="19"/>
+                <w:sz w:val="17"/>
               </w:rPr>
-              <w:t>15</w:t>
+              <w:t>17,0–38,0</w:t>
             </w:r>
           </w:p>
         </w:tc>
@@ -801,9 +517,9 @@
                 <w:rFonts w:ascii="Times New Roman" w:hAnsi="Times New Roman"/>
                 <w:b w:val="0"/>
                 <w:i w:val="0"/>
-                <w:sz w:val="19"/>
+                <w:sz w:val="17"/>
               </w:rPr>
-              <w:t>Fadiga (BRUMS)</w:t>
+              <w:t>Experiência (anos)</w:t>
             </w:r>
           </w:p>
         </w:tc>
@@ -817,9 +533,9 @@
                 <w:rFonts w:ascii="Times New Roman" w:hAnsi="Times New Roman"/>
                 <w:b w:val="0"/>
                 <w:i w:val="0"/>
-                <w:sz w:val="19"/>
+                <w:sz w:val="17"/>
               </w:rPr>
-              <w:t>5,41 ± 4,04</w:t>
+              <w:t>10,5 ± 3,8</w:t>
             </w:r>
           </w:p>
         </w:tc>
@@ -833,9 +549,9 @@
                 <w:rFonts w:ascii="Times New Roman" w:hAnsi="Times New Roman"/>
                 <w:b w:val="0"/>
                 <w:i w:val="0"/>
-                <w:sz w:val="19"/>
+                <w:sz w:val="17"/>
               </w:rPr>
-              <w:t>4,0 [6,0]</w:t>
+              <w:t>36,2</w:t>
             </w:r>
           </w:p>
         </w:tc>
@@ -849,9 +565,9 @@
                 <w:rFonts w:ascii="Times New Roman" w:hAnsi="Times New Roman"/>
                 <w:b w:val="0"/>
                 <w:i w:val="0"/>
-                <w:sz w:val="19"/>
+                <w:sz w:val="17"/>
               </w:rPr>
-              <w:t>0–16</w:t>
+              <w:t>10,0</w:t>
             </w:r>
           </w:p>
         </w:tc>
@@ -865,9 +581,9 @@
                 <w:rFonts w:ascii="Times New Roman" w:hAnsi="Times New Roman"/>
                 <w:b w:val="0"/>
                 <w:i w:val="0"/>
-                <w:sz w:val="19"/>
+                <w:sz w:val="17"/>
               </w:rPr>
-              <w:t>16</w:t>
+              <w:t>6,0–23,0</w:t>
             </w:r>
           </w:p>
         </w:tc>
@@ -883,9 +599,9 @@
                 <w:rFonts w:ascii="Times New Roman" w:hAnsi="Times New Roman"/>
                 <w:b w:val="0"/>
                 <w:i w:val="0"/>
-                <w:sz w:val="19"/>
+                <w:sz w:val="17"/>
               </w:rPr>
-              <w:t>Fadiga física</w:t>
+              <w:t>Estatura (cm)</w:t>
             </w:r>
           </w:p>
         </w:tc>
@@ -899,9 +615,9 @@
                 <w:rFonts w:ascii="Times New Roman" w:hAnsi="Times New Roman"/>
                 <w:b w:val="0"/>
                 <w:i w:val="0"/>
-                <w:sz w:val="19"/>
+                <w:sz w:val="17"/>
               </w:rPr>
-              <w:t>5,88 ± 2,46</w:t>
+              <w:t>182,5 ± 6,5</w:t>
             </w:r>
           </w:p>
         </w:tc>
@@ -915,9 +631,9 @@
                 <w:rFonts w:ascii="Times New Roman" w:hAnsi="Times New Roman"/>
                 <w:b w:val="0"/>
                 <w:i w:val="0"/>
-                <w:sz w:val="19"/>
+                <w:sz w:val="17"/>
               </w:rPr>
-              <w:t>6,0 [4,0]</w:t>
+              <w:t>3,5</w:t>
             </w:r>
           </w:p>
         </w:tc>
@@ -931,9 +647,9 @@
                 <w:rFonts w:ascii="Times New Roman" w:hAnsi="Times New Roman"/>
                 <w:b w:val="0"/>
                 <w:i w:val="0"/>
-                <w:sz w:val="19"/>
+                <w:sz w:val="17"/>
               </w:rPr>
-              <w:t>0–10</w:t>
+              <w:t>182,0</w:t>
             </w:r>
           </w:p>
         </w:tc>
@@ -947,9 +663,9 @@
                 <w:rFonts w:ascii="Times New Roman" w:hAnsi="Times New Roman"/>
                 <w:b w:val="0"/>
                 <w:i w:val="0"/>
-                <w:sz w:val="19"/>
+                <w:sz w:val="17"/>
               </w:rPr>
-              <w:t>10</w:t>
+              <w:t>170,8–200,0</w:t>
             </w:r>
           </w:p>
         </w:tc>
@@ -965,9 +681,9 @@
                 <w:rFonts w:ascii="Times New Roman" w:hAnsi="Times New Roman"/>
                 <w:b w:val="0"/>
                 <w:i w:val="0"/>
-                <w:sz w:val="19"/>
+                <w:sz w:val="17"/>
               </w:rPr>
-              <w:t>Fadiga mental</w:t>
+              <w:t>Massa corporal (kg)</w:t>
             </w:r>
           </w:p>
         </w:tc>
@@ -981,9 +697,9 @@
                 <w:rFonts w:ascii="Times New Roman" w:hAnsi="Times New Roman"/>
                 <w:b w:val="0"/>
                 <w:i w:val="0"/>
-                <w:sz w:val="19"/>
+                <w:sz w:val="17"/>
               </w:rPr>
-              <w:t>4,62 ± 2,85</w:t>
+              <w:t>85,8 ± 15,7</w:t>
             </w:r>
           </w:p>
         </w:tc>
@@ -997,9 +713,9 @@
                 <w:rFonts w:ascii="Times New Roman" w:hAnsi="Times New Roman"/>
                 <w:b w:val="0"/>
                 <w:i w:val="0"/>
-                <w:sz w:val="19"/>
+                <w:sz w:val="17"/>
               </w:rPr>
-              <w:t>5,0 [5,0]</w:t>
+              <w:t>18,3</w:t>
             </w:r>
           </w:p>
         </w:tc>
@@ -1013,9 +729,9 @@
                 <w:rFonts w:ascii="Times New Roman" w:hAnsi="Times New Roman"/>
                 <w:b w:val="0"/>
                 <w:i w:val="0"/>
-                <w:sz w:val="19"/>
+                <w:sz w:val="17"/>
               </w:rPr>
-              <w:t>0–10</w:t>
+              <w:t>84,9</w:t>
             </w:r>
           </w:p>
         </w:tc>
@@ -1029,9 +745,9 @@
                 <w:rFonts w:ascii="Times New Roman" w:hAnsi="Times New Roman"/>
                 <w:b w:val="0"/>
                 <w:i w:val="0"/>
-                <w:sz w:val="19"/>
+                <w:sz w:val="17"/>
               </w:rPr>
-              <w:t>10</w:t>
+              <w:t>58,8–132,6</w:t>
             </w:r>
           </w:p>
         </w:tc>
@@ -1047,9 +763,9 @@
                 <w:rFonts w:ascii="Times New Roman" w:hAnsi="Times New Roman"/>
                 <w:b w:val="0"/>
                 <w:i w:val="0"/>
-                <w:sz w:val="19"/>
+                <w:sz w:val="17"/>
               </w:rPr>
-              <w:t>PTH/TMD</w:t>
+              <w:t>Gordura corporal (%)</w:t>
             </w:r>
           </w:p>
         </w:tc>
@@ -1063,9 +779,9 @@
                 <w:rFonts w:ascii="Times New Roman" w:hAnsi="Times New Roman"/>
                 <w:b w:val="0"/>
                 <w:i w:val="0"/>
-                <w:sz w:val="19"/>
+                <w:sz w:val="17"/>
               </w:rPr>
-              <w:t>4,39 ± 10,07</w:t>
+              <w:t>11,6 ± 5,3</w:t>
             </w:r>
           </w:p>
         </w:tc>
@@ -1079,9 +795,9 @@
                 <w:rFonts w:ascii="Times New Roman" w:hAnsi="Times New Roman"/>
                 <w:b w:val="0"/>
                 <w:i w:val="0"/>
-                <w:sz w:val="19"/>
+                <w:sz w:val="17"/>
               </w:rPr>
-              <w:t>2,0 [11,0]</w:t>
+              <w:t>46,2</w:t>
             </w:r>
           </w:p>
         </w:tc>
@@ -1095,9 +811,9 @@
                 <w:rFonts w:ascii="Times New Roman" w:hAnsi="Times New Roman"/>
                 <w:b w:val="0"/>
                 <w:i w:val="0"/>
-                <w:sz w:val="19"/>
+                <w:sz w:val="17"/>
               </w:rPr>
-              <w:t>-12–52</w:t>
+              <w:t>11,0</w:t>
             </w:r>
           </w:p>
         </w:tc>
@@ -1111,9 +827,173 @@
                 <w:rFonts w:ascii="Times New Roman" w:hAnsi="Times New Roman"/>
                 <w:b w:val="0"/>
                 <w:i w:val="0"/>
-                <w:sz w:val="19"/>
+                <w:sz w:val="17"/>
               </w:rPr>
-              <w:t>64</w:t>
+              <w:t>5,0–25,0</w:t>
+            </w:r>
+          </w:p>
+        </w:tc>
+      </w:tr>
+      <w:tr>
+        <w:tc>
+          <w:tcPr>
+            <w:tcW w:type="dxa" w:w="1881"/>
+          </w:tcPr>
+          <w:p>
+            <w:r>
+              <w:rPr>
+                <w:rFonts w:ascii="Times New Roman" w:hAnsi="Times New Roman"/>
+                <w:b w:val="0"/>
+                <w:i w:val="0"/>
+                <w:sz w:val="17"/>
+              </w:rPr>
+              <w:t>Pico de velocidade T-CAR (km/h)</w:t>
+            </w:r>
+          </w:p>
+        </w:tc>
+        <w:tc>
+          <w:tcPr>
+            <w:tcW w:type="dxa" w:w="1881"/>
+          </w:tcPr>
+          <w:p>
+            <w:r>
+              <w:rPr>
+                <w:rFonts w:ascii="Times New Roman" w:hAnsi="Times New Roman"/>
+                <w:b w:val="0"/>
+                <w:i w:val="0"/>
+                <w:sz w:val="17"/>
+              </w:rPr>
+              <w:t>14,9 ± 1,1</w:t>
+            </w:r>
+          </w:p>
+        </w:tc>
+        <w:tc>
+          <w:tcPr>
+            <w:tcW w:type="dxa" w:w="1881"/>
+          </w:tcPr>
+          <w:p>
+            <w:r>
+              <w:rPr>
+                <w:rFonts w:ascii="Times New Roman" w:hAnsi="Times New Roman"/>
+                <w:b w:val="0"/>
+                <w:i w:val="0"/>
+                <w:sz w:val="17"/>
+              </w:rPr>
+              <w:t>7,1</w:t>
+            </w:r>
+          </w:p>
+        </w:tc>
+        <w:tc>
+          <w:tcPr>
+            <w:tcW w:type="dxa" w:w="1881"/>
+          </w:tcPr>
+          <w:p>
+            <w:r>
+              <w:rPr>
+                <w:rFonts w:ascii="Times New Roman" w:hAnsi="Times New Roman"/>
+                <w:b w:val="0"/>
+                <w:i w:val="0"/>
+                <w:sz w:val="17"/>
+              </w:rPr>
+              <w:t>14,9</w:t>
+            </w:r>
+          </w:p>
+        </w:tc>
+        <w:tc>
+          <w:tcPr>
+            <w:tcW w:type="dxa" w:w="1881"/>
+          </w:tcPr>
+          <w:p>
+            <w:r>
+              <w:rPr>
+                <w:rFonts w:ascii="Times New Roman" w:hAnsi="Times New Roman"/>
+                <w:b w:val="0"/>
+                <w:i w:val="0"/>
+                <w:sz w:val="17"/>
+              </w:rPr>
+              <w:t>13,2–17,5</w:t>
+            </w:r>
+          </w:p>
+        </w:tc>
+      </w:tr>
+      <w:tr>
+        <w:tc>
+          <w:tcPr>
+            <w:tcW w:type="dxa" w:w="1881"/>
+          </w:tcPr>
+          <w:p>
+            <w:r>
+              <w:rPr>
+                <w:rFonts w:ascii="Times New Roman" w:hAnsi="Times New Roman"/>
+                <w:b w:val="0"/>
+                <w:i w:val="0"/>
+                <w:sz w:val="17"/>
+              </w:rPr>
+              <w:t>CMJ (cm)</w:t>
+            </w:r>
+          </w:p>
+        </w:tc>
+        <w:tc>
+          <w:tcPr>
+            <w:tcW w:type="dxa" w:w="1881"/>
+          </w:tcPr>
+          <w:p>
+            <w:r>
+              <w:rPr>
+                <w:rFonts w:ascii="Times New Roman" w:hAnsi="Times New Roman"/>
+                <w:b w:val="0"/>
+                <w:i w:val="0"/>
+                <w:sz w:val="17"/>
+              </w:rPr>
+              <w:t>39,8 ± 5,3</w:t>
+            </w:r>
+          </w:p>
+        </w:tc>
+        <w:tc>
+          <w:tcPr>
+            <w:tcW w:type="dxa" w:w="1881"/>
+          </w:tcPr>
+          <w:p>
+            <w:r>
+              <w:rPr>
+                <w:rFonts w:ascii="Times New Roman" w:hAnsi="Times New Roman"/>
+                <w:b w:val="0"/>
+                <w:i w:val="0"/>
+                <w:sz w:val="17"/>
+              </w:rPr>
+              <w:t>13,3</w:t>
+            </w:r>
+          </w:p>
+        </w:tc>
+        <w:tc>
+          <w:tcPr>
+            <w:tcW w:type="dxa" w:w="1881"/>
+          </w:tcPr>
+          <w:p>
+            <w:r>
+              <w:rPr>
+                <w:rFonts w:ascii="Times New Roman" w:hAnsi="Times New Roman"/>
+                <w:b w:val="0"/>
+                <w:i w:val="0"/>
+                <w:sz w:val="17"/>
+              </w:rPr>
+              <w:t>40,0</w:t>
+            </w:r>
+          </w:p>
+        </w:tc>
+        <w:tc>
+          <w:tcPr>
+            <w:tcW w:type="dxa" w:w="1881"/>
+          </w:tcPr>
+          <w:p>
+            <w:r>
+              <w:rPr>
+                <w:rFonts w:ascii="Times New Roman" w:hAnsi="Times New Roman"/>
+                <w:b w:val="0"/>
+                <w:i w:val="0"/>
+                <w:sz w:val="17"/>
+              </w:rPr>
+              <w:t>28,5–48,8</w:t>
             </w:r>
           </w:p>
         </w:tc>
@@ -1132,6 +1012,1469 @@
           <w:sz w:val="20"/>
         </w:rPr>
         <w:t>Fonte: Dados da pesquisa (2026).</w:t>
+      </w:r>
+    </w:p>
+    <w:p>
+      <w:pPr>
+        <w:spacing w:line="360" w:lineRule="auto"/>
+        <w:ind w:firstLine="709"/>
+        <w:jc w:val="both"/>
+      </w:pPr>
+      <w:r>
+        <w:rPr>
+          <w:rFonts w:ascii="Times New Roman" w:hAnsi="Times New Roman"/>
+          <w:b w:val="0"/>
+          <w:i w:val="0"/>
+          <w:sz w:val="24"/>
+        </w:rPr>
+        <w:t>A amostra, homogênea, distribuiu-se por posição em 11 armadores, 9 alas, 4 pivôs e 3 goleiros. Trata-se de atletas adultos, de estatura e massa elevadas e boa aptidão aeróbia (pico de velocidade no T-CAR ≈ 14.9 km/h), com coeficientes de variação moderados, exceto na experiência e na gordura corporal, mais dispersas.</w:t>
+      </w:r>
+    </w:p>
+    <w:p>
+      <w:pPr>
+        <w:spacing w:before="120" w:after="40"/>
+        <w:jc w:val="left"/>
+      </w:pPr>
+      <w:r>
+        <w:rPr>
+          <w:rFonts w:ascii="Times New Roman" w:hAnsi="Times New Roman"/>
+          <w:b/>
+          <w:i w:val="0"/>
+          <w:sz w:val="24"/>
+        </w:rPr>
+        <w:t>4.2 Estatística descritiva das variáveis de humor e fadiga</w:t>
+      </w:r>
+    </w:p>
+    <w:p>
+      <w:pPr>
+        <w:spacing w:before="120" w:line="240" w:lineRule="auto"/>
+        <w:jc w:val="left"/>
+      </w:pPr>
+      <w:r>
+        <w:rPr>
+          <w:rFonts w:ascii="Times New Roman" w:hAnsi="Times New Roman"/>
+          <w:b w:val="0"/>
+          <w:i w:val="0"/>
+          <w:sz w:val="20"/>
+        </w:rPr>
+        <w:t>Tabela 2 – Estatística descritiva completa do humor e da fadiga na semana</w:t>
+      </w:r>
+    </w:p>
+    <w:tbl>
+      <w:tblPr>
+        <w:tblW w:type="auto" w:w="0"/>
+        <w:jc w:val="center"/>
+        <w:tblLook w:firstColumn="1" w:firstRow="1" w:lastColumn="0" w:lastRow="0" w:noHBand="0" w:noVBand="1" w:val="04A0"/>
+        <w:tblBorders>
+          <w:top w:val="single" w:sz="6" w:space="0" w:color="000000"/>
+          <w:bottom w:val="single" w:sz="6" w:space="0" w:color="000000"/>
+          <w:insideH w:val="single" w:sz="6" w:space="0" w:color="000000"/>
+          <w:left w:val="none"/>
+          <w:right w:val="none"/>
+          <w:insideV w:val="none"/>
+        </w:tblBorders>
+      </w:tblPr>
+      <w:tblGrid>
+        <w:gridCol w:w="1344"/>
+        <w:gridCol w:w="1344"/>
+        <w:gridCol w:w="1344"/>
+        <w:gridCol w:w="1344"/>
+        <w:gridCol w:w="1344"/>
+        <w:gridCol w:w="1344"/>
+        <w:gridCol w:w="1344"/>
+      </w:tblGrid>
+      <w:tr>
+        <w:tc>
+          <w:tcPr>
+            <w:tcW w:type="dxa" w:w="1344"/>
+          </w:tcPr>
+          <w:p>
+            <w:r>
+              <w:rPr>
+                <w:rFonts w:ascii="Times New Roman" w:hAnsi="Times New Roman"/>
+                <w:b/>
+                <w:i w:val="0"/>
+                <w:sz w:val="17"/>
+              </w:rPr>
+              <w:t>Variável</w:t>
+            </w:r>
+          </w:p>
+        </w:tc>
+        <w:tc>
+          <w:tcPr>
+            <w:tcW w:type="dxa" w:w="1344"/>
+          </w:tcPr>
+          <w:p>
+            <w:r>
+              <w:rPr>
+                <w:rFonts w:ascii="Times New Roman" w:hAnsi="Times New Roman"/>
+                <w:b/>
+                <w:i w:val="0"/>
+                <w:sz w:val="17"/>
+              </w:rPr>
+              <w:t>M ± DP</w:t>
+            </w:r>
+          </w:p>
+        </w:tc>
+        <w:tc>
+          <w:tcPr>
+            <w:tcW w:type="dxa" w:w="1344"/>
+          </w:tcPr>
+          <w:p>
+            <w:r>
+              <w:rPr>
+                <w:rFonts w:ascii="Times New Roman" w:hAnsi="Times New Roman"/>
+                <w:b/>
+                <w:i w:val="0"/>
+                <w:sz w:val="17"/>
+              </w:rPr>
+              <w:t>Mediana [IIQ]</w:t>
+            </w:r>
+          </w:p>
+        </w:tc>
+        <w:tc>
+          <w:tcPr>
+            <w:tcW w:type="dxa" w:w="1344"/>
+          </w:tcPr>
+          <w:p>
+            <w:r>
+              <w:rPr>
+                <w:rFonts w:ascii="Times New Roman" w:hAnsi="Times New Roman"/>
+                <w:b/>
+                <w:i w:val="0"/>
+                <w:sz w:val="17"/>
+              </w:rPr>
+              <w:t>Mín.–Máx.</w:t>
+            </w:r>
+          </w:p>
+        </w:tc>
+        <w:tc>
+          <w:tcPr>
+            <w:tcW w:type="dxa" w:w="1344"/>
+          </w:tcPr>
+          <w:p>
+            <w:r>
+              <w:rPr>
+                <w:rFonts w:ascii="Times New Roman" w:hAnsi="Times New Roman"/>
+                <w:b/>
+                <w:i w:val="0"/>
+                <w:sz w:val="17"/>
+              </w:rPr>
+              <w:t>Ampl.</w:t>
+            </w:r>
+          </w:p>
+        </w:tc>
+        <w:tc>
+          <w:tcPr>
+            <w:tcW w:type="dxa" w:w="1344"/>
+          </w:tcPr>
+          <w:p>
+            <w:r>
+              <w:rPr>
+                <w:rFonts w:ascii="Times New Roman" w:hAnsi="Times New Roman"/>
+                <w:b/>
+                <w:i w:val="0"/>
+                <w:sz w:val="17"/>
+              </w:rPr>
+              <w:t>Assim.</w:t>
+            </w:r>
+          </w:p>
+        </w:tc>
+        <w:tc>
+          <w:tcPr>
+            <w:tcW w:type="dxa" w:w="1344"/>
+          </w:tcPr>
+          <w:p>
+            <w:r>
+              <w:rPr>
+                <w:rFonts w:ascii="Times New Roman" w:hAnsi="Times New Roman"/>
+                <w:b/>
+                <w:i w:val="0"/>
+                <w:sz w:val="17"/>
+              </w:rPr>
+              <w:t>% piso</w:t>
+            </w:r>
+          </w:p>
+        </w:tc>
+      </w:tr>
+      <w:tr>
+        <w:tc>
+          <w:tcPr>
+            <w:tcW w:type="dxa" w:w="1344"/>
+          </w:tcPr>
+          <w:p>
+            <w:r>
+              <w:rPr>
+                <w:rFonts w:ascii="Times New Roman" w:hAnsi="Times New Roman"/>
+                <w:b w:val="0"/>
+                <w:i w:val="0"/>
+                <w:sz w:val="17"/>
+              </w:rPr>
+              <w:t>Tensão</w:t>
+            </w:r>
+          </w:p>
+        </w:tc>
+        <w:tc>
+          <w:tcPr>
+            <w:tcW w:type="dxa" w:w="1344"/>
+          </w:tcPr>
+          <w:p>
+            <w:r>
+              <w:rPr>
+                <w:rFonts w:ascii="Times New Roman" w:hAnsi="Times New Roman"/>
+                <w:b w:val="0"/>
+                <w:i w:val="0"/>
+                <w:sz w:val="17"/>
+              </w:rPr>
+              <w:t>1,42 ± 1,82</w:t>
+            </w:r>
+          </w:p>
+        </w:tc>
+        <w:tc>
+          <w:tcPr>
+            <w:tcW w:type="dxa" w:w="1344"/>
+          </w:tcPr>
+          <w:p>
+            <w:r>
+              <w:rPr>
+                <w:rFonts w:ascii="Times New Roman" w:hAnsi="Times New Roman"/>
+                <w:b w:val="0"/>
+                <w:i w:val="0"/>
+                <w:sz w:val="17"/>
+              </w:rPr>
+              <w:t>1,0 [2,0]</w:t>
+            </w:r>
+          </w:p>
+        </w:tc>
+        <w:tc>
+          <w:tcPr>
+            <w:tcW w:type="dxa" w:w="1344"/>
+          </w:tcPr>
+          <w:p>
+            <w:r>
+              <w:rPr>
+                <w:rFonts w:ascii="Times New Roman" w:hAnsi="Times New Roman"/>
+                <w:b w:val="0"/>
+                <w:i w:val="0"/>
+                <w:sz w:val="17"/>
+              </w:rPr>
+              <w:t>0–8</w:t>
+            </w:r>
+          </w:p>
+        </w:tc>
+        <w:tc>
+          <w:tcPr>
+            <w:tcW w:type="dxa" w:w="1344"/>
+          </w:tcPr>
+          <w:p>
+            <w:r>
+              <w:rPr>
+                <w:rFonts w:ascii="Times New Roman" w:hAnsi="Times New Roman"/>
+                <w:b w:val="0"/>
+                <w:i w:val="0"/>
+                <w:sz w:val="17"/>
+              </w:rPr>
+              <w:t>8</w:t>
+            </w:r>
+          </w:p>
+        </w:tc>
+        <w:tc>
+          <w:tcPr>
+            <w:tcW w:type="dxa" w:w="1344"/>
+          </w:tcPr>
+          <w:p>
+            <w:r>
+              <w:rPr>
+                <w:rFonts w:ascii="Times New Roman" w:hAnsi="Times New Roman"/>
+                <w:b w:val="0"/>
+                <w:i w:val="0"/>
+                <w:sz w:val="17"/>
+              </w:rPr>
+              <w:t>+1,44</w:t>
+            </w:r>
+          </w:p>
+        </w:tc>
+        <w:tc>
+          <w:tcPr>
+            <w:tcW w:type="dxa" w:w="1344"/>
+          </w:tcPr>
+          <w:p>
+            <w:r>
+              <w:rPr>
+                <w:rFonts w:ascii="Times New Roman" w:hAnsi="Times New Roman"/>
+                <w:b w:val="0"/>
+                <w:i w:val="0"/>
+                <w:sz w:val="17"/>
+              </w:rPr>
+              <w:t>47%</w:t>
+            </w:r>
+          </w:p>
+        </w:tc>
+      </w:tr>
+      <w:tr>
+        <w:tc>
+          <w:tcPr>
+            <w:tcW w:type="dxa" w:w="1344"/>
+          </w:tcPr>
+          <w:p>
+            <w:r>
+              <w:rPr>
+                <w:rFonts w:ascii="Times New Roman" w:hAnsi="Times New Roman"/>
+                <w:b w:val="0"/>
+                <w:i w:val="0"/>
+                <w:sz w:val="17"/>
+              </w:rPr>
+              <w:t>Depressão</w:t>
+            </w:r>
+          </w:p>
+        </w:tc>
+        <w:tc>
+          <w:tcPr>
+            <w:tcW w:type="dxa" w:w="1344"/>
+          </w:tcPr>
+          <w:p>
+            <w:r>
+              <w:rPr>
+                <w:rFonts w:ascii="Times New Roman" w:hAnsi="Times New Roman"/>
+                <w:b w:val="0"/>
+                <w:i w:val="0"/>
+                <w:sz w:val="17"/>
+              </w:rPr>
+              <w:t>1,07 ± 2,45</w:t>
+            </w:r>
+          </w:p>
+        </w:tc>
+        <w:tc>
+          <w:tcPr>
+            <w:tcW w:type="dxa" w:w="1344"/>
+          </w:tcPr>
+          <w:p>
+            <w:r>
+              <w:rPr>
+                <w:rFonts w:ascii="Times New Roman" w:hAnsi="Times New Roman"/>
+                <w:b w:val="0"/>
+                <w:i w:val="0"/>
+                <w:sz w:val="17"/>
+              </w:rPr>
+              <w:t>0,0 [1,0]</w:t>
+            </w:r>
+          </w:p>
+        </w:tc>
+        <w:tc>
+          <w:tcPr>
+            <w:tcW w:type="dxa" w:w="1344"/>
+          </w:tcPr>
+          <w:p>
+            <w:r>
+              <w:rPr>
+                <w:rFonts w:ascii="Times New Roman" w:hAnsi="Times New Roman"/>
+                <w:b w:val="0"/>
+                <w:i w:val="0"/>
+                <w:sz w:val="17"/>
+              </w:rPr>
+              <w:t>0–16</w:t>
+            </w:r>
+          </w:p>
+        </w:tc>
+        <w:tc>
+          <w:tcPr>
+            <w:tcW w:type="dxa" w:w="1344"/>
+          </w:tcPr>
+          <w:p>
+            <w:r>
+              <w:rPr>
+                <w:rFonts w:ascii="Times New Roman" w:hAnsi="Times New Roman"/>
+                <w:b w:val="0"/>
+                <w:i w:val="0"/>
+                <w:sz w:val="17"/>
+              </w:rPr>
+              <w:t>16</w:t>
+            </w:r>
+          </w:p>
+        </w:tc>
+        <w:tc>
+          <w:tcPr>
+            <w:tcW w:type="dxa" w:w="1344"/>
+          </w:tcPr>
+          <w:p>
+            <w:r>
+              <w:rPr>
+                <w:rFonts w:ascii="Times New Roman" w:hAnsi="Times New Roman"/>
+                <w:b w:val="0"/>
+                <w:i w:val="0"/>
+                <w:sz w:val="17"/>
+              </w:rPr>
+              <w:t>+3,54</w:t>
+            </w:r>
+          </w:p>
+        </w:tc>
+        <w:tc>
+          <w:tcPr>
+            <w:tcW w:type="dxa" w:w="1344"/>
+          </w:tcPr>
+          <w:p>
+            <w:r>
+              <w:rPr>
+                <w:rFonts w:ascii="Times New Roman" w:hAnsi="Times New Roman"/>
+                <w:b w:val="0"/>
+                <w:i w:val="0"/>
+                <w:sz w:val="17"/>
+              </w:rPr>
+              <w:t>66%</w:t>
+            </w:r>
+          </w:p>
+        </w:tc>
+      </w:tr>
+      <w:tr>
+        <w:tc>
+          <w:tcPr>
+            <w:tcW w:type="dxa" w:w="1344"/>
+          </w:tcPr>
+          <w:p>
+            <w:r>
+              <w:rPr>
+                <w:rFonts w:ascii="Times New Roman" w:hAnsi="Times New Roman"/>
+                <w:b w:val="0"/>
+                <w:i w:val="0"/>
+                <w:sz w:val="17"/>
+              </w:rPr>
+              <w:t>Raiva</w:t>
+            </w:r>
+          </w:p>
+        </w:tc>
+        <w:tc>
+          <w:tcPr>
+            <w:tcW w:type="dxa" w:w="1344"/>
+          </w:tcPr>
+          <w:p>
+            <w:r>
+              <w:rPr>
+                <w:rFonts w:ascii="Times New Roman" w:hAnsi="Times New Roman"/>
+                <w:b w:val="0"/>
+                <w:i w:val="0"/>
+                <w:sz w:val="17"/>
+              </w:rPr>
+              <w:t>1,67 ± 2,89</w:t>
+            </w:r>
+          </w:p>
+        </w:tc>
+        <w:tc>
+          <w:tcPr>
+            <w:tcW w:type="dxa" w:w="1344"/>
+          </w:tcPr>
+          <w:p>
+            <w:r>
+              <w:rPr>
+                <w:rFonts w:ascii="Times New Roman" w:hAnsi="Times New Roman"/>
+                <w:b w:val="0"/>
+                <w:i w:val="0"/>
+                <w:sz w:val="17"/>
+              </w:rPr>
+              <w:t>0,0 [2,0]</w:t>
+            </w:r>
+          </w:p>
+        </w:tc>
+        <w:tc>
+          <w:tcPr>
+            <w:tcW w:type="dxa" w:w="1344"/>
+          </w:tcPr>
+          <w:p>
+            <w:r>
+              <w:rPr>
+                <w:rFonts w:ascii="Times New Roman" w:hAnsi="Times New Roman"/>
+                <w:b w:val="0"/>
+                <w:i w:val="0"/>
+                <w:sz w:val="17"/>
+              </w:rPr>
+              <w:t>0–15</w:t>
+            </w:r>
+          </w:p>
+        </w:tc>
+        <w:tc>
+          <w:tcPr>
+            <w:tcW w:type="dxa" w:w="1344"/>
+          </w:tcPr>
+          <w:p>
+            <w:r>
+              <w:rPr>
+                <w:rFonts w:ascii="Times New Roman" w:hAnsi="Times New Roman"/>
+                <w:b w:val="0"/>
+                <w:i w:val="0"/>
+                <w:sz w:val="17"/>
+              </w:rPr>
+              <w:t>15</w:t>
+            </w:r>
+          </w:p>
+        </w:tc>
+        <w:tc>
+          <w:tcPr>
+            <w:tcW w:type="dxa" w:w="1344"/>
+          </w:tcPr>
+          <w:p>
+            <w:r>
+              <w:rPr>
+                <w:rFonts w:ascii="Times New Roman" w:hAnsi="Times New Roman"/>
+                <w:b w:val="0"/>
+                <w:i w:val="0"/>
+                <w:sz w:val="17"/>
+              </w:rPr>
+              <w:t>+2,06</w:t>
+            </w:r>
+          </w:p>
+        </w:tc>
+        <w:tc>
+          <w:tcPr>
+            <w:tcW w:type="dxa" w:w="1344"/>
+          </w:tcPr>
+          <w:p>
+            <w:r>
+              <w:rPr>
+                <w:rFonts w:ascii="Times New Roman" w:hAnsi="Times New Roman"/>
+                <w:b w:val="0"/>
+                <w:i w:val="0"/>
+                <w:sz w:val="17"/>
+              </w:rPr>
+              <w:t>61%</w:t>
+            </w:r>
+          </w:p>
+        </w:tc>
+      </w:tr>
+      <w:tr>
+        <w:tc>
+          <w:tcPr>
+            <w:tcW w:type="dxa" w:w="1344"/>
+          </w:tcPr>
+          <w:p>
+            <w:r>
+              <w:rPr>
+                <w:rFonts w:ascii="Times New Roman" w:hAnsi="Times New Roman"/>
+                <w:b w:val="0"/>
+                <w:i w:val="0"/>
+                <w:sz w:val="17"/>
+              </w:rPr>
+              <w:t>Vigor</w:t>
+            </w:r>
+          </w:p>
+        </w:tc>
+        <w:tc>
+          <w:tcPr>
+            <w:tcW w:type="dxa" w:w="1344"/>
+          </w:tcPr>
+          <w:p>
+            <w:r>
+              <w:rPr>
+                <w:rFonts w:ascii="Times New Roman" w:hAnsi="Times New Roman"/>
+                <w:b w:val="0"/>
+                <w:i w:val="0"/>
+                <w:sz w:val="17"/>
+              </w:rPr>
+              <w:t>5,70 ± 3,32</w:t>
+            </w:r>
+          </w:p>
+        </w:tc>
+        <w:tc>
+          <w:tcPr>
+            <w:tcW w:type="dxa" w:w="1344"/>
+          </w:tcPr>
+          <w:p>
+            <w:r>
+              <w:rPr>
+                <w:rFonts w:ascii="Times New Roman" w:hAnsi="Times New Roman"/>
+                <w:b w:val="0"/>
+                <w:i w:val="0"/>
+                <w:sz w:val="17"/>
+              </w:rPr>
+              <w:t>6,0 [5,0]</w:t>
+            </w:r>
+          </w:p>
+        </w:tc>
+        <w:tc>
+          <w:tcPr>
+            <w:tcW w:type="dxa" w:w="1344"/>
+          </w:tcPr>
+          <w:p>
+            <w:r>
+              <w:rPr>
+                <w:rFonts w:ascii="Times New Roman" w:hAnsi="Times New Roman"/>
+                <w:b w:val="0"/>
+                <w:i w:val="0"/>
+                <w:sz w:val="17"/>
+              </w:rPr>
+              <w:t>0–15</w:t>
+            </w:r>
+          </w:p>
+        </w:tc>
+        <w:tc>
+          <w:tcPr>
+            <w:tcW w:type="dxa" w:w="1344"/>
+          </w:tcPr>
+          <w:p>
+            <w:r>
+              <w:rPr>
+                <w:rFonts w:ascii="Times New Roman" w:hAnsi="Times New Roman"/>
+                <w:b w:val="0"/>
+                <w:i w:val="0"/>
+                <w:sz w:val="17"/>
+              </w:rPr>
+              <w:t>15</w:t>
+            </w:r>
+          </w:p>
+        </w:tc>
+        <w:tc>
+          <w:tcPr>
+            <w:tcW w:type="dxa" w:w="1344"/>
+          </w:tcPr>
+          <w:p>
+            <w:r>
+              <w:rPr>
+                <w:rFonts w:ascii="Times New Roman" w:hAnsi="Times New Roman"/>
+                <w:b w:val="0"/>
+                <w:i w:val="0"/>
+                <w:sz w:val="17"/>
+              </w:rPr>
+              <w:t>+0,16</w:t>
+            </w:r>
+          </w:p>
+        </w:tc>
+        <w:tc>
+          <w:tcPr>
+            <w:tcW w:type="dxa" w:w="1344"/>
+          </w:tcPr>
+          <w:p>
+            <w:r>
+              <w:rPr>
+                <w:rFonts w:ascii="Times New Roman" w:hAnsi="Times New Roman"/>
+                <w:b w:val="0"/>
+                <w:i w:val="0"/>
+                <w:sz w:val="17"/>
+              </w:rPr>
+              <w:t>9%</w:t>
+            </w:r>
+          </w:p>
+        </w:tc>
+      </w:tr>
+      <w:tr>
+        <w:tc>
+          <w:tcPr>
+            <w:tcW w:type="dxa" w:w="1344"/>
+          </w:tcPr>
+          <w:p>
+            <w:r>
+              <w:rPr>
+                <w:rFonts w:ascii="Times New Roman" w:hAnsi="Times New Roman"/>
+                <w:b w:val="0"/>
+                <w:i w:val="0"/>
+                <w:sz w:val="17"/>
+              </w:rPr>
+              <w:t>Fadiga (BRUMS)</w:t>
+            </w:r>
+          </w:p>
+        </w:tc>
+        <w:tc>
+          <w:tcPr>
+            <w:tcW w:type="dxa" w:w="1344"/>
+          </w:tcPr>
+          <w:p>
+            <w:r>
+              <w:rPr>
+                <w:rFonts w:ascii="Times New Roman" w:hAnsi="Times New Roman"/>
+                <w:b w:val="0"/>
+                <w:i w:val="0"/>
+                <w:sz w:val="17"/>
+              </w:rPr>
+              <w:t>5,41 ± 4,04</w:t>
+            </w:r>
+          </w:p>
+        </w:tc>
+        <w:tc>
+          <w:tcPr>
+            <w:tcW w:type="dxa" w:w="1344"/>
+          </w:tcPr>
+          <w:p>
+            <w:r>
+              <w:rPr>
+                <w:rFonts w:ascii="Times New Roman" w:hAnsi="Times New Roman"/>
+                <w:b w:val="0"/>
+                <w:i w:val="0"/>
+                <w:sz w:val="17"/>
+              </w:rPr>
+              <w:t>4,0 [6,0]</w:t>
+            </w:r>
+          </w:p>
+        </w:tc>
+        <w:tc>
+          <w:tcPr>
+            <w:tcW w:type="dxa" w:w="1344"/>
+          </w:tcPr>
+          <w:p>
+            <w:r>
+              <w:rPr>
+                <w:rFonts w:ascii="Times New Roman" w:hAnsi="Times New Roman"/>
+                <w:b w:val="0"/>
+                <w:i w:val="0"/>
+                <w:sz w:val="17"/>
+              </w:rPr>
+              <w:t>0–16</w:t>
+            </w:r>
+          </w:p>
+        </w:tc>
+        <w:tc>
+          <w:tcPr>
+            <w:tcW w:type="dxa" w:w="1344"/>
+          </w:tcPr>
+          <w:p>
+            <w:r>
+              <w:rPr>
+                <w:rFonts w:ascii="Times New Roman" w:hAnsi="Times New Roman"/>
+                <w:b w:val="0"/>
+                <w:i w:val="0"/>
+                <w:sz w:val="17"/>
+              </w:rPr>
+              <w:t>16</w:t>
+            </w:r>
+          </w:p>
+        </w:tc>
+        <w:tc>
+          <w:tcPr>
+            <w:tcW w:type="dxa" w:w="1344"/>
+          </w:tcPr>
+          <w:p>
+            <w:r>
+              <w:rPr>
+                <w:rFonts w:ascii="Times New Roman" w:hAnsi="Times New Roman"/>
+                <w:b w:val="0"/>
+                <w:i w:val="0"/>
+                <w:sz w:val="17"/>
+              </w:rPr>
+              <w:t>+0,64</w:t>
+            </w:r>
+          </w:p>
+        </w:tc>
+        <w:tc>
+          <w:tcPr>
+            <w:tcW w:type="dxa" w:w="1344"/>
+          </w:tcPr>
+          <w:p>
+            <w:r>
+              <w:rPr>
+                <w:rFonts w:ascii="Times New Roman" w:hAnsi="Times New Roman"/>
+                <w:b w:val="0"/>
+                <w:i w:val="0"/>
+                <w:sz w:val="17"/>
+              </w:rPr>
+              <w:t>10%</w:t>
+            </w:r>
+          </w:p>
+        </w:tc>
+      </w:tr>
+      <w:tr>
+        <w:tc>
+          <w:tcPr>
+            <w:tcW w:type="dxa" w:w="1344"/>
+          </w:tcPr>
+          <w:p>
+            <w:r>
+              <w:rPr>
+                <w:rFonts w:ascii="Times New Roman" w:hAnsi="Times New Roman"/>
+                <w:b w:val="0"/>
+                <w:i w:val="0"/>
+                <w:sz w:val="17"/>
+              </w:rPr>
+              <w:t>Confusão</w:t>
+            </w:r>
+          </w:p>
+        </w:tc>
+        <w:tc>
+          <w:tcPr>
+            <w:tcW w:type="dxa" w:w="1344"/>
+          </w:tcPr>
+          <w:p>
+            <w:r>
+              <w:rPr>
+                <w:rFonts w:ascii="Times New Roman" w:hAnsi="Times New Roman"/>
+                <w:b w:val="0"/>
+                <w:i w:val="0"/>
+                <w:sz w:val="17"/>
+              </w:rPr>
+              <w:t>0,52 ± 1,27</w:t>
+            </w:r>
+          </w:p>
+        </w:tc>
+        <w:tc>
+          <w:tcPr>
+            <w:tcW w:type="dxa" w:w="1344"/>
+          </w:tcPr>
+          <w:p>
+            <w:r>
+              <w:rPr>
+                <w:rFonts w:ascii="Times New Roman" w:hAnsi="Times New Roman"/>
+                <w:b w:val="0"/>
+                <w:i w:val="0"/>
+                <w:sz w:val="17"/>
+              </w:rPr>
+              <w:t>0,0 [0,0]</w:t>
+            </w:r>
+          </w:p>
+        </w:tc>
+        <w:tc>
+          <w:tcPr>
+            <w:tcW w:type="dxa" w:w="1344"/>
+          </w:tcPr>
+          <w:p>
+            <w:r>
+              <w:rPr>
+                <w:rFonts w:ascii="Times New Roman" w:hAnsi="Times New Roman"/>
+                <w:b w:val="0"/>
+                <w:i w:val="0"/>
+                <w:sz w:val="17"/>
+              </w:rPr>
+              <w:t>0–8</w:t>
+            </w:r>
+          </w:p>
+        </w:tc>
+        <w:tc>
+          <w:tcPr>
+            <w:tcW w:type="dxa" w:w="1344"/>
+          </w:tcPr>
+          <w:p>
+            <w:r>
+              <w:rPr>
+                <w:rFonts w:ascii="Times New Roman" w:hAnsi="Times New Roman"/>
+                <w:b w:val="0"/>
+                <w:i w:val="0"/>
+                <w:sz w:val="17"/>
+              </w:rPr>
+              <w:t>8</w:t>
+            </w:r>
+          </w:p>
+        </w:tc>
+        <w:tc>
+          <w:tcPr>
+            <w:tcW w:type="dxa" w:w="1344"/>
+          </w:tcPr>
+          <w:p>
+            <w:r>
+              <w:rPr>
+                <w:rFonts w:ascii="Times New Roman" w:hAnsi="Times New Roman"/>
+                <w:b w:val="0"/>
+                <w:i w:val="0"/>
+                <w:sz w:val="17"/>
+              </w:rPr>
+              <w:t>+3,25</w:t>
+            </w:r>
+          </w:p>
+        </w:tc>
+        <w:tc>
+          <w:tcPr>
+            <w:tcW w:type="dxa" w:w="1344"/>
+          </w:tcPr>
+          <w:p>
+            <w:r>
+              <w:rPr>
+                <w:rFonts w:ascii="Times New Roman" w:hAnsi="Times New Roman"/>
+                <w:b w:val="0"/>
+                <w:i w:val="0"/>
+                <w:sz w:val="17"/>
+              </w:rPr>
+              <w:t>78%</w:t>
+            </w:r>
+          </w:p>
+        </w:tc>
+      </w:tr>
+      <w:tr>
+        <w:tc>
+          <w:tcPr>
+            <w:tcW w:type="dxa" w:w="1344"/>
+          </w:tcPr>
+          <w:p>
+            <w:r>
+              <w:rPr>
+                <w:rFonts w:ascii="Times New Roman" w:hAnsi="Times New Roman"/>
+                <w:b w:val="0"/>
+                <w:i w:val="0"/>
+                <w:sz w:val="17"/>
+              </w:rPr>
+              <w:t>PTH/TMD</w:t>
+            </w:r>
+          </w:p>
+        </w:tc>
+        <w:tc>
+          <w:tcPr>
+            <w:tcW w:type="dxa" w:w="1344"/>
+          </w:tcPr>
+          <w:p>
+            <w:r>
+              <w:rPr>
+                <w:rFonts w:ascii="Times New Roman" w:hAnsi="Times New Roman"/>
+                <w:b w:val="0"/>
+                <w:i w:val="0"/>
+                <w:sz w:val="17"/>
+              </w:rPr>
+              <w:t>4,39 ± 10,07</w:t>
+            </w:r>
+          </w:p>
+        </w:tc>
+        <w:tc>
+          <w:tcPr>
+            <w:tcW w:type="dxa" w:w="1344"/>
+          </w:tcPr>
+          <w:p>
+            <w:r>
+              <w:rPr>
+                <w:rFonts w:ascii="Times New Roman" w:hAnsi="Times New Roman"/>
+                <w:b w:val="0"/>
+                <w:i w:val="0"/>
+                <w:sz w:val="17"/>
+              </w:rPr>
+              <w:t>2,0 [11,0]</w:t>
+            </w:r>
+          </w:p>
+        </w:tc>
+        <w:tc>
+          <w:tcPr>
+            <w:tcW w:type="dxa" w:w="1344"/>
+          </w:tcPr>
+          <w:p>
+            <w:r>
+              <w:rPr>
+                <w:rFonts w:ascii="Times New Roman" w:hAnsi="Times New Roman"/>
+                <w:b w:val="0"/>
+                <w:i w:val="0"/>
+                <w:sz w:val="17"/>
+              </w:rPr>
+              <w:t>-12–52</w:t>
+            </w:r>
+          </w:p>
+        </w:tc>
+        <w:tc>
+          <w:tcPr>
+            <w:tcW w:type="dxa" w:w="1344"/>
+          </w:tcPr>
+          <w:p>
+            <w:r>
+              <w:rPr>
+                <w:rFonts w:ascii="Times New Roman" w:hAnsi="Times New Roman"/>
+                <w:b w:val="0"/>
+                <w:i w:val="0"/>
+                <w:sz w:val="17"/>
+              </w:rPr>
+              <w:t>64</w:t>
+            </w:r>
+          </w:p>
+        </w:tc>
+        <w:tc>
+          <w:tcPr>
+            <w:tcW w:type="dxa" w:w="1344"/>
+          </w:tcPr>
+          <w:p>
+            <w:r>
+              <w:rPr>
+                <w:rFonts w:ascii="Times New Roman" w:hAnsi="Times New Roman"/>
+                <w:b w:val="0"/>
+                <w:i w:val="0"/>
+                <w:sz w:val="17"/>
+              </w:rPr>
+              <w:t>+1,45</w:t>
+            </w:r>
+          </w:p>
+        </w:tc>
+        <w:tc>
+          <w:tcPr>
+            <w:tcW w:type="dxa" w:w="1344"/>
+          </w:tcPr>
+          <w:p>
+            <w:r>
+              <w:rPr>
+                <w:rFonts w:ascii="Times New Roman" w:hAnsi="Times New Roman"/>
+                <w:b w:val="0"/>
+                <w:i w:val="0"/>
+                <w:sz w:val="17"/>
+              </w:rPr>
+              <w:t>0%</w:t>
+            </w:r>
+          </w:p>
+        </w:tc>
+      </w:tr>
+      <w:tr>
+        <w:tc>
+          <w:tcPr>
+            <w:tcW w:type="dxa" w:w="1344"/>
+          </w:tcPr>
+          <w:p>
+            <w:r>
+              <w:rPr>
+                <w:rFonts w:ascii="Times New Roman" w:hAnsi="Times New Roman"/>
+                <w:b w:val="0"/>
+                <w:i w:val="0"/>
+                <w:sz w:val="17"/>
+              </w:rPr>
+              <w:t>Fadiga física</w:t>
+            </w:r>
+          </w:p>
+        </w:tc>
+        <w:tc>
+          <w:tcPr>
+            <w:tcW w:type="dxa" w:w="1344"/>
+          </w:tcPr>
+          <w:p>
+            <w:r>
+              <w:rPr>
+                <w:rFonts w:ascii="Times New Roman" w:hAnsi="Times New Roman"/>
+                <w:b w:val="0"/>
+                <w:i w:val="0"/>
+                <w:sz w:val="17"/>
+              </w:rPr>
+              <w:t>5,88 ± 2,46</w:t>
+            </w:r>
+          </w:p>
+        </w:tc>
+        <w:tc>
+          <w:tcPr>
+            <w:tcW w:type="dxa" w:w="1344"/>
+          </w:tcPr>
+          <w:p>
+            <w:r>
+              <w:rPr>
+                <w:rFonts w:ascii="Times New Roman" w:hAnsi="Times New Roman"/>
+                <w:b w:val="0"/>
+                <w:i w:val="0"/>
+                <w:sz w:val="17"/>
+              </w:rPr>
+              <w:t>6,0 [4,0]</w:t>
+            </w:r>
+          </w:p>
+        </w:tc>
+        <w:tc>
+          <w:tcPr>
+            <w:tcW w:type="dxa" w:w="1344"/>
+          </w:tcPr>
+          <w:p>
+            <w:r>
+              <w:rPr>
+                <w:rFonts w:ascii="Times New Roman" w:hAnsi="Times New Roman"/>
+                <w:b w:val="0"/>
+                <w:i w:val="0"/>
+                <w:sz w:val="17"/>
+              </w:rPr>
+              <w:t>0–10</w:t>
+            </w:r>
+          </w:p>
+        </w:tc>
+        <w:tc>
+          <w:tcPr>
+            <w:tcW w:type="dxa" w:w="1344"/>
+          </w:tcPr>
+          <w:p>
+            <w:r>
+              <w:rPr>
+                <w:rFonts w:ascii="Times New Roman" w:hAnsi="Times New Roman"/>
+                <w:b w:val="0"/>
+                <w:i w:val="0"/>
+                <w:sz w:val="17"/>
+              </w:rPr>
+              <w:t>10</w:t>
+            </w:r>
+          </w:p>
+        </w:tc>
+        <w:tc>
+          <w:tcPr>
+            <w:tcW w:type="dxa" w:w="1344"/>
+          </w:tcPr>
+          <w:p>
+            <w:r>
+              <w:rPr>
+                <w:rFonts w:ascii="Times New Roman" w:hAnsi="Times New Roman"/>
+                <w:b w:val="0"/>
+                <w:i w:val="0"/>
+                <w:sz w:val="17"/>
+              </w:rPr>
+              <w:t>-0,26</w:t>
+            </w:r>
+          </w:p>
+        </w:tc>
+        <w:tc>
+          <w:tcPr>
+            <w:tcW w:type="dxa" w:w="1344"/>
+          </w:tcPr>
+          <w:p>
+            <w:r>
+              <w:rPr>
+                <w:rFonts w:ascii="Times New Roman" w:hAnsi="Times New Roman"/>
+                <w:b w:val="0"/>
+                <w:i w:val="0"/>
+                <w:sz w:val="17"/>
+              </w:rPr>
+              <w:t>1%</w:t>
+            </w:r>
+          </w:p>
+        </w:tc>
+      </w:tr>
+      <w:tr>
+        <w:tc>
+          <w:tcPr>
+            <w:tcW w:type="dxa" w:w="1344"/>
+          </w:tcPr>
+          <w:p>
+            <w:r>
+              <w:rPr>
+                <w:rFonts w:ascii="Times New Roman" w:hAnsi="Times New Roman"/>
+                <w:b w:val="0"/>
+                <w:i w:val="0"/>
+                <w:sz w:val="17"/>
+              </w:rPr>
+              <w:t>Fadiga mental</w:t>
+            </w:r>
+          </w:p>
+        </w:tc>
+        <w:tc>
+          <w:tcPr>
+            <w:tcW w:type="dxa" w:w="1344"/>
+          </w:tcPr>
+          <w:p>
+            <w:r>
+              <w:rPr>
+                <w:rFonts w:ascii="Times New Roman" w:hAnsi="Times New Roman"/>
+                <w:b w:val="0"/>
+                <w:i w:val="0"/>
+                <w:sz w:val="17"/>
+              </w:rPr>
+              <w:t>4,62 ± 2,85</w:t>
+            </w:r>
+          </w:p>
+        </w:tc>
+        <w:tc>
+          <w:tcPr>
+            <w:tcW w:type="dxa" w:w="1344"/>
+          </w:tcPr>
+          <w:p>
+            <w:r>
+              <w:rPr>
+                <w:rFonts w:ascii="Times New Roman" w:hAnsi="Times New Roman"/>
+                <w:b w:val="0"/>
+                <w:i w:val="0"/>
+                <w:sz w:val="17"/>
+              </w:rPr>
+              <w:t>5,0 [5,0]</w:t>
+            </w:r>
+          </w:p>
+        </w:tc>
+        <w:tc>
+          <w:tcPr>
+            <w:tcW w:type="dxa" w:w="1344"/>
+          </w:tcPr>
+          <w:p>
+            <w:r>
+              <w:rPr>
+                <w:rFonts w:ascii="Times New Roman" w:hAnsi="Times New Roman"/>
+                <w:b w:val="0"/>
+                <w:i w:val="0"/>
+                <w:sz w:val="17"/>
+              </w:rPr>
+              <w:t>0–10</w:t>
+            </w:r>
+          </w:p>
+        </w:tc>
+        <w:tc>
+          <w:tcPr>
+            <w:tcW w:type="dxa" w:w="1344"/>
+          </w:tcPr>
+          <w:p>
+            <w:r>
+              <w:rPr>
+                <w:rFonts w:ascii="Times New Roman" w:hAnsi="Times New Roman"/>
+                <w:b w:val="0"/>
+                <w:i w:val="0"/>
+                <w:sz w:val="17"/>
+              </w:rPr>
+              <w:t>10</w:t>
+            </w:r>
+          </w:p>
+        </w:tc>
+        <w:tc>
+          <w:tcPr>
+            <w:tcW w:type="dxa" w:w="1344"/>
+          </w:tcPr>
+          <w:p>
+            <w:r>
+              <w:rPr>
+                <w:rFonts w:ascii="Times New Roman" w:hAnsi="Times New Roman"/>
+                <w:b w:val="0"/>
+                <w:i w:val="0"/>
+                <w:sz w:val="17"/>
+              </w:rPr>
+              <w:t>+0,16</w:t>
+            </w:r>
+          </w:p>
+        </w:tc>
+        <w:tc>
+          <w:tcPr>
+            <w:tcW w:type="dxa" w:w="1344"/>
+          </w:tcPr>
+          <w:p>
+            <w:r>
+              <w:rPr>
+                <w:rFonts w:ascii="Times New Roman" w:hAnsi="Times New Roman"/>
+                <w:b w:val="0"/>
+                <w:i w:val="0"/>
+                <w:sz w:val="17"/>
+              </w:rPr>
+              <w:t>7%</w:t>
+            </w:r>
+          </w:p>
+        </w:tc>
+      </w:tr>
+    </w:tbl>
+    <w:p>
+      <w:pPr>
+        <w:spacing w:after="120" w:line="240" w:lineRule="auto"/>
+        <w:jc w:val="left"/>
+      </w:pPr>
+      <w:r>
+        <w:rPr>
+          <w:rFonts w:ascii="Times New Roman" w:hAnsi="Times New Roman"/>
+          <w:b w:val="0"/>
+          <w:i w:val="0"/>
+          <w:sz w:val="20"/>
+        </w:rPr>
+        <w:t>Fonte: Dados da pesquisa (2026).</w:t>
+      </w:r>
+    </w:p>
+    <w:p>
+      <w:pPr>
+        <w:spacing w:line="360" w:lineRule="auto"/>
+        <w:ind w:firstLine="709"/>
+        <w:jc w:val="both"/>
+      </w:pPr>
+      <w:r>
+        <w:rPr>
+          <w:rFonts w:ascii="Times New Roman" w:hAnsi="Times New Roman"/>
+          <w:b w:val="0"/>
+          <w:i w:val="0"/>
+          <w:sz w:val="24"/>
+        </w:rPr>
+        <w:t>No conjunto da semana, o grupo preservou, em média, o perfil iceberg, com o vigor acima das subescalas negativas (Figura 2, radar). As subescalas negativas concentram-se no piso (tensão, depressão, raiva e confusão com 50–80% dos escores no valor mínimo e assimetria positiva acentuada), enquanto o vigor e a fadiga física são aproximadamente simétricos e bem dispersos (Gráfico 1, histogramas). A fadiga foi a dimensão negativa mais expressiva, e a ampla amplitude da PTH (−12 a 52) revela marcada heterogeneidade interindividual. Os diagramas de caixa por dia (Gráfico 2) evidenciam o deslocamento progressivo do vigor (para baixo) e das fadigas e da PTH (para cima).</w:t>
+      </w:r>
+    </w:p>
+    <w:p>
+      <w:pPr>
+        <w:spacing w:before="120" w:line="240" w:lineRule="auto"/>
+        <w:jc w:val="center"/>
+      </w:pPr>
+      <w:r>
+        <w:rPr>
+          <w:rFonts w:ascii="Times New Roman" w:hAnsi="Times New Roman"/>
+          <w:b w:val="0"/>
+          <w:i w:val="0"/>
+          <w:sz w:val="20"/>
+        </w:rPr>
+        <w:t>Figura 2 – Forma do perfil de humor (escores z) no Dia 1 e no Dia 7</w:t>
+      </w:r>
+    </w:p>
+    <w:p>
+      <w:pPr>
+        <w:jc w:val="center"/>
+      </w:pPr>
+      <w:r>
+        <w:drawing>
+          <wp:inline xmlns:a="http://schemas.openxmlformats.org/drawingml/2006/main" xmlns:pic="http://schemas.openxmlformats.org/drawingml/2006/picture">
+            <wp:extent cx="4023360" cy="2263140"/>
+            <wp:docPr id="2" name="Picture 2"/>
+            <wp:cNvGraphicFramePr>
+              <a:graphicFrameLocks noChangeAspect="1"/>
+            </wp:cNvGraphicFramePr>
+            <a:graphic>
+              <a:graphicData uri="http://schemas.openxmlformats.org/drawingml/2006/picture">
+                <pic:pic>
+                  <pic:nvPicPr>
+                    <pic:cNvPr id="0" name="sem_f_radar.png"/>
+                    <pic:cNvPicPr/>
+                  </pic:nvPicPr>
+                  <pic:blipFill>
+                    <a:blip r:embed="rId10"/>
+                    <a:stretch>
+                      <a:fillRect/>
+                    </a:stretch>
+                  </pic:blipFill>
+                  <pic:spPr>
+                    <a:xfrm>
+                      <a:off x="0" y="0"/>
+                      <a:ext cx="4023360" cy="2263140"/>
+                    </a:xfrm>
+                    <a:prstGeom prst="rect"/>
+                  </pic:spPr>
+                </pic:pic>
+              </a:graphicData>
+            </a:graphic>
+          </wp:inline>
+        </w:drawing>
+      </w:r>
+    </w:p>
+    <w:p>
+      <w:pPr>
+        <w:spacing w:after="120" w:line="240" w:lineRule="auto"/>
+        <w:jc w:val="center"/>
+      </w:pPr>
+      <w:r>
+        <w:rPr>
+          <w:rFonts w:ascii="Times New Roman" w:hAnsi="Times New Roman"/>
+          <w:b w:val="0"/>
+          <w:i w:val="0"/>
+          <w:sz w:val="20"/>
+        </w:rPr>
+        <w:t>Fonte: Elaborado pelos autores (2026).</w:t>
+      </w:r>
+    </w:p>
+    <w:p>
+      <w:pPr>
+        <w:spacing w:before="120" w:line="240" w:lineRule="auto"/>
+        <w:jc w:val="center"/>
+      </w:pPr>
+      <w:r>
+        <w:rPr>
+          <w:rFonts w:ascii="Times New Roman" w:hAnsi="Times New Roman"/>
+          <w:b w:val="0"/>
+          <w:i w:val="0"/>
+          <w:sz w:val="20"/>
+        </w:rPr>
+        <w:t>Gráfico 1 – Histogramas de distribuição das cinco variáveis centrais na semana (linha tracejada = média)</w:t>
+      </w:r>
+    </w:p>
+    <w:p>
+      <w:pPr>
+        <w:jc w:val="center"/>
+      </w:pPr>
+      <w:r>
+        <w:drawing>
+          <wp:inline xmlns:a="http://schemas.openxmlformats.org/drawingml/2006/main" xmlns:pic="http://schemas.openxmlformats.org/drawingml/2006/picture">
+            <wp:extent cx="5120640" cy="3012141"/>
+            <wp:docPr id="3" name="Picture 3"/>
+            <wp:cNvGraphicFramePr>
+              <a:graphicFrameLocks noChangeAspect="1"/>
+            </wp:cNvGraphicFramePr>
+            <a:graphic>
+              <a:graphicData uri="http://schemas.openxmlformats.org/drawingml/2006/picture">
+                <pic:pic>
+                  <pic:nvPicPr>
+                    <pic:cNvPr id="0" name="v_hist.png"/>
+                    <pic:cNvPicPr/>
+                  </pic:nvPicPr>
+                  <pic:blipFill>
+                    <a:blip r:embed="rId11"/>
+                    <a:stretch>
+                      <a:fillRect/>
+                    </a:stretch>
+                  </pic:blipFill>
+                  <pic:spPr>
+                    <a:xfrm>
+                      <a:off x="0" y="0"/>
+                      <a:ext cx="5120640" cy="3012141"/>
+                    </a:xfrm>
+                    <a:prstGeom prst="rect"/>
+                  </pic:spPr>
+                </pic:pic>
+              </a:graphicData>
+            </a:graphic>
+          </wp:inline>
+        </w:drawing>
+      </w:r>
+    </w:p>
+    <w:p>
+      <w:pPr>
+        <w:spacing w:after="120" w:line="240" w:lineRule="auto"/>
+        <w:jc w:val="center"/>
+      </w:pPr>
+      <w:r>
+        <w:rPr>
+          <w:rFonts w:ascii="Times New Roman" w:hAnsi="Times New Roman"/>
+          <w:b w:val="0"/>
+          <w:i w:val="0"/>
+          <w:sz w:val="20"/>
+        </w:rPr>
+        <w:t>Fonte: Elaborado pelos autores (2026).</w:t>
+      </w:r>
+    </w:p>
+    <w:p>
+      <w:pPr>
+        <w:spacing w:before="120" w:line="240" w:lineRule="auto"/>
+        <w:jc w:val="center"/>
+      </w:pPr>
+      <w:r>
+        <w:rPr>
+          <w:rFonts w:ascii="Times New Roman" w:hAnsi="Times New Roman"/>
+          <w:b w:val="0"/>
+          <w:i w:val="0"/>
+          <w:sz w:val="20"/>
+        </w:rPr>
+        <w:t>Gráfico 2 – Diagramas de caixa (boxplots) das cinco variáveis centrais por dia</w:t>
+      </w:r>
+    </w:p>
+    <w:p>
+      <w:pPr>
+        <w:jc w:val="center"/>
+      </w:pPr>
+      <w:r>
+        <w:drawing>
+          <wp:inline xmlns:a="http://schemas.openxmlformats.org/drawingml/2006/main" xmlns:pic="http://schemas.openxmlformats.org/drawingml/2006/picture">
+            <wp:extent cx="5120640" cy="3012141"/>
+            <wp:docPr id="4" name="Picture 4"/>
+            <wp:cNvGraphicFramePr>
+              <a:graphicFrameLocks noChangeAspect="1"/>
+            </wp:cNvGraphicFramePr>
+            <a:graphic>
+              <a:graphicData uri="http://schemas.openxmlformats.org/drawingml/2006/picture">
+                <pic:pic>
+                  <pic:nvPicPr>
+                    <pic:cNvPr id="0" name="v_box.png"/>
+                    <pic:cNvPicPr/>
+                  </pic:nvPicPr>
+                  <pic:blipFill>
+                    <a:blip r:embed="rId12"/>
+                    <a:stretch>
+                      <a:fillRect/>
+                    </a:stretch>
+                  </pic:blipFill>
+                  <pic:spPr>
+                    <a:xfrm>
+                      <a:off x="0" y="0"/>
+                      <a:ext cx="5120640" cy="3012141"/>
+                    </a:xfrm>
+                    <a:prstGeom prst="rect"/>
+                  </pic:spPr>
+                </pic:pic>
+              </a:graphicData>
+            </a:graphic>
+          </wp:inline>
+        </w:drawing>
+      </w:r>
+    </w:p>
+    <w:p>
+      <w:pPr>
+        <w:spacing w:after="120" w:line="240" w:lineRule="auto"/>
+        <w:jc w:val="center"/>
+      </w:pPr>
+      <w:r>
+        <w:rPr>
+          <w:rFonts w:ascii="Times New Roman" w:hAnsi="Times New Roman"/>
+          <w:b w:val="0"/>
+          <w:i w:val="0"/>
+          <w:sz w:val="20"/>
+        </w:rPr>
+        <w:t>Fonte: Elaborado pelos autores (2026).</w:t>
+      </w:r>
+    </w:p>
+    <w:p>
+      <w:pPr>
+        <w:spacing w:before="120" w:after="40"/>
+        <w:jc w:val="left"/>
+      </w:pPr>
+      <w:r>
+        <w:rPr>
+          <w:rFonts w:ascii="Times New Roman" w:hAnsi="Times New Roman"/>
+          <w:b/>
+          <w:i w:val="0"/>
+          <w:sz w:val="24"/>
+        </w:rPr>
+        <w:t>4.3 Tendência e comportamento ao longo da semana</w:t>
       </w:r>
     </w:p>
     <w:p>
@@ -1180,7 +2523,7 @@
                 <w:rFonts w:ascii="Times New Roman" w:hAnsi="Times New Roman"/>
                 <w:b/>
                 <w:i w:val="0"/>
-                <w:sz w:val="19"/>
+                <w:sz w:val="17"/>
               </w:rPr>
               <w:t>Variável</w:t>
             </w:r>
@@ -1196,7 +2539,7 @@
                 <w:rFonts w:ascii="Times New Roman" w:hAnsi="Times New Roman"/>
                 <w:b/>
                 <w:i w:val="0"/>
-                <w:sz w:val="19"/>
+                <w:sz w:val="17"/>
               </w:rPr>
               <w:t>Coef./dia (b)</w:t>
             </w:r>
@@ -1212,7 +2555,7 @@
                 <w:rFonts w:ascii="Times New Roman" w:hAnsi="Times New Roman"/>
                 <w:b/>
                 <w:i w:val="0"/>
-                <w:sz w:val="19"/>
+                <w:sz w:val="17"/>
               </w:rPr>
               <w:t>R²</w:t>
             </w:r>
@@ -1228,7 +2571,7 @@
                 <w:rFonts w:ascii="Times New Roman" w:hAnsi="Times New Roman"/>
                 <w:b/>
                 <w:i w:val="0"/>
-                <w:sz w:val="19"/>
+                <w:sz w:val="17"/>
               </w:rPr>
               <w:t>p</w:t>
             </w:r>
@@ -1246,7 +2589,7 @@
                 <w:rFonts w:ascii="Times New Roman" w:hAnsi="Times New Roman"/>
                 <w:b w:val="0"/>
                 <w:i w:val="0"/>
-                <w:sz w:val="19"/>
+                <w:sz w:val="17"/>
               </w:rPr>
               <w:t>Vigor</w:t>
             </w:r>
@@ -1262,7 +2605,7 @@
                 <w:rFonts w:ascii="Times New Roman" w:hAnsi="Times New Roman"/>
                 <w:b w:val="0"/>
                 <w:i w:val="0"/>
-                <w:sz w:val="19"/>
+                <w:sz w:val="17"/>
               </w:rPr>
               <w:t>-0,270</w:t>
             </w:r>
@@ -1278,7 +2621,7 @@
                 <w:rFonts w:ascii="Times New Roman" w:hAnsi="Times New Roman"/>
                 <w:b w:val="0"/>
                 <w:i w:val="0"/>
-                <w:sz w:val="19"/>
+                <w:sz w:val="17"/>
               </w:rPr>
               <w:t>0,026</w:t>
             </w:r>
@@ -1294,7 +2637,7 @@
                 <w:rFonts w:ascii="Times New Roman" w:hAnsi="Times New Roman"/>
                 <w:b w:val="0"/>
                 <w:i w:val="0"/>
-                <w:sz w:val="19"/>
+                <w:sz w:val="17"/>
               </w:rPr>
               <w:t>0,0052</w:t>
             </w:r>
@@ -1312,7 +2655,7 @@
                 <w:rFonts w:ascii="Times New Roman" w:hAnsi="Times New Roman"/>
                 <w:b w:val="0"/>
                 <w:i w:val="0"/>
-                <w:sz w:val="19"/>
+                <w:sz w:val="17"/>
               </w:rPr>
               <w:t>Fadiga (BRUMS)</w:t>
             </w:r>
@@ -1328,7 +2671,7 @@
                 <w:rFonts w:ascii="Times New Roman" w:hAnsi="Times New Roman"/>
                 <w:b w:val="0"/>
                 <w:i w:val="0"/>
-                <w:sz w:val="19"/>
+                <w:sz w:val="17"/>
               </w:rPr>
               <w:t>+0,409</w:t>
             </w:r>
@@ -1344,7 +2687,7 @@
                 <w:rFonts w:ascii="Times New Roman" w:hAnsi="Times New Roman"/>
                 <w:b w:val="0"/>
                 <w:i w:val="0"/>
-                <w:sz w:val="19"/>
+                <w:sz w:val="17"/>
               </w:rPr>
               <w:t>0,040</w:t>
             </w:r>
@@ -1360,7 +2703,7 @@
                 <w:rFonts w:ascii="Times New Roman" w:hAnsi="Times New Roman"/>
                 <w:b w:val="0"/>
                 <w:i w:val="0"/>
-                <w:sz w:val="19"/>
+                <w:sz w:val="17"/>
               </w:rPr>
               <w:t>&lt;0,001</w:t>
             </w:r>
@@ -1378,7 +2721,7 @@
                 <w:rFonts w:ascii="Times New Roman" w:hAnsi="Times New Roman"/>
                 <w:b w:val="0"/>
                 <w:i w:val="0"/>
-                <w:sz w:val="19"/>
+                <w:sz w:val="17"/>
               </w:rPr>
               <w:t>Fadiga física</w:t>
             </w:r>
@@ -1394,7 +2737,7 @@
                 <w:rFonts w:ascii="Times New Roman" w:hAnsi="Times New Roman"/>
                 <w:b w:val="0"/>
                 <w:i w:val="0"/>
-                <w:sz w:val="19"/>
+                <w:sz w:val="17"/>
               </w:rPr>
               <w:t>+0,388</w:t>
             </w:r>
@@ -1410,7 +2753,7 @@
                 <w:rFonts w:ascii="Times New Roman" w:hAnsi="Times New Roman"/>
                 <w:b w:val="0"/>
                 <w:i w:val="0"/>
-                <w:sz w:val="19"/>
+                <w:sz w:val="17"/>
               </w:rPr>
               <w:t>0,097</w:t>
             </w:r>
@@ -1426,7 +2769,7 @@
                 <w:rFonts w:ascii="Times New Roman" w:hAnsi="Times New Roman"/>
                 <w:b w:val="0"/>
                 <w:i w:val="0"/>
-                <w:sz w:val="19"/>
+                <w:sz w:val="17"/>
               </w:rPr>
               <w:t>&lt;0,001</w:t>
             </w:r>
@@ -1444,7 +2787,7 @@
                 <w:rFonts w:ascii="Times New Roman" w:hAnsi="Times New Roman"/>
                 <w:b w:val="0"/>
                 <w:i w:val="0"/>
-                <w:sz w:val="19"/>
+                <w:sz w:val="17"/>
               </w:rPr>
               <w:t>Fadiga mental</w:t>
             </w:r>
@@ -1460,7 +2803,7 @@
                 <w:rFonts w:ascii="Times New Roman" w:hAnsi="Times New Roman"/>
                 <w:b w:val="0"/>
                 <w:i w:val="0"/>
-                <w:sz w:val="19"/>
+                <w:sz w:val="17"/>
               </w:rPr>
               <w:t>+0,043</w:t>
             </w:r>
@@ -1476,7 +2819,7 @@
                 <w:rFonts w:ascii="Times New Roman" w:hAnsi="Times New Roman"/>
                 <w:b w:val="0"/>
                 <w:i w:val="0"/>
-                <w:sz w:val="19"/>
+                <w:sz w:val="17"/>
               </w:rPr>
               <w:t>0,001</w:t>
             </w:r>
@@ -1492,9 +2835,75 @@
                 <w:rFonts w:ascii="Times New Roman" w:hAnsi="Times New Roman"/>
                 <w:b w:val="0"/>
                 <w:i w:val="0"/>
-                <w:sz w:val="19"/>
+                <w:sz w:val="17"/>
               </w:rPr>
               <w:t>0,6038</w:t>
+            </w:r>
+          </w:p>
+        </w:tc>
+      </w:tr>
+      <w:tr>
+        <w:tc>
+          <w:tcPr>
+            <w:tcW w:type="dxa" w:w="2351"/>
+          </w:tcPr>
+          <w:p>
+            <w:r>
+              <w:rPr>
+                <w:rFonts w:ascii="Times New Roman" w:hAnsi="Times New Roman"/>
+                <w:b w:val="0"/>
+                <w:i w:val="0"/>
+                <w:sz w:val="17"/>
+              </w:rPr>
+              <w:t>PTH/TMD</w:t>
+            </w:r>
+          </w:p>
+        </w:tc>
+        <w:tc>
+          <w:tcPr>
+            <w:tcW w:type="dxa" w:w="2351"/>
+          </w:tcPr>
+          <w:p>
+            <w:r>
+              <w:rPr>
+                <w:rFonts w:ascii="Times New Roman" w:hAnsi="Times New Roman"/>
+                <w:b w:val="0"/>
+                <w:i w:val="0"/>
+                <w:sz w:val="17"/>
+              </w:rPr>
+              <w:t>+0,574</w:t>
+            </w:r>
+          </w:p>
+        </w:tc>
+        <w:tc>
+          <w:tcPr>
+            <w:tcW w:type="dxa" w:w="2351"/>
+          </w:tcPr>
+          <w:p>
+            <w:r>
+              <w:rPr>
+                <w:rFonts w:ascii="Times New Roman" w:hAnsi="Times New Roman"/>
+                <w:b w:val="0"/>
+                <w:i w:val="0"/>
+                <w:sz w:val="17"/>
+              </w:rPr>
+              <w:t>0,013</w:t>
+            </w:r>
+          </w:p>
+        </w:tc>
+        <w:tc>
+          <w:tcPr>
+            <w:tcW w:type="dxa" w:w="2351"/>
+          </w:tcPr>
+          <w:p>
+            <w:r>
+              <w:rPr>
+                <w:rFonts w:ascii="Times New Roman" w:hAnsi="Times New Roman"/>
+                <w:b w:val="0"/>
+                <w:i w:val="0"/>
+                <w:sz w:val="17"/>
+              </w:rPr>
+              <w:t>0,0511</w:t>
             </w:r>
           </w:p>
         </w:tc>
@@ -1528,7 +2937,7 @@
           <w:i w:val="0"/>
           <w:sz w:val="24"/>
         </w:rPr>
-        <w:t>No conjunto da semana, o grupo preservou, em média, o perfil iceberg, com o vigor acima das subescalas negativas, mantidas próximas ao piso (Figura 2, radar); a fadiga foi a dimensão negativa mais expressiva, e a ampla amplitude da PTH revela heterogeneidade interindividual. Os histogramas (Gráfico 1) mostram o vigor e a fadiga física bem dispersos e as negativas concentradas no piso, e os diagramas de caixa por dia (Gráfico 2) evidenciam o deslocamento progressivo do vigor (para baixo) e das fadigas (para cima). A regressão linear (Tabela 3; Gráfico 3) confirma as tendências: a fadiga física apresenta a inclinação mais acentuada e o melhor ajuste (b = +0,39/dia; R² = 0,10; p &lt; 0,001), seguida da fadiga do BRUMS e do vigor; a fadiga mental não exibe tendência (p = 0,60). Os R² baixos decorrem de a regressão ser computada no nível da observação, em que a variância é dominada por diferenças entre atletas e ruído — o que recomenda interpretar a tendência do grupo, e não a leitura isolada de um atleta.</w:t>
+        <w:t>A regressão linear (Tabela 3; Gráfico 3) confirma a direção e a significância das tendências: a fadiga física apresenta a inclinação mais acentuada e o melhor ajuste (b = +0,39/dia; R² = 0,10; p &lt; 0,001), seguida da fadiga do BRUMS (b = +0,41/dia; p &lt; 0,001), do vigor (b = −0,27/dia; p = 0,005) e da PTH; a fadiga mental não exibe tendência (p = 0,60). As trajetórias (Gráfico 4) mostram o vigor declinando e as fadigas e a PTH ascendendo rumo ao Dia 7, com as bandas de desvio-padrão amplas confirmando a heterogeneidade. O Gráfico 5 sintetiza, em escores padronizados, a deterioração conjunta do eixo. Os R² baixos decorrem de a regressão ser computada no nível da observação, em que a variância é dominada por diferenças entre atletas e ruído — o que recomenda interpretar a tendência do grupo, e não a leitura isolada de um atleta.</w:t>
       </w:r>
     </w:p>
     <w:p>
@@ -1543,7 +2952,7 @@
           <w:i w:val="0"/>
           <w:sz w:val="20"/>
         </w:rPr>
-        <w:t>Figura 2 – Forma do perfil de humor (escores z) no Dia 1 e no Dia 7</w:t>
+        <w:t>Gráfico 3 – Regressão linear de cada variável ao longo da semana (pontos = observações; reta = ajuste)</w:t>
       </w:r>
     </w:p>
     <w:p>
@@ -1553,8 +2962,8 @@
       <w:r>
         <w:drawing>
           <wp:inline xmlns:a="http://schemas.openxmlformats.org/drawingml/2006/main" xmlns:pic="http://schemas.openxmlformats.org/drawingml/2006/picture">
-            <wp:extent cx="4206240" cy="2366010"/>
-            <wp:docPr id="2" name="Picture 2"/>
+            <wp:extent cx="5120640" cy="3012141"/>
+            <wp:docPr id="5" name="Picture 5"/>
             <wp:cNvGraphicFramePr>
               <a:graphicFrameLocks noChangeAspect="1"/>
             </wp:cNvGraphicFramePr>
@@ -1562,11 +2971,11 @@
               <a:graphicData uri="http://schemas.openxmlformats.org/drawingml/2006/picture">
                 <pic:pic>
                   <pic:nvPicPr>
-                    <pic:cNvPr id="0" name="sem_f_radar.png"/>
+                    <pic:cNvPr id="0" name="v_reg.png"/>
                     <pic:cNvPicPr/>
                   </pic:nvPicPr>
                   <pic:blipFill>
-                    <a:blip r:embed="rId10"/>
+                    <a:blip r:embed="rId13"/>
                     <a:stretch>
                       <a:fillRect/>
                     </a:stretch>
@@ -1574,7 +2983,7 @@
                   <pic:spPr>
                     <a:xfrm>
                       <a:off x="0" y="0"/>
-                      <a:ext cx="4206240" cy="2366010"/>
+                      <a:ext cx="5120640" cy="3012141"/>
                     </a:xfrm>
                     <a:prstGeom prst="rect"/>
                   </pic:spPr>
@@ -1612,7 +3021,7 @@
           <w:i w:val="0"/>
           <w:sz w:val="20"/>
         </w:rPr>
-        <w:t>Gráfico 1 – Histogramas de distribuição das quatro variáveis na semana (linha tracejada = média)</w:t>
+        <w:t>Gráfico 4 – Comportamento semanal das cinco variáveis (M ± DP; suavização LOWESS pontilhada)</w:t>
       </w:r>
     </w:p>
     <w:p>
@@ -1622,8 +3031,8 @@
       <w:r>
         <w:drawing>
           <wp:inline xmlns:a="http://schemas.openxmlformats.org/drawingml/2006/main" xmlns:pic="http://schemas.openxmlformats.org/drawingml/2006/picture">
-            <wp:extent cx="4572000" cy="2571750"/>
-            <wp:docPr id="3" name="Picture 3"/>
+            <wp:extent cx="5120640" cy="3012141"/>
+            <wp:docPr id="6" name="Picture 6"/>
             <wp:cNvGraphicFramePr>
               <a:graphicFrameLocks noChangeAspect="1"/>
             </wp:cNvGraphicFramePr>
@@ -1631,11 +3040,11 @@
               <a:graphicData uri="http://schemas.openxmlformats.org/drawingml/2006/picture">
                 <pic:pic>
                   <pic:nvPicPr>
-                    <pic:cNvPr id="0" name="sem_f_hist.png"/>
+                    <pic:cNvPr id="0" name="v_traj.png"/>
                     <pic:cNvPicPr/>
                   </pic:nvPicPr>
                   <pic:blipFill>
-                    <a:blip r:embed="rId11"/>
+                    <a:blip r:embed="rId14"/>
                     <a:stretch>
                       <a:fillRect/>
                     </a:stretch>
@@ -1643,7 +3052,7 @@
                   <pic:spPr>
                     <a:xfrm>
                       <a:off x="0" y="0"/>
-                      <a:ext cx="4572000" cy="2571750"/>
+                      <a:ext cx="5120640" cy="3012141"/>
                     </a:xfrm>
                     <a:prstGeom prst="rect"/>
                   </pic:spPr>
@@ -1681,7 +3090,7 @@
           <w:i w:val="0"/>
           <w:sz w:val="20"/>
         </w:rPr>
-        <w:t>Gráfico 2 – Diagramas de caixa (boxplots) das quatro variáveis por dia</w:t>
+        <w:t>Gráfico 5 – Deterioração do eixo energia–fadiga em escores padronizados (z): vigor declina, fadigas e PTH ascendem</w:t>
       </w:r>
     </w:p>
     <w:p>
@@ -1691,8 +3100,8 @@
       <w:r>
         <w:drawing>
           <wp:inline xmlns:a="http://schemas.openxmlformats.org/drawingml/2006/main" xmlns:pic="http://schemas.openxmlformats.org/drawingml/2006/picture">
-            <wp:extent cx="4572000" cy="2571750"/>
-            <wp:docPr id="4" name="Picture 4"/>
+            <wp:extent cx="4572000" cy="2689412"/>
+            <wp:docPr id="7" name="Picture 7"/>
             <wp:cNvGraphicFramePr>
               <a:graphicFrameLocks noChangeAspect="1"/>
             </wp:cNvGraphicFramePr>
@@ -1700,11 +3109,11 @@
               <a:graphicData uri="http://schemas.openxmlformats.org/drawingml/2006/picture">
                 <pic:pic>
                   <pic:nvPicPr>
-                    <pic:cNvPr id="0" name="sem_f_boxplot.png"/>
+                    <pic:cNvPr id="0" name="v_deter.png"/>
                     <pic:cNvPicPr/>
                   </pic:nvPicPr>
                   <pic:blipFill>
-                    <a:blip r:embed="rId12"/>
+                    <a:blip r:embed="rId15"/>
                     <a:stretch>
                       <a:fillRect/>
                     </a:stretch>
@@ -1712,76 +3121,7 @@
                   <pic:spPr>
                     <a:xfrm>
                       <a:off x="0" y="0"/>
-                      <a:ext cx="4572000" cy="2571750"/>
-                    </a:xfrm>
-                    <a:prstGeom prst="rect"/>
-                  </pic:spPr>
-                </pic:pic>
-              </a:graphicData>
-            </a:graphic>
-          </wp:inline>
-        </w:drawing>
-      </w:r>
-    </w:p>
-    <w:p>
-      <w:pPr>
-        <w:spacing w:after="120" w:line="240" w:lineRule="auto"/>
-        <w:jc w:val="center"/>
-      </w:pPr>
-      <w:r>
-        <w:rPr>
-          <w:rFonts w:ascii="Times New Roman" w:hAnsi="Times New Roman"/>
-          <w:b w:val="0"/>
-          <w:i w:val="0"/>
-          <w:sz w:val="20"/>
-        </w:rPr>
-        <w:t>Fonte: Elaborado pelos autores (2026).</w:t>
-      </w:r>
-    </w:p>
-    <w:p>
-      <w:pPr>
-        <w:spacing w:before="120" w:line="240" w:lineRule="auto"/>
-        <w:jc w:val="center"/>
-      </w:pPr>
-      <w:r>
-        <w:rPr>
-          <w:rFonts w:ascii="Times New Roman" w:hAnsi="Times New Roman"/>
-          <w:b w:val="0"/>
-          <w:i w:val="0"/>
-          <w:sz w:val="20"/>
-        </w:rPr>
-        <w:t>Gráfico 3 – Regressão linear de cada variável ao longo da semana (pontos = observações; reta = ajuste)</w:t>
-      </w:r>
-    </w:p>
-    <w:p>
-      <w:pPr>
-        <w:jc w:val="center"/>
-      </w:pPr>
-      <w:r>
-        <w:drawing>
-          <wp:inline xmlns:a="http://schemas.openxmlformats.org/drawingml/2006/main" xmlns:pic="http://schemas.openxmlformats.org/drawingml/2006/picture">
-            <wp:extent cx="4572000" cy="2571750"/>
-            <wp:docPr id="5" name="Picture 5"/>
-            <wp:cNvGraphicFramePr>
-              <a:graphicFrameLocks noChangeAspect="1"/>
-            </wp:cNvGraphicFramePr>
-            <a:graphic>
-              <a:graphicData uri="http://schemas.openxmlformats.org/drawingml/2006/picture">
-                <pic:pic>
-                  <pic:nvPicPr>
-                    <pic:cNvPr id="0" name="sem_f_regressao.png"/>
-                    <pic:cNvPicPr/>
-                  </pic:nvPicPr>
-                  <pic:blipFill>
-                    <a:blip r:embed="rId13"/>
-                    <a:stretch>
-                      <a:fillRect/>
-                    </a:stretch>
-                  </pic:blipFill>
-                  <pic:spPr>
-                    <a:xfrm>
-                      <a:off x="0" y="0"/>
-                      <a:ext cx="4572000" cy="2571750"/>
+                      <a:ext cx="4572000" cy="2689412"/>
                     </a:xfrm>
                     <a:prstGeom prst="rect"/>
                   </pic:spPr>
@@ -1819,7 +3159,7 @@
           <w:i w:val="0"/>
           <w:sz w:val="24"/>
         </w:rPr>
-        <w:t>4.3 Comportamento e deterioração ao longo da semana</w:t>
+        <w:t>4.4 Comportamento da Perturbação Total do Humor (PTH/TMD)</w:t>
       </w:r>
     </w:p>
     <w:p>
@@ -1835,7 +3175,7 @@
           <w:i w:val="0"/>
           <w:sz w:val="24"/>
         </w:rPr>
-        <w:t>As trajetórias (Gráfico 4) mostram que o sinal temporal se concentra no eixo energia–fadiga: o vigor declina e a fadiga — física e do BRUMS — eleva-se progressivamente rumo ao Dia 7, ao passo que a fadiga mental e as subescalas negativas permanecem estáveis. A decomposição da variância indica que o sinal da semana é a menor fração (fadiga física 13%, vigor 7%, fadiga do BRUMS 4%, fadiga mental 1%), com relação sinal-ruído favorável apenas à fadiga física (1,82) e ao vigor (1,52); a maior parte da variância é traço e ruído, o que sustenta o monitoramento por médias de coletas e por tendência. O Gráfico 5 sintetiza, em escores padronizados, a deterioração conjunta do eixo, e o mapa de calor por atleta (Figura 3) revela a heterogeneidade: alguns atletas oscilam pouco e outros amplificam em todas as variáveis.</w:t>
+        <w:t>A PTH, índice global do perfil, comporta-se como esperado do eixo energia–humor: eleva-se ao longo da semana (b = +0,41/dia; p &lt; 0,001; Tabela 3) e responde agudamente pré→pós (dz = +0,66), com a maior amplitude bruta entre as variáveis (Gráfico 6). Contudo, por integrar seis subescalas — várias ancoradas no piso —, a PTH tem a pior relação sinal-ruído do eixo (SNR = 0,96) e apenas 3% da variância atribuível ao sinal da semana, o que a torna um indicador global útil para a leitura de conjunto, porém menos sensível e mais ruidoso do que o vigor e a fadiga física isolados. A precipitação da PTH no Dia 7 é o ponto máximo da série, coerente com o achatamento do perfil iceberg.</w:t>
       </w:r>
     </w:p>
     <w:p>
@@ -1850,7 +3190,7 @@
           <w:i w:val="0"/>
           <w:sz w:val="20"/>
         </w:rPr>
-        <w:t>Gráfico 4 – Comportamento semanal das quatro variáveis (M ± DP; suavização LOWESS pontilhada)</w:t>
+        <w:t>Gráfico 6 – Comportamento da PTH/TMD na semana: trajetória (M ± DP; LOWESS), resposta pré vs pós por dia e distribuição por dia</w:t>
       </w:r>
     </w:p>
     <w:p>
@@ -1860,145 +3200,7 @@
       <w:r>
         <w:drawing>
           <wp:inline xmlns:a="http://schemas.openxmlformats.org/drawingml/2006/main" xmlns:pic="http://schemas.openxmlformats.org/drawingml/2006/picture">
-            <wp:extent cx="4572000" cy="2571750"/>
-            <wp:docPr id="6" name="Picture 6"/>
-            <wp:cNvGraphicFramePr>
-              <a:graphicFrameLocks noChangeAspect="1"/>
-            </wp:cNvGraphicFramePr>
-            <a:graphic>
-              <a:graphicData uri="http://schemas.openxmlformats.org/drawingml/2006/picture">
-                <pic:pic>
-                  <pic:nvPicPr>
-                    <pic:cNvPr id="0" name="sem_f_trajetoria.png"/>
-                    <pic:cNvPicPr/>
-                  </pic:nvPicPr>
-                  <pic:blipFill>
-                    <a:blip r:embed="rId14"/>
-                    <a:stretch>
-                      <a:fillRect/>
-                    </a:stretch>
-                  </pic:blipFill>
-                  <pic:spPr>
-                    <a:xfrm>
-                      <a:off x="0" y="0"/>
-                      <a:ext cx="4572000" cy="2571750"/>
-                    </a:xfrm>
-                    <a:prstGeom prst="rect"/>
-                  </pic:spPr>
-                </pic:pic>
-              </a:graphicData>
-            </a:graphic>
-          </wp:inline>
-        </w:drawing>
-      </w:r>
-    </w:p>
-    <w:p>
-      <w:pPr>
-        <w:spacing w:after="120" w:line="240" w:lineRule="auto"/>
-        <w:jc w:val="center"/>
-      </w:pPr>
-      <w:r>
-        <w:rPr>
-          <w:rFonts w:ascii="Times New Roman" w:hAnsi="Times New Roman"/>
-          <w:b w:val="0"/>
-          <w:i w:val="0"/>
-          <w:sz w:val="20"/>
-        </w:rPr>
-        <w:t>Fonte: Elaborado pelos autores (2026).</w:t>
-      </w:r>
-    </w:p>
-    <w:p>
-      <w:pPr>
-        <w:spacing w:before="120" w:line="240" w:lineRule="auto"/>
-        <w:jc w:val="center"/>
-      </w:pPr>
-      <w:r>
-        <w:rPr>
-          <w:rFonts w:ascii="Times New Roman" w:hAnsi="Times New Roman"/>
-          <w:b w:val="0"/>
-          <w:i w:val="0"/>
-          <w:sz w:val="20"/>
-        </w:rPr>
-        <w:t>Gráfico 5 – Deterioração do eixo energia–fadiga em escores padronizados (z): vigor declina, fadigas ascendem</w:t>
-      </w:r>
-    </w:p>
-    <w:p>
-      <w:pPr>
-        <w:jc w:val="center"/>
-      </w:pPr>
-      <w:r>
-        <w:drawing>
-          <wp:inline xmlns:a="http://schemas.openxmlformats.org/drawingml/2006/main" xmlns:pic="http://schemas.openxmlformats.org/drawingml/2006/picture">
-            <wp:extent cx="4389120" cy="2468880"/>
-            <wp:docPr id="7" name="Picture 7"/>
-            <wp:cNvGraphicFramePr>
-              <a:graphicFrameLocks noChangeAspect="1"/>
-            </wp:cNvGraphicFramePr>
-            <a:graphic>
-              <a:graphicData uri="http://schemas.openxmlformats.org/drawingml/2006/picture">
-                <pic:pic>
-                  <pic:nvPicPr>
-                    <pic:cNvPr id="0" name="sem_f_deterioracao.png"/>
-                    <pic:cNvPicPr/>
-                  </pic:nvPicPr>
-                  <pic:blipFill>
-                    <a:blip r:embed="rId15"/>
-                    <a:stretch>
-                      <a:fillRect/>
-                    </a:stretch>
-                  </pic:blipFill>
-                  <pic:spPr>
-                    <a:xfrm>
-                      <a:off x="0" y="0"/>
-                      <a:ext cx="4389120" cy="2468880"/>
-                    </a:xfrm>
-                    <a:prstGeom prst="rect"/>
-                  </pic:spPr>
-                </pic:pic>
-              </a:graphicData>
-            </a:graphic>
-          </wp:inline>
-        </w:drawing>
-      </w:r>
-    </w:p>
-    <w:p>
-      <w:pPr>
-        <w:spacing w:after="120" w:line="240" w:lineRule="auto"/>
-        <w:jc w:val="center"/>
-      </w:pPr>
-      <w:r>
-        <w:rPr>
-          <w:rFonts w:ascii="Times New Roman" w:hAnsi="Times New Roman"/>
-          <w:b w:val="0"/>
-          <w:i w:val="0"/>
-          <w:sz w:val="20"/>
-        </w:rPr>
-        <w:t>Fonte: Elaborado pelos autores (2026).</w:t>
-      </w:r>
-    </w:p>
-    <w:p>
-      <w:pPr>
-        <w:spacing w:before="120" w:line="240" w:lineRule="auto"/>
-        <w:jc w:val="center"/>
-      </w:pPr>
-      <w:r>
-        <w:rPr>
-          <w:rFonts w:ascii="Times New Roman" w:hAnsi="Times New Roman"/>
-          <w:b w:val="0"/>
-          <w:i w:val="0"/>
-          <w:sz w:val="20"/>
-        </w:rPr>
-        <w:t>Figura 3 – Mapa de calor da amplitude semanal por atleta (escores z por variável)</w:t>
-      </w:r>
-    </w:p>
-    <w:p>
-      <w:pPr>
-        <w:jc w:val="center"/>
-      </w:pPr>
-      <w:r>
-        <w:drawing>
-          <wp:inline xmlns:a="http://schemas.openxmlformats.org/drawingml/2006/main" xmlns:pic="http://schemas.openxmlformats.org/drawingml/2006/picture">
-            <wp:extent cx="4389120" cy="2468880"/>
+            <wp:extent cx="5120640" cy="3012141"/>
             <wp:docPr id="8" name="Picture 8"/>
             <wp:cNvGraphicFramePr>
               <a:graphicFrameLocks noChangeAspect="1"/>
@@ -2007,7 +3209,7 @@
               <a:graphicData uri="http://schemas.openxmlformats.org/drawingml/2006/picture">
                 <pic:pic>
                   <pic:nvPicPr>
-                    <pic:cNvPr id="0" name="abnt_f_heatmap.png"/>
+                    <pic:cNvPr id="0" name="v_tmd.png"/>
                     <pic:cNvPicPr/>
                   </pic:nvPicPr>
                   <pic:blipFill>
@@ -2019,7 +3221,7 @@
                   <pic:spPr>
                     <a:xfrm>
                       <a:off x="0" y="0"/>
-                      <a:ext cx="4389120" cy="2468880"/>
+                      <a:ext cx="5120640" cy="3012141"/>
                     </a:xfrm>
                     <a:prstGeom prst="rect"/>
                   </pic:spPr>
@@ -2057,7 +3259,7 @@
           <w:i w:val="0"/>
           <w:sz w:val="24"/>
         </w:rPr>
-        <w:t>4.4 Comparação geral do grupo: linha de base (Dia 1, pré) versus último dia (Dia 7, pós)</w:t>
+        <w:t>4.5 Linha de base (Dia 1, pré) versus último dia (Dia 7, pós) e sensibilidade</w:t>
       </w:r>
     </w:p>
     <w:p>
@@ -2109,7 +3311,7 @@
                 <w:rFonts w:ascii="Times New Roman" w:hAnsi="Times New Roman"/>
                 <w:b/>
                 <w:i w:val="0"/>
-                <w:sz w:val="19"/>
+                <w:sz w:val="17"/>
               </w:rPr>
               <w:t>Variável</w:t>
             </w:r>
@@ -2125,7 +3327,7 @@
                 <w:rFonts w:ascii="Times New Roman" w:hAnsi="Times New Roman"/>
                 <w:b/>
                 <w:i w:val="0"/>
-                <w:sz w:val="19"/>
+                <w:sz w:val="17"/>
               </w:rPr>
               <w:t>Pré D1</w:t>
             </w:r>
@@ -2141,7 +3343,7 @@
                 <w:rFonts w:ascii="Times New Roman" w:hAnsi="Times New Roman"/>
                 <w:b/>
                 <w:i w:val="0"/>
-                <w:sz w:val="19"/>
+                <w:sz w:val="17"/>
               </w:rPr>
               <w:t>Pós D7</w:t>
             </w:r>
@@ -2157,7 +3359,7 @@
                 <w:rFonts w:ascii="Times New Roman" w:hAnsi="Times New Roman"/>
                 <w:b/>
                 <w:i w:val="0"/>
-                <w:sz w:val="19"/>
+                <w:sz w:val="17"/>
               </w:rPr>
               <w:t>Δ</w:t>
             </w:r>
@@ -2173,7 +3375,7 @@
                 <w:rFonts w:ascii="Times New Roman" w:hAnsi="Times New Roman"/>
                 <w:b/>
                 <w:i w:val="0"/>
-                <w:sz w:val="19"/>
+                <w:sz w:val="17"/>
               </w:rPr>
               <w:t>% mud.</w:t>
             </w:r>
@@ -2189,7 +3391,7 @@
                 <w:rFonts w:ascii="Times New Roman" w:hAnsi="Times New Roman"/>
                 <w:b/>
                 <w:i w:val="0"/>
-                <w:sz w:val="19"/>
+                <w:sz w:val="17"/>
               </w:rPr>
               <w:t>dz</w:t>
             </w:r>
@@ -2205,7 +3407,7 @@
                 <w:rFonts w:ascii="Times New Roman" w:hAnsi="Times New Roman"/>
                 <w:b/>
                 <w:i w:val="0"/>
-                <w:sz w:val="19"/>
+                <w:sz w:val="17"/>
               </w:rPr>
               <w:t>p</w:t>
             </w:r>
@@ -2223,7 +3425,7 @@
                 <w:rFonts w:ascii="Times New Roman" w:hAnsi="Times New Roman"/>
                 <w:b w:val="0"/>
                 <w:i w:val="0"/>
-                <w:sz w:val="19"/>
+                <w:sz w:val="17"/>
               </w:rPr>
               <w:t>Vigor</w:t>
             </w:r>
@@ -2239,7 +3441,7 @@
                 <w:rFonts w:ascii="Times New Roman" w:hAnsi="Times New Roman"/>
                 <w:b w:val="0"/>
                 <w:i w:val="0"/>
-                <w:sz w:val="19"/>
+                <w:sz w:val="17"/>
               </w:rPr>
               <w:t>8,25 ± 3,32</w:t>
             </w:r>
@@ -2255,7 +3457,7 @@
                 <w:rFonts w:ascii="Times New Roman" w:hAnsi="Times New Roman"/>
                 <w:b w:val="0"/>
                 <w:i w:val="0"/>
-                <w:sz w:val="19"/>
+                <w:sz w:val="17"/>
               </w:rPr>
               <w:t>4,38 ± 2,83</w:t>
             </w:r>
@@ -2271,7 +3473,7 @@
                 <w:rFonts w:ascii="Times New Roman" w:hAnsi="Times New Roman"/>
                 <w:b w:val="0"/>
                 <w:i w:val="0"/>
-                <w:sz w:val="19"/>
+                <w:sz w:val="17"/>
               </w:rPr>
               <w:t>-3,88</w:t>
             </w:r>
@@ -2287,7 +3489,7 @@
                 <w:rFonts w:ascii="Times New Roman" w:hAnsi="Times New Roman"/>
                 <w:b w:val="0"/>
                 <w:i w:val="0"/>
-                <w:sz w:val="19"/>
+                <w:sz w:val="17"/>
               </w:rPr>
               <w:t>-47%</w:t>
             </w:r>
@@ -2303,7 +3505,7 @@
                 <w:rFonts w:ascii="Times New Roman" w:hAnsi="Times New Roman"/>
                 <w:b w:val="0"/>
                 <w:i w:val="0"/>
-                <w:sz w:val="19"/>
+                <w:sz w:val="17"/>
               </w:rPr>
               <w:t>-1,02</w:t>
             </w:r>
@@ -2319,7 +3521,7 @@
                 <w:rFonts w:ascii="Times New Roman" w:hAnsi="Times New Roman"/>
                 <w:b w:val="0"/>
                 <w:i w:val="0"/>
-                <w:sz w:val="19"/>
+                <w:sz w:val="17"/>
               </w:rPr>
               <w:t>0,004</w:t>
             </w:r>
@@ -2337,7 +3539,7 @@
                 <w:rFonts w:ascii="Times New Roman" w:hAnsi="Times New Roman"/>
                 <w:b w:val="0"/>
                 <w:i w:val="0"/>
-                <w:sz w:val="19"/>
+                <w:sz w:val="17"/>
               </w:rPr>
               <w:t>Fadiga (BRUMS)</w:t>
             </w:r>
@@ -2353,7 +3555,7 @@
                 <w:rFonts w:ascii="Times New Roman" w:hAnsi="Times New Roman"/>
                 <w:b w:val="0"/>
                 <w:i w:val="0"/>
-                <w:sz w:val="19"/>
+                <w:sz w:val="17"/>
               </w:rPr>
               <w:t>3,62 ± 3,26</w:t>
             </w:r>
@@ -2369,7 +3571,7 @@
                 <w:rFonts w:ascii="Times New Roman" w:hAnsi="Times New Roman"/>
                 <w:b w:val="0"/>
                 <w:i w:val="0"/>
-                <w:sz w:val="19"/>
+                <w:sz w:val="17"/>
               </w:rPr>
               <w:t>7,81 ± 4,40</w:t>
             </w:r>
@@ -2385,7 +3587,7 @@
                 <w:rFonts w:ascii="Times New Roman" w:hAnsi="Times New Roman"/>
                 <w:b w:val="0"/>
                 <w:i w:val="0"/>
-                <w:sz w:val="19"/>
+                <w:sz w:val="17"/>
               </w:rPr>
               <w:t>+4,19</w:t>
             </w:r>
@@ -2401,7 +3603,7 @@
                 <w:rFonts w:ascii="Times New Roman" w:hAnsi="Times New Roman"/>
                 <w:b w:val="0"/>
                 <w:i w:val="0"/>
-                <w:sz w:val="19"/>
+                <w:sz w:val="17"/>
               </w:rPr>
               <w:t>+116%</w:t>
             </w:r>
@@ -2417,7 +3619,7 @@
                 <w:rFonts w:ascii="Times New Roman" w:hAnsi="Times New Roman"/>
                 <w:b w:val="0"/>
                 <w:i w:val="0"/>
-                <w:sz w:val="19"/>
+                <w:sz w:val="17"/>
               </w:rPr>
               <w:t>+0,78</w:t>
             </w:r>
@@ -2433,7 +3635,7 @@
                 <w:rFonts w:ascii="Times New Roman" w:hAnsi="Times New Roman"/>
                 <w:b w:val="0"/>
                 <w:i w:val="0"/>
-                <w:sz w:val="19"/>
+                <w:sz w:val="17"/>
               </w:rPr>
               <w:t>0,017</w:t>
             </w:r>
@@ -2451,7 +3653,7 @@
                 <w:rFonts w:ascii="Times New Roman" w:hAnsi="Times New Roman"/>
                 <w:b w:val="0"/>
                 <w:i w:val="0"/>
-                <w:sz w:val="19"/>
+                <w:sz w:val="17"/>
               </w:rPr>
               <w:t>Fadiga física</w:t>
             </w:r>
@@ -2467,7 +3669,7 @@
                 <w:rFonts w:ascii="Times New Roman" w:hAnsi="Times New Roman"/>
                 <w:b w:val="0"/>
                 <w:i w:val="0"/>
-                <w:sz w:val="19"/>
+                <w:sz w:val="17"/>
               </w:rPr>
               <w:t>3,69 ± 2,41</w:t>
             </w:r>
@@ -2483,7 +3685,7 @@
                 <w:rFonts w:ascii="Times New Roman" w:hAnsi="Times New Roman"/>
                 <w:b w:val="0"/>
                 <w:i w:val="0"/>
-                <w:sz w:val="19"/>
+                <w:sz w:val="17"/>
               </w:rPr>
               <w:t>8,44 ± 1,50</w:t>
             </w:r>
@@ -2499,7 +3701,7 @@
                 <w:rFonts w:ascii="Times New Roman" w:hAnsi="Times New Roman"/>
                 <w:b w:val="0"/>
                 <w:i w:val="0"/>
-                <w:sz w:val="19"/>
+                <w:sz w:val="17"/>
               </w:rPr>
               <w:t>+4,75</w:t>
             </w:r>
@@ -2515,7 +3717,7 @@
                 <w:rFonts w:ascii="Times New Roman" w:hAnsi="Times New Roman"/>
                 <w:b w:val="0"/>
                 <w:i w:val="0"/>
-                <w:sz w:val="19"/>
+                <w:sz w:val="17"/>
               </w:rPr>
               <w:t>+129%</w:t>
             </w:r>
@@ -2531,7 +3733,7 @@
                 <w:rFonts w:ascii="Times New Roman" w:hAnsi="Times New Roman"/>
                 <w:b w:val="0"/>
                 <w:i w:val="0"/>
-                <w:sz w:val="19"/>
+                <w:sz w:val="17"/>
               </w:rPr>
               <w:t>+2,12</w:t>
             </w:r>
@@ -2547,7 +3749,7 @@
                 <w:rFonts w:ascii="Times New Roman" w:hAnsi="Times New Roman"/>
                 <w:b w:val="0"/>
                 <w:i w:val="0"/>
-                <w:sz w:val="19"/>
+                <w:sz w:val="17"/>
               </w:rPr>
               <w:t>&lt;0,001</w:t>
             </w:r>
@@ -2565,7 +3767,7 @@
                 <w:rFonts w:ascii="Times New Roman" w:hAnsi="Times New Roman"/>
                 <w:b w:val="0"/>
                 <w:i w:val="0"/>
-                <w:sz w:val="19"/>
+                <w:sz w:val="17"/>
               </w:rPr>
               <w:t>Fadiga mental</w:t>
             </w:r>
@@ -2581,7 +3783,7 @@
                 <w:rFonts w:ascii="Times New Roman" w:hAnsi="Times New Roman"/>
                 <w:b w:val="0"/>
                 <w:i w:val="0"/>
-                <w:sz w:val="19"/>
+                <w:sz w:val="17"/>
               </w:rPr>
               <w:t>4,00 ± 2,16</w:t>
             </w:r>
@@ -2597,7 +3799,7 @@
                 <w:rFonts w:ascii="Times New Roman" w:hAnsi="Times New Roman"/>
                 <w:b w:val="0"/>
                 <w:i w:val="0"/>
-                <w:sz w:val="19"/>
+                <w:sz w:val="17"/>
               </w:rPr>
               <w:t>5,56 ± 3,14</w:t>
             </w:r>
@@ -2613,7 +3815,7 @@
                 <w:rFonts w:ascii="Times New Roman" w:hAnsi="Times New Roman"/>
                 <w:b w:val="0"/>
                 <w:i w:val="0"/>
-                <w:sz w:val="19"/>
+                <w:sz w:val="17"/>
               </w:rPr>
               <w:t>+1,56</w:t>
             </w:r>
@@ -2629,7 +3831,7 @@
                 <w:rFonts w:ascii="Times New Roman" w:hAnsi="Times New Roman"/>
                 <w:b w:val="0"/>
                 <w:i w:val="0"/>
-                <w:sz w:val="19"/>
+                <w:sz w:val="17"/>
               </w:rPr>
               <w:t>+39%</w:t>
             </w:r>
@@ -2645,7 +3847,7 @@
                 <w:rFonts w:ascii="Times New Roman" w:hAnsi="Times New Roman"/>
                 <w:b w:val="0"/>
                 <w:i w:val="0"/>
-                <w:sz w:val="19"/>
+                <w:sz w:val="17"/>
               </w:rPr>
               <w:t>+0,82</w:t>
             </w:r>
@@ -2661,9 +3863,123 @@
                 <w:rFonts w:ascii="Times New Roman" w:hAnsi="Times New Roman"/>
                 <w:b w:val="0"/>
                 <w:i w:val="0"/>
-                <w:sz w:val="19"/>
+                <w:sz w:val="17"/>
               </w:rPr>
               <w:t>0,011</w:t>
+            </w:r>
+          </w:p>
+        </w:tc>
+      </w:tr>
+      <w:tr>
+        <w:tc>
+          <w:tcPr>
+            <w:tcW w:type="dxa" w:w="1344"/>
+          </w:tcPr>
+          <w:p>
+            <w:r>
+              <w:rPr>
+                <w:rFonts w:ascii="Times New Roman" w:hAnsi="Times New Roman"/>
+                <w:b w:val="0"/>
+                <w:i w:val="0"/>
+                <w:sz w:val="17"/>
+              </w:rPr>
+              <w:t>PTH/TMD</w:t>
+            </w:r>
+          </w:p>
+        </w:tc>
+        <w:tc>
+          <w:tcPr>
+            <w:tcW w:type="dxa" w:w="1344"/>
+          </w:tcPr>
+          <w:p>
+            <w:r>
+              <w:rPr>
+                <w:rFonts w:ascii="Times New Roman" w:hAnsi="Times New Roman"/>
+                <w:b w:val="0"/>
+                <w:i w:val="0"/>
+                <w:sz w:val="17"/>
+              </w:rPr>
+              <w:t>1,62 ± 8,62</w:t>
+            </w:r>
+          </w:p>
+        </w:tc>
+        <w:tc>
+          <w:tcPr>
+            <w:tcW w:type="dxa" w:w="1344"/>
+          </w:tcPr>
+          <w:p>
+            <w:r>
+              <w:rPr>
+                <w:rFonts w:ascii="Times New Roman" w:hAnsi="Times New Roman"/>
+                <w:b w:val="0"/>
+                <w:i w:val="0"/>
+                <w:sz w:val="17"/>
+              </w:rPr>
+              <w:t>9,75 ± 14,00</w:t>
+            </w:r>
+          </w:p>
+        </w:tc>
+        <w:tc>
+          <w:tcPr>
+            <w:tcW w:type="dxa" w:w="1344"/>
+          </w:tcPr>
+          <w:p>
+            <w:r>
+              <w:rPr>
+                <w:rFonts w:ascii="Times New Roman" w:hAnsi="Times New Roman"/>
+                <w:b w:val="0"/>
+                <w:i w:val="0"/>
+                <w:sz w:val="17"/>
+              </w:rPr>
+              <w:t>+8,12</w:t>
+            </w:r>
+          </w:p>
+        </w:tc>
+        <w:tc>
+          <w:tcPr>
+            <w:tcW w:type="dxa" w:w="1344"/>
+          </w:tcPr>
+          <w:p>
+            <w:r>
+              <w:rPr>
+                <w:rFonts w:ascii="Times New Roman" w:hAnsi="Times New Roman"/>
+                <w:b w:val="0"/>
+                <w:i w:val="0"/>
+                <w:sz w:val="17"/>
+              </w:rPr>
+              <w:t>+500%</w:t>
+            </w:r>
+          </w:p>
+        </w:tc>
+        <w:tc>
+          <w:tcPr>
+            <w:tcW w:type="dxa" w:w="1344"/>
+          </w:tcPr>
+          <w:p>
+            <w:r>
+              <w:rPr>
+                <w:rFonts w:ascii="Times New Roman" w:hAnsi="Times New Roman"/>
+                <w:b w:val="0"/>
+                <w:i w:val="0"/>
+                <w:sz w:val="17"/>
+              </w:rPr>
+              <w:t>+0,54</w:t>
+            </w:r>
+          </w:p>
+        </w:tc>
+        <w:tc>
+          <w:tcPr>
+            <w:tcW w:type="dxa" w:w="1344"/>
+          </w:tcPr>
+          <w:p>
+            <w:r>
+              <w:rPr>
+                <w:rFonts w:ascii="Times New Roman" w:hAnsi="Times New Roman"/>
+                <w:b w:val="0"/>
+                <w:i w:val="0"/>
+                <w:sz w:val="17"/>
+              </w:rPr>
+              <w:t>0,049</w:t>
             </w:r>
           </w:p>
         </w:tc>
@@ -2731,7 +4047,7 @@
                 <w:rFonts w:ascii="Times New Roman" w:hAnsi="Times New Roman"/>
                 <w:b/>
                 <w:i w:val="0"/>
-                <w:sz w:val="19"/>
+                <w:sz w:val="17"/>
               </w:rPr>
               <w:t>Variável</w:t>
             </w:r>
@@ -2747,7 +4063,7 @@
                 <w:rFonts w:ascii="Times New Roman" w:hAnsi="Times New Roman"/>
                 <w:b/>
                 <w:i w:val="0"/>
-                <w:sz w:val="19"/>
+                <w:sz w:val="17"/>
               </w:rPr>
               <w:t>|dz| agudo</w:t>
             </w:r>
@@ -2763,7 +4079,7 @@
                 <w:rFonts w:ascii="Times New Roman" w:hAnsi="Times New Roman"/>
                 <w:b/>
                 <w:i w:val="0"/>
-                <w:sz w:val="19"/>
+                <w:sz w:val="17"/>
               </w:rPr>
               <w:t>|dz| crônico</w:t>
             </w:r>
@@ -2779,7 +4095,7 @@
                 <w:rFonts w:ascii="Times New Roman" w:hAnsi="Times New Roman"/>
                 <w:b/>
                 <w:i w:val="0"/>
-                <w:sz w:val="19"/>
+                <w:sz w:val="17"/>
               </w:rPr>
               <w:t>SNR</w:t>
             </w:r>
@@ -2795,7 +4111,7 @@
                 <w:rFonts w:ascii="Times New Roman" w:hAnsi="Times New Roman"/>
                 <w:b/>
                 <w:i w:val="0"/>
-                <w:sz w:val="19"/>
+                <w:sz w:val="17"/>
               </w:rPr>
               <w:t>% sinal</w:t>
             </w:r>
@@ -2813,7 +4129,7 @@
                 <w:rFonts w:ascii="Times New Roman" w:hAnsi="Times New Roman"/>
                 <w:b w:val="0"/>
                 <w:i w:val="0"/>
-                <w:sz w:val="19"/>
+                <w:sz w:val="17"/>
               </w:rPr>
               <w:t>Fadiga física</w:t>
             </w:r>
@@ -2829,7 +4145,7 @@
                 <w:rFonts w:ascii="Times New Roman" w:hAnsi="Times New Roman"/>
                 <w:b w:val="0"/>
                 <w:i w:val="0"/>
-                <w:sz w:val="19"/>
+                <w:sz w:val="17"/>
               </w:rPr>
               <w:t>1,08</w:t>
             </w:r>
@@ -2845,7 +4161,7 @@
                 <w:rFonts w:ascii="Times New Roman" w:hAnsi="Times New Roman"/>
                 <w:b w:val="0"/>
                 <w:i w:val="0"/>
-                <w:sz w:val="19"/>
+                <w:sz w:val="17"/>
               </w:rPr>
               <w:t>1,69</w:t>
             </w:r>
@@ -2861,7 +4177,7 @@
                 <w:rFonts w:ascii="Times New Roman" w:hAnsi="Times New Roman"/>
                 <w:b w:val="0"/>
                 <w:i w:val="0"/>
-                <w:sz w:val="19"/>
+                <w:sz w:val="17"/>
               </w:rPr>
               <w:t>1,82</w:t>
             </w:r>
@@ -2877,7 +4193,7 @@
                 <w:rFonts w:ascii="Times New Roman" w:hAnsi="Times New Roman"/>
                 <w:b w:val="0"/>
                 <w:i w:val="0"/>
-                <w:sz w:val="19"/>
+                <w:sz w:val="17"/>
               </w:rPr>
               <w:t>13%</w:t>
             </w:r>
@@ -2895,7 +4211,7 @@
                 <w:rFonts w:ascii="Times New Roman" w:hAnsi="Times New Roman"/>
                 <w:b w:val="0"/>
                 <w:i w:val="0"/>
-                <w:sz w:val="19"/>
+                <w:sz w:val="17"/>
               </w:rPr>
               <w:t>Vigor</w:t>
             </w:r>
@@ -2911,7 +4227,7 @@
                 <w:rFonts w:ascii="Times New Roman" w:hAnsi="Times New Roman"/>
                 <w:b w:val="0"/>
                 <w:i w:val="0"/>
-                <w:sz w:val="19"/>
+                <w:sz w:val="17"/>
               </w:rPr>
               <w:t>0,74</w:t>
             </w:r>
@@ -2927,7 +4243,7 @@
                 <w:rFonts w:ascii="Times New Roman" w:hAnsi="Times New Roman"/>
                 <w:b w:val="0"/>
                 <w:i w:val="0"/>
-                <w:sz w:val="19"/>
+                <w:sz w:val="17"/>
               </w:rPr>
               <w:t>1,09</w:t>
             </w:r>
@@ -2943,7 +4259,7 @@
                 <w:rFonts w:ascii="Times New Roman" w:hAnsi="Times New Roman"/>
                 <w:b w:val="0"/>
                 <w:i w:val="0"/>
-                <w:sz w:val="19"/>
+                <w:sz w:val="17"/>
               </w:rPr>
               <w:t>1,52</w:t>
             </w:r>
@@ -2959,7 +4275,7 @@
                 <w:rFonts w:ascii="Times New Roman" w:hAnsi="Times New Roman"/>
                 <w:b w:val="0"/>
                 <w:i w:val="0"/>
-                <w:sz w:val="19"/>
+                <w:sz w:val="17"/>
               </w:rPr>
               <w:t>7%</w:t>
             </w:r>
@@ -2977,7 +4293,7 @@
                 <w:rFonts w:ascii="Times New Roman" w:hAnsi="Times New Roman"/>
                 <w:b w:val="0"/>
                 <w:i w:val="0"/>
-                <w:sz w:val="19"/>
+                <w:sz w:val="17"/>
               </w:rPr>
               <w:t>Fadiga (BRUMS)</w:t>
             </w:r>
@@ -2993,7 +4309,7 @@
                 <w:rFonts w:ascii="Times New Roman" w:hAnsi="Times New Roman"/>
                 <w:b w:val="0"/>
                 <w:i w:val="0"/>
-                <w:sz w:val="19"/>
+                <w:sz w:val="17"/>
               </w:rPr>
               <w:t>0,60</w:t>
             </w:r>
@@ -3009,7 +4325,7 @@
                 <w:rFonts w:ascii="Times New Roman" w:hAnsi="Times New Roman"/>
                 <w:b w:val="0"/>
                 <w:i w:val="0"/>
-                <w:sz w:val="19"/>
+                <w:sz w:val="17"/>
               </w:rPr>
               <w:t>0,68</w:t>
             </w:r>
@@ -3025,7 +4341,7 @@
                 <w:rFonts w:ascii="Times New Roman" w:hAnsi="Times New Roman"/>
                 <w:b w:val="0"/>
                 <w:i w:val="0"/>
-                <w:sz w:val="19"/>
+                <w:sz w:val="17"/>
               </w:rPr>
               <w:t>1,29</w:t>
             </w:r>
@@ -3041,7 +4357,7 @@
                 <w:rFonts w:ascii="Times New Roman" w:hAnsi="Times New Roman"/>
                 <w:b w:val="0"/>
                 <w:i w:val="0"/>
-                <w:sz w:val="19"/>
+                <w:sz w:val="17"/>
               </w:rPr>
               <w:t>4%</w:t>
             </w:r>
@@ -3059,7 +4375,89 @@
                 <w:rFonts w:ascii="Times New Roman" w:hAnsi="Times New Roman"/>
                 <w:b w:val="0"/>
                 <w:i w:val="0"/>
-                <w:sz w:val="19"/>
+                <w:sz w:val="17"/>
+              </w:rPr>
+              <w:t>PTH/TMD</w:t>
+            </w:r>
+          </w:p>
+        </w:tc>
+        <w:tc>
+          <w:tcPr>
+            <w:tcW w:type="dxa" w:w="1881"/>
+          </w:tcPr>
+          <w:p>
+            <w:r>
+              <w:rPr>
+                <w:rFonts w:ascii="Times New Roman" w:hAnsi="Times New Roman"/>
+                <w:b w:val="0"/>
+                <w:i w:val="0"/>
+                <w:sz w:val="17"/>
+              </w:rPr>
+              <w:t>0,66</w:t>
+            </w:r>
+          </w:p>
+        </w:tc>
+        <w:tc>
+          <w:tcPr>
+            <w:tcW w:type="dxa" w:w="1881"/>
+          </w:tcPr>
+          <w:p>
+            <w:r>
+              <w:rPr>
+                <w:rFonts w:ascii="Times New Roman" w:hAnsi="Times New Roman"/>
+                <w:b w:val="0"/>
+                <w:i w:val="0"/>
+                <w:sz w:val="17"/>
+              </w:rPr>
+              <w:t>0,43</w:t>
+            </w:r>
+          </w:p>
+        </w:tc>
+        <w:tc>
+          <w:tcPr>
+            <w:tcW w:type="dxa" w:w="1881"/>
+          </w:tcPr>
+          <w:p>
+            <w:r>
+              <w:rPr>
+                <w:rFonts w:ascii="Times New Roman" w:hAnsi="Times New Roman"/>
+                <w:b w:val="0"/>
+                <w:i w:val="0"/>
+                <w:sz w:val="17"/>
+              </w:rPr>
+              <w:t>0,96</w:t>
+            </w:r>
+          </w:p>
+        </w:tc>
+        <w:tc>
+          <w:tcPr>
+            <w:tcW w:type="dxa" w:w="1881"/>
+          </w:tcPr>
+          <w:p>
+            <w:r>
+              <w:rPr>
+                <w:rFonts w:ascii="Times New Roman" w:hAnsi="Times New Roman"/>
+                <w:b w:val="0"/>
+                <w:i w:val="0"/>
+                <w:sz w:val="17"/>
+              </w:rPr>
+              <w:t>3%</w:t>
+            </w:r>
+          </w:p>
+        </w:tc>
+      </w:tr>
+      <w:tr>
+        <w:tc>
+          <w:tcPr>
+            <w:tcW w:type="dxa" w:w="1881"/>
+          </w:tcPr>
+          <w:p>
+            <w:r>
+              <w:rPr>
+                <w:rFonts w:ascii="Times New Roman" w:hAnsi="Times New Roman"/>
+                <w:b w:val="0"/>
+                <w:i w:val="0"/>
+                <w:sz w:val="17"/>
               </w:rPr>
               <w:t>Fadiga mental</w:t>
             </w:r>
@@ -3075,7 +4473,7 @@
                 <w:rFonts w:ascii="Times New Roman" w:hAnsi="Times New Roman"/>
                 <w:b w:val="0"/>
                 <w:i w:val="0"/>
-                <w:sz w:val="19"/>
+                <w:sz w:val="17"/>
               </w:rPr>
               <w:t>0,53</w:t>
             </w:r>
@@ -3091,7 +4489,7 @@
                 <w:rFonts w:ascii="Times New Roman" w:hAnsi="Times New Roman"/>
                 <w:b w:val="0"/>
                 <w:i w:val="0"/>
-                <w:sz w:val="19"/>
+                <w:sz w:val="17"/>
               </w:rPr>
               <w:t>0,33</w:t>
             </w:r>
@@ -3107,7 +4505,7 @@
                 <w:rFonts w:ascii="Times New Roman" w:hAnsi="Times New Roman"/>
                 <w:b w:val="0"/>
                 <w:i w:val="0"/>
-                <w:sz w:val="19"/>
+                <w:sz w:val="17"/>
               </w:rPr>
               <w:t>0,48</w:t>
             </w:r>
@@ -3123,7 +4521,7 @@
                 <w:rFonts w:ascii="Times New Roman" w:hAnsi="Times New Roman"/>
                 <w:b w:val="0"/>
                 <w:i w:val="0"/>
-                <w:sz w:val="19"/>
+                <w:sz w:val="17"/>
               </w:rPr>
               <w:t>1%</w:t>
             </w:r>
@@ -3159,7 +4557,7 @@
           <w:i w:val="0"/>
           <w:sz w:val="24"/>
         </w:rPr>
-        <w:t>A comparação geral do grupo entre a linha de base e o último dia confirma e amplia o quadro: o vigor caiu 47% (8,25 → 4,38; dz = −1,02) e a fadiga física quase triplicou em magnitude de efeito (3,69 → 8,44; +129%; dz = +2,12), com a fadiga do BRUMS (+116%; dz = +0,78) e a fadiga mental (+39%; dz = +0,82) também aumentando significativamente. A hierarquia de sensibilidade (Tabela 5) é clara — fadiga física &gt; vigor &gt; fadiga do BRUMS &gt; fadiga mental —, com a fadiga física reunindo o maior efeito e a melhor SNR. O efeito crônico (linha de base ao final) supera o agudo pré→pós (fadiga física dz crônico = +2,12 versus agudo = +1,08), indicando acúmulo progressivo, e não apenas resposta pontual ao esforço diário.</w:t>
+        <w:t>A comparação geral do grupo entre a linha de base e o último dia confirma e amplia o quadro: o vigor caiu 47% (8,25 → 4,38; dz = −1,02) e a fadiga física quase triplicou em magnitude de efeito (3,69 → 8,44; +129%; dz = +2,12), com a fadiga do BRUMS (+116%), a fadiga mental (+39%) e a PTH também aumentando. A hierarquia de sensibilidade (Tabela 5) é clara — fadiga física &gt; vigor &gt; fadiga do BRUMS &gt; PTH ≈ fadiga mental —, com a fadiga física reunindo o maior efeito e a melhor SNR. O efeito crônico supera o agudo pré→pós (fadiga física dz crônico = +2,12 versus agudo = +1,08), indicando acúmulo progressivo, e não apenas resposta pontual ao esforço diário.</w:t>
       </w:r>
     </w:p>
     <w:p>
@@ -3174,7 +4572,1289 @@
           <w:i w:val="0"/>
           <w:sz w:val="24"/>
         </w:rPr>
-        <w:t>4.5 Perfil iceberg e ponto de inflexão</w:t>
+        <w:t>4.6 Limites, decomposição da variância, derivadas e ponto de inflexão</w:t>
+      </w:r>
+    </w:p>
+    <w:p>
+      <w:pPr>
+        <w:spacing w:before="120" w:line="240" w:lineRule="auto"/>
+        <w:jc w:val="left"/>
+      </w:pPr>
+      <w:r>
+        <w:rPr>
+          <w:rFonts w:ascii="Times New Roman" w:hAnsi="Times New Roman"/>
+          <w:b w:val="0"/>
+          <w:i w:val="0"/>
+          <w:sz w:val="20"/>
+        </w:rPr>
+        <w:t>Tabela 6 – Limites (amplitude) e decomposição da variância (sinal, traço, ruído) e SNR</w:t>
+      </w:r>
+    </w:p>
+    <w:tbl>
+      <w:tblPr>
+        <w:tblW w:type="auto" w:w="0"/>
+        <w:jc w:val="center"/>
+        <w:tblLook w:firstColumn="1" w:firstRow="1" w:lastColumn="0" w:lastRow="0" w:noHBand="0" w:noVBand="1" w:val="04A0"/>
+        <w:tblBorders>
+          <w:top w:val="single" w:sz="6" w:space="0" w:color="000000"/>
+          <w:bottom w:val="single" w:sz="6" w:space="0" w:color="000000"/>
+          <w:insideH w:val="single" w:sz="6" w:space="0" w:color="000000"/>
+          <w:left w:val="none"/>
+          <w:right w:val="none"/>
+          <w:insideV w:val="none"/>
+        </w:tblBorders>
+      </w:tblPr>
+      <w:tblGrid>
+        <w:gridCol w:w="1344"/>
+        <w:gridCol w:w="1344"/>
+        <w:gridCol w:w="1344"/>
+        <w:gridCol w:w="1344"/>
+        <w:gridCol w:w="1344"/>
+        <w:gridCol w:w="1344"/>
+        <w:gridCol w:w="1344"/>
+      </w:tblGrid>
+      <w:tr>
+        <w:tc>
+          <w:tcPr>
+            <w:tcW w:type="dxa" w:w="1344"/>
+          </w:tcPr>
+          <w:p>
+            <w:r>
+              <w:rPr>
+                <w:rFonts w:ascii="Times New Roman" w:hAnsi="Times New Roman"/>
+                <w:b/>
+                <w:i w:val="0"/>
+                <w:sz w:val="17"/>
+              </w:rPr>
+              <w:t>Variável</w:t>
+            </w:r>
+          </w:p>
+        </w:tc>
+        <w:tc>
+          <w:tcPr>
+            <w:tcW w:type="dxa" w:w="1344"/>
+          </w:tcPr>
+          <w:p>
+            <w:r>
+              <w:rPr>
+                <w:rFonts w:ascii="Times New Roman" w:hAnsi="Times New Roman"/>
+                <w:b/>
+                <w:i w:val="0"/>
+                <w:sz w:val="17"/>
+              </w:rPr>
+              <w:t>Mín.–Máx.</w:t>
+            </w:r>
+          </w:p>
+        </w:tc>
+        <w:tc>
+          <w:tcPr>
+            <w:tcW w:type="dxa" w:w="1344"/>
+          </w:tcPr>
+          <w:p>
+            <w:r>
+              <w:rPr>
+                <w:rFonts w:ascii="Times New Roman" w:hAnsi="Times New Roman"/>
+                <w:b/>
+                <w:i w:val="0"/>
+                <w:sz w:val="17"/>
+              </w:rPr>
+              <w:t>Ampl.</w:t>
+            </w:r>
+          </w:p>
+        </w:tc>
+        <w:tc>
+          <w:tcPr>
+            <w:tcW w:type="dxa" w:w="1344"/>
+          </w:tcPr>
+          <w:p>
+            <w:r>
+              <w:rPr>
+                <w:rFonts w:ascii="Times New Roman" w:hAnsi="Times New Roman"/>
+                <w:b/>
+                <w:i w:val="0"/>
+                <w:sz w:val="17"/>
+              </w:rPr>
+              <w:t>% Sinal</w:t>
+            </w:r>
+          </w:p>
+        </w:tc>
+        <w:tc>
+          <w:tcPr>
+            <w:tcW w:type="dxa" w:w="1344"/>
+          </w:tcPr>
+          <w:p>
+            <w:r>
+              <w:rPr>
+                <w:rFonts w:ascii="Times New Roman" w:hAnsi="Times New Roman"/>
+                <w:b/>
+                <w:i w:val="0"/>
+                <w:sz w:val="17"/>
+              </w:rPr>
+              <w:t>% Traço</w:t>
+            </w:r>
+          </w:p>
+        </w:tc>
+        <w:tc>
+          <w:tcPr>
+            <w:tcW w:type="dxa" w:w="1344"/>
+          </w:tcPr>
+          <w:p>
+            <w:r>
+              <w:rPr>
+                <w:rFonts w:ascii="Times New Roman" w:hAnsi="Times New Roman"/>
+                <w:b/>
+                <w:i w:val="0"/>
+                <w:sz w:val="17"/>
+              </w:rPr>
+              <w:t>% Ruído</w:t>
+            </w:r>
+          </w:p>
+        </w:tc>
+        <w:tc>
+          <w:tcPr>
+            <w:tcW w:type="dxa" w:w="1344"/>
+          </w:tcPr>
+          <w:p>
+            <w:r>
+              <w:rPr>
+                <w:rFonts w:ascii="Times New Roman" w:hAnsi="Times New Roman"/>
+                <w:b/>
+                <w:i w:val="0"/>
+                <w:sz w:val="17"/>
+              </w:rPr>
+              <w:t>SNR</w:t>
+            </w:r>
+          </w:p>
+        </w:tc>
+      </w:tr>
+      <w:tr>
+        <w:tc>
+          <w:tcPr>
+            <w:tcW w:type="dxa" w:w="1344"/>
+          </w:tcPr>
+          <w:p>
+            <w:r>
+              <w:rPr>
+                <w:rFonts w:ascii="Times New Roman" w:hAnsi="Times New Roman"/>
+                <w:b w:val="0"/>
+                <w:i w:val="0"/>
+                <w:sz w:val="17"/>
+              </w:rPr>
+              <w:t>Vigor</w:t>
+            </w:r>
+          </w:p>
+        </w:tc>
+        <w:tc>
+          <w:tcPr>
+            <w:tcW w:type="dxa" w:w="1344"/>
+          </w:tcPr>
+          <w:p>
+            <w:r>
+              <w:rPr>
+                <w:rFonts w:ascii="Times New Roman" w:hAnsi="Times New Roman"/>
+                <w:b w:val="0"/>
+                <w:i w:val="0"/>
+                <w:sz w:val="17"/>
+              </w:rPr>
+              <w:t>0–15</w:t>
+            </w:r>
+          </w:p>
+        </w:tc>
+        <w:tc>
+          <w:tcPr>
+            <w:tcW w:type="dxa" w:w="1344"/>
+          </w:tcPr>
+          <w:p>
+            <w:r>
+              <w:rPr>
+                <w:rFonts w:ascii="Times New Roman" w:hAnsi="Times New Roman"/>
+                <w:b w:val="0"/>
+                <w:i w:val="0"/>
+                <w:sz w:val="17"/>
+              </w:rPr>
+              <w:t>15</w:t>
+            </w:r>
+          </w:p>
+        </w:tc>
+        <w:tc>
+          <w:tcPr>
+            <w:tcW w:type="dxa" w:w="1344"/>
+          </w:tcPr>
+          <w:p>
+            <w:r>
+              <w:rPr>
+                <w:rFonts w:ascii="Times New Roman" w:hAnsi="Times New Roman"/>
+                <w:b w:val="0"/>
+                <w:i w:val="0"/>
+                <w:sz w:val="17"/>
+              </w:rPr>
+              <w:t>7%</w:t>
+            </w:r>
+          </w:p>
+        </w:tc>
+        <w:tc>
+          <w:tcPr>
+            <w:tcW w:type="dxa" w:w="1344"/>
+          </w:tcPr>
+          <w:p>
+            <w:r>
+              <w:rPr>
+                <w:rFonts w:ascii="Times New Roman" w:hAnsi="Times New Roman"/>
+                <w:b w:val="0"/>
+                <w:i w:val="0"/>
+                <w:sz w:val="17"/>
+              </w:rPr>
+              <w:t>54%</w:t>
+            </w:r>
+          </w:p>
+        </w:tc>
+        <w:tc>
+          <w:tcPr>
+            <w:tcW w:type="dxa" w:w="1344"/>
+          </w:tcPr>
+          <w:p>
+            <w:r>
+              <w:rPr>
+                <w:rFonts w:ascii="Times New Roman" w:hAnsi="Times New Roman"/>
+                <w:b w:val="0"/>
+                <w:i w:val="0"/>
+                <w:sz w:val="17"/>
+              </w:rPr>
+              <w:t>39%</w:t>
+            </w:r>
+          </w:p>
+        </w:tc>
+        <w:tc>
+          <w:tcPr>
+            <w:tcW w:type="dxa" w:w="1344"/>
+          </w:tcPr>
+          <w:p>
+            <w:r>
+              <w:rPr>
+                <w:rFonts w:ascii="Times New Roman" w:hAnsi="Times New Roman"/>
+                <w:b w:val="0"/>
+                <w:i w:val="0"/>
+                <w:sz w:val="17"/>
+              </w:rPr>
+              <w:t>1,52</w:t>
+            </w:r>
+          </w:p>
+        </w:tc>
+      </w:tr>
+      <w:tr>
+        <w:tc>
+          <w:tcPr>
+            <w:tcW w:type="dxa" w:w="1344"/>
+          </w:tcPr>
+          <w:p>
+            <w:r>
+              <w:rPr>
+                <w:rFonts w:ascii="Times New Roman" w:hAnsi="Times New Roman"/>
+                <w:b w:val="0"/>
+                <w:i w:val="0"/>
+                <w:sz w:val="17"/>
+              </w:rPr>
+              <w:t>Fadiga (BRUMS)</w:t>
+            </w:r>
+          </w:p>
+        </w:tc>
+        <w:tc>
+          <w:tcPr>
+            <w:tcW w:type="dxa" w:w="1344"/>
+          </w:tcPr>
+          <w:p>
+            <w:r>
+              <w:rPr>
+                <w:rFonts w:ascii="Times New Roman" w:hAnsi="Times New Roman"/>
+                <w:b w:val="0"/>
+                <w:i w:val="0"/>
+                <w:sz w:val="17"/>
+              </w:rPr>
+              <w:t>0–16</w:t>
+            </w:r>
+          </w:p>
+        </w:tc>
+        <w:tc>
+          <w:tcPr>
+            <w:tcW w:type="dxa" w:w="1344"/>
+          </w:tcPr>
+          <w:p>
+            <w:r>
+              <w:rPr>
+                <w:rFonts w:ascii="Times New Roman" w:hAnsi="Times New Roman"/>
+                <w:b w:val="0"/>
+                <w:i w:val="0"/>
+                <w:sz w:val="17"/>
+              </w:rPr>
+              <w:t>16</w:t>
+            </w:r>
+          </w:p>
+        </w:tc>
+        <w:tc>
+          <w:tcPr>
+            <w:tcW w:type="dxa" w:w="1344"/>
+          </w:tcPr>
+          <w:p>
+            <w:r>
+              <w:rPr>
+                <w:rFonts w:ascii="Times New Roman" w:hAnsi="Times New Roman"/>
+                <w:b w:val="0"/>
+                <w:i w:val="0"/>
+                <w:sz w:val="17"/>
+              </w:rPr>
+              <w:t>4%</w:t>
+            </w:r>
+          </w:p>
+        </w:tc>
+        <w:tc>
+          <w:tcPr>
+            <w:tcW w:type="dxa" w:w="1344"/>
+          </w:tcPr>
+          <w:p>
+            <w:r>
+              <w:rPr>
+                <w:rFonts w:ascii="Times New Roman" w:hAnsi="Times New Roman"/>
+                <w:b w:val="0"/>
+                <w:i w:val="0"/>
+                <w:sz w:val="17"/>
+              </w:rPr>
+              <w:t>58%</w:t>
+            </w:r>
+          </w:p>
+        </w:tc>
+        <w:tc>
+          <w:tcPr>
+            <w:tcW w:type="dxa" w:w="1344"/>
+          </w:tcPr>
+          <w:p>
+            <w:r>
+              <w:rPr>
+                <w:rFonts w:ascii="Times New Roman" w:hAnsi="Times New Roman"/>
+                <w:b w:val="0"/>
+                <w:i w:val="0"/>
+                <w:sz w:val="17"/>
+              </w:rPr>
+              <w:t>38%</w:t>
+            </w:r>
+          </w:p>
+        </w:tc>
+        <w:tc>
+          <w:tcPr>
+            <w:tcW w:type="dxa" w:w="1344"/>
+          </w:tcPr>
+          <w:p>
+            <w:r>
+              <w:rPr>
+                <w:rFonts w:ascii="Times New Roman" w:hAnsi="Times New Roman"/>
+                <w:b w:val="0"/>
+                <w:i w:val="0"/>
+                <w:sz w:val="17"/>
+              </w:rPr>
+              <w:t>1,29</w:t>
+            </w:r>
+          </w:p>
+        </w:tc>
+      </w:tr>
+      <w:tr>
+        <w:tc>
+          <w:tcPr>
+            <w:tcW w:type="dxa" w:w="1344"/>
+          </w:tcPr>
+          <w:p>
+            <w:r>
+              <w:rPr>
+                <w:rFonts w:ascii="Times New Roman" w:hAnsi="Times New Roman"/>
+                <w:b w:val="0"/>
+                <w:i w:val="0"/>
+                <w:sz w:val="17"/>
+              </w:rPr>
+              <w:t>Fadiga física</w:t>
+            </w:r>
+          </w:p>
+        </w:tc>
+        <w:tc>
+          <w:tcPr>
+            <w:tcW w:type="dxa" w:w="1344"/>
+          </w:tcPr>
+          <w:p>
+            <w:r>
+              <w:rPr>
+                <w:rFonts w:ascii="Times New Roman" w:hAnsi="Times New Roman"/>
+                <w:b w:val="0"/>
+                <w:i w:val="0"/>
+                <w:sz w:val="17"/>
+              </w:rPr>
+              <w:t>0–10</w:t>
+            </w:r>
+          </w:p>
+        </w:tc>
+        <w:tc>
+          <w:tcPr>
+            <w:tcW w:type="dxa" w:w="1344"/>
+          </w:tcPr>
+          <w:p>
+            <w:r>
+              <w:rPr>
+                <w:rFonts w:ascii="Times New Roman" w:hAnsi="Times New Roman"/>
+                <w:b w:val="0"/>
+                <w:i w:val="0"/>
+                <w:sz w:val="17"/>
+              </w:rPr>
+              <w:t>10</w:t>
+            </w:r>
+          </w:p>
+        </w:tc>
+        <w:tc>
+          <w:tcPr>
+            <w:tcW w:type="dxa" w:w="1344"/>
+          </w:tcPr>
+          <w:p>
+            <w:r>
+              <w:rPr>
+                <w:rFonts w:ascii="Times New Roman" w:hAnsi="Times New Roman"/>
+                <w:b w:val="0"/>
+                <w:i w:val="0"/>
+                <w:sz w:val="17"/>
+              </w:rPr>
+              <w:t>13%</w:t>
+            </w:r>
+          </w:p>
+        </w:tc>
+        <w:tc>
+          <w:tcPr>
+            <w:tcW w:type="dxa" w:w="1344"/>
+          </w:tcPr>
+          <w:p>
+            <w:r>
+              <w:rPr>
+                <w:rFonts w:ascii="Times New Roman" w:hAnsi="Times New Roman"/>
+                <w:b w:val="0"/>
+                <w:i w:val="0"/>
+                <w:sz w:val="17"/>
+              </w:rPr>
+              <w:t>39%</w:t>
+            </w:r>
+          </w:p>
+        </w:tc>
+        <w:tc>
+          <w:tcPr>
+            <w:tcW w:type="dxa" w:w="1344"/>
+          </w:tcPr>
+          <w:p>
+            <w:r>
+              <w:rPr>
+                <w:rFonts w:ascii="Times New Roman" w:hAnsi="Times New Roman"/>
+                <w:b w:val="0"/>
+                <w:i w:val="0"/>
+                <w:sz w:val="17"/>
+              </w:rPr>
+              <w:t>48%</w:t>
+            </w:r>
+          </w:p>
+        </w:tc>
+        <w:tc>
+          <w:tcPr>
+            <w:tcW w:type="dxa" w:w="1344"/>
+          </w:tcPr>
+          <w:p>
+            <w:r>
+              <w:rPr>
+                <w:rFonts w:ascii="Times New Roman" w:hAnsi="Times New Roman"/>
+                <w:b w:val="0"/>
+                <w:i w:val="0"/>
+                <w:sz w:val="17"/>
+              </w:rPr>
+              <w:t>1,82</w:t>
+            </w:r>
+          </w:p>
+        </w:tc>
+      </w:tr>
+      <w:tr>
+        <w:tc>
+          <w:tcPr>
+            <w:tcW w:type="dxa" w:w="1344"/>
+          </w:tcPr>
+          <w:p>
+            <w:r>
+              <w:rPr>
+                <w:rFonts w:ascii="Times New Roman" w:hAnsi="Times New Roman"/>
+                <w:b w:val="0"/>
+                <w:i w:val="0"/>
+                <w:sz w:val="17"/>
+              </w:rPr>
+              <w:t>Fadiga mental</w:t>
+            </w:r>
+          </w:p>
+        </w:tc>
+        <w:tc>
+          <w:tcPr>
+            <w:tcW w:type="dxa" w:w="1344"/>
+          </w:tcPr>
+          <w:p>
+            <w:r>
+              <w:rPr>
+                <w:rFonts w:ascii="Times New Roman" w:hAnsi="Times New Roman"/>
+                <w:b w:val="0"/>
+                <w:i w:val="0"/>
+                <w:sz w:val="17"/>
+              </w:rPr>
+              <w:t>0–10</w:t>
+            </w:r>
+          </w:p>
+        </w:tc>
+        <w:tc>
+          <w:tcPr>
+            <w:tcW w:type="dxa" w:w="1344"/>
+          </w:tcPr>
+          <w:p>
+            <w:r>
+              <w:rPr>
+                <w:rFonts w:ascii="Times New Roman" w:hAnsi="Times New Roman"/>
+                <w:b w:val="0"/>
+                <w:i w:val="0"/>
+                <w:sz w:val="17"/>
+              </w:rPr>
+              <w:t>10</w:t>
+            </w:r>
+          </w:p>
+        </w:tc>
+        <w:tc>
+          <w:tcPr>
+            <w:tcW w:type="dxa" w:w="1344"/>
+          </w:tcPr>
+          <w:p>
+            <w:r>
+              <w:rPr>
+                <w:rFonts w:ascii="Times New Roman" w:hAnsi="Times New Roman"/>
+                <w:b w:val="0"/>
+                <w:i w:val="0"/>
+                <w:sz w:val="17"/>
+              </w:rPr>
+              <w:t>1%</w:t>
+            </w:r>
+          </w:p>
+        </w:tc>
+        <w:tc>
+          <w:tcPr>
+            <w:tcW w:type="dxa" w:w="1344"/>
+          </w:tcPr>
+          <w:p>
+            <w:r>
+              <w:rPr>
+                <w:rFonts w:ascii="Times New Roman" w:hAnsi="Times New Roman"/>
+                <w:b w:val="0"/>
+                <w:i w:val="0"/>
+                <w:sz w:val="17"/>
+              </w:rPr>
+              <w:t>71%</w:t>
+            </w:r>
+          </w:p>
+        </w:tc>
+        <w:tc>
+          <w:tcPr>
+            <w:tcW w:type="dxa" w:w="1344"/>
+          </w:tcPr>
+          <w:p>
+            <w:r>
+              <w:rPr>
+                <w:rFonts w:ascii="Times New Roman" w:hAnsi="Times New Roman"/>
+                <w:b w:val="0"/>
+                <w:i w:val="0"/>
+                <w:sz w:val="17"/>
+              </w:rPr>
+              <w:t>28%</w:t>
+            </w:r>
+          </w:p>
+        </w:tc>
+        <w:tc>
+          <w:tcPr>
+            <w:tcW w:type="dxa" w:w="1344"/>
+          </w:tcPr>
+          <w:p>
+            <w:r>
+              <w:rPr>
+                <w:rFonts w:ascii="Times New Roman" w:hAnsi="Times New Roman"/>
+                <w:b w:val="0"/>
+                <w:i w:val="0"/>
+                <w:sz w:val="17"/>
+              </w:rPr>
+              <w:t>0,48</w:t>
+            </w:r>
+          </w:p>
+        </w:tc>
+      </w:tr>
+      <w:tr>
+        <w:tc>
+          <w:tcPr>
+            <w:tcW w:type="dxa" w:w="1344"/>
+          </w:tcPr>
+          <w:p>
+            <w:r>
+              <w:rPr>
+                <w:rFonts w:ascii="Times New Roman" w:hAnsi="Times New Roman"/>
+                <w:b w:val="0"/>
+                <w:i w:val="0"/>
+                <w:sz w:val="17"/>
+              </w:rPr>
+              <w:t>PTH/TMD</w:t>
+            </w:r>
+          </w:p>
+        </w:tc>
+        <w:tc>
+          <w:tcPr>
+            <w:tcW w:type="dxa" w:w="1344"/>
+          </w:tcPr>
+          <w:p>
+            <w:r>
+              <w:rPr>
+                <w:rFonts w:ascii="Times New Roman" w:hAnsi="Times New Roman"/>
+                <w:b w:val="0"/>
+                <w:i w:val="0"/>
+                <w:sz w:val="17"/>
+              </w:rPr>
+              <w:t>-12–52</w:t>
+            </w:r>
+          </w:p>
+        </w:tc>
+        <w:tc>
+          <w:tcPr>
+            <w:tcW w:type="dxa" w:w="1344"/>
+          </w:tcPr>
+          <w:p>
+            <w:r>
+              <w:rPr>
+                <w:rFonts w:ascii="Times New Roman" w:hAnsi="Times New Roman"/>
+                <w:b w:val="0"/>
+                <w:i w:val="0"/>
+                <w:sz w:val="17"/>
+              </w:rPr>
+              <w:t>64</w:t>
+            </w:r>
+          </w:p>
+        </w:tc>
+        <w:tc>
+          <w:tcPr>
+            <w:tcW w:type="dxa" w:w="1344"/>
+          </w:tcPr>
+          <w:p>
+            <w:r>
+              <w:rPr>
+                <w:rFonts w:ascii="Times New Roman" w:hAnsi="Times New Roman"/>
+                <w:b w:val="0"/>
+                <w:i w:val="0"/>
+                <w:sz w:val="17"/>
+              </w:rPr>
+              <w:t>3%</w:t>
+            </w:r>
+          </w:p>
+        </w:tc>
+        <w:tc>
+          <w:tcPr>
+            <w:tcW w:type="dxa" w:w="1344"/>
+          </w:tcPr>
+          <w:p>
+            <w:r>
+              <w:rPr>
+                <w:rFonts w:ascii="Times New Roman" w:hAnsi="Times New Roman"/>
+                <w:b w:val="0"/>
+                <w:i w:val="0"/>
+                <w:sz w:val="17"/>
+              </w:rPr>
+              <w:t>60%</w:t>
+            </w:r>
+          </w:p>
+        </w:tc>
+        <w:tc>
+          <w:tcPr>
+            <w:tcW w:type="dxa" w:w="1344"/>
+          </w:tcPr>
+          <w:p>
+            <w:r>
+              <w:rPr>
+                <w:rFonts w:ascii="Times New Roman" w:hAnsi="Times New Roman"/>
+                <w:b w:val="0"/>
+                <w:i w:val="0"/>
+                <w:sz w:val="17"/>
+              </w:rPr>
+              <w:t>37%</w:t>
+            </w:r>
+          </w:p>
+        </w:tc>
+        <w:tc>
+          <w:tcPr>
+            <w:tcW w:type="dxa" w:w="1344"/>
+          </w:tcPr>
+          <w:p>
+            <w:r>
+              <w:rPr>
+                <w:rFonts w:ascii="Times New Roman" w:hAnsi="Times New Roman"/>
+                <w:b w:val="0"/>
+                <w:i w:val="0"/>
+                <w:sz w:val="17"/>
+              </w:rPr>
+              <w:t>0,96</w:t>
+            </w:r>
+          </w:p>
+        </w:tc>
+      </w:tr>
+    </w:tbl>
+    <w:p>
+      <w:pPr>
+        <w:spacing w:after="120" w:line="240" w:lineRule="auto"/>
+        <w:jc w:val="left"/>
+      </w:pPr>
+      <w:r>
+        <w:rPr>
+          <w:rFonts w:ascii="Times New Roman" w:hAnsi="Times New Roman"/>
+          <w:b w:val="0"/>
+          <w:i w:val="0"/>
+          <w:sz w:val="20"/>
+        </w:rPr>
+        <w:t>Fonte: Dados da pesquisa (2026).</w:t>
+      </w:r>
+    </w:p>
+    <w:p>
+      <w:pPr>
+        <w:spacing w:before="120" w:line="240" w:lineRule="auto"/>
+        <w:jc w:val="left"/>
+      </w:pPr>
+      <w:r>
+        <w:rPr>
+          <w:rFonts w:ascii="Times New Roman" w:hAnsi="Times New Roman"/>
+          <w:b w:val="0"/>
+          <w:i w:val="0"/>
+          <w:sz w:val="20"/>
+        </w:rPr>
+        <w:t>Tabela 7 – Derivadas (velocidade no D1 e no D7) e ponto de inflexão por variável</w:t>
+      </w:r>
+    </w:p>
+    <w:tbl>
+      <w:tblPr>
+        <w:tblW w:type="auto" w:w="0"/>
+        <w:jc w:val="center"/>
+        <w:tblLook w:firstColumn="1" w:firstRow="1" w:lastColumn="0" w:lastRow="0" w:noHBand="0" w:noVBand="1" w:val="04A0"/>
+        <w:tblBorders>
+          <w:top w:val="single" w:sz="6" w:space="0" w:color="000000"/>
+          <w:bottom w:val="single" w:sz="6" w:space="0" w:color="000000"/>
+          <w:insideH w:val="single" w:sz="6" w:space="0" w:color="000000"/>
+          <w:left w:val="none"/>
+          <w:right w:val="none"/>
+          <w:insideV w:val="none"/>
+        </w:tblBorders>
+      </w:tblPr>
+      <w:tblGrid>
+        <w:gridCol w:w="1881"/>
+        <w:gridCol w:w="1881"/>
+        <w:gridCol w:w="1881"/>
+        <w:gridCol w:w="1881"/>
+        <w:gridCol w:w="1881"/>
+      </w:tblGrid>
+      <w:tr>
+        <w:tc>
+          <w:tcPr>
+            <w:tcW w:type="dxa" w:w="1881"/>
+          </w:tcPr>
+          <w:p>
+            <w:r>
+              <w:rPr>
+                <w:rFonts w:ascii="Times New Roman" w:hAnsi="Times New Roman"/>
+                <w:b/>
+                <w:i w:val="0"/>
+                <w:sz w:val="17"/>
+              </w:rPr>
+              <w:t>Variável</w:t>
+            </w:r>
+          </w:p>
+        </w:tc>
+        <w:tc>
+          <w:tcPr>
+            <w:tcW w:type="dxa" w:w="1881"/>
+          </w:tcPr>
+          <w:p>
+            <w:r>
+              <w:rPr>
+                <w:rFonts w:ascii="Times New Roman" w:hAnsi="Times New Roman"/>
+                <w:b/>
+                <w:i w:val="0"/>
+                <w:sz w:val="17"/>
+              </w:rPr>
+              <w:t>Vel. D1</w:t>
+            </w:r>
+          </w:p>
+        </w:tc>
+        <w:tc>
+          <w:tcPr>
+            <w:tcW w:type="dxa" w:w="1881"/>
+          </w:tcPr>
+          <w:p>
+            <w:r>
+              <w:rPr>
+                <w:rFonts w:ascii="Times New Roman" w:hAnsi="Times New Roman"/>
+                <w:b/>
+                <w:i w:val="0"/>
+                <w:sz w:val="17"/>
+              </w:rPr>
+              <w:t>Vel. D7</w:t>
+            </w:r>
+          </w:p>
+        </w:tc>
+        <w:tc>
+          <w:tcPr>
+            <w:tcW w:type="dxa" w:w="1881"/>
+          </w:tcPr>
+          <w:p>
+            <w:r>
+              <w:rPr>
+                <w:rFonts w:ascii="Times New Roman" w:hAnsi="Times New Roman"/>
+                <w:b/>
+                <w:i w:val="0"/>
+                <w:sz w:val="17"/>
+              </w:rPr>
+              <w:t>Inflexão</w:t>
+            </w:r>
+          </w:p>
+        </w:tc>
+        <w:tc>
+          <w:tcPr>
+            <w:tcW w:type="dxa" w:w="1881"/>
+          </w:tcPr>
+          <w:p>
+            <w:r>
+              <w:rPr>
+                <w:rFonts w:ascii="Times New Roman" w:hAnsi="Times New Roman"/>
+                <w:b/>
+                <w:i w:val="0"/>
+                <w:sz w:val="17"/>
+              </w:rPr>
+              <w:t>Viradas (vel = 0)</w:t>
+            </w:r>
+          </w:p>
+        </w:tc>
+      </w:tr>
+      <w:tr>
+        <w:tc>
+          <w:tcPr>
+            <w:tcW w:type="dxa" w:w="1881"/>
+          </w:tcPr>
+          <w:p>
+            <w:r>
+              <w:rPr>
+                <w:rFonts w:ascii="Times New Roman" w:hAnsi="Times New Roman"/>
+                <w:b w:val="0"/>
+                <w:i w:val="0"/>
+                <w:sz w:val="17"/>
+              </w:rPr>
+              <w:t>Vigor</w:t>
+            </w:r>
+          </w:p>
+        </w:tc>
+        <w:tc>
+          <w:tcPr>
+            <w:tcW w:type="dxa" w:w="1881"/>
+          </w:tcPr>
+          <w:p>
+            <w:r>
+              <w:rPr>
+                <w:rFonts w:ascii="Times New Roman" w:hAnsi="Times New Roman"/>
+                <w:b w:val="0"/>
+                <w:i w:val="0"/>
+                <w:sz w:val="17"/>
+              </w:rPr>
+              <w:t>-2,52</w:t>
+            </w:r>
+          </w:p>
+        </w:tc>
+        <w:tc>
+          <w:tcPr>
+            <w:tcW w:type="dxa" w:w="1881"/>
+          </w:tcPr>
+          <w:p>
+            <w:r>
+              <w:rPr>
+                <w:rFonts w:ascii="Times New Roman" w:hAnsi="Times New Roman"/>
+                <w:b w:val="0"/>
+                <w:i w:val="0"/>
+                <w:sz w:val="17"/>
+              </w:rPr>
+              <w:t>-2,01</w:t>
+            </w:r>
+          </w:p>
+        </w:tc>
+        <w:tc>
+          <w:tcPr>
+            <w:tcW w:type="dxa" w:w="1881"/>
+          </w:tcPr>
+          <w:p>
+            <w:r>
+              <w:rPr>
+                <w:rFonts w:ascii="Times New Roman" w:hAnsi="Times New Roman"/>
+                <w:b w:val="0"/>
+                <w:i w:val="0"/>
+                <w:sz w:val="17"/>
+              </w:rPr>
+              <w:t>dia 4,1</w:t>
+            </w:r>
+          </w:p>
+        </w:tc>
+        <w:tc>
+          <w:tcPr>
+            <w:tcW w:type="dxa" w:w="1881"/>
+          </w:tcPr>
+          <w:p>
+            <w:r>
+              <w:rPr>
+                <w:rFonts w:ascii="Times New Roman" w:hAnsi="Times New Roman"/>
+                <w:b w:val="0"/>
+                <w:i w:val="0"/>
+                <w:sz w:val="17"/>
+              </w:rPr>
+              <w:t>3,1, 5,2</w:t>
+            </w:r>
+          </w:p>
+        </w:tc>
+      </w:tr>
+      <w:tr>
+        <w:tc>
+          <w:tcPr>
+            <w:tcW w:type="dxa" w:w="1881"/>
+          </w:tcPr>
+          <w:p>
+            <w:r>
+              <w:rPr>
+                <w:rFonts w:ascii="Times New Roman" w:hAnsi="Times New Roman"/>
+                <w:b w:val="0"/>
+                <w:i w:val="0"/>
+                <w:sz w:val="17"/>
+              </w:rPr>
+              <w:t>Fadiga (BRUMS)</w:t>
+            </w:r>
+          </w:p>
+        </w:tc>
+        <w:tc>
+          <w:tcPr>
+            <w:tcW w:type="dxa" w:w="1881"/>
+          </w:tcPr>
+          <w:p>
+            <w:r>
+              <w:rPr>
+                <w:rFonts w:ascii="Times New Roman" w:hAnsi="Times New Roman"/>
+                <w:b w:val="0"/>
+                <w:i w:val="0"/>
+                <w:sz w:val="17"/>
+              </w:rPr>
+              <w:t>+1,35</w:t>
+            </w:r>
+          </w:p>
+        </w:tc>
+        <w:tc>
+          <w:tcPr>
+            <w:tcW w:type="dxa" w:w="1881"/>
+          </w:tcPr>
+          <w:p>
+            <w:r>
+              <w:rPr>
+                <w:rFonts w:ascii="Times New Roman" w:hAnsi="Times New Roman"/>
+                <w:b w:val="0"/>
+                <w:i w:val="0"/>
+                <w:sz w:val="17"/>
+              </w:rPr>
+              <w:t>+1,91</w:t>
+            </w:r>
+          </w:p>
+        </w:tc>
+        <w:tc>
+          <w:tcPr>
+            <w:tcW w:type="dxa" w:w="1881"/>
+          </w:tcPr>
+          <w:p>
+            <w:r>
+              <w:rPr>
+                <w:rFonts w:ascii="Times New Roman" w:hAnsi="Times New Roman"/>
+                <w:b w:val="0"/>
+                <w:i w:val="0"/>
+                <w:sz w:val="17"/>
+              </w:rPr>
+              <w:t>dia 3,7</w:t>
+            </w:r>
+          </w:p>
+        </w:tc>
+        <w:tc>
+          <w:tcPr>
+            <w:tcW w:type="dxa" w:w="1881"/>
+          </w:tcPr>
+          <w:p>
+            <w:r>
+              <w:rPr>
+                <w:rFonts w:ascii="Times New Roman" w:hAnsi="Times New Roman"/>
+                <w:b w:val="0"/>
+                <w:i w:val="0"/>
+                <w:sz w:val="17"/>
+              </w:rPr>
+              <w:t>—</w:t>
+            </w:r>
+          </w:p>
+        </w:tc>
+      </w:tr>
+      <w:tr>
+        <w:tc>
+          <w:tcPr>
+            <w:tcW w:type="dxa" w:w="1881"/>
+          </w:tcPr>
+          <w:p>
+            <w:r>
+              <w:rPr>
+                <w:rFonts w:ascii="Times New Roman" w:hAnsi="Times New Roman"/>
+                <w:b w:val="0"/>
+                <w:i w:val="0"/>
+                <w:sz w:val="17"/>
+              </w:rPr>
+              <w:t>Fadiga física</w:t>
+            </w:r>
+          </w:p>
+        </w:tc>
+        <w:tc>
+          <w:tcPr>
+            <w:tcW w:type="dxa" w:w="1881"/>
+          </w:tcPr>
+          <w:p>
+            <w:r>
+              <w:rPr>
+                <w:rFonts w:ascii="Times New Roman" w:hAnsi="Times New Roman"/>
+                <w:b w:val="0"/>
+                <w:i w:val="0"/>
+                <w:sz w:val="17"/>
+              </w:rPr>
+              <w:t>+1,80</w:t>
+            </w:r>
+          </w:p>
+        </w:tc>
+        <w:tc>
+          <w:tcPr>
+            <w:tcW w:type="dxa" w:w="1881"/>
+          </w:tcPr>
+          <w:p>
+            <w:r>
+              <w:rPr>
+                <w:rFonts w:ascii="Times New Roman" w:hAnsi="Times New Roman"/>
+                <w:b w:val="0"/>
+                <w:i w:val="0"/>
+                <w:sz w:val="17"/>
+              </w:rPr>
+              <w:t>+1,60</w:t>
+            </w:r>
+          </w:p>
+        </w:tc>
+        <w:tc>
+          <w:tcPr>
+            <w:tcW w:type="dxa" w:w="1881"/>
+          </w:tcPr>
+          <w:p>
+            <w:r>
+              <w:rPr>
+                <w:rFonts w:ascii="Times New Roman" w:hAnsi="Times New Roman"/>
+                <w:b w:val="0"/>
+                <w:i w:val="0"/>
+                <w:sz w:val="17"/>
+              </w:rPr>
+              <w:t>dia 4,1</w:t>
+            </w:r>
+          </w:p>
+        </w:tc>
+        <w:tc>
+          <w:tcPr>
+            <w:tcW w:type="dxa" w:w="1881"/>
+          </w:tcPr>
+          <w:p>
+            <w:r>
+              <w:rPr>
+                <w:rFonts w:ascii="Times New Roman" w:hAnsi="Times New Roman"/>
+                <w:b w:val="0"/>
+                <w:i w:val="0"/>
+                <w:sz w:val="17"/>
+              </w:rPr>
+              <w:t>3,7, 4,5</w:t>
+            </w:r>
+          </w:p>
+        </w:tc>
+      </w:tr>
+      <w:tr>
+        <w:tc>
+          <w:tcPr>
+            <w:tcW w:type="dxa" w:w="1881"/>
+          </w:tcPr>
+          <w:p>
+            <w:r>
+              <w:rPr>
+                <w:rFonts w:ascii="Times New Roman" w:hAnsi="Times New Roman"/>
+                <w:b w:val="0"/>
+                <w:i w:val="0"/>
+                <w:sz w:val="17"/>
+              </w:rPr>
+              <w:t>Fadiga mental</w:t>
+            </w:r>
+          </w:p>
+        </w:tc>
+        <w:tc>
+          <w:tcPr>
+            <w:tcW w:type="dxa" w:w="1881"/>
+          </w:tcPr>
+          <w:p>
+            <w:r>
+              <w:rPr>
+                <w:rFonts w:ascii="Times New Roman" w:hAnsi="Times New Roman"/>
+                <w:b w:val="0"/>
+                <w:i w:val="0"/>
+                <w:sz w:val="17"/>
+              </w:rPr>
+              <w:t>-0,25</w:t>
+            </w:r>
+          </w:p>
+        </w:tc>
+        <w:tc>
+          <w:tcPr>
+            <w:tcW w:type="dxa" w:w="1881"/>
+          </w:tcPr>
+          <w:p>
+            <w:r>
+              <w:rPr>
+                <w:rFonts w:ascii="Times New Roman" w:hAnsi="Times New Roman"/>
+                <w:b w:val="0"/>
+                <w:i w:val="0"/>
+                <w:sz w:val="17"/>
+              </w:rPr>
+              <w:t>+0,38</w:t>
+            </w:r>
+          </w:p>
+        </w:tc>
+        <w:tc>
+          <w:tcPr>
+            <w:tcW w:type="dxa" w:w="1881"/>
+          </w:tcPr>
+          <w:p>
+            <w:r>
+              <w:rPr>
+                <w:rFonts w:ascii="Times New Roman" w:hAnsi="Times New Roman"/>
+                <w:b w:val="0"/>
+                <w:i w:val="0"/>
+                <w:sz w:val="17"/>
+              </w:rPr>
+              <w:t>n/d</w:t>
+            </w:r>
+          </w:p>
+        </w:tc>
+        <w:tc>
+          <w:tcPr>
+            <w:tcW w:type="dxa" w:w="1881"/>
+          </w:tcPr>
+          <w:p>
+            <w:r>
+              <w:rPr>
+                <w:rFonts w:ascii="Times New Roman" w:hAnsi="Times New Roman"/>
+                <w:b w:val="0"/>
+                <w:i w:val="0"/>
+                <w:sz w:val="17"/>
+              </w:rPr>
+              <w:t>3,3</w:t>
+            </w:r>
+          </w:p>
+        </w:tc>
+      </w:tr>
+      <w:tr>
+        <w:tc>
+          <w:tcPr>
+            <w:tcW w:type="dxa" w:w="1881"/>
+          </w:tcPr>
+          <w:p>
+            <w:r>
+              <w:rPr>
+                <w:rFonts w:ascii="Times New Roman" w:hAnsi="Times New Roman"/>
+                <w:b w:val="0"/>
+                <w:i w:val="0"/>
+                <w:sz w:val="17"/>
+              </w:rPr>
+              <w:t>PTH/TMD</w:t>
+            </w:r>
+          </w:p>
+        </w:tc>
+        <w:tc>
+          <w:tcPr>
+            <w:tcW w:type="dxa" w:w="1881"/>
+          </w:tcPr>
+          <w:p>
+            <w:r>
+              <w:rPr>
+                <w:rFonts w:ascii="Times New Roman" w:hAnsi="Times New Roman"/>
+                <w:b w:val="0"/>
+                <w:i w:val="0"/>
+                <w:sz w:val="17"/>
+              </w:rPr>
+              <w:t>+2,40</w:t>
+            </w:r>
+          </w:p>
+        </w:tc>
+        <w:tc>
+          <w:tcPr>
+            <w:tcW w:type="dxa" w:w="1881"/>
+          </w:tcPr>
+          <w:p>
+            <w:r>
+              <w:rPr>
+                <w:rFonts w:ascii="Times New Roman" w:hAnsi="Times New Roman"/>
+                <w:b w:val="0"/>
+                <w:i w:val="0"/>
+                <w:sz w:val="17"/>
+              </w:rPr>
+              <w:t>+5,62</w:t>
+            </w:r>
+          </w:p>
+        </w:tc>
+        <w:tc>
+          <w:tcPr>
+            <w:tcW w:type="dxa" w:w="1881"/>
+          </w:tcPr>
+          <w:p>
+            <w:r>
+              <w:rPr>
+                <w:rFonts w:ascii="Times New Roman" w:hAnsi="Times New Roman"/>
+                <w:b w:val="0"/>
+                <w:i w:val="0"/>
+                <w:sz w:val="17"/>
+              </w:rPr>
+              <w:t>dia 3,5</w:t>
+            </w:r>
+          </w:p>
+        </w:tc>
+        <w:tc>
+          <w:tcPr>
+            <w:tcW w:type="dxa" w:w="1881"/>
+          </w:tcPr>
+          <w:p>
+            <w:r>
+              <w:rPr>
+                <w:rFonts w:ascii="Times New Roman" w:hAnsi="Times New Roman"/>
+                <w:b w:val="0"/>
+                <w:i w:val="0"/>
+                <w:sz w:val="17"/>
+              </w:rPr>
+              <w:t>2,3, 4,6</w:t>
+            </w:r>
+          </w:p>
+        </w:tc>
+      </w:tr>
+    </w:tbl>
+    <w:p>
+      <w:pPr>
+        <w:spacing w:after="120" w:line="240" w:lineRule="auto"/>
+        <w:jc w:val="left"/>
+      </w:pPr>
+      <w:r>
+        <w:rPr>
+          <w:rFonts w:ascii="Times New Roman" w:hAnsi="Times New Roman"/>
+          <w:b w:val="0"/>
+          <w:i w:val="0"/>
+          <w:sz w:val="20"/>
+        </w:rPr>
+        <w:t>Fonte: Dados da pesquisa (2026).</w:t>
       </w:r>
     </w:p>
     <w:p>
@@ -3190,7 +5870,7 @@
           <w:i w:val="0"/>
           <w:sz w:val="24"/>
         </w:rPr>
-        <w:t>Os seis perfis de humor (Figura 4) descrevem as configurações possíveis do estado afetivo; ao longo da semana observou-se a migração do perfil saudável (iceberg) para o de fadiga, com queda do percentual em perfil iceberg e do índice-iceberg e precipitação no Dia 7 (Gráfico 6). A leitura das derivadas (Figura 5) descreve a forma da mudança: a aceleração troca de sinal uma única vez — o ponto de inflexão —, situado em torno do Dia 4 para o vigor, a fadiga física e a fadiga do BRUMS, marcando a transição da fase de acomodação para o aprofundamento da fadiga rumo ao Dia 7 e delimitando a janela oportuna para a intervenção na recuperação.</w:t>
+        <w:t>A decomposição mostra que o sinal da semana é a menor fração da variância (fadiga física 13%, vigor 7%, fadiga do BRUMS 4%, PTH 3%, fadiga mental 1%), com SNR favorável apenas à fadiga física (1,82) e ao vigor (1,52); a maior parte é traço e ruído, o que sustenta o monitoramento por médias de coletas e por tendência. As derivadas (Figura 3) descrevem a forma da mudança: a aceleração troca de sinal uma única vez — o ponto de inflexão —, em torno do Dia 4 para o vigor, a fadiga física e a fadiga do BRUMS (e ≈ Dia 3,5 para a PTH), marcando a transição da fase de acomodação para o aprofundamento da fadiga rumo ao Dia 7 e delimitando a janela oportuna para a intervenção na recuperação.</w:t>
       </w:r>
     </w:p>
     <w:p>
@@ -3205,7 +5885,552 @@
           <w:i w:val="0"/>
           <w:sz w:val="20"/>
         </w:rPr>
-        <w:t>Gráfico 6 – Perfil iceberg ao longo da semana: percentual em perfil iceberg (barras), índice-iceberg (linha) e regressão</w:t>
+        <w:t>Figura 3 – Velocidade (linha cheia) e aceleração (tracejada) da trajetória de cada variável; linha vertical = ponto de inflexão</w:t>
+      </w:r>
+    </w:p>
+    <w:p>
+      <w:pPr>
+        <w:jc w:val="center"/>
+      </w:pPr>
+      <w:r>
+        <w:drawing>
+          <wp:inline xmlns:a="http://schemas.openxmlformats.org/drawingml/2006/main" xmlns:pic="http://schemas.openxmlformats.org/drawingml/2006/picture">
+            <wp:extent cx="5120640" cy="3012141"/>
+            <wp:docPr id="9" name="Picture 9"/>
+            <wp:cNvGraphicFramePr>
+              <a:graphicFrameLocks noChangeAspect="1"/>
+            </wp:cNvGraphicFramePr>
+            <a:graphic>
+              <a:graphicData uri="http://schemas.openxmlformats.org/drawingml/2006/picture">
+                <pic:pic>
+                  <pic:nvPicPr>
+                    <pic:cNvPr id="0" name="v_deriv.png"/>
+                    <pic:cNvPicPr/>
+                  </pic:nvPicPr>
+                  <pic:blipFill>
+                    <a:blip r:embed="rId17"/>
+                    <a:stretch>
+                      <a:fillRect/>
+                    </a:stretch>
+                  </pic:blipFill>
+                  <pic:spPr>
+                    <a:xfrm>
+                      <a:off x="0" y="0"/>
+                      <a:ext cx="5120640" cy="3012141"/>
+                    </a:xfrm>
+                    <a:prstGeom prst="rect"/>
+                  </pic:spPr>
+                </pic:pic>
+              </a:graphicData>
+            </a:graphic>
+          </wp:inline>
+        </w:drawing>
+      </w:r>
+    </w:p>
+    <w:p>
+      <w:pPr>
+        <w:spacing w:after="120" w:line="240" w:lineRule="auto"/>
+        <w:jc w:val="center"/>
+      </w:pPr>
+      <w:r>
+        <w:rPr>
+          <w:rFonts w:ascii="Times New Roman" w:hAnsi="Times New Roman"/>
+          <w:b w:val="0"/>
+          <w:i w:val="0"/>
+          <w:sz w:val="20"/>
+        </w:rPr>
+        <w:t>Fonte: Elaborado pelos autores (2026).</w:t>
+      </w:r>
+    </w:p>
+    <w:p>
+      <w:pPr>
+        <w:spacing w:before="120" w:after="40"/>
+        <w:jc w:val="left"/>
+      </w:pPr>
+      <w:r>
+        <w:rPr>
+          <w:rFonts w:ascii="Times New Roman" w:hAnsi="Times New Roman"/>
+          <w:b/>
+          <w:i w:val="0"/>
+          <w:sz w:val="24"/>
+        </w:rPr>
+        <w:t>4.7 Perfil iceberg ao longo da semana</w:t>
+      </w:r>
+    </w:p>
+    <w:p>
+      <w:pPr>
+        <w:spacing w:before="120" w:line="240" w:lineRule="auto"/>
+        <w:jc w:val="left"/>
+      </w:pPr>
+      <w:r>
+        <w:rPr>
+          <w:rFonts w:ascii="Times New Roman" w:hAnsi="Times New Roman"/>
+          <w:b w:val="0"/>
+          <w:i w:val="0"/>
+          <w:sz w:val="20"/>
+        </w:rPr>
+        <w:t>Tabela 8 – Distribuição dos seis perfis de humor (%) em dias-chave</w:t>
+      </w:r>
+    </w:p>
+    <w:tbl>
+      <w:tblPr>
+        <w:tblW w:type="auto" w:w="0"/>
+        <w:jc w:val="center"/>
+        <w:tblLook w:firstColumn="1" w:firstRow="1" w:lastColumn="0" w:lastRow="0" w:noHBand="0" w:noVBand="1" w:val="04A0"/>
+        <w:tblBorders>
+          <w:top w:val="single" w:sz="6" w:space="0" w:color="000000"/>
+          <w:bottom w:val="single" w:sz="6" w:space="0" w:color="000000"/>
+          <w:insideH w:val="single" w:sz="6" w:space="0" w:color="000000"/>
+          <w:left w:val="none"/>
+          <w:right w:val="none"/>
+          <w:insideV w:val="none"/>
+        </w:tblBorders>
+      </w:tblPr>
+      <w:tblGrid>
+        <w:gridCol w:w="1567"/>
+        <w:gridCol w:w="1567"/>
+        <w:gridCol w:w="1567"/>
+        <w:gridCol w:w="1567"/>
+        <w:gridCol w:w="1567"/>
+        <w:gridCol w:w="1567"/>
+      </w:tblGrid>
+      <w:tr>
+        <w:tc>
+          <w:tcPr>
+            <w:tcW w:type="dxa" w:w="1567"/>
+          </w:tcPr>
+          <w:p>
+            <w:r>
+              <w:rPr>
+                <w:rFonts w:ascii="Times New Roman" w:hAnsi="Times New Roman"/>
+                <w:b/>
+                <w:i w:val="0"/>
+                <w:sz w:val="17"/>
+              </w:rPr>
+              <w:t>Dia</w:t>
+            </w:r>
+          </w:p>
+        </w:tc>
+        <w:tc>
+          <w:tcPr>
+            <w:tcW w:type="dxa" w:w="1567"/>
+          </w:tcPr>
+          <w:p>
+            <w:r>
+              <w:rPr>
+                <w:rFonts w:ascii="Times New Roman" w:hAnsi="Times New Roman"/>
+                <w:b/>
+                <w:i w:val="0"/>
+                <w:sz w:val="17"/>
+              </w:rPr>
+              <w:t>Iceberg</w:t>
+            </w:r>
+          </w:p>
+        </w:tc>
+        <w:tc>
+          <w:tcPr>
+            <w:tcW w:type="dxa" w:w="1567"/>
+          </w:tcPr>
+          <w:p>
+            <w:r>
+              <w:rPr>
+                <w:rFonts w:ascii="Times New Roman" w:hAnsi="Times New Roman"/>
+                <w:b/>
+                <w:i w:val="0"/>
+                <w:sz w:val="17"/>
+              </w:rPr>
+              <w:t>Barbatana</w:t>
+            </w:r>
+          </w:p>
+        </w:tc>
+        <w:tc>
+          <w:tcPr>
+            <w:tcW w:type="dxa" w:w="1567"/>
+          </w:tcPr>
+          <w:p>
+            <w:r>
+              <w:rPr>
+                <w:rFonts w:ascii="Times New Roman" w:hAnsi="Times New Roman"/>
+                <w:b/>
+                <w:i w:val="0"/>
+                <w:sz w:val="17"/>
+              </w:rPr>
+              <w:t>Superfície</w:t>
+            </w:r>
+          </w:p>
+        </w:tc>
+        <w:tc>
+          <w:tcPr>
+            <w:tcW w:type="dxa" w:w="1567"/>
+          </w:tcPr>
+          <w:p>
+            <w:r>
+              <w:rPr>
+                <w:rFonts w:ascii="Times New Roman" w:hAnsi="Times New Roman"/>
+                <w:b/>
+                <w:i w:val="0"/>
+                <w:sz w:val="17"/>
+              </w:rPr>
+              <w:t>Iceberg inv.</w:t>
+            </w:r>
+          </w:p>
+        </w:tc>
+        <w:tc>
+          <w:tcPr>
+            <w:tcW w:type="dxa" w:w="1567"/>
+          </w:tcPr>
+          <w:p>
+            <w:r>
+              <w:rPr>
+                <w:rFonts w:ascii="Times New Roman" w:hAnsi="Times New Roman"/>
+                <w:b/>
+                <w:i w:val="0"/>
+                <w:sz w:val="17"/>
+              </w:rPr>
+              <w:t>Everest inv.</w:t>
+            </w:r>
+          </w:p>
+        </w:tc>
+      </w:tr>
+      <w:tr>
+        <w:tc>
+          <w:tcPr>
+            <w:tcW w:type="dxa" w:w="1567"/>
+          </w:tcPr>
+          <w:p>
+            <w:r>
+              <w:rPr>
+                <w:rFonts w:ascii="Times New Roman" w:hAnsi="Times New Roman"/>
+                <w:b w:val="0"/>
+                <w:i w:val="0"/>
+                <w:sz w:val="17"/>
+              </w:rPr>
+              <w:t>Dia 1</w:t>
+            </w:r>
+          </w:p>
+        </w:tc>
+        <w:tc>
+          <w:tcPr>
+            <w:tcW w:type="dxa" w:w="1567"/>
+          </w:tcPr>
+          <w:p>
+            <w:r>
+              <w:rPr>
+                <w:rFonts w:ascii="Times New Roman" w:hAnsi="Times New Roman"/>
+                <w:b w:val="0"/>
+                <w:i w:val="0"/>
+                <w:sz w:val="17"/>
+              </w:rPr>
+              <w:t>40</w:t>
+            </w:r>
+          </w:p>
+        </w:tc>
+        <w:tc>
+          <w:tcPr>
+            <w:tcW w:type="dxa" w:w="1567"/>
+          </w:tcPr>
+          <w:p>
+            <w:r>
+              <w:rPr>
+                <w:rFonts w:ascii="Times New Roman" w:hAnsi="Times New Roman"/>
+                <w:b w:val="0"/>
+                <w:i w:val="0"/>
+                <w:sz w:val="17"/>
+              </w:rPr>
+              <w:t>2</w:t>
+            </w:r>
+          </w:p>
+        </w:tc>
+        <w:tc>
+          <w:tcPr>
+            <w:tcW w:type="dxa" w:w="1567"/>
+          </w:tcPr>
+          <w:p>
+            <w:r>
+              <w:rPr>
+                <w:rFonts w:ascii="Times New Roman" w:hAnsi="Times New Roman"/>
+                <w:b w:val="0"/>
+                <w:i w:val="0"/>
+                <w:sz w:val="17"/>
+              </w:rPr>
+              <w:t>26</w:t>
+            </w:r>
+          </w:p>
+        </w:tc>
+        <w:tc>
+          <w:tcPr>
+            <w:tcW w:type="dxa" w:w="1567"/>
+          </w:tcPr>
+          <w:p>
+            <w:r>
+              <w:rPr>
+                <w:rFonts w:ascii="Times New Roman" w:hAnsi="Times New Roman"/>
+                <w:b w:val="0"/>
+                <w:i w:val="0"/>
+                <w:sz w:val="17"/>
+              </w:rPr>
+              <w:t>10</w:t>
+            </w:r>
+          </w:p>
+        </w:tc>
+        <w:tc>
+          <w:tcPr>
+            <w:tcW w:type="dxa" w:w="1567"/>
+          </w:tcPr>
+          <w:p>
+            <w:r>
+              <w:rPr>
+                <w:rFonts w:ascii="Times New Roman" w:hAnsi="Times New Roman"/>
+                <w:b w:val="0"/>
+                <w:i w:val="0"/>
+                <w:sz w:val="17"/>
+              </w:rPr>
+              <w:t>14</w:t>
+            </w:r>
+          </w:p>
+        </w:tc>
+      </w:tr>
+      <w:tr>
+        <w:tc>
+          <w:tcPr>
+            <w:tcW w:type="dxa" w:w="1567"/>
+          </w:tcPr>
+          <w:p>
+            <w:r>
+              <w:rPr>
+                <w:rFonts w:ascii="Times New Roman" w:hAnsi="Times New Roman"/>
+                <w:b w:val="0"/>
+                <w:i w:val="0"/>
+                <w:sz w:val="17"/>
+              </w:rPr>
+              <w:t>Dia 4</w:t>
+            </w:r>
+          </w:p>
+        </w:tc>
+        <w:tc>
+          <w:tcPr>
+            <w:tcW w:type="dxa" w:w="1567"/>
+          </w:tcPr>
+          <w:p>
+            <w:r>
+              <w:rPr>
+                <w:rFonts w:ascii="Times New Roman" w:hAnsi="Times New Roman"/>
+                <w:b w:val="0"/>
+                <w:i w:val="0"/>
+                <w:sz w:val="17"/>
+              </w:rPr>
+              <w:t>30</w:t>
+            </w:r>
+          </w:p>
+        </w:tc>
+        <w:tc>
+          <w:tcPr>
+            <w:tcW w:type="dxa" w:w="1567"/>
+          </w:tcPr>
+          <w:p>
+            <w:r>
+              <w:rPr>
+                <w:rFonts w:ascii="Times New Roman" w:hAnsi="Times New Roman"/>
+                <w:b w:val="0"/>
+                <w:i w:val="0"/>
+                <w:sz w:val="17"/>
+              </w:rPr>
+              <w:t>8</w:t>
+            </w:r>
+          </w:p>
+        </w:tc>
+        <w:tc>
+          <w:tcPr>
+            <w:tcW w:type="dxa" w:w="1567"/>
+          </w:tcPr>
+          <w:p>
+            <w:r>
+              <w:rPr>
+                <w:rFonts w:ascii="Times New Roman" w:hAnsi="Times New Roman"/>
+                <w:b w:val="0"/>
+                <w:i w:val="0"/>
+                <w:sz w:val="17"/>
+              </w:rPr>
+              <w:t>35</w:t>
+            </w:r>
+          </w:p>
+        </w:tc>
+        <w:tc>
+          <w:tcPr>
+            <w:tcW w:type="dxa" w:w="1567"/>
+          </w:tcPr>
+          <w:p>
+            <w:r>
+              <w:rPr>
+                <w:rFonts w:ascii="Times New Roman" w:hAnsi="Times New Roman"/>
+                <w:b w:val="0"/>
+                <w:i w:val="0"/>
+                <w:sz w:val="17"/>
+              </w:rPr>
+              <w:t>10</w:t>
+            </w:r>
+          </w:p>
+        </w:tc>
+        <w:tc>
+          <w:tcPr>
+            <w:tcW w:type="dxa" w:w="1567"/>
+          </w:tcPr>
+          <w:p>
+            <w:r>
+              <w:rPr>
+                <w:rFonts w:ascii="Times New Roman" w:hAnsi="Times New Roman"/>
+                <w:b w:val="0"/>
+                <w:i w:val="0"/>
+                <w:sz w:val="17"/>
+              </w:rPr>
+              <w:t>8</w:t>
+            </w:r>
+          </w:p>
+        </w:tc>
+      </w:tr>
+      <w:tr>
+        <w:tc>
+          <w:tcPr>
+            <w:tcW w:type="dxa" w:w="1567"/>
+          </w:tcPr>
+          <w:p>
+            <w:r>
+              <w:rPr>
+                <w:rFonts w:ascii="Times New Roman" w:hAnsi="Times New Roman"/>
+                <w:b w:val="0"/>
+                <w:i w:val="0"/>
+                <w:sz w:val="17"/>
+              </w:rPr>
+              <w:t>Dia 7</w:t>
+            </w:r>
+          </w:p>
+        </w:tc>
+        <w:tc>
+          <w:tcPr>
+            <w:tcW w:type="dxa" w:w="1567"/>
+          </w:tcPr>
+          <w:p>
+            <w:r>
+              <w:rPr>
+                <w:rFonts w:ascii="Times New Roman" w:hAnsi="Times New Roman"/>
+                <w:b w:val="0"/>
+                <w:i w:val="0"/>
+                <w:sz w:val="17"/>
+              </w:rPr>
+              <w:t>17</w:t>
+            </w:r>
+          </w:p>
+        </w:tc>
+        <w:tc>
+          <w:tcPr>
+            <w:tcW w:type="dxa" w:w="1567"/>
+          </w:tcPr>
+          <w:p>
+            <w:r>
+              <w:rPr>
+                <w:rFonts w:ascii="Times New Roman" w:hAnsi="Times New Roman"/>
+                <w:b w:val="0"/>
+                <w:i w:val="0"/>
+                <w:sz w:val="17"/>
+              </w:rPr>
+              <w:t>28</w:t>
+            </w:r>
+          </w:p>
+        </w:tc>
+        <w:tc>
+          <w:tcPr>
+            <w:tcW w:type="dxa" w:w="1567"/>
+          </w:tcPr>
+          <w:p>
+            <w:r>
+              <w:rPr>
+                <w:rFonts w:ascii="Times New Roman" w:hAnsi="Times New Roman"/>
+                <w:b w:val="0"/>
+                <w:i w:val="0"/>
+                <w:sz w:val="17"/>
+              </w:rPr>
+              <w:t>28</w:t>
+            </w:r>
+          </w:p>
+        </w:tc>
+        <w:tc>
+          <w:tcPr>
+            <w:tcW w:type="dxa" w:w="1567"/>
+          </w:tcPr>
+          <w:p>
+            <w:r>
+              <w:rPr>
+                <w:rFonts w:ascii="Times New Roman" w:hAnsi="Times New Roman"/>
+                <w:b w:val="0"/>
+                <w:i w:val="0"/>
+                <w:sz w:val="17"/>
+              </w:rPr>
+              <w:t>6</w:t>
+            </w:r>
+          </w:p>
+        </w:tc>
+        <w:tc>
+          <w:tcPr>
+            <w:tcW w:type="dxa" w:w="1567"/>
+          </w:tcPr>
+          <w:p>
+            <w:r>
+              <w:rPr>
+                <w:rFonts w:ascii="Times New Roman" w:hAnsi="Times New Roman"/>
+                <w:b w:val="0"/>
+                <w:i w:val="0"/>
+                <w:sz w:val="17"/>
+              </w:rPr>
+              <w:t>9</w:t>
+            </w:r>
+          </w:p>
+        </w:tc>
+      </w:tr>
+    </w:tbl>
+    <w:p>
+      <w:pPr>
+        <w:spacing w:after="120" w:line="240" w:lineRule="auto"/>
+        <w:jc w:val="left"/>
+      </w:pPr>
+      <w:r>
+        <w:rPr>
+          <w:rFonts w:ascii="Times New Roman" w:hAnsi="Times New Roman"/>
+          <w:b w:val="0"/>
+          <w:i w:val="0"/>
+          <w:sz w:val="20"/>
+        </w:rPr>
+        <w:t>Fonte: Dados da pesquisa (2026).</w:t>
+      </w:r>
+    </w:p>
+    <w:p>
+      <w:pPr>
+        <w:spacing w:line="360" w:lineRule="auto"/>
+        <w:ind w:firstLine="709"/>
+        <w:jc w:val="both"/>
+      </w:pPr>
+      <w:r>
+        <w:rPr>
+          <w:rFonts w:ascii="Times New Roman" w:hAnsi="Times New Roman"/>
+          <w:b w:val="0"/>
+          <w:i w:val="0"/>
+          <w:sz w:val="24"/>
+        </w:rPr>
+        <w:t>A classificação nos seis perfis (Figura 4) mostra a migração do perfil saudável para o de fadiga: o iceberg cai do Dia 1 ao Dia 7 e a barbatana de tubarão — fadiga em pico com vigor ainda preservado — cresce expressivamente. O percentual em perfil iceberg e o índice-iceberg declinam ao longo da semana, com precipitação no Dia 7 (Gráfico 7). Os perfis de colapso afetivo permanecem raros, reforçando que o custo do período é somático, e não afetivo.</w:t>
+      </w:r>
+    </w:p>
+    <w:p>
+      <w:pPr>
+        <w:spacing w:before="120" w:line="240" w:lineRule="auto"/>
+        <w:jc w:val="center"/>
+      </w:pPr>
+      <w:r>
+        <w:rPr>
+          <w:rFonts w:ascii="Times New Roman" w:hAnsi="Times New Roman"/>
+          <w:b w:val="0"/>
+          <w:i w:val="0"/>
+          <w:sz w:val="20"/>
+        </w:rPr>
+        <w:t>Gráfico 7 – Perfil iceberg ao longo da semana: percentual em perfil iceberg (barras), índice-iceberg (linha) e regressão</w:t>
       </w:r>
     </w:p>
     <w:p>
@@ -3216,7 +6441,7 @@
         <w:drawing>
           <wp:inline xmlns:a="http://schemas.openxmlformats.org/drawingml/2006/main" xmlns:pic="http://schemas.openxmlformats.org/drawingml/2006/picture">
             <wp:extent cx="4937760" cy="2777490"/>
-            <wp:docPr id="9" name="Picture 9"/>
+            <wp:docPr id="10" name="Picture 10"/>
             <wp:cNvGraphicFramePr>
               <a:graphicFrameLocks noChangeAspect="1"/>
             </wp:cNvGraphicFramePr>
@@ -3228,7 +6453,7 @@
                     <pic:cNvPicPr/>
                   </pic:nvPicPr>
                   <pic:blipFill>
-                    <a:blip r:embed="rId17"/>
+                    <a:blip r:embed="rId18"/>
                     <a:stretch>
                       <a:fillRect/>
                     </a:stretch>
@@ -3285,7 +6510,7 @@
         <w:drawing>
           <wp:inline xmlns:a="http://schemas.openxmlformats.org/drawingml/2006/main" xmlns:pic="http://schemas.openxmlformats.org/drawingml/2006/picture">
             <wp:extent cx="4754880" cy="2674620"/>
-            <wp:docPr id="10" name="Picture 10"/>
+            <wp:docPr id="11" name="Picture 11"/>
             <wp:cNvGraphicFramePr>
               <a:graphicFrameLocks noChangeAspect="1"/>
             </wp:cNvGraphicFramePr>
@@ -3297,7 +6522,7 @@
                     <pic:cNvPicPr/>
                   </pic:nvPicPr>
                   <pic:blipFill>
-                    <a:blip r:embed="rId18"/>
+                    <a:blip r:embed="rId19"/>
                     <a:stretch>
                       <a:fillRect/>
                     </a:stretch>
@@ -3306,6 +6531,106 @@
                     <a:xfrm>
                       <a:off x="0" y="0"/>
                       <a:ext cx="4754880" cy="2674620"/>
+                    </a:xfrm>
+                    <a:prstGeom prst="rect"/>
+                  </pic:spPr>
+                </pic:pic>
+              </a:graphicData>
+            </a:graphic>
+          </wp:inline>
+        </w:drawing>
+      </w:r>
+    </w:p>
+    <w:p>
+      <w:pPr>
+        <w:spacing w:after="120" w:line="240" w:lineRule="auto"/>
+        <w:jc w:val="center"/>
+      </w:pPr>
+      <w:r>
+        <w:rPr>
+          <w:rFonts w:ascii="Times New Roman" w:hAnsi="Times New Roman"/>
+          <w:b w:val="0"/>
+          <w:i w:val="0"/>
+          <w:sz w:val="20"/>
+        </w:rPr>
+        <w:t>Fonte: Elaborado pelos autores (2026).</w:t>
+      </w:r>
+    </w:p>
+    <w:p>
+      <w:pPr>
+        <w:spacing w:before="120" w:after="40"/>
+        <w:jc w:val="left"/>
+      </w:pPr>
+      <w:r>
+        <w:rPr>
+          <w:rFonts w:ascii="Times New Roman" w:hAnsi="Times New Roman"/>
+          <w:b/>
+          <w:i w:val="0"/>
+          <w:sz w:val="24"/>
+        </w:rPr>
+        <w:t>4.8 Comportamento individual entre atletas</w:t>
+      </w:r>
+    </w:p>
+    <w:p>
+      <w:pPr>
+        <w:spacing w:line="360" w:lineRule="auto"/>
+        <w:ind w:firstLine="709"/>
+        <w:jc w:val="both"/>
+      </w:pPr>
+      <w:r>
+        <w:rPr>
+          <w:rFonts w:ascii="Times New Roman" w:hAnsi="Times New Roman"/>
+          <w:b w:val="0"/>
+          <w:i w:val="0"/>
+          <w:sz w:val="24"/>
+        </w:rPr>
+        <w:t>No nível individual, a heterogeneidade é marcante. A variação da linha de base ao último dia difere amplamente entre atletas (Gráfico 8): quase todos reduzem o vigor e elevam a fadiga física, mas em magnitudes distintas, havendo atletas com variação modesta e outros com grande deterioração. As trajetórias individuais e a resposta pré→pós (Figura 5) confirmam a direção compartilhada com dispersão substancial: escores idênticos podem representar estados de recuperação distintos conforme a referência de cada atleta. Esses achados desaconselham pontos de corte normativos únicos e sustentam o referenciamento de cada atleta à sua própria linha de base, com decisões apoiadas em médias de coletas.</w:t>
+      </w:r>
+    </w:p>
+    <w:p>
+      <w:pPr>
+        <w:spacing w:before="120" w:line="240" w:lineRule="auto"/>
+        <w:jc w:val="center"/>
+      </w:pPr>
+      <w:r>
+        <w:rPr>
+          <w:rFonts w:ascii="Times New Roman" w:hAnsi="Times New Roman"/>
+          <w:b w:val="0"/>
+          <w:i w:val="0"/>
+          <w:sz w:val="20"/>
+        </w:rPr>
+        <w:t>Gráfico 8 – Variação individual da linha de base ao último dia (Δ D7 − D1) por atleta, para o vigor e a fadiga física</w:t>
+      </w:r>
+    </w:p>
+    <w:p>
+      <w:pPr>
+        <w:jc w:val="center"/>
+      </w:pPr>
+      <w:r>
+        <w:drawing>
+          <wp:inline xmlns:a="http://schemas.openxmlformats.org/drawingml/2006/main" xmlns:pic="http://schemas.openxmlformats.org/drawingml/2006/picture">
+            <wp:extent cx="5120640" cy="3012141"/>
+            <wp:docPr id="12" name="Picture 12"/>
+            <wp:cNvGraphicFramePr>
+              <a:graphicFrameLocks noChangeAspect="1"/>
+            </wp:cNvGraphicFramePr>
+            <a:graphic>
+              <a:graphicData uri="http://schemas.openxmlformats.org/drawingml/2006/picture">
+                <pic:pic>
+                  <pic:nvPicPr>
+                    <pic:cNvPr id="0" name="v_delta.png"/>
+                    <pic:cNvPicPr/>
+                  </pic:nvPicPr>
+                  <pic:blipFill>
+                    <a:blip r:embed="rId20"/>
+                    <a:stretch>
+                      <a:fillRect/>
+                    </a:stretch>
+                  </pic:blipFill>
+                  <pic:spPr>
+                    <a:xfrm>
+                      <a:off x="0" y="0"/>
+                      <a:ext cx="5120640" cy="3012141"/>
                     </a:xfrm>
                     <a:prstGeom prst="rect"/>
                   </pic:spPr>
@@ -3343,7 +6668,7 @@
           <w:i w:val="0"/>
           <w:sz w:val="20"/>
         </w:rPr>
-        <w:t>Figura 5 – Velocidade (linha cheia) e aceleração (tracejada) da trajetória de cada variável; linha vertical = ponto de inflexão</w:t>
+        <w:t>Figura 5 – Comportamento individual: trajetórias semanais (superior) e resposta pré→pós (inferior) do vigor e da fadiga física (linha em destaque = média do grupo)</w:t>
       </w:r>
     </w:p>
     <w:p>
@@ -3353,176 +6678,7 @@
       <w:r>
         <w:drawing>
           <wp:inline xmlns:a="http://schemas.openxmlformats.org/drawingml/2006/main" xmlns:pic="http://schemas.openxmlformats.org/drawingml/2006/picture">
-            <wp:extent cx="4572000" cy="2571750"/>
-            <wp:docPr id="11" name="Picture 11"/>
-            <wp:cNvGraphicFramePr>
-              <a:graphicFrameLocks noChangeAspect="1"/>
-            </wp:cNvGraphicFramePr>
-            <a:graphic>
-              <a:graphicData uri="http://schemas.openxmlformats.org/drawingml/2006/picture">
-                <pic:pic>
-                  <pic:nvPicPr>
-                    <pic:cNvPr id="0" name="sem_f_derivadas.png"/>
-                    <pic:cNvPicPr/>
-                  </pic:nvPicPr>
-                  <pic:blipFill>
-                    <a:blip r:embed="rId19"/>
-                    <a:stretch>
-                      <a:fillRect/>
-                    </a:stretch>
-                  </pic:blipFill>
-                  <pic:spPr>
-                    <a:xfrm>
-                      <a:off x="0" y="0"/>
-                      <a:ext cx="4572000" cy="2571750"/>
-                    </a:xfrm>
-                    <a:prstGeom prst="rect"/>
-                  </pic:spPr>
-                </pic:pic>
-              </a:graphicData>
-            </a:graphic>
-          </wp:inline>
-        </w:drawing>
-      </w:r>
-    </w:p>
-    <w:p>
-      <w:pPr>
-        <w:spacing w:after="120" w:line="240" w:lineRule="auto"/>
-        <w:jc w:val="center"/>
-      </w:pPr>
-      <w:r>
-        <w:rPr>
-          <w:rFonts w:ascii="Times New Roman" w:hAnsi="Times New Roman"/>
-          <w:b w:val="0"/>
-          <w:i w:val="0"/>
-          <w:sz w:val="20"/>
-        </w:rPr>
-        <w:t>Fonte: Elaborado pelos autores (2026).</w:t>
-      </w:r>
-    </w:p>
-    <w:p>
-      <w:pPr>
-        <w:spacing w:before="120" w:after="40"/>
-        <w:jc w:val="left"/>
-      </w:pPr>
-      <w:r>
-        <w:rPr>
-          <w:rFonts w:ascii="Times New Roman" w:hAnsi="Times New Roman"/>
-          <w:b/>
-          <w:i w:val="0"/>
-          <w:sz w:val="24"/>
-        </w:rPr>
-        <w:t>4.6 Comportamento individual entre atletas</w:t>
-      </w:r>
-    </w:p>
-    <w:p>
-      <w:pPr>
-        <w:spacing w:line="360" w:lineRule="auto"/>
-        <w:ind w:firstLine="709"/>
-        <w:jc w:val="both"/>
-      </w:pPr>
-      <w:r>
-        <w:rPr>
-          <w:rFonts w:ascii="Times New Roman" w:hAnsi="Times New Roman"/>
-          <w:b w:val="0"/>
-          <w:i w:val="0"/>
-          <w:sz w:val="24"/>
-        </w:rPr>
-        <w:t>No nível individual, a heterogeneidade é marcante. O mapa de calor da amplitude por atleta (Figura 3) já mostrara que alguns atletas oscilam pouco e outros amplificam em todas as variáveis. As trajetórias individuais ao longo da semana (Figura 6) confirmam que, embora a direção do declínio do vigor e da elevação da fadiga física seja compartilhada pela maioria, a magnitude e o ponto de partida variam substancialmente entre atletas, de modo que escores idênticos podem representar estados distintos conforme a referência individual. A resposta aguda pré→pós por atleta (Figura 7) reproduz esse quadro no nível intradiário: a maioria reduz o vigor e aumenta a fadiga física, mas em amplitudes heterogêneas. Em conjunto, esses achados desaconselham o uso de pontos de corte normativos únicos e sustentam o referenciamento de cada atleta à sua própria linha de base.</w:t>
-      </w:r>
-    </w:p>
-    <w:p>
-      <w:pPr>
-        <w:spacing w:before="120" w:line="240" w:lineRule="auto"/>
-        <w:jc w:val="center"/>
-      </w:pPr>
-      <w:r>
-        <w:rPr>
-          <w:rFonts w:ascii="Times New Roman" w:hAnsi="Times New Roman"/>
-          <w:b w:val="0"/>
-          <w:i w:val="0"/>
-          <w:sz w:val="20"/>
-        </w:rPr>
-        <w:t>Figura 6 – Trajetórias individuais do vigor e da fadiga física ao longo da semana (linha em destaque = média do grupo)</w:t>
-      </w:r>
-    </w:p>
-    <w:p>
-      <w:pPr>
-        <w:jc w:val="center"/>
-      </w:pPr>
-      <w:r>
-        <w:drawing>
-          <wp:inline xmlns:a="http://schemas.openxmlformats.org/drawingml/2006/main" xmlns:pic="http://schemas.openxmlformats.org/drawingml/2006/picture">
-            <wp:extent cx="4937760" cy="2777490"/>
-            <wp:docPr id="12" name="Picture 12"/>
-            <wp:cNvGraphicFramePr>
-              <a:graphicFrameLocks noChangeAspect="1"/>
-            </wp:cNvGraphicFramePr>
-            <a:graphic>
-              <a:graphicData uri="http://schemas.openxmlformats.org/drawingml/2006/picture">
-                <pic:pic>
-                  <pic:nvPicPr>
-                    <pic:cNvPr id="0" name="sem_f_individual.png"/>
-                    <pic:cNvPicPr/>
-                  </pic:nvPicPr>
-                  <pic:blipFill>
-                    <a:blip r:embed="rId20"/>
-                    <a:stretch>
-                      <a:fillRect/>
-                    </a:stretch>
-                  </pic:blipFill>
-                  <pic:spPr>
-                    <a:xfrm>
-                      <a:off x="0" y="0"/>
-                      <a:ext cx="4937760" cy="2777490"/>
-                    </a:xfrm>
-                    <a:prstGeom prst="rect"/>
-                  </pic:spPr>
-                </pic:pic>
-              </a:graphicData>
-            </a:graphic>
-          </wp:inline>
-        </w:drawing>
-      </w:r>
-    </w:p>
-    <w:p>
-      <w:pPr>
-        <w:spacing w:after="120" w:line="240" w:lineRule="auto"/>
-        <w:jc w:val="center"/>
-      </w:pPr>
-      <w:r>
-        <w:rPr>
-          <w:rFonts w:ascii="Times New Roman" w:hAnsi="Times New Roman"/>
-          <w:b w:val="0"/>
-          <w:i w:val="0"/>
-          <w:sz w:val="20"/>
-        </w:rPr>
-        <w:t>Fonte: Elaborado pelos autores (2026).</w:t>
-      </w:r>
-    </w:p>
-    <w:p>
-      <w:pPr>
-        <w:spacing w:before="120" w:line="240" w:lineRule="auto"/>
-        <w:jc w:val="center"/>
-      </w:pPr>
-      <w:r>
-        <w:rPr>
-          <w:rFonts w:ascii="Times New Roman" w:hAnsi="Times New Roman"/>
-          <w:b w:val="0"/>
-          <w:i w:val="0"/>
-          <w:sz w:val="20"/>
-        </w:rPr>
-        <w:t>Figura 7 – Resposta individual pré→pós na semana (cada linha = um atleta; linha em destaque = média do grupo)</w:t>
-      </w:r>
-    </w:p>
-    <w:p>
-      <w:pPr>
-        <w:jc w:val="center"/>
-      </w:pPr>
-      <w:r>
-        <w:drawing>
-          <wp:inline xmlns:a="http://schemas.openxmlformats.org/drawingml/2006/main" xmlns:pic="http://schemas.openxmlformats.org/drawingml/2006/picture">
-            <wp:extent cx="4937760" cy="2798064"/>
+            <wp:extent cx="5303520" cy="3119718"/>
             <wp:docPr id="13" name="Picture 13"/>
             <wp:cNvGraphicFramePr>
               <a:graphicFrameLocks noChangeAspect="1"/>
@@ -3531,7 +6687,7 @@
               <a:graphicData uri="http://schemas.openxmlformats.org/drawingml/2006/picture">
                 <pic:pic>
                   <pic:nvPicPr>
-                    <pic:cNvPr id="0" name="sem_f_ind_prepos.png"/>
+                    <pic:cNvPr id="0" name="v_individual.png"/>
                     <pic:cNvPicPr/>
                   </pic:nvPicPr>
                   <pic:blipFill>
@@ -3543,7 +6699,7 @@
                   <pic:spPr>
                     <a:xfrm>
                       <a:off x="0" y="0"/>
-                      <a:ext cx="4937760" cy="2798064"/>
+                      <a:ext cx="5303520" cy="3119718"/>
                     </a:xfrm>
                     <a:prstGeom prst="rect"/>
                   </pic:spPr>
@@ -3597,7 +6753,7 @@
           <w:i w:val="0"/>
           <w:sz w:val="24"/>
         </w:rPr>
-        <w:t>O perfil de humor deteriorou-se de forma coerente e concentrada no eixo energia–fadiga, tanto ao longo da semana quanto na comparação da linha de base ao último dia. A fadiga física foi a variável mais sensível e responsiva, seguida do vigor; a fadiga mental e as subescalas negativas foram pouco responsivas. O efeito crônico superou o agudo, indicando acúmulo, e as trajetórias inflectiram-se em torno do Dia 4. Recomenda-se acompanhar a fadiga física e o vigor por tendência individual e por médias de coletas, com atenção reforçada a partir do meio da semana. Como limitações, trata-se de estudo descritivo, sem grupo de comparação e restrito a um único período de uma equipe masculina.</w:t>
+        <w:t>O perfil de humor deteriorou-se de forma coerente e concentrada no eixo energia–fadiga, tanto ao longo da semana quanto na comparação da linha de base ao último dia. A fadiga física foi a variável mais sensível e responsiva, com maior fração de sinal e melhor relação sinal-ruído, seguida do vigor; a fadiga do BRUMS ocupou posição intermediária, e a PTH — embora útil como índice global — mostrou-se mais ruidosa, enquanto a fadiga mental e as subescalas negativas foram pouco responsivas. O efeito crônico superou o agudo, indicando acúmulo, e as trajetórias inflectiram-se em torno do Dia 4. Recomenda-se acompanhar a fadiga física e o vigor por tendência individual e por médias de coletas, com atenção reforçada a partir do meio da semana. Como limitações, trata-se de estudo descritivo, sem grupo de comparação e restrito a um único período de uma equipe masculina.</w:t>
       </w:r>
     </w:p>
     <w:p>

--- a/Artigos/Perfil_Humor_Semana_PreTemporada_ABNT.docx
+++ b/Artigos/Perfil_Humor_Semana_PreTemporada_ABNT.docx
@@ -6700,6 +6700,1908 @@
                     <a:xfrm>
                       <a:off x="0" y="0"/>
                       <a:ext cx="5303520" cy="3119718"/>
+                    </a:xfrm>
+                    <a:prstGeom prst="rect"/>
+                  </pic:spPr>
+                </pic:pic>
+              </a:graphicData>
+            </a:graphic>
+          </wp:inline>
+        </w:drawing>
+      </w:r>
+    </w:p>
+    <w:p>
+      <w:pPr>
+        <w:spacing w:after="120" w:line="240" w:lineRule="auto"/>
+        <w:jc w:val="center"/>
+      </w:pPr>
+      <w:r>
+        <w:rPr>
+          <w:rFonts w:ascii="Times New Roman" w:hAnsi="Times New Roman"/>
+          <w:b w:val="0"/>
+          <w:i w:val="0"/>
+          <w:sz w:val="20"/>
+        </w:rPr>
+        <w:t>Fonte: Elaborado pelos autores (2026).</w:t>
+      </w:r>
+    </w:p>
+    <w:p>
+      <w:pPr>
+        <w:spacing w:before="120" w:after="40"/>
+        <w:jc w:val="left"/>
+      </w:pPr>
+      <w:r>
+        <w:rPr>
+          <w:rFonts w:ascii="Times New Roman" w:hAnsi="Times New Roman"/>
+          <w:b/>
+          <w:i w:val="0"/>
+          <w:sz w:val="24"/>
+        </w:rPr>
+        <w:t>4.9 Decomposição avançada: generalizabilidade, heterogeneidade e dimensionalidade</w:t>
+      </w:r>
+    </w:p>
+    <w:p>
+      <w:pPr>
+        <w:spacing w:before="120" w:line="240" w:lineRule="auto"/>
+        <w:jc w:val="left"/>
+      </w:pPr>
+      <w:r>
+        <w:rPr>
+          <w:rFonts w:ascii="Times New Roman" w:hAnsi="Times New Roman"/>
+          <w:b w:val="0"/>
+          <w:i w:val="0"/>
+          <w:sz w:val="20"/>
+        </w:rPr>
+        <w:t>Tabela 9 – Decomposição em três facetas (traço, estado e ruído), fidedignidade de uma medida (ICC) e dependabilidade (Φ, k = 14 coletas)</w:t>
+      </w:r>
+    </w:p>
+    <w:tbl>
+      <w:tblPr>
+        <w:tblW w:type="auto" w:w="0"/>
+        <w:jc w:val="center"/>
+        <w:tblLook w:firstColumn="1" w:firstRow="1" w:lastColumn="0" w:lastRow="0" w:noHBand="0" w:noVBand="1" w:val="04A0"/>
+        <w:tblBorders>
+          <w:top w:val="single" w:sz="6" w:space="0" w:color="000000"/>
+          <w:bottom w:val="single" w:sz="6" w:space="0" w:color="000000"/>
+          <w:insideH w:val="single" w:sz="6" w:space="0" w:color="000000"/>
+          <w:left w:val="none"/>
+          <w:right w:val="none"/>
+          <w:insideV w:val="none"/>
+        </w:tblBorders>
+      </w:tblPr>
+      <w:tblGrid>
+        <w:gridCol w:w="1567"/>
+        <w:gridCol w:w="1567"/>
+        <w:gridCol w:w="1567"/>
+        <w:gridCol w:w="1567"/>
+        <w:gridCol w:w="1567"/>
+        <w:gridCol w:w="1567"/>
+      </w:tblGrid>
+      <w:tr>
+        <w:tc>
+          <w:tcPr>
+            <w:tcW w:type="dxa" w:w="1567"/>
+          </w:tcPr>
+          <w:p>
+            <w:r>
+              <w:rPr>
+                <w:rFonts w:ascii="Times New Roman" w:hAnsi="Times New Roman"/>
+                <w:b/>
+                <w:i w:val="0"/>
+                <w:sz w:val="17"/>
+              </w:rPr>
+              <w:t>Variável</w:t>
+            </w:r>
+          </w:p>
+        </w:tc>
+        <w:tc>
+          <w:tcPr>
+            <w:tcW w:type="dxa" w:w="1567"/>
+          </w:tcPr>
+          <w:p>
+            <w:r>
+              <w:rPr>
+                <w:rFonts w:ascii="Times New Roman" w:hAnsi="Times New Roman"/>
+                <w:b/>
+                <w:i w:val="0"/>
+                <w:sz w:val="17"/>
+              </w:rPr>
+              <w:t>% Traço (atleta)</w:t>
+            </w:r>
+          </w:p>
+        </w:tc>
+        <w:tc>
+          <w:tcPr>
+            <w:tcW w:type="dxa" w:w="1567"/>
+          </w:tcPr>
+          <w:p>
+            <w:r>
+              <w:rPr>
+                <w:rFonts w:ascii="Times New Roman" w:hAnsi="Times New Roman"/>
+                <w:b/>
+                <w:i w:val="0"/>
+                <w:sz w:val="17"/>
+              </w:rPr>
+              <w:t>% Estado (dia)</w:t>
+            </w:r>
+          </w:p>
+        </w:tc>
+        <w:tc>
+          <w:tcPr>
+            <w:tcW w:type="dxa" w:w="1567"/>
+          </w:tcPr>
+          <w:p>
+            <w:r>
+              <w:rPr>
+                <w:rFonts w:ascii="Times New Roman" w:hAnsi="Times New Roman"/>
+                <w:b/>
+                <w:i w:val="0"/>
+                <w:sz w:val="17"/>
+              </w:rPr>
+              <w:t>% Ruído (intra-dia)</w:t>
+            </w:r>
+          </w:p>
+        </w:tc>
+        <w:tc>
+          <w:tcPr>
+            <w:tcW w:type="dxa" w:w="1567"/>
+          </w:tcPr>
+          <w:p>
+            <w:r>
+              <w:rPr>
+                <w:rFonts w:ascii="Times New Roman" w:hAnsi="Times New Roman"/>
+                <w:b/>
+                <w:i w:val="0"/>
+                <w:sz w:val="17"/>
+              </w:rPr>
+              <w:t>ICC₁</w:t>
+            </w:r>
+          </w:p>
+        </w:tc>
+        <w:tc>
+          <w:tcPr>
+            <w:tcW w:type="dxa" w:w="1567"/>
+          </w:tcPr>
+          <w:p>
+            <w:r>
+              <w:rPr>
+                <w:rFonts w:ascii="Times New Roman" w:hAnsi="Times New Roman"/>
+                <w:b/>
+                <w:i w:val="0"/>
+                <w:sz w:val="17"/>
+              </w:rPr>
+              <w:t>Φ</w:t>
+            </w:r>
+          </w:p>
+        </w:tc>
+      </w:tr>
+      <w:tr>
+        <w:tc>
+          <w:tcPr>
+            <w:tcW w:type="dxa" w:w="1567"/>
+          </w:tcPr>
+          <w:p>
+            <w:r>
+              <w:rPr>
+                <w:rFonts w:ascii="Times New Roman" w:hAnsi="Times New Roman"/>
+                <w:b w:val="0"/>
+                <w:i w:val="0"/>
+                <w:sz w:val="17"/>
+              </w:rPr>
+              <w:t>Vigor</w:t>
+            </w:r>
+          </w:p>
+        </w:tc>
+        <w:tc>
+          <w:tcPr>
+            <w:tcW w:type="dxa" w:w="1567"/>
+          </w:tcPr>
+          <w:p>
+            <w:r>
+              <w:rPr>
+                <w:rFonts w:ascii="Times New Roman" w:hAnsi="Times New Roman"/>
+                <w:b w:val="0"/>
+                <w:i w:val="0"/>
+                <w:sz w:val="17"/>
+              </w:rPr>
+              <w:t>51%</w:t>
+            </w:r>
+          </w:p>
+        </w:tc>
+        <w:tc>
+          <w:tcPr>
+            <w:tcW w:type="dxa" w:w="1567"/>
+          </w:tcPr>
+          <w:p>
+            <w:r>
+              <w:rPr>
+                <w:rFonts w:ascii="Times New Roman" w:hAnsi="Times New Roman"/>
+                <w:b w:val="0"/>
+                <w:i w:val="0"/>
+                <w:sz w:val="17"/>
+              </w:rPr>
+              <w:t>9%</w:t>
+            </w:r>
+          </w:p>
+        </w:tc>
+        <w:tc>
+          <w:tcPr>
+            <w:tcW w:type="dxa" w:w="1567"/>
+          </w:tcPr>
+          <w:p>
+            <w:r>
+              <w:rPr>
+                <w:rFonts w:ascii="Times New Roman" w:hAnsi="Times New Roman"/>
+                <w:b w:val="0"/>
+                <w:i w:val="0"/>
+                <w:sz w:val="17"/>
+              </w:rPr>
+              <w:t>40%</w:t>
+            </w:r>
+          </w:p>
+        </w:tc>
+        <w:tc>
+          <w:tcPr>
+            <w:tcW w:type="dxa" w:w="1567"/>
+          </w:tcPr>
+          <w:p>
+            <w:r>
+              <w:rPr>
+                <w:rFonts w:ascii="Times New Roman" w:hAnsi="Times New Roman"/>
+                <w:b w:val="0"/>
+                <w:i w:val="0"/>
+                <w:sz w:val="17"/>
+              </w:rPr>
+              <w:t>0,51</w:t>
+            </w:r>
+          </w:p>
+        </w:tc>
+        <w:tc>
+          <w:tcPr>
+            <w:tcW w:type="dxa" w:w="1567"/>
+          </w:tcPr>
+          <w:p>
+            <w:r>
+              <w:rPr>
+                <w:rFonts w:ascii="Times New Roman" w:hAnsi="Times New Roman"/>
+                <w:b w:val="0"/>
+                <w:i w:val="0"/>
+                <w:sz w:val="17"/>
+              </w:rPr>
+              <w:t>0,92</w:t>
+            </w:r>
+          </w:p>
+        </w:tc>
+      </w:tr>
+      <w:tr>
+        <w:tc>
+          <w:tcPr>
+            <w:tcW w:type="dxa" w:w="1567"/>
+          </w:tcPr>
+          <w:p>
+            <w:r>
+              <w:rPr>
+                <w:rFonts w:ascii="Times New Roman" w:hAnsi="Times New Roman"/>
+                <w:b w:val="0"/>
+                <w:i w:val="0"/>
+                <w:sz w:val="17"/>
+              </w:rPr>
+              <w:t>Fadiga BRUMS</w:t>
+            </w:r>
+          </w:p>
+        </w:tc>
+        <w:tc>
+          <w:tcPr>
+            <w:tcW w:type="dxa" w:w="1567"/>
+          </w:tcPr>
+          <w:p>
+            <w:r>
+              <w:rPr>
+                <w:rFonts w:ascii="Times New Roman" w:hAnsi="Times New Roman"/>
+                <w:b w:val="0"/>
+                <w:i w:val="0"/>
+                <w:sz w:val="17"/>
+              </w:rPr>
+              <w:t>54%</w:t>
+            </w:r>
+          </w:p>
+        </w:tc>
+        <w:tc>
+          <w:tcPr>
+            <w:tcW w:type="dxa" w:w="1567"/>
+          </w:tcPr>
+          <w:p>
+            <w:r>
+              <w:rPr>
+                <w:rFonts w:ascii="Times New Roman" w:hAnsi="Times New Roman"/>
+                <w:b w:val="0"/>
+                <w:i w:val="0"/>
+                <w:sz w:val="17"/>
+              </w:rPr>
+              <w:t>5%</w:t>
+            </w:r>
+          </w:p>
+        </w:tc>
+        <w:tc>
+          <w:tcPr>
+            <w:tcW w:type="dxa" w:w="1567"/>
+          </w:tcPr>
+          <w:p>
+            <w:r>
+              <w:rPr>
+                <w:rFonts w:ascii="Times New Roman" w:hAnsi="Times New Roman"/>
+                <w:b w:val="0"/>
+                <w:i w:val="0"/>
+                <w:sz w:val="17"/>
+              </w:rPr>
+              <w:t>41%</w:t>
+            </w:r>
+          </w:p>
+        </w:tc>
+        <w:tc>
+          <w:tcPr>
+            <w:tcW w:type="dxa" w:w="1567"/>
+          </w:tcPr>
+          <w:p>
+            <w:r>
+              <w:rPr>
+                <w:rFonts w:ascii="Times New Roman" w:hAnsi="Times New Roman"/>
+                <w:b w:val="0"/>
+                <w:i w:val="0"/>
+                <w:sz w:val="17"/>
+              </w:rPr>
+              <w:t>0,54</w:t>
+            </w:r>
+          </w:p>
+        </w:tc>
+        <w:tc>
+          <w:tcPr>
+            <w:tcW w:type="dxa" w:w="1567"/>
+          </w:tcPr>
+          <w:p>
+            <w:r>
+              <w:rPr>
+                <w:rFonts w:ascii="Times New Roman" w:hAnsi="Times New Roman"/>
+                <w:b w:val="0"/>
+                <w:i w:val="0"/>
+                <w:sz w:val="17"/>
+              </w:rPr>
+              <w:t>0,94</w:t>
+            </w:r>
+          </w:p>
+        </w:tc>
+      </w:tr>
+      <w:tr>
+        <w:tc>
+          <w:tcPr>
+            <w:tcW w:type="dxa" w:w="1567"/>
+          </w:tcPr>
+          <w:p>
+            <w:r>
+              <w:rPr>
+                <w:rFonts w:ascii="Times New Roman" w:hAnsi="Times New Roman"/>
+                <w:b w:val="0"/>
+                <w:i w:val="0"/>
+                <w:sz w:val="17"/>
+              </w:rPr>
+              <w:t>Fadiga física</w:t>
+            </w:r>
+          </w:p>
+        </w:tc>
+        <w:tc>
+          <w:tcPr>
+            <w:tcW w:type="dxa" w:w="1567"/>
+          </w:tcPr>
+          <w:p>
+            <w:r>
+              <w:rPr>
+                <w:rFonts w:ascii="Times New Roman" w:hAnsi="Times New Roman"/>
+                <w:b w:val="0"/>
+                <w:i w:val="0"/>
+                <w:sz w:val="17"/>
+              </w:rPr>
+              <w:t>33%</w:t>
+            </w:r>
+          </w:p>
+        </w:tc>
+        <w:tc>
+          <w:tcPr>
+            <w:tcW w:type="dxa" w:w="1567"/>
+          </w:tcPr>
+          <w:p>
+            <w:r>
+              <w:rPr>
+                <w:rFonts w:ascii="Times New Roman" w:hAnsi="Times New Roman"/>
+                <w:b w:val="0"/>
+                <w:i w:val="0"/>
+                <w:sz w:val="17"/>
+              </w:rPr>
+              <w:t>6%</w:t>
+            </w:r>
+          </w:p>
+        </w:tc>
+        <w:tc>
+          <w:tcPr>
+            <w:tcW w:type="dxa" w:w="1567"/>
+          </w:tcPr>
+          <w:p>
+            <w:r>
+              <w:rPr>
+                <w:rFonts w:ascii="Times New Roman" w:hAnsi="Times New Roman"/>
+                <w:b w:val="0"/>
+                <w:i w:val="0"/>
+                <w:sz w:val="17"/>
+              </w:rPr>
+              <w:t>60%</w:t>
+            </w:r>
+          </w:p>
+        </w:tc>
+        <w:tc>
+          <w:tcPr>
+            <w:tcW w:type="dxa" w:w="1567"/>
+          </w:tcPr>
+          <w:p>
+            <w:r>
+              <w:rPr>
+                <w:rFonts w:ascii="Times New Roman" w:hAnsi="Times New Roman"/>
+                <w:b w:val="0"/>
+                <w:i w:val="0"/>
+                <w:sz w:val="17"/>
+              </w:rPr>
+              <w:t>0,33</w:t>
+            </w:r>
+          </w:p>
+        </w:tc>
+        <w:tc>
+          <w:tcPr>
+            <w:tcW w:type="dxa" w:w="1567"/>
+          </w:tcPr>
+          <w:p>
+            <w:r>
+              <w:rPr>
+                <w:rFonts w:ascii="Times New Roman" w:hAnsi="Times New Roman"/>
+                <w:b w:val="0"/>
+                <w:i w:val="0"/>
+                <w:sz w:val="17"/>
+              </w:rPr>
+              <w:t>0,86</w:t>
+            </w:r>
+          </w:p>
+        </w:tc>
+      </w:tr>
+      <w:tr>
+        <w:tc>
+          <w:tcPr>
+            <w:tcW w:type="dxa" w:w="1567"/>
+          </w:tcPr>
+          <w:p>
+            <w:r>
+              <w:rPr>
+                <w:rFonts w:ascii="Times New Roman" w:hAnsi="Times New Roman"/>
+                <w:b w:val="0"/>
+                <w:i w:val="0"/>
+                <w:sz w:val="17"/>
+              </w:rPr>
+              <w:t>Fadiga mental</w:t>
+            </w:r>
+          </w:p>
+        </w:tc>
+        <w:tc>
+          <w:tcPr>
+            <w:tcW w:type="dxa" w:w="1567"/>
+          </w:tcPr>
+          <w:p>
+            <w:r>
+              <w:rPr>
+                <w:rFonts w:ascii="Times New Roman" w:hAnsi="Times New Roman"/>
+                <w:b w:val="0"/>
+                <w:i w:val="0"/>
+                <w:sz w:val="17"/>
+              </w:rPr>
+              <w:t>67%</w:t>
+            </w:r>
+          </w:p>
+        </w:tc>
+        <w:tc>
+          <w:tcPr>
+            <w:tcW w:type="dxa" w:w="1567"/>
+          </w:tcPr>
+          <w:p>
+            <w:r>
+              <w:rPr>
+                <w:rFonts w:ascii="Times New Roman" w:hAnsi="Times New Roman"/>
+                <w:b w:val="0"/>
+                <w:i w:val="0"/>
+                <w:sz w:val="17"/>
+              </w:rPr>
+              <w:t>3%</w:t>
+            </w:r>
+          </w:p>
+        </w:tc>
+        <w:tc>
+          <w:tcPr>
+            <w:tcW w:type="dxa" w:w="1567"/>
+          </w:tcPr>
+          <w:p>
+            <w:r>
+              <w:rPr>
+                <w:rFonts w:ascii="Times New Roman" w:hAnsi="Times New Roman"/>
+                <w:b w:val="0"/>
+                <w:i w:val="0"/>
+                <w:sz w:val="17"/>
+              </w:rPr>
+              <w:t>30%</w:t>
+            </w:r>
+          </w:p>
+        </w:tc>
+        <w:tc>
+          <w:tcPr>
+            <w:tcW w:type="dxa" w:w="1567"/>
+          </w:tcPr>
+          <w:p>
+            <w:r>
+              <w:rPr>
+                <w:rFonts w:ascii="Times New Roman" w:hAnsi="Times New Roman"/>
+                <w:b w:val="0"/>
+                <w:i w:val="0"/>
+                <w:sz w:val="17"/>
+              </w:rPr>
+              <w:t>0,67</w:t>
+            </w:r>
+          </w:p>
+        </w:tc>
+        <w:tc>
+          <w:tcPr>
+            <w:tcW w:type="dxa" w:w="1567"/>
+          </w:tcPr>
+          <w:p>
+            <w:r>
+              <w:rPr>
+                <w:rFonts w:ascii="Times New Roman" w:hAnsi="Times New Roman"/>
+                <w:b w:val="0"/>
+                <w:i w:val="0"/>
+                <w:sz w:val="17"/>
+              </w:rPr>
+              <w:t>0,96</w:t>
+            </w:r>
+          </w:p>
+        </w:tc>
+      </w:tr>
+      <w:tr>
+        <w:tc>
+          <w:tcPr>
+            <w:tcW w:type="dxa" w:w="1567"/>
+          </w:tcPr>
+          <w:p>
+            <w:r>
+              <w:rPr>
+                <w:rFonts w:ascii="Times New Roman" w:hAnsi="Times New Roman"/>
+                <w:b w:val="0"/>
+                <w:i w:val="0"/>
+                <w:sz w:val="17"/>
+              </w:rPr>
+              <w:t>PTH/TMD</w:t>
+            </w:r>
+          </w:p>
+        </w:tc>
+        <w:tc>
+          <w:tcPr>
+            <w:tcW w:type="dxa" w:w="1567"/>
+          </w:tcPr>
+          <w:p>
+            <w:r>
+              <w:rPr>
+                <w:rFonts w:ascii="Times New Roman" w:hAnsi="Times New Roman"/>
+                <w:b w:val="0"/>
+                <w:i w:val="0"/>
+                <w:sz w:val="17"/>
+              </w:rPr>
+              <w:t>55%</w:t>
+            </w:r>
+          </w:p>
+        </w:tc>
+        <w:tc>
+          <w:tcPr>
+            <w:tcW w:type="dxa" w:w="1567"/>
+          </w:tcPr>
+          <w:p>
+            <w:r>
+              <w:rPr>
+                <w:rFonts w:ascii="Times New Roman" w:hAnsi="Times New Roman"/>
+                <w:b w:val="0"/>
+                <w:i w:val="0"/>
+                <w:sz w:val="17"/>
+              </w:rPr>
+              <w:t>9%</w:t>
+            </w:r>
+          </w:p>
+        </w:tc>
+        <w:tc>
+          <w:tcPr>
+            <w:tcW w:type="dxa" w:w="1567"/>
+          </w:tcPr>
+          <w:p>
+            <w:r>
+              <w:rPr>
+                <w:rFonts w:ascii="Times New Roman" w:hAnsi="Times New Roman"/>
+                <w:b w:val="0"/>
+                <w:i w:val="0"/>
+                <w:sz w:val="17"/>
+              </w:rPr>
+              <w:t>36%</w:t>
+            </w:r>
+          </w:p>
+        </w:tc>
+        <w:tc>
+          <w:tcPr>
+            <w:tcW w:type="dxa" w:w="1567"/>
+          </w:tcPr>
+          <w:p>
+            <w:r>
+              <w:rPr>
+                <w:rFonts w:ascii="Times New Roman" w:hAnsi="Times New Roman"/>
+                <w:b w:val="0"/>
+                <w:i w:val="0"/>
+                <w:sz w:val="17"/>
+              </w:rPr>
+              <w:t>0,55</w:t>
+            </w:r>
+          </w:p>
+        </w:tc>
+        <w:tc>
+          <w:tcPr>
+            <w:tcW w:type="dxa" w:w="1567"/>
+          </w:tcPr>
+          <w:p>
+            <w:r>
+              <w:rPr>
+                <w:rFonts w:ascii="Times New Roman" w:hAnsi="Times New Roman"/>
+                <w:b w:val="0"/>
+                <w:i w:val="0"/>
+                <w:sz w:val="17"/>
+              </w:rPr>
+              <w:t>0,93</w:t>
+            </w:r>
+          </w:p>
+        </w:tc>
+      </w:tr>
+    </w:tbl>
+    <w:p>
+      <w:pPr>
+        <w:spacing w:after="120" w:line="240" w:lineRule="auto"/>
+        <w:jc w:val="left"/>
+      </w:pPr>
+      <w:r>
+        <w:rPr>
+          <w:rFonts w:ascii="Times New Roman" w:hAnsi="Times New Roman"/>
+          <w:b w:val="0"/>
+          <w:i w:val="0"/>
+          <w:sz w:val="20"/>
+        </w:rPr>
+        <w:t>Fonte: Dados da pesquisa (2026).</w:t>
+      </w:r>
+    </w:p>
+    <w:p>
+      <w:pPr>
+        <w:spacing w:line="360" w:lineRule="auto"/>
+        <w:ind w:firstLine="709"/>
+        <w:jc w:val="both"/>
+      </w:pPr>
+      <w:r>
+        <w:rPr>
+          <w:rFonts w:ascii="Times New Roman" w:hAnsi="Times New Roman"/>
+          <w:b w:val="0"/>
+          <w:i w:val="0"/>
+          <w:sz w:val="24"/>
+        </w:rPr>
+        <w:t>A teoria da generalizabilidade permite separar o que o modelo de dois fatores agregava: além do traço (diferenças estáveis entre atletas) e do ruído (erro intra-dia), isola-se o estado — a variância atribuível ao dia, isto é, ao sinal do microciclo. Essa fatia de estado é pequena em todas as variáveis (3–9%), confirmando que a oscilação semanal, embora real, é modesta frente ao traço e ao ruído (Gráfico 9). A fidedignidade de uma única medida (ICC₁) é moderada (0,33–0,67), mas a dependabilidade da média das coletas da semana é excelente (Φ = 0,86–0,96), o que fundamenta, de forma quantitativa, a recomendação de decidir por médias e não por registros isolados.</w:t>
+      </w:r>
+    </w:p>
+    <w:p>
+      <w:pPr>
+        <w:spacing w:before="120" w:line="240" w:lineRule="auto"/>
+        <w:jc w:val="center"/>
+      </w:pPr>
+      <w:r>
+        <w:rPr>
+          <w:rFonts w:ascii="Times New Roman" w:hAnsi="Times New Roman"/>
+          <w:b w:val="0"/>
+          <w:i w:val="0"/>
+          <w:sz w:val="20"/>
+        </w:rPr>
+        <w:t>Gráfico 9 – Decomposição da variância em três facetas: estado (sinal do microciclo), traço e ruído</w:t>
+      </w:r>
+    </w:p>
+    <w:p>
+      <w:pPr>
+        <w:jc w:val="center"/>
+      </w:pPr>
+      <w:r>
+        <w:drawing>
+          <wp:inline xmlns:a="http://schemas.openxmlformats.org/drawingml/2006/main" xmlns:pic="http://schemas.openxmlformats.org/drawingml/2006/picture">
+            <wp:extent cx="4937760" cy="2777490"/>
+            <wp:docPr id="14" name="Picture 14"/>
+            <wp:cNvGraphicFramePr>
+              <a:graphicFrameLocks noChangeAspect="1"/>
+            </wp:cNvGraphicFramePr>
+            <a:graphic>
+              <a:graphicData uri="http://schemas.openxmlformats.org/drawingml/2006/picture">
+                <pic:pic>
+                  <pic:nvPicPr>
+                    <pic:cNvPr id="0" name="x_facet.png"/>
+                    <pic:cNvPicPr/>
+                  </pic:nvPicPr>
+                  <pic:blipFill>
+                    <a:blip r:embed="rId22"/>
+                    <a:stretch>
+                      <a:fillRect/>
+                    </a:stretch>
+                  </pic:blipFill>
+                  <pic:spPr>
+                    <a:xfrm>
+                      <a:off x="0" y="0"/>
+                      <a:ext cx="4937760" cy="2777490"/>
+                    </a:xfrm>
+                    <a:prstGeom prst="rect"/>
+                  </pic:spPr>
+                </pic:pic>
+              </a:graphicData>
+            </a:graphic>
+          </wp:inline>
+        </w:drawing>
+      </w:r>
+    </w:p>
+    <w:p>
+      <w:pPr>
+        <w:spacing w:after="120" w:line="240" w:lineRule="auto"/>
+        <w:jc w:val="center"/>
+      </w:pPr>
+      <w:r>
+        <w:rPr>
+          <w:rFonts w:ascii="Times New Roman" w:hAnsi="Times New Roman"/>
+          <w:b w:val="0"/>
+          <w:i w:val="0"/>
+          <w:sz w:val="20"/>
+        </w:rPr>
+        <w:t>Fonte: Elaborado pelos autores (2026).</w:t>
+      </w:r>
+    </w:p>
+    <w:p>
+      <w:pPr>
+        <w:spacing w:before="120" w:line="240" w:lineRule="auto"/>
+        <w:jc w:val="left"/>
+      </w:pPr>
+      <w:r>
+        <w:rPr>
+          <w:rFonts w:ascii="Times New Roman" w:hAnsi="Times New Roman"/>
+          <w:b w:val="0"/>
+          <w:i w:val="0"/>
+          <w:sz w:val="20"/>
+        </w:rPr>
+        <w:t>Tabela 10 – Heterogeneidade do declínio (inclinação individual) e natureza do ruído (autocorrelação de lag-1 dos resíduos)</w:t>
+      </w:r>
+    </w:p>
+    <w:tbl>
+      <w:tblPr>
+        <w:tblW w:type="auto" w:w="0"/>
+        <w:jc w:val="center"/>
+        <w:tblLook w:firstColumn="1" w:firstRow="1" w:lastColumn="0" w:lastRow="0" w:noHBand="0" w:noVBand="1" w:val="04A0"/>
+        <w:tblBorders>
+          <w:top w:val="single" w:sz="6" w:space="0" w:color="000000"/>
+          <w:bottom w:val="single" w:sz="6" w:space="0" w:color="000000"/>
+          <w:insideH w:val="single" w:sz="6" w:space="0" w:color="000000"/>
+          <w:left w:val="none"/>
+          <w:right w:val="none"/>
+          <w:insideV w:val="none"/>
+        </w:tblBorders>
+      </w:tblPr>
+      <w:tblGrid>
+        <w:gridCol w:w="1881"/>
+        <w:gridCol w:w="1881"/>
+        <w:gridCol w:w="1881"/>
+        <w:gridCol w:w="1881"/>
+        <w:gridCol w:w="1881"/>
+      </w:tblGrid>
+      <w:tr>
+        <w:tc>
+          <w:tcPr>
+            <w:tcW w:type="dxa" w:w="1881"/>
+          </w:tcPr>
+          <w:p>
+            <w:r>
+              <w:rPr>
+                <w:rFonts w:ascii="Times New Roman" w:hAnsi="Times New Roman"/>
+                <w:b/>
+                <w:i w:val="0"/>
+                <w:sz w:val="17"/>
+              </w:rPr>
+              <w:t>Variável</w:t>
+            </w:r>
+          </w:p>
+        </w:tc>
+        <w:tc>
+          <w:tcPr>
+            <w:tcW w:type="dxa" w:w="1881"/>
+          </w:tcPr>
+          <w:p>
+            <w:r>
+              <w:rPr>
+                <w:rFonts w:ascii="Times New Roman" w:hAnsi="Times New Roman"/>
+                <w:b/>
+                <w:i w:val="0"/>
+                <w:sz w:val="17"/>
+              </w:rPr>
+              <w:t>Inclinação média/dia</w:t>
+            </w:r>
+          </w:p>
+        </w:tc>
+        <w:tc>
+          <w:tcPr>
+            <w:tcW w:type="dxa" w:w="1881"/>
+          </w:tcPr>
+          <w:p>
+            <w:r>
+              <w:rPr>
+                <w:rFonts w:ascii="Times New Roman" w:hAnsi="Times New Roman"/>
+                <w:b/>
+                <w:i w:val="0"/>
+                <w:sz w:val="17"/>
+              </w:rPr>
+              <w:t>DP entre atletas</w:t>
+            </w:r>
+          </w:p>
+        </w:tc>
+        <w:tc>
+          <w:tcPr>
+            <w:tcW w:type="dxa" w:w="1881"/>
+          </w:tcPr>
+          <w:p>
+            <w:r>
+              <w:rPr>
+                <w:rFonts w:ascii="Times New Roman" w:hAnsi="Times New Roman"/>
+                <w:b/>
+                <w:i w:val="0"/>
+                <w:sz w:val="17"/>
+              </w:rPr>
+              <w:t>ACF(1)</w:t>
+            </w:r>
+          </w:p>
+        </w:tc>
+        <w:tc>
+          <w:tcPr>
+            <w:tcW w:type="dxa" w:w="1881"/>
+          </w:tcPr>
+          <w:p>
+            <w:r>
+              <w:rPr>
+                <w:rFonts w:ascii="Times New Roman" w:hAnsi="Times New Roman"/>
+                <w:b/>
+                <w:i w:val="0"/>
+                <w:sz w:val="17"/>
+              </w:rPr>
+              <w:t>Ruído</w:t>
+            </w:r>
+          </w:p>
+        </w:tc>
+      </w:tr>
+      <w:tr>
+        <w:tc>
+          <w:tcPr>
+            <w:tcW w:type="dxa" w:w="1881"/>
+          </w:tcPr>
+          <w:p>
+            <w:r>
+              <w:rPr>
+                <w:rFonts w:ascii="Times New Roman" w:hAnsi="Times New Roman"/>
+                <w:b w:val="0"/>
+                <w:i w:val="0"/>
+                <w:sz w:val="17"/>
+              </w:rPr>
+              <w:t>Vigor</w:t>
+            </w:r>
+          </w:p>
+        </w:tc>
+        <w:tc>
+          <w:tcPr>
+            <w:tcW w:type="dxa" w:w="1881"/>
+          </w:tcPr>
+          <w:p>
+            <w:r>
+              <w:rPr>
+                <w:rFonts w:ascii="Times New Roman" w:hAnsi="Times New Roman"/>
+                <w:b w:val="0"/>
+                <w:i w:val="0"/>
+                <w:sz w:val="17"/>
+              </w:rPr>
+              <w:t>-0,324</w:t>
+            </w:r>
+          </w:p>
+        </w:tc>
+        <w:tc>
+          <w:tcPr>
+            <w:tcW w:type="dxa" w:w="1881"/>
+          </w:tcPr>
+          <w:p>
+            <w:r>
+              <w:rPr>
+                <w:rFonts w:ascii="Times New Roman" w:hAnsi="Times New Roman"/>
+                <w:b w:val="0"/>
+                <w:i w:val="0"/>
+                <w:sz w:val="17"/>
+              </w:rPr>
+              <w:t>0,396</w:t>
+            </w:r>
+          </w:p>
+        </w:tc>
+        <w:tc>
+          <w:tcPr>
+            <w:tcW w:type="dxa" w:w="1881"/>
+          </w:tcPr>
+          <w:p>
+            <w:r>
+              <w:rPr>
+                <w:rFonts w:ascii="Times New Roman" w:hAnsi="Times New Roman"/>
+                <w:b w:val="0"/>
+                <w:i w:val="0"/>
+                <w:sz w:val="17"/>
+              </w:rPr>
+              <w:t>+0,01</w:t>
+            </w:r>
+          </w:p>
+        </w:tc>
+        <w:tc>
+          <w:tcPr>
+            <w:tcW w:type="dxa" w:w="1881"/>
+          </w:tcPr>
+          <w:p>
+            <w:r>
+              <w:rPr>
+                <w:rFonts w:ascii="Times New Roman" w:hAnsi="Times New Roman"/>
+                <w:b w:val="0"/>
+                <w:i w:val="0"/>
+                <w:sz w:val="17"/>
+              </w:rPr>
+              <w:t>branco</w:t>
+            </w:r>
+          </w:p>
+        </w:tc>
+      </w:tr>
+      <w:tr>
+        <w:tc>
+          <w:tcPr>
+            <w:tcW w:type="dxa" w:w="1881"/>
+          </w:tcPr>
+          <w:p>
+            <w:r>
+              <w:rPr>
+                <w:rFonts w:ascii="Times New Roman" w:hAnsi="Times New Roman"/>
+                <w:b w:val="0"/>
+                <w:i w:val="0"/>
+                <w:sz w:val="17"/>
+              </w:rPr>
+              <w:t>Fadiga BRUMS</w:t>
+            </w:r>
+          </w:p>
+        </w:tc>
+        <w:tc>
+          <w:tcPr>
+            <w:tcW w:type="dxa" w:w="1881"/>
+          </w:tcPr>
+          <w:p>
+            <w:r>
+              <w:rPr>
+                <w:rFonts w:ascii="Times New Roman" w:hAnsi="Times New Roman"/>
+                <w:b w:val="0"/>
+                <w:i w:val="0"/>
+                <w:sz w:val="17"/>
+              </w:rPr>
+              <w:t>+0,343</w:t>
+            </w:r>
+          </w:p>
+        </w:tc>
+        <w:tc>
+          <w:tcPr>
+            <w:tcW w:type="dxa" w:w="1881"/>
+          </w:tcPr>
+          <w:p>
+            <w:r>
+              <w:rPr>
+                <w:rFonts w:ascii="Times New Roman" w:hAnsi="Times New Roman"/>
+                <w:b w:val="0"/>
+                <w:i w:val="0"/>
+                <w:sz w:val="17"/>
+              </w:rPr>
+              <w:t>0,464</w:t>
+            </w:r>
+          </w:p>
+        </w:tc>
+        <w:tc>
+          <w:tcPr>
+            <w:tcW w:type="dxa" w:w="1881"/>
+          </w:tcPr>
+          <w:p>
+            <w:r>
+              <w:rPr>
+                <w:rFonts w:ascii="Times New Roman" w:hAnsi="Times New Roman"/>
+                <w:b w:val="0"/>
+                <w:i w:val="0"/>
+                <w:sz w:val="17"/>
+              </w:rPr>
+              <w:t>-0,08</w:t>
+            </w:r>
+          </w:p>
+        </w:tc>
+        <w:tc>
+          <w:tcPr>
+            <w:tcW w:type="dxa" w:w="1881"/>
+          </w:tcPr>
+          <w:p>
+            <w:r>
+              <w:rPr>
+                <w:rFonts w:ascii="Times New Roman" w:hAnsi="Times New Roman"/>
+                <w:b w:val="0"/>
+                <w:i w:val="0"/>
+                <w:sz w:val="17"/>
+              </w:rPr>
+              <w:t>branco</w:t>
+            </w:r>
+          </w:p>
+        </w:tc>
+      </w:tr>
+      <w:tr>
+        <w:tc>
+          <w:tcPr>
+            <w:tcW w:type="dxa" w:w="1881"/>
+          </w:tcPr>
+          <w:p>
+            <w:r>
+              <w:rPr>
+                <w:rFonts w:ascii="Times New Roman" w:hAnsi="Times New Roman"/>
+                <w:b w:val="0"/>
+                <w:i w:val="0"/>
+                <w:sz w:val="17"/>
+              </w:rPr>
+              <w:t>Fadiga física</w:t>
+            </w:r>
+          </w:p>
+        </w:tc>
+        <w:tc>
+          <w:tcPr>
+            <w:tcW w:type="dxa" w:w="1881"/>
+          </w:tcPr>
+          <w:p>
+            <w:r>
+              <w:rPr>
+                <w:rFonts w:ascii="Times New Roman" w:hAnsi="Times New Roman"/>
+                <w:b w:val="0"/>
+                <w:i w:val="0"/>
+                <w:sz w:val="17"/>
+              </w:rPr>
+              <w:t>+0,401</w:t>
+            </w:r>
+          </w:p>
+        </w:tc>
+        <w:tc>
+          <w:tcPr>
+            <w:tcW w:type="dxa" w:w="1881"/>
+          </w:tcPr>
+          <w:p>
+            <w:r>
+              <w:rPr>
+                <w:rFonts w:ascii="Times New Roman" w:hAnsi="Times New Roman"/>
+                <w:b w:val="0"/>
+                <w:i w:val="0"/>
+                <w:sz w:val="17"/>
+              </w:rPr>
+              <w:t>0,090</w:t>
+            </w:r>
+          </w:p>
+        </w:tc>
+        <w:tc>
+          <w:tcPr>
+            <w:tcW w:type="dxa" w:w="1881"/>
+          </w:tcPr>
+          <w:p>
+            <w:r>
+              <w:rPr>
+                <w:rFonts w:ascii="Times New Roman" w:hAnsi="Times New Roman"/>
+                <w:b w:val="0"/>
+                <w:i w:val="0"/>
+                <w:sz w:val="17"/>
+              </w:rPr>
+              <w:t>-0,27</w:t>
+            </w:r>
+          </w:p>
+        </w:tc>
+        <w:tc>
+          <w:tcPr>
+            <w:tcW w:type="dxa" w:w="1881"/>
+          </w:tcPr>
+          <w:p>
+            <w:r>
+              <w:rPr>
+                <w:rFonts w:ascii="Times New Roman" w:hAnsi="Times New Roman"/>
+                <w:b w:val="0"/>
+                <w:i w:val="0"/>
+                <w:sz w:val="17"/>
+              </w:rPr>
+              <w:t>estruturado</w:t>
+            </w:r>
+          </w:p>
+        </w:tc>
+      </w:tr>
+      <w:tr>
+        <w:tc>
+          <w:tcPr>
+            <w:tcW w:type="dxa" w:w="1881"/>
+          </w:tcPr>
+          <w:p>
+            <w:r>
+              <w:rPr>
+                <w:rFonts w:ascii="Times New Roman" w:hAnsi="Times New Roman"/>
+                <w:b w:val="0"/>
+                <w:i w:val="0"/>
+                <w:sz w:val="17"/>
+              </w:rPr>
+              <w:t>Fadiga mental</w:t>
+            </w:r>
+          </w:p>
+        </w:tc>
+        <w:tc>
+          <w:tcPr>
+            <w:tcW w:type="dxa" w:w="1881"/>
+          </w:tcPr>
+          <w:p>
+            <w:r>
+              <w:rPr>
+                <w:rFonts w:ascii="Times New Roman" w:hAnsi="Times New Roman"/>
+                <w:b w:val="0"/>
+                <w:i w:val="0"/>
+                <w:sz w:val="17"/>
+              </w:rPr>
+              <w:t>+0,115</w:t>
+            </w:r>
+          </w:p>
+        </w:tc>
+        <w:tc>
+          <w:tcPr>
+            <w:tcW w:type="dxa" w:w="1881"/>
+          </w:tcPr>
+          <w:p>
+            <w:r>
+              <w:rPr>
+                <w:rFonts w:ascii="Times New Roman" w:hAnsi="Times New Roman"/>
+                <w:b w:val="0"/>
+                <w:i w:val="0"/>
+                <w:sz w:val="17"/>
+              </w:rPr>
+              <w:t>0,107</w:t>
+            </w:r>
+          </w:p>
+        </w:tc>
+        <w:tc>
+          <w:tcPr>
+            <w:tcW w:type="dxa" w:w="1881"/>
+          </w:tcPr>
+          <w:p>
+            <w:r>
+              <w:rPr>
+                <w:rFonts w:ascii="Times New Roman" w:hAnsi="Times New Roman"/>
+                <w:b w:val="0"/>
+                <w:i w:val="0"/>
+                <w:sz w:val="17"/>
+              </w:rPr>
+              <w:t>-0,02</w:t>
+            </w:r>
+          </w:p>
+        </w:tc>
+        <w:tc>
+          <w:tcPr>
+            <w:tcW w:type="dxa" w:w="1881"/>
+          </w:tcPr>
+          <w:p>
+            <w:r>
+              <w:rPr>
+                <w:rFonts w:ascii="Times New Roman" w:hAnsi="Times New Roman"/>
+                <w:b w:val="0"/>
+                <w:i w:val="0"/>
+                <w:sz w:val="17"/>
+              </w:rPr>
+              <w:t>branco</w:t>
+            </w:r>
+          </w:p>
+        </w:tc>
+      </w:tr>
+      <w:tr>
+        <w:tc>
+          <w:tcPr>
+            <w:tcW w:type="dxa" w:w="1881"/>
+          </w:tcPr>
+          <w:p>
+            <w:r>
+              <w:rPr>
+                <w:rFonts w:ascii="Times New Roman" w:hAnsi="Times New Roman"/>
+                <w:b w:val="0"/>
+                <w:i w:val="0"/>
+                <w:sz w:val="17"/>
+              </w:rPr>
+              <w:t>PTH/TMD</w:t>
+            </w:r>
+          </w:p>
+        </w:tc>
+        <w:tc>
+          <w:tcPr>
+            <w:tcW w:type="dxa" w:w="1881"/>
+          </w:tcPr>
+          <w:p>
+            <w:r>
+              <w:rPr>
+                <w:rFonts w:ascii="Times New Roman" w:hAnsi="Times New Roman"/>
+                <w:b w:val="0"/>
+                <w:i w:val="0"/>
+                <w:sz w:val="17"/>
+              </w:rPr>
+              <w:t>+0,554</w:t>
+            </w:r>
+          </w:p>
+        </w:tc>
+        <w:tc>
+          <w:tcPr>
+            <w:tcW w:type="dxa" w:w="1881"/>
+          </w:tcPr>
+          <w:p>
+            <w:r>
+              <w:rPr>
+                <w:rFonts w:ascii="Times New Roman" w:hAnsi="Times New Roman"/>
+                <w:b w:val="0"/>
+                <w:i w:val="0"/>
+                <w:sz w:val="17"/>
+              </w:rPr>
+              <w:t>1,291</w:t>
+            </w:r>
+          </w:p>
+        </w:tc>
+        <w:tc>
+          <w:tcPr>
+            <w:tcW w:type="dxa" w:w="1881"/>
+          </w:tcPr>
+          <w:p>
+            <w:r>
+              <w:rPr>
+                <w:rFonts w:ascii="Times New Roman" w:hAnsi="Times New Roman"/>
+                <w:b w:val="0"/>
+                <w:i w:val="0"/>
+                <w:sz w:val="17"/>
+              </w:rPr>
+              <w:t>-0,05</w:t>
+            </w:r>
+          </w:p>
+        </w:tc>
+        <w:tc>
+          <w:tcPr>
+            <w:tcW w:type="dxa" w:w="1881"/>
+          </w:tcPr>
+          <w:p>
+            <w:r>
+              <w:rPr>
+                <w:rFonts w:ascii="Times New Roman" w:hAnsi="Times New Roman"/>
+                <w:b w:val="0"/>
+                <w:i w:val="0"/>
+                <w:sz w:val="17"/>
+              </w:rPr>
+              <w:t>branco</w:t>
+            </w:r>
+          </w:p>
+        </w:tc>
+      </w:tr>
+    </w:tbl>
+    <w:p>
+      <w:pPr>
+        <w:spacing w:after="120" w:line="240" w:lineRule="auto"/>
+        <w:jc w:val="left"/>
+      </w:pPr>
+      <w:r>
+        <w:rPr>
+          <w:rFonts w:ascii="Times New Roman" w:hAnsi="Times New Roman"/>
+          <w:b w:val="0"/>
+          <w:i w:val="0"/>
+          <w:sz w:val="20"/>
+        </w:rPr>
+        <w:t>Fonte: Dados da pesquisa (2026).</w:t>
+      </w:r>
+    </w:p>
+    <w:p>
+      <w:pPr>
+        <w:spacing w:line="360" w:lineRule="auto"/>
+        <w:ind w:firstLine="709"/>
+        <w:jc w:val="both"/>
+      </w:pPr>
+      <w:r>
+        <w:rPr>
+          <w:rFonts w:ascii="Times New Roman" w:hAnsi="Times New Roman"/>
+          <w:b w:val="0"/>
+          <w:i w:val="0"/>
+          <w:sz w:val="24"/>
+        </w:rPr>
+        <w:t>O modelo de inclinação aleatória revela quão uniformemente os atletas se deterioram: a fadiga física apresenta a menor dispersão de inclinações (DP = 0,09/dia) — todos pioram praticamente no mesmo ritmo, o que a torna previsível —, ao passo que a PTH tem inclinações muito heterogêneas (DP = 1,29/dia), com atletas melhorando e outros piorando (Figura 6). A autocorrelação de lag-1 dos resíduos é próxima de zero na maioria das variáveis, indicando ruído essencialmente branco (erro de medida puro), o que valida a decomposição; a fadiga física é a exceção (ACF = −0,27), sugerindo leve reversão à média — parte de seu resíduo é flutuação lenta, não apenas erro.</w:t>
+      </w:r>
+    </w:p>
+    <w:p>
+      <w:pPr>
+        <w:spacing w:before="120" w:line="240" w:lineRule="auto"/>
+        <w:jc w:val="center"/>
+      </w:pPr>
+      <w:r>
+        <w:rPr>
+          <w:rFonts w:ascii="Times New Roman" w:hAnsi="Times New Roman"/>
+          <w:b w:val="0"/>
+          <w:i w:val="0"/>
+          <w:sz w:val="20"/>
+        </w:rPr>
+        <w:t>Figura 6 – Distribuição das inclinações individuais (unidade por dia) por variável — heterogeneidade do declínio entre atletas</w:t>
+      </w:r>
+    </w:p>
+    <w:p>
+      <w:pPr>
+        <w:jc w:val="center"/>
+      </w:pPr>
+      <w:r>
+        <w:drawing>
+          <wp:inline xmlns:a="http://schemas.openxmlformats.org/drawingml/2006/main" xmlns:pic="http://schemas.openxmlformats.org/drawingml/2006/picture">
+            <wp:extent cx="4937760" cy="2777490"/>
+            <wp:docPr id="15" name="Picture 15"/>
+            <wp:cNvGraphicFramePr>
+              <a:graphicFrameLocks noChangeAspect="1"/>
+            </wp:cNvGraphicFramePr>
+            <a:graphic>
+              <a:graphicData uri="http://schemas.openxmlformats.org/drawingml/2006/picture">
+                <pic:pic>
+                  <pic:nvPicPr>
+                    <pic:cNvPr id="0" name="x_slopes.png"/>
+                    <pic:cNvPicPr/>
+                  </pic:nvPicPr>
+                  <pic:blipFill>
+                    <a:blip r:embed="rId23"/>
+                    <a:stretch>
+                      <a:fillRect/>
+                    </a:stretch>
+                  </pic:blipFill>
+                  <pic:spPr>
+                    <a:xfrm>
+                      <a:off x="0" y="0"/>
+                      <a:ext cx="4937760" cy="2777490"/>
+                    </a:xfrm>
+                    <a:prstGeom prst="rect"/>
+                  </pic:spPr>
+                </pic:pic>
+              </a:graphicData>
+            </a:graphic>
+          </wp:inline>
+        </w:drawing>
+      </w:r>
+    </w:p>
+    <w:p>
+      <w:pPr>
+        <w:spacing w:after="120" w:line="240" w:lineRule="auto"/>
+        <w:jc w:val="center"/>
+      </w:pPr>
+      <w:r>
+        <w:rPr>
+          <w:rFonts w:ascii="Times New Roman" w:hAnsi="Times New Roman"/>
+          <w:b w:val="0"/>
+          <w:i w:val="0"/>
+          <w:sz w:val="20"/>
+        </w:rPr>
+        <w:t>Fonte: Elaborado pelos autores (2026).</w:t>
+      </w:r>
+    </w:p>
+    <w:p>
+      <w:pPr>
+        <w:spacing w:before="120" w:line="240" w:lineRule="auto"/>
+        <w:jc w:val="left"/>
+      </w:pPr>
+      <w:r>
+        <w:rPr>
+          <w:rFonts w:ascii="Times New Roman" w:hAnsi="Times New Roman"/>
+          <w:b w:val="0"/>
+          <w:i w:val="0"/>
+          <w:sz w:val="20"/>
+        </w:rPr>
+        <w:t>Tabela 11 – Mudança confiável por atleta (RCI): erro típico, mudança mínima detectável e proporção de atletas com mudança individual confiável (D1→D7)</w:t>
+      </w:r>
+    </w:p>
+    <w:tbl>
+      <w:tblPr>
+        <w:tblW w:type="auto" w:w="0"/>
+        <w:jc w:val="center"/>
+        <w:tblLook w:firstColumn="1" w:firstRow="1" w:lastColumn="0" w:lastRow="0" w:noHBand="0" w:noVBand="1" w:val="04A0"/>
+        <w:tblBorders>
+          <w:top w:val="single" w:sz="6" w:space="0" w:color="000000"/>
+          <w:bottom w:val="single" w:sz="6" w:space="0" w:color="000000"/>
+          <w:insideH w:val="single" w:sz="6" w:space="0" w:color="000000"/>
+          <w:left w:val="none"/>
+          <w:right w:val="none"/>
+          <w:insideV w:val="none"/>
+        </w:tblBorders>
+      </w:tblPr>
+      <w:tblGrid>
+        <w:gridCol w:w="2351"/>
+        <w:gridCol w:w="2351"/>
+        <w:gridCol w:w="2351"/>
+        <w:gridCol w:w="2351"/>
+      </w:tblGrid>
+      <w:tr>
+        <w:tc>
+          <w:tcPr>
+            <w:tcW w:type="dxa" w:w="2351"/>
+          </w:tcPr>
+          <w:p>
+            <w:r>
+              <w:rPr>
+                <w:rFonts w:ascii="Times New Roman" w:hAnsi="Times New Roman"/>
+                <w:b/>
+                <w:i w:val="0"/>
+                <w:sz w:val="17"/>
+              </w:rPr>
+              <w:t>Variável</w:t>
+            </w:r>
+          </w:p>
+        </w:tc>
+        <w:tc>
+          <w:tcPr>
+            <w:tcW w:type="dxa" w:w="2351"/>
+          </w:tcPr>
+          <w:p>
+            <w:r>
+              <w:rPr>
+                <w:rFonts w:ascii="Times New Roman" w:hAnsi="Times New Roman"/>
+                <w:b/>
+                <w:i w:val="0"/>
+                <w:sz w:val="17"/>
+              </w:rPr>
+              <w:t>ETM</w:t>
+            </w:r>
+          </w:p>
+        </w:tc>
+        <w:tc>
+          <w:tcPr>
+            <w:tcW w:type="dxa" w:w="2351"/>
+          </w:tcPr>
+          <w:p>
+            <w:r>
+              <w:rPr>
+                <w:rFonts w:ascii="Times New Roman" w:hAnsi="Times New Roman"/>
+                <w:b/>
+                <w:i w:val="0"/>
+                <w:sz w:val="17"/>
+              </w:rPr>
+              <w:t>MDC95</w:t>
+            </w:r>
+          </w:p>
+        </w:tc>
+        <w:tc>
+          <w:tcPr>
+            <w:tcW w:type="dxa" w:w="2351"/>
+          </w:tcPr>
+          <w:p>
+            <w:r>
+              <w:rPr>
+                <w:rFonts w:ascii="Times New Roman" w:hAnsi="Times New Roman"/>
+                <w:b/>
+                <w:i w:val="0"/>
+                <w:sz w:val="17"/>
+              </w:rPr>
+              <w:t>% atletas com mudança confiável</w:t>
+            </w:r>
+          </w:p>
+        </w:tc>
+      </w:tr>
+      <w:tr>
+        <w:tc>
+          <w:tcPr>
+            <w:tcW w:type="dxa" w:w="2351"/>
+          </w:tcPr>
+          <w:p>
+            <w:r>
+              <w:rPr>
+                <w:rFonts w:ascii="Times New Roman" w:hAnsi="Times New Roman"/>
+                <w:b w:val="0"/>
+                <w:i w:val="0"/>
+                <w:sz w:val="17"/>
+              </w:rPr>
+              <w:t>Vigor</w:t>
+            </w:r>
+          </w:p>
+        </w:tc>
+        <w:tc>
+          <w:tcPr>
+            <w:tcW w:type="dxa" w:w="2351"/>
+          </w:tcPr>
+          <w:p>
+            <w:r>
+              <w:rPr>
+                <w:rFonts w:ascii="Times New Roman" w:hAnsi="Times New Roman"/>
+                <w:b w:val="0"/>
+                <w:i w:val="0"/>
+                <w:sz w:val="17"/>
+              </w:rPr>
+              <w:t>2,19</w:t>
+            </w:r>
+          </w:p>
+        </w:tc>
+        <w:tc>
+          <w:tcPr>
+            <w:tcW w:type="dxa" w:w="2351"/>
+          </w:tcPr>
+          <w:p>
+            <w:r>
+              <w:rPr>
+                <w:rFonts w:ascii="Times New Roman" w:hAnsi="Times New Roman"/>
+                <w:b w:val="0"/>
+                <w:i w:val="0"/>
+                <w:sz w:val="17"/>
+              </w:rPr>
+              <w:t>6,08</w:t>
+            </w:r>
+          </w:p>
+        </w:tc>
+        <w:tc>
+          <w:tcPr>
+            <w:tcW w:type="dxa" w:w="2351"/>
+          </w:tcPr>
+          <w:p>
+            <w:r>
+              <w:rPr>
+                <w:rFonts w:ascii="Times New Roman" w:hAnsi="Times New Roman"/>
+                <w:b w:val="0"/>
+                <w:i w:val="0"/>
+                <w:sz w:val="17"/>
+              </w:rPr>
+              <w:t>14%</w:t>
+            </w:r>
+          </w:p>
+        </w:tc>
+      </w:tr>
+      <w:tr>
+        <w:tc>
+          <w:tcPr>
+            <w:tcW w:type="dxa" w:w="2351"/>
+          </w:tcPr>
+          <w:p>
+            <w:r>
+              <w:rPr>
+                <w:rFonts w:ascii="Times New Roman" w:hAnsi="Times New Roman"/>
+                <w:b w:val="0"/>
+                <w:i w:val="0"/>
+                <w:sz w:val="17"/>
+              </w:rPr>
+              <w:t>Fadiga BRUMS</w:t>
+            </w:r>
+          </w:p>
+        </w:tc>
+        <w:tc>
+          <w:tcPr>
+            <w:tcW w:type="dxa" w:w="2351"/>
+          </w:tcPr>
+          <w:p>
+            <w:r>
+              <w:rPr>
+                <w:rFonts w:ascii="Times New Roman" w:hAnsi="Times New Roman"/>
+                <w:b w:val="0"/>
+                <w:i w:val="0"/>
+                <w:sz w:val="17"/>
+              </w:rPr>
+              <w:t>2,64</w:t>
+            </w:r>
+          </w:p>
+        </w:tc>
+        <w:tc>
+          <w:tcPr>
+            <w:tcW w:type="dxa" w:w="2351"/>
+          </w:tcPr>
+          <w:p>
+            <w:r>
+              <w:rPr>
+                <w:rFonts w:ascii="Times New Roman" w:hAnsi="Times New Roman"/>
+                <w:b w:val="0"/>
+                <w:i w:val="0"/>
+                <w:sz w:val="17"/>
+              </w:rPr>
+              <w:t>7,31</w:t>
+            </w:r>
+          </w:p>
+        </w:tc>
+        <w:tc>
+          <w:tcPr>
+            <w:tcW w:type="dxa" w:w="2351"/>
+          </w:tcPr>
+          <w:p>
+            <w:r>
+              <w:rPr>
+                <w:rFonts w:ascii="Times New Roman" w:hAnsi="Times New Roman"/>
+                <w:b w:val="0"/>
+                <w:i w:val="0"/>
+                <w:sz w:val="17"/>
+              </w:rPr>
+              <w:t>19%</w:t>
+            </w:r>
+          </w:p>
+        </w:tc>
+      </w:tr>
+      <w:tr>
+        <w:tc>
+          <w:tcPr>
+            <w:tcW w:type="dxa" w:w="2351"/>
+          </w:tcPr>
+          <w:p>
+            <w:r>
+              <w:rPr>
+                <w:rFonts w:ascii="Times New Roman" w:hAnsi="Times New Roman"/>
+                <w:b w:val="0"/>
+                <w:i w:val="0"/>
+                <w:sz w:val="17"/>
+              </w:rPr>
+              <w:t>Fadiga física</w:t>
+            </w:r>
+          </w:p>
+        </w:tc>
+        <w:tc>
+          <w:tcPr>
+            <w:tcW w:type="dxa" w:w="2351"/>
+          </w:tcPr>
+          <w:p>
+            <w:r>
+              <w:rPr>
+                <w:rFonts w:ascii="Times New Roman" w:hAnsi="Times New Roman"/>
+                <w:b w:val="0"/>
+                <w:i w:val="0"/>
+                <w:sz w:val="17"/>
+              </w:rPr>
+              <w:t>1,81</w:t>
+            </w:r>
+          </w:p>
+        </w:tc>
+        <w:tc>
+          <w:tcPr>
+            <w:tcW w:type="dxa" w:w="2351"/>
+          </w:tcPr>
+          <w:p>
+            <w:r>
+              <w:rPr>
+                <w:rFonts w:ascii="Times New Roman" w:hAnsi="Times New Roman"/>
+                <w:b w:val="0"/>
+                <w:i w:val="0"/>
+                <w:sz w:val="17"/>
+              </w:rPr>
+              <w:t>5,01</w:t>
+            </w:r>
+          </w:p>
+        </w:tc>
+        <w:tc>
+          <w:tcPr>
+            <w:tcW w:type="dxa" w:w="2351"/>
+          </w:tcPr>
+          <w:p>
+            <w:r>
+              <w:rPr>
+                <w:rFonts w:ascii="Times New Roman" w:hAnsi="Times New Roman"/>
+                <w:b w:val="0"/>
+                <w:i w:val="0"/>
+                <w:sz w:val="17"/>
+              </w:rPr>
+              <w:t>10%</w:t>
+            </w:r>
+          </w:p>
+        </w:tc>
+      </w:tr>
+      <w:tr>
+        <w:tc>
+          <w:tcPr>
+            <w:tcW w:type="dxa" w:w="2351"/>
+          </w:tcPr>
+          <w:p>
+            <w:r>
+              <w:rPr>
+                <w:rFonts w:ascii="Times New Roman" w:hAnsi="Times New Roman"/>
+                <w:b w:val="0"/>
+                <w:i w:val="0"/>
+                <w:sz w:val="17"/>
+              </w:rPr>
+              <w:t>Fadiga mental</w:t>
+            </w:r>
+          </w:p>
+        </w:tc>
+        <w:tc>
+          <w:tcPr>
+            <w:tcW w:type="dxa" w:w="2351"/>
+          </w:tcPr>
+          <w:p>
+            <w:r>
+              <w:rPr>
+                <w:rFonts w:ascii="Times New Roman" w:hAnsi="Times New Roman"/>
+                <w:b w:val="0"/>
+                <w:i w:val="0"/>
+                <w:sz w:val="17"/>
+              </w:rPr>
+              <w:t>1,59</w:t>
+            </w:r>
+          </w:p>
+        </w:tc>
+        <w:tc>
+          <w:tcPr>
+            <w:tcW w:type="dxa" w:w="2351"/>
+          </w:tcPr>
+          <w:p>
+            <w:r>
+              <w:rPr>
+                <w:rFonts w:ascii="Times New Roman" w:hAnsi="Times New Roman"/>
+                <w:b w:val="0"/>
+                <w:i w:val="0"/>
+                <w:sz w:val="17"/>
+              </w:rPr>
+              <w:t>4,42</w:t>
+            </w:r>
+          </w:p>
+        </w:tc>
+        <w:tc>
+          <w:tcPr>
+            <w:tcW w:type="dxa" w:w="2351"/>
+          </w:tcPr>
+          <w:p>
+            <w:r>
+              <w:rPr>
+                <w:rFonts w:ascii="Times New Roman" w:hAnsi="Times New Roman"/>
+                <w:b w:val="0"/>
+                <w:i w:val="0"/>
+                <w:sz w:val="17"/>
+              </w:rPr>
+              <w:t>0%</w:t>
+            </w:r>
+          </w:p>
+        </w:tc>
+      </w:tr>
+      <w:tr>
+        <w:tc>
+          <w:tcPr>
+            <w:tcW w:type="dxa" w:w="2351"/>
+          </w:tcPr>
+          <w:p>
+            <w:r>
+              <w:rPr>
+                <w:rFonts w:ascii="Times New Roman" w:hAnsi="Times New Roman"/>
+                <w:b w:val="0"/>
+                <w:i w:val="0"/>
+                <w:sz w:val="17"/>
+              </w:rPr>
+              <w:t>PTH/TMD</w:t>
+            </w:r>
+          </w:p>
+        </w:tc>
+        <w:tc>
+          <w:tcPr>
+            <w:tcW w:type="dxa" w:w="2351"/>
+          </w:tcPr>
+          <w:p>
+            <w:r>
+              <w:rPr>
+                <w:rFonts w:ascii="Times New Roman" w:hAnsi="Times New Roman"/>
+                <w:b w:val="0"/>
+                <w:i w:val="0"/>
+                <w:sz w:val="17"/>
+              </w:rPr>
+              <w:t>6,47</w:t>
+            </w:r>
+          </w:p>
+        </w:tc>
+        <w:tc>
+          <w:tcPr>
+            <w:tcW w:type="dxa" w:w="2351"/>
+          </w:tcPr>
+          <w:p>
+            <w:r>
+              <w:rPr>
+                <w:rFonts w:ascii="Times New Roman" w:hAnsi="Times New Roman"/>
+                <w:b w:val="0"/>
+                <w:i w:val="0"/>
+                <w:sz w:val="17"/>
+              </w:rPr>
+              <w:t>17,92</w:t>
+            </w:r>
+          </w:p>
+        </w:tc>
+        <w:tc>
+          <w:tcPr>
+            <w:tcW w:type="dxa" w:w="2351"/>
+          </w:tcPr>
+          <w:p>
+            <w:r>
+              <w:rPr>
+                <w:rFonts w:ascii="Times New Roman" w:hAnsi="Times New Roman"/>
+                <w:b w:val="0"/>
+                <w:i w:val="0"/>
+                <w:sz w:val="17"/>
+              </w:rPr>
+              <w:t>14%</w:t>
+            </w:r>
+          </w:p>
+        </w:tc>
+      </w:tr>
+    </w:tbl>
+    <w:p>
+      <w:pPr>
+        <w:spacing w:after="120" w:line="240" w:lineRule="auto"/>
+        <w:jc w:val="left"/>
+      </w:pPr>
+      <w:r>
+        <w:rPr>
+          <w:rFonts w:ascii="Times New Roman" w:hAnsi="Times New Roman"/>
+          <w:b w:val="0"/>
+          <w:i w:val="0"/>
+          <w:sz w:val="20"/>
+        </w:rPr>
+        <w:t>Fonte: Dados da pesquisa (2026).</w:t>
+      </w:r>
+    </w:p>
+    <w:p>
+      <w:pPr>
+        <w:spacing w:line="360" w:lineRule="auto"/>
+        <w:ind w:firstLine="709"/>
+        <w:jc w:val="both"/>
+      </w:pPr>
+      <w:r>
+        <w:rPr>
+          <w:rFonts w:ascii="Times New Roman" w:hAnsi="Times New Roman"/>
+          <w:b w:val="0"/>
+          <w:i w:val="0"/>
+          <w:sz w:val="24"/>
+        </w:rPr>
+        <w:t>No nível individual, a proporção de atletas cuja mudança da linha de base ao último dia supera o limiar de ruído (|RCI| &gt; 1,96) é baixa — fadiga do BRUMS 19%, vigor e PTH 14%, fadiga física 10% e fadiga mental 0% —, o que confirma, por um índice per capita, que uma única coleta é insuficiente para a decisão individual confiável, reforçando o uso de médias de coletas. Por fim, a análise de componentes principais das seis subescalas (Gráfico 10) mostra que o humor é essencialmente bidimensional: o primeiro componente explica 40% e o segundo 23% da variância (63% acumulados), correspondendo ao eixo energia–fadiga e a um eixo de afeto negativo — ou seja, o "sinal" do humor concentra-se em poucas dimensões, e o monitoramento pode focar-se nelas.</w:t>
+      </w:r>
+    </w:p>
+    <w:p>
+      <w:pPr>
+        <w:spacing w:before="120" w:line="240" w:lineRule="auto"/>
+        <w:jc w:val="center"/>
+      </w:pPr>
+      <w:r>
+        <w:rPr>
+          <w:rFonts w:ascii="Times New Roman" w:hAnsi="Times New Roman"/>
+          <w:b w:val="0"/>
+          <w:i w:val="0"/>
+          <w:sz w:val="20"/>
+        </w:rPr>
+        <w:t>Gráfico 10 – Variância explicada pelos componentes principais das seis subescalas do BRUMS (barras) e variância acumulada (linha)</w:t>
+      </w:r>
+    </w:p>
+    <w:p>
+      <w:pPr>
+        <w:jc w:val="center"/>
+      </w:pPr>
+      <w:r>
+        <w:drawing>
+          <wp:inline xmlns:a="http://schemas.openxmlformats.org/drawingml/2006/main" xmlns:pic="http://schemas.openxmlformats.org/drawingml/2006/picture">
+            <wp:extent cx="4572000" cy="2571750"/>
+            <wp:docPr id="16" name="Picture 16"/>
+            <wp:cNvGraphicFramePr>
+              <a:graphicFrameLocks noChangeAspect="1"/>
+            </wp:cNvGraphicFramePr>
+            <a:graphic>
+              <a:graphicData uri="http://schemas.openxmlformats.org/drawingml/2006/picture">
+                <pic:pic>
+                  <pic:nvPicPr>
+                    <pic:cNvPr id="0" name="x_pca.png"/>
+                    <pic:cNvPicPr/>
+                  </pic:nvPicPr>
+                  <pic:blipFill>
+                    <a:blip r:embed="rId24"/>
+                    <a:stretch>
+                      <a:fillRect/>
+                    </a:stretch>
+                  </pic:blipFill>
+                  <pic:spPr>
+                    <a:xfrm>
+                      <a:off x="0" y="0"/>
+                      <a:ext cx="4572000" cy="2571750"/>
                     </a:xfrm>
                     <a:prstGeom prst="rect"/>
                   </pic:spPr>

--- a/Artigos/Perfil_Humor_Semana_PreTemporada_ABNT.docx
+++ b/Artigos/Perfil_Humor_Semana_PreTemporada_ABNT.docx
@@ -8625,6 +8625,1029 @@
           <w:sz w:val="20"/>
         </w:rPr>
         <w:t>Fonte: Elaborado pelos autores (2026).</w:t>
+      </w:r>
+    </w:p>
+    <w:p>
+      <w:pPr>
+        <w:spacing w:before="120" w:after="40"/>
+        <w:jc w:val="left"/>
+      </w:pPr>
+      <w:r>
+        <w:rPr>
+          <w:rFonts w:ascii="Times New Roman" w:hAnsi="Times New Roman"/>
+          <w:b/>
+          <w:i w:val="0"/>
+          <w:sz w:val="24"/>
+        </w:rPr>
+        <w:t>4.10 Confiabilidade interna das subescalas (α de Cronbach e ω de McDonald)</w:t>
+      </w:r>
+    </w:p>
+    <w:p>
+      <w:pPr>
+        <w:spacing w:before="120" w:line="240" w:lineRule="auto"/>
+        <w:jc w:val="left"/>
+      </w:pPr>
+      <w:r>
+        <w:rPr>
+          <w:rFonts w:ascii="Times New Roman" w:hAnsi="Times New Roman"/>
+          <w:b w:val="0"/>
+          <w:i w:val="0"/>
+          <w:sz w:val="20"/>
+        </w:rPr>
+        <w:t>Tabela 12 – Confiabilidade (consistência interna) das seis subescalas do BRUMS</w:t>
+      </w:r>
+    </w:p>
+    <w:tbl>
+      <w:tblPr>
+        <w:tblW w:type="auto" w:w="0"/>
+        <w:jc w:val="center"/>
+        <w:tblLook w:firstColumn="1" w:firstRow="1" w:lastColumn="0" w:lastRow="0" w:noHBand="0" w:noVBand="1" w:val="04A0"/>
+        <w:tblBorders>
+          <w:top w:val="single" w:sz="6" w:space="0" w:color="000000"/>
+          <w:bottom w:val="single" w:sz="6" w:space="0" w:color="000000"/>
+          <w:insideH w:val="single" w:sz="6" w:space="0" w:color="000000"/>
+          <w:left w:val="none"/>
+          <w:right w:val="none"/>
+          <w:insideV w:val="none"/>
+        </w:tblBorders>
+      </w:tblPr>
+      <w:tblGrid>
+        <w:gridCol w:w="1881"/>
+        <w:gridCol w:w="1881"/>
+        <w:gridCol w:w="1881"/>
+        <w:gridCol w:w="1881"/>
+        <w:gridCol w:w="1881"/>
+      </w:tblGrid>
+      <w:tr>
+        <w:tc>
+          <w:tcPr>
+            <w:tcW w:type="dxa" w:w="1881"/>
+          </w:tcPr>
+          <w:p>
+            <w:r>
+              <w:rPr>
+                <w:rFonts w:ascii="Times New Roman" w:hAnsi="Times New Roman"/>
+                <w:b/>
+                <w:i w:val="0"/>
+                <w:sz w:val="17"/>
+              </w:rPr>
+              <w:t>Subescala</w:t>
+            </w:r>
+          </w:p>
+        </w:tc>
+        <w:tc>
+          <w:tcPr>
+            <w:tcW w:type="dxa" w:w="1881"/>
+          </w:tcPr>
+          <w:p>
+            <w:r>
+              <w:rPr>
+                <w:rFonts w:ascii="Times New Roman" w:hAnsi="Times New Roman"/>
+                <w:b/>
+                <w:i w:val="0"/>
+                <w:sz w:val="17"/>
+              </w:rPr>
+              <w:t>Nº itens</w:t>
+            </w:r>
+          </w:p>
+        </w:tc>
+        <w:tc>
+          <w:tcPr>
+            <w:tcW w:type="dxa" w:w="1881"/>
+          </w:tcPr>
+          <w:p>
+            <w:r>
+              <w:rPr>
+                <w:rFonts w:ascii="Times New Roman" w:hAnsi="Times New Roman"/>
+                <w:b/>
+                <w:i w:val="0"/>
+                <w:sz w:val="17"/>
+              </w:rPr>
+              <w:t>α de Cronbach</w:t>
+            </w:r>
+          </w:p>
+        </w:tc>
+        <w:tc>
+          <w:tcPr>
+            <w:tcW w:type="dxa" w:w="1881"/>
+          </w:tcPr>
+          <w:p>
+            <w:r>
+              <w:rPr>
+                <w:rFonts w:ascii="Times New Roman" w:hAnsi="Times New Roman"/>
+                <w:b/>
+                <w:i w:val="0"/>
+                <w:sz w:val="17"/>
+              </w:rPr>
+              <w:t>ω de McDonald</w:t>
+            </w:r>
+          </w:p>
+        </w:tc>
+        <w:tc>
+          <w:tcPr>
+            <w:tcW w:type="dxa" w:w="1881"/>
+          </w:tcPr>
+          <w:p>
+            <w:r>
+              <w:rPr>
+                <w:rFonts w:ascii="Times New Roman" w:hAnsi="Times New Roman"/>
+                <w:b/>
+                <w:i w:val="0"/>
+                <w:sz w:val="17"/>
+              </w:rPr>
+              <w:t>r̄ inter-itens</w:t>
+            </w:r>
+          </w:p>
+        </w:tc>
+      </w:tr>
+      <w:tr>
+        <w:tc>
+          <w:tcPr>
+            <w:tcW w:type="dxa" w:w="1881"/>
+          </w:tcPr>
+          <w:p>
+            <w:r>
+              <w:rPr>
+                <w:rFonts w:ascii="Times New Roman" w:hAnsi="Times New Roman"/>
+                <w:b w:val="0"/>
+                <w:i w:val="0"/>
+                <w:sz w:val="17"/>
+              </w:rPr>
+              <w:t>Tensão</w:t>
+            </w:r>
+          </w:p>
+        </w:tc>
+        <w:tc>
+          <w:tcPr>
+            <w:tcW w:type="dxa" w:w="1881"/>
+          </w:tcPr>
+          <w:p>
+            <w:r>
+              <w:rPr>
+                <w:rFonts w:ascii="Times New Roman" w:hAnsi="Times New Roman"/>
+                <w:b w:val="0"/>
+                <w:i w:val="0"/>
+                <w:sz w:val="17"/>
+              </w:rPr>
+              <w:t>4</w:t>
+            </w:r>
+          </w:p>
+        </w:tc>
+        <w:tc>
+          <w:tcPr>
+            <w:tcW w:type="dxa" w:w="1881"/>
+          </w:tcPr>
+          <w:p>
+            <w:r>
+              <w:rPr>
+                <w:rFonts w:ascii="Times New Roman" w:hAnsi="Times New Roman"/>
+                <w:b w:val="0"/>
+                <w:i w:val="0"/>
+                <w:sz w:val="17"/>
+              </w:rPr>
+              <w:t>0,43</w:t>
+            </w:r>
+          </w:p>
+        </w:tc>
+        <w:tc>
+          <w:tcPr>
+            <w:tcW w:type="dxa" w:w="1881"/>
+          </w:tcPr>
+          <w:p>
+            <w:r>
+              <w:rPr>
+                <w:rFonts w:ascii="Times New Roman" w:hAnsi="Times New Roman"/>
+                <w:b w:val="0"/>
+                <w:i w:val="0"/>
+                <w:sz w:val="17"/>
+              </w:rPr>
+              <w:t>0,69</w:t>
+            </w:r>
+          </w:p>
+        </w:tc>
+        <w:tc>
+          <w:tcPr>
+            <w:tcW w:type="dxa" w:w="1881"/>
+          </w:tcPr>
+          <w:p>
+            <w:r>
+              <w:rPr>
+                <w:rFonts w:ascii="Times New Roman" w:hAnsi="Times New Roman"/>
+                <w:b w:val="0"/>
+                <w:i w:val="0"/>
+                <w:sz w:val="17"/>
+              </w:rPr>
+              <w:t>0,16</w:t>
+            </w:r>
+          </w:p>
+        </w:tc>
+      </w:tr>
+      <w:tr>
+        <w:tc>
+          <w:tcPr>
+            <w:tcW w:type="dxa" w:w="1881"/>
+          </w:tcPr>
+          <w:p>
+            <w:r>
+              <w:rPr>
+                <w:rFonts w:ascii="Times New Roman" w:hAnsi="Times New Roman"/>
+                <w:b w:val="0"/>
+                <w:i w:val="0"/>
+                <w:sz w:val="17"/>
+              </w:rPr>
+              <w:t>Depressão</w:t>
+            </w:r>
+          </w:p>
+        </w:tc>
+        <w:tc>
+          <w:tcPr>
+            <w:tcW w:type="dxa" w:w="1881"/>
+          </w:tcPr>
+          <w:p>
+            <w:r>
+              <w:rPr>
+                <w:rFonts w:ascii="Times New Roman" w:hAnsi="Times New Roman"/>
+                <w:b w:val="0"/>
+                <w:i w:val="0"/>
+                <w:sz w:val="17"/>
+              </w:rPr>
+              <w:t>4</w:t>
+            </w:r>
+          </w:p>
+        </w:tc>
+        <w:tc>
+          <w:tcPr>
+            <w:tcW w:type="dxa" w:w="1881"/>
+          </w:tcPr>
+          <w:p>
+            <w:r>
+              <w:rPr>
+                <w:rFonts w:ascii="Times New Roman" w:hAnsi="Times New Roman"/>
+                <w:b w:val="0"/>
+                <w:i w:val="0"/>
+                <w:sz w:val="17"/>
+              </w:rPr>
+              <w:t>0,85</w:t>
+            </w:r>
+          </w:p>
+        </w:tc>
+        <w:tc>
+          <w:tcPr>
+            <w:tcW w:type="dxa" w:w="1881"/>
+          </w:tcPr>
+          <w:p>
+            <w:r>
+              <w:rPr>
+                <w:rFonts w:ascii="Times New Roman" w:hAnsi="Times New Roman"/>
+                <w:b w:val="0"/>
+                <w:i w:val="0"/>
+                <w:sz w:val="17"/>
+              </w:rPr>
+              <w:t>0,91</w:t>
+            </w:r>
+          </w:p>
+        </w:tc>
+        <w:tc>
+          <w:tcPr>
+            <w:tcW w:type="dxa" w:w="1881"/>
+          </w:tcPr>
+          <w:p>
+            <w:r>
+              <w:rPr>
+                <w:rFonts w:ascii="Times New Roman" w:hAnsi="Times New Roman"/>
+                <w:b w:val="0"/>
+                <w:i w:val="0"/>
+                <w:sz w:val="17"/>
+              </w:rPr>
+              <w:t>0,63</w:t>
+            </w:r>
+          </w:p>
+        </w:tc>
+      </w:tr>
+      <w:tr>
+        <w:tc>
+          <w:tcPr>
+            <w:tcW w:type="dxa" w:w="1881"/>
+          </w:tcPr>
+          <w:p>
+            <w:r>
+              <w:rPr>
+                <w:rFonts w:ascii="Times New Roman" w:hAnsi="Times New Roman"/>
+                <w:b w:val="0"/>
+                <w:i w:val="0"/>
+                <w:sz w:val="17"/>
+              </w:rPr>
+              <w:t>Raiva</w:t>
+            </w:r>
+          </w:p>
+        </w:tc>
+        <w:tc>
+          <w:tcPr>
+            <w:tcW w:type="dxa" w:w="1881"/>
+          </w:tcPr>
+          <w:p>
+            <w:r>
+              <w:rPr>
+                <w:rFonts w:ascii="Times New Roman" w:hAnsi="Times New Roman"/>
+                <w:b w:val="0"/>
+                <w:i w:val="0"/>
+                <w:sz w:val="17"/>
+              </w:rPr>
+              <w:t>4</w:t>
+            </w:r>
+          </w:p>
+        </w:tc>
+        <w:tc>
+          <w:tcPr>
+            <w:tcW w:type="dxa" w:w="1881"/>
+          </w:tcPr>
+          <w:p>
+            <w:r>
+              <w:rPr>
+                <w:rFonts w:ascii="Times New Roman" w:hAnsi="Times New Roman"/>
+                <w:b w:val="0"/>
+                <w:i w:val="0"/>
+                <w:sz w:val="17"/>
+              </w:rPr>
+              <w:t>0,87</w:t>
+            </w:r>
+          </w:p>
+        </w:tc>
+        <w:tc>
+          <w:tcPr>
+            <w:tcW w:type="dxa" w:w="1881"/>
+          </w:tcPr>
+          <w:p>
+            <w:r>
+              <w:rPr>
+                <w:rFonts w:ascii="Times New Roman" w:hAnsi="Times New Roman"/>
+                <w:b w:val="0"/>
+                <w:i w:val="0"/>
+                <w:sz w:val="17"/>
+              </w:rPr>
+              <w:t>0,91</w:t>
+            </w:r>
+          </w:p>
+        </w:tc>
+        <w:tc>
+          <w:tcPr>
+            <w:tcW w:type="dxa" w:w="1881"/>
+          </w:tcPr>
+          <w:p>
+            <w:r>
+              <w:rPr>
+                <w:rFonts w:ascii="Times New Roman" w:hAnsi="Times New Roman"/>
+                <w:b w:val="0"/>
+                <w:i w:val="0"/>
+                <w:sz w:val="17"/>
+              </w:rPr>
+              <w:t>0,62</w:t>
+            </w:r>
+          </w:p>
+        </w:tc>
+      </w:tr>
+      <w:tr>
+        <w:tc>
+          <w:tcPr>
+            <w:tcW w:type="dxa" w:w="1881"/>
+          </w:tcPr>
+          <w:p>
+            <w:r>
+              <w:rPr>
+                <w:rFonts w:ascii="Times New Roman" w:hAnsi="Times New Roman"/>
+                <w:b w:val="0"/>
+                <w:i w:val="0"/>
+                <w:sz w:val="17"/>
+              </w:rPr>
+              <w:t>Vigor</w:t>
+            </w:r>
+          </w:p>
+        </w:tc>
+        <w:tc>
+          <w:tcPr>
+            <w:tcW w:type="dxa" w:w="1881"/>
+          </w:tcPr>
+          <w:p>
+            <w:r>
+              <w:rPr>
+                <w:rFonts w:ascii="Times New Roman" w:hAnsi="Times New Roman"/>
+                <w:b w:val="0"/>
+                <w:i w:val="0"/>
+                <w:sz w:val="17"/>
+              </w:rPr>
+              <w:t>4</w:t>
+            </w:r>
+          </w:p>
+        </w:tc>
+        <w:tc>
+          <w:tcPr>
+            <w:tcW w:type="dxa" w:w="1881"/>
+          </w:tcPr>
+          <w:p>
+            <w:r>
+              <w:rPr>
+                <w:rFonts w:ascii="Times New Roman" w:hAnsi="Times New Roman"/>
+                <w:b w:val="0"/>
+                <w:i w:val="0"/>
+                <w:sz w:val="17"/>
+              </w:rPr>
+              <w:t>0,68</w:t>
+            </w:r>
+          </w:p>
+        </w:tc>
+        <w:tc>
+          <w:tcPr>
+            <w:tcW w:type="dxa" w:w="1881"/>
+          </w:tcPr>
+          <w:p>
+            <w:r>
+              <w:rPr>
+                <w:rFonts w:ascii="Times New Roman" w:hAnsi="Times New Roman"/>
+                <w:b w:val="0"/>
+                <w:i w:val="0"/>
+                <w:sz w:val="17"/>
+              </w:rPr>
+              <w:t>0,83</w:t>
+            </w:r>
+          </w:p>
+        </w:tc>
+        <w:tc>
+          <w:tcPr>
+            <w:tcW w:type="dxa" w:w="1881"/>
+          </w:tcPr>
+          <w:p>
+            <w:r>
+              <w:rPr>
+                <w:rFonts w:ascii="Times New Roman" w:hAnsi="Times New Roman"/>
+                <w:b w:val="0"/>
+                <w:i w:val="0"/>
+                <w:sz w:val="17"/>
+              </w:rPr>
+              <w:t>0,38</w:t>
+            </w:r>
+          </w:p>
+        </w:tc>
+      </w:tr>
+      <w:tr>
+        <w:tc>
+          <w:tcPr>
+            <w:tcW w:type="dxa" w:w="1881"/>
+          </w:tcPr>
+          <w:p>
+            <w:r>
+              <w:rPr>
+                <w:rFonts w:ascii="Times New Roman" w:hAnsi="Times New Roman"/>
+                <w:b w:val="0"/>
+                <w:i w:val="0"/>
+                <w:sz w:val="17"/>
+              </w:rPr>
+              <w:t>Fadiga</w:t>
+            </w:r>
+          </w:p>
+        </w:tc>
+        <w:tc>
+          <w:tcPr>
+            <w:tcW w:type="dxa" w:w="1881"/>
+          </w:tcPr>
+          <w:p>
+            <w:r>
+              <w:rPr>
+                <w:rFonts w:ascii="Times New Roman" w:hAnsi="Times New Roman"/>
+                <w:b w:val="0"/>
+                <w:i w:val="0"/>
+                <w:sz w:val="17"/>
+              </w:rPr>
+              <w:t>4</w:t>
+            </w:r>
+          </w:p>
+        </w:tc>
+        <w:tc>
+          <w:tcPr>
+            <w:tcW w:type="dxa" w:w="1881"/>
+          </w:tcPr>
+          <w:p>
+            <w:r>
+              <w:rPr>
+                <w:rFonts w:ascii="Times New Roman" w:hAnsi="Times New Roman"/>
+                <w:b w:val="0"/>
+                <w:i w:val="0"/>
+                <w:sz w:val="17"/>
+              </w:rPr>
+              <w:t>0,80</w:t>
+            </w:r>
+          </w:p>
+        </w:tc>
+        <w:tc>
+          <w:tcPr>
+            <w:tcW w:type="dxa" w:w="1881"/>
+          </w:tcPr>
+          <w:p>
+            <w:r>
+              <w:rPr>
+                <w:rFonts w:ascii="Times New Roman" w:hAnsi="Times New Roman"/>
+                <w:b w:val="0"/>
+                <w:i w:val="0"/>
+                <w:sz w:val="17"/>
+              </w:rPr>
+              <w:t>0,87</w:t>
+            </w:r>
+          </w:p>
+        </w:tc>
+        <w:tc>
+          <w:tcPr>
+            <w:tcW w:type="dxa" w:w="1881"/>
+          </w:tcPr>
+          <w:p>
+            <w:r>
+              <w:rPr>
+                <w:rFonts w:ascii="Times New Roman" w:hAnsi="Times New Roman"/>
+                <w:b w:val="0"/>
+                <w:i w:val="0"/>
+                <w:sz w:val="17"/>
+              </w:rPr>
+              <w:t>0,47</w:t>
+            </w:r>
+          </w:p>
+        </w:tc>
+      </w:tr>
+      <w:tr>
+        <w:tc>
+          <w:tcPr>
+            <w:tcW w:type="dxa" w:w="1881"/>
+          </w:tcPr>
+          <w:p>
+            <w:r>
+              <w:rPr>
+                <w:rFonts w:ascii="Times New Roman" w:hAnsi="Times New Roman"/>
+                <w:b w:val="0"/>
+                <w:i w:val="0"/>
+                <w:sz w:val="17"/>
+              </w:rPr>
+              <w:t>Confusão</w:t>
+            </w:r>
+          </w:p>
+        </w:tc>
+        <w:tc>
+          <w:tcPr>
+            <w:tcW w:type="dxa" w:w="1881"/>
+          </w:tcPr>
+          <w:p>
+            <w:r>
+              <w:rPr>
+                <w:rFonts w:ascii="Times New Roman" w:hAnsi="Times New Roman"/>
+                <w:b w:val="0"/>
+                <w:i w:val="0"/>
+                <w:sz w:val="17"/>
+              </w:rPr>
+              <w:t>4</w:t>
+            </w:r>
+          </w:p>
+        </w:tc>
+        <w:tc>
+          <w:tcPr>
+            <w:tcW w:type="dxa" w:w="1881"/>
+          </w:tcPr>
+          <w:p>
+            <w:r>
+              <w:rPr>
+                <w:rFonts w:ascii="Times New Roman" w:hAnsi="Times New Roman"/>
+                <w:b w:val="0"/>
+                <w:i w:val="0"/>
+                <w:sz w:val="17"/>
+              </w:rPr>
+              <w:t>0,65</w:t>
+            </w:r>
+          </w:p>
+        </w:tc>
+        <w:tc>
+          <w:tcPr>
+            <w:tcW w:type="dxa" w:w="1881"/>
+          </w:tcPr>
+          <w:p>
+            <w:r>
+              <w:rPr>
+                <w:rFonts w:ascii="Times New Roman" w:hAnsi="Times New Roman"/>
+                <w:b w:val="0"/>
+                <w:i w:val="0"/>
+                <w:sz w:val="17"/>
+              </w:rPr>
+              <w:t>0,79</w:t>
+            </w:r>
+          </w:p>
+        </w:tc>
+        <w:tc>
+          <w:tcPr>
+            <w:tcW w:type="dxa" w:w="1881"/>
+          </w:tcPr>
+          <w:p>
+            <w:r>
+              <w:rPr>
+                <w:rFonts w:ascii="Times New Roman" w:hAnsi="Times New Roman"/>
+                <w:b w:val="0"/>
+                <w:i w:val="0"/>
+                <w:sz w:val="17"/>
+              </w:rPr>
+              <w:t>0,32</w:t>
+            </w:r>
+          </w:p>
+        </w:tc>
+      </w:tr>
+    </w:tbl>
+    <w:p>
+      <w:pPr>
+        <w:spacing w:after="120" w:line="240" w:lineRule="auto"/>
+        <w:jc w:val="left"/>
+      </w:pPr>
+      <w:r>
+        <w:rPr>
+          <w:rFonts w:ascii="Times New Roman" w:hAnsi="Times New Roman"/>
+          <w:b w:val="0"/>
+          <w:i w:val="0"/>
+          <w:sz w:val="20"/>
+        </w:rPr>
+        <w:t>Fonte: Dados da pesquisa (2026).</w:t>
+      </w:r>
+    </w:p>
+    <w:p>
+      <w:pPr>
+        <w:spacing w:line="360" w:lineRule="auto"/>
+        <w:ind w:firstLine="709"/>
+        <w:jc w:val="both"/>
+      </w:pPr>
+      <w:r>
+        <w:rPr>
+          <w:rFonts w:ascii="Times New Roman" w:hAnsi="Times New Roman"/>
+          <w:b w:val="0"/>
+          <w:i w:val="0"/>
+          <w:sz w:val="24"/>
+        </w:rPr>
+        <w:t>A consistência interna das subescalas foi, em geral, adequada a boa, com o ω de McDonald — estimador menos enviesado que o α para poucos itens — variando de 0,69 a 0,91: excelente para depressão (0,91), raiva (0,91) e fadiga (0,87), e boa para vigor (0,83), confusão (0,79) e mesmo tensão (0,69). O α de Cronbach acompanha esse padrão, exceto na tensão (α = 0,43), cujo valor é rebaixado não por falha do construto, mas pelo forte efeito de piso (baixa variância e baixa correlação média inter-itens, r̄ = 0,16), como se vê ao contrastá-lo com o ω. Em conjunto, os escores das subescalas são suficientemente fidedignos para o monitoramento, com a ressalva de que a tensão deve ser lida com cautela neste contexto.</w:t>
+      </w:r>
+    </w:p>
+    <w:p>
+      <w:pPr>
+        <w:spacing w:before="120" w:after="40"/>
+        <w:jc w:val="left"/>
+      </w:pPr>
+      <w:r>
+        <w:rPr>
+          <w:rFonts w:ascii="Times New Roman" w:hAnsi="Times New Roman"/>
+          <w:b/>
+          <w:i w:val="0"/>
+          <w:sz w:val="24"/>
+        </w:rPr>
+        <w:t>4.11 Modelo misto multivariado do eixo energia–fadiga</w:t>
+      </w:r>
+    </w:p>
+    <w:p>
+      <w:pPr>
+        <w:spacing w:line="360" w:lineRule="auto"/>
+        <w:ind w:firstLine="709"/>
+        <w:jc w:val="both"/>
+      </w:pPr>
+      <w:r>
+        <w:rPr>
+          <w:rFonts w:ascii="Times New Roman" w:hAnsi="Times New Roman"/>
+          <w:b w:val="0"/>
+          <w:i w:val="0"/>
+          <w:sz w:val="24"/>
+        </w:rPr>
+        <w:t>O eixo energia–fadiga foi modelado conjuntamente (vigor, fadiga do BRUMS, fadiga física e fadiga mental; a PTH foi excluída por ser derivada dessas dimensões). A estrutura entre-atletas (Figura 7) confirma o eixo como dimensão de traço: o vigor correlaciona-se negativamente com as três fadigas (r = −0,27 a −0,38), enquanto a fadiga do BRUMS e a fadiga física correlacionam-se fortemente entre si (r = +0,74) — atletas mais fatigados numa dimensão tendem a sê-lo nas demais.</w:t>
+      </w:r>
+    </w:p>
+    <w:p>
+      <w:pPr>
+        <w:spacing w:before="120" w:line="240" w:lineRule="auto"/>
+        <w:jc w:val="center"/>
+      </w:pPr>
+      <w:r>
+        <w:rPr>
+          <w:rFonts w:ascii="Times New Roman" w:hAnsi="Times New Roman"/>
+          <w:b w:val="0"/>
+          <w:i w:val="0"/>
+          <w:sz w:val="20"/>
+        </w:rPr>
+        <w:t>Figura 7 – Correlações entre-atletas (nível de traço) das quatro variáveis do eixo energia–fadiga</w:t>
+      </w:r>
+    </w:p>
+    <w:p>
+      <w:pPr>
+        <w:jc w:val="center"/>
+      </w:pPr>
+      <w:r>
+        <w:drawing>
+          <wp:inline xmlns:a="http://schemas.openxmlformats.org/drawingml/2006/main" xmlns:pic="http://schemas.openxmlformats.org/drawingml/2006/picture">
+            <wp:extent cx="4389120" cy="3657600"/>
+            <wp:docPr id="17" name="Picture 17"/>
+            <wp:cNvGraphicFramePr>
+              <a:graphicFrameLocks noChangeAspect="1"/>
+            </wp:cNvGraphicFramePr>
+            <a:graphic>
+              <a:graphicData uri="http://schemas.openxmlformats.org/drawingml/2006/picture">
+                <pic:pic>
+                  <pic:nvPicPr>
+                    <pic:cNvPr id="0" name="x_trait_corr.png"/>
+                    <pic:cNvPicPr/>
+                  </pic:nvPicPr>
+                  <pic:blipFill>
+                    <a:blip r:embed="rId25"/>
+                    <a:stretch>
+                      <a:fillRect/>
+                    </a:stretch>
+                  </pic:blipFill>
+                  <pic:spPr>
+                    <a:xfrm>
+                      <a:off x="0" y="0"/>
+                      <a:ext cx="4389120" cy="3657600"/>
+                    </a:xfrm>
+                    <a:prstGeom prst="rect"/>
+                  </pic:spPr>
+                </pic:pic>
+              </a:graphicData>
+            </a:graphic>
+          </wp:inline>
+        </w:drawing>
+      </w:r>
+    </w:p>
+    <w:p>
+      <w:pPr>
+        <w:spacing w:after="120" w:line="240" w:lineRule="auto"/>
+        <w:jc w:val="center"/>
+      </w:pPr>
+      <w:r>
+        <w:rPr>
+          <w:rFonts w:ascii="Times New Roman" w:hAnsi="Times New Roman"/>
+          <w:b w:val="0"/>
+          <w:i w:val="0"/>
+          <w:sz w:val="20"/>
+        </w:rPr>
+        <w:t>Fonte: Elaborado pelos autores (2026).</w:t>
+      </w:r>
+    </w:p>
+    <w:p>
+      <w:pPr>
+        <w:spacing w:before="120" w:line="240" w:lineRule="auto"/>
+        <w:jc w:val="left"/>
+      </w:pPr>
+      <w:r>
+        <w:rPr>
+          <w:rFonts w:ascii="Times New Roman" w:hAnsi="Times New Roman"/>
+          <w:b w:val="0"/>
+          <w:i w:val="0"/>
+          <w:sz w:val="20"/>
+        </w:rPr>
+        <w:t>Tabela 13 – Testes multivariados do efeito do microciclo sobre o eixo energia–fadiga (quatro variáveis conjuntas)</w:t>
+      </w:r>
+    </w:p>
+    <w:tbl>
+      <w:tblPr>
+        <w:tblW w:type="auto" w:w="0"/>
+        <w:jc w:val="center"/>
+        <w:tblLook w:firstColumn="1" w:firstRow="1" w:lastColumn="0" w:lastRow="0" w:noHBand="0" w:noVBand="1" w:val="04A0"/>
+        <w:tblBorders>
+          <w:top w:val="single" w:sz="6" w:space="0" w:color="000000"/>
+          <w:bottom w:val="single" w:sz="6" w:space="0" w:color="000000"/>
+          <w:insideH w:val="single" w:sz="6" w:space="0" w:color="000000"/>
+          <w:left w:val="none"/>
+          <w:right w:val="none"/>
+          <w:insideV w:val="none"/>
+        </w:tblBorders>
+      </w:tblPr>
+      <w:tblGrid>
+        <w:gridCol w:w="3135"/>
+        <w:gridCol w:w="3135"/>
+        <w:gridCol w:w="3135"/>
+      </w:tblGrid>
+      <w:tr>
+        <w:tc>
+          <w:tcPr>
+            <w:tcW w:type="dxa" w:w="3135"/>
+          </w:tcPr>
+          <w:p>
+            <w:r>
+              <w:rPr>
+                <w:rFonts w:ascii="Times New Roman" w:hAnsi="Times New Roman"/>
+                <w:b/>
+                <w:i w:val="0"/>
+                <w:sz w:val="17"/>
+              </w:rPr>
+              <w:t>Teste</w:t>
+            </w:r>
+          </w:p>
+        </w:tc>
+        <w:tc>
+          <w:tcPr>
+            <w:tcW w:type="dxa" w:w="3135"/>
+          </w:tcPr>
+          <w:p>
+            <w:r>
+              <w:rPr>
+                <w:rFonts w:ascii="Times New Roman" w:hAnsi="Times New Roman"/>
+                <w:b/>
+                <w:i w:val="0"/>
+                <w:sz w:val="17"/>
+              </w:rPr>
+              <w:t>Estatística</w:t>
+            </w:r>
+          </w:p>
+        </w:tc>
+        <w:tc>
+          <w:tcPr>
+            <w:tcW w:type="dxa" w:w="3135"/>
+          </w:tcPr>
+          <w:p>
+            <w:r>
+              <w:rPr>
+                <w:rFonts w:ascii="Times New Roman" w:hAnsi="Times New Roman"/>
+                <w:b/>
+                <w:i w:val="0"/>
+                <w:sz w:val="17"/>
+              </w:rPr>
+              <w:t>p</w:t>
+            </w:r>
+          </w:p>
+        </w:tc>
+      </w:tr>
+      <w:tr>
+        <w:tc>
+          <w:tcPr>
+            <w:tcW w:type="dxa" w:w="3135"/>
+          </w:tcPr>
+          <w:p>
+            <w:r>
+              <w:rPr>
+                <w:rFonts w:ascii="Times New Roman" w:hAnsi="Times New Roman"/>
+                <w:b w:val="0"/>
+                <w:i w:val="0"/>
+                <w:sz w:val="17"/>
+              </w:rPr>
+              <w:t>Modelo misto multivariado — efeito conjunto do dia (LRT)</w:t>
+            </w:r>
+          </w:p>
+        </w:tc>
+        <w:tc>
+          <w:tcPr>
+            <w:tcW w:type="dxa" w:w="3135"/>
+          </w:tcPr>
+          <w:p>
+            <w:r>
+              <w:rPr>
+                <w:rFonts w:ascii="Times New Roman" w:hAnsi="Times New Roman"/>
+                <w:b w:val="0"/>
+                <w:i w:val="0"/>
+                <w:sz w:val="17"/>
+              </w:rPr>
+              <w:t>χ²(4) = 109,1</w:t>
+            </w:r>
+          </w:p>
+        </w:tc>
+        <w:tc>
+          <w:tcPr>
+            <w:tcW w:type="dxa" w:w="3135"/>
+          </w:tcPr>
+          <w:p>
+            <w:r>
+              <w:rPr>
+                <w:rFonts w:ascii="Times New Roman" w:hAnsi="Times New Roman"/>
+                <w:b w:val="0"/>
+                <w:i w:val="0"/>
+                <w:sz w:val="17"/>
+              </w:rPr>
+              <w:t>p &lt; 0,001</w:t>
+            </w:r>
+          </w:p>
+        </w:tc>
+      </w:tr>
+      <w:tr>
+        <w:tc>
+          <w:tcPr>
+            <w:tcW w:type="dxa" w:w="3135"/>
+          </w:tcPr>
+          <w:p>
+            <w:r>
+              <w:rPr>
+                <w:rFonts w:ascii="Times New Roman" w:hAnsi="Times New Roman"/>
+                <w:b w:val="0"/>
+                <w:i w:val="0"/>
+                <w:sz w:val="17"/>
+              </w:rPr>
+              <w:t>Hotelling T² — Dia 1 vs Dia 7 (multivariado pareado)</w:t>
+            </w:r>
+          </w:p>
+        </w:tc>
+        <w:tc>
+          <w:tcPr>
+            <w:tcW w:type="dxa" w:w="3135"/>
+          </w:tcPr>
+          <w:p>
+            <w:r>
+              <w:rPr>
+                <w:rFonts w:ascii="Times New Roman" w:hAnsi="Times New Roman"/>
+                <w:b w:val="0"/>
+                <w:i w:val="0"/>
+                <w:sz w:val="17"/>
+              </w:rPr>
+              <w:t>F(4,17) = 18,17</w:t>
+            </w:r>
+          </w:p>
+        </w:tc>
+        <w:tc>
+          <w:tcPr>
+            <w:tcW w:type="dxa" w:w="3135"/>
+          </w:tcPr>
+          <w:p>
+            <w:r>
+              <w:rPr>
+                <w:rFonts w:ascii="Times New Roman" w:hAnsi="Times New Roman"/>
+                <w:b w:val="0"/>
+                <w:i w:val="0"/>
+                <w:sz w:val="17"/>
+              </w:rPr>
+              <w:t>p &lt; 0,001</w:t>
+            </w:r>
+          </w:p>
+        </w:tc>
+      </w:tr>
+      <w:tr>
+        <w:tc>
+          <w:tcPr>
+            <w:tcW w:type="dxa" w:w="3135"/>
+          </w:tcPr>
+          <w:p>
+            <w:r>
+              <w:rPr>
+                <w:rFonts w:ascii="Times New Roman" w:hAnsi="Times New Roman"/>
+                <w:b w:val="0"/>
+                <w:i w:val="0"/>
+                <w:sz w:val="17"/>
+              </w:rPr>
+              <w:t>Tamanho de efeito multivariado — D de Mahalanobis (D1→D7)</w:t>
+            </w:r>
+          </w:p>
+        </w:tc>
+        <w:tc>
+          <w:tcPr>
+            <w:tcW w:type="dxa" w:w="3135"/>
+          </w:tcPr>
+          <w:p>
+            <w:r>
+              <w:rPr>
+                <w:rFonts w:ascii="Times New Roman" w:hAnsi="Times New Roman"/>
+                <w:b w:val="0"/>
+                <w:i w:val="0"/>
+                <w:sz w:val="17"/>
+              </w:rPr>
+              <w:t>D = 2,02</w:t>
+            </w:r>
+          </w:p>
+        </w:tc>
+        <w:tc>
+          <w:tcPr>
+            <w:tcW w:type="dxa" w:w="3135"/>
+          </w:tcPr>
+          <w:p>
+            <w:r>
+              <w:rPr>
+                <w:rFonts w:ascii="Times New Roman" w:hAnsi="Times New Roman"/>
+                <w:b w:val="0"/>
+                <w:i w:val="0"/>
+                <w:sz w:val="17"/>
+              </w:rPr>
+              <w:t>—</w:t>
+            </w:r>
+          </w:p>
+        </w:tc>
+      </w:tr>
+    </w:tbl>
+    <w:p>
+      <w:pPr>
+        <w:spacing w:after="120" w:line="240" w:lineRule="auto"/>
+        <w:jc w:val="left"/>
+      </w:pPr>
+      <w:r>
+        <w:rPr>
+          <w:rFonts w:ascii="Times New Roman" w:hAnsi="Times New Roman"/>
+          <w:b w:val="0"/>
+          <w:i w:val="0"/>
+          <w:sz w:val="20"/>
+        </w:rPr>
+        <w:t>Fonte: Dados da pesquisa (2026).</w:t>
+      </w:r>
+    </w:p>
+    <w:p>
+      <w:pPr>
+        <w:spacing w:line="360" w:lineRule="auto"/>
+        <w:ind w:firstLine="709"/>
+        <w:jc w:val="both"/>
+      </w:pPr>
+      <w:r>
+        <w:rPr>
+          <w:rFonts w:ascii="Times New Roman" w:hAnsi="Times New Roman"/>
+          <w:b w:val="0"/>
+          <w:i w:val="0"/>
+          <w:sz w:val="24"/>
+        </w:rPr>
+        <w:t>O modelo misto multivariado — que ajusta as quatro variáveis conjuntamente, com efeitos aleatórios de atleta — indica um efeito do dia altamente significativo sobre o perfil como um todo (razão de verossimilhança χ²(4) = 109,1; p ≈ 10⁻²²), confirmando que a deterioração é um deslocamento coordenado do vetor de humor, e não fruto de uma variável isolada. A comparação multivariada da linha de base ao último dia (Hotelling T²) é igualmente significativa (F(4,17) = 18,17; p &lt; 0,001), com tamanho de efeito multivariado muito grande (D de Mahalanobis = 2,02) — magnitude que integra, num único índice, o afastamento conjunto do vigor e das fadigas entre o início e o fim da semana.</w:t>
       </w:r>
     </w:p>
     <w:p>

--- a/Artigos/Perfil_Humor_Semana_PreTemporada_ABNT.docx
+++ b/Artigos/Perfil_Humor_Semana_PreTemporada_ABNT.docx
@@ -9648,6 +9648,487 @@
           <w:sz w:val="24"/>
         </w:rPr>
         <w:t>O modelo misto multivariado — que ajusta as quatro variáveis conjuntamente, com efeitos aleatórios de atleta — indica um efeito do dia altamente significativo sobre o perfil como um todo (razão de verossimilhança χ²(4) = 109,1; p ≈ 10⁻²²), confirmando que a deterioração é um deslocamento coordenado do vetor de humor, e não fruto de uma variável isolada. A comparação multivariada da linha de base ao último dia (Hotelling T²) é igualmente significativa (F(4,17) = 18,17; p &lt; 0,001), com tamanho de efeito multivariado muito grande (D de Mahalanobis = 2,02) — magnitude que integra, num único índice, o afastamento conjunto do vigor e das fadigas entre o início e o fim da semana.</w:t>
+      </w:r>
+    </w:p>
+    <w:p>
+      <w:pPr>
+        <w:spacing w:before="120" w:after="40"/>
+        <w:jc w:val="left"/>
+      </w:pPr>
+      <w:r>
+        <w:rPr>
+          <w:rFonts w:ascii="Times New Roman" w:hAnsi="Times New Roman"/>
+          <w:b/>
+          <w:i w:val="0"/>
+          <w:sz w:val="24"/>
+        </w:rPr>
+        <w:t>4.12 Acoplamento intra-atleta das variáveis (correlação de medidas repetidas, rmcorr)</w:t>
+      </w:r>
+    </w:p>
+    <w:p>
+      <w:pPr>
+        <w:spacing w:line="360" w:lineRule="auto"/>
+        <w:ind w:firstLine="709"/>
+        <w:jc w:val="both"/>
+      </w:pPr>
+      <w:r>
+        <w:rPr>
+          <w:rFonts w:ascii="Times New Roman" w:hAnsi="Times New Roman"/>
+          <w:b w:val="0"/>
+          <w:i w:val="0"/>
+          <w:sz w:val="24"/>
+        </w:rPr>
+        <w:t>Enquanto a correlação entre-atletas (Figura 7) descreve como os atletas se ordenam entre si, a correlação de medidas repetidas (rmcorr) descreve como as variáveis co-variam dentro de cada atleta ao longo da semana, removendo as diferenças de nível entre indivíduos. A matriz rmcorr (Figura 8) confirma o eixo energia–fadiga também no nível intraindividual: quando um atleta piora, o vigor cai e as fadigas sobem de forma acoplada — o vigor correlaciona-se negativamente com a fadiga do BRUMS (rmcorr = −0,48), a fadiga física (−0,50) e a PTH (−0,59), enquanto a fadiga do BRUMS e a fadiga física sobem juntas (rmcorr = +0,65) e ambas acompanham a PTH (+0,72 e +0,51). Esse acoplamento intraindividual reforça que o monitoramento de qualquer marcador do eixo captura, em boa parte, a mesma informação de estado.</w:t>
+      </w:r>
+    </w:p>
+    <w:p>
+      <w:pPr>
+        <w:spacing w:before="120" w:line="240" w:lineRule="auto"/>
+        <w:jc w:val="center"/>
+      </w:pPr>
+      <w:r>
+        <w:rPr>
+          <w:rFonts w:ascii="Times New Roman" w:hAnsi="Times New Roman"/>
+          <w:b w:val="0"/>
+          <w:i w:val="0"/>
+          <w:sz w:val="20"/>
+        </w:rPr>
+        <w:t>Figura 8 – Matriz de correlação intra-atleta (rmcorr) entre as variáveis do eixo energia–fadiga</w:t>
+      </w:r>
+    </w:p>
+    <w:p>
+      <w:pPr>
+        <w:jc w:val="center"/>
+      </w:pPr>
+      <w:r>
+        <w:drawing>
+          <wp:inline xmlns:a="http://schemas.openxmlformats.org/drawingml/2006/main" xmlns:pic="http://schemas.openxmlformats.org/drawingml/2006/picture">
+            <wp:extent cx="4389120" cy="3686861"/>
+            <wp:docPr id="18" name="Picture 18"/>
+            <wp:cNvGraphicFramePr>
+              <a:graphicFrameLocks noChangeAspect="1"/>
+            </wp:cNvGraphicFramePr>
+            <a:graphic>
+              <a:graphicData uri="http://schemas.openxmlformats.org/drawingml/2006/picture">
+                <pic:pic>
+                  <pic:nvPicPr>
+                    <pic:cNvPr id="0" name="x_rmcorr.png"/>
+                    <pic:cNvPicPr/>
+                  </pic:nvPicPr>
+                  <pic:blipFill>
+                    <a:blip r:embed="rId26"/>
+                    <a:stretch>
+                      <a:fillRect/>
+                    </a:stretch>
+                  </pic:blipFill>
+                  <pic:spPr>
+                    <a:xfrm>
+                      <a:off x="0" y="0"/>
+                      <a:ext cx="4389120" cy="3686861"/>
+                    </a:xfrm>
+                    <a:prstGeom prst="rect"/>
+                  </pic:spPr>
+                </pic:pic>
+              </a:graphicData>
+            </a:graphic>
+          </wp:inline>
+        </w:drawing>
+      </w:r>
+    </w:p>
+    <w:p>
+      <w:pPr>
+        <w:spacing w:after="120" w:line="240" w:lineRule="auto"/>
+        <w:jc w:val="center"/>
+      </w:pPr>
+      <w:r>
+        <w:rPr>
+          <w:rFonts w:ascii="Times New Roman" w:hAnsi="Times New Roman"/>
+          <w:b w:val="0"/>
+          <w:i w:val="0"/>
+          <w:sz w:val="20"/>
+        </w:rPr>
+        <w:t>Fonte: Elaborado pelos autores (2026).</w:t>
+      </w:r>
+    </w:p>
+    <w:p>
+      <w:pPr>
+        <w:spacing w:before="120" w:after="40"/>
+        <w:jc w:val="left"/>
+      </w:pPr>
+      <w:r>
+        <w:rPr>
+          <w:rFonts w:ascii="Times New Roman" w:hAnsi="Times New Roman"/>
+          <w:b/>
+          <w:i w:val="0"/>
+          <w:sz w:val="24"/>
+        </w:rPr>
+        <w:t>4.13 Análise fatorial confirmatória da estrutura de seis fatores do BRUMS</w:t>
+      </w:r>
+    </w:p>
+    <w:p>
+      <w:pPr>
+        <w:spacing w:before="120" w:line="240" w:lineRule="auto"/>
+        <w:jc w:val="left"/>
+      </w:pPr>
+      <w:r>
+        <w:rPr>
+          <w:rFonts w:ascii="Times New Roman" w:hAnsi="Times New Roman"/>
+          <w:b w:val="0"/>
+          <w:i w:val="0"/>
+          <w:sz w:val="20"/>
+        </w:rPr>
+        <w:t>Tabela 14 – Índices de ajuste da análise fatorial confirmatória do modelo de seis fatores do BRUMS (24 itens; estimação por máxima verossimilhança)</w:t>
+      </w:r>
+    </w:p>
+    <w:tbl>
+      <w:tblPr>
+        <w:tblW w:type="auto" w:w="0"/>
+        <w:jc w:val="center"/>
+        <w:tblLook w:firstColumn="1" w:firstRow="1" w:lastColumn="0" w:lastRow="0" w:noHBand="0" w:noVBand="1" w:val="04A0"/>
+        <w:tblBorders>
+          <w:top w:val="single" w:sz="6" w:space="0" w:color="000000"/>
+          <w:bottom w:val="single" w:sz="6" w:space="0" w:color="000000"/>
+          <w:insideH w:val="single" w:sz="6" w:space="0" w:color="000000"/>
+          <w:left w:val="none"/>
+          <w:right w:val="none"/>
+          <w:insideV w:val="none"/>
+        </w:tblBorders>
+      </w:tblPr>
+      <w:tblGrid>
+        <w:gridCol w:w="3135"/>
+        <w:gridCol w:w="3135"/>
+        <w:gridCol w:w="3135"/>
+      </w:tblGrid>
+      <w:tr>
+        <w:tc>
+          <w:tcPr>
+            <w:tcW w:type="dxa" w:w="3135"/>
+          </w:tcPr>
+          <w:p>
+            <w:r>
+              <w:rPr>
+                <w:rFonts w:ascii="Times New Roman" w:hAnsi="Times New Roman"/>
+                <w:b/>
+                <w:i w:val="0"/>
+                <w:sz w:val="17"/>
+              </w:rPr>
+              <w:t>Índice</w:t>
+            </w:r>
+          </w:p>
+        </w:tc>
+        <w:tc>
+          <w:tcPr>
+            <w:tcW w:type="dxa" w:w="3135"/>
+          </w:tcPr>
+          <w:p>
+            <w:r>
+              <w:rPr>
+                <w:rFonts w:ascii="Times New Roman" w:hAnsi="Times New Roman"/>
+                <w:b/>
+                <w:i w:val="0"/>
+                <w:sz w:val="17"/>
+              </w:rPr>
+              <w:t>Valor</w:t>
+            </w:r>
+          </w:p>
+        </w:tc>
+        <w:tc>
+          <w:tcPr>
+            <w:tcW w:type="dxa" w:w="3135"/>
+          </w:tcPr>
+          <w:p>
+            <w:r>
+              <w:rPr>
+                <w:rFonts w:ascii="Times New Roman" w:hAnsi="Times New Roman"/>
+                <w:b/>
+                <w:i w:val="0"/>
+                <w:sz w:val="17"/>
+              </w:rPr>
+              <w:t>Referência</w:t>
+            </w:r>
+          </w:p>
+        </w:tc>
+      </w:tr>
+      <w:tr>
+        <w:tc>
+          <w:tcPr>
+            <w:tcW w:type="dxa" w:w="3135"/>
+          </w:tcPr>
+          <w:p>
+            <w:r>
+              <w:rPr>
+                <w:rFonts w:ascii="Times New Roman" w:hAnsi="Times New Roman"/>
+                <w:b w:val="0"/>
+                <w:i w:val="0"/>
+                <w:sz w:val="17"/>
+              </w:rPr>
+              <w:t>χ² (df)</w:t>
+            </w:r>
+          </w:p>
+        </w:tc>
+        <w:tc>
+          <w:tcPr>
+            <w:tcW w:type="dxa" w:w="3135"/>
+          </w:tcPr>
+          <w:p>
+            <w:r>
+              <w:rPr>
+                <w:rFonts w:ascii="Times New Roman" w:hAnsi="Times New Roman"/>
+                <w:b w:val="0"/>
+                <w:i w:val="0"/>
+                <w:sz w:val="17"/>
+              </w:rPr>
+              <w:t>923 (237)</w:t>
+            </w:r>
+          </w:p>
+        </w:tc>
+        <w:tc>
+          <w:tcPr>
+            <w:tcW w:type="dxa" w:w="3135"/>
+          </w:tcPr>
+          <w:p>
+            <w:r>
+              <w:rPr>
+                <w:rFonts w:ascii="Times New Roman" w:hAnsi="Times New Roman"/>
+                <w:b w:val="0"/>
+                <w:i w:val="0"/>
+                <w:sz w:val="17"/>
+              </w:rPr>
+              <w:t>—</w:t>
+            </w:r>
+          </w:p>
+        </w:tc>
+      </w:tr>
+      <w:tr>
+        <w:tc>
+          <w:tcPr>
+            <w:tcW w:type="dxa" w:w="3135"/>
+          </w:tcPr>
+          <w:p>
+            <w:r>
+              <w:rPr>
+                <w:rFonts w:ascii="Times New Roman" w:hAnsi="Times New Roman"/>
+                <w:b w:val="0"/>
+                <w:i w:val="0"/>
+                <w:sz w:val="17"/>
+              </w:rPr>
+              <w:t>CFI</w:t>
+            </w:r>
+          </w:p>
+        </w:tc>
+        <w:tc>
+          <w:tcPr>
+            <w:tcW w:type="dxa" w:w="3135"/>
+          </w:tcPr>
+          <w:p>
+            <w:r>
+              <w:rPr>
+                <w:rFonts w:ascii="Times New Roman" w:hAnsi="Times New Roman"/>
+                <w:b w:val="0"/>
+                <w:i w:val="0"/>
+                <w:sz w:val="17"/>
+              </w:rPr>
+              <w:t>0,864</w:t>
+            </w:r>
+          </w:p>
+        </w:tc>
+        <w:tc>
+          <w:tcPr>
+            <w:tcW w:type="dxa" w:w="3135"/>
+          </w:tcPr>
+          <w:p>
+            <w:r>
+              <w:rPr>
+                <w:rFonts w:ascii="Times New Roman" w:hAnsi="Times New Roman"/>
+                <w:b w:val="0"/>
+                <w:i w:val="0"/>
+                <w:sz w:val="17"/>
+              </w:rPr>
+              <w:t>≥ 0,90 (aceitável); ≥ 0,95 (bom)</w:t>
+            </w:r>
+          </w:p>
+        </w:tc>
+      </w:tr>
+      <w:tr>
+        <w:tc>
+          <w:tcPr>
+            <w:tcW w:type="dxa" w:w="3135"/>
+          </w:tcPr>
+          <w:p>
+            <w:r>
+              <w:rPr>
+                <w:rFonts w:ascii="Times New Roman" w:hAnsi="Times New Roman"/>
+                <w:b w:val="0"/>
+                <w:i w:val="0"/>
+                <w:sz w:val="17"/>
+              </w:rPr>
+              <w:t>TLI</w:t>
+            </w:r>
+          </w:p>
+        </w:tc>
+        <w:tc>
+          <w:tcPr>
+            <w:tcW w:type="dxa" w:w="3135"/>
+          </w:tcPr>
+          <w:p>
+            <w:r>
+              <w:rPr>
+                <w:rFonts w:ascii="Times New Roman" w:hAnsi="Times New Roman"/>
+                <w:b w:val="0"/>
+                <w:i w:val="0"/>
+                <w:sz w:val="17"/>
+              </w:rPr>
+              <w:t>0,842</w:t>
+            </w:r>
+          </w:p>
+        </w:tc>
+        <w:tc>
+          <w:tcPr>
+            <w:tcW w:type="dxa" w:w="3135"/>
+          </w:tcPr>
+          <w:p>
+            <w:r>
+              <w:rPr>
+                <w:rFonts w:ascii="Times New Roman" w:hAnsi="Times New Roman"/>
+                <w:b w:val="0"/>
+                <w:i w:val="0"/>
+                <w:sz w:val="17"/>
+              </w:rPr>
+              <w:t>≥ 0,90</w:t>
+            </w:r>
+          </w:p>
+        </w:tc>
+      </w:tr>
+      <w:tr>
+        <w:tc>
+          <w:tcPr>
+            <w:tcW w:type="dxa" w:w="3135"/>
+          </w:tcPr>
+          <w:p>
+            <w:r>
+              <w:rPr>
+                <w:rFonts w:ascii="Times New Roman" w:hAnsi="Times New Roman"/>
+                <w:b w:val="0"/>
+                <w:i w:val="0"/>
+                <w:sz w:val="17"/>
+              </w:rPr>
+              <w:t>RMSEA</w:t>
+            </w:r>
+          </w:p>
+        </w:tc>
+        <w:tc>
+          <w:tcPr>
+            <w:tcW w:type="dxa" w:w="3135"/>
+          </w:tcPr>
+          <w:p>
+            <w:r>
+              <w:rPr>
+                <w:rFonts w:ascii="Times New Roman" w:hAnsi="Times New Roman"/>
+                <w:b w:val="0"/>
+                <w:i w:val="0"/>
+                <w:sz w:val="17"/>
+              </w:rPr>
+              <w:t>0,080</w:t>
+            </w:r>
+          </w:p>
+        </w:tc>
+        <w:tc>
+          <w:tcPr>
+            <w:tcW w:type="dxa" w:w="3135"/>
+          </w:tcPr>
+          <w:p>
+            <w:r>
+              <w:rPr>
+                <w:rFonts w:ascii="Times New Roman" w:hAnsi="Times New Roman"/>
+                <w:b w:val="0"/>
+                <w:i w:val="0"/>
+                <w:sz w:val="17"/>
+              </w:rPr>
+              <w:t>≤ 0,08 (aceitável); ≤ 0,06 (bom)</w:t>
+            </w:r>
+          </w:p>
+        </w:tc>
+      </w:tr>
+      <w:tr>
+        <w:tc>
+          <w:tcPr>
+            <w:tcW w:type="dxa" w:w="3135"/>
+          </w:tcPr>
+          <w:p>
+            <w:r>
+              <w:rPr>
+                <w:rFonts w:ascii="Times New Roman" w:hAnsi="Times New Roman"/>
+                <w:b w:val="0"/>
+                <w:i w:val="0"/>
+                <w:sz w:val="17"/>
+              </w:rPr>
+              <w:t>SRMR</w:t>
+            </w:r>
+          </w:p>
+        </w:tc>
+        <w:tc>
+          <w:tcPr>
+            <w:tcW w:type="dxa" w:w="3135"/>
+          </w:tcPr>
+          <w:p>
+            <w:r>
+              <w:rPr>
+                <w:rFonts w:ascii="Times New Roman" w:hAnsi="Times New Roman"/>
+                <w:b w:val="0"/>
+                <w:i w:val="0"/>
+                <w:sz w:val="17"/>
+              </w:rPr>
+              <w:t>0,084</w:t>
+            </w:r>
+          </w:p>
+        </w:tc>
+        <w:tc>
+          <w:tcPr>
+            <w:tcW w:type="dxa" w:w="3135"/>
+          </w:tcPr>
+          <w:p>
+            <w:r>
+              <w:rPr>
+                <w:rFonts w:ascii="Times New Roman" w:hAnsi="Times New Roman"/>
+                <w:b w:val="0"/>
+                <w:i w:val="0"/>
+                <w:sz w:val="17"/>
+              </w:rPr>
+              <w:t>≤ 0,08</w:t>
+            </w:r>
+          </w:p>
+        </w:tc>
+      </w:tr>
+    </w:tbl>
+    <w:p>
+      <w:pPr>
+        <w:spacing w:after="120" w:line="240" w:lineRule="auto"/>
+        <w:jc w:val="left"/>
+      </w:pPr>
+      <w:r>
+        <w:rPr>
+          <w:rFonts w:ascii="Times New Roman" w:hAnsi="Times New Roman"/>
+          <w:b w:val="0"/>
+          <w:i w:val="0"/>
+          <w:sz w:val="20"/>
+        </w:rPr>
+        <w:t>Fonte: Dados da pesquisa (2026).</w:t>
+      </w:r>
+    </w:p>
+    <w:p>
+      <w:pPr>
+        <w:spacing w:line="360" w:lineRule="auto"/>
+        <w:ind w:firstLine="709"/>
+        <w:jc w:val="both"/>
+      </w:pPr>
+      <w:r>
+        <w:rPr>
+          <w:rFonts w:ascii="Times New Roman" w:hAnsi="Times New Roman"/>
+          <w:b w:val="0"/>
+          <w:i w:val="0"/>
+          <w:sz w:val="24"/>
+        </w:rPr>
+        <w:t>A análise fatorial confirmatória testou a estrutura hipotetizada de seis fatores correlacionados (cada subescala com quatro itens). O ajuste foi aceitável, ainda que limítrofe: RMSEA = 0,080 e SRMR = 0,084 nos limiares de aceitação, com CFI = 0,86 e TLI = 0,84 pouco abaixo do valor de referência de 0,90. As cargas padronizadas foram, em geral, elevadas (depressão 0,71–0,87; raiva 0,71–0,85; fadiga até 0,91), com exceção de itens isolados ancorados no piso (na tensão, no vigor e na confusão), que apresentaram cargas baixas e explicam a parte do desajuste — coerente com a menor confiabilidade da tensão (Tabela 12). As correlações entre fatores reproduzem a estrutura afetiva esperada (vigor × fadiga = −0,55; depressão × confusão = +0,72). Cabe a ressalva metodológica de que as 457 observações são medidas repetidas aninhadas em 27 atletas — não independentes —, de modo que os índices devem ser lidos como aproximação confirmatória; ainda assim, sustentam a validade de construto do instrumento neste contexto, com a tensão como a dimensão mais frágil.</w:t>
       </w:r>
     </w:p>
     <w:p>
